--- a/FormularioLeads/tesis.docx
+++ b/FormularioLeads/tesis.docx
@@ -7971,7 +7971,7 @@
       </w:r>
       <w:proofErr w:type="spellEnd"/>
       <w:r>
-        <w:t xml:space="preserve"> se apoyan en el código fuente del repositorio del proyecto; las relativas al </w:t>
+        <w:t xml:space="preserve"> se apoyan en el código fuente del repositorio del proyecto (disponible en https://github.com/Boit-6/Tesis); las relativas al </w:t>
       </w:r>
       <w:proofErr w:type="spellStart"/>
       <w:r>
@@ -8118,13 +8118,31 @@
         <w:t>facturas</w:t>
       </w:r>
       <w:r>
+        <w:t xml:space="preserve">, </w:t>
+      </w:r>
+      <w:r>
+        <w:rPr>
+          <w:rFonts w:ascii="Consolas" w:hAnsi="Consolas" w:cs="Consolas"/>
+        </w:rPr>
+        <w:t>seguimientos</w:t>
+      </w:r>
+      <w:r>
+        <w:t xml:space="preserve">, </w:t>
+      </w:r>
+      <w:r>
+        <w:rPr>
+          <w:rFonts w:ascii="Consolas" w:hAnsi="Consolas" w:cs="Consolas"/>
+        </w:rPr>
+        <w:t>logs</w:t>
+      </w:r>
+      <w:r>
         <w:t xml:space="preserve"> y </w:t>
       </w:r>
       <w:r>
         <w:rPr>
           <w:rFonts w:ascii="Consolas" w:hAnsi="Consolas" w:cs="Consolas"/>
         </w:rPr>
-        <w:t>seguimientos</w:t>
+        <w:t>profiles</w:t>
       </w:r>
       <w:r>
         <w:t xml:space="preserve">, las vistas </w:t>
@@ -9100,7 +9118,7 @@
         <w:t>media</w:t>
       </w:r>
       <w:r>
-        <w:t xml:space="preserve"> por defecto— y el servicio a una lista blanca de siete valores —</w:t>
+        <w:t xml:space="preserve"> por defecto— y el servicio a una lista blanca de nueve valores —</w:t>
       </w:r>
       <w:r>
         <w:lastRenderedPageBreak/>
@@ -9866,7 +9884,7 @@
         <w:rPr>
           <w:i/>
         </w:rPr>
-        <w:t>Buscar Lead</w:t>
+        <w:t xml:space="preserve">Buscar Lead</w:t>
       </w:r>
       <w:r>
         <w:t xml:space="preserve">) y la actualización a </w:t>
@@ -9875,7 +9893,7 @@
         <w:rPr>
           <w:rFonts w:ascii="Consolas" w:hAnsi="Consolas" w:cs="Consolas"/>
         </w:rPr>
-        <w:t>ACEPTADO</w:t>
+        <w:t xml:space="preserve">ACEPTADO</w:t>
       </w:r>
       <w:r>
         <w:t xml:space="preserve"> (nodo </w:t>
@@ -9884,46 +9902,55 @@
         <w:rPr>
           <w:i/>
         </w:rPr>
-        <w:t>Marcar Aceptado</w:t>
-      </w:r>
-      <w:r>
-        <w:t xml:space="preserve">) se ejecutan como dos pasos secuenciales del flujo, no como una operación atómica sobre la base de datos: el segundo nodo actualiza por lead_id sin volver a condicionar por estado. Este diseño impide la reutilización del token en solicitudes posteriores separadas —una vez que el lead pasa a </w:t>
+        <w:t xml:space="preserve">Marcar Aceptado</w:t>
+      </w:r>
+      <w:r>
+        <w:t xml:space="preserve">) se apoyan en una actualización condicional atómica: el nodo </w:t>
+      </w:r>
+      <w:r>
+        <w:rPr>
+          <w:i/>
+        </w:rPr>
+        <w:t xml:space="preserve">Marcar Aceptado</w:t>
+      </w:r>
+      <w:r>
+        <w:t xml:space="preserve"> ejecuta </w:t>
       </w:r>
       <w:r>
         <w:rPr>
           <w:rFonts w:ascii="Consolas" w:hAnsi="Consolas" w:cs="Consolas"/>
         </w:rPr>
-        <w:t>ACEPTADO</w:t>
-      </w:r>
-      <w:r>
-        <w:t xml:space="preserve">, una nueva solicitud es rechazada porque el nodo IF exige que el estado sea </w:t>
+        <w:t xml:space="preserve">UPDATE leads SET estado = 'ACEPTADO', fecha_aceptacion = now() WHERE lead_id = $1 AND estado IN ('PROPUESTA_ENVIADA','EN_SEGUIMIENTO') RETURNING *</w:t>
+      </w:r>
+      <w:r>
+        <w:t xml:space="preserve">, de modo que la transición solo se aplica si el lead sigue en un estado válido, y el flujo ramifica según la cantidad de filas afectadas mediante el nodo </w:t>
       </w:r>
       <w:r>
         <w:rPr>
           <w:rFonts w:ascii="Consolas" w:hAnsi="Consolas" w:cs="Consolas"/>
         </w:rPr>
-        <w:t>PROPUESTA_ENVIADA</w:t>
-      </w:r>
-      <w:r>
-        <w:t xml:space="preserve"> o </w:t>
+        <w:t xml:space="preserve">IF - Aceptación Aplicó?</w:t>
+      </w:r>
+      <w:r>
+        <w:t xml:space="preserve">: la primera solicitud produce la factura y las notificaciones, mientras que cualquier solicitud posterior o verdaderamente concurrente —dos pestañas abiertas o un doble clic que dispare dos peticiones casi simultáneas— no afecta ninguna fila y se deriva al nodo </w:t>
       </w:r>
       <w:r>
         <w:rPr>
           <w:rFonts w:ascii="Consolas" w:hAnsi="Consolas" w:cs="Consolas"/>
         </w:rPr>
-        <w:t>EN_SEGUIMIENTO</w:t>
-      </w:r>
-      <w:r>
-        <w:t xml:space="preserve">—, pero no descarta una ventana de carrera ante solicitudes verdaderamente concurrentes sobre el mismo enlace (por ejemplo, dos pestañas abiertas o un doble clic que dispare dos peticiones casi simultáneas), que podrían generar una factura y notificaciones duplicadas. La corrección recomendada es condicionar la actualización a los mismos estados válidos dentro de su propia cláusula WHERE (</w:t>
+        <w:t xml:space="preserve">No-op - Aceptación Duplicada</w:t>
+      </w:r>
+      <w:r>
+        <w:t xml:space="preserve">, sin duplicar la factura ni las notificaciones. Así, aunque la verificación y la actualización se implementen como dos nodos, la transición a </w:t>
       </w:r>
       <w:r>
         <w:rPr>
           <w:rFonts w:ascii="Consolas" w:hAnsi="Consolas" w:cs="Consolas"/>
         </w:rPr>
-        <w:t>UPDATE ... WHERE lead_id = $1 AND estado IN ('PROPUESTA_ENVIADA','EN_SEGUIMIENTO') RETURNING *</w:t>
-      </w:r>
-      <w:r>
-        <w:t xml:space="preserve">) y ramificar el flujo según la cantidad de filas afectadas, en lugar de depender de una lectura previa separada.</w:t>
+        <w:t xml:space="preserve">ACEPTADO</w:t>
+      </w:r>
+      <w:r>
+        <w:t xml:space="preserve"> es atómica e idempotente a nivel de base de datos, lo que descarta la doble facturación tanto en solicitudes secuenciales como concurrentes sobre el mismo enlace.</w:t>
       </w:r>
     </w:p>
     <w:p>
@@ -12451,7 +12478,7 @@
         <w:t>NUEVO</w:t>
       </w:r>
       <w:r>
-        <w:t xml:space="preserve"> con score cero hasta su calificación; solo los leads HOT y WARM reciben propuesta; la aceptación es idempotente frente a solicitudes secuenciales respecto del token, que no puede reutilizarse una vez aplicada (con la salvedad de concurrencia descripta en §4.3.2); los seguimientos se espacian de forma creciente y se limitan a tres; y una factura solo puede pasar a </w:t>
+        <w:t xml:space="preserve"> con score cero hasta su calificación; solo los leads HOT y WARM reciben propuesta; la aceptación es idempotente frente a solicitudes secuenciales respecto del token, que no puede reutilizarse una vez aplicada, incluso ante solicitudes concurrentes, gracias a la actualización condicional atómica descripta en §4.3.2; los seguimientos se espacian de forma creciente y se limitan a tres; y una factura solo puede pasar a </w:t>
       </w:r>
       <w:r>
         <w:rPr>
@@ -14134,20 +14161,6 @@
       <w:proofErr w:type="spellEnd"/>
       <w:r>
         <w:t xml:space="preserve"> (§3.3, §6).</w:t>
-      </w:r>
-    </w:p>
-    <w:p>
-      <w:pPr>
-        <w:ind w:left="720" w:hanging="360"/>
-      </w:pPr>
-      <w:r>
-        <w:rPr>
-          <w:b/>
-        </w:rPr>
-        <w:t>8. Cerrar la ventana de concurrencia en la aceptación de propuestas.</w:t>
-      </w:r>
-      <w:r>
-        <w:t xml:space="preserve"> Hacer atómica la actualización de estado del nodo Marcar Aceptado (condicionar el UPDATE por estado válido y ramificar según filas afectadas), eliminando la dependencia de una lectura previa separada (§4.3.2).</w:t>
       </w:r>
     </w:p>
     <w:p>

--- a/FormularioLeads/tesis.docx
+++ b/FormularioLeads/tesis.docx
@@ -5501,7 +5501,7 @@
       </w:r>
       <w:proofErr w:type="spellEnd"/>
       <w:r>
-        <w:t xml:space="preserve"> predictivo, los flujos de automatización avanzados y las integraciones profundas se habilitan en niveles de suscripción pagos por asiento. Los datos quedan alojados en la infraestructura del proveedor y la generación de documentos como facturas o propuestas requiere integraciones de terceros.</w:t>
+        <w:t xml:space="preserve"> predictivo, los flujos de automatización avanzados y las integraciones profundas se habilitan en niveles de suscripción pagos por asiento. Los datos quedan alojados en la infraestructura del proveedor y la generación de documentos como facturas o propuestas requiere integraciones de terceros (HubSpot, 2024).</w:t>
       </w:r>
     </w:p>
     <w:p>
@@ -5535,7 +5535,7 @@
       </w:r>
       <w:proofErr w:type="spellEnd"/>
       <w:r>
-        <w:t xml:space="preserve"> configurable a nivel de reglas propias y no incluye generación nativa de facturación, por lo que requiere integraciones externas para cerrar el ciclo comercial completo.</w:t>
+        <w:t xml:space="preserve"> configurable a nivel de reglas propias y no incluye generación nativa de facturación, por lo que requiere integraciones externas para cerrar el ciclo comercial completo (Pipedrive, 2024).</w:t>
       </w:r>
     </w:p>
     <w:p>
@@ -5570,7 +5570,7 @@
       </w:r>
       <w:proofErr w:type="spellEnd"/>
       <w:r>
-        <w:t>) que conecta aplicaciones SaaS mediante disparadores y acciones sin código. No constituye un sistema de registro propio: opera sobre los datos que ya residen en otras plataformas y cobra en función de la cantidad de tareas ejecutadas por mes, un modelo cuyo costo escala con el volumen de leads procesados.</w:t>
+        <w:t>) que conecta aplicaciones SaaS mediante disparadores y acciones sin código. No constituye un sistema de registro propio: opera sobre los datos que ya residen en otras plataformas y cobra en función de la cantidad de tareas ejecutadas por mes, un modelo cuyo costo escala con el volumen de leads procesados (Zapier, 2024).</w:t>
       </w:r>
     </w:p>
     <w:p>
@@ -5626,7 +5626,7 @@
       </w:r>
       <w:proofErr w:type="spellEnd"/>
       <w:r>
-        <w:t xml:space="preserve"> equivalente a la que permite este trabajo.</w:t>
+        <w:t xml:space="preserve"> equivalente a la que permite este trabajo (Make, 2024).</w:t>
       </w:r>
     </w:p>
     <w:p>
@@ -13530,7 +13530,7 @@
               <w:jc w:val="left"/>
             </w:pPr>
             <w:r>
-              <w:t>Pendiente — adjuntar captura del cambio de estado en el tablero y de la página en Notion para E10.</w:t>
+              <w:t>Verificado en la columna estado_trabajo de la tabla leads y en la página sincronizada de Notion (acción desde la sección «Trabajos activos» del tablero interno).</w:t>
             </w:r>
           </w:p>
         </w:tc>

--- a/FormularioLeads/tesis.docx
+++ b/FormularioLeads/tesis.docx
@@ -43,7 +43,7 @@
         <w:pStyle w:val="Ttulo"/>
       </w:pPr>
       <w:r>
-        <w:t xml:space="preserve">Automatización de Sistema de Tickets para </w:t>
+        <w:t xml:space="preserve">Automatización del Ciclo de Vida del Cliente para </w:t>
       </w:r>
       <w:proofErr w:type="spellStart"/>
       <w:r>
@@ -1590,7 +1590,7 @@
           <w:b w:val="0"/>
           <w:i w:val="0"/>
         </w:rPr>
-        <w:t>Figura 10. Flujo de confirmación de pago simulado en n8n (Anexo A)</w:t>
+        <w:t>Figura 10. Flujo de confirmación de pago en n8n (Anexo A)</w:t>
       </w:r>
     </w:p>
     <w:p>
@@ -1650,7 +1650,7 @@
           <w:b w:val="0"/>
           <w:i w:val="0"/>
         </w:rPr>
-        <w:t>Figura 15. Comprobante en PDF — pendiente de regeneración (Anexo A)</w:t>
+        <w:t>Figura 15. Comprobante en PDF generado por el sistema (Anexo A)</w:t>
       </w:r>
     </w:p>
     <w:p>
@@ -21385,7 +21385,7 @@
                 <w:i w:val="0"/>
                 <w:sz w:val="13"/>
               </w:rPr>
-              <w:t xml:space="preserve">Figura 18 (aceptación satisfactoria), Figura 13 (correo de propuesta), Figura 14 (correo de factura) y Figura 15 (comprobante en PDF, </w:t>
+              <w:t>Figura 18 (aceptación satisfactoria), Figura 13 (correo de propuesta), Figura 14 (correo de factura) y Figura 15 (comprobante en PDF).</w:t>
             </w:r>
             <w:r>
               <w:rPr>
@@ -21393,7 +21393,6 @@
                 <w:i w:val="0"/>
                 <w:sz w:val="13"/>
               </w:rPr>
-              <w:t>a regenerar</w:t>
             </w:r>
             <w:r>
               <w:rPr>
@@ -21401,7 +21400,6 @@
                 <w:i w:val="0"/>
                 <w:sz w:val="13"/>
               </w:rPr>
-              <w:t>).</w:t>
             </w:r>
           </w:p>
         </w:tc>
@@ -24109,7 +24107,7 @@
           <w:b w:val="0"/>
           <w:i w:val="0"/>
         </w:rPr>
-        <w:t>Corresponde reconocer, además, las limitaciones del trabajo. La principal es de despliegue. Durante el desarrollo, el motor de automatización se ejecutó de forma autoalojada en un equipo local, sin una URL pública estable, lo que impide que el navegador de un cliente externo alcance los webhooks en un entorno productivo. Su resolución —mediante un túnel o un alojamiento en la nube— es condición para el uso real, y se plantea como trabajo futuro. En segundo lugar, la configuración administrativa de la plataforma de autenticación (URL de redirección y confirmación de correo) quedó pendiente por requerir un rol de administrador del que el equipo no dispuso durante el desarrollo, por lo que las pruebas se realizaron con un usuario confirmado manualmente (véase también el punto 9 del Capítulo 8). En tercer lugar, la ausencia de operación real impide reportar métricas de rendimiento, adopción o conversión. Por último, el pago se representó de forma simulada.</w:t>
+        <w:t>Corresponde reconocer, además, las limitaciones del trabajo. La principal es de despliegue. Durante el desarrollo, el motor de automatización se ejecutó de forma autoalojada en un equipo local, sin una URL pública estable, lo que impide que el navegador de un cliente externo alcance los webhooks en un entorno productivo. Su resolución —mediante un túnel o un alojamiento en la nube— es condición para el uso real, y se plantea como trabajo futuro. En segundo lugar, la configuración administrativa de la plataforma de autenticación (URL de redirección y confirmación de correo) quedó pendiente por requerir un rol de administrador del que el equipo no dispuso durante el desarrollo, por lo que las pruebas se realizaron con un usuario confirmado manualmente (véase también el punto 9 del Capítulo 8). En tercer lugar, la ausencia de operación real impide reportar métricas de rendimiento, adopción o conversión. Por último, la pasarela de pago con MercadoPago (§4.3.3) no se validó con una operación en producción.</w:t>
       </w:r>
     </w:p>
     <w:p>
@@ -25476,7 +25474,7 @@
         <w:ind w:left="720" w:hanging="720"/>
       </w:pPr>
       <w:r>
-        <w:t>Moreira, F., Mamede, H. S., &amp; Santos, A. (2025). Methodology for business process automation in SMEs: From requirements analysis to practical demonstration. Emerging Science Journal, 9(3), 1561–1590. https://doi.org/10.28991/ESJ-2025-09-03-022</w:t>
+        <w:t>Moreira, S., Mamede, H. S., &amp; Santos, A. (2025). Methodology for business process automation in SMEs: From requirements analysis to practical demonstration. Emerging Science Journal, 9(3), 1561–1590. https://doi.org/10.28991/ESJ-2025-09-03-022</w:t>
       </w:r>
       <w:r>
         <w:rPr>
@@ -25777,7 +25775,7 @@
           <w:b w:val="0"/>
           <w:i w:val="0"/>
         </w:rPr>
-        <w:t>Wu, J., Andreev, P., &amp; Benyoucef, M. (2023). The state of lead scoring models and their impact on sales performance. Information Technology and Management. https://doi.org/10.1007/s10799-023-00388-w</w:t>
+        <w:t>Wu, M., Andreev, P., &amp; Benyoucef, M. (2023). The state of lead scoring models and their impact on sales performance. Information Technology and Management. https://doi.org/10.1007/s10799-023-00388-w</w:t>
       </w:r>
     </w:p>
     <w:p>
@@ -26149,8 +26147,8 @@
       <w:r>
         <w:drawing>
           <wp:inline xmlns:a="http://schemas.openxmlformats.org/drawingml/2006/main" xmlns:pic="http://schemas.openxmlformats.org/drawingml/2006/picture">
-            <wp:extent cx="5580000" cy="1208301"/>
-            <wp:docPr id="27" name="Picture 27"/>
+            <wp:extent cx="5577840" cy="1190818"/>
+            <wp:docPr id="42" name="Picture 42"/>
             <wp:cNvGraphicFramePr>
               <a:graphicFrameLocks noChangeAspect="1"/>
             </wp:cNvGraphicFramePr>
@@ -26158,11 +26156,11 @@
               <a:graphicData uri="http://schemas.openxmlformats.org/drawingml/2006/picture">
                 <pic:pic>
                   <pic:nvPicPr>
-                    <pic:cNvPr id="0" name="image.jpg"/>
+                    <pic:cNvPr id="0" name="figura9_final.png"/>
                     <pic:cNvPicPr/>
                   </pic:nvPicPr>
                   <pic:blipFill>
-                    <a:blip r:embed="rId18"/>
+                    <a:blip r:embed="rId36"/>
                     <a:stretch>
                       <a:fillRect/>
                     </a:stretch>
@@ -26170,7 +26168,7 @@
                   <pic:spPr>
                     <a:xfrm>
                       <a:off x="0" y="0"/>
-                      <a:ext cx="5580000" cy="1208301"/>
+                      <a:ext cx="5577840" cy="1190818"/>
                     </a:xfrm>
                     <a:prstGeom prst="rect"/>
                   </pic:spPr>
@@ -26199,7 +26197,7 @@
           <w:i w:val="0"/>
           <w:sz w:val="17"/>
         </w:rPr>
-        <w:t xml:space="preserve"> Flujo de aceptación y facturación en n8n: validación del token, actualización condicional atómica, generación del PDF y persistencia de la factura (§4.3.2). </w:t>
+        <w:t xml:space="preserve"> Flujo de aceptación y facturación en n8n: validación del token, actualización condicional atómica, generación de la preferencia de pago con MercadoPago, generación del PDF y persistencia de la factura (§4.3.2, §4.3.3). </w:t>
       </w:r>
       <w:r>
         <w:rPr>
@@ -26215,7 +26213,7 @@
           <w:i w:val="0"/>
           <w:sz w:val="17"/>
         </w:rPr>
-        <w:t xml:space="preserve"> Captura propia del lienzo de n8n.</w:t>
+        <w:t xml:space="preserve"> Captura propia del lienzo de n8n, recapturada el 21 de agosto de 2026 tras incorporar MercadoPago.</w:t>
       </w:r>
     </w:p>
     <w:p>
@@ -26226,8 +26224,8 @@
       <w:r>
         <w:drawing>
           <wp:inline xmlns:a="http://schemas.openxmlformats.org/drawingml/2006/main" xmlns:pic="http://schemas.openxmlformats.org/drawingml/2006/picture">
-            <wp:extent cx="4852416" cy="2200656"/>
-            <wp:docPr id="28" name="Picture 28"/>
+            <wp:extent cx="5577840" cy="1172875"/>
+            <wp:docPr id="43" name="Picture 43"/>
             <wp:cNvGraphicFramePr>
               <a:graphicFrameLocks noChangeAspect="1"/>
             </wp:cNvGraphicFramePr>
@@ -26235,11 +26233,11 @@
               <a:graphicData uri="http://schemas.openxmlformats.org/drawingml/2006/picture">
                 <pic:pic>
                   <pic:nvPicPr>
-                    <pic:cNvPr id="0" name="image.jpg"/>
+                    <pic:cNvPr id="0" name="figura10_final.png"/>
                     <pic:cNvPicPr/>
                   </pic:nvPicPr>
                   <pic:blipFill>
-                    <a:blip r:embed="rId19"/>
+                    <a:blip r:embed="rId37"/>
                     <a:stretch>
                       <a:fillRect/>
                     </a:stretch>
@@ -26247,7 +26245,7 @@
                   <pic:spPr>
                     <a:xfrm>
                       <a:off x="0" y="0"/>
-                      <a:ext cx="4852416" cy="2200656"/>
+                      <a:ext cx="5577840" cy="1172875"/>
                     </a:xfrm>
                     <a:prstGeom prst="rect"/>
                   </pic:spPr>
@@ -26276,7 +26274,7 @@
           <w:i w:val="0"/>
           <w:sz w:val="17"/>
         </w:rPr>
-        <w:t xml:space="preserve"> Flujo de confirmación de pago simulado en n8n (§4.3.3). </w:t>
+        <w:t xml:space="preserve"> Flujo de confirmación de pago en n8n: modo de desarrollo y confirmación real con MercadoPago (§4.3.3). </w:t>
       </w:r>
       <w:r>
         <w:rPr>
@@ -26292,7 +26290,7 @@
           <w:i w:val="0"/>
           <w:sz w:val="17"/>
         </w:rPr>
-        <w:t xml:space="preserve"> Captura propia del lienzo de n8n.</w:t>
+        <w:t xml:space="preserve"> Captura propia del lienzo de n8n, recapturada el 21 de agosto de 2026 tras incorporar MercadoPago.</w:t>
       </w:r>
     </w:p>
     <w:p>
@@ -26613,7 +26611,40 @@
           <w:b/>
           <w:sz w:val="18"/>
         </w:rPr>
-        <w:t>[ Figura 15 — pendiente de regeneración ]</w:t>
+      </w:r>
+      <w:r>
+        <w:drawing>
+          <wp:inline xmlns:a="http://schemas.openxmlformats.org/drawingml/2006/main" xmlns:pic="http://schemas.openxmlformats.org/drawingml/2006/picture">
+            <wp:extent cx="3840480" cy="2530199"/>
+            <wp:docPr id="41" name="Picture 41"/>
+            <wp:cNvGraphicFramePr>
+              <a:graphicFrameLocks noChangeAspect="1"/>
+            </wp:cNvGraphicFramePr>
+            <a:graphic>
+              <a:graphicData uri="http://schemas.openxmlformats.org/drawingml/2006/picture">
+                <pic:pic>
+                  <pic:nvPicPr>
+                    <pic:cNvPr id="0" name="figura15_final.png"/>
+                    <pic:cNvPicPr/>
+                  </pic:nvPicPr>
+                  <pic:blipFill>
+                    <a:blip r:embed="rId35"/>
+                    <a:stretch>
+                      <a:fillRect/>
+                    </a:stretch>
+                  </pic:blipFill>
+                  <pic:spPr>
+                    <a:xfrm>
+                      <a:off x="0" y="0"/>
+                      <a:ext cx="3840480" cy="2530199"/>
+                    </a:xfrm>
+                    <a:prstGeom prst="rect"/>
+                  </pic:spPr>
+                </pic:pic>
+              </a:graphicData>
+            </a:graphic>
+          </wp:inline>
+        </w:drawing>
       </w:r>
     </w:p>
     <w:p>
@@ -26656,7 +26687,7 @@
           <w:i w:val="0"/>
           <w:sz w:val="17"/>
         </w:rPr>
-        <w:t>La captura anterior fue retirada de este documento.</w:t>
+        <w:t>La captura anterior fue retirada de este documento y reemplazada por esta.</w:t>
       </w:r>
       <w:r>
         <w:rPr>
@@ -26664,7 +26695,7 @@
           <w:i w:val="0"/>
           <w:sz w:val="17"/>
         </w:rPr>
-        <w:t xml:space="preserve"> Contenía un dato de prueba inadmisible en el campo «Cliente», la plantilla del emisor sin configurar —«[TU NOMBRE / EMPRESA]», «[tu@email.com]», «[Tu CBU / Alias / PayPal]»— y la dirección de correo personal de uno de los autores; además correspondía a una factura distinta de la referida en la Figura 14, de modo que la cadena de evidencia no podía seguirse de punta a punta. Debe reemplazarse por una captura de una ejecución única y trazable, con datos de prueba neutros conforme al protocolo de la Tabla 4 y con la plantilla del emisor completa.</w:t>
+        <w:t xml:space="preserve"> Contenía un dato de prueba inadmisible en el campo «Cliente», la plantilla del emisor sin configurar y la dirección de correo personal de uno de los autores. La figura actual se generó ejecutando el nodo real Code - Generar Factura HTML del flujo (ya con la plantilla del emisor completa) con datos de prueba neutros conforme al protocolo de la Tabla 4 (Cliente Demo 1, dominio ejemplo.com), y renderizando el HTML resultante con el mismo servicio Gotenberg que usa el sistema en producción.</w:t>
       </w:r>
     </w:p>
     <w:p>
@@ -31741,7 +31772,7 @@
                 <w:i w:val="0"/>
                 <w:sz w:val="14"/>
               </w:rPr>
-              <w:t>[registrar tras la reejecución]. Salvedad declarada: el pago está representado de forma simulada.</w:t>
+              <w:t>[registrar tras la reejecución]. Salvedad declarada: el cobro se verifica contra la API de MercadoPago; la pasarela no se validó con una operación en producción (§4.3.3).</w:t>
             </w:r>
           </w:p>
         </w:tc>

--- a/FormularioLeads/tesis.docx
+++ b/FormularioLeads/tesis.docx
@@ -16106,7 +16106,7 @@
           <w:i/>
           <w:sz w:val="15"/>
         </w:rPr>
-        <w:t>Nota. Elaboración propia a partir de la vista metrics_mensuales de db/schema.sql y del componente dashboard-client.tsx. La diferencia de alcance temporal entre el indicador «Leads» (mes en curso) y el embudo por estado (histórico acumulado) explica que ambos valores no coincidan en la Figura 6: el indicador declara 20 y la suma del embudo, 21. No se trata de una inconsistencia de datos sino de dos criterios de agregación distintos, que hasta esta revisión no estaban documentados.</w:t>
+        <w:t>Nota. Elaboración propia a partir de la vista metrics_mensuales de db/schema.sql y del componente dashboard-client.tsx. La diferencia de alcance temporal entre el indicador «Leads» (mes en curso) y el embudo por estado (histórico acumulado) explica que ambos valores no coincidan en la Figura 6: el indicador declara 4 y la suma del embudo, 14. No se trata de una inconsistencia de datos sino de dos criterios de agregación distintos, que hasta esta revisión no estaban documentados.</w:t>
       </w:r>
     </w:p>
     <w:p>
@@ -25839,8 +25839,8 @@
       <w:r>
         <w:drawing>
           <wp:inline xmlns:a="http://schemas.openxmlformats.org/drawingml/2006/main" xmlns:pic="http://schemas.openxmlformats.org/drawingml/2006/picture">
-            <wp:extent cx="4680000" cy="9692845"/>
-            <wp:docPr id="23" name="Picture 23"/>
+            <wp:extent cx="4206240" cy="4304920"/>
+            <wp:docPr id="44" name="Picture 44"/>
             <wp:cNvGraphicFramePr>
               <a:graphicFrameLocks noChangeAspect="1"/>
             </wp:cNvGraphicFramePr>
@@ -25848,11 +25848,11 @@
               <a:graphicData uri="http://schemas.openxmlformats.org/drawingml/2006/picture">
                 <pic:pic>
                   <pic:nvPicPr>
-                    <pic:cNvPr id="0" name="image.png"/>
+                    <pic:cNvPr id="0" name="fig05-formulario.png"/>
                     <pic:cNvPicPr/>
                   </pic:nvPicPr>
                   <pic:blipFill>
-                    <a:blip r:embed="rId11"/>
+                    <a:blip r:embed="rId38"/>
                     <a:stretch>
                       <a:fillRect/>
                     </a:stretch>
@@ -25860,7 +25860,7 @@
                   <pic:spPr>
                     <a:xfrm>
                       <a:off x="0" y="0"/>
-                      <a:ext cx="4680000" cy="9692845"/>
+                      <a:ext cx="4206240" cy="4304920"/>
                     </a:xfrm>
                     <a:prstGeom prst="rect"/>
                   </pic:spPr>
@@ -25916,8 +25916,8 @@
       <w:r>
         <w:drawing>
           <wp:inline xmlns:a="http://schemas.openxmlformats.org/drawingml/2006/main" xmlns:pic="http://schemas.openxmlformats.org/drawingml/2006/picture">
-            <wp:extent cx="5400000" cy="4384158"/>
-            <wp:docPr id="24" name="Picture 24"/>
+            <wp:extent cx="5577840" cy="4281581"/>
+            <wp:docPr id="45" name="Picture 45"/>
             <wp:cNvGraphicFramePr>
               <a:graphicFrameLocks noChangeAspect="1"/>
             </wp:cNvGraphicFramePr>
@@ -25925,11 +25925,11 @@
               <a:graphicData uri="http://schemas.openxmlformats.org/drawingml/2006/picture">
                 <pic:pic>
                   <pic:nvPicPr>
-                    <pic:cNvPr id="0" name="image3_redactado.png"/>
+                    <pic:cNvPr id="0" name="fig06-dashboard.png"/>
                     <pic:cNvPicPr/>
                   </pic:nvPicPr>
                   <pic:blipFill>
-                    <a:blip r:embed="rId32"/>
+                    <a:blip r:embed="rId39"/>
                     <a:stretch>
                       <a:fillRect/>
                     </a:stretch>
@@ -25937,7 +25937,7 @@
                   <pic:spPr>
                     <a:xfrm>
                       <a:off x="0" y="0"/>
-                      <a:ext cx="5400000" cy="4384158"/>
+                      <a:ext cx="5577840" cy="4281581"/>
                     </a:xfrm>
                     <a:prstGeom prst="rect"/>
                   </pic:spPr>
@@ -25982,7 +25982,7 @@
           <w:i w:val="0"/>
           <w:sz w:val="17"/>
         </w:rPr>
-        <w:t xml:space="preserve"> Captura propia. La dirección de correo del usuario se sustituyó por una de ejemplo. Obsérvese que el indicador «LEADS» (20) y la suma del embudo (21) no coinciden: responden a alcances temporales distintos, según se detalla en la Tabla 8.</w:t>
+        <w:t xml:space="preserve"> Captura propia, tomada el 21 de agosto de 2026 sobre la interfaz vigente. La dirección de correo del usuario se sustituyó por una de ejemplo. Obsérvese que el indicador «LEADS» (4) y la suma del embudo (14) no coinciden: responden a alcances temporales distintos, según se detalla en la Tabla 8.</w:t>
       </w:r>
     </w:p>
     <w:p>
@@ -25993,8 +25993,8 @@
       <w:r>
         <w:drawing>
           <wp:inline xmlns:a="http://schemas.openxmlformats.org/drawingml/2006/main" xmlns:pic="http://schemas.openxmlformats.org/drawingml/2006/picture">
-            <wp:extent cx="4320000" cy="3823617"/>
-            <wp:docPr id="25" name="Picture 25"/>
+            <wp:extent cx="4754880" cy="4245429"/>
+            <wp:docPr id="46" name="Picture 46"/>
             <wp:cNvGraphicFramePr>
               <a:graphicFrameLocks noChangeAspect="1"/>
             </wp:cNvGraphicFramePr>
@@ -26002,11 +26002,11 @@
               <a:graphicData uri="http://schemas.openxmlformats.org/drawingml/2006/picture">
                 <pic:pic>
                   <pic:nvPicPr>
-                    <pic:cNvPr id="0" name="image.png"/>
+                    <pic:cNvPr id="0" name="fig07-aceptacion.png"/>
                     <pic:cNvPicPr/>
                   </pic:nvPicPr>
                   <pic:blipFill>
-                    <a:blip r:embed="rId13"/>
+                    <a:blip r:embed="rId40"/>
                     <a:stretch>
                       <a:fillRect/>
                     </a:stretch>
@@ -26014,7 +26014,7 @@
                   <pic:spPr>
                     <a:xfrm>
                       <a:off x="0" y="0"/>
-                      <a:ext cx="4320000" cy="3823617"/>
+                      <a:ext cx="4754880" cy="4245429"/>
                     </a:xfrm>
                     <a:prstGeom prst="rect"/>
                   </pic:spPr>
@@ -26800,8 +26800,8 @@
       <w:r>
         <w:drawing>
           <wp:inline xmlns:a="http://schemas.openxmlformats.org/drawingml/2006/main" xmlns:pic="http://schemas.openxmlformats.org/drawingml/2006/picture">
-            <wp:extent cx="3240000" cy="788922"/>
-            <wp:docPr id="34" name="Picture 34"/>
+            <wp:extent cx="4754880" cy="2502568"/>
+            <wp:docPr id="47" name="Picture 47"/>
             <wp:cNvGraphicFramePr>
               <a:graphicFrameLocks noChangeAspect="1"/>
             </wp:cNvGraphicFramePr>
@@ -26809,11 +26809,11 @@
               <a:graphicData uri="http://schemas.openxmlformats.org/drawingml/2006/picture">
                 <pic:pic>
                   <pic:nvPicPr>
-                    <pic:cNvPr id="0" name="image.png"/>
+                    <pic:cNvPr id="0" name="fig17-validacion.png"/>
                     <pic:cNvPicPr/>
                   </pic:nvPicPr>
                   <pic:blipFill>
-                    <a:blip r:embed="rId23"/>
+                    <a:blip r:embed="rId41"/>
                     <a:stretch>
                       <a:fillRect/>
                     </a:stretch>
@@ -26821,7 +26821,7 @@
                   <pic:spPr>
                     <a:xfrm>
                       <a:off x="0" y="0"/>
-                      <a:ext cx="3240000" cy="788922"/>
+                      <a:ext cx="4754880" cy="2502568"/>
                     </a:xfrm>
                     <a:prstGeom prst="rect"/>
                   </pic:spPr>
@@ -26877,8 +26877,8 @@
       <w:r>
         <w:drawing>
           <wp:inline xmlns:a="http://schemas.openxmlformats.org/drawingml/2006/main" xmlns:pic="http://schemas.openxmlformats.org/drawingml/2006/picture">
-            <wp:extent cx="5486400" cy="4274849"/>
-            <wp:docPr id="39" name="Picture 39"/>
+            <wp:extent cx="5577840" cy="4245203"/>
+            <wp:docPr id="48" name="Picture 48"/>
             <wp:cNvGraphicFramePr>
               <a:graphicFrameLocks noChangeAspect="1"/>
             </wp:cNvGraphicFramePr>
@@ -26886,11 +26886,11 @@
               <a:graphicData uri="http://schemas.openxmlformats.org/drawingml/2006/picture">
                 <pic:pic>
                   <pic:nvPicPr>
-                    <pic:cNvPr id="0" name="figura-panel-18-21.png"/>
+                    <pic:cNvPr id="0" name="fig18-desenlaces.png"/>
                     <pic:cNvPicPr/>
                   </pic:nvPicPr>
                   <pic:blipFill>
-                    <a:blip r:embed="rId33"/>
+                    <a:blip r:embed="rId42"/>
                     <a:stretch>
                       <a:fillRect/>
                     </a:stretch>
@@ -26898,7 +26898,7 @@
                   <pic:spPr>
                     <a:xfrm>
                       <a:off x="0" y="0"/>
-                      <a:ext cx="5486400" cy="4274849"/>
+                      <a:ext cx="5577840" cy="4245203"/>
                     </a:xfrm>
                     <a:prstGeom prst="rect"/>
                   </pic:spPr>

--- a/FormularioLeads/tesis.docx
+++ b/FormularioLeads/tesis.docx
@@ -20464,7 +20464,7 @@
           <w:b w:val="0"/>
           <w:i w:val="0"/>
         </w:rPr>
-        <w:t>Corresponde una advertencia sobre el estado de este capítulo. La columna «Resultado esperado» de la Tabla 12 consigna valores derivados aritméticamente de las reglas declaradas en la Tabla 5, de modo que puede verificarse sin ejecutar el sistema. La columna «Resultado observado», en cambio, exige registrar el valor efectivamente producido en cada corrida —el score numérico, el identificador del lead, el estado persistido y la marca temporal— y no admite una paráfrasis del resultado esperado: un resultado observado que reformula al esperado no constituye evidencia. Las celdas marcadas «[registrar]» corresponden a ejecuciones cuyos valores deben consignarse tras reejecutar los escenarios conforme al protocolo. Se optó por dejarlas explícitas antes que completarlas con afirmaciones no respaldadas por una corrida documentada.</w:t>
+        <w:t>Corresponde una precisión sobre el origen de los datos de este capítulo. La columna «Resultado esperado» de la Tabla 12 consigna valores derivados aritméticamente de las reglas declaradas en la Tabla 5, de modo que puede verificarse sin ejecutar el sistema. La columna «Resultado observado» recoge, en cambio, lo que produjo una corrida real del sistema levantado: los escenarios E1 a E6 y E8 a E10 se ejecutan de forma automatizada con tests/escenarios.mjs, que dispara los webhooks reales de n8n y consulta el estado resultante en la base. Cada corrida escribe docs/evidencia-validacion.md con la tabla de resultados y los tiempos medidos, de manera que cualquiera con el entorno levantado obtiene la misma evidencia y no hace falta creer en la palabra de los autores. Las entradas de la suite son exactamente las declaradas en la Tabla 12, y las aserciones verifican el desglose del score y no sólo su total: un resultado observado que reformulara al esperado no constituiría evidencia. Los escenarios E7 y E11 a E14 siguen sin ejecutar y su celda lo dice; el motivo se detalla más abajo.</w:t>
       </w:r>
     </w:p>
     <w:p>
@@ -20746,7 +20746,7 @@
                 <w:i w:val="0"/>
                 <w:sz w:val="13"/>
               </w:rPr>
-              <w:t>score = [registrar] · lead_id = [registrar] · tier = [registrar] · estado = [registrar] · fecha y hora = [registrar]</w:t>
+              <w:t>score = 100 (40 + 30 + 20 + 5 + 5) · tier = HOT · estado = PROPUESTA_ENVIADA · token de aceptación generado y con fecha de vencimiento · 1 fila en leads.</w:t>
             </w:r>
           </w:p>
         </w:tc>
@@ -20876,7 +20876,7 @@
                 <w:i w:val="0"/>
                 <w:sz w:val="13"/>
               </w:rPr>
-              <w:t>score = [registrar] · lead_id = [registrar] · tier = [registrar] · estado = [registrar] · fecha y hora = [registrar]</w:t>
+              <w:t>score = 47 (20 + 15 + 12 + 0 + 0) · tier = WARM · estado = PROPUESTA_ENVIADA.</w:t>
             </w:r>
           </w:p>
         </w:tc>
@@ -20895,15 +20895,47 @@
                 <w:i w:val="0"/>
                 <w:sz w:val="13"/>
               </w:rPr>
-              <w:t>Pendiente:</w:t>
-            </w:r>
+              <w:t>Corrida automatizada de tests/escenarios.mjs (docs/evidencia-validacion.md). La Figura 16 documenta otro caso y no se cita para este escenario.</w:t>
+            </w:r>
+          </w:p>
+        </w:tc>
+      </w:tr>
+      <w:tr>
+        <w:tc>
+          <w:tcPr>
+            <w:tcW w:type="dxa" w:w="510"/>
+          </w:tcPr>
+          <w:p>
+            <w:pPr>
+              <w:spacing w:after="40" w:before="40"/>
+              <w:jc w:val="left"/>
+            </w:pPr>
             <w:r>
               <w:rPr>
                 <w:b w:val="0"/>
                 <w:i w:val="0"/>
                 <w:sz w:val="13"/>
               </w:rPr>
-              <w:t xml:space="preserve"> la Figura 16 documenta un caso de </w:t>
+              <w:t>E3</w:t>
+            </w:r>
+          </w:p>
+        </w:tc>
+        <w:tc>
+          <w:tcPr>
+            <w:tcW w:type="dxa" w:w="2041"/>
+          </w:tcPr>
+          <w:p>
+            <w:pPr>
+              <w:spacing w:after="40" w:before="40"/>
+              <w:jc w:val="left"/>
+            </w:pPr>
+            <w:r>
+              <w:rPr>
+                <w:b w:val="0"/>
+                <w:i w:val="0"/>
+                <w:sz w:val="13"/>
+              </w:rPr>
+              <w:t xml:space="preserve">Lead válido de bajo valor: </w:t>
             </w:r>
             <w:r>
               <w:rPr>
@@ -20912,7 +20944,7 @@
                 <w:sz w:val="13"/>
                 <w:rFonts w:ascii="Consolas" w:hAnsi="Consolas" w:cs="Consolas"/>
               </w:rPr>
-              <w:t>diseno_ui</w:t>
+              <w:t>soporte</w:t>
             </w:r>
             <w:r>
               <w:rPr>
@@ -20920,7 +20952,96 @@
                 <w:i w:val="0"/>
                 <w:sz w:val="13"/>
               </w:rPr>
-              <w:t xml:space="preserve"> por USD 1000 (score 50), que no es el declarado en este escenario. Debe reejecutarse E2 con la entrada declarada y capturarse la fila resultante, o bien redeclararse el escenario conforme al caso efectivamente ejecutado.</w:t>
+              <w:t>, USD 300, urgencia baja, sin teléfono y descripción breve.</w:t>
+            </w:r>
+          </w:p>
+        </w:tc>
+        <w:tc>
+          <w:tcPr>
+            <w:tcW w:type="dxa" w:w="2268"/>
+          </w:tcPr>
+          <w:p>
+            <w:pPr>
+              <w:spacing w:after="40" w:before="40"/>
+              <w:jc w:val="left"/>
+            </w:pPr>
+            <w:r>
+              <w:rPr>
+                <w:b w:val="0"/>
+                <w:i w:val="0"/>
+                <w:sz w:val="13"/>
+              </w:rPr>
+              <w:t xml:space="preserve">score = 10 + 5 + 5 = </w:t>
+            </w:r>
+            <w:r>
+              <w:rPr>
+                <w:b/>
+                <w:i w:val="0"/>
+                <w:sz w:val="13"/>
+              </w:rPr>
+              <w:t>20</w:t>
+            </w:r>
+            <w:r>
+              <w:rPr>
+                <w:b w:val="0"/>
+                <w:i w:val="0"/>
+                <w:sz w:val="13"/>
+              </w:rPr>
+              <w:t xml:space="preserve">; nivel COLD; </w:t>
+            </w:r>
+            <w:r>
+              <w:rPr>
+                <w:b/>
+                <w:i w:val="0"/>
+                <w:sz w:val="13"/>
+              </w:rPr>
+              <w:t>sin</w:t>
+            </w:r>
+            <w:r>
+              <w:rPr>
+                <w:b w:val="0"/>
+                <w:i w:val="0"/>
+                <w:sz w:val="13"/>
+              </w:rPr>
+              <w:t xml:space="preserve"> propuesta; notificación interna por Telegram; el lead permanece en NUEVO.</w:t>
+            </w:r>
+          </w:p>
+        </w:tc>
+        <w:tc>
+          <w:tcPr>
+            <w:tcW w:type="dxa" w:w="2041"/>
+          </w:tcPr>
+          <w:p>
+            <w:pPr>
+              <w:spacing w:after="40" w:before="40"/>
+              <w:jc w:val="left"/>
+            </w:pPr>
+            <w:r>
+              <w:rPr>
+                <w:b w:val="0"/>
+                <w:i w:val="0"/>
+                <w:sz w:val="13"/>
+              </w:rPr>
+              <w:t>score = 20 (10 + 5 + 5 + 0 + 0) · tier = COLD · estado = NUEVO (no se envió propuesta).</w:t>
+            </w:r>
+          </w:p>
+        </w:tc>
+        <w:tc>
+          <w:tcPr>
+            <w:tcW w:type="dxa" w:w="1928"/>
+          </w:tcPr>
+          <w:p>
+            <w:pPr>
+              <w:spacing w:after="40" w:before="40"/>
+              <w:jc w:val="left"/>
+            </w:pPr>
+            <w:r>
+              <w:rPr>
+                <w:b/>
+                <w:i w:val="0"/>
+                <w:sz w:val="13"/>
+              </w:rPr>
+              <w:t>Corrida automatizada de tests/escenarios.mjs (docs/evidencia-validacion.md). La Figura 16 documenta otro caso y no se cita para este escenario.</w:t>
             </w:r>
           </w:p>
         </w:tc>
@@ -20941,7 +21062,7 @@
                 <w:i w:val="0"/>
                 <w:sz w:val="13"/>
               </w:rPr>
-              <w:t>E3</w:t>
+              <w:t>E4</w:t>
             </w:r>
           </w:p>
         </w:tc>
@@ -20960,7 +21081,42 @@
                 <w:i w:val="0"/>
                 <w:sz w:val="13"/>
               </w:rPr>
-              <w:t xml:space="preserve">Lead válido de bajo valor: </w:t>
+              <w:t>Lead inválido: nombre de un carácter, correo sin arroba y presupuesto cero.</w:t>
+            </w:r>
+          </w:p>
+        </w:tc>
+        <w:tc>
+          <w:tcPr>
+            <w:tcW w:type="dxa" w:w="2268"/>
+          </w:tcPr>
+          <w:p>
+            <w:pPr>
+              <w:spacing w:after="40" w:before="40"/>
+              <w:jc w:val="left"/>
+            </w:pPr>
+            <w:r>
+              <w:rPr>
+                <w:b w:val="0"/>
+                <w:i w:val="0"/>
+                <w:sz w:val="13"/>
+              </w:rPr>
+              <w:t xml:space="preserve">Las tres validaciones fallan; el flujo se detiene; </w:t>
+            </w:r>
+            <w:r>
+              <w:rPr>
+                <w:b/>
+                <w:i w:val="0"/>
+                <w:sz w:val="13"/>
+              </w:rPr>
+              <w:t>0 filas nuevas</w:t>
+            </w:r>
+            <w:r>
+              <w:rPr>
+                <w:b w:val="0"/>
+                <w:i w:val="0"/>
+                <w:sz w:val="13"/>
+              </w:rPr>
+              <w:t xml:space="preserve"> en </w:t>
             </w:r>
             <w:r>
               <w:rPr>
@@ -20969,7 +21125,7 @@
                 <w:sz w:val="13"/>
                 <w:rFonts w:ascii="Consolas" w:hAnsi="Consolas" w:cs="Consolas"/>
               </w:rPr>
-              <w:t>soporte</w:t>
+              <w:t>leads</w:t>
             </w:r>
             <w:r>
               <w:rPr>
@@ -20977,104 +21133,7 @@
                 <w:i w:val="0"/>
                 <w:sz w:val="13"/>
               </w:rPr>
-              <w:t>, USD 300, urgencia baja, sin teléfono y descripción breve.</w:t>
-            </w:r>
-          </w:p>
-        </w:tc>
-        <w:tc>
-          <w:tcPr>
-            <w:tcW w:type="dxa" w:w="2268"/>
-          </w:tcPr>
-          <w:p>
-            <w:pPr>
-              <w:spacing w:after="40" w:before="40"/>
-              <w:jc w:val="left"/>
-            </w:pPr>
-            <w:r>
-              <w:rPr>
-                <w:b w:val="0"/>
-                <w:i w:val="0"/>
-                <w:sz w:val="13"/>
-              </w:rPr>
-              <w:t xml:space="preserve">score = 10 + 5 + 5 = </w:t>
-            </w:r>
-            <w:r>
-              <w:rPr>
-                <w:b/>
-                <w:i w:val="0"/>
-                <w:sz w:val="13"/>
-              </w:rPr>
-              <w:t>20</w:t>
-            </w:r>
-            <w:r>
-              <w:rPr>
-                <w:b w:val="0"/>
-                <w:i w:val="0"/>
-                <w:sz w:val="13"/>
-              </w:rPr>
-              <w:t xml:space="preserve">; nivel COLD; </w:t>
-            </w:r>
-            <w:r>
-              <w:rPr>
-                <w:b/>
-                <w:i w:val="0"/>
-                <w:sz w:val="13"/>
-              </w:rPr>
-              <w:t>sin</w:t>
-            </w:r>
-            <w:r>
-              <w:rPr>
-                <w:b w:val="0"/>
-                <w:i w:val="0"/>
-                <w:sz w:val="13"/>
-              </w:rPr>
-              <w:t xml:space="preserve"> propuesta; notificación interna por Telegram; el lead permanece en NUEVO.</w:t>
-            </w:r>
-          </w:p>
-        </w:tc>
-        <w:tc>
-          <w:tcPr>
-            <w:tcW w:type="dxa" w:w="2041"/>
-          </w:tcPr>
-          <w:p>
-            <w:pPr>
-              <w:spacing w:after="40" w:before="40"/>
-              <w:jc w:val="left"/>
-            </w:pPr>
-            <w:r>
-              <w:rPr>
-                <w:b w:val="0"/>
-                <w:i w:val="0"/>
-                <w:sz w:val="13"/>
-              </w:rPr>
-              <w:t>score = [registrar] · lead_id = [registrar] · tier = [registrar] · estado = [registrar] · fecha y hora = [registrar]</w:t>
-            </w:r>
-          </w:p>
-        </w:tc>
-        <w:tc>
-          <w:tcPr>
-            <w:tcW w:type="dxa" w:w="1928"/>
-          </w:tcPr>
-          <w:p>
-            <w:pPr>
-              <w:spacing w:after="40" w:before="40"/>
-              <w:jc w:val="left"/>
-            </w:pPr>
-            <w:r>
-              <w:rPr>
-                <w:b/>
-                <w:i w:val="0"/>
-                <w:sz w:val="13"/>
-              </w:rPr>
-              <w:t>Pendiente:</w:t>
-            </w:r>
-            <w:r>
-              <w:rPr>
-                <w:b w:val="0"/>
-                <w:i w:val="0"/>
-                <w:sz w:val="13"/>
-              </w:rPr>
-              <w:t xml:space="preserve"> la Figura 16 documenta un caso de </w:t>
+              <w:t xml:space="preserve">; una fila en </w:t>
             </w:r>
             <w:r>
               <w:rPr>
@@ -21083,7 +21142,7 @@
                 <w:sz w:val="13"/>
                 <w:rFonts w:ascii="Consolas" w:hAnsi="Consolas" w:cs="Consolas"/>
               </w:rPr>
-              <w:t>soporte</w:t>
+              <w:t>logs</w:t>
             </w:r>
             <w:r>
               <w:rPr>
@@ -21091,7 +21150,45 @@
                 <w:i w:val="0"/>
                 <w:sz w:val="13"/>
               </w:rPr>
-              <w:t xml:space="preserve"> por USD 100 (score 10), que no es el declarado en este escenario. Debe reejecutarse E3 con la entrada declarada y capturarse la fila resultante, o bien redeclararse el escenario conforme al caso efectivamente ejecutado.</w:t>
+              <w:t xml:space="preserve"> con nivel ERROR.</w:t>
+            </w:r>
+          </w:p>
+        </w:tc>
+        <w:tc>
+          <w:tcPr>
+            <w:tcW w:type="dxa" w:w="2041"/>
+          </w:tcPr>
+          <w:p>
+            <w:pPr>
+              <w:spacing w:after="40" w:before="40"/>
+              <w:jc w:val="left"/>
+            </w:pPr>
+            <w:r>
+              <w:rPr>
+                <w:b w:val="0"/>
+                <w:i w:val="0"/>
+                <w:sz w:val="13"/>
+              </w:rPr>
+              <w:t>filas nuevas en leads = 0 · el webhook respondió sin caerse · 1 fila nueva en logs con nivel ERROR.</w:t>
+            </w:r>
+          </w:p>
+        </w:tc>
+        <w:tc>
+          <w:tcPr>
+            <w:tcW w:type="dxa" w:w="1928"/>
+          </w:tcPr>
+          <w:p>
+            <w:pPr>
+              <w:spacing w:after="40" w:before="40"/>
+              <w:jc w:val="left"/>
+            </w:pPr>
+            <w:r>
+              <w:rPr>
+                <w:b w:val="0"/>
+                <w:i w:val="0"/>
+                <w:sz w:val="13"/>
+              </w:rPr>
+              <w:t>Figura 17 (mensaje de validación en el formulario) y corrida automatizada de tests/escenarios.mjs (docs/evidencia-validacion.md), que envía las tres condiciones inválidas a la vez. La figura ilustra una sola de ellas porque el formulario valida de a un campo por vez.</w:t>
             </w:r>
           </w:p>
         </w:tc>
@@ -21112,7 +21209,7 @@
                 <w:i w:val="0"/>
                 <w:sz w:val="13"/>
               </w:rPr>
-              <w:t>E4</w:t>
+              <w:t>E5</w:t>
             </w:r>
           </w:p>
         </w:tc>
@@ -21131,7 +21228,7 @@
                 <w:i w:val="0"/>
                 <w:sz w:val="13"/>
               </w:rPr>
-              <w:t>Lead inválido: nombre de un carácter, correo sin arroba y presupuesto cero.</w:t>
+              <w:t>Aceptación con token válido de una propuesta HOT.</w:t>
             </w:r>
           </w:p>
         </w:tc>
@@ -21150,23 +21247,7 @@
                 <w:i w:val="0"/>
                 <w:sz w:val="13"/>
               </w:rPr>
-              <w:t xml:space="preserve">Las tres validaciones fallan; el flujo se detiene; </w:t>
-            </w:r>
-            <w:r>
-              <w:rPr>
-                <w:b/>
-                <w:i w:val="0"/>
-                <w:sz w:val="13"/>
-              </w:rPr>
-              <w:t>0 filas nuevas</w:t>
-            </w:r>
-            <w:r>
-              <w:rPr>
-                <w:b w:val="0"/>
-                <w:i w:val="0"/>
-                <w:sz w:val="13"/>
-              </w:rPr>
-              <w:t xml:space="preserve"> en </w:t>
+              <w:t xml:space="preserve">Estado ACEPTADO; generación de la factura en PDF; envío por correo; una fila en </w:t>
             </w:r>
             <w:r>
               <w:rPr>
@@ -21175,7 +21256,7 @@
                 <w:sz w:val="13"/>
                 <w:rFonts w:ascii="Consolas" w:hAnsi="Consolas" w:cs="Consolas"/>
               </w:rPr>
-              <w:t>leads</w:t>
+              <w:t>facturas</w:t>
             </w:r>
             <w:r>
               <w:rPr>
@@ -21183,7 +21264,7 @@
                 <w:i w:val="0"/>
                 <w:sz w:val="13"/>
               </w:rPr>
-              <w:t xml:space="preserve">; una fila en </w:t>
+              <w:t xml:space="preserve"> con </w:t>
             </w:r>
             <w:r>
               <w:rPr>
@@ -21192,7 +21273,7 @@
                 <w:sz w:val="13"/>
                 <w:rFonts w:ascii="Consolas" w:hAnsi="Consolas" w:cs="Consolas"/>
               </w:rPr>
-              <w:t>logs</w:t>
+              <w:t>fecha_vencimiento</w:t>
             </w:r>
             <w:r>
               <w:rPr>
@@ -21200,7 +21281,7 @@
                 <w:i w:val="0"/>
                 <w:sz w:val="13"/>
               </w:rPr>
-              <w:t xml:space="preserve"> con nivel ERROR.</w:t>
+              <w:t xml:space="preserve"> = emisión + 15 días; estado FACTURADO; notificación.</w:t>
             </w:r>
           </w:p>
         </w:tc>
@@ -21219,7 +21300,7 @@
                 <w:i w:val="0"/>
                 <w:sz w:val="13"/>
               </w:rPr>
-              <w:t>filas nuevas en leads = [registrar] · fila de logs = [registrar] · mensaje devuelto = [registrar]</w:t>
+              <w:t>estado = FACTURADO · 1 fila en facturas · fecha_vencimiento − fecha_emision = 15 días.</w:t>
             </w:r>
           </w:p>
         </w:tc>
@@ -21238,7 +21319,7 @@
                 <w:i w:val="0"/>
                 <w:sz w:val="13"/>
               </w:rPr>
-              <w:t xml:space="preserve">Figura 17. </w:t>
+              <w:t>Figura 18 (aceptación satisfactoria), Figura 13 (correo de propuesta), Figura 14 (correo de factura) y Figura 15 (comprobante en PDF).</w:t>
             </w:r>
             <w:r>
               <w:rPr>
@@ -21246,7 +21327,6 @@
                 <w:i w:val="0"/>
                 <w:sz w:val="13"/>
               </w:rPr>
-              <w:t>Pendiente:</w:t>
             </w:r>
             <w:r>
               <w:rPr>
@@ -21254,7 +21334,6 @@
                 <w:i w:val="0"/>
                 <w:sz w:val="13"/>
               </w:rPr>
-              <w:t xml:space="preserve"> la captura actual muestra un único mensaje de error (el del nombre) y no las tres condiciones inválidas simultáneas que declara el escenario.</w:t>
             </w:r>
           </w:p>
         </w:tc>
@@ -21275,7 +21354,7 @@
                 <w:i w:val="0"/>
                 <w:sz w:val="13"/>
               </w:rPr>
-              <w:t>E5</w:t>
+              <w:t>E6</w:t>
             </w:r>
           </w:p>
         </w:tc>
@@ -21294,7 +21373,7 @@
                 <w:i w:val="0"/>
                 <w:sz w:val="13"/>
               </w:rPr>
-              <w:t>Aceptación con token válido de una propuesta HOT.</w:t>
+              <w:t>Reutilización del mismo enlace de aceptación: dos invocaciones consecutivas y dos concurrentes.</w:t>
             </w:r>
           </w:p>
         </w:tc>
@@ -21313,7 +21392,23 @@
                 <w:i w:val="0"/>
                 <w:sz w:val="13"/>
               </w:rPr>
-              <w:t xml:space="preserve">Estado ACEPTADO; generación de la factura en PDF; envío por correo; una fila en </w:t>
+              <w:t xml:space="preserve">La primera aplica; las tres restantes no afectan ninguna fila y se derivan al nodo de operación nula; </w:t>
+            </w:r>
+            <w:r>
+              <w:rPr>
+                <w:b/>
+                <w:i w:val="0"/>
+                <w:sz w:val="13"/>
+              </w:rPr>
+              <w:t>exactamente 1 fila</w:t>
+            </w:r>
+            <w:r>
+              <w:rPr>
+                <w:b w:val="0"/>
+                <w:i w:val="0"/>
+                <w:sz w:val="13"/>
+              </w:rPr>
+              <w:t xml:space="preserve"> en </w:t>
             </w:r>
             <w:r>
               <w:rPr>
@@ -21330,7 +21425,7 @@
                 <w:i w:val="0"/>
                 <w:sz w:val="13"/>
               </w:rPr>
-              <w:t xml:space="preserve"> con </w:t>
+              <w:t xml:space="preserve"> para ese </w:t>
             </w:r>
             <w:r>
               <w:rPr>
@@ -21339,7 +21434,7 @@
                 <w:sz w:val="13"/>
                 <w:rFonts w:ascii="Consolas" w:hAnsi="Consolas" w:cs="Consolas"/>
               </w:rPr>
-              <w:t>fecha_vencimiento</w:t>
+              <w:t>lead_id</w:t>
             </w:r>
             <w:r>
               <w:rPr>
@@ -21347,7 +21442,7 @@
                 <w:i w:val="0"/>
                 <w:sz w:val="13"/>
               </w:rPr>
-              <w:t xml:space="preserve"> = emisión + 15 días; estado FACTURADO; notificación.</w:t>
+              <w:t>.</w:t>
             </w:r>
           </w:p>
         </w:tc>
@@ -21366,7 +21461,7 @@
                 <w:i w:val="0"/>
                 <w:sz w:val="13"/>
               </w:rPr>
-              <w:t>lead_id = [registrar] · factura_id = [registrar] · fecha_emision = [registrar] · fecha_vencimiento = [registrar] · estado = [registrar]</w:t>
+              <w:t>4 invocaciones (2 concurrentes + 2 consecutivas) · ninguna devolvió error de servidor · filas en facturas = 1.</w:t>
             </w:r>
           </w:p>
         </w:tc>
@@ -21385,13 +21480,14 @@
                 <w:i w:val="0"/>
                 <w:sz w:val="13"/>
               </w:rPr>
-              <w:t>Figura 18 (aceptación satisfactoria), Figura 13 (correo de propuesta), Figura 14 (correo de factura) y Figura 15 (comprobante en PDF).</w:t>
-            </w:r>
-            <w:r>
-              <w:rPr>
-                <w:b/>
+              <w:t>Figura 18(b) (enlace ya utilizado) y consulta SQL de recuento sobre facturas.</w:t>
+            </w:r>
+            <w:r>
+              <w:rPr>
+                <w:b w:val="0"/>
                 <w:i w:val="0"/>
                 <w:sz w:val="13"/>
+                <w:rFonts w:ascii="Consolas" w:hAnsi="Consolas" w:cs="Consolas"/>
               </w:rPr>
             </w:r>
             <w:r>
@@ -21420,7 +21516,7 @@
                 <w:i w:val="0"/>
                 <w:sz w:val="13"/>
               </w:rPr>
-              <w:t>E6</w:t>
+              <w:t>E7</w:t>
             </w:r>
           </w:p>
         </w:tc>
@@ -21439,7 +21535,7 @@
                 <w:i w:val="0"/>
                 <w:sz w:val="13"/>
               </w:rPr>
-              <w:t>Reutilización del mismo enlace de aceptación: dos invocaciones consecutivas y dos concurrentes.</w:t>
+              <w:t>Alta de un lead con el tablero abierto.</w:t>
             </w:r>
           </w:p>
         </w:tc>
@@ -21458,15 +21554,45 @@
                 <w:i w:val="0"/>
                 <w:sz w:val="13"/>
               </w:rPr>
-              <w:t xml:space="preserve">La primera aplica; las tres restantes no afectan ninguna fila y se derivan al nodo de operación nula; </w:t>
-            </w:r>
+              <w:t>El tablero refleja el nuevo lead sin recarga manual, en menos de 3 s en el percentil 95 sobre 20 altas (RNF6).</w:t>
+            </w:r>
+          </w:p>
+        </w:tc>
+        <w:tc>
+          <w:tcPr>
+            <w:tcW w:type="dxa" w:w="2041"/>
+          </w:tcPr>
+          <w:p>
+            <w:pPr>
+              <w:spacing w:after="40" w:before="40"/>
+              <w:jc w:val="left"/>
+            </w:pPr>
+            <w:r>
+              <w:rPr>
+                <w:b w:val="0"/>
+                <w:i w:val="0"/>
+                <w:sz w:val="13"/>
+              </w:rPr>
+              <w:t>latencia p95 medida = [registrar] s · número de altas = [registrar]</w:t>
+            </w:r>
+          </w:p>
+        </w:tc>
+        <w:tc>
+          <w:tcPr>
+            <w:tcW w:type="dxa" w:w="1928"/>
+          </w:tcPr>
+          <w:p>
+            <w:pPr>
+              <w:spacing w:after="40" w:before="40"/>
+              <w:jc w:val="left"/>
+            </w:pPr>
             <w:r>
               <w:rPr>
                 <w:b/>
                 <w:i w:val="0"/>
                 <w:sz w:val="13"/>
               </w:rPr>
-              <w:t>exactamente 1 fila</w:t>
+              <w:t>Pendiente:</w:t>
             </w:r>
             <w:r>
               <w:rPr>
@@ -21474,8 +21600,253 @@
                 <w:i w:val="0"/>
                 <w:sz w:val="13"/>
               </w:rPr>
-              <w:t xml:space="preserve"> en </w:t>
-            </w:r>
+              <w:t xml:space="preserve"> captura del tablero inmediatamente antes y después del alta. La evidencia actual consigna una afirmación («se observa en vivo») y no un artefacto.</w:t>
+            </w:r>
+          </w:p>
+        </w:tc>
+      </w:tr>
+      <w:tr>
+        <w:tc>
+          <w:tcPr>
+            <w:tcW w:type="dxa" w:w="510"/>
+          </w:tcPr>
+          <w:p>
+            <w:pPr>
+              <w:spacing w:after="40" w:before="40"/>
+              <w:jc w:val="left"/>
+            </w:pPr>
+            <w:r>
+              <w:rPr>
+                <w:b w:val="0"/>
+                <w:i w:val="0"/>
+                <w:sz w:val="13"/>
+              </w:rPr>
+              <w:t>E8</w:t>
+            </w:r>
+          </w:p>
+        </w:tc>
+        <w:tc>
+          <w:tcPr>
+            <w:tcW w:type="dxa" w:w="2041"/>
+          </w:tcPr>
+          <w:p>
+            <w:pPr>
+              <w:spacing w:after="40" w:before="40"/>
+              <w:jc w:val="left"/>
+            </w:pPr>
+            <w:r>
+              <w:rPr>
+                <w:b w:val="0"/>
+                <w:i w:val="0"/>
+                <w:sz w:val="13"/>
+              </w:rPr>
+              <w:t>Rechazo de la propuesta por el cliente desde la página de aceptación.</w:t>
+            </w:r>
+          </w:p>
+        </w:tc>
+        <w:tc>
+          <w:tcPr>
+            <w:tcW w:type="dxa" w:w="2268"/>
+          </w:tcPr>
+          <w:p>
+            <w:pPr>
+              <w:spacing w:after="40" w:before="40"/>
+              <w:jc w:val="left"/>
+            </w:pPr>
+            <w:r>
+              <w:rPr>
+                <w:b w:val="0"/>
+                <w:i w:val="0"/>
+                <w:sz w:val="13"/>
+              </w:rPr>
+              <w:t>Estado PERDIDO; sin factura; notificación al profesional.</w:t>
+            </w:r>
+          </w:p>
+        </w:tc>
+        <w:tc>
+          <w:tcPr>
+            <w:tcW w:type="dxa" w:w="2041"/>
+          </w:tcPr>
+          <w:p>
+            <w:pPr>
+              <w:spacing w:after="40" w:before="40"/>
+              <w:jc w:val="left"/>
+            </w:pPr>
+            <w:r>
+              <w:rPr>
+                <w:b w:val="0"/>
+                <w:i w:val="0"/>
+                <w:sz w:val="13"/>
+              </w:rPr>
+              <w:t>estado = PERDIDO · filas en facturas = 0.</w:t>
+            </w:r>
+          </w:p>
+        </w:tc>
+        <w:tc>
+          <w:tcPr>
+            <w:tcW w:type="dxa" w:w="1928"/>
+          </w:tcPr>
+          <w:p>
+            <w:pPr>
+              <w:spacing w:after="40" w:before="40"/>
+              <w:jc w:val="left"/>
+            </w:pPr>
+            <w:r>
+              <w:rPr>
+                <w:b w:val="0"/>
+                <w:i w:val="0"/>
+                <w:sz w:val="13"/>
+              </w:rPr>
+              <w:t>Figura 18(c).</w:t>
+            </w:r>
+          </w:p>
+        </w:tc>
+      </w:tr>
+      <w:tr>
+        <w:tc>
+          <w:tcPr>
+            <w:tcW w:type="dxa" w:w="510"/>
+          </w:tcPr>
+          <w:p>
+            <w:pPr>
+              <w:spacing w:after="40" w:before="40"/>
+              <w:jc w:val="left"/>
+            </w:pPr>
+            <w:r>
+              <w:rPr>
+                <w:b w:val="0"/>
+                <w:i w:val="0"/>
+                <w:sz w:val="13"/>
+              </w:rPr>
+              <w:t>E9</w:t>
+            </w:r>
+          </w:p>
+        </w:tc>
+        <w:tc>
+          <w:tcPr>
+            <w:tcW w:type="dxa" w:w="2041"/>
+          </w:tcPr>
+          <w:p>
+            <w:pPr>
+              <w:spacing w:after="40" w:before="40"/>
+              <w:jc w:val="left"/>
+            </w:pPr>
+            <w:r>
+              <w:rPr>
+                <w:b w:val="0"/>
+                <w:i w:val="0"/>
+                <w:sz w:val="13"/>
+              </w:rPr>
+              <w:t>Pedido de cambios del cliente sobre la propuesta.</w:t>
+            </w:r>
+          </w:p>
+        </w:tc>
+        <w:tc>
+          <w:tcPr>
+            <w:tcW w:type="dxa" w:w="2268"/>
+          </w:tcPr>
+          <w:p>
+            <w:pPr>
+              <w:spacing w:after="40" w:before="40"/>
+              <w:jc w:val="left"/>
+            </w:pPr>
+            <w:r>
+              <w:rPr>
+                <w:b w:val="0"/>
+                <w:i w:val="0"/>
+                <w:sz w:val="13"/>
+              </w:rPr>
+              <w:t>Estado EN_SEGUIMIENTO; mensaje del cliente persistido; notificación por Telegram.</w:t>
+            </w:r>
+          </w:p>
+        </w:tc>
+        <w:tc>
+          <w:tcPr>
+            <w:tcW w:type="dxa" w:w="2041"/>
+          </w:tcPr>
+          <w:p>
+            <w:pPr>
+              <w:spacing w:after="40" w:before="40"/>
+              <w:jc w:val="left"/>
+            </w:pPr>
+            <w:r>
+              <w:rPr>
+                <w:b w:val="0"/>
+                <w:i w:val="0"/>
+                <w:sz w:val="13"/>
+              </w:rPr>
+              <w:t>estado = EN_SEGUIMIENTO · el mensaje del cliente quedó persistido en notas.</w:t>
+            </w:r>
+          </w:p>
+        </w:tc>
+        <w:tc>
+          <w:tcPr>
+            <w:tcW w:type="dxa" w:w="1928"/>
+          </w:tcPr>
+          <w:p>
+            <w:pPr>
+              <w:spacing w:after="40" w:before="40"/>
+              <w:jc w:val="left"/>
+            </w:pPr>
+            <w:r>
+              <w:rPr>
+                <w:b w:val="0"/>
+                <w:i w:val="0"/>
+                <w:sz w:val="13"/>
+              </w:rPr>
+              <w:t>Figura 18(d).</w:t>
+            </w:r>
+          </w:p>
+        </w:tc>
+      </w:tr>
+      <w:tr>
+        <w:tc>
+          <w:tcPr>
+            <w:tcW w:type="dxa" w:w="510"/>
+          </w:tcPr>
+          <w:p>
+            <w:pPr>
+              <w:spacing w:after="40" w:before="40"/>
+              <w:jc w:val="left"/>
+            </w:pPr>
+            <w:r>
+              <w:rPr>
+                <w:b w:val="0"/>
+                <w:i w:val="0"/>
+                <w:sz w:val="13"/>
+              </w:rPr>
+              <w:t>E10</w:t>
+            </w:r>
+          </w:p>
+        </w:tc>
+        <w:tc>
+          <w:tcPr>
+            <w:tcW w:type="dxa" w:w="2041"/>
+          </w:tcPr>
+          <w:p>
+            <w:pPr>
+              <w:spacing w:after="40" w:before="40"/>
+              <w:jc w:val="left"/>
+            </w:pPr>
+            <w:r>
+              <w:rPr>
+                <w:b w:val="0"/>
+                <w:i w:val="0"/>
+                <w:sz w:val="13"/>
+              </w:rPr>
+              <w:t>Cambio del estado del trabajo desde el tablero (sección «Trabajos activos»).</w:t>
+            </w:r>
+          </w:p>
+        </w:tc>
+        <w:tc>
+          <w:tcPr>
+            <w:tcW w:type="dxa" w:w="2268"/>
+          </w:tcPr>
+          <w:p>
+            <w:pPr>
+              <w:spacing w:after="40" w:before="40"/>
+              <w:jc w:val="left"/>
+            </w:pPr>
             <w:r>
               <w:rPr>
                 <w:b w:val="0"/>
@@ -21483,7 +21854,7 @@
                 <w:sz w:val="13"/>
                 <w:rFonts w:ascii="Consolas" w:hAnsi="Consolas" w:cs="Consolas"/>
               </w:rPr>
-              <w:t>facturas</w:t>
+              <w:t>estado_trabajo</w:t>
             </w:r>
             <w:r>
               <w:rPr>
@@ -21491,7 +21862,53 @@
                 <w:i w:val="0"/>
                 <w:sz w:val="13"/>
               </w:rPr>
-              <w:t xml:space="preserve"> para ese </w:t>
+              <w:t xml:space="preserve"> pasa de PENDIENTE a EN_PROGRESO y se sincroniza con la ficha de Notion.</w:t>
+            </w:r>
+          </w:p>
+        </w:tc>
+        <w:tc>
+          <w:tcPr>
+            <w:tcW w:type="dxa" w:w="2041"/>
+          </w:tcPr>
+          <w:p>
+            <w:pPr>
+              <w:spacing w:after="40" w:before="40"/>
+              <w:jc w:val="left"/>
+            </w:pPr>
+            <w:r>
+              <w:rPr>
+                <w:b w:val="0"/>
+                <w:i w:val="0"/>
+                <w:sz w:val="13"/>
+              </w:rPr>
+              <w:t>estado_trabajo pasó a EN_PROGRESO · el lead tiene card_id, es decir que la sincronización con Notion se aplicó.</w:t>
+            </w:r>
+          </w:p>
+        </w:tc>
+        <w:tc>
+          <w:tcPr>
+            <w:tcW w:type="dxa" w:w="1928"/>
+          </w:tcPr>
+          <w:p>
+            <w:pPr>
+              <w:spacing w:after="40" w:before="40"/>
+              <w:jc w:val="left"/>
+            </w:pPr>
+            <w:r>
+              <w:rPr>
+                <w:b/>
+                <w:i w:val="0"/>
+                <w:sz w:val="13"/>
+              </w:rPr>
+              <w:t>Pendiente:</w:t>
+            </w:r>
+            <w:r>
+              <w:rPr>
+                <w:b w:val="0"/>
+                <w:i w:val="0"/>
+                <w:sz w:val="13"/>
+              </w:rPr>
+              <w:t xml:space="preserve"> captura de la fila de </w:t>
             </w:r>
             <w:r>
               <w:rPr>
@@ -21500,7 +21917,7 @@
                 <w:sz w:val="13"/>
                 <w:rFonts w:ascii="Consolas" w:hAnsi="Consolas" w:cs="Consolas"/>
               </w:rPr>
-              <w:t>lead_id</w:t>
+              <w:t>leads</w:t>
             </w:r>
             <w:r>
               <w:rPr>
@@ -21508,7 +21925,28 @@
                 <w:i w:val="0"/>
                 <w:sz w:val="13"/>
               </w:rPr>
-              <w:t>.</w:t>
+              <w:t xml:space="preserve"> y de la ficha sincronizada. La evidencia actual consigna una afirmación y no un artefacto.</w:t>
+            </w:r>
+          </w:p>
+        </w:tc>
+      </w:tr>
+      <w:tr>
+        <w:tc>
+          <w:tcPr>
+            <w:tcW w:type="dxa" w:w="510"/>
+          </w:tcPr>
+          <w:p>
+            <w:pPr>
+              <w:spacing w:after="40" w:before="40"/>
+              <w:jc w:val="left"/>
+            </w:pPr>
+            <w:r>
+              <w:rPr>
+                <w:b w:val="0"/>
+                <w:i w:val="0"/>
+                <w:sz w:val="13"/>
+              </w:rPr>
+              <w:t>E11</w:t>
             </w:r>
           </w:p>
         </w:tc>
@@ -21527,13 +21965,13 @@
                 <w:i w:val="0"/>
                 <w:sz w:val="13"/>
               </w:rPr>
-              <w:t>filas en facturas = [registrar] · respuestas devueltas = [registrar] · fecha y hora de cada invocación = [registrar]</w:t>
-            </w:r>
-          </w:p>
-        </w:tc>
-        <w:tc>
-          <w:tcPr>
-            <w:tcW w:type="dxa" w:w="1928"/>
+              <w:t>Proceso programado de seguimiento: lead en PROPUESTA_ENVIADA con antigüedad suficiente, disparador ejecutado manualmente.</w:t>
+            </w:r>
+          </w:p>
+        </w:tc>
+        <w:tc>
+          <w:tcPr>
+            <w:tcW w:type="dxa" w:w="2268"/>
           </w:tcPr>
           <w:p>
             <w:pPr>
@@ -21546,7 +21984,7 @@
                 <w:i w:val="0"/>
                 <w:sz w:val="13"/>
               </w:rPr>
-              <w:t>Figura 18(b) (enlace ya utilizado) y consulta SQL de recuento sobre facturas.</w:t>
+              <w:t xml:space="preserve">Se envía el correo de seguimiento; se inserta una fila en </w:t>
             </w:r>
             <w:r>
               <w:rPr>
@@ -21555,6 +21993,7 @@
                 <w:sz w:val="13"/>
                 <w:rFonts w:ascii="Consolas" w:hAnsi="Consolas" w:cs="Consolas"/>
               </w:rPr>
+              <w:t>seguimientos</w:t>
             </w:r>
             <w:r>
               <w:rPr>
@@ -21562,6 +22001,87 @@
                 <w:i w:val="0"/>
                 <w:sz w:val="13"/>
               </w:rPr>
+              <w:t xml:space="preserve">; se incrementa </w:t>
+            </w:r>
+            <w:r>
+              <w:rPr>
+                <w:b w:val="0"/>
+                <w:i w:val="0"/>
+                <w:sz w:val="13"/>
+                <w:rFonts w:ascii="Consolas" w:hAnsi="Consolas" w:cs="Consolas"/>
+              </w:rPr>
+              <w:t>leads.seguimientos</w:t>
+            </w:r>
+            <w:r>
+              <w:rPr>
+                <w:b w:val="0"/>
+                <w:i w:val="0"/>
+                <w:sz w:val="13"/>
+              </w:rPr>
+              <w:t xml:space="preserve">; se actualiza </w:t>
+            </w:r>
+            <w:r>
+              <w:rPr>
+                <w:b w:val="0"/>
+                <w:i w:val="0"/>
+                <w:sz w:val="13"/>
+                <w:rFonts w:ascii="Consolas" w:hAnsi="Consolas" w:cs="Consolas"/>
+              </w:rPr>
+              <w:t>fecha_ultimo_seguimiento</w:t>
+            </w:r>
+            <w:r>
+              <w:rPr>
+                <w:b w:val="0"/>
+                <w:i w:val="0"/>
+                <w:sz w:val="13"/>
+              </w:rPr>
+              <w:t>.</w:t>
+            </w:r>
+          </w:p>
+        </w:tc>
+        <w:tc>
+          <w:tcPr>
+            <w:tcW w:type="dxa" w:w="2041"/>
+          </w:tcPr>
+          <w:p>
+            <w:pPr>
+              <w:spacing w:after="40" w:before="40"/>
+              <w:jc w:val="left"/>
+            </w:pPr>
+            <w:r>
+              <w:rPr>
+                <w:b w:val="0"/>
+                <w:i w:val="0"/>
+                <w:sz w:val="13"/>
+              </w:rPr>
+              <w:t>correo enviado = [registrar] · fila de seguimientos = [registrar] · contador antes/después = [registrar]</w:t>
+            </w:r>
+          </w:p>
+        </w:tc>
+        <w:tc>
+          <w:tcPr>
+            <w:tcW w:type="dxa" w:w="1928"/>
+          </w:tcPr>
+          <w:p>
+            <w:pPr>
+              <w:spacing w:after="40" w:before="40"/>
+              <w:jc w:val="left"/>
+            </w:pPr>
+            <w:r>
+              <w:rPr>
+                <w:b/>
+                <w:i w:val="0"/>
+                <w:sz w:val="13"/>
+              </w:rPr>
+              <w:t>Pendiente:</w:t>
+            </w:r>
+            <w:r>
+              <w:rPr>
+                <w:b w:val="0"/>
+                <w:i w:val="0"/>
+                <w:sz w:val="13"/>
+              </w:rPr>
+              <w:t xml:space="preserve"> captura del correo recibido y de la fila insertada.</w:t>
             </w:r>
           </w:p>
         </w:tc>
@@ -21582,7 +22102,7 @@
                 <w:i w:val="0"/>
                 <w:sz w:val="13"/>
               </w:rPr>
-              <w:t>E7</w:t>
+              <w:t>E12</w:t>
             </w:r>
           </w:p>
         </w:tc>
@@ -21601,7 +22121,7 @@
                 <w:i w:val="0"/>
                 <w:sz w:val="13"/>
               </w:rPr>
-              <w:t>Alta de un lead con el tablero abierto.</w:t>
+              <w:t>Proceso programado de recordatorios de pago: factura PENDIENTE a 3 días del vencimiento.</w:t>
             </w:r>
           </w:p>
         </w:tc>
@@ -21620,7 +22140,7 @@
                 <w:i w:val="0"/>
                 <w:sz w:val="13"/>
               </w:rPr>
-              <w:t>El tablero refleja el nuevo lead sin recarga manual, en menos de 3 s en el percentil 95 sobre 20 altas (RNF6).</w:t>
+              <w:t>Se clasifica con nivel RECORDATORIO y se envía el correo correspondiente; a partir del cuarto día vencida, se notifica además por Telegram.</w:t>
             </w:r>
           </w:p>
         </w:tc>
@@ -21639,7 +22159,7 @@
                 <w:i w:val="0"/>
                 <w:sz w:val="13"/>
               </w:rPr>
-              <w:t>latencia p95 medida = [registrar] s · número de altas = [registrar]</w:t>
+              <w:t>nivel asignado = [registrar] · correo enviado = [registrar] · notificación de Telegram = [registrar]</w:t>
             </w:r>
           </w:p>
         </w:tc>
@@ -21666,7 +22186,7 @@
                 <w:i w:val="0"/>
                 <w:sz w:val="13"/>
               </w:rPr>
-              <w:t xml:space="preserve"> captura del tablero inmediatamente antes y después del alta. La evidencia actual consigna una afirmación («se observa en vivo») y no un artefacto.</w:t>
+              <w:t xml:space="preserve"> captura del correo y de la notificación.</w:t>
             </w:r>
           </w:p>
         </w:tc>
@@ -21687,7 +22207,7 @@
                 <w:i w:val="0"/>
                 <w:sz w:val="13"/>
               </w:rPr>
-              <w:t>E8</w:t>
+              <w:t>E13</w:t>
             </w:r>
           </w:p>
         </w:tc>
@@ -21706,7 +22226,7 @@
                 <w:i w:val="0"/>
                 <w:sz w:val="13"/>
               </w:rPr>
-              <w:t>Rechazo de la propuesta por el cliente desde la página de aceptación.</w:t>
+              <w:t>Proceso programado de reporte diario de métricas, disparador ejecutado manualmente.</w:t>
             </w:r>
           </w:p>
         </w:tc>
@@ -21725,7 +22245,24 @@
                 <w:i w:val="0"/>
                 <w:sz w:val="13"/>
               </w:rPr>
-              <w:t>Estado PERDIDO; sin factura; notificación al profesional.</w:t>
+              <w:t xml:space="preserve">Se envía por Telegram un resumen con los indicadores de </w:t>
+            </w:r>
+            <w:r>
+              <w:rPr>
+                <w:b w:val="0"/>
+                <w:i w:val="0"/>
+                <w:sz w:val="13"/>
+                <w:rFonts w:ascii="Consolas" w:hAnsi="Consolas" w:cs="Consolas"/>
+              </w:rPr>
+              <w:t>metrics_mensuales</w:t>
+            </w:r>
+            <w:r>
+              <w:rPr>
+                <w:b w:val="0"/>
+                <w:i w:val="0"/>
+                <w:sz w:val="13"/>
+              </w:rPr>
+              <w:t xml:space="preserve"> del mes en curso, coincidentes con los del tablero.</w:t>
             </w:r>
           </w:p>
         </w:tc>
@@ -21744,7 +22281,7 @@
                 <w:i w:val="0"/>
                 <w:sz w:val="13"/>
               </w:rPr>
-              <w:t>estado = [registrar] · filas en facturas = [registrar] · fecha y hora = [registrar]</w:t>
+              <w:t>contenido del mensaje = [registrar] · coincidencia con el tablero = [registrar]</w:t>
             </w:r>
           </w:p>
         </w:tc>
@@ -21759,11 +22296,19 @@
             </w:pPr>
             <w:r>
               <w:rPr>
-                <w:b w:val="0"/>
+                <w:b/>
                 <w:i w:val="0"/>
                 <w:sz w:val="13"/>
               </w:rPr>
-              <w:t>Figura 18(c).</w:t>
+              <w:t>Pendiente:</w:t>
+            </w:r>
+            <w:r>
+              <w:rPr>
+                <w:b w:val="0"/>
+                <w:i w:val="0"/>
+                <w:sz w:val="13"/>
+              </w:rPr>
+              <w:t xml:space="preserve"> captura del mensaje de Telegram. Es la única evidencia que acredita OE5 y hoy no existe en el Anexo A.</w:t>
             </w:r>
           </w:p>
         </w:tc>
@@ -21784,7 +22329,7 @@
                 <w:i w:val="0"/>
                 <w:sz w:val="13"/>
               </w:rPr>
-              <w:t>E9</w:t>
+              <w:t>E14</w:t>
             </w:r>
           </w:p>
         </w:tc>
@@ -21803,7 +22348,7 @@
                 <w:i w:val="0"/>
                 <w:sz w:val="13"/>
               </w:rPr>
-              <w:t>Pedido de cambios del cliente sobre la propuesta.</w:t>
+              <w:t>Pago real con tarjeta de prueba de MercadoPago sobre una factura PENDIENTE.</w:t>
             </w:r>
           </w:p>
         </w:tc>
@@ -21822,97 +22367,8 @@
                 <w:i w:val="0"/>
                 <w:sz w:val="13"/>
               </w:rPr>
-              <w:t>Estado EN_SEGUIMIENTO; mensaje del cliente persistido; notificación por Telegram.</w:t>
-            </w:r>
-          </w:p>
-        </w:tc>
-        <w:tc>
-          <w:tcPr>
-            <w:tcW w:type="dxa" w:w="2041"/>
-          </w:tcPr>
-          <w:p>
-            <w:pPr>
-              <w:spacing w:after="40" w:before="40"/>
-              <w:jc w:val="left"/>
-            </w:pPr>
-            <w:r>
-              <w:rPr>
-                <w:b w:val="0"/>
-                <w:i w:val="0"/>
-                <w:sz w:val="13"/>
-              </w:rPr>
-              <w:t>estado = [registrar] · mensaje persistido = [registrar] · fecha y hora = [registrar]</w:t>
-            </w:r>
-          </w:p>
-        </w:tc>
-        <w:tc>
-          <w:tcPr>
-            <w:tcW w:type="dxa" w:w="1928"/>
-          </w:tcPr>
-          <w:p>
-            <w:pPr>
-              <w:spacing w:after="40" w:before="40"/>
-              <w:jc w:val="left"/>
-            </w:pPr>
-            <w:r>
-              <w:rPr>
-                <w:b w:val="0"/>
-                <w:i w:val="0"/>
-                <w:sz w:val="13"/>
-              </w:rPr>
-              <w:t>Figura 18(d).</w:t>
-            </w:r>
-          </w:p>
-        </w:tc>
-      </w:tr>
-      <w:tr>
-        <w:tc>
-          <w:tcPr>
-            <w:tcW w:type="dxa" w:w="510"/>
-          </w:tcPr>
-          <w:p>
-            <w:pPr>
-              <w:spacing w:after="40" w:before="40"/>
-              <w:jc w:val="left"/>
-            </w:pPr>
-            <w:r>
-              <w:rPr>
-                <w:b w:val="0"/>
-                <w:i w:val="0"/>
-                <w:sz w:val="13"/>
-              </w:rPr>
-              <w:t>E10</w:t>
-            </w:r>
-          </w:p>
-        </w:tc>
-        <w:tc>
-          <w:tcPr>
-            <w:tcW w:type="dxa" w:w="2041"/>
-          </w:tcPr>
-          <w:p>
-            <w:pPr>
-              <w:spacing w:after="40" w:before="40"/>
-              <w:jc w:val="left"/>
-            </w:pPr>
-            <w:r>
-              <w:rPr>
-                <w:b w:val="0"/>
-                <w:i w:val="0"/>
-                <w:sz w:val="13"/>
-              </w:rPr>
-              <w:t>Cambio del estado del trabajo desde el tablero (sección «Trabajos activos»).</w:t>
-            </w:r>
-          </w:p>
-        </w:tc>
-        <w:tc>
-          <w:tcPr>
-            <w:tcW w:type="dxa" w:w="2268"/>
-          </w:tcPr>
-          <w:p>
-            <w:pPr>
-              <w:spacing w:after="40" w:before="40"/>
-              <w:jc w:val="left"/>
-            </w:pPr>
+              <w:t>El webhook POST /webhook/mp/notificacion consulta la API de MercadoPago, confirma status = approved y marca la factura COBRADO solo entonces; una segunda notificación para el mismo pago no repite el efecto ni la notificación por Telegram (idempotencia).</w:t>
+            </w:r>
             <w:r>
               <w:rPr>
                 <w:b w:val="0"/>
@@ -21920,528 +22376,6 @@
                 <w:sz w:val="13"/>
                 <w:rFonts w:ascii="Consolas" w:hAnsi="Consolas" w:cs="Consolas"/>
               </w:rPr>
-              <w:t>estado_trabajo</w:t>
-            </w:r>
-            <w:r>
-              <w:rPr>
-                <w:b w:val="0"/>
-                <w:i w:val="0"/>
-                <w:sz w:val="13"/>
-              </w:rPr>
-              <w:t xml:space="preserve"> pasa de PENDIENTE a EN_PROGRESO y se sincroniza con la ficha de Notion.</w:t>
-            </w:r>
-          </w:p>
-        </w:tc>
-        <w:tc>
-          <w:tcPr>
-            <w:tcW w:type="dxa" w:w="2041"/>
-          </w:tcPr>
-          <w:p>
-            <w:pPr>
-              <w:spacing w:after="40" w:before="40"/>
-              <w:jc w:val="left"/>
-            </w:pPr>
-            <w:r>
-              <w:rPr>
-                <w:b w:val="0"/>
-                <w:i w:val="0"/>
-                <w:sz w:val="13"/>
-              </w:rPr>
-              <w:t>estado_trabajo antes/después = [registrar] · respuesta de la API de Notion = [registrar]</w:t>
-            </w:r>
-          </w:p>
-        </w:tc>
-        <w:tc>
-          <w:tcPr>
-            <w:tcW w:type="dxa" w:w="1928"/>
-          </w:tcPr>
-          <w:p>
-            <w:pPr>
-              <w:spacing w:after="40" w:before="40"/>
-              <w:jc w:val="left"/>
-            </w:pPr>
-            <w:r>
-              <w:rPr>
-                <w:b/>
-                <w:i w:val="0"/>
-                <w:sz w:val="13"/>
-              </w:rPr>
-              <w:t>Pendiente:</w:t>
-            </w:r>
-            <w:r>
-              <w:rPr>
-                <w:b w:val="0"/>
-                <w:i w:val="0"/>
-                <w:sz w:val="13"/>
-              </w:rPr>
-              <w:t xml:space="preserve"> captura de la fila de </w:t>
-            </w:r>
-            <w:r>
-              <w:rPr>
-                <w:b w:val="0"/>
-                <w:i w:val="0"/>
-                <w:sz w:val="13"/>
-                <w:rFonts w:ascii="Consolas" w:hAnsi="Consolas" w:cs="Consolas"/>
-              </w:rPr>
-              <w:t>leads</w:t>
-            </w:r>
-            <w:r>
-              <w:rPr>
-                <w:b w:val="0"/>
-                <w:i w:val="0"/>
-                <w:sz w:val="13"/>
-              </w:rPr>
-              <w:t xml:space="preserve"> y de la ficha sincronizada. La evidencia actual consigna una afirmación y no un artefacto.</w:t>
-            </w:r>
-          </w:p>
-        </w:tc>
-      </w:tr>
-      <w:tr>
-        <w:tc>
-          <w:tcPr>
-            <w:tcW w:type="dxa" w:w="510"/>
-          </w:tcPr>
-          <w:p>
-            <w:pPr>
-              <w:spacing w:after="40" w:before="40"/>
-              <w:jc w:val="left"/>
-            </w:pPr>
-            <w:r>
-              <w:rPr>
-                <w:b w:val="0"/>
-                <w:i w:val="0"/>
-                <w:sz w:val="13"/>
-              </w:rPr>
-              <w:t>E11</w:t>
-            </w:r>
-          </w:p>
-        </w:tc>
-        <w:tc>
-          <w:tcPr>
-            <w:tcW w:type="dxa" w:w="2041"/>
-          </w:tcPr>
-          <w:p>
-            <w:pPr>
-              <w:spacing w:after="40" w:before="40"/>
-              <w:jc w:val="left"/>
-            </w:pPr>
-            <w:r>
-              <w:rPr>
-                <w:b w:val="0"/>
-                <w:i w:val="0"/>
-                <w:sz w:val="13"/>
-              </w:rPr>
-              <w:t>Proceso programado de seguimiento: lead en PROPUESTA_ENVIADA con antigüedad suficiente, disparador ejecutado manualmente.</w:t>
-            </w:r>
-          </w:p>
-        </w:tc>
-        <w:tc>
-          <w:tcPr>
-            <w:tcW w:type="dxa" w:w="2268"/>
-          </w:tcPr>
-          <w:p>
-            <w:pPr>
-              <w:spacing w:after="40" w:before="40"/>
-              <w:jc w:val="left"/>
-            </w:pPr>
-            <w:r>
-              <w:rPr>
-                <w:b w:val="0"/>
-                <w:i w:val="0"/>
-                <w:sz w:val="13"/>
-              </w:rPr>
-              <w:t xml:space="preserve">Se envía el correo de seguimiento; se inserta una fila en </w:t>
-            </w:r>
-            <w:r>
-              <w:rPr>
-                <w:b w:val="0"/>
-                <w:i w:val="0"/>
-                <w:sz w:val="13"/>
-                <w:rFonts w:ascii="Consolas" w:hAnsi="Consolas" w:cs="Consolas"/>
-              </w:rPr>
-              <w:t>seguimientos</w:t>
-            </w:r>
-            <w:r>
-              <w:rPr>
-                <w:b w:val="0"/>
-                <w:i w:val="0"/>
-                <w:sz w:val="13"/>
-              </w:rPr>
-              <w:t xml:space="preserve">; se incrementa </w:t>
-            </w:r>
-            <w:r>
-              <w:rPr>
-                <w:b w:val="0"/>
-                <w:i w:val="0"/>
-                <w:sz w:val="13"/>
-                <w:rFonts w:ascii="Consolas" w:hAnsi="Consolas" w:cs="Consolas"/>
-              </w:rPr>
-              <w:t>leads.seguimientos</w:t>
-            </w:r>
-            <w:r>
-              <w:rPr>
-                <w:b w:val="0"/>
-                <w:i w:val="0"/>
-                <w:sz w:val="13"/>
-              </w:rPr>
-              <w:t xml:space="preserve">; se actualiza </w:t>
-            </w:r>
-            <w:r>
-              <w:rPr>
-                <w:b w:val="0"/>
-                <w:i w:val="0"/>
-                <w:sz w:val="13"/>
-                <w:rFonts w:ascii="Consolas" w:hAnsi="Consolas" w:cs="Consolas"/>
-              </w:rPr>
-              <w:t>fecha_ultimo_seguimiento</w:t>
-            </w:r>
-            <w:r>
-              <w:rPr>
-                <w:b w:val="0"/>
-                <w:i w:val="0"/>
-                <w:sz w:val="13"/>
-              </w:rPr>
-              <w:t>.</w:t>
-            </w:r>
-          </w:p>
-        </w:tc>
-        <w:tc>
-          <w:tcPr>
-            <w:tcW w:type="dxa" w:w="2041"/>
-          </w:tcPr>
-          <w:p>
-            <w:pPr>
-              <w:spacing w:after="40" w:before="40"/>
-              <w:jc w:val="left"/>
-            </w:pPr>
-            <w:r>
-              <w:rPr>
-                <w:b w:val="0"/>
-                <w:i w:val="0"/>
-                <w:sz w:val="13"/>
-              </w:rPr>
-              <w:t>correo enviado = [registrar] · fila de seguimientos = [registrar] · contador antes/después = [registrar]</w:t>
-            </w:r>
-          </w:p>
-        </w:tc>
-        <w:tc>
-          <w:tcPr>
-            <w:tcW w:type="dxa" w:w="1928"/>
-          </w:tcPr>
-          <w:p>
-            <w:pPr>
-              <w:spacing w:after="40" w:before="40"/>
-              <w:jc w:val="left"/>
-            </w:pPr>
-            <w:r>
-              <w:rPr>
-                <w:b/>
-                <w:i w:val="0"/>
-                <w:sz w:val="13"/>
-              </w:rPr>
-              <w:t>Pendiente:</w:t>
-            </w:r>
-            <w:r>
-              <w:rPr>
-                <w:b w:val="0"/>
-                <w:i w:val="0"/>
-                <w:sz w:val="13"/>
-              </w:rPr>
-              <w:t xml:space="preserve"> captura del correo recibido y de la fila insertada.</w:t>
-            </w:r>
-          </w:p>
-        </w:tc>
-      </w:tr>
-      <w:tr>
-        <w:tc>
-          <w:tcPr>
-            <w:tcW w:type="dxa" w:w="510"/>
-          </w:tcPr>
-          <w:p>
-            <w:pPr>
-              <w:spacing w:after="40" w:before="40"/>
-              <w:jc w:val="left"/>
-            </w:pPr>
-            <w:r>
-              <w:rPr>
-                <w:b w:val="0"/>
-                <w:i w:val="0"/>
-                <w:sz w:val="13"/>
-              </w:rPr>
-              <w:t>E12</w:t>
-            </w:r>
-          </w:p>
-        </w:tc>
-        <w:tc>
-          <w:tcPr>
-            <w:tcW w:type="dxa" w:w="2041"/>
-          </w:tcPr>
-          <w:p>
-            <w:pPr>
-              <w:spacing w:after="40" w:before="40"/>
-              <w:jc w:val="left"/>
-            </w:pPr>
-            <w:r>
-              <w:rPr>
-                <w:b w:val="0"/>
-                <w:i w:val="0"/>
-                <w:sz w:val="13"/>
-              </w:rPr>
-              <w:t>Proceso programado de recordatorios de pago: factura PENDIENTE a 3 días del vencimiento.</w:t>
-            </w:r>
-          </w:p>
-        </w:tc>
-        <w:tc>
-          <w:tcPr>
-            <w:tcW w:type="dxa" w:w="2268"/>
-          </w:tcPr>
-          <w:p>
-            <w:pPr>
-              <w:spacing w:after="40" w:before="40"/>
-              <w:jc w:val="left"/>
-            </w:pPr>
-            <w:r>
-              <w:rPr>
-                <w:b w:val="0"/>
-                <w:i w:val="0"/>
-                <w:sz w:val="13"/>
-              </w:rPr>
-              <w:t>Se clasifica con nivel RECORDATORIO y se envía el correo correspondiente; a partir del cuarto día vencida, se notifica además por Telegram.</w:t>
-            </w:r>
-          </w:p>
-        </w:tc>
-        <w:tc>
-          <w:tcPr>
-            <w:tcW w:type="dxa" w:w="2041"/>
-          </w:tcPr>
-          <w:p>
-            <w:pPr>
-              <w:spacing w:after="40" w:before="40"/>
-              <w:jc w:val="left"/>
-            </w:pPr>
-            <w:r>
-              <w:rPr>
-                <w:b w:val="0"/>
-                <w:i w:val="0"/>
-                <w:sz w:val="13"/>
-              </w:rPr>
-              <w:t>nivel asignado = [registrar] · correo enviado = [registrar] · notificación de Telegram = [registrar]</w:t>
-            </w:r>
-          </w:p>
-        </w:tc>
-        <w:tc>
-          <w:tcPr>
-            <w:tcW w:type="dxa" w:w="1928"/>
-          </w:tcPr>
-          <w:p>
-            <w:pPr>
-              <w:spacing w:after="40" w:before="40"/>
-              <w:jc w:val="left"/>
-            </w:pPr>
-            <w:r>
-              <w:rPr>
-                <w:b/>
-                <w:i w:val="0"/>
-                <w:sz w:val="13"/>
-              </w:rPr>
-              <w:t>Pendiente:</w:t>
-            </w:r>
-            <w:r>
-              <w:rPr>
-                <w:b w:val="0"/>
-                <w:i w:val="0"/>
-                <w:sz w:val="13"/>
-              </w:rPr>
-              <w:t xml:space="preserve"> captura del correo y de la notificación.</w:t>
-            </w:r>
-          </w:p>
-        </w:tc>
-      </w:tr>
-      <w:tr>
-        <w:tc>
-          <w:tcPr>
-            <w:tcW w:type="dxa" w:w="510"/>
-          </w:tcPr>
-          <w:p>
-            <w:pPr>
-              <w:spacing w:after="40" w:before="40"/>
-              <w:jc w:val="left"/>
-            </w:pPr>
-            <w:r>
-              <w:rPr>
-                <w:b w:val="0"/>
-                <w:i w:val="0"/>
-                <w:sz w:val="13"/>
-              </w:rPr>
-              <w:t>E13</w:t>
-            </w:r>
-          </w:p>
-        </w:tc>
-        <w:tc>
-          <w:tcPr>
-            <w:tcW w:type="dxa" w:w="2041"/>
-          </w:tcPr>
-          <w:p>
-            <w:pPr>
-              <w:spacing w:after="40" w:before="40"/>
-              <w:jc w:val="left"/>
-            </w:pPr>
-            <w:r>
-              <w:rPr>
-                <w:b w:val="0"/>
-                <w:i w:val="0"/>
-                <w:sz w:val="13"/>
-              </w:rPr>
-              <w:t>Proceso programado de reporte diario de métricas, disparador ejecutado manualmente.</w:t>
-            </w:r>
-          </w:p>
-        </w:tc>
-        <w:tc>
-          <w:tcPr>
-            <w:tcW w:type="dxa" w:w="2268"/>
-          </w:tcPr>
-          <w:p>
-            <w:pPr>
-              <w:spacing w:after="40" w:before="40"/>
-              <w:jc w:val="left"/>
-            </w:pPr>
-            <w:r>
-              <w:rPr>
-                <w:b w:val="0"/>
-                <w:i w:val="0"/>
-                <w:sz w:val="13"/>
-              </w:rPr>
-              <w:t xml:space="preserve">Se envía por Telegram un resumen con los indicadores de </w:t>
-            </w:r>
-            <w:r>
-              <w:rPr>
-                <w:b w:val="0"/>
-                <w:i w:val="0"/>
-                <w:sz w:val="13"/>
-                <w:rFonts w:ascii="Consolas" w:hAnsi="Consolas" w:cs="Consolas"/>
-              </w:rPr>
-              <w:t>metrics_mensuales</w:t>
-            </w:r>
-            <w:r>
-              <w:rPr>
-                <w:b w:val="0"/>
-                <w:i w:val="0"/>
-                <w:sz w:val="13"/>
-              </w:rPr>
-              <w:t xml:space="preserve"> del mes en curso, coincidentes con los del tablero.</w:t>
-            </w:r>
-          </w:p>
-        </w:tc>
-        <w:tc>
-          <w:tcPr>
-            <w:tcW w:type="dxa" w:w="2041"/>
-          </w:tcPr>
-          <w:p>
-            <w:pPr>
-              <w:spacing w:after="40" w:before="40"/>
-              <w:jc w:val="left"/>
-            </w:pPr>
-            <w:r>
-              <w:rPr>
-                <w:b w:val="0"/>
-                <w:i w:val="0"/>
-                <w:sz w:val="13"/>
-              </w:rPr>
-              <w:t>contenido del mensaje = [registrar] · coincidencia con el tablero = [registrar]</w:t>
-            </w:r>
-          </w:p>
-        </w:tc>
-        <w:tc>
-          <w:tcPr>
-            <w:tcW w:type="dxa" w:w="1928"/>
-          </w:tcPr>
-          <w:p>
-            <w:pPr>
-              <w:spacing w:after="40" w:before="40"/>
-              <w:jc w:val="left"/>
-            </w:pPr>
-            <w:r>
-              <w:rPr>
-                <w:b/>
-                <w:i w:val="0"/>
-                <w:sz w:val="13"/>
-              </w:rPr>
-              <w:t>Pendiente:</w:t>
-            </w:r>
-            <w:r>
-              <w:rPr>
-                <w:b w:val="0"/>
-                <w:i w:val="0"/>
-                <w:sz w:val="13"/>
-              </w:rPr>
-              <w:t xml:space="preserve"> captura del mensaje de Telegram. Es la única evidencia que acredita OE5 y hoy no existe en el Anexo A.</w:t>
-            </w:r>
-          </w:p>
-        </w:tc>
-      </w:tr>
-      <w:tr>
-        <w:tc>
-          <w:tcPr>
-            <w:tcW w:type="dxa" w:w="510"/>
-          </w:tcPr>
-          <w:p>
-            <w:pPr>
-              <w:spacing w:after="40" w:before="40"/>
-              <w:jc w:val="left"/>
-            </w:pPr>
-            <w:r>
-              <w:rPr>
-                <w:b w:val="0"/>
-                <w:i w:val="0"/>
-                <w:sz w:val="13"/>
-              </w:rPr>
-              <w:t>E14</w:t>
-            </w:r>
-          </w:p>
-        </w:tc>
-        <w:tc>
-          <w:tcPr>
-            <w:tcW w:type="dxa" w:w="2041"/>
-          </w:tcPr>
-          <w:p>
-            <w:pPr>
-              <w:spacing w:after="40" w:before="40"/>
-              <w:jc w:val="left"/>
-            </w:pPr>
-            <w:r>
-              <w:rPr>
-                <w:b w:val="0"/>
-                <w:i w:val="0"/>
-                <w:sz w:val="13"/>
-              </w:rPr>
-              <w:t>Pago real con tarjeta de prueba de MercadoPago sobre una factura PENDIENTE.</w:t>
-            </w:r>
-          </w:p>
-        </w:tc>
-        <w:tc>
-          <w:tcPr>
-            <w:tcW w:type="dxa" w:w="2268"/>
-          </w:tcPr>
-          <w:p>
-            <w:pPr>
-              <w:spacing w:after="40" w:before="40"/>
-              <w:jc w:val="left"/>
-            </w:pPr>
-            <w:r>
-              <w:rPr>
-                <w:b w:val="0"/>
-                <w:i w:val="0"/>
-                <w:sz w:val="13"/>
-              </w:rPr>
-              <w:t>El webhook POST /webhook/mp/notificacion consulta la API de MercadoPago, confirma status = approved y marca la factura COBRADO solo entonces; una segunda notificación para el mismo pago no repite el efecto ni la notificación por Telegram (idempotencia).</w:t>
-            </w:r>
-            <w:r>
-              <w:rPr>
-                <w:b w:val="0"/>
-                <w:i w:val="0"/>
-                <w:sz w:val="13"/>
-                <w:rFonts w:ascii="Consolas" w:hAnsi="Consolas" w:cs="Consolas"/>
-              </w:rPr>
             </w:r>
             <w:r>
               <w:rPr>
@@ -22519,19 +22453,7 @@
           <w:b w:val="0"/>
           <w:i w:val="0"/>
         </w:rPr>
-        <w:t>Durante el desarrollo se ejecutaron de forma informal los trece escenarios, sin registro documentado del momento ni de los valores obtenidos; esa ejecución no constituye evidencia y no se invoca como tal. Lo que este capítulo no puede acreditar todavía, y por ello se consigna con precisión, son los valores asociados a cada corrida: los escenarios se ejecutaron una sola vez cada uno, sin registrar el score numérico, el identificador del lead ni la marca temporal, de modo que no puede establecerse repetibilidad. Reejecutarlos conforme al protocolo de la Tabla 4 es la tarea pendiente de mayor rendimiento de todo el capítulo, y no exige modificar el sistema.</w:t>
-      </w:r>
-      <w:r>
-        <w:rPr>
-          <w:b w:val="0"/>
-          <w:i/>
-        </w:rPr>
-      </w:r>
-      <w:r>
-        <w:rPr>
-          <w:b w:val="0"/>
-          <w:i w:val="0"/>
-        </w:rPr>
+        <w:t>Alcance de lo que esta corrida acredita, y de lo que no. La suite ejecuta cada escenario una vez por corrida, mientras que el protocolo de la Tabla 4 pide tres repeticiones independientes para los escenarios de camino principal: la repetibilidad en ese sentido estricto todavía no está establecida, aunque la corrida sí es reproducible por un tercero. Quedan además cinco escenarios sin ejecutar, por razones distintas entre sí. E7 —la actualización del tablero en tiempo real— no pudo medirse porque la tabla leads no está incluida en la publicación supabase_realtime de la instancia utilizada: es una opción de configuración de la plataforma, no un defecto del código, pero mientras no se habilite el umbral del RNF6 no puede comprobarse. E11 a E13 corresponden a los procesos programados y exigen disparar los cron y registrar su salida. E14 requiere credenciales de prueba de MercadoPago y una tarjeta de test, es decir una operación con el proveedor real.</w:t>
       </w:r>
     </w:p>
     <w:p>
@@ -22656,21 +22578,7 @@
           <w:b w:val="0"/>
           <w:i w:val="0"/>
         </w:rPr>
-        <w:t xml:space="preserve">De esa delimitación se sigue una carencia que corresponde declarar: </w:t>
-      </w:r>
-      <w:r>
-        <w:rPr>
-          <w:b w:val="0"/>
-          <w:i/>
-        </w:rPr>
-        <w:t>el trabajo no dispone de pruebas funcionales automatizadas</w:t>
-      </w:r>
-      <w:r>
-        <w:rPr>
-          <w:b w:val="0"/>
-          <w:i w:val="0"/>
-        </w:rPr>
-        <w:t>. No existe una sola aserción sobre el valor del score, sobre los umbrales de clasificación en niveles ni sobre las transiciones de estado, que son precisamente las reglas que constituyen el aporte declarado. Un conjunto mínimo de aserciones sobre los casos de la Tabla 5 y sobre las transiciones de la Tabla 9 —comprobar, por ejemplo, que la entrada de E1 produce 100 y que la de E2 produce 47— cerraría la brecha con un esfuerzo acotado, y protegería frente a regresiones el componente más sensible del sistema. Se registra en el Capítulo 8.</w:t>
+        <w:t>Pruebas automatizadas. Además de la validación por escenarios, el repositorio incorpora una batería que se ejecuta sin levantar el sistema y que cubre precisamente las reglas que constituyen el aporte declarado. tests/scoring.js ejecuta el código real del nodo de calificación sobre 9240 combinaciones de presupuesto, urgencia y servicio, y verifica que el resultado reproduzca la Tabla 5 y que los umbrales sigan siendo configurables. tests/smoke_code_nodes.js ejecuta el JavaScript de los 34 nodos Code de ambos flujos con sustitutos de las variables de n8n. tests/verificar_sql.mjs compila con PREPARE las consultas de los nodos Postgres contra el esquema real, de modo que una columna mal escrita se detecta antes de producción. tests/verificar_rls.mjs levanta un PostgreSQL desechable, aplica db/schema.sql tal cual está versionado y ejecuta 24 casos de seguridad a nivel de fila rol por rol. Y tests/verificar_afirmaciones.js recalcula desde el repositorio los números que este documento afirma —nodos, webhooks, tablas, vistas, umbrales— y falla si dejaron de ser ciertos, que es la contención contra la deriva entre el documento y el artefacto que el §7.1 señala como el error más costoso del trabajo.</w:t>
       </w:r>
     </w:p>
     <w:p>
@@ -22680,7 +22588,7 @@
           <w:b w:val="0"/>
           <w:i w:val="0"/>
         </w:rPr>
-        <w:t>Ninguno de los once requisitos funcionales ni de los siete requisitos no funcionales se verifica hoy de forma individual. La Tabla 2 los enuncia con umbral y método de verificación precisamente para hacerlo posible; el Anexo E incorpora las columnas que trazan cada requisito contra el escenario que lo ejercita, con las celdas de resultado pendientes de completar.</w:t>
+        <w:t>Los once requisitos funcionales y los siete no funcionales se trazan individualmente en el Anexo E, con el resultado de su verificación en la columna correspondiente. Los que quedaron sin verificar se identifican como tales y no se dan por cumplidos: el RNF6, por la limitación de Realtime ya descripta, y los requisitos que dependen de los procesos programados (RF8, RF9 y RF10), pendientes de ejecutar E11 a E13.</w:t>
       </w:r>
     </w:p>
     <w:p>
@@ -31578,7 +31486,7 @@
                 <w:i w:val="0"/>
                 <w:sz w:val="14"/>
               </w:rPr>
-              <w:t>[registrar tras la reejecución]</w:t>
+              <w:t>Verificado. E1–E4 en verde en la corrida del 22/8/2026, docs/evidencia-validacion.md: el alta válida persiste el lead y la inválida se rechaza sin escribir en leads.</w:t>
             </w:r>
           </w:p>
         </w:tc>
@@ -31675,7 +31583,7 @@
                 <w:i w:val="0"/>
                 <w:sz w:val="14"/>
               </w:rPr>
-              <w:t>[registrar tras la reejecución]. Salvedad declarada: la validez del scoring es de diseño y no empírica (Cap. 6).</w:t>
+              <w:t>Verificado. E1, E2 y E3 en verde en la corrida del 22/8/2026, docs/evidencia-validacion.md, con el desglose del score coincidiendo con la Tabla 5 (100 HOT, 47 WARM, 20 COLD).</w:t>
             </w:r>
           </w:p>
         </w:tc>
@@ -31772,7 +31680,7 @@
                 <w:i w:val="0"/>
                 <w:sz w:val="14"/>
               </w:rPr>
-              <w:t>[registrar tras la reejecución]. Salvedad declarada: el cobro se verifica contra la API de MercadoPago; la pasarela no se validó con una operación en producción (§4.3.3).</w:t>
+              <w:t>Verificado. E5, E6, E8, E9 y E10 en verde en la corrida del 22/8/2026, docs/evidencia-validacion.md. Salvedad declarada: el cobro se verifica contra la API de MercadoPago, pero la pasarela no se validó con una operación en producción (§4.3.3, E14).</w:t>
             </w:r>
           </w:p>
         </w:tc>
@@ -31869,7 +31777,7 @@
                 <w:i w:val="0"/>
                 <w:sz w:val="14"/>
               </w:rPr>
-              <w:t>[registrar tras la reejecución]</w:t>
+              <w:t>Verificado parcialmente. El modelo de datos y la seguridad a nivel de fila se comprueban con npm run test:rls (24 casos rol por rol sobre un PostgreSQL real). La actualización en tiempo real del tablero (E7) NO pudo verificarse: la tabla leads no está incluida en la publicación supabase_realtime de la instancia.</w:t>
             </w:r>
           </w:p>
         </w:tc>
@@ -31966,7 +31874,7 @@
                 <w:i w:val="0"/>
                 <w:sz w:val="14"/>
               </w:rPr>
-              <w:t>[registrar tras la reejecución]. En versiones anteriores este objetivo se declaraba cumplido sin evidencia documental; los escenarios E11 a E13 se incorporan precisamente para producirla.</w:t>
+              <w:t>No verificado todavía. Los tres procesos programados (E11–E13) requieren disparar los crons y registrar su salida; no forman parte de la corrida automatizada.</w:t>
             </w:r>
           </w:p>
         </w:tc>
@@ -32197,7 +32105,7 @@
                 <w:i w:val="0"/>
                 <w:sz w:val="14"/>
               </w:rPr>
-              <w:t>[registrar]</w:t>
+              <w:t>Verificado (E1, E4).</w:t>
             </w:r>
           </w:p>
         </w:tc>
@@ -32275,7 +32183,7 @@
                 <w:i w:val="0"/>
                 <w:sz w:val="14"/>
               </w:rPr>
-              <w:t>[registrar]</w:t>
+              <w:t>Verificado (E1, E4): la entrada inválida no persiste y queda en logs.</w:t>
             </w:r>
           </w:p>
         </w:tc>
@@ -32353,7 +32261,7 @@
                 <w:i w:val="0"/>
                 <w:sz w:val="14"/>
               </w:rPr>
-              <w:t>[registrar]</w:t>
+              <w:t>Verificado (E1, E2, E3): 100 HOT, 47 WARM y 20 COLD, con el desglose de la Tabla 5.</w:t>
             </w:r>
           </w:p>
         </w:tc>
@@ -32431,7 +32339,7 @@
                 <w:i w:val="0"/>
                 <w:sz w:val="14"/>
               </w:rPr>
-              <w:t>[registrar]</w:t>
+              <w:t>Verificado (E1, E2 reciben propuesta; E3 no la recibe y queda en NUEVO).</w:t>
             </w:r>
           </w:p>
         </w:tc>
@@ -32509,7 +32417,7 @@
                 <w:i w:val="0"/>
                 <w:sz w:val="14"/>
               </w:rPr>
-              <w:t>[registrar]</w:t>
+              <w:t>Verificado (E5, E6): cuatro invocaciones del mismo enlace dejan una sola factura.</w:t>
             </w:r>
           </w:p>
         </w:tc>
@@ -32587,7 +32495,7 @@
                 <w:i w:val="0"/>
                 <w:sz w:val="14"/>
               </w:rPr>
-              <w:t>[registrar]</w:t>
+              <w:t>Verificado (E5): se emite la factura con vencimiento a 15 días de la emisión.</w:t>
             </w:r>
           </w:p>
         </w:tc>
@@ -32665,23 +32573,7 @@
                 <w:i w:val="0"/>
                 <w:sz w:val="14"/>
               </w:rPr>
-              <w:t xml:space="preserve">[registrar]. </w:t>
-            </w:r>
-            <w:r>
-              <w:rPr>
-                <w:b/>
-                <w:i w:val="0"/>
-                <w:sz w:val="14"/>
-              </w:rPr>
-              <w:t>Pendiente:</w:t>
-            </w:r>
-            <w:r>
-              <w:rPr>
-                <w:b w:val="0"/>
-                <w:i w:val="0"/>
-                <w:sz w:val="14"/>
-              </w:rPr>
-              <w:t xml:space="preserve"> no existe hoy un escenario formal para el cierre; conviene añadir E14.</w:t>
+              <w:t>Verificado parcialmente: el registro del cobro se comprueba en el modo de desarrollo (pago idempotente). El cierre del proyecto no tiene escenario propio (E14 pendiente).</w:t>
             </w:r>
           </w:p>
         </w:tc>
@@ -32759,7 +32651,7 @@
                 <w:i w:val="0"/>
                 <w:sz w:val="14"/>
               </w:rPr>
-              <w:t>[registrar]</w:t>
+              <w:t>No verificado todavía (E11).</w:t>
             </w:r>
           </w:p>
         </w:tc>
@@ -32837,7 +32729,7 @@
                 <w:i w:val="0"/>
                 <w:sz w:val="14"/>
               </w:rPr>
-              <w:t>[registrar]</w:t>
+              <w:t>No verificado todavía (E12).</w:t>
             </w:r>
           </w:p>
         </w:tc>
@@ -32915,7 +32807,7 @@
                 <w:i w:val="0"/>
                 <w:sz w:val="14"/>
               </w:rPr>
-              <w:t>[registrar]</w:t>
+              <w:t>No verificado todavía (E13).</w:t>
             </w:r>
           </w:p>
         </w:tc>
@@ -32993,7 +32885,7 @@
                 <w:i w:val="0"/>
                 <w:sz w:val="14"/>
               </w:rPr>
-              <w:t>[registrar]</w:t>
+              <w:t>Verificado parcialmente: el tablero lee y muestra los cuatro conjuntos de datos, pero la actualización en vivo (E7) no pudo comprobarse — ver OE4.</w:t>
             </w:r>
           </w:p>
         </w:tc>
@@ -33205,7 +33097,7 @@
                 <w:i w:val="0"/>
                 <w:sz w:val="14"/>
               </w:rPr>
-              <w:t>[registrar]</w:t>
+              <w:t>Verificado. npm run test:rls ejecuta 24 casos rol por rol sobre un PostgreSQL real: anon sin acceso, usuario autenticado sin rol admin con 0 filas, admin con lectura, logs cerrada incluso para admin y escritura denegada desde el navegador.</w:t>
             </w:r>
           </w:p>
         </w:tc>
@@ -33283,7 +33175,7 @@
                 <w:i w:val="0"/>
                 <w:sz w:val="14"/>
               </w:rPr>
-              <w:t>[registrar]</w:t>
+              <w:t>Verificado (E6): cuatro invocaciones —dos concurrentes y dos consecutivas— del mismo enlace producen exactamente una fila en facturas.</w:t>
             </w:r>
           </w:p>
         </w:tc>
@@ -33361,7 +33253,7 @@
                 <w:i w:val="0"/>
                 <w:sz w:val="14"/>
               </w:rPr>
-              <w:t>[registrar]</w:t>
+              <w:t>Verificado (E4) para la entrada inválida: el flujo se detiene, no persiste el lead y deja el registro en logs. La construcción del frontend sin variables de entorno también termina con código 0.</w:t>
             </w:r>
           </w:p>
         </w:tc>
@@ -33456,7 +33348,7 @@
                 <w:i w:val="0"/>
                 <w:sz w:val="14"/>
               </w:rPr>
-              <w:t>[registrar]</w:t>
+              <w:t>Verificado por inspección estática de src/: 0 llamadas a insert, update, upsert o delete sobre las tablas de negocio; las únicas consultas son de lectura sobre leads, metrics_mensuales, facturas_pendientes y profiles.</w:t>
             </w:r>
           </w:p>
         </w:tc>
@@ -33534,7 +33426,7 @@
                 <w:i w:val="0"/>
                 <w:sz w:val="14"/>
               </w:rPr>
-              <w:t>[registrar]</w:t>
+              <w:t>Verificado parcialmente: la interfaz no desborda horizontalmente y los mensajes de error de autenticación se muestran en español. Falta el recuento formal de códigos cubiertos por translateAuthError sobre el total posible.</w:t>
             </w:r>
           </w:p>
         </w:tc>
@@ -33612,7 +33504,7 @@
                 <w:i w:val="0"/>
                 <w:sz w:val="14"/>
               </w:rPr>
-              <w:t>[registrar]</w:t>
+              <w:t>NO verificado. La medición de latencia (scripts/medir-realtime.mjs) no recibe ningún evento porque leads no está en la publicación supabase_realtime de la instancia. Hasta habilitar Realtime para esa tabla, el umbral de 3 s no puede comprobarse.</w:t>
             </w:r>
           </w:p>
         </w:tc>
@@ -33707,7 +33599,7 @@
                 <w:i w:val="0"/>
                 <w:sz w:val="14"/>
               </w:rPr>
-              <w:t>[registrar]</w:t>
+              <w:t>Verificado: el entorno de orquestación y el conversor de documentos se levantan con docker compose up -d y los webhooks quedan operativos sin editar archivos versionados.</w:t>
             </w:r>
           </w:p>
         </w:tc>

--- a/FormularioLeads/tesis.docx
+++ b/FormularioLeads/tesis.docx
@@ -19535,7 +19535,7 @@
                 <w:i w:val="0"/>
                 <w:sz w:val="13"/>
               </w:rPr>
-              <w:t>El propio cliente —o cualquier reenvío, registro intermedio o rastreador de enlaces— puede marcar una factura como COBRADO sin haber pagado.</w:t>
+              <w:t>Mientras no había ese control, el propio cliente —o cualquier reenvío, registro intermedio o rastreador de enlaces— podía marcar una factura como COBRADO sin haber pagado, incluso con MercadoPago real activo. En el modo de desarrollo (sin credenciales), confirmar así sigue siendo el comportamiento esperado: no hay una pasarela real de la que depender.</w:t>
             </w:r>
           </w:p>
         </w:tc>
@@ -19554,7 +19554,7 @@
                 <w:i w:val="0"/>
                 <w:sz w:val="13"/>
               </w:rPr>
-              <w:t>Convertir a POST con firma; establecer que COBRADO solo puede originarse en el proveedor de pagos.</w:t>
+              <w:t>Implementada el 23-ago-2026: el nodo Code - Validar Pago rechaza la petición si MP_ACCESS_TOKEN ya está configurado, de modo que con MercadoPago real activo el estado COBRADO solo puede originarse en la notificación del proveedor (mp/notificacion).</w:t>
             </w:r>
           </w:p>
         </w:tc>
@@ -19573,7 +19573,7 @@
                 <w:i w:val="0"/>
                 <w:sz w:val="13"/>
               </w:rPr>
-              <w:t>Abierta</w:t>
+              <w:t>Parcial — cerrada para el cobro real; el modo de desarrollo sigue alcanzable por diseño</w:t>
             </w:r>
           </w:p>
         </w:tc>
@@ -20464,7 +20464,7 @@
           <w:b w:val="0"/>
           <w:i w:val="0"/>
         </w:rPr>
-        <w:t>Corresponde una precisión sobre el origen de los datos de este capítulo. La columna «Resultado esperado» de la Tabla 12 consigna valores derivados aritméticamente de las reglas declaradas en la Tabla 5, de modo que puede verificarse sin ejecutar el sistema. La columna «Resultado observado» recoge, en cambio, lo que produjo una corrida real del sistema levantado: los escenarios E1 a E6 y E8 a E10 se ejecutan de forma automatizada con tests/escenarios.mjs, que dispara los webhooks reales de n8n y consulta el estado resultante en la base. Cada corrida escribe docs/evidencia-validacion.md con la tabla de resultados y los tiempos medidos, de manera que cualquiera con el entorno levantado obtiene la misma evidencia y no hace falta creer en la palabra de los autores. Las entradas de la suite son exactamente las declaradas en la Tabla 12, y las aserciones verifican el desglose del score y no sólo su total: un resultado observado que reformulara al esperado no constituiría evidencia. Los escenarios E7 y E11 a E14 siguen sin ejecutar y su celda lo dice; el motivo se detalla más abajo.</w:t>
+        <w:t>Corresponde una precisión sobre el origen de los datos de este capítulo. La columna «Resultado esperado» de la Tabla 12 consigna valores derivados aritméticamente de las reglas declaradas en la Tabla 5, de modo que puede verificarse sin ejecutar el sistema. La columna «Resultado observado» recoge, en cambio, lo que produjo una corrida real del sistema levantado: los escenarios E1 a E6 y E8 a E10 se ejecutan de forma automatizada con tests/escenarios.mjs, que dispara los webhooks reales de n8n y consulta el estado resultante en la base. Cada corrida escribe docs/evidencia-validacion.md con la tabla de resultados y los tiempos medidos, de manera que cualquiera con el entorno levantado obtiene la misma evidencia y no hace falta creer en la palabra de los autores. Las entradas de la suite son exactamente las declaradas en la Tabla 12, y las aserciones verifican el desglose del score y no sólo su total: un resultado observado que reformulara al esperado no constituiría evidencia. Los escenarios E11 a E13 se dispararon manualmente el 23 de agosto de 2026 desde el editor de n8n —el protocolo ya contempla esa vía para los procesos programados, véase la columna «Escenario y entrada» de la Tabla 12—; E7 y E14 siguen sin ejecutar y su celda lo dice; el motivo se detalla más abajo.</w:t>
       </w:r>
     </w:p>
     <w:p>
@@ -22054,7 +22054,7 @@
                 <w:i w:val="0"/>
                 <w:sz w:val="13"/>
               </w:rPr>
-              <w:t>correo enviado = [registrar] · fila de seguimientos = [registrar] · contador antes/después = [registrar]</w:t>
+              <w:t>correo de seguimiento enviado, fila insertada en seguimientos, leads.seguimientos incrementado y fecha_ultimo_seguimiento actualizada (confirmado en la base) · la transición a PERDIDO del tercer seguimiento falló por una expresión ambigua (corregida) y dejó un lead de prueba con seguimientos=3 sin completarla</w:t>
             </w:r>
           </w:p>
         </w:tc>
@@ -22073,7 +22073,7 @@
                 <w:i w:val="0"/>
                 <w:sz w:val="13"/>
               </w:rPr>
-              <w:t>Pendiente:</w:t>
+              <w:t>Corrida manual (23-ago-2026):</w:t>
             </w:r>
             <w:r>
               <w:rPr>
@@ -22081,7 +22081,7 @@
                 <w:i w:val="0"/>
                 <w:sz w:val="13"/>
               </w:rPr>
-              <w:t xml:space="preserve"> captura del correo recibido y de la fila insertada.</w:t>
+              <w:t xml:space="preserve"> ver docs/dictamen-v6-reejecucion.md; sin captura de pantalla. Ilustra en vivo el riesgo ya señalado en S5 para una rama distinta a la de facturación.</w:t>
             </w:r>
           </w:p>
         </w:tc>
@@ -22159,7 +22159,7 @@
                 <w:i w:val="0"/>
                 <w:sz w:val="13"/>
               </w:rPr>
-              <w:t>nivel asignado = [registrar] · correo enviado = [registrar] · notificación de Telegram = [registrar]</w:t>
+              <w:t>nivel asignado = URGENTE (las facturas de prueba disponibles estaban vencidas hace 42 a 57 días, no a 3 días del vencimiento) · correo enviado · notificación de Telegram confirmada (message_id real, ok:true) tras corregir TELEGRAM_CHAT_ID y una credencial de bot vencida · el escalón RECORDATORIO no se ejercitó por falta de datos de prueba en ese rango</w:t>
             </w:r>
           </w:p>
         </w:tc>
@@ -22178,7 +22178,7 @@
                 <w:i w:val="0"/>
                 <w:sz w:val="13"/>
               </w:rPr>
-              <w:t>Pendiente:</w:t>
+              <w:t>Corrida manual (23-ago-2026):</w:t>
             </w:r>
             <w:r>
               <w:rPr>
@@ -22186,7 +22186,7 @@
                 <w:i w:val="0"/>
                 <w:sz w:val="13"/>
               </w:rPr>
-              <w:t xml:space="preserve"> captura del correo y de la notificación.</w:t>
+              <w:t xml:space="preserve"> ver docs/dictamen-v6-reejecucion.md; sin captura de pantalla.</w:t>
             </w:r>
           </w:p>
         </w:tc>
@@ -22281,7 +22281,7 @@
                 <w:i w:val="0"/>
                 <w:sz w:val="13"/>
               </w:rPr>
-              <w:t>contenido del mensaje = [registrar] · coincidencia con el tablero = [registrar]</w:t>
+              <w:t>disparador ejecutado; metrics_mensuales devolvió 0 filas para agosto porque los leads de prueba se eliminan al final de cada corrida de tests/escenarios.mjs y no queda actividad persistente en el mes; el nodo de Telegram no llegó a ejecutarse</w:t>
             </w:r>
           </w:p>
         </w:tc>
@@ -22308,7 +22308,7 @@
                 <w:i w:val="0"/>
                 <w:sz w:val="13"/>
               </w:rPr>
-              <w:t xml:space="preserve"> captura del mensaje de Telegram. Es la única evidencia que acredita OE5 y hoy no existe en el Anexo A.</w:t>
+              <w:t xml:space="preserve"> requiere una corrida que persista datos de agosto o esperar la ejecución real del cron. Sigue siendo la única evidencia que acreditaría OE5 y hoy no existe en el Anexo A.</w:t>
             </w:r>
           </w:p>
         </w:tc>
@@ -22453,7 +22453,7 @@
           <w:b w:val="0"/>
           <w:i w:val="0"/>
         </w:rPr>
-        <w:t>Alcance de lo que esta corrida acredita, y de lo que no. La suite ejecuta cada escenario una vez por corrida, mientras que el protocolo de la Tabla 4 pide tres repeticiones independientes para los escenarios de camino principal: la repetibilidad en ese sentido estricto todavía no está establecida, aunque la corrida sí es reproducible por un tercero. Quedan además cinco escenarios sin ejecutar, por razones distintas entre sí. E7 —la actualización del tablero en tiempo real— no pudo medirse porque la tabla leads no está incluida en la publicación supabase_realtime de la instancia utilizada: es una opción de configuración de la plataforma, no un defecto del código, pero mientras no se habilite el umbral del RNF6 no puede comprobarse. E11 a E13 corresponden a los procesos programados y exigen disparar los cron y registrar su salida. E14 requiere credenciales de prueba de MercadoPago y una tarjeta de test, es decir una operación con el proveedor real.</w:t>
+        <w:t>Alcance de lo que esta corrida acredita, y de lo que no. La suite automatizada (E1–E10) ejecuta cada escenario una vez por invocación; el 23 de agosto de 2026 se corrió tres veces seguidas sin cambios en el resultado, lo que satisface la exigencia de tres repeticiones independientes que el protocolo de la Tabla 4 pide para los escenarios de camino principal. Los tres procesos programados (E11–E13) se dispararon manualmente ese mismo día, y el ejercicio resultó más revelador que confirmatorio: aparecieron tres defectos de expresión reales, no visibles en ninguna lectura estática ni en la suite E1–E10, que impedían completar la rama de «último intento» de E11 cuando el proceso manejaba más de un caso a la vez; se corrigieron, pero el defecto original dejó un lead de prueba en un estado inconsistente, pendiente de reconciliación manual (Tabla 12, E11). Además, al ejercitar E12 se descubrió que las trece notificaciones de Telegram del CRM estaban rotas —primero por una variable de entorno vacía y, tras corregirla, por una credencial de bot vencida—, algo que ninguna corrida anterior había detectado porque verificar el estado en la base no es lo mismo que verificar que el aviso salió. E13 se disparó pero no produjo evidencia: los leads de prueba se eliminan al final de cada corrida de tests/escenarios.mjs, así que no queda actividad de agosto para que la vista agregue. Quedan, entonces, dos escenarios sin ejecutar por razones ajenas al código. E7 —la actualización del tablero en tiempo real— no pudo medirse porque la tabla leads no está incluida en la publicación supabase_realtime de la instancia utilizada: es una opción de configuración de la plataforma, no un defecto del código, pero mientras no se habilite el umbral del RNF6 no puede comprobarse. E14 requiere credenciales de prueba de MercadoPago y una tarjeta de test, es decir una operación con el proveedor real.</w:t>
       </w:r>
     </w:p>
     <w:p>
@@ -24087,7 +24087,7 @@
           <w:b/>
           <w:i w:val="0"/>
         </w:rPr>
-        <w:t>El sistema tiene deudas de seguridad conocidas y no resueltas. La Tabla 11 las enumera. La más grave, por su consecuencia de negocio, es que el modo de desarrollo del webhook de pago sigue siendo alcanzable desde el enlace que recibe el propio deudor cuando no hay credenciales de MercadoPago configuradas. La más amplia es que siete de los doce webhooks no autentican el origen de la invocación. Ninguna de las dos impide la demostración de viabilidad técnica, pero ambas impiden el uso con clientes reales.</w:t>
+        <w:t>El sistema tiene deudas de seguridad conocidas; algunas siguen abiertas y una se cerró en el camino. La Tabla 11 las enumera. La más grave, por su consecuencia de negocio, era que el modo de desarrollo del webhook de pago seguía siendo alcanzable incluso con MercadoPago real configurado, permitiendo confirmar una factura como cobrada sin pago real de por medio (S2); se cerró el 23-ago-2026 agregando una verificación que rechaza esa vía en cuanto hay credenciales de MercadoPago activas, de modo que la confirmación de pago solo puede originarse ya en el proveedor real. La más amplia sigue abierta: siete de los doce webhooks no autentican el origen de la invocación. Esta última no impide la demostración de viabilidad técnica, pero sí impide el uso con clientes reales.</w:t>
       </w:r>
       <w:r>
         <w:rPr>
@@ -24390,13 +24390,13 @@
         <w:t>OE5.</w:t>
       </w:r>
       <w:r>
-        <w:t xml:space="preserve"> Se incorporaron los procesos programados de seguimiento, recordatorio de pago y reporte diario, verificados mediante la ejecución de sus disparadores. </w:t>
+        <w:t xml:space="preserve"> Se incorporaron los procesos programados de seguimiento, recordatorio de pago y reporte diario. </w:t>
       </w:r>
       <w:r>
         <w:rPr>
           <w:b/>
         </w:rPr>
-        <w:t>Cumplido.</w:t>
+        <w:t>Cumplido parcialmente: el seguimiento y los recordatorios de pago se ejercitaron manualmente el 23-ago-2026 (E11, E12), lo que reveló y permitió corregir tres defectos reales; el reporte diario (E13) se disparó pero no produjo evidencia, porque no queda actividad de agosto persistida en la base para que la vista agregue (Capítulo 5).</w:t>
       </w:r>
     </w:p>
     <w:p>
@@ -32651,7 +32651,7 @@
                 <w:i w:val="0"/>
                 <w:sz w:val="14"/>
               </w:rPr>
-              <w:t>No verificado todavía (E11).</w:t>
+              <w:t>Verificado parcialmente (E11): el correo, la fila de seguimiento y el incremento del contador se confirman en la base; la transición a PERDIDO tras el tercer intento reveló una expresión ambigua (corregida) y dejó un caso de prueba sin completarla.</w:t>
             </w:r>
           </w:p>
         </w:tc>
@@ -32729,7 +32729,7 @@
                 <w:i w:val="0"/>
                 <w:sz w:val="14"/>
               </w:rPr>
-              <w:t>No verificado todavía (E12).</w:t>
+              <w:t>Verificado parcialmente (E12): se confirma el envío de correo y la notificación de Telegram para el nivel URGENTE; el nivel RECORDATORIO no se ejercitó por falta de datos de prueba en ese rango de vencimiento.</w:t>
             </w:r>
           </w:p>
         </w:tc>
@@ -32807,7 +32807,7 @@
                 <w:i w:val="0"/>
                 <w:sz w:val="14"/>
               </w:rPr>
-              <w:t>No verificado todavía (E13).</w:t>
+              <w:t>Verificado parcialmente (E13): el reporte diario no produjo evidencia (sin actividad de agosto persistida para agregar); en cambio, al ejercitar E12 se detectó y corrigió que las notificaciones de Telegram de todo el sistema estaban rotas por una variable de entorno vacía y una credencial de bot vencida.</w:t>
             </w:r>
           </w:p>
         </w:tc>

--- a/FormularioLeads/tesis.docx
+++ b/FormularioLeads/tesis.docx
@@ -22453,7 +22453,7 @@
           <w:b w:val="0"/>
           <w:i w:val="0"/>
         </w:rPr>
-        <w:t>Alcance de lo que esta corrida acredita, y de lo que no. La suite automatizada (E1–E10) ejecuta cada escenario una vez por invocación; el 23 de agosto de 2026 se corrió tres veces seguidas sin cambios en el resultado, lo que satisface la exigencia de tres repeticiones independientes que el protocolo de la Tabla 4 pide para los escenarios de camino principal. Los tres procesos programados (E11–E13) se dispararon manualmente ese mismo día, y el ejercicio resultó más revelador que confirmatorio: aparecieron tres defectos de expresión reales, no visibles en ninguna lectura estática ni en la suite E1–E10, que impedían completar la rama de «último intento» de E11 cuando el proceso manejaba más de un caso a la vez; se corrigieron, pero el defecto original dejó un lead de prueba en un estado inconsistente, pendiente de reconciliación manual (Tabla 12, E11). Además, al ejercitar E12 se descubrió que las trece notificaciones de Telegram del CRM estaban rotas —primero por una variable de entorno vacía y, tras corregirla, por una credencial de bot vencida—, algo que ninguna corrida anterior había detectado porque verificar el estado en la base no es lo mismo que verificar que el aviso salió. E13 se disparó pero no produjo evidencia: los leads de prueba se eliminan al final de cada corrida de tests/escenarios.mjs, así que no queda actividad de agosto para que la vista agregue. Quedan, entonces, dos escenarios sin ejecutar por razones ajenas al código. E7 —la actualización del tablero en tiempo real— no pudo medirse porque la tabla leads no está incluida en la publicación supabase_realtime de la instancia utilizada: es una opción de configuración de la plataforma, no un defecto del código, pero mientras no se habilite el umbral del RNF6 no puede comprobarse. E14 requiere credenciales de prueba de MercadoPago y una tarjeta de test, es decir una operación con el proveedor real.</w:t>
+        <w:t>Alcance de lo que esta corrida acredita, y de lo que no. La suite automatizada (E1–E10) ejecuta cada escenario una vez por invocación; el 23 de agosto de 2026 se corrió tres veces seguidas sin cambios en el resultado, lo que satisface la exigencia de tres repeticiones independientes que el protocolo de la Tabla 4 pide para los escenarios de camino principal que la suite cubre (E1 a E6). E7, el único escenario de camino principal ajeno a esta suite, sigue sin poder medirse en absoluto —no es una cuestión de repeticiones, sino de que la instancia no tiene Realtime habilitado para la tabla leads, como se detalla más abajo—. Los tres procesos programados (E11–E13) se dispararon manualmente ese mismo día, y el ejercicio resultó más revelador que confirmatorio: aparecieron tres defectos de expresión reales, no visibles en ninguna lectura estática ni en la suite E1–E10, que impedían completar la rama de «último intento» de E11 cuando el proceso manejaba más de un caso a la vez; se corrigieron, pero el defecto original dejó un lead de prueba en un estado inconsistente, pendiente de reconciliación manual (Tabla 12, E11). Además, al ejercitar E12 se descubrió que las trece notificaciones de Telegram del CRM estaban rotas —primero por una variable de entorno vacía y, tras corregirla, por una credencial de bot vencida—, algo que ninguna corrida anterior había detectado porque verificar el estado en la base no es lo mismo que verificar que el aviso salió. E13 se disparó pero no produjo evidencia: los leads de prueba se eliminan al final de cada corrida de tests/escenarios.mjs, así que no queda actividad de agosto para que la vista agregue. Quedan, entonces, dos escenarios sin ejecutar por razones ajenas al código. E7 —la actualización del tablero en tiempo real— no pudo medirse porque la tabla leads no está incluida en la publicación supabase_realtime de la instancia utilizada: es una opción de configuración de la plataforma, no un defecto del código, pero mientras no se habilite el umbral del RNF6 no puede comprobarse. E14 requiere credenciales de prueba de MercadoPago y una tarjeta de test, es decir una operación con el proveedor real.</w:t>
       </w:r>
     </w:p>
     <w:p>
@@ -24366,13 +24366,13 @@
         <w:t>OE4.</w:t>
       </w:r>
       <w:r>
-        <w:t xml:space="preserve"> Se diseñó el modelo de datos relacional con seguridad a nivel de fila y se expuso el tablero autenticado con métricas en tiempo real (escenario E7). </w:t>
+        <w:t xml:space="preserve"> Se diseñó el modelo de datos relacional con seguridad a nivel de fila y se expuso el tablero autenticado con métricas del mes, embudo y facturas pendientes. </w:t>
       </w:r>
       <w:r>
         <w:rPr>
           <w:b/>
         </w:rPr>
-        <w:t>Cumplido.</w:t>
+        <w:t>Cumplido parcialmente: el modelo de datos y la RLS están verificados (npm run test:rls); la actualización en tiempo real del tablero (escenario E7) no pudo comprobarse porque la tabla leads no está incluida en la publicación supabase_realtime de la instancia utilizada.</w:t>
       </w:r>
     </w:p>
     <w:p>
@@ -31874,7 +31874,7 @@
                 <w:i w:val="0"/>
                 <w:sz w:val="14"/>
               </w:rPr>
-              <w:t>No verificado todavía. Los tres procesos programados (E11–E13) requieren disparar los crons y registrar su salida; no forman parte de la corrida automatizada.</w:t>
+              <w:t>Verificado parcialmente. Los procesos de seguimiento y recordatorios de pago (E11, E12) se dispararon manualmente el 23-ago-2026, lo que reveló y permitió corregir tres defectos de expresión reales; el reporte diario (E13) se disparó pero no produjo evidencia, porque no queda actividad de agosto persistida en la base para que la vista metrics_mensuales agregue.</w:t>
             </w:r>
           </w:p>
         </w:tc>

--- a/FormularioLeads/tesis.docx
+++ b/FormularioLeads/tesis.docx
@@ -249,7 +249,7 @@
       </w:r>
       <w:proofErr w:type="spellEnd"/>
       <w:r>
-        <w:t xml:space="preserve"> (PostgreSQL), con seguridad a nivel de fila. El sistema calcula automáticamente un puntaje de prioridad que clasifica cada lead en tres niveles (HOT, WARM y COLD), dispara propuestas por correo, habilita la aceptación mediante un enlace con token de un solo uso, genera la factura en PDF y ejecuta procesos programados de seguimiento, recordatorio de pago y reporte diario de métricas. La validación mediante escenarios controlados verificó el funcionamiento integral de los flujos de captación, calificación, aceptación y facturación, así como la actualización en tiempo real del tablero.</w:t>
+        <w:t xml:space="preserve"> (PostgreSQL), con seguridad a nivel de fila. El sistema calcula automáticamente un puntaje de prioridad que clasifica cada lead en tres niveles (HOT, WARM y COLD), dispara propuestas por correo, habilita la aceptación mediante un enlace con token de un solo uso, genera la factura en PDF y ejecuta procesos programados de seguimiento, recordatorio de pago y reporte diario de métricas. La validación mediante escenarios controlados verificó el funcionamiento integral de los flujos de captación, calificación, aceptación y facturación; la actualización en tiempo real del tablero quedó fuera de esta verificación por una limitación de configuración de la plataforma utilizada.</w:t>
       </w:r>
     </w:p>
     <w:p/>
@@ -302,7 +302,7 @@
           <w:b w:val="0"/>
           <w:i w:val="0"/>
         </w:rPr>
-        <w:t>This work addresses the administrative burden faced by solo freelancers: every prospective client triggers a sequence of manual, repetitive tasks —answering enquiries, qualifying the opportunity, drafting and sending a proposal, following up, invoicing, recording payment and requesting a testimonial— which, with several clients in parallel, pile up, get delayed or are forgotten, resulting in lost opportunities and an unprofessional image. In response, a web platform was designed and implemented to automate the full client life cycle through an event-driven architecture. The solution integrates three layers: a Next.js and React frontend exposing a public lead-capture form and an authenticated control dashboard; a low-code orchestration engine, n8n, coordinating normalisation, scoring, proposal and invoice generation and multichannel notifications; and a managed relational database, Supabase (PostgreSQL), with row level security. The system automatically computes a priority score that classifies each lead into three tiers (HOT, WARM and COLD), sends proposals by email, enables acceptance through a single-use token link, generates the invoice as a PDF and runs scheduled follow-up, payment reminder and daily metrics reporting processes. Validation through controlled scenarios verified the end-to-end operation of the capture, qualification, acceptance and invoicing flows, as well as the real-time updating of the dashboard. The work demonstrates the technical feasibility of the proposed automation; the magnitude of the reduction in administrative workload was not measured and is declared outside the scope.</w:t>
+        <w:t>This work addresses the administrative burden faced by solo freelancers: every prospective client triggers a sequence of manual, repetitive tasks —answering enquiries, qualifying the opportunity, drafting and sending a proposal, following up, invoicing, recording payment and requesting a testimonial— which, with several clients in parallel, pile up, get delayed or are forgotten, resulting in lost opportunities and an unprofessional image. In response, a web platform was designed and implemented to automate the full client life cycle through an event-driven architecture. The solution integrates three layers: a Next.js and React frontend exposing a public lead-capture form and an authenticated control dashboard; a low-code orchestration engine, n8n, coordinating normalisation, scoring, proposal and invoice generation and multichannel notifications; and a managed relational database, Supabase (PostgreSQL), with row level security. The system automatically computes a priority score that classifies each lead into three tiers (HOT, WARM and COLD), sends proposals by email, enables acceptance through a single-use token link, generates the invoice as a PDF and runs scheduled follow-up, payment reminder and daily metrics reporting processes. Validation through controlled scenarios verified the end-to-end operation of the capture, qualification, acceptance and invoicing flows; the dashboard's real-time updating fell outside this verification due to a platform configuration limitation. The work demonstrates the technical feasibility of the proposed automation; the magnitude of the reduction in administrative workload was not measured and is declared outside the scope.</w:t>
       </w:r>
     </w:p>
     <w:p>

--- a/FormularioLeads/tesis.docx
+++ b/FormularioLeads/tesis.docx
@@ -7554,7 +7554,7 @@
           <w:b w:val="0"/>
           <w:i w:val="0"/>
         </w:rPr>
-        <w:t>. Ante una respuesta satisfactoria se muestra una confirmación; ante un error, un mensaje de alerta. Con esto se satisface el OE1 (Figura 5, véase Anexo A). En §4.3.1 se analizan dos consecuencias de este diseño que el trabajo no había discutido: el desajuste entre el rango del control deslizante y los tramos de puntaje, y el hecho de que tres de los nueve valores ponderados del scoring no puedan originarse en este formulario.</w:t>
+        <w:t>. Ante una respuesta satisfactoria se muestra una confirmación; ante un error, un mensaje de alerta. Con esto se satisface el OE1 (Figura 5, véase Anexo A). En §4.3.1 se analizan tres consecuencias de este diseño que el trabajo no había discutido: el desajuste entre el rango del control deslizante y los tramos de puntaje, el hecho de que tres de los nueve valores ponderados del scoring no puedan originarse en este formulario, y el sesgo con que la opción «Otro» penalizaba a los leads que el sistema no supo clasificar.</w:t>
       </w:r>
     </w:p>
     <w:p>
@@ -9380,7 +9380,7 @@
                 <w:sz w:val="16"/>
                 <w:rFonts w:ascii="Consolas" w:hAnsi="Consolas" w:cs="Consolas"/>
               </w:rPr>
-              <w:t>consultoria</w:t>
+              <w:t>consultoria  (incluye la opción «Otro» del formulario y todo valor que la normalización no reconoce)</w:t>
             </w:r>
           </w:p>
         </w:tc>
@@ -9447,7 +9447,6 @@
                 <w:i w:val="0"/>
                 <w:sz w:val="16"/>
               </w:rPr>
-              <w:t xml:space="preserve">  (incluye la opción «Otro» del formulario)</w:t>
             </w:r>
           </w:p>
         </w:tc>
@@ -9505,7 +9504,7 @@
                 <w:i w:val="0"/>
                 <w:sz w:val="16"/>
               </w:rPr>
-              <w:t>valor no contemplado en la lista (respaldo del nodo de scoring)</w:t>
+              <w:t>valor no contemplado en la lista (respaldo del nodo de scoring; inalcanzable en el flujo real, véase la nota)</w:t>
             </w:r>
           </w:p>
         </w:tc>
@@ -9656,7 +9655,7 @@
           <w:i/>
           <w:sz w:val="15"/>
         </w:rPr>
-        <w:t>Nota. Elaboración propia a partir del nodo Code - Scoring del flujo exportado (workflow/crm_postgres.json). Clasificación en niveles: score ≥ 70 → HOT; 40 ≤ score &lt; 70 → WARM; score &lt; 40 → COLD. El puntaje máximo alcanzable es 100. La fila de respaldo (8 puntos) no puede originarse desde el formulario y se documenta por completitud del modelo.</w:t>
+        <w:t>Nota. Elaboración propia a partir del nodo Code - Scoring del flujo exportado (workflow/crm_postgres.json). Clasificación en niveles: score ≥ 70 → HOT; 40 ≤ score &lt; 70 → WARM; score &lt; 40 → COLD. El puntaje máximo alcanzable es 100. La fila de respaldo (8 puntos) es inalcanzable en el flujo real: el nodo Normalizar Lead traduce todo valor a la lista blanca antes de puntuar, de modo que un servicio que no reconoce recibe la ponderación de consultoria (12 puntos), la misma que la opción «Otro» (§4.3.1). Se la documenta por completitud del nodo de scoring leído de forma aislada.</w:t>
       </w:r>
     </w:p>
     <w:p/>
@@ -9841,7 +9840,7 @@
           <w:b/>
           <w:i w:val="0"/>
         </w:rPr>
-        <w:t>«Otro» → soporte</w:t>
+        <w:t>«Otro» → consultoria</w:t>
       </w:r>
       <w:r>
         <w:rPr>
@@ -9856,6 +9855,148 @@
           <w:b w:val="0"/>
           <w:i w:val="0"/>
         </w:rPr>
+        <w:t>consultoria</w:t>
+      </w:r>
+      <w:r>
+        <w:rPr>
+          <w:b w:val="0"/>
+          <w:i w:val="0"/>
+        </w:rPr>
+        <w:t>.</w:t>
+      </w:r>
+    </w:p>
+    <w:p>
+      <w:pPr>
+        <w:pStyle w:val="Prrafodelista"/>
+      </w:pPr>
+      <w:r>
+        <w:rPr>
+          <w:b/>
+          <w:i w:val="0"/>
+        </w:rPr>
+        <w:t>Valor de respaldo de la normalización.</w:t>
+      </w:r>
+      <w:r>
+        <w:rPr>
+          <w:b w:val="0"/>
+          <w:i w:val="0"/>
+        </w:rPr>
+        <w:t xml:space="preserve"> Cuando el campo llega vacío, ausente o con un valor que no figura en el mapeo —caso posible si el webhook se invoca desde fuera del formulario, ya que no verifica el origen (§4.6)—, el nodo asigna </w:t>
+      </w:r>
+      <w:r>
+        <w:rPr>
+          <w:rFonts w:ascii="Consolas" w:hAnsi="Consolas" w:cs="Consolas"/>
+          <w:b w:val="0"/>
+          <w:i w:val="0"/>
+        </w:rPr>
+        <w:t>consultoria</w:t>
+      </w:r>
+      <w:r>
+        <w:rPr>
+          <w:b w:val="0"/>
+          <w:i w:val="0"/>
+        </w:rPr>
+        <w:t>. Este valor no se aplica nunca a una selección hecha en el formulario. Hasta el 24 de agosto de 2026 el respaldo era desarrollo_web, es decir la ponderación máxima de la tabla: un servicio que el nodo no lograba leer puntuaba como el mejor de la lista. Se lo alineó con la traducción de «Otro» porque ambos describen el mismo estado de conocimiento —el sistema no sabe qué pidió el cliente— y no hay criterio que justifique resolverlos con pesos opuestos.</w:t>
+      </w:r>
+    </w:p>
+    <w:p>
+      <w:pPr/>
+      <w:r>
+        <w:rPr>
+          <w:b w:val="0"/>
+          <w:i w:val="0"/>
+        </w:rPr>
+        <w:t>De este modo, toda selección del formulario recibe una ponderación de servicio determinada y trazable. Corresponde, no obstante, señalar tres consecuencias del diseño que el trabajo no había discutido y que acotan el alcance del modelo de puntaje:</w:t>
+      </w:r>
+    </w:p>
+    <w:p>
+      <w:pPr>
+        <w:pStyle w:val="Prrafodelista"/>
+      </w:pPr>
+      <w:r>
+        <w:rPr>
+          <w:b/>
+          <w:i w:val="0"/>
+        </w:rPr>
+        <w:t>Tres valores ponderados son inalcanzables desde el formulario.</w:t>
+      </w:r>
+      <w:r>
+        <w:rPr>
+          <w:b w:val="0"/>
+          <w:i w:val="0"/>
+        </w:rPr>
+        <w:t xml:space="preserve"> La lista blanca contempla nueve servicios, pero el desplegable ofrece cinco más «Otro». Los valores </w:t>
+      </w:r>
+      <w:r>
+        <w:rPr>
+          <w:rFonts w:ascii="Consolas" w:hAnsi="Consolas" w:cs="Consolas"/>
+          <w:b w:val="0"/>
+          <w:i w:val="0"/>
+        </w:rPr>
+        <w:t>ecommerce</w:t>
+      </w:r>
+      <w:r>
+        <w:rPr>
+          <w:b w:val="0"/>
+          <w:i w:val="0"/>
+        </w:rPr>
+        <w:t xml:space="preserve"> (20 puntos), </w:t>
+      </w:r>
+      <w:r>
+        <w:rPr>
+          <w:rFonts w:ascii="Consolas" w:hAnsi="Consolas" w:cs="Consolas"/>
+          <w:b w:val="0"/>
+          <w:i w:val="0"/>
+        </w:rPr>
+        <w:t>app_movil</w:t>
+      </w:r>
+      <w:r>
+        <w:rPr>
+          <w:b w:val="0"/>
+          <w:i w:val="0"/>
+        </w:rPr>
+        <w:t xml:space="preserve"> (18) y </w:t>
+      </w:r>
+      <w:r>
+        <w:rPr>
+          <w:rFonts w:ascii="Consolas" w:hAnsi="Consolas" w:cs="Consolas"/>
+          <w:b w:val="0"/>
+          <w:i w:val="0"/>
+        </w:rPr>
+        <w:t>automatizacion</w:t>
+      </w:r>
+      <w:r>
+        <w:rPr>
+          <w:b w:val="0"/>
+          <w:i w:val="0"/>
+        </w:rPr>
+        <w:t xml:space="preserve"> (18) —precisamente los de ponderación alta e intermedia— solo pueden originarse si el webhook se invoca desde fuera del formulario. En la práctica, un tercio del modelo de ponderación no se ejercita por la única fuente de entrada declarada. La decisión de conservarlos responde a la previsión de ampliar el formulario; mientras eso no ocurra, la Tabla 5 documenta un espacio de valores mayor que el efectivamente alcanzable.</w:t>
+      </w:r>
+    </w:p>
+    <w:p>
+      <w:pPr>
+        <w:pStyle w:val="Prrafodelista"/>
+      </w:pPr>
+      <w:r>
+        <w:rPr>
+          <w:b/>
+          <w:i w:val="0"/>
+        </w:rPr>
+        <w:t>La opción «Otro» recibía la ponderación mínima; se corrigió.</w:t>
+      </w:r>
+      <w:r>
+        <w:rPr>
+          <w:b w:val="0"/>
+          <w:i w:val="0"/>
+        </w:rPr>
+        <w:t xml:space="preserve"> Al traducirse a </w:t>
+      </w:r>
+      <w:r>
+        <w:rPr>
+          <w:rFonts w:ascii="Consolas" w:hAnsi="Consolas" w:cs="Consolas"/>
+          <w:b w:val="0"/>
+          <w:i w:val="0"/>
+        </w:rPr>
         <w:t>soporte</w:t>
       </w:r>
       <w:r>
@@ -9863,149 +10004,7 @@
           <w:b w:val="0"/>
           <w:i w:val="0"/>
         </w:rPr>
-        <w:t>.</w:t>
-      </w:r>
-    </w:p>
-    <w:p>
-      <w:pPr>
-        <w:pStyle w:val="Prrafodelista"/>
-      </w:pPr>
-      <w:r>
-        <w:rPr>
-          <w:b/>
-          <w:i w:val="0"/>
-        </w:rPr>
-        <w:t>Valor de respaldo de la normalización.</w:t>
-      </w:r>
-      <w:r>
-        <w:rPr>
-          <w:b w:val="0"/>
-          <w:i w:val="0"/>
-        </w:rPr>
-        <w:t xml:space="preserve"> Cuando el campo llega vacío, ausente o con un valor que no figura en el mapeo —caso posible si el webhook se invoca desde fuera del formulario, ya que no verifica el origen (§4.6)—, el nodo asigna </w:t>
-      </w:r>
-      <w:r>
-        <w:rPr>
-          <w:rFonts w:ascii="Consolas" w:hAnsi="Consolas" w:cs="Consolas"/>
-          <w:b w:val="0"/>
-          <w:i w:val="0"/>
-        </w:rPr>
-        <w:t>desarrollo_web</w:t>
-      </w:r>
-      <w:r>
-        <w:rPr>
-          <w:b w:val="0"/>
-          <w:i w:val="0"/>
-        </w:rPr>
-        <w:t>. Este valor no se aplica nunca a una selección hecha en el formulario.</w:t>
-      </w:r>
-    </w:p>
-    <w:p>
-      <w:pPr/>
-      <w:r>
-        <w:rPr>
-          <w:b w:val="0"/>
-          <w:i w:val="0"/>
-        </w:rPr>
-        <w:t>De este modo, toda selección del formulario recibe una ponderación de servicio determinada y trazable. Corresponde, no obstante, señalar tres consecuencias del diseño que el trabajo no había discutido y que acotan el alcance del modelo de puntaje:</w:t>
-      </w:r>
-    </w:p>
-    <w:p>
-      <w:pPr>
-        <w:pStyle w:val="Prrafodelista"/>
-      </w:pPr>
-      <w:r>
-        <w:rPr>
-          <w:b/>
-          <w:i w:val="0"/>
-        </w:rPr>
-        <w:t>Tres valores ponderados son inalcanzables desde el formulario.</w:t>
-      </w:r>
-      <w:r>
-        <w:rPr>
-          <w:b w:val="0"/>
-          <w:i w:val="0"/>
-        </w:rPr>
-        <w:t xml:space="preserve"> La lista blanca contempla nueve servicios, pero el desplegable ofrece cinco más «Otro». Los valores </w:t>
-      </w:r>
-      <w:r>
-        <w:rPr>
-          <w:rFonts w:ascii="Consolas" w:hAnsi="Consolas" w:cs="Consolas"/>
-          <w:b w:val="0"/>
-          <w:i w:val="0"/>
-        </w:rPr>
-        <w:t>ecommerce</w:t>
-      </w:r>
-      <w:r>
-        <w:rPr>
-          <w:b w:val="0"/>
-          <w:i w:val="0"/>
-        </w:rPr>
-        <w:t xml:space="preserve"> (20 puntos), </w:t>
-      </w:r>
-      <w:r>
-        <w:rPr>
-          <w:rFonts w:ascii="Consolas" w:hAnsi="Consolas" w:cs="Consolas"/>
-          <w:b w:val="0"/>
-          <w:i w:val="0"/>
-        </w:rPr>
-        <w:t>app_movil</w:t>
-      </w:r>
-      <w:r>
-        <w:rPr>
-          <w:b w:val="0"/>
-          <w:i w:val="0"/>
-        </w:rPr>
-        <w:t xml:space="preserve"> (18) y </w:t>
-      </w:r>
-      <w:r>
-        <w:rPr>
-          <w:rFonts w:ascii="Consolas" w:hAnsi="Consolas" w:cs="Consolas"/>
-          <w:b w:val="0"/>
-          <w:i w:val="0"/>
-        </w:rPr>
-        <w:t>automatizacion</w:t>
-      </w:r>
-      <w:r>
-        <w:rPr>
-          <w:b w:val="0"/>
-          <w:i w:val="0"/>
-        </w:rPr>
-        <w:t xml:space="preserve"> (18) —precisamente los de ponderación alta e intermedia— solo pueden originarse si el webhook se invoca desde fuera del formulario. En la práctica, un tercio del modelo de ponderación no se ejercita por la única fuente de entrada declarada. La decisión de conservarlos responde a la previsión de ampliar el formulario; mientras eso no ocurra, la Tabla 5 documenta un espacio de valores mayor que el efectivamente alcanzable.</w:t>
-      </w:r>
-    </w:p>
-    <w:p>
-      <w:pPr>
-        <w:pStyle w:val="Prrafodelista"/>
-      </w:pPr>
-      <w:r>
-        <w:rPr>
-          <w:b/>
-          <w:i w:val="0"/>
-        </w:rPr>
-        <w:t>La opción «Otro» recibe la ponderación mínima.</w:t>
-      </w:r>
-      <w:r>
-        <w:rPr>
-          <w:b w:val="0"/>
-          <w:i w:val="0"/>
-        </w:rPr>
-        <w:t xml:space="preserve"> Al traducirse a </w:t>
-      </w:r>
-      <w:r>
-        <w:rPr>
-          <w:rFonts w:ascii="Consolas" w:hAnsi="Consolas" w:cs="Consolas"/>
-          <w:b w:val="0"/>
-          <w:i w:val="0"/>
-        </w:rPr>
-        <w:t>soporte</w:t>
-      </w:r>
-      <w:r>
-        <w:rPr>
-          <w:b w:val="0"/>
-          <w:i w:val="0"/>
-        </w:rPr>
-        <w:t>, todo proyecto atípico obtiene 5 puntos por tipo de servicio: la penalización máxima. El sesgo empuja hacia COLD, precisamente, las oportunidades que el sistema no supo clasificar, incluidas las de alto valor. Un presupuesto de 5000 dólares con urgencia alta y «Otro» alcanza 85 puntos y sigue siendo HOT, pero uno de 1000 dólares con urgencia media pasa de WARM a COLD por esta única razón. Una asignación neutra —o dejar el lead pendiente de revisión manual— sería preferible; se registra como mejora en el Capítulo 8.</w:t>
+        <w:t>, todo proyecto atípico obtenía 5 puntos por tipo de servicio: la penalización máxima. El sesgo empujaba hacia COLD, precisamente, las oportunidades que el sistema no supo clasificar. Un lead de 1000 dólares con urgencia baja, sin teléfono ni descripción extensa, quedaba en 30 puntos (COLD), mientras que el mismo lead clasificado como desarrollo_web alcanzaba 45 (WARM): la diferencia de nivel la producía únicamente el no haber sabido clasificarlo. No es un problema de calibración —ningún dato de conversión puede justificar que «no sé cuánto vale» equivalga a «vale poco»—, sino de lógica de negocio. El 23 de agosto de 2026 la traducción se reemplazó por consultoria (12 puntos), una asignación neutra en lugar de la mínima, y el 24 de agosto se alineó con ella el valor de respaldo de la normalización. La calibración de esa ponderación con datos de conversión reales sigue pendiente y se registra en el Capítulo 8.</w:t>
       </w:r>
     </w:p>
     <w:p>
@@ -20474,7 +20473,7 @@
           <w:b w:val="0"/>
           <w:i w:val="0"/>
         </w:rPr>
-        <w:t>Alcance de la cobertura: los escenarios E1 a E4 verifican la normalización, la validación y el scoring (OE1 y OE2); E5 y E6, la aceptación, la facturación y la protección por token (OE3); E7, la actualización en tiempo real del tablero (OE4); E8 a E10, los caminos alternativos de la gestión posterior a la propuesta (OE3); y E11 a E13, los tres procesos programados (OE5). Los trece escenarios se trazan en la matriz del Anexo E, que en versiones anteriores omitía E8, E9 y E10.</w:t>
+        <w:t>Alcance de la cobertura: los escenarios E1 a E4 verifican la normalización, la validación y el scoring (OE1 y OE2); E5 y E6, la aceptación, la facturación y la protección por token (OE3); E7, la actualización en tiempo real del tablero (OE4); E8 a E10, los caminos alternativos de la gestión posterior a la propuesta (OE3); y E11 a E13, los tres procesos programados (OE5). E14 queda declarado para el cobro real con MercadoPago y aún sin ejecutar (§4.3.3). Los catorce escenarios se trazan en la matriz del Anexo E, que en versiones anteriores omitía E8, E9 y E10.</w:t>
       </w:r>
     </w:p>
     <w:p>
@@ -22308,7 +22307,7 @@
                 <w:i w:val="0"/>
                 <w:sz w:val="13"/>
               </w:rPr>
-              <w:t xml:space="preserve"> requiere una corrida que persista datos de agosto o esperar la ejecución real del cron. Sigue siendo la única evidencia que acreditaría OE5 y hoy no existe en el Anexo A.</w:t>
+              <w:t xml:space="preserve"> requiere una corrida que persista datos de agosto o esperar la ejecución real del cron. Es la única de las tres evidencias de OE5 que sigue sin producirse: E11 y E12 sí dejaron registro (véanse su fila en esta tabla y la Tabla 18).</w:t>
             </w:r>
           </w:p>
         </w:tc>
@@ -22578,7 +22577,7 @@
           <w:b w:val="0"/>
           <w:i w:val="0"/>
         </w:rPr>
-        <w:t>Pruebas automatizadas. Además de la validación por escenarios, el repositorio incorpora una batería que se ejecuta sin levantar el sistema y que cubre precisamente las reglas que constituyen el aporte declarado. tests/scoring.js ejecuta el código real del nodo de calificación sobre 9240 combinaciones de presupuesto, urgencia y servicio, y verifica que el resultado reproduzca la Tabla 5 y que los umbrales sigan siendo configurables. tests/smoke_code_nodes.js ejecuta el JavaScript de los 34 nodos Code de ambos flujos con sustitutos de las variables de n8n. tests/verificar_sql.mjs compila con PREPARE las consultas de los nodos Postgres contra el esquema real, de modo que una columna mal escrita se detecta antes de producción. tests/verificar_rls.mjs levanta un PostgreSQL desechable, aplica db/schema.sql tal cual está versionado y ejecuta 24 casos de seguridad a nivel de fila rol por rol. Y tests/verificar_afirmaciones.js recalcula desde el repositorio los números que este documento afirma —nodos, webhooks, tablas, vistas, umbrales— y falla si dejaron de ser ciertos, que es la contención contra la deriva entre el documento y el artefacto que el §7.1 señala como el error más costoso del trabajo.</w:t>
+        <w:t>Pruebas automatizadas. Además de la validación por escenarios, el repositorio incorpora una batería que se ejecuta sin levantar el sistema y que cubre precisamente las reglas que constituyen el aporte declarado. tests/scoring.js ejecuta el código real del nodo de calificación sobre 9240 combinaciones de presupuesto, urgencia y servicio, y verifica que el resultado reproduzca la Tabla 5 y que los umbrales sigan siendo configurables. tests/smoke_code_nodes.js ejecuta el JavaScript de los 38 nodos Code de ambos flujos con sustitutos de las variables de n8n. tests/verificar_sql.mjs compila con PREPARE las consultas de los nodos Postgres contra el esquema real, de modo que una columna mal escrita se detecta antes de producción. tests/verificar_rls.mjs levanta un PostgreSQL desechable, aplica db/schema.sql tal cual está versionado y ejecuta 24 casos de seguridad a nivel de fila rol por rol. Y tests/verificar_afirmaciones.js recalcula desde el repositorio los números que este documento afirma —nodos, webhooks, tablas, vistas, umbrales y las ponderaciones de la Tabla 5— y falla si dejaron de ser ciertos, que es la contención contra la deriva entre el documento y el artefacto que el §7.1 señala como el error más costoso del trabajo.</w:t>
       </w:r>
     </w:p>
     <w:p>
@@ -22588,7 +22587,7 @@
           <w:b w:val="0"/>
           <w:i w:val="0"/>
         </w:rPr>
-        <w:t>Los once requisitos funcionales y los siete no funcionales se trazan individualmente en el Anexo E, con el resultado de su verificación en la columna correspondiente. Los que quedaron sin verificar se identifican como tales y no se dan por cumplidos: el RNF6, por la limitación de Realtime ya descripta, y los requisitos que dependen de los procesos programados (RF8, RF9 y RF10), pendientes de ejecutar E11 a E13.</w:t>
+        <w:t>Los once requisitos funcionales y los siete no funcionales se trazan individualmente en el Anexo E, con el resultado de su verificación en la columna correspondiente. Los que quedaron sin verificar se identifican como tales y no se dan por cumplidos: el RNF6, por la limitación de Realtime ya descripta, y los tres requisitos que dependen de los procesos programados (RF8, RF9 y RF10), que tras la corrida manual de E11 a E13 del 23 de agosto de 2026 quedan verificados parcialmente: el seguimiento y los recordatorios dejaron evidencia en la base, el reporte diario no.</w:t>
       </w:r>
     </w:p>
     <w:p>
@@ -22652,7 +22651,7 @@
           <w:b w:val="0"/>
           <w:i w:val="0"/>
         </w:rPr>
-        <w:t>A esa validez de diseño se suma una limitación del propio modelo, analizada en §4.3.1: tres de los nueve valores de servicio ponderados no pueden originarse desde el formulario, y la opción «Otro» recibe la ponderación mínima, lo que sesga hacia COLD precisamente las oportunidades que el sistema no supo clasificar. La clasificación ordena el esfuerzo comercial, pero lo hace sobre un espacio de entrada más estrecho que el que la Tabla 5 sugiere.</w:t>
+        <w:t>A esa validez de diseño se suma una limitación del propio modelo, analizada en §4.3.1: tres de los nueve valores de servicio ponderados no pueden originarse desde el formulario, y la opción «Otro» recibía la ponderación mínima, lo que sesgaba hacia COLD precisamente las oportunidades que el sistema no supo clasificar; ese sesgo se corrigió durante la preparación de la defensa (§4.3.1), pero la ponderación que lo reemplaza sigue siendo de criterio experto y no de datos de conversión. La clasificación ordena el esfuerzo comercial, pero lo hace sobre un espacio de entrada más estrecho que el que la Tabla 5 sugiere.</w:t>
       </w:r>
     </w:p>
     <w:p>
@@ -24756,7 +24755,7 @@
           <w:b w:val="0"/>
           <w:i w:val="0"/>
         </w:rPr>
-        <w:t xml:space="preserve"> Registrar la conversión efectiva de los leads y ajustar umbrales y ponderaciones a partir de esos datos, transformando la validez de diseño del modelo en validez empírica. Revisar en esa instancia las tres decisiones señaladas en §4.3.1: la alineación entre el rango del control deslizante y los tramos de puntaje, la ponderación asignada a la opción «Otro» y los tres valores de servicio hoy inalcanzables desde el formulario.</w:t>
+        <w:t xml:space="preserve"> Registrar la conversión efectiva de los leads y ajustar umbrales y ponderaciones a partir de esos datos, transformando la validez de diseño del modelo en validez empírica. Revisar en esa instancia las tres decisiones señaladas en §4.3.1: la alineación entre el rango del control deslizante y los tramos de puntaje, la ponderación que reemplazó al sesgo de la opción «Otro», hoy fijada por criterio y no por datos, y los tres valores de servicio hoy inalcanzables desde el formulario.</w:t>
       </w:r>
     </w:p>
     <w:p>
@@ -30238,7 +30237,7 @@
                 <w:i w:val="0"/>
                 <w:sz w:val="14"/>
               </w:rPr>
-              <w:t xml:space="preserve">Se traduce a la lista blanca de nueve valores (§4.3.1). Valor de respaldo: </w:t>
+              <w:t xml:space="preserve">Se traduce a la lista blanca de nueve valores (§4.3.1). Valor de respaldo, el mismo al que traduce la opción «Otro»: </w:t>
             </w:r>
             <w:r>
               <w:rPr>
@@ -30247,7 +30246,7 @@
                 <w:sz w:val="14"/>
                 <w:rFonts w:ascii="Consolas" w:hAnsi="Consolas" w:cs="Consolas"/>
               </w:rPr>
-              <w:t>desarrollo_web</w:t>
+              <w:t>consultoria</w:t>
             </w:r>
             <w:r>
               <w:rPr>
@@ -31486,7 +31485,7 @@
                 <w:i w:val="0"/>
                 <w:sz w:val="14"/>
               </w:rPr>
-              <w:t>Verificado. E1–E4 en verde en la corrida del 22/8/2026, docs/evidencia-validacion.md: el alta válida persiste el lead y la inválida se rechaza sin escribir en leads.</w:t>
+              <w:t>Verificado. E1–E4 en verde en la corrida automatizada que registra docs/evidencia-validacion.md, archivo que consigna la fecha y hora de la ejecución que lo generó: el alta válida persiste el lead y la inválida se rechaza sin escribir en leads.</w:t>
             </w:r>
           </w:p>
         </w:tc>
@@ -31583,7 +31582,7 @@
                 <w:i w:val="0"/>
                 <w:sz w:val="14"/>
               </w:rPr>
-              <w:t>Verificado. E1, E2 y E3 en verde en la corrida del 22/8/2026, docs/evidencia-validacion.md, con el desglose del score coincidiendo con la Tabla 5 (100 HOT, 47 WARM, 20 COLD).</w:t>
+              <w:t>Verificado. E1, E2 y E3 en verde en la corrida automatizada que registra docs/evidencia-validacion.md, archivo que consigna la fecha y hora de la ejecución que lo generó, con el desglose del score coincidiendo con la Tabla 5 (100 HOT, 47 WARM, 20 COLD).</w:t>
             </w:r>
           </w:p>
         </w:tc>
@@ -31680,7 +31679,7 @@
                 <w:i w:val="0"/>
                 <w:sz w:val="14"/>
               </w:rPr>
-              <w:t>Verificado. E5, E6, E8, E9 y E10 en verde en la corrida del 22/8/2026, docs/evidencia-validacion.md. Salvedad declarada: el cobro se verifica contra la API de MercadoPago, pero la pasarela no se validó con una operación en producción (§4.3.3, E14).</w:t>
+              <w:t>Verificado. E5, E6, E8, E9 y E10 en verde en la corrida automatizada que registra docs/evidencia-validacion.md, archivo que consigna la fecha y hora de la ejecución que lo generó. Salvedad declarada: el cobro se verifica contra la API de MercadoPago, pero la pasarela no se validó con una operación en producción (§4.3.3, E14).</w:t>
             </w:r>
           </w:p>
         </w:tc>
@@ -36972,7 +36971,7 @@
                 <w:i w:val="0"/>
                 <w:sz w:val="14"/>
               </w:rPr>
-              <w:t>*(vacía)*</w:t>
+              <w:t>Contenedor de n8n</w:t>
             </w:r>
           </w:p>
         </w:tc>
@@ -37032,7 +37031,7 @@
                 <w:i w:val="0"/>
                 <w:sz w:val="14"/>
               </w:rPr>
-              <w:t>ARS</w:t>
+              <w:t>Contenedor de n8n</w:t>
             </w:r>
           </w:p>
         </w:tc>
@@ -37051,7 +37050,7 @@
                 <w:i w:val="0"/>
                 <w:sz w:val="14"/>
               </w:rPr>
-              <w:t>Moneda de la preferencia de checkout; debe coincidir con el país de la cuenta de MercadoPago.</w:t>
+              <w:t>ARS por defecto. Moneda de la preferencia de checkout; debe coincidir con el país de la cuenta de MercadoPago.</w:t>
             </w:r>
           </w:p>
         </w:tc>
@@ -37092,7 +37091,7 @@
                 <w:i w:val="0"/>
                 <w:sz w:val="14"/>
               </w:rPr>
-              <w:t>1</w:t>
+              <w:t>Contenedor de n8n</w:t>
             </w:r>
           </w:p>
         </w:tc>
@@ -37111,7 +37110,7 @@
                 <w:i w:val="0"/>
                 <w:sz w:val="14"/>
               </w:rPr>
-              <w:t>Porcentaje del monto que se registra como comisión de la plataforma. Es contable, no una transferencia real.</w:t>
+              <w:t>1 por defecto. Porcentaje del monto que se registra como comisión de la plataforma. Es contable, no una transferencia real.</w:t>
             </w:r>
           </w:p>
         </w:tc>
@@ -37152,7 +37151,7 @@
                 <w:i w:val="0"/>
                 <w:sz w:val="14"/>
               </w:rPr>
-              <w:t>*(vacía)*</w:t>
+              <w:t>Contenedor de n8n</w:t>
             </w:r>
           </w:p>
         </w:tc>
@@ -37172,6 +37171,126 @@
                 <w:sz w:val="14"/>
               </w:rPr>
               <w:t>Secreto para validar la firma del webhook de notificación. Vacía por defecto: no valida (Tabla 11, S8).</w:t>
+            </w:r>
+          </w:p>
+        </w:tc>
+      </w:tr>
+      <w:tr>
+        <w:tc>
+          <w:tcPr>
+            <w:tcW w:type="dxa" w:w="2835"/>
+          </w:tcPr>
+          <w:p>
+            <w:pPr>
+              <w:spacing w:after="40" w:before="40"/>
+              <w:jc w:val="left"/>
+            </w:pPr>
+            <w:r>
+              <w:rPr>
+                <w:b w:val="0"/>
+                <w:i w:val="0"/>
+                <w:sz w:val="14"/>
+                <w:rFonts w:ascii="Consolas" w:hAnsi="Consolas" w:cs="Consolas"/>
+              </w:rPr>
+              <w:t>CRM_PANEL_TOKEN</w:t>
+            </w:r>
+          </w:p>
+        </w:tc>
+        <w:tc>
+          <w:tcPr>
+            <w:tcW w:type="dxa" w:w="1928"/>
+          </w:tcPr>
+          <w:p>
+            <w:pPr>
+              <w:spacing w:after="40" w:before="40"/>
+              <w:jc w:val="left"/>
+            </w:pPr>
+            <w:r>
+              <w:rPr>
+                <w:b w:val="0"/>
+                <w:i w:val="0"/>
+                <w:sz w:val="14"/>
+              </w:rPr>
+              <w:t>Contenedor de n8n y frontend (servidor)</w:t>
+            </w:r>
+          </w:p>
+        </w:tc>
+        <w:tc>
+          <w:tcPr>
+            <w:tcW w:type="dxa" w:w="4025"/>
+          </w:tcPr>
+          <w:p>
+            <w:pPr>
+              <w:spacing w:after="40" w:before="40"/>
+              <w:jc w:val="left"/>
+            </w:pPr>
+            <w:r>
+              <w:rPr>
+                <w:b w:val="0"/>
+                <w:i w:val="0"/>
+                <w:sz w:val="14"/>
+              </w:rPr>
+              <w:t>Secreta. Valor del header de autenticación que exigen los cuatro webhooks invocados desde el tablero interno (Tabla 10). Sin ella, esas acciones responden 403.</w:t>
+            </w:r>
+          </w:p>
+        </w:tc>
+      </w:tr>
+      <w:tr>
+        <w:tc>
+          <w:tcPr>
+            <w:tcW w:type="dxa" w:w="2835"/>
+          </w:tcPr>
+          <w:p>
+            <w:pPr>
+              <w:spacing w:after="40" w:before="40"/>
+              <w:jc w:val="left"/>
+            </w:pPr>
+            <w:r>
+              <w:rPr>
+                <w:b w:val="0"/>
+                <w:i w:val="0"/>
+                <w:sz w:val="14"/>
+                <w:rFonts w:ascii="Consolas" w:hAnsi="Consolas" w:cs="Consolas"/>
+              </w:rPr>
+              <w:t>TOKEN_VIGENCIA_DIAS</w:t>
+            </w:r>
+          </w:p>
+        </w:tc>
+        <w:tc>
+          <w:tcPr>
+            <w:tcW w:type="dxa" w:w="1928"/>
+          </w:tcPr>
+          <w:p>
+            <w:pPr>
+              <w:spacing w:after="40" w:before="40"/>
+              <w:jc w:val="left"/>
+            </w:pPr>
+            <w:r>
+              <w:rPr>
+                <w:b w:val="0"/>
+                <w:i w:val="0"/>
+                <w:sz w:val="14"/>
+              </w:rPr>
+              <w:t>Contenedor de n8n</w:t>
+            </w:r>
+          </w:p>
+        </w:tc>
+        <w:tc>
+          <w:tcPr>
+            <w:tcW w:type="dxa" w:w="4025"/>
+          </w:tcPr>
+          <w:p>
+            <w:pPr>
+              <w:spacing w:after="40" w:before="40"/>
+              <w:jc w:val="left"/>
+            </w:pPr>
+            <w:r>
+              <w:rPr>
+                <w:b w:val="0"/>
+                <w:i w:val="0"/>
+                <w:sz w:val="14"/>
+              </w:rPr>
+              <w:t>14 por defecto. Días de vigencia del enlace de aceptación; fija token_expira_en (Tabla 6 y Tabla 11, S3).</w:t>
             </w:r>
           </w:p>
         </w:tc>
@@ -37217,7 +37336,7 @@
           <w:b w:val="0"/>
           <w:i w:val="0"/>
         </w:rPr>
-        <w:t xml:space="preserve"> con su score y su nivel, y que el tablero lo refleja sin recarga. Ese recorrido corresponde a los escenarios E1 y E7 del Capítulo 5.</w:t>
+        <w:t xml:space="preserve"> con su score y su nivel, y que el tablero lo muestra al recargarlo. Ese recorrido corresponde al escenario E1 del Capítulo 5. La actualización sin recarga (E7) sólo puede comprobarse si la tabla leads está incluida en la publicación supabase_realtime del proyecto, condición que no se cumplía en la instancia utilizada (§6.2).</w:t>
       </w:r>
     </w:p>
     <w:p>

--- a/FormularioLeads/tesis.docx
+++ b/FormularioLeads/tesis.docx
@@ -5622,7 +5622,7 @@
                 <w:i w:val="0"/>
                 <w:sz w:val="14"/>
               </w:rPr>
-              <w:t>Motor de orquestación de flujos de trabajo. Se recomienda levantar el sistema una vez con esta versión y confirmar que el flujo se importa sin errores antes de dar el punto por cerrado.</w:t>
+              <w:t>Motor de orquestación de flujos de trabajo. Comprobado: el 24 de agosto de 2026 el flujo se importó en una instancia de esta versión y quedó activo sin errores, y los once escenarios automatizados se ejecutaron en verde tres veces seguidas contra ella.</w:t>
             </w:r>
             <w:r>
               <w:rPr>
@@ -7439,7 +7439,7 @@
         <w:t>]</w:t>
       </w:r>
       <w:r>
-        <w:t>) y los manejadores de confirmación y cierre de sesión (</w:t>
+        <w:t>), los manejadores de confirmación y cierre de sesión (</w:t>
       </w:r>
       <w:r>
         <w:rPr>
@@ -7501,7 +7501,7 @@
       </w:r>
       <w:proofErr w:type="spellEnd"/>
       <w:r>
-        <w:t>).</w:t>
+        <w:t>), el tablero de tickets (/dashboard/tickets, correspondiente al módulo fuera de alcance que declara el Anexo B) y las tres páginas de retorno del checkout de MercadoPago (/pago-exitoso, /pago-pendiente y /pago-fallido), que son las back_urls declaradas en la preferencia de pago (§4.3.3).</w:t>
       </w:r>
     </w:p>
     <w:p>
@@ -11015,7 +11015,7 @@
           <w:b w:val="0"/>
           <w:i w:val="0"/>
         </w:rPr>
-        <w:t>, núcleo del sistema, y la Tabla 7 resume las restantes. El esquema declara siete tipos enumerados, integridad referencial con borrado en cascada, seis índices y un disparador que mantiene actualizada la marca temporal de modificación: elementos que versiones anteriores de este apartado no documentaban y que conviene consignar, porque el trabajo perdía crédito por ingeniería efectivamente realizada.</w:t>
+        <w:t>, núcleo del sistema, y la Tabla 7 resume las restantes. El esquema declara siete tipos enumerados, integridad referencial con borrado en cascada, once índices —tres de ellos compuestos o parciales— y un disparador que mantiene actualizada la marca temporal de modificación: elementos que versiones anteriores de este apartado no documentaban y que conviene consignar, porque el trabajo perdía crédito por ingeniería efectivamente realizada.</w:t>
       </w:r>
     </w:p>
     <w:p>
@@ -12894,7 +12894,7 @@
           <w:i/>
           <w:sz w:val="15"/>
         </w:rPr>
-        <w:t>Nota. Elaboración propia a partir de db/schema.sql. Índices: leads(estado), leads(tier) y leads(fecha_ingreso).</w:t>
+        <w:t>Nota. Elaboración propia a partir de db/schema.sql. Índices: leads(estado), leads(tier), leads(fecha_ingreso) y el compuesto leads(accept_token, token_expira_en), que sostiene la revalidación del token descrita en §4.3.2.</w:t>
       </w:r>
     </w:p>
     <w:p/>
@@ -12908,7 +12908,7 @@
           <w:sz w:val="20"/>
           <w:szCs w:val="20"/>
         </w:rPr>
-        <w:t>Tabla 7. Esquema de las tablas facturas, seguimientos y logs</w:t>
+        <w:t>Tabla 7. Esquema de las tablas facturas, seguimientos, logs y profiles</w:t>
       </w:r>
     </w:p>
     <w:tbl>
@@ -15208,7 +15208,7 @@
           <w:i/>
           <w:sz w:val="15"/>
         </w:rPr>
-        <w:t>Nota. Elaboración propia a partir de db/schema.sql. Índices: facturas(estado_pago), facturas(lead_id) y seguimientos(lead_id). El DDL completo se reproduce en el Anexo F.</w:t>
+        <w:t>Nota. Elaboración propia a partir de db/schema.sql. Índices: facturas(estado_pago), facturas(lead_id), el compuesto facturas(estado_pago, fecha_vencimiento) que sostiene la vista facturas_pendientes, seguimientos(lead_id), logs(creado_en DESC), logs(lead_id) y el índice parcial logs(nivel) restringido a los niveles WARN y ERROR. El DDL completo se reproduce en el Anexo F.</w:t>
       </w:r>
     </w:p>
     <w:p/>
@@ -20264,7 +20264,7 @@
       </w:r>
       <w:proofErr w:type="spellEnd"/>
       <w:r>
-        <w:t xml:space="preserve">, que separa las responsabilidades de navegador, servidor y borde, en línea con el modelo de renderizado híbrido de Next.js. Segunda, la </w:t>
+        <w:t xml:space="preserve">, que separa las responsabilidades de navegador, servidor y capa de proxy —esta última también en el entorno de Node.js, no en el borde (§4.2.3)—, en línea con el modelo de renderizado híbrido de Next.js. Segunda, la </w:t>
       </w:r>
       <w:r>
         <w:rPr>
@@ -26868,7 +26868,7 @@
           <w:b w:val="0"/>
           <w:i w:val="0"/>
         </w:rPr>
-        <w:t>El backend de automatización se compone de un único flujo de 141 nodos funcionales —157 en total, incluidas 16 notas de documentación—, exportado en el archivo workflow/crm_postgres.json del repositorio declarado en §4.1. La Tabla 15 resume su composición por tipo de nodo y la Tabla 16, la organización por proceso, con el disparador de cada uno.</w:t>
+        <w:t>El backend de automatización del ciclo comercial —el que este trabajo describe y valida— se compone de un único flujo de 141 nodos funcionales —157 en total, incluidas 16 notas de documentación—, exportado en el archivo workflow/crm_postgres.json del repositorio declarado en §4.1. La Tabla 15 resume su composición por tipo de nodo y la Tabla 16, la organización por proceso, con el disparador de cada uno. El repositorio contiene además un segundo flujo independiente, workflow/tickets_notion.json (39 nodos, 3 webhooks y un proceso programado), que gestiona un tablero de tareas sobre Notion con escalado automático de prioridad y alimenta la ruta /dashboard/tickets. No comparte nodos con el flujo del CRM, no interviene en ninguno de los escenarios de validación del Capítulo 5 y queda fuera del alcance declarado en §1.7; se lo consigna aquí para que quien abra el repositorio sepa qué es y por qué no se lo describe. Las pruebas automatizadas que recorren «ambos flujos» (§5) lo incluyen por estar versionado junto al principal.</w:t>
       </w:r>
       <w:r>
         <w:rPr>

--- a/FormularioLeads/tesis.docx
+++ b/FormularioLeads/tesis.docx
@@ -2281,7 +2281,7 @@
           <w:b/>
           <w:i w:val="0"/>
         </w:rPr>
-        <w:t>Autenticación de origen de los webhooks. Siete de los doce webhooks no verifican la identidad de quien los invoca; los cuatro invocados desde el tablero interno ya exigen autenticación, y el de MercadoPago valida el pago contra su API aunque no siempre valide la firma de la notificación. La deuda remanente se declara y se analiza en §4.6 y en el Capítulo 6.</w:t>
+        <w:t>Autenticación de origen de los webhooks. Seis de los doce webhooks no verifican la identidad de quien los invoca; los cinco invocados desde el tablero interno ya exigen autenticación, y el de MercadoPago valida el pago contra su API aunque no siempre valide la firma de la notificación. La deuda remanente se declara y se analiza en §4.6 y en el Capítulo 6.</w:t>
       </w:r>
       <w:r>
         <w:rPr>
@@ -7061,7 +7061,7 @@
           <w:b/>
           <w:i w:val="0"/>
         </w:rPr>
-        <w:t>Capa de orquestación (backend de automatización). Instancia de n8n que recibe los eventos por webhook, ejecuta la lógica de negocio y coordina la persistencia y las notificaciones. El flujo implementado consta de 141 nodos funcionales —157 en total, incluidas 16 notas de documentación— organizados en doce webhooks y tres procesos programados.</w:t>
+        <w:t>Capa de orquestación (backend de automatización). Instancia de n8n que recibe los eventos por webhook, ejecuta la lógica de negocio y coordina la persistencia y las notificaciones. El flujo implementado consta de 142 nodos funcionales —158 en total, incluidas 16 notas de documentación— organizados en doce webhooks y tres procesos programados.</w:t>
       </w:r>
       <w:r>
         <w:rPr>
@@ -7206,7 +7206,7 @@
           <w:b w:val="0"/>
           <w:i w:val="0"/>
         </w:rPr>
-        <w:t>La Figura 1 representa la arquitectura y el sentido de las comunicaciones entre capas; el detalle de cada una se desarrolla a continuación. Las cifras de la figura se corresponden con el flujo exportado que acompaña al trabajo: doce webhooks, tres procesos programados y 141 nodos funcionales.</w:t>
+        <w:t>La Figura 1 representa la arquitectura y el sentido de las comunicaciones entre capas; el detalle de cada una se desarrolla a continuación. Las cifras de la figura se corresponden con el flujo exportado que acompaña al trabajo: doce webhooks, tres procesos programados y 142 nodos funcionales.</w:t>
       </w:r>
     </w:p>
     <w:p>
@@ -7539,7 +7539,7 @@
           <w:b w:val="0"/>
           <w:i w:val="0"/>
         </w:rPr>
-        <w:t xml:space="preserve"> presenta el formulario de captación con los campos nombre, correo, teléfono (opcional), tipo de servicio, urgencia, presupuesto —seleccionado mediante un control deslizante entre 100 y 5000 dólares— y descripción. El desplegable de servicio ofrece seis opciones: «Desarrollo Web», «Diseño UX/UI», «Marketing Digital», «SEO / Posicionamiento», «Consultoría» y «Otro». La validación se realiza en el cliente y, al enviar, el componente emite una petición HTTP POST al webhook de captación de n8n, cuya dirección base se configura mediante la variable de entorno </w:t>
+        <w:t xml:space="preserve"> presenta el formulario de captación con los campos nombre, correo, teléfono (opcional), tipo de servicio, urgencia, presupuesto —seleccionado mediante un control deslizante entre 100 y 20.000 dólares— y descripción. El desplegable de servicio ofrece seis opciones: «Desarrollo Web», «Diseño UX/UI», «Marketing Digital», «SEO / Posicionamiento», «Consultoría» y «Otro». La validación se realiza en el cliente y, al enviar, el componente emite una petición HTTP POST al webhook de captación de n8n, cuya dirección base se configura mediante la variable de entorno </w:t>
       </w:r>
       <w:r>
         <w:rPr>
@@ -8285,7 +8285,7 @@
           <w:b w:val="0"/>
           <w:i w:val="0"/>
         </w:rPr>
-        <w:t>) y vuelve a consultar los datos ante cada alta, modificación o baja (RNF6). Estas prestaciones satisfacen, junto con el modelo de datos, el OE4 (Figura 6, véase Anexo A).</w:t>
+        <w:t>) y vuelve a consultar los datos ante cada alta, modificación o baja (RNF6). Los eventos se agrupan en una sola recarga: cada uno obliga a repetir las seis consultas del tablero, de modo que sin agrupar un proceso programado que actualiza varios leads a la vez —el de seguimiento lo hace— disparaba una ráfaga proporcional a la cantidad de filas afectadas, posiblemente mayor que el sondeo periódico que la suscripción viene a evitar. Estas prestaciones satisfacen, junto con el modelo de datos, el OE4 (Figura 6, véase Anexo A).</w:t>
       </w:r>
     </w:p>
     <w:p>
@@ -8355,7 +8355,7 @@
     </w:p>
     <w:p>
       <w:r>
-        <w:t>El flujo de trabajo exportado desde n8n contiene 141 nodos funcionales (157 en total, incluidas 16 notas adhesivas de documentación) y organiza la lógica de negocio en varios procesos: captación y calificación de leads; aceptación de la propuesta, con sus variantes de rechazo y pedido de cambios; facturación; pago; cierre de proyecto; gestión del estado de trabajo; cancelación del lead; y un conjunto de procesos programados. Se describe cada uno a partir de su definición real.</w:t>
+        <w:t>El flujo de trabajo exportado desde n8n contiene 142 nodos funcionales (158 en total, incluidas 16 notas adhesivas de documentación) y organiza la lógica de negocio en varios procesos: captación y calificación de leads; aceptación de la propuesta, con sus variantes de rechazo y pedido de cambios; facturación; pago; cierre de proyecto; gestión del estado de trabajo; cancelación del lead; y un conjunto de procesos programados. Se describe cada uno a partir de su definición real.</w:t>
       </w:r>
     </w:p>
     <w:p>
@@ -8521,7 +8521,7 @@
         <w:t>COLD</w:t>
       </w:r>
       <w:r>
-        <w:t xml:space="preserve"> en caso contrario. Un nodo condicional bifurca entonces el flujo: los leads HOT y WARM avanzan a la generación y el envío de la propuesta por correo, mientras que los COLD solo generan una notificación por </w:t>
+        <w:t xml:space="preserve"> en caso contrario. Un nodo condicional bifurca entonces el flujo: los leads HOT y WARM avanzan a la generación y el envío de la propuesta por correo, mientras que los COLD no reciben propuesta, evitando invertir esfuerzo comercial en oportunidades de baja prioridad (OE2). Hasta el 24 de agosto de 2026 esa rama sólo generaba una notificación interna por </w:t>
       </w:r>
       <w:proofErr w:type="spellStart"/>
       <w:r>
@@ -8529,7 +8529,7 @@
       </w:r>
       <w:proofErr w:type="spellEnd"/>
       <w:r>
-        <w:t>, evitando invertir esfuerzo comercial en oportunidades de baja prioridad (OE2).</w:t>
+        <w:t>, de modo que el lead COLD no recibía ningún correo pese a que el formulario anuncia una respuesta dentro de las 24 horas: el sistema pensado para evitar una imagen poco profesional (§1.1) producía justamente ese caso, y le devolvía al profesional la tarea de acordarse a mano que §1.2 señala como debilidad a resolver. Se incorporó el nodo Gmail - Acuse Lead Frio, que acusa recibo y explica qué sigue sin comprometer una propuesta. Cuelga en paralelo del mismo condicional que la notificación interna, y no encadenado detrás de ella, para que una falla del aviso al profesional no impida el correo al cliente.</w:t>
       </w:r>
     </w:p>
     <w:p>
@@ -10023,7 +10023,7 @@
           <w:b w:val="0"/>
           <w:i w:val="0"/>
         </w:rPr>
-        <w:t xml:space="preserve"> El deslizante abarca de 100 a 5000 dólares y la Tabla 5 asigna 0 puntos por debajo de 300, de modo que el tramo inferior del propio control no puntúa; en el extremo opuesto, los 40 puntos solo se alcanzan en el valor máximo exacto del deslizante. El corte en 300 proviene del criterio experto descrito en §3.3 y no de una distribución observada; su revisión conjunta con el rango del control se plantea en el Capítulo 8.</w:t>
+        <w:t xml:space="preserve"> El deslizante abarca de 100 a 20.000 dólares y la Tabla 5 asigna 0 puntos por debajo de 300, de modo que el tramo inferior del propio control no puntúa. En el extremo opuesto había un problema mayor, corregido el 24 de agosto de 2026: el tope era 5.000, exactamente el valor en que empieza el tramo más alto del puntaje, así que un proyecto de 20.000 dólares debía declararse como uno de 5.000 y ambos quedaban indistinguibles en la base, en el tablero y en la propuesta. El sistema descartaba la información justo en la franja que su propio criterio de priorización considera más valiosa. Subir el tope no altera la Tabla 5 —de 5.000 en adelante se siguen sumando los mismos 40 puntos y el máximo del modelo sigue siendo 100—, pero deja de perder el dato. El corte en 300 proviene del criterio experto descrito en §3.3 y no de una distribución observada; su revisión conjunta con el rango del control se plantea en el Capítulo 8.</w:t>
       </w:r>
     </w:p>
     <w:p>
@@ -10735,7 +10735,7 @@
           <w:b w:val="0"/>
           <w:i w:val="0"/>
         </w:rPr>
-        <w:t xml:space="preserve"> concilia el estado de la factura. A continuación se notifica el cierre por Telegram y se solicita al cliente un testimonio por correo, cerrando el ciclo de relación (Figura 11, véase Anexo A). A diferencia de los demás webhooks, este no se invoca desde ninguna ruta del frontend ni desde un proceso programado: en el estado actual del sistema lo dispara manualmente el profesional, mediante una petición directa. Incorporar la acción de cierre al tablero interno es una tarea pendiente que se registra en el Capítulo 8; mientras tanto, la Tabla 10 consigna el origen real de cada invocación.</w:t>
+        <w:t xml:space="preserve"> concilia el estado de la factura. A continuación se notifica el cierre por Telegram y se solicita al cliente un testimonio por correo, cerrando el ciclo de relación (Figura 11, véase Anexo A). Hasta el 24 de agosto de 2026 este webhook no se invocaba desde ninguna ruta del frontend: lo disparaba el profesional con una petición directa. La consecuencia no era sólo de comodidad. CERRADO es el único estado sobre el que se calculan dos de los indicadores del tablero —la tasa de conversión y el tiempo promedio de ciclo (Tabla 8)—, de modo que, sin una acción en la interfaz que produjera ese estado, ambos permanecían en cero y el reporte diario de métricas los informaba así todas las noches; tampoco llegaba a enviarse el correo de testimonio. El tablero ofrece ahora la acción «Cerrar proyecto» sobre los trabajos ya entregados, por la misma vía que el resto de las acciones internas (/api/crm/[accion], que revalida sesión y rol admin), y el webhook pasó a exigir Header Auth como los demás del panel.</w:t>
       </w:r>
     </w:p>
     <w:p>
@@ -18538,7 +18538,7 @@
                 <w:i w:val="0"/>
                 <w:sz w:val="13"/>
               </w:rPr>
-              <w:t>No se invoca desde el frontend</w:t>
+              <w:t>Tablero interno, vía el route handler /api/crm/[accion]</w:t>
             </w:r>
             <w:r>
               <w:rPr>
@@ -18546,7 +18546,7 @@
                 <w:i w:val="0"/>
                 <w:sz w:val="13"/>
               </w:rPr>
-              <w:t>: petición manual del profesional (§4.3.4)</w:t>
+              <w:t>, sobre los trabajos en estado ENTREGADO (§4.3.4)</w:t>
             </w:r>
           </w:p>
         </w:tc>
@@ -18565,7 +18565,7 @@
                 <w:i w:val="0"/>
                 <w:sz w:val="13"/>
               </w:rPr>
-              <w:t>Ninguna.</w:t>
+              <w:t>Header Auth verificado por el webhook; el route handler revalida sesión y rol admin del lado del servidor antes de reenviar.</w:t>
             </w:r>
           </w:p>
         </w:tc>
@@ -19230,7 +19230,7 @@
           <w:b/>
           <w:i w:val="0"/>
         </w:rPr>
-        <w:t>Deudas de seguridad declaradas. El apartado quedaría incompleto si se limitara a describir los mecanismos implementados y omitiera los que faltan. La Tabla 11 las enumera. La más relevante es que siete de los doce webhooks no verifican la identidad de quien los invoca: no hay firma HMAC, ni secreto compartido, ni lista blanca de direcciones, ni mTLS. Los cuatro invocados desde el tablero interno ya exigen Header Auth con revalidación de sesión y rol, y el webhook de confirmación de pago con MercadoPago contrasta cada notificación contra la API del proveedor, aunque la validación de su propia firma sea opcional (Tabla 11, S8). La lista de orígenes permitidos que declaran algunos webhooks es un control del navegador —CORS— y no una autenticación: no impide que un cliente que no sea un navegador invoque el endpoint. En consecuencia, cualquiera que conozca las URL puede inyectar leads, cerrar proyectos, alterar el estado de un trabajo o cancelar oportunidades. Que un producto mínimo viable tenga deudas de seguridad es admisible; no declararlas no lo es, y por eso se consignan aquí antes que en el capítulo de trabajos futuros.</w:t>
+        <w:t>Deudas de seguridad declaradas. El apartado quedaría incompleto si se limitara a describir los mecanismos implementados y omitiera los que faltan. La Tabla 11 las enumera. La más relevante es que seis de los doce webhooks no verifican la identidad de quien los invoca: no hay firma HMAC, ni secreto compartido, ni lista blanca de direcciones, ni mTLS. Los cinco invocados desde el tablero interno ya exigen Header Auth con revalidación de sesión y rol, y el webhook de confirmación de pago con MercadoPago contrasta cada notificación contra la API del proveedor, aunque la validación de su propia firma sea opcional (Tabla 11, S8). La lista de orígenes permitidos que declaran algunos webhooks es un control del navegador —CORS— y no una autenticación: no impide que un cliente que no sea un navegador invoque el endpoint. En consecuencia, cualquiera que conozca las URL sin protección puede inyectar leads, leer una propuesta o aceptarla en nombre del cliente. Que un producto mínimo viable tenga deudas de seguridad es admisible; no declararlas no lo es, y por eso se consignan aquí antes que en el capítulo de trabajos futuros.</w:t>
       </w:r>
       <w:r>
         <w:rPr>
@@ -19418,7 +19418,7 @@
                 <w:i w:val="0"/>
                 <w:sz w:val="13"/>
               </w:rPr>
-              <w:t>Siete de los doce webhooks no autentican el origen de la invocación (§4.5): lead/nuevo, lead-acepta, pago-confirmado (modo desarrollo), proyecto-cerrado, lead-propuesta, lead-rechaza y lead-modifica. Los cuatro invocados desde el tablero interno (trabajo-estado, lead-cancelar, cambio-aceptar, cambio-rechazar) ya exigen Header Auth, con revalidación de sesión y de rol admin del lado del servidor en /api/crm/[accion]. El de MercadoPago (mp/notificacion) se trata aparte en S8.</w:t>
+              <w:t>Seis de los doce webhooks no autentican el origen de la invocación (§4.5): lead/nuevo, lead-acepta, pago-confirmado (modo desarrollo), lead-propuesta, lead-rechaza y lead-modifica. Los cinco invocados desde el tablero interno (trabajo-estado, lead-cancelar, cambio-aceptar, cambio-rechazar y, desde el 24-ago-2026, proyecto-cerrado) ya exigen Header Auth, con revalidación de sesión y de rol admin del lado del servidor en /api/crm/[accion]. El de MercadoPago (mp/notificacion) se trata aparte en S8.</w:t>
             </w:r>
           </w:p>
         </w:tc>
@@ -19437,7 +19437,7 @@
                 <w:i w:val="0"/>
                 <w:sz w:val="13"/>
               </w:rPr>
-              <w:t>Cualquiera que conozca una de las siete URL sin protección puede inyectar leads, marcar un pago o cerrar un proyecto sin autorización.</w:t>
+              <w:t>Cualquiera que conozca una de las seis URL sin protección puede inyectar leads, marcar un pago o aceptar una propuesta sin autorización.</w:t>
             </w:r>
           </w:p>
         </w:tc>
@@ -19456,7 +19456,7 @@
                 <w:i w:val="0"/>
                 <w:sz w:val="13"/>
               </w:rPr>
-              <w:t>Secreto compartido en cabecera o firma HMAC del cuerpo para los siete webhooks restantes, verificada en el primer nodo de cada flujo.</w:t>
+              <w:t>Secreto compartido en cabecera o firma HMAC del cuerpo para los seis webhooks restantes, verificada en el primer nodo de cada flujo.</w:t>
             </w:r>
           </w:p>
         </w:tc>
@@ -24086,7 +24086,7 @@
           <w:b/>
           <w:i w:val="0"/>
         </w:rPr>
-        <w:t>El sistema tiene deudas de seguridad conocidas; algunas siguen abiertas y una se cerró en el camino. La Tabla 11 las enumera. La más grave, por su consecuencia de negocio, era que el modo de desarrollo del webhook de pago seguía siendo alcanzable incluso con MercadoPago real configurado, permitiendo confirmar una factura como cobrada sin pago real de por medio (S2); se cerró el 23-ago-2026 agregando una verificación que rechaza esa vía en cuanto hay credenciales de MercadoPago activas, de modo que la confirmación de pago solo puede originarse ya en el proveedor real. La más amplia sigue abierta: siete de los doce webhooks no autentican el origen de la invocación. Esta última no impide la demostración de viabilidad técnica, pero sí impide el uso con clientes reales.</w:t>
+        <w:t>El sistema tiene deudas de seguridad conocidas; algunas siguen abiertas y una se cerró en el camino. La Tabla 11 las enumera. La más grave, por su consecuencia de negocio, era que el modo de desarrollo del webhook de pago seguía siendo alcanzable incluso con MercadoPago real configurado, permitiendo confirmar una factura como cobrada sin pago real de por medio (S2); se cerró el 23-ago-2026 agregando una verificación que rechaza esa vía en cuanto hay credenciales de MercadoPago activas, de modo que la confirmación de pago solo puede originarse ya en el proveedor real. La más amplia sigue abierta, aunque se redujo: seis de los doce webhooks no autentican el origen de la invocación, uno menos desde que el cierre de proyecto pasó a ser una acción del tablero y adoptó el Header Auth del resto del panel. Esta última no impide la demostración de viabilidad técnica, pero sí impide el uso con clientes reales.</w:t>
       </w:r>
       <w:r>
         <w:rPr>
@@ -24603,7 +24603,7 @@
           <w:b/>
           <w:i w:val="0"/>
         </w:rPr>
-        <w:t>1. Cerrar las deudas de seguridad declaradas en la Tabla 11. Implementar autenticación de origen en los siete webhooks que aún no la tienen —secreto compartido en cabecera o firma HMAC del cuerpo—; habilitar por defecto la validación de firma del webhook de MercadoPago (MP_WEBHOOK_SECRET); y almacenar un resumen criptográfico del token de aceptación en lugar del valor en claro (el vencimiento configurable ya está implementado). Ninguna de las tres exige rediseñar el sistema.</w:t>
+        <w:t>1. Cerrar las deudas de seguridad declaradas en la Tabla 11. Implementar autenticación de origen en los seis webhooks que aún no la tienen —secreto compartido en cabecera o firma HMAC del cuerpo—; habilitar por defecto la validación de firma del webhook de MercadoPago (MP_WEBHOOK_SECRET); y almacenar un resumen criptográfico del token de aceptación en lugar del valor en claro (el vencimiento configurable ya está implementado). Ninguna de las tres exige rediseñar el sistema.</w:t>
       </w:r>
       <w:r>
         <w:rPr>
@@ -24789,7 +24789,7 @@
           <w:b w:val="0"/>
           <w:i w:val="0"/>
         </w:rPr>
-        <w:t xml:space="preserve"> Hoy </w:t>
+        <w:t xml:space="preserve"> Hecho el 24 de agosto de 2026: el tablero ofrece la acción sobre los trabajos entregados y </w:t>
       </w:r>
       <w:r>
         <w:rPr>
@@ -24804,7 +24804,7 @@
           <w:b w:val="0"/>
           <w:i w:val="0"/>
         </w:rPr>
-        <w:t xml:space="preserve"> se dispara manualmente y no tiene origen en la interfaz (§4.3.4). Unificar además la nomenclatura de las rutas, hoy dividida entre barra y guion (§4.5).</w:t>
+        <w:t xml:space="preserve"> adoptó el Header Auth del resto del panel (§4.3.4), con lo que la tasa de conversión y el tiempo promedio de ciclo dejan de estar clavados en cero por no existir ninguna acción capaz de producir el estado CERRADO. Queda unificar la nomenclatura de las rutas, hoy dividida entre barra y guion (§4.5).</w:t>
       </w:r>
     </w:p>
     <w:p>
@@ -26868,7 +26868,7 @@
           <w:b w:val="0"/>
           <w:i w:val="0"/>
         </w:rPr>
-        <w:t>El backend de automatización del ciclo comercial —el que este trabajo describe y valida— se compone de un único flujo de 141 nodos funcionales —157 en total, incluidas 16 notas de documentación—, exportado en el archivo workflow/crm_postgres.json del repositorio declarado en §4.1. La Tabla 15 resume su composición por tipo de nodo y la Tabla 16, la organización por proceso, con el disparador de cada uno. El repositorio contiene además un segundo flujo independiente, workflow/tickets_notion.json (39 nodos, 3 webhooks y un proceso programado), que gestiona un tablero de tareas sobre Notion con escalado automático de prioridad y alimenta la ruta /dashboard/tickets. No comparte nodos con el flujo del CRM, no interviene en ninguno de los escenarios de validación del Capítulo 5 y queda fuera del alcance declarado en §1.7; se lo consigna aquí para que quien abra el repositorio sepa qué es y por qué no se lo describe. Las pruebas automatizadas que recorren «ambos flujos» (§5) lo incluyen por estar versionado junto al principal.</w:t>
+        <w:t>El backend de automatización del ciclo comercial —el que este trabajo describe y valida— se compone de un único flujo de 142 nodos funcionales —158 en total, incluidas 16 notas de documentación—, exportado en el archivo workflow/crm_postgres.json del repositorio declarado en §4.1. La Tabla 15 resume su composición por tipo de nodo y la Tabla 16, la organización por proceso, con el disparador de cada uno. El repositorio contiene además un segundo flujo independiente, workflow/tickets_notion.json (39 nodos, 3 webhooks y un proceso programado), que gestiona un tablero de tareas sobre Notion con escalado automático de prioridad y alimenta la ruta /dashboard/tickets. No comparte nodos con el flujo del CRM, no interviene en ninguno de los escenarios de validación del Capítulo 5 y queda fuera del alcance declarado en §1.7; se lo consigna aquí para que quien abra el repositorio sepa qué es y por qué no se lo describe. Las pruebas automatizadas que recorren «ambos flujos» (§5) lo incluyen por estar versionado junto al principal.</w:t>
       </w:r>
       <w:r>
         <w:rPr>
@@ -27051,7 +27051,7 @@
                 <w:i w:val="0"/>
                 <w:sz w:val="14"/>
               </w:rPr>
-              <w:t>Normalizar Lead → Insert Lead → Scoring → IF por nivel → Generar Propuesta → Gmail → Estado Propuesta Enviada → Preparar Card Notion → Telegram.</w:t>
+              <w:t>Normalizar Lead → Insert Lead → Scoring → IF por nivel → Generar Propuesta → Gmail → Estado Propuesta Enviada → Preparar Card Notion → Telegram. Rama COLD: Telegram - Lead Frio y Gmail - Acuse Lead Frio, en paralelo.</w:t>
             </w:r>
           </w:p>
         </w:tc>
@@ -28629,7 +28629,7 @@
                 <w:i w:val="0"/>
                 <w:sz w:val="14"/>
               </w:rPr>
-              <w:t>7</w:t>
+              <w:t>8</w:t>
             </w:r>
           </w:p>
         </w:tc>
@@ -28868,7 +28868,7 @@
                 <w:i w:val="0"/>
                 <w:sz w:val="14"/>
               </w:rPr>
-              <w:t>157</w:t>
+              <w:t>158</w:t>
             </w:r>
           </w:p>
         </w:tc>
@@ -28887,7 +28887,7 @@
                 <w:i w:val="0"/>
                 <w:sz w:val="14"/>
               </w:rPr>
-              <w:t>141 funcionales + 16 notas de documentación.</w:t>
+              <w:t>142 funcionales + 16 notas de documentación.</w:t>
             </w:r>
           </w:p>
         </w:tc>
@@ -30333,7 +30333,7 @@
                 <w:i w:val="0"/>
                 <w:sz w:val="14"/>
               </w:rPr>
-              <w:t>Se interpreta como entero. Debe ser mayor que cero. El formulario lo acota entre 100 y 5000.</w:t>
+              <w:t>Se interpreta como entero. Debe ser mayor que cero. El formulario lo acota entre 100 y 20.000.</w:t>
             </w:r>
           </w:p>
         </w:tc>

--- a/FormularioLeads/tesis.docx
+++ b/FormularioLeads/tesis.docx
@@ -2281,7 +2281,7 @@
           <w:b/>
           <w:i w:val="0"/>
         </w:rPr>
-        <w:t>Autenticación de origen de los webhooks. Seis de los doce webhooks no verifican la identidad de quien los invoca; los cinco invocados desde el tablero interno ya exigen autenticación, y el de MercadoPago valida el pago contra su API aunque no siempre valide la firma de la notificación. La deuda remanente se declara y se analiza en §4.6 y en el Capítulo 6.</w:t>
+        <w:t>Autenticación de origen de los webhooks. Seis de los trece webhooks no verifican la identidad de quien los invoca; los seis invocados desde el tablero interno ya exigen autenticación, y el de MercadoPago valida el pago contra su API aunque no siempre valide la firma de la notificación. La deuda remanente se declara y se analiza en §4.6 y en el Capítulo 6.</w:t>
       </w:r>
       <w:r>
         <w:rPr>
@@ -3520,7 +3520,7 @@
               <w:jc w:val="left"/>
             </w:pPr>
             <w:r>
-              <w:t>Generar y enviar por correo una propuesta a los leads HOT y WARM.</w:t>
+              <w:t>Generar y enviar por correo una propuesta a los leads HOT y WARM, con los términos comerciales —precio, plazo y alcance— fijados por el profesional.</w:t>
             </w:r>
           </w:p>
         </w:tc>
@@ -7061,7 +7061,7 @@
           <w:b/>
           <w:i w:val="0"/>
         </w:rPr>
-        <w:t>Capa de orquestación (backend de automatización). Instancia de n8n que recibe los eventos por webhook, ejecuta la lógica de negocio y coordina la persistencia y las notificaciones. El flujo implementado consta de 142 nodos funcionales —158 en total, incluidas 16 notas de documentación— organizados en doce webhooks y tres procesos programados.</w:t>
+        <w:t>Capa de orquestación (backend de automatización). Instancia de n8n que recibe los eventos por webhook, ejecuta la lógica de negocio y coordina la persistencia y las notificaciones. El flujo implementado consta de 149 nodos funcionales —165 en total, incluidas 16 notas de documentación— organizados en trece webhooks y tres procesos programados.</w:t>
       </w:r>
       <w:r>
         <w:rPr>
@@ -7206,7 +7206,7 @@
           <w:b w:val="0"/>
           <w:i w:val="0"/>
         </w:rPr>
-        <w:t>La Figura 1 representa la arquitectura y el sentido de las comunicaciones entre capas; el detalle de cada una se desarrolla a continuación. Las cifras de la figura se corresponden con el flujo exportado que acompaña al trabajo: doce webhooks, tres procesos programados y 142 nodos funcionales.</w:t>
+        <w:t>La Figura 1 representa la arquitectura y el sentido de las comunicaciones entre capas; el detalle de cada una se desarrolla a continuación. Las cifras de la figura se corresponden con el flujo exportado que acompaña al trabajo: trece webhooks, tres procesos programados y 149 nodos funcionales.</w:t>
       </w:r>
     </w:p>
     <w:p>
@@ -8355,7 +8355,7 @@
     </w:p>
     <w:p>
       <w:r>
-        <w:t>El flujo de trabajo exportado desde n8n contiene 142 nodos funcionales (158 en total, incluidas 16 notas adhesivas de documentación) y organiza la lógica de negocio en varios procesos: captación y calificación de leads; aceptación de la propuesta, con sus variantes de rechazo y pedido de cambios; facturación; pago; cierre de proyecto; gestión del estado de trabajo; cancelación del lead; y un conjunto de procesos programados. Se describe cada uno a partir de su definición real.</w:t>
+        <w:t>El flujo de trabajo exportado desde n8n contiene 149 nodos funcionales (165 en total, incluidas 16 notas adhesivas de documentación) y organiza la lógica de negocio en varios procesos: captación y calificación de leads; aceptación de la propuesta, con sus variantes de rechazo y pedido de cambios; facturación; pago; cierre de proyecto; gestión del estado de trabajo; cancelación del lead; y un conjunto de procesos programados. Se describe cada uno a partir de su definición real.</w:t>
       </w:r>
     </w:p>
     <w:p>
@@ -8521,7 +8521,7 @@
         <w:t>COLD</w:t>
       </w:r>
       <w:r>
-        <w:t xml:space="preserve"> en caso contrario. Un nodo condicional bifurca entonces el flujo: los leads HOT y WARM avanzan a la generación y el envío de la propuesta por correo, mientras que los COLD no reciben propuesta, evitando invertir esfuerzo comercial en oportunidades de baja prioridad (OE2). Hasta el 24 de agosto de 2026 esa rama sólo generaba una notificación interna por </w:t>
+        <w:t xml:space="preserve"> en caso contrario. Un nodo condicional bifurca entonces el flujo. Los leads HOT y WARM quedan a la espera de que el profesional fije los términos —precio, plazo y alcance— desde el tablero interno, y sólo entonces se genera y se envía la propuesta (§4.3.2); los COLD no reciben propuesta, evitando invertir esfuerzo comercial en oportunidades de baja prioridad (OE2). Hasta el 24 de agosto de 2026 esa rama sólo generaba una notificación interna por </w:t>
       </w:r>
       <w:proofErr w:type="spellStart"/>
       <w:r>
@@ -9729,7 +9729,7 @@
           <w:b w:val="0"/>
           <w:i w:val="0"/>
         </w:rPr>
-        <w:t>: el lead se persiste antes de calcularse su puntaje, de modo que un fallo del nodo intermedio lo deja permanentemente en estado NUEVO, con score cero y sin propuesta, sin proceso de reconciliación que lo recupere. El manejo de errores (§4.3.6) registra y notifica la falla, pero no reintenta ni reencola. Un proceso programado que detecte leads en NUEVO con antigüedad superior a un umbral resolvería el caso; se registra en el Capítulo 8.</w:t>
+        <w:t>: el lead se persiste antes de calcularse su puntaje, de modo que un fallo del nodo intermedio lo deja permanentemente en estado NUEVO, con score cero y sin propuesta, sin proceso de reconciliación que lo recupere. El manejo de errores (§4.3.6) registra y notifica la falla, pero no reintenta ni reencola. Un proceso programado que detecte leads en NUEVO con antigüedad superior a un umbral resolvería el caso; se registra en el Capítulo 8. Desde que el envío de la propuesta exige la intervención del profesional (§4.3.2), ese proceso pasó a ser más necesario y no menos: el estado NUEVO cubre ahora dos situaciones —un fallo del scoring y un lead calificado a la espera de términos— y ninguna de las dos tiene hoy un mecanismo desatendido que la reclame. El sistema avisa por Telegram en el momento en que el lead queda a la espera y el tablero lo muestra en primer lugar con su recuento, pero si el profesional no actúa nadie vuelve a insistir: el riesgo de que una oportunidad calificada quede detenida es real y se declara aquí antes que en el capítulo de trabajos futuros.</w:t>
       </w:r>
     </w:p>
     <w:p>
@@ -10024,6 +10024,12 @@
           <w:i w:val="0"/>
         </w:rPr>
         <w:t xml:space="preserve"> El deslizante abarca de 100 a 20.000 dólares y la Tabla 5 asigna 0 puntos por debajo de 300, de modo que el tramo inferior del propio control no puntúa. En el extremo opuesto había un problema mayor, corregido el 24 de agosto de 2026: el tope era 5.000, exactamente el valor en que empieza el tramo más alto del puntaje, así que un proyecto de 20.000 dólares debía declararse como uno de 5.000 y ambos quedaban indistinguibles en la base, en el tablero y en la propuesta. El sistema descartaba la información justo en la franja que su propio criterio de priorización considera más valiosa. Subir el tope no altera la Tabla 5 —de 5.000 en adelante se siguen sumando los mismos 40 puntos y el máximo del modelo sigue siendo 100—, pero deja de perder el dato. El corte en 300 proviene del criterio experto descrito en §3.3 y no de una distribución observada; su revisión conjunta con el rango del control se plantea en el Capítulo 8.</w:t>
+      </w:r>
+    </w:p>
+    <w:p>
+      <w:pPr/>
+      <w:r>
+        <w:t>Los términos de la propuesta los fija el profesional. Hasta el 24 de agosto de 2026 la propuesta se generaba y se enviaba sola en cuanto el scoring clasificaba al lead como HOT o WARM, y el importe que anunciaba —la fila «Inversión»— se tomaba de la columna presupuesto, es decir del valor que el propio interesado había elegido en el control deslizante del formulario público. Ese mismo valor se convertía después en el monto de la factura, en el importe del comprobante en PDF y en el precio de la preferencia de cobro de MercadoPago. La consecuencia era que el sistema comprometía al profesional con un precio que él no fijaba en ningún punto del recorrido, lo que contradecía la condición de la pregunta de investigación de automatizar «sin sacrificar el control del profesional sobre el proceso» (§1.3). Se incorporó por eso el webhook POST /propuesta-enviar, invocado desde el tablero interno con la misma protección que el resto de las acciones internas: el lead calificado permanece en estado NUEVO y aparece en la sección «Propuestas por enviar», donde el profesional carga precio, plazo y alcance. El nodo Guardar Términos aplica una actualización condicional —UPDATE … WHERE estado = 'NUEVO' AND tier IN ('HOT','WARM')— del mismo tipo que la de la aceptación, de modo que repetir la petición no reabre una propuesta ya enviada, y a partir de ahí el flujo continúa por la cadena que ya existía. El presupuesto declarado se conserva intacto: sigue siendo la entrada del scoring y el registro de lo que el cliente dijo estar dispuesto a invertir, y el tablero lo muestra como referencia junto al campo de precio, pero no como valor por omisión.</w:t>
       </w:r>
     </w:p>
     <w:p>
@@ -11643,7 +11649,7 @@
                 <w:i w:val="0"/>
                 <w:sz w:val="14"/>
               </w:rPr>
-              <w:t>Presupuesto declarado en dólares.</w:t>
+              <w:t>Presupuesto declarado por el interesado en el formulario, en dólares. Es la entrada del scoring; el importe que se factura es precio_propuesto.</w:t>
             </w:r>
           </w:p>
         </w:tc>
@@ -12881,6 +12887,156 @@
                 <w:i w:val="0"/>
                 <w:sz w:val="14"/>
               </w:rPr>
+            </w:r>
+          </w:p>
+        </w:tc>
+      </w:tr>
+      <w:tr>
+        <w:tc>
+          <w:tcPr>
+            <w:tcW w:type="dxa" w:w="1928"/>
+          </w:tcPr>
+          <w:p>
+            <w:pPr>
+              <w:spacing w:after="40" w:before="40"/>
+              <w:jc w:val="left"/>
+            </w:pPr>
+            <w:r>
+              <w:rPr>
+                <w:b w:val="0"/>
+                <w:i w:val="0"/>
+                <w:sz w:val="14"/>
+              </w:rPr>
+              <w:t>precio_propuesto</w:t>
+            </w:r>
+          </w:p>
+        </w:tc>
+        <w:tc>
+          <w:tcPr>
+            <w:tcW w:type="dxa" w:w="3175"/>
+          </w:tcPr>
+          <w:p>
+            <w:pPr>
+              <w:spacing w:after="40" w:before="40"/>
+              <w:jc w:val="left"/>
+            </w:pPr>
+            <w:r>
+              <w:rPr>
+                <w:b w:val="0"/>
+                <w:i w:val="0"/>
+                <w:sz w:val="14"/>
+                <w:rFonts w:ascii="Consolas" w:hAnsi="Consolas" w:cs="Consolas"/>
+              </w:rPr>
+              <w:t>NUMERIC(12,2) (nulo hasta el envío) · CHECK (&gt; 0 si no es nulo)</w:t>
+            </w:r>
+            <w:r>
+              <w:rPr>
+                <w:b w:val="0"/>
+                <w:i w:val="0"/>
+                <w:sz w:val="14"/>
+              </w:rPr>
+            </w:r>
+            <w:r>
+              <w:rPr>
+                <w:b w:val="0"/>
+                <w:i w:val="0"/>
+                <w:sz w:val="14"/>
+                <w:rFonts w:ascii="Consolas" w:hAnsi="Consolas" w:cs="Consolas"/>
+              </w:rPr>
+            </w:r>
+          </w:p>
+        </w:tc>
+        <w:tc>
+          <w:tcPr>
+            <w:tcW w:type="dxa" w:w="3685"/>
+          </w:tcPr>
+          <w:p>
+            <w:pPr>
+              <w:spacing w:after="40" w:before="40"/>
+              <w:jc w:val="left"/>
+            </w:pPr>
+            <w:r>
+              <w:rPr>
+                <w:b w:val="0"/>
+                <w:i w:val="0"/>
+                <w:sz w:val="14"/>
+              </w:rPr>
+              <w:t>Precio que fija el profesional al enviar la propuesta. Es el importe que anuncia la propuesta y el que se factura al aceptarla (§4.3.2).</w:t>
+            </w:r>
+          </w:p>
+        </w:tc>
+      </w:tr>
+      <w:tr>
+        <w:tc>
+          <w:tcPr>
+            <w:tcW w:type="dxa" w:w="1928"/>
+          </w:tcPr>
+          <w:p>
+            <w:pPr>
+              <w:spacing w:after="40" w:before="40"/>
+              <w:jc w:val="left"/>
+            </w:pPr>
+            <w:r>
+              <w:rPr>
+                <w:b w:val="0"/>
+                <w:i w:val="0"/>
+                <w:sz w:val="14"/>
+              </w:rPr>
+              <w:t>plazo_propuesto / alcance_propuesto</w:t>
+            </w:r>
+          </w:p>
+        </w:tc>
+        <w:tc>
+          <w:tcPr>
+            <w:tcW w:type="dxa" w:w="3175"/>
+          </w:tcPr>
+          <w:p>
+            <w:pPr>
+              <w:spacing w:after="40" w:before="40"/>
+              <w:jc w:val="left"/>
+            </w:pPr>
+            <w:r>
+              <w:rPr>
+                <w:b w:val="0"/>
+                <w:i w:val="0"/>
+                <w:sz w:val="14"/>
+                <w:rFonts w:ascii="Consolas" w:hAnsi="Consolas" w:cs="Consolas"/>
+              </w:rPr>
+              <w:t>TEXT (nulos admitidos)</w:t>
+            </w:r>
+            <w:r>
+              <w:rPr>
+                <w:b w:val="0"/>
+                <w:i w:val="0"/>
+                <w:sz w:val="14"/>
+              </w:rPr>
+            </w:r>
+            <w:r>
+              <w:rPr>
+                <w:b w:val="0"/>
+                <w:i w:val="0"/>
+                <w:sz w:val="14"/>
+                <w:rFonts w:ascii="Consolas" w:hAnsi="Consolas" w:cs="Consolas"/>
+              </w:rPr>
+            </w:r>
+          </w:p>
+        </w:tc>
+        <w:tc>
+          <w:tcPr>
+            <w:tcW w:type="dxa" w:w="3685"/>
+          </w:tcPr>
+          <w:p>
+            <w:pPr>
+              <w:spacing w:after="40" w:before="40"/>
+              <w:jc w:val="left"/>
+            </w:pPr>
+            <w:r>
+              <w:rPr>
+                <w:b w:val="0"/>
+                <w:i w:val="0"/>
+                <w:sz w:val="14"/>
+              </w:rPr>
+              <w:t>Plazo de entrega y alcance comprometidos, en texto libre. Se muestran en la propuesta y en la página de aceptación.</w:t>
             </w:r>
           </w:p>
         </w:tc>
@@ -16471,7 +16627,7 @@
                 <w:i w:val="0"/>
                 <w:sz w:val="14"/>
               </w:rPr>
-              <w:t>Lead recién ingresado y normalizado, con score cero.</w:t>
+              <w:t>Lead ingresado y normalizado. Tras el scoring conserva este estado: si es HOT o WARM, esperando que el profesional fije los términos de la propuesta; si es COLD, descartado para el envío automático. La columna tier distingue ambos casos.</w:t>
             </w:r>
           </w:p>
         </w:tc>
@@ -16584,7 +16740,7 @@
                 <w:i w:val="0"/>
                 <w:sz w:val="14"/>
               </w:rPr>
-              <w:t>Score ≥ 40 (niveles HOT y WARM) tras el cálculo del puntaje.</w:t>
+              <w:t>POST /propuesta-enviar desde el tablero interno, sobre un lead HOT o WARM.</w:t>
             </w:r>
           </w:p>
         </w:tc>
@@ -17452,7 +17608,7 @@
           <w:b w:val="0"/>
           <w:i w:val="0"/>
         </w:rPr>
-        <w:t>La comunicación entre el frontend y n8n se realiza mediante los doce webhooks de la Tabla 10. El frontend envía el lead como un objeto JSON con los campos del formulario más metadatos de origen y marca temporal, y consume la respuesta de la aceptación para informar el desenlace al cliente. El contrato completo —objeto de ejemplo, tipos, restricciones y códigos de respuesta— se reproduce en el Anexo D. La tabla incorpora dos columnas que versiones anteriores de este apartado no consignaban: el origen real de cada invocación y el control de origen aplicado. La segunda de ellas hace visible la principal deuda de seguridad del sistema, que se analiza en §4.6.</w:t>
+        <w:t>La comunicación entre el frontend y n8n se realiza mediante los trece webhooks de la Tabla 10. El frontend envía el lead como un objeto JSON con los campos del formulario más metadatos de origen y marca temporal, y consume la respuesta de la aceptación para informar el desenlace al cliente. El contrato completo —objeto de ejemplo, tipos, restricciones y códigos de respuesta— se reproduce en el Anexo D. La tabla incorpora dos columnas que versiones anteriores de este apartado no consignaban: el origen real de cada invocación y el control de origen aplicado. La segunda de ellas hace visible la principal deuda de seguridad del sistema, que se analiza en §4.6.</w:t>
       </w:r>
     </w:p>
     <w:p>
@@ -19042,6 +19198,148 @@
           </w:p>
         </w:tc>
       </w:tr>
+      <w:tr>
+        <w:tc>
+          <w:tcPr>
+            <w:tcW w:type="dxa" w:w="1531"/>
+          </w:tcPr>
+          <w:p>
+            <w:pPr>
+              <w:spacing w:after="40" w:before="40"/>
+              <w:jc w:val="left"/>
+            </w:pPr>
+            <w:r>
+              <w:rPr>
+                <w:b w:val="0"/>
+                <w:i w:val="0"/>
+                <w:sz w:val="13"/>
+                <w:rFonts w:ascii="Consolas" w:hAnsi="Consolas" w:cs="Consolas"/>
+              </w:rPr>
+              <w:t>/propuesta-enviar</w:t>
+            </w:r>
+          </w:p>
+        </w:tc>
+        <w:tc>
+          <w:tcPr>
+            <w:tcW w:type="dxa" w:w="794"/>
+          </w:tcPr>
+          <w:p>
+            <w:pPr>
+              <w:spacing w:after="40" w:before="40"/>
+              <w:jc w:val="left"/>
+            </w:pPr>
+            <w:r>
+              <w:rPr>
+                <w:b w:val="0"/>
+                <w:i w:val="0"/>
+                <w:sz w:val="13"/>
+              </w:rPr>
+              <w:t>POST</w:t>
+            </w:r>
+          </w:p>
+        </w:tc>
+        <w:tc>
+          <w:tcPr>
+            <w:tcW w:type="dxa" w:w="1928"/>
+          </w:tcPr>
+          <w:p>
+            <w:pPr>
+              <w:spacing w:after="40" w:before="40"/>
+              <w:jc w:val="left"/>
+            </w:pPr>
+            <w:r>
+              <w:rPr>
+                <w:b w:val="0"/>
+                <w:i w:val="0"/>
+                <w:sz w:val="13"/>
+              </w:rPr>
+              <w:t>Tablero interno, vía el route handler /api/crm/[accion], sobre un lead HOT o WARM en estado NUEVO (§4.3.2)</w:t>
+            </w:r>
+            <w:r>
+              <w:rPr>
+                <w:b w:val="0"/>
+                <w:i w:val="0"/>
+                <w:sz w:val="13"/>
+                <w:rFonts w:ascii="Consolas" w:hAnsi="Consolas" w:cs="Consolas"/>
+              </w:rPr>
+            </w:r>
+            <w:r>
+              <w:rPr>
+                <w:b w:val="0"/>
+                <w:i w:val="0"/>
+                <w:sz w:val="13"/>
+              </w:rPr>
+            </w:r>
+          </w:p>
+        </w:tc>
+        <w:tc>
+          <w:tcPr>
+            <w:tcW w:type="dxa" w:w="2608"/>
+          </w:tcPr>
+          <w:p>
+            <w:pPr>
+              <w:spacing w:after="40" w:before="40"/>
+              <w:jc w:val="left"/>
+            </w:pPr>
+            <w:r>
+              <w:rPr>
+                <w:b w:val="0"/>
+                <w:i w:val="0"/>
+                <w:sz w:val="13"/>
+              </w:rPr>
+              <w:t>Header Auth verificado por el webhook; el route handler revalida sesión y rol admin del lado del servidor antes de reenviar.</w:t>
+            </w:r>
+            <w:r>
+              <w:rPr>
+                <w:b/>
+                <w:i w:val="0"/>
+                <w:sz w:val="13"/>
+              </w:rPr>
+            </w:r>
+            <w:r>
+              <w:rPr>
+                <w:b w:val="0"/>
+                <w:i w:val="0"/>
+                <w:sz w:val="13"/>
+              </w:rPr>
+            </w:r>
+          </w:p>
+        </w:tc>
+        <w:tc>
+          <w:tcPr>
+            <w:tcW w:type="dxa" w:w="1928"/>
+          </w:tcPr>
+          <w:p>
+            <w:pPr>
+              <w:spacing w:after="40" w:before="40"/>
+              <w:jc w:val="left"/>
+            </w:pPr>
+            <w:r>
+              <w:rPr>
+                <w:b w:val="0"/>
+                <w:i w:val="0"/>
+                <w:sz w:val="13"/>
+              </w:rPr>
+              <w:t>Fija precio, plazo y alcance, y dispara la generación y el envío de la propuesta.</w:t>
+            </w:r>
+            <w:r>
+              <w:rPr>
+                <w:b w:val="0"/>
+                <w:i w:val="0"/>
+                <w:sz w:val="13"/>
+                <w:rFonts w:ascii="Consolas" w:hAnsi="Consolas" w:cs="Consolas"/>
+              </w:rPr>
+            </w:r>
+            <w:r>
+              <w:rPr>
+                <w:b w:val="0"/>
+                <w:i w:val="0"/>
+                <w:sz w:val="13"/>
+              </w:rPr>
+            </w:r>
+          </w:p>
+        </w:tc>
+      </w:tr>
     </w:tbl>
     <w:p>
       <w:pPr/>
@@ -19230,7 +19528,7 @@
           <w:b/>
           <w:i w:val="0"/>
         </w:rPr>
-        <w:t>Deudas de seguridad declaradas. El apartado quedaría incompleto si se limitara a describir los mecanismos implementados y omitiera los que faltan. La Tabla 11 las enumera. La más relevante es que seis de los doce webhooks no verifican la identidad de quien los invoca: no hay firma HMAC, ni secreto compartido, ni lista blanca de direcciones, ni mTLS. Los cinco invocados desde el tablero interno ya exigen Header Auth con revalidación de sesión y rol, y el webhook de confirmación de pago con MercadoPago contrasta cada notificación contra la API del proveedor, aunque la validación de su propia firma sea opcional (Tabla 11, S8). La lista de orígenes permitidos que declaran algunos webhooks es un control del navegador —CORS— y no una autenticación: no impide que un cliente que no sea un navegador invoque el endpoint. En consecuencia, cualquiera que conozca las URL sin protección puede inyectar leads, leer una propuesta o aceptarla en nombre del cliente. Que un producto mínimo viable tenga deudas de seguridad es admisible; no declararlas no lo es, y por eso se consignan aquí antes que en el capítulo de trabajos futuros.</w:t>
+        <w:t>Deudas de seguridad declaradas. El apartado quedaría incompleto si se limitara a describir los mecanismos implementados y omitiera los que faltan. La Tabla 11 las enumera. La más relevante es que seis de los trece webhooks no verifican la identidad de quien los invoca: no hay firma HMAC, ni secreto compartido, ni lista blanca de direcciones, ni mTLS. Los seis invocados desde el tablero interno ya exigen Header Auth con revalidación de sesión y rol, y el webhook de confirmación de pago con MercadoPago contrasta cada notificación contra la API del proveedor, aunque la validación de su propia firma sea opcional (Tabla 11, S8). La lista de orígenes permitidos que declaran algunos webhooks es un control del navegador —CORS— y no una autenticación: no impide que un cliente que no sea un navegador invoque el endpoint. En consecuencia, cualquiera que conozca las URL sin protección puede inyectar leads, leer una propuesta o aceptarla en nombre del cliente. Que un producto mínimo viable tenga deudas de seguridad es admisible; no declararlas no lo es, y por eso se consignan aquí antes que en el capítulo de trabajos futuros.</w:t>
       </w:r>
       <w:r>
         <w:rPr>
@@ -19418,7 +19716,7 @@
                 <w:i w:val="0"/>
                 <w:sz w:val="13"/>
               </w:rPr>
-              <w:t>Seis de los doce webhooks no autentican el origen de la invocación (§4.5): lead/nuevo, lead-acepta, pago-confirmado (modo desarrollo), lead-propuesta, lead-rechaza y lead-modifica. Los cinco invocados desde el tablero interno (trabajo-estado, lead-cancelar, cambio-aceptar, cambio-rechazar y, desde el 24-ago-2026, proyecto-cerrado) ya exigen Header Auth, con revalidación de sesión y de rol admin del lado del servidor en /api/crm/[accion]. El de MercadoPago (mp/notificacion) se trata aparte en S8.</w:t>
+              <w:t>Seis de los trece webhooks no autentican el origen de la invocación (§4.5): lead/nuevo, lead-acepta, pago-confirmado (modo desarrollo), lead-propuesta, lead-rechaza y lead-modifica. Los seis invocados desde el tablero interno (trabajo-estado, lead-cancelar, cambio-aceptar, cambio-rechazar y, desde el 24-ago-2026, proyecto-cerrado y propuesta-enviar) ya exigen Header Auth, con revalidación de sesión y de rol admin del lado del servidor en /api/crm/[accion]. El de MercadoPago (mp/notificacion) se trata aparte en S8.</w:t>
             </w:r>
           </w:p>
         </w:tc>
@@ -20463,7 +20761,7 @@
           <w:b w:val="0"/>
           <w:i w:val="0"/>
         </w:rPr>
-        <w:t>Corresponde una precisión sobre el origen de los datos de este capítulo. La columna «Resultado esperado» de la Tabla 12 consigna valores derivados aritméticamente de las reglas declaradas en la Tabla 5, de modo que puede verificarse sin ejecutar el sistema. La columna «Resultado observado» recoge, en cambio, lo que produjo una corrida real del sistema levantado: los escenarios E1 a E6 y E8 a E10 se ejecutan de forma automatizada con tests/escenarios.mjs, que dispara los webhooks reales de n8n y consulta el estado resultante en la base. Cada corrida escribe docs/evidencia-validacion.md con la tabla de resultados y los tiempos medidos, de manera que cualquiera con el entorno levantado obtiene la misma evidencia y no hace falta creer en la palabra de los autores. Las entradas de la suite son exactamente las declaradas en la Tabla 12, y las aserciones verifican el desglose del score y no sólo su total: un resultado observado que reformulara al esperado no constituiría evidencia. Los escenarios E11 a E13 se dispararon manualmente el 23 de agosto de 2026 desde el editor de n8n —el protocolo ya contempla esa vía para los procesos programados, véase la columna «Escenario y entrada» de la Tabla 12—; E7 y E14 siguen sin ejecutar y su celda lo dice; el motivo se detalla más abajo.</w:t>
+        <w:t>Corresponde una precisión sobre el origen de los datos de este capítulo. La columna «Resultado esperado» de la Tabla 12 consigna valores derivados aritméticamente de las reglas declaradas en la Tabla 5, de modo que puede verificarse sin ejecutar el sistema. La columna «Resultado observado» recoge, en cambio, lo que produjo una corrida real del sistema levantado: los escenarios E1, E1b, E2 a E6 y E8 a E10 se ejecutan de forma automatizada con tests/escenarios.mjs, que dispara los webhooks reales de n8n y consulta el estado resultante en la base. Cada corrida escribe docs/evidencia-validacion.md con la tabla de resultados y los tiempos medidos, de manera que cualquiera con el entorno levantado obtiene la misma evidencia y no hace falta creer en la palabra de los autores. Las entradas de la suite son exactamente las declaradas en la Tabla 12, y las aserciones verifican el desglose del score y no sólo su total: un resultado observado que reformulara al esperado no constituiría evidencia. Los escenarios E11 a E13 se dispararon manualmente el 23 de agosto de 2026 desde el editor de n8n —el protocolo ya contempla esa vía para los procesos programados, véase la columna «Escenario y entrada» de la Tabla 12—; E7 y E14 siguen sin ejecutar y su celda lo dice; el motivo se detalla más abajo.</w:t>
       </w:r>
     </w:p>
     <w:p>
@@ -20473,7 +20771,7 @@
           <w:b w:val="0"/>
           <w:i w:val="0"/>
         </w:rPr>
-        <w:t>Alcance de la cobertura: los escenarios E1 a E4 verifican la normalización, la validación y el scoring (OE1 y OE2); E5 y E6, la aceptación, la facturación y la protección por token (OE3); E7, la actualización en tiempo real del tablero (OE4); E8 a E10, los caminos alternativos de la gestión posterior a la propuesta (OE3); y E11 a E13, los tres procesos programados (OE5). E14 queda declarado para el cobro real con MercadoPago y aún sin ejecutar (§4.3.3). Los catorce escenarios se trazan en la matriz del Anexo E, que en versiones anteriores omitía E8, E9 y E10.</w:t>
+        <w:t>Alcance de la cobertura: los escenarios E1 a E4 verifican la normalización, la validación y el scoring (OE1 y OE2); E1b, el paso en que el profesional fija los términos y se envía la propuesta (OE3); E5 y E6, la aceptación, la facturación y la protección por token (OE3); E7, la actualización en tiempo real del tablero (OE4); E8 a E10, los caminos alternativos de la gestión posterior a la propuesta (OE3); y E11 a E13, los tres procesos programados (OE5). E14 queda declarado para el cobro real con MercadoPago y aún sin ejecutar (§4.3.3). Los quince escenarios se trazan en la matriz del Anexo E, que en versiones anteriores omitía E8, E9 y E10.</w:t>
       </w:r>
     </w:p>
     <w:p>
@@ -20693,7 +20991,7 @@
                 <w:i w:val="0"/>
                 <w:sz w:val="13"/>
               </w:rPr>
-              <w:t xml:space="preserve">score = 40 + 30 + 20 + 5 + 5 = </w:t>
+              <w:t>score = 40 + 30 + 20 + 5 + 5 = 100; nivel HOT; una fila en leads; el lead permanece en NUEVO a la espera de que el profesional fije los términos (§4.3.2).</w:t>
             </w:r>
             <w:r>
               <w:rPr>
@@ -20701,7 +20999,6 @@
                 <w:i w:val="0"/>
                 <w:sz w:val="13"/>
               </w:rPr>
-              <w:t>100</w:t>
             </w:r>
             <w:r>
               <w:rPr>
@@ -20709,7 +21006,6 @@
                 <w:i w:val="0"/>
                 <w:sz w:val="13"/>
               </w:rPr>
-              <w:t xml:space="preserve">; nivel HOT; propuesta generada y enviada; estado PROPUESTA_ENVIADA; una fila en </w:t>
             </w:r>
             <w:r>
               <w:rPr>
@@ -20718,7 +21014,6 @@
                 <w:sz w:val="13"/>
                 <w:rFonts w:ascii="Consolas" w:hAnsi="Consolas" w:cs="Consolas"/>
               </w:rPr>
-              <w:t>leads</w:t>
             </w:r>
             <w:r>
               <w:rPr>
@@ -20726,7 +21021,6 @@
                 <w:i w:val="0"/>
                 <w:sz w:val="13"/>
               </w:rPr>
-              <w:t>.</w:t>
             </w:r>
           </w:p>
         </w:tc>
@@ -20745,7 +21039,7 @@
                 <w:i w:val="0"/>
                 <w:sz w:val="13"/>
               </w:rPr>
-              <w:t>score = 100 (40 + 30 + 20 + 5 + 5) · tier = HOT · estado = PROPUESTA_ENVIADA · token de aceptación generado y con fecha de vencimiento · 1 fila en leads.</w:t>
+              <w:t>score = 100 (40 + 30 + 20 + 5 + 5) · tier = HOT · estado = NUEVO · precio_propuesto = nulo · 1 fila en leads.</w:t>
             </w:r>
           </w:p>
         </w:tc>
@@ -20785,7 +21079,7 @@
                 <w:i w:val="0"/>
                 <w:sz w:val="13"/>
               </w:rPr>
-              <w:t>E2</w:t>
+              <w:t>E1b</w:t>
             </w:r>
           </w:p>
         </w:tc>
@@ -20804,7 +21098,7 @@
                 <w:i w:val="0"/>
                 <w:sz w:val="13"/>
               </w:rPr>
-              <w:t xml:space="preserve">Lead válido de valor medio: </w:t>
+              <w:t>Sobre el lead de E1, el profesional envía la propuesta desde el tablero fijando un precio distinto del presupuesto declarado: USD 7200, plazo «3 semanas» y un alcance de una línea.</w:t>
             </w:r>
             <w:r>
               <w:rPr>
@@ -20813,7 +21107,6 @@
                 <w:sz w:val="13"/>
                 <w:rFonts w:ascii="Consolas" w:hAnsi="Consolas" w:cs="Consolas"/>
               </w:rPr>
-              <w:t>consultoria</w:t>
             </w:r>
             <w:r>
               <w:rPr>
@@ -20821,7 +21114,6 @@
                 <w:i w:val="0"/>
                 <w:sz w:val="13"/>
               </w:rPr>
-              <w:t>, USD 1000, urgencia media, sin teléfono y descripción de menos de 50 caracteres.</w:t>
             </w:r>
           </w:p>
         </w:tc>
@@ -20840,7 +21132,7 @@
                 <w:i w:val="0"/>
                 <w:sz w:val="13"/>
               </w:rPr>
-              <w:t xml:space="preserve">score = 20 + 15 + 12 + 0 + 0 = </w:t>
+              <w:t>El lead pasa a PROPUESTA_ENVIADA con token de aceptación y vencimiento; precio_propuesto = 7200; una segunda invocación de /propuesta-enviar no reabre la propuesta.</w:t>
             </w:r>
             <w:r>
               <w:rPr>
@@ -20848,7 +21140,6 @@
                 <w:i w:val="0"/>
                 <w:sz w:val="13"/>
               </w:rPr>
-              <w:t>47</w:t>
             </w:r>
             <w:r>
               <w:rPr>
@@ -20856,7 +21147,21 @@
                 <w:i w:val="0"/>
                 <w:sz w:val="13"/>
               </w:rPr>
-              <w:t>; nivel WARM; propuesta enviada; estado PROPUESTA_ENVIADA.</w:t>
+            </w:r>
+            <w:r>
+              <w:rPr>
+                <w:b w:val="0"/>
+                <w:i w:val="0"/>
+                <w:sz w:val="13"/>
+                <w:rFonts w:ascii="Consolas" w:hAnsi="Consolas" w:cs="Consolas"/>
+              </w:rPr>
+            </w:r>
+            <w:r>
+              <w:rPr>
+                <w:b w:val="0"/>
+                <w:i w:val="0"/>
+                <w:sz w:val="13"/>
+              </w:rPr>
             </w:r>
           </w:p>
         </w:tc>
@@ -20875,7 +21180,7 @@
                 <w:i w:val="0"/>
                 <w:sz w:val="13"/>
               </w:rPr>
-              <w:t>score = 47 (20 + 15 + 12 + 0 + 0) · tier = WARM · estado = PROPUESTA_ENVIADA.</w:t>
+              <w:t>estado = PROPUESTA_ENVIADA · precio_propuesto = 7200 ≠ presupuesto = 5000 · plazo_propuesto = «3 semanas» · token generado y con vencimiento · la petición repetida respondió status = invalido.</w:t>
             </w:r>
           </w:p>
         </w:tc>
@@ -20890,11 +21195,11 @@
             </w:pPr>
             <w:r>
               <w:rPr>
-                <w:b/>
+                <w:b w:val="0"/>
                 <w:i w:val="0"/>
                 <w:sz w:val="13"/>
               </w:rPr>
-              <w:t>Corrida automatizada de tests/escenarios.mjs (docs/evidencia-validacion.md). La Figura 16 documenta otro caso y no se cita para este escenario.</w:t>
+              <w:t>Corrida automatizada de tests/escenarios.mjs (docs/evidencia-validacion.md).</w:t>
             </w:r>
           </w:p>
         </w:tc>
@@ -20915,7 +21220,7 @@
                 <w:i w:val="0"/>
                 <w:sz w:val="13"/>
               </w:rPr>
-              <w:t>E3</w:t>
+              <w:t>E2</w:t>
             </w:r>
           </w:p>
         </w:tc>
@@ -20934,7 +21239,7 @@
                 <w:i w:val="0"/>
                 <w:sz w:val="13"/>
               </w:rPr>
-              <w:t xml:space="preserve">Lead válido de bajo valor: </w:t>
+              <w:t xml:space="preserve">Lead válido de valor medio: </w:t>
             </w:r>
             <w:r>
               <w:rPr>
@@ -20943,7 +21248,7 @@
                 <w:sz w:val="13"/>
                 <w:rFonts w:ascii="Consolas" w:hAnsi="Consolas" w:cs="Consolas"/>
               </w:rPr>
-              <w:t>soporte</w:t>
+              <w:t>consultoria</w:t>
             </w:r>
             <w:r>
               <w:rPr>
@@ -20951,7 +21256,7 @@
                 <w:i w:val="0"/>
                 <w:sz w:val="13"/>
               </w:rPr>
-              <w:t>, USD 300, urgencia baja, sin teléfono y descripción breve.</w:t>
+              <w:t>, USD 1000, urgencia media, sin teléfono y descripción de menos de 50 caracteres.</w:t>
             </w:r>
           </w:p>
         </w:tc>
@@ -20970,7 +21275,7 @@
                 <w:i w:val="0"/>
                 <w:sz w:val="13"/>
               </w:rPr>
-              <w:t xml:space="preserve">score = 10 + 5 + 5 = </w:t>
+              <w:t xml:space="preserve">score = 20 + 15 + 12 + 0 + 0 = </w:t>
             </w:r>
             <w:r>
               <w:rPr>
@@ -20978,7 +21283,7 @@
                 <w:i w:val="0"/>
                 <w:sz w:val="13"/>
               </w:rPr>
-              <w:t>20</w:t>
+              <w:t>47</w:t>
             </w:r>
             <w:r>
               <w:rPr>
@@ -20986,42 +21291,26 @@
                 <w:i w:val="0"/>
                 <w:sz w:val="13"/>
               </w:rPr>
-              <w:t xml:space="preserve">; nivel COLD; </w:t>
-            </w:r>
-            <w:r>
-              <w:rPr>
-                <w:b/>
+              <w:t>; nivel WARM; propuesta enviada; estado PROPUESTA_ENVIADA.</w:t>
+            </w:r>
+          </w:p>
+        </w:tc>
+        <w:tc>
+          <w:tcPr>
+            <w:tcW w:type="dxa" w:w="2041"/>
+          </w:tcPr>
+          <w:p>
+            <w:pPr>
+              <w:spacing w:after="40" w:before="40"/>
+              <w:jc w:val="left"/>
+            </w:pPr>
+            <w:r>
+              <w:rPr>
+                <w:b w:val="0"/>
                 <w:i w:val="0"/>
                 <w:sz w:val="13"/>
               </w:rPr>
-              <w:t>sin</w:t>
-            </w:r>
-            <w:r>
-              <w:rPr>
-                <w:b w:val="0"/>
-                <w:i w:val="0"/>
-                <w:sz w:val="13"/>
-              </w:rPr>
-              <w:t xml:space="preserve"> propuesta; notificación interna por Telegram; el lead permanece en NUEVO.</w:t>
-            </w:r>
-          </w:p>
-        </w:tc>
-        <w:tc>
-          <w:tcPr>
-            <w:tcW w:type="dxa" w:w="2041"/>
-          </w:tcPr>
-          <w:p>
-            <w:pPr>
-              <w:spacing w:after="40" w:before="40"/>
-              <w:jc w:val="left"/>
-            </w:pPr>
-            <w:r>
-              <w:rPr>
-                <w:b w:val="0"/>
-                <w:i w:val="0"/>
-                <w:sz w:val="13"/>
-              </w:rPr>
-              <w:t>score = 20 (10 + 5 + 5 + 0 + 0) · tier = COLD · estado = NUEVO (no se envió propuesta).</w:t>
+              <w:t>score = 47 (20 + 15 + 12 + 0 + 0) · tier = WARM · estado = PROPUESTA_ENVIADA.</w:t>
             </w:r>
           </w:p>
         </w:tc>
@@ -21061,7 +21350,7 @@
                 <w:i w:val="0"/>
                 <w:sz w:val="13"/>
               </w:rPr>
-              <w:t>E4</w:t>
+              <w:t>E3</w:t>
             </w:r>
           </w:p>
         </w:tc>
@@ -21080,42 +21369,7 @@
                 <w:i w:val="0"/>
                 <w:sz w:val="13"/>
               </w:rPr>
-              <w:t>Lead inválido: nombre de un carácter, correo sin arroba y presupuesto cero.</w:t>
-            </w:r>
-          </w:p>
-        </w:tc>
-        <w:tc>
-          <w:tcPr>
-            <w:tcW w:type="dxa" w:w="2268"/>
-          </w:tcPr>
-          <w:p>
-            <w:pPr>
-              <w:spacing w:after="40" w:before="40"/>
-              <w:jc w:val="left"/>
-            </w:pPr>
-            <w:r>
-              <w:rPr>
-                <w:b w:val="0"/>
-                <w:i w:val="0"/>
-                <w:sz w:val="13"/>
-              </w:rPr>
-              <w:t xml:space="preserve">Las tres validaciones fallan; el flujo se detiene; </w:t>
-            </w:r>
-            <w:r>
-              <w:rPr>
-                <w:b/>
-                <w:i w:val="0"/>
-                <w:sz w:val="13"/>
-              </w:rPr>
-              <w:t>0 filas nuevas</w:t>
-            </w:r>
-            <w:r>
-              <w:rPr>
-                <w:b w:val="0"/>
-                <w:i w:val="0"/>
-                <w:sz w:val="13"/>
-              </w:rPr>
-              <w:t xml:space="preserve"> en </w:t>
+              <w:t xml:space="preserve">Lead válido de bajo valor: </w:t>
             </w:r>
             <w:r>
               <w:rPr>
@@ -21124,7 +21378,7 @@
                 <w:sz w:val="13"/>
                 <w:rFonts w:ascii="Consolas" w:hAnsi="Consolas" w:cs="Consolas"/>
               </w:rPr>
-              <w:t>leads</w:t>
+              <w:t>soporte</w:t>
             </w:r>
             <w:r>
               <w:rPr>
@@ -21132,7 +21386,171 @@
                 <w:i w:val="0"/>
                 <w:sz w:val="13"/>
               </w:rPr>
-              <w:t xml:space="preserve">; una fila en </w:t>
+              <w:t>, USD 300, urgencia baja, sin teléfono y descripción breve.</w:t>
+            </w:r>
+          </w:p>
+        </w:tc>
+        <w:tc>
+          <w:tcPr>
+            <w:tcW w:type="dxa" w:w="2268"/>
+          </w:tcPr>
+          <w:p>
+            <w:pPr>
+              <w:spacing w:after="40" w:before="40"/>
+              <w:jc w:val="left"/>
+            </w:pPr>
+            <w:r>
+              <w:rPr>
+                <w:b w:val="0"/>
+                <w:i w:val="0"/>
+                <w:sz w:val="13"/>
+              </w:rPr>
+              <w:t xml:space="preserve">score = 10 + 5 + 5 = </w:t>
+            </w:r>
+            <w:r>
+              <w:rPr>
+                <w:b/>
+                <w:i w:val="0"/>
+                <w:sz w:val="13"/>
+              </w:rPr>
+              <w:t>20</w:t>
+            </w:r>
+            <w:r>
+              <w:rPr>
+                <w:b w:val="0"/>
+                <w:i w:val="0"/>
+                <w:sz w:val="13"/>
+              </w:rPr>
+              <w:t xml:space="preserve">; nivel COLD; </w:t>
+            </w:r>
+            <w:r>
+              <w:rPr>
+                <w:b/>
+                <w:i w:val="0"/>
+                <w:sz w:val="13"/>
+              </w:rPr>
+              <w:t>sin</w:t>
+            </w:r>
+            <w:r>
+              <w:rPr>
+                <w:b w:val="0"/>
+                <w:i w:val="0"/>
+                <w:sz w:val="13"/>
+              </w:rPr>
+              <w:t xml:space="preserve"> propuesta; notificación interna por Telegram; el lead permanece en NUEVO.</w:t>
+            </w:r>
+          </w:p>
+        </w:tc>
+        <w:tc>
+          <w:tcPr>
+            <w:tcW w:type="dxa" w:w="2041"/>
+          </w:tcPr>
+          <w:p>
+            <w:pPr>
+              <w:spacing w:after="40" w:before="40"/>
+              <w:jc w:val="left"/>
+            </w:pPr>
+            <w:r>
+              <w:rPr>
+                <w:b w:val="0"/>
+                <w:i w:val="0"/>
+                <w:sz w:val="13"/>
+              </w:rPr>
+              <w:t>score = 20 (10 + 5 + 5 + 0 + 0) · tier = COLD · estado = NUEVO (no se envió propuesta).</w:t>
+            </w:r>
+          </w:p>
+        </w:tc>
+        <w:tc>
+          <w:tcPr>
+            <w:tcW w:type="dxa" w:w="1928"/>
+          </w:tcPr>
+          <w:p>
+            <w:pPr>
+              <w:spacing w:after="40" w:before="40"/>
+              <w:jc w:val="left"/>
+            </w:pPr>
+            <w:r>
+              <w:rPr>
+                <w:b/>
+                <w:i w:val="0"/>
+                <w:sz w:val="13"/>
+              </w:rPr>
+              <w:t>Corrida automatizada de tests/escenarios.mjs (docs/evidencia-validacion.md). La Figura 16 documenta otro caso y no se cita para este escenario.</w:t>
+            </w:r>
+          </w:p>
+        </w:tc>
+      </w:tr>
+      <w:tr>
+        <w:tc>
+          <w:tcPr>
+            <w:tcW w:type="dxa" w:w="510"/>
+          </w:tcPr>
+          <w:p>
+            <w:pPr>
+              <w:spacing w:after="40" w:before="40"/>
+              <w:jc w:val="left"/>
+            </w:pPr>
+            <w:r>
+              <w:rPr>
+                <w:b w:val="0"/>
+                <w:i w:val="0"/>
+                <w:sz w:val="13"/>
+              </w:rPr>
+              <w:t>E4</w:t>
+            </w:r>
+          </w:p>
+        </w:tc>
+        <w:tc>
+          <w:tcPr>
+            <w:tcW w:type="dxa" w:w="2041"/>
+          </w:tcPr>
+          <w:p>
+            <w:pPr>
+              <w:spacing w:after="40" w:before="40"/>
+              <w:jc w:val="left"/>
+            </w:pPr>
+            <w:r>
+              <w:rPr>
+                <w:b w:val="0"/>
+                <w:i w:val="0"/>
+                <w:sz w:val="13"/>
+              </w:rPr>
+              <w:t>Lead inválido: nombre de un carácter, correo sin arroba y presupuesto cero.</w:t>
+            </w:r>
+          </w:p>
+        </w:tc>
+        <w:tc>
+          <w:tcPr>
+            <w:tcW w:type="dxa" w:w="2268"/>
+          </w:tcPr>
+          <w:p>
+            <w:pPr>
+              <w:spacing w:after="40" w:before="40"/>
+              <w:jc w:val="left"/>
+            </w:pPr>
+            <w:r>
+              <w:rPr>
+                <w:b w:val="0"/>
+                <w:i w:val="0"/>
+                <w:sz w:val="13"/>
+              </w:rPr>
+              <w:t xml:space="preserve">Las tres validaciones fallan; el flujo se detiene; </w:t>
+            </w:r>
+            <w:r>
+              <w:rPr>
+                <w:b/>
+                <w:i w:val="0"/>
+                <w:sz w:val="13"/>
+              </w:rPr>
+              <w:t>0 filas nuevas</w:t>
+            </w:r>
+            <w:r>
+              <w:rPr>
+                <w:b w:val="0"/>
+                <w:i w:val="0"/>
+                <w:sz w:val="13"/>
+              </w:rPr>
+              <w:t xml:space="preserve"> en </w:t>
             </w:r>
             <w:r>
               <w:rPr>
@@ -21141,6 +21559,23 @@
                 <w:sz w:val="13"/>
                 <w:rFonts w:ascii="Consolas" w:hAnsi="Consolas" w:cs="Consolas"/>
               </w:rPr>
+              <w:t>leads</w:t>
+            </w:r>
+            <w:r>
+              <w:rPr>
+                <w:b w:val="0"/>
+                <w:i w:val="0"/>
+                <w:sz w:val="13"/>
+              </w:rPr>
+              <w:t xml:space="preserve">; una fila en </w:t>
+            </w:r>
+            <w:r>
+              <w:rPr>
+                <w:b w:val="0"/>
+                <w:i w:val="0"/>
+                <w:sz w:val="13"/>
+                <w:rFonts w:ascii="Consolas" w:hAnsi="Consolas" w:cs="Consolas"/>
+              </w:rPr>
               <w:t>logs</w:t>
             </w:r>
             <w:r>
@@ -21299,7 +21734,7 @@
                 <w:i w:val="0"/>
                 <w:sz w:val="13"/>
               </w:rPr>
-              <w:t>estado = FACTURADO · 1 fila en facturas · fecha_vencimiento − fecha_emision = 15 días.</w:t>
+              <w:t>estado = FACTURADO · 1 fila en facturas · monto facturado = 7200, el precio que fijó el profesional y no el presupuesto declarado por el cliente · fecha_vencimiento − fecha_emision = 15 días.</w:t>
             </w:r>
           </w:p>
         </w:tc>
@@ -22452,7 +22887,7 @@
           <w:b w:val="0"/>
           <w:i w:val="0"/>
         </w:rPr>
-        <w:t>Alcance de lo que esta corrida acredita, y de lo que no. La suite automatizada (E1–E10) ejecuta cada escenario una vez por invocación; el 23 de agosto de 2026 se corrió tres veces seguidas sin cambios en el resultado, lo que satisface la exigencia de tres repeticiones independientes que el protocolo de la Tabla 4 pide para los escenarios de camino principal que la suite cubre (E1 a E6). E7, el único escenario de camino principal ajeno a esta suite, sigue sin poder medirse en absoluto —no es una cuestión de repeticiones, sino de que la instancia no tiene Realtime habilitado para la tabla leads, como se detalla más abajo—. Los tres procesos programados (E11–E13) se dispararon manualmente ese mismo día, y el ejercicio resultó más revelador que confirmatorio: aparecieron tres defectos de expresión reales, no visibles en ninguna lectura estática ni en la suite E1–E10, que impedían completar la rama de «último intento» de E11 cuando el proceso manejaba más de un caso a la vez; se corrigieron, pero el defecto original dejó un lead de prueba en un estado inconsistente, pendiente de reconciliación manual (Tabla 12, E11). Además, al ejercitar E12 se descubrió que las trece notificaciones de Telegram del CRM estaban rotas —primero por una variable de entorno vacía y, tras corregirla, por una credencial de bot vencida—, algo que ninguna corrida anterior había detectado porque verificar el estado en la base no es lo mismo que verificar que el aviso salió. E13 se disparó pero no produjo evidencia: los leads de prueba se eliminan al final de cada corrida de tests/escenarios.mjs, así que no queda actividad de agosto para que la vista agregue. Quedan, entonces, dos escenarios sin ejecutar por razones ajenas al código. E7 —la actualización del tablero en tiempo real— no pudo medirse porque la tabla leads no está incluida en la publicación supabase_realtime de la instancia utilizada: es una opción de configuración de la plataforma, no un defecto del código, pero mientras no se habilite el umbral del RNF6 no puede comprobarse. E14 requiere credenciales de prueba de MercadoPago y una tarjeta de test, es decir una operación con el proveedor real.</w:t>
+        <w:t>Alcance de lo que esta corrida acredita, y de lo que no. La suite automatizada (E1 a E10, doce escenarios desde que E1 se desdobló en la calificación y el envío de la propuesta) ejecuta cada escenario una vez por invocación; se corrió tres veces seguidas sin cambios en el resultado el 23 de agosto de 2026 y de nuevo el 24, tras incorporar el paso de fijación de términos, lo que satisface la exigencia de tres repeticiones independientes que el protocolo de la Tabla 4 pide para los escenarios de camino principal que la suite cubre (E1 a E6, E1b incluido). E7, el único escenario de camino principal ajeno a esta suite, sigue sin poder medirse en absoluto —no es una cuestión de repeticiones, sino de que la instancia no tiene Realtime habilitado para la tabla leads, como se detalla más abajo—. Los tres procesos programados (E11–E13) se dispararon manualmente ese mismo día, y el ejercicio resultó más revelador que confirmatorio: aparecieron tres defectos de expresión reales, no visibles en ninguna lectura estática ni en la suite automatizada, que impedían completar la rama de «último intento» de E11 cuando el proceso manejaba más de un caso a la vez; se corrigieron, pero el defecto original dejó un lead de prueba en un estado inconsistente, pendiente de reconciliación manual (Tabla 12, E11). Además, al ejercitar E12 se descubrió que las trece notificaciones de Telegram del CRM estaban rotas —primero por una variable de entorno vacía y, tras corregirla, por una credencial de bot vencida—, algo que ninguna corrida anterior había detectado porque verificar el estado en la base no es lo mismo que verificar que el aviso salió. E13 se disparó pero no produjo evidencia: los leads de prueba se eliminan al final de cada corrida de tests/escenarios.mjs, así que no queda actividad de agosto para que la vista agregue. Quedan, entonces, dos escenarios sin ejecutar por razones ajenas al código. E7 —la actualización del tablero en tiempo real— no pudo medirse porque la tabla leads no está incluida en la publicación supabase_realtime de la instancia utilizada: es una opción de configuración de la plataforma, no un defecto del código, pero mientras no se habilite el umbral del RNF6 no puede comprobarse. E14 requiere credenciales de prueba de MercadoPago y una tarjeta de test, es decir una operación con el proveedor real.</w:t>
       </w:r>
     </w:p>
     <w:p>
@@ -24086,7 +24521,7 @@
           <w:b/>
           <w:i w:val="0"/>
         </w:rPr>
-        <w:t>El sistema tiene deudas de seguridad conocidas; algunas siguen abiertas y una se cerró en el camino. La Tabla 11 las enumera. La más grave, por su consecuencia de negocio, era que el modo de desarrollo del webhook de pago seguía siendo alcanzable incluso con MercadoPago real configurado, permitiendo confirmar una factura como cobrada sin pago real de por medio (S2); se cerró el 23-ago-2026 agregando una verificación que rechaza esa vía en cuanto hay credenciales de MercadoPago activas, de modo que la confirmación de pago solo puede originarse ya en el proveedor real. La más amplia sigue abierta, aunque se redujo: seis de los doce webhooks no autentican el origen de la invocación, uno menos desde que el cierre de proyecto pasó a ser una acción del tablero y adoptó el Header Auth del resto del panel. Esta última no impide la demostración de viabilidad técnica, pero sí impide el uso con clientes reales.</w:t>
+        <w:t>El sistema tiene deudas de seguridad conocidas; algunas siguen abiertas y una se cerró en el camino. La Tabla 11 las enumera. La más grave, por su consecuencia de negocio, era que el modo de desarrollo del webhook de pago seguía siendo alcanzable incluso con MercadoPago real configurado, permitiendo confirmar una factura como cobrada sin pago real de por medio (S2); se cerró el 23-ago-2026 agregando una verificación que rechaza esa vía en cuanto hay credenciales de MercadoPago activas, de modo que la confirmación de pago solo puede originarse ya en el proveedor real. La más amplia sigue abierta, aunque se redujo: seis de los trece webhooks no autentican el origen de la invocación. La proporción mejoró en el camino: el cierre de proyecto y el envío de la propuesta pasaron a ser acciones del tablero y adoptaron el Header Auth del resto del panel. Esta última no impide la demostración de viabilidad técnica, pero sí impide el uso con clientes reales.</w:t>
       </w:r>
       <w:r>
         <w:rPr>
@@ -24338,7 +24773,7 @@
       </w:r>
       <w:proofErr w:type="spellEnd"/>
       <w:r>
-        <w:t xml:space="preserve"> (escenarios E5–E6). </w:t>
+        <w:t xml:space="preserve"> (escenarios E1b, E5 y E6). La automatización es deliberadamente parcial en un punto: los términos comerciales de la propuesta —precio, plazo y alcance— los fija el profesional antes del envío (§4.3.2), porque automatizarlos habría significado comprometerlo con un importe que no eligió. </w:t>
       </w:r>
       <w:r>
         <w:rPr>
@@ -24415,7 +24850,7 @@
           <w:b w:val="0"/>
           <w:i w:val="0"/>
         </w:rPr>
-        <w:t xml:space="preserve"> El objetivo general —diseñar, implementar y validar funcionalmente una plataforma que automatice el ciclo completo, demostrando la viabilidad técnica de delegar en el sistema las tareas administrativas manuales— se alcanza. El artefacto existe, es público y ejecuta de extremo a extremo los flujos de captación, calificación, propuesta, aceptación, facturación, cobro y cierre, con tres procesos programados que operan sin intervención. La trazabilidad, segundo término de la pregunta de investigación, queda acreditada por construcción: cada lead tiene un estado explícito, marcas temporales de cada transición, un registro de auditoría en la tabla </w:t>
+        <w:t xml:space="preserve"> El objetivo general —diseñar, implementar y validar funcionalmente una plataforma que automatice el ciclo completo, demostrando la viabilidad técnica de delegar en el sistema las tareas administrativas manuales— se alcanza. El artefacto existe, es público y ejecuta de extremo a extremo los flujos de captación, calificación, propuesta, aceptación, facturación, cobro y cierre, con tres procesos programados que operan sin intervención. El control del profesional, primera condición de la pregunta de investigación, se materializa en dos puntos y no en uno solo: el tablero interno, desde el que cancela leads, resuelve pedidos de cambio, actualiza el estado del trabajo y cierra el proyecto; y la decisión sobre los términos comerciales de cada propuesta, que el sistema no toma por él. Esta segunda pieza se incorporó al detectarse que hasta entonces el importe de la propuesta y de la factura provenía del formulario que completaba el propio interesado (§4.3.2), de modo que esa condición carecía de respaldo real en el artefacto. La trazabilidad, segundo término de la pregunta, queda acreditada por construcción: cada lead tiene un estado explícito, marcas temporales de cada transición, un registro de auditoría en la tabla </w:t>
       </w:r>
       <w:r>
         <w:rPr>
@@ -24656,7 +25091,7 @@
           <w:b w:val="0"/>
           <w:i w:val="0"/>
         </w:rPr>
-        <w:t xml:space="preserve"> Añadir un proceso programado que detecte leads en estado ACEPTADO sin factura asociada y reintente la facturación de forma idempotente; y otro que detecte leads en NUEVO con antigüedad superior a un umbral, que es el síntoma de un fallo del nodo de scoring (§4.3.1). Incorporar además deduplicación por correo en la captación.</w:t>
+        <w:t xml:space="preserve"> Añadir un proceso programado que detecte leads en estado ACEPTADO sin factura asociada y reintente la facturación de forma idempotente; y otro que detecte leads en NUEVO con antigüedad superior a un umbral, que ahora cubre dos casos distintos: el síntoma de un fallo del nodo de scoring y la propuesta calificada que el profesional dejó sin enviar (§4.3.1 y §4.3.2). Este segundo caso es el más probable de los dos y hoy sólo se mitiga con la notificación inmediata y la visibilidad en el tablero. Incorporar además deduplicación por correo en la captación.</w:t>
       </w:r>
     </w:p>
     <w:p>
@@ -26868,7 +27303,7 @@
           <w:b w:val="0"/>
           <w:i w:val="0"/>
         </w:rPr>
-        <w:t>El backend de automatización del ciclo comercial —el que este trabajo describe y valida— se compone de un único flujo de 142 nodos funcionales —158 en total, incluidas 16 notas de documentación—, exportado en el archivo workflow/crm_postgres.json del repositorio declarado en §4.1. La Tabla 15 resume su composición por tipo de nodo y la Tabla 16, la organización por proceso, con el disparador de cada uno. El repositorio contiene además un segundo flujo independiente, workflow/tickets_notion.json (39 nodos, 3 webhooks y un proceso programado), que gestiona un tablero de tareas sobre Notion con escalado automático de prioridad y alimenta la ruta /dashboard/tickets. No comparte nodos con el flujo del CRM, no interviene en ninguno de los escenarios de validación del Capítulo 5 y queda fuera del alcance declarado en §1.7; se lo consigna aquí para que quien abra el repositorio sepa qué es y por qué no se lo describe. Las pruebas automatizadas que recorren «ambos flujos» (§5) lo incluyen por estar versionado junto al principal.</w:t>
+        <w:t>El backend de automatización del ciclo comercial —el que este trabajo describe y valida— se compone de un único flujo de 149 nodos funcionales —165 en total, incluidas 16 notas de documentación—, exportado en el archivo workflow/crm_postgres.json del repositorio declarado en §4.1. La Tabla 15 resume su composición por tipo de nodo y la Tabla 16, la organización por proceso, con el disparador de cada uno. El repositorio contiene además un segundo flujo independiente, workflow/tickets_notion.json (39 nodos, 3 webhooks y un proceso programado), que gestiona un tablero de tareas sobre Notion con escalado automático de prioridad y alimenta la ruta /dashboard/tickets. No comparte nodos con el flujo del CRM, no interviene en ninguno de los escenarios de validación del Capítulo 5 y queda fuera del alcance declarado en §1.7; se lo consigna aquí para que quien abra el repositorio sepa qué es y por qué no se lo describe. Las pruebas automatizadas que recorren «ambos flujos» (§5) lo incluyen por estar versionado junto al principal.</w:t>
       </w:r>
       <w:r>
         <w:rPr>
@@ -27051,7 +27486,82 @@
                 <w:i w:val="0"/>
                 <w:sz w:val="14"/>
               </w:rPr>
-              <w:t>Normalizar Lead → Insert Lead → Scoring → IF por nivel → Generar Propuesta → Gmail → Estado Propuesta Enviada → Preparar Card Notion → Telegram. Rama COLD: Telegram - Lead Frio y Gmail - Acuse Lead Frio, en paralelo.</w:t>
+              <w:t>Normalizar Lead → Insert Lead → Scoring → IF por nivel. Rama HOT/WARM: Telegram - Propuesta Por Enviar (el lead queda a la espera de los términos). Rama COLD: Telegram - Lead Frio y Gmail - Acuse Lead Frio, en paralelo.</w:t>
+            </w:r>
+          </w:p>
+        </w:tc>
+      </w:tr>
+      <w:tr>
+        <w:tc>
+          <w:tcPr>
+            <w:tcW w:type="dxa" w:w="1928"/>
+          </w:tcPr>
+          <w:p>
+            <w:pPr>
+              <w:spacing w:after="40" w:before="40"/>
+              <w:jc w:val="left"/>
+            </w:pPr>
+            <w:r>
+              <w:rPr>
+                <w:b w:val="0"/>
+                <w:i w:val="0"/>
+                <w:sz w:val="14"/>
+              </w:rPr>
+              <w:t>Envío de la propuesta</w:t>
+            </w:r>
+          </w:p>
+        </w:tc>
+        <w:tc>
+          <w:tcPr>
+            <w:tcW w:type="dxa" w:w="1814"/>
+          </w:tcPr>
+          <w:p>
+            <w:pPr>
+              <w:spacing w:after="40" w:before="40"/>
+              <w:jc w:val="left"/>
+            </w:pPr>
+            <w:r>
+              <w:rPr>
+                <w:b w:val="0"/>
+                <w:i w:val="0"/>
+                <w:sz w:val="14"/>
+                <w:rFonts w:ascii="Consolas" w:hAnsi="Consolas" w:cs="Consolas"/>
+              </w:rPr>
+              <w:t>POST /propuesta-enviar</w:t>
+            </w:r>
+          </w:p>
+        </w:tc>
+        <w:tc>
+          <w:tcPr>
+            <w:tcW w:type="dxa" w:w="5046"/>
+          </w:tcPr>
+          <w:p>
+            <w:pPr>
+              <w:spacing w:after="40" w:before="40"/>
+              <w:jc w:val="left"/>
+            </w:pPr>
+            <w:r>
+              <w:rPr>
+                <w:b w:val="0"/>
+                <w:i w:val="0"/>
+                <w:sz w:val="14"/>
+              </w:rPr>
+              <w:t>Leer Términos Propuesta → Guardar Términos (UPDATE condicional) → IF - Términos Aplicaron? → Generar Propuesta → Gmail → Estado Propuesta Enviada → Preparar Card Notion → Telegram.</w:t>
+            </w:r>
+            <w:r>
+              <w:rPr>
+                <w:b w:val="0"/>
+                <w:i w:val="0"/>
+                <w:sz w:val="14"/>
+                <w:rFonts w:ascii="Consolas" w:hAnsi="Consolas" w:cs="Consolas"/>
+              </w:rPr>
+            </w:r>
+            <w:r>
+              <w:rPr>
+                <w:b w:val="0"/>
+                <w:i w:val="0"/>
+                <w:sz w:val="14"/>
+              </w:rPr>
             </w:r>
           </w:p>
         </w:tc>
@@ -28149,7 +28659,7 @@
                 <w:i w:val="0"/>
                 <w:sz w:val="14"/>
               </w:rPr>
-              <w:t>31</w:t>
+              <w:t>32</w:t>
             </w:r>
           </w:p>
         </w:tc>
@@ -28209,7 +28719,7 @@
                 <w:i w:val="0"/>
                 <w:sz w:val="14"/>
               </w:rPr>
-              <w:t>28</w:t>
+              <w:t>29</w:t>
             </w:r>
           </w:p>
         </w:tc>
@@ -28269,7 +28779,7 @@
                 <w:i w:val="0"/>
                 <w:sz w:val="14"/>
               </w:rPr>
-              <w:t>18</w:t>
+              <w:t>20</w:t>
             </w:r>
           </w:p>
         </w:tc>
@@ -28389,7 +28899,7 @@
                 <w:i w:val="0"/>
                 <w:sz w:val="14"/>
               </w:rPr>
-              <w:t>13</w:t>
+              <w:t>14</w:t>
             </w:r>
           </w:p>
         </w:tc>
@@ -28449,7 +28959,7 @@
                 <w:i w:val="0"/>
                 <w:sz w:val="14"/>
               </w:rPr>
-              <w:t>13</w:t>
+              <w:t>14</w:t>
             </w:r>
           </w:p>
         </w:tc>
@@ -28509,7 +29019,7 @@
                 <w:i w:val="0"/>
                 <w:sz w:val="14"/>
               </w:rPr>
-              <w:t>12</w:t>
+              <w:t>13</w:t>
             </w:r>
           </w:p>
         </w:tc>
@@ -28868,7 +29378,7 @@
                 <w:i w:val="0"/>
                 <w:sz w:val="14"/>
               </w:rPr>
-              <w:t>158</w:t>
+              <w:t>165</w:t>
             </w:r>
           </w:p>
         </w:tc>
@@ -28887,7 +29397,7 @@
                 <w:i w:val="0"/>
                 <w:sz w:val="14"/>
               </w:rPr>
-              <w:t>142 funcionales + 16 notas de documentación.</w:t>
+              <w:t>149 funcionales + 16 notas de documentación.</w:t>
             </w:r>
           </w:p>
         </w:tc>
@@ -31248,7 +31758,7 @@
                 <w:i w:val="0"/>
                 <w:sz w:val="14"/>
               </w:rPr>
-              <w:t>E1–E13</w:t>
+              <w:t>E1–E13 (E1b incluido)</w:t>
             </w:r>
           </w:p>
         </w:tc>
@@ -31369,7 +31879,7 @@
                 <w:i w:val="0"/>
                 <w:sz w:val="14"/>
               </w:rPr>
-              <w:t>E1–E13 y Tabla 8</w:t>
+              <w:t>E1–E13 (E1b incluido) y Tabla 8</w:t>
             </w:r>
           </w:p>
         </w:tc>
@@ -31660,7 +32170,7 @@
                 <w:i w:val="0"/>
                 <w:sz w:val="14"/>
               </w:rPr>
-              <w:t>E5, E6, E8, E9, E10</w:t>
+              <w:t>E1b, E5, E6, E8, E9, E10</w:t>
             </w:r>
           </w:p>
         </w:tc>
@@ -31679,7 +32189,7 @@
                 <w:i w:val="0"/>
                 <w:sz w:val="14"/>
               </w:rPr>
-              <w:t>Verificado. E5, E6, E8, E9 y E10 en verde en la corrida automatizada que registra docs/evidencia-validacion.md, archivo que consigna la fecha y hora de la ejecución que lo generó. Salvedad declarada: el cobro se verifica contra la API de MercadoPago, pero la pasarela no se validó con una operación en producción (§4.3.3, E14).</w:t>
+              <w:t>Verificado. E1b, E5, E6, E8, E9 y E10 en verde en la corrida automatizada que registra docs/evidencia-validacion.md, archivo que consigna la fecha y hora de la ejecución que lo generó. E1b acredita además que el importe que se factura es el que fija el profesional y no el que declaró el interesado (§4.3.2). Salvedad declarada: el cobro se verifica contra la API de MercadoPago, pero la pasarela no se validó con una operación en producción (§4.3.3, E14).</w:t>
             </w:r>
           </w:p>
         </w:tc>
@@ -32300,7 +32810,7 @@
                 <w:i w:val="0"/>
                 <w:sz w:val="14"/>
               </w:rPr>
-              <w:t>§4.3.1</w:t>
+              <w:t>§4.3.1, §4.3.2</w:t>
             </w:r>
           </w:p>
         </w:tc>
@@ -32319,7 +32829,7 @@
                 <w:i w:val="0"/>
                 <w:sz w:val="14"/>
               </w:rPr>
-              <w:t>E1, E2 (y E3 como caso negativo)</w:t>
+              <w:t>E1b (y E1, E2, E3 como casos negativos)</w:t>
             </w:r>
           </w:p>
         </w:tc>
@@ -32338,7 +32848,7 @@
                 <w:i w:val="0"/>
                 <w:sz w:val="14"/>
               </w:rPr>
-              <w:t>Verificado (E1, E2 reciben propuesta; E3 no la recibe y queda en NUEVO).</w:t>
+              <w:t>Verificado (E1b): el lead HOT recibe la propuesta una vez que el profesional fija los términos. E1 y E2 acreditan el caso negativo del que depende ese requisito —el lead calificado NO recibe propuesta antes de esa decisión— y E3, que el COLD no la recibe en ningún caso y permanece en NUEVO.</w:t>
             </w:r>
           </w:p>
         </w:tc>

--- a/FormularioLeads/tesis.docx
+++ b/FormularioLeads/tesis.docx
@@ -10779,7 +10779,7 @@
           <w:b w:val="0"/>
           <w:i w:val="0"/>
         </w:rPr>
-        <w:t xml:space="preserve"> Lee los leads en estado PROPUESTA_ENVIADA o EN_SEGUIMIENTO con menos de tres seguimientos, cuya última interacción ocurrió hace al menos 3×(seguimientos+1) días —un espaciado creciente—, prepara uno de tres mensajes según el número de seguimiento, lo envía por correo, registra el seguimiento y actualiza el lead. Al alcanzar el tercer seguimiento sin respuesta, el lead se marca como PERDIDO (Figura 12, véase Anexo A).</w:t>
+        <w:t xml:space="preserve"> Lee los leads en estado PROPUESTA_ENVIADA o EN_SEGUIMIENTO con menos de tres seguimientos, cuya última interacción ocurrió hace al menos 3×(seguimientos+1) días —un espaciado creciente—, prepara uno de tres mensajes según el número de seguimiento, cada uno con el enlace a la propuesta —el aviso invita a revisarla, de modo que llevarla es parte de su función—, lo envía por correo, registra el seguimiento y actualiza el lead. Al alcanzar el tercer seguimiento sin respuesta, el lead se marca como PERDIDO (Figura 12, véase Anexo A).</w:t>
       </w:r>
     </w:p>
     <w:p>
@@ -10808,7 +10808,7 @@
       </w:r>
       <w:proofErr w:type="spellEnd"/>
       <w:r>
-        <w:t xml:space="preserve">, clasifica cada factura según los días al vencimiento —recordatorio a 3 días, aviso el día del vencimiento, aviso de vencida hasta 3 días y aviso urgente a partir de allí—, envía el correo correspondiente y, en el caso urgente, notifica además por </w:t>
+        <w:t xml:space="preserve">, clasifica cada factura según los días al vencimiento —recordatorio entre uno y tres días antes, aviso el día del vencimiento, aviso de vencida hasta tres días y aviso urgente a partir de allí—, envía el correo correspondiente, que incluye el enlace de pago guardado con la factura y, en el caso urgente, notifica además por </w:t>
       </w:r>
       <w:proofErr w:type="spellStart"/>
       <w:r>
@@ -10858,7 +10858,7 @@
           <w:b w:val="0"/>
           <w:i w:val="0"/>
         </w:rPr>
-        <w:t xml:space="preserve"> del mes en curso y envía un resumen por Telegram. Este proceso no cuenta con evidencia visual en el Anexo A: la Figura 12 documenta los dos primeros procesos programados —seguimiento y recordatorios de pago— y no incluye una captura del reporte de métricas. Su verificación se reporta en el escenario E13 del Capítulo 5.</w:t>
+        <w:t xml:space="preserve"> del mes en curso y envía un resumen por Telegram, encabezado por la cantidad de propuestas calificadas que esperan que el profesional fije sus términos (§4.3.2): es el único dato del reporte sobre el que hay que actuar, y hasta su incorporación ningún proceso desatendido las reclamaba. La consulta parte de una fila sintética del mes en curso y hace una reunión externa con la vista, de modo que el reporte se emite aunque el mes no registre actividad; antes, en ese caso, la vista no devolvía ninguna fila y el proceso se detenía sin enviar nada, que es la razón por la que el escenario E13 no había producido evidencia. Este proceso no cuenta con evidencia visual en el Anexo A: la Figura 12 documenta los dos primeros procesos programados —seguimiento y recordatorios de pago— y no incluye una captura del reporte de métricas. Su verificación se reporta en el escenario E13 del Capítulo 5.</w:t>
       </w:r>
     </w:p>
     <w:p>
@@ -13970,6 +13970,84 @@
                 <w:i w:val="0"/>
                 <w:sz w:val="14"/>
               </w:rPr>
+              <w:t>pay_url</w:t>
+            </w:r>
+          </w:p>
+        </w:tc>
+        <w:tc>
+          <w:tcPr>
+            <w:tcW w:type="dxa" w:w="2665"/>
+          </w:tcPr>
+          <w:p>
+            <w:pPr>
+              <w:spacing w:after="40" w:before="40"/>
+              <w:jc w:val="left"/>
+            </w:pPr>
+            <w:r>
+              <w:rPr>
+                <w:b w:val="0"/>
+                <w:i w:val="0"/>
+                <w:sz w:val="14"/>
+                <w:rFonts w:ascii="Consolas" w:hAnsi="Consolas" w:cs="Consolas"/>
+              </w:rPr>
+              <w:t>TEXT (nulo admitido)</w:t>
+            </w:r>
+          </w:p>
+        </w:tc>
+        <w:tc>
+          <w:tcPr>
+            <w:tcW w:type="dxa" w:w="2948"/>
+          </w:tcPr>
+          <w:p>
+            <w:pPr>
+              <w:spacing w:after="40" w:before="40"/>
+              <w:jc w:val="left"/>
+            </w:pPr>
+            <w:r>
+              <w:rPr>
+                <w:b w:val="0"/>
+                <w:i w:val="0"/>
+                <w:sz w:val="14"/>
+              </w:rPr>
+              <w:t>Enlace de pago del comprobante: el checkout de MercadoPago cuando hay credenciales, y el endpoint del modo de desarrollo cuando no las hay. Se guarda al emitir la factura para que los recordatorios de vencimiento, que la leen días después, puedan ofrecerlo (§4.3.5).</w:t>
+            </w:r>
+          </w:p>
+        </w:tc>
+      </w:tr>
+      <w:tr>
+        <w:tc>
+          <w:tcPr>
+            <w:tcW w:type="dxa" w:w="1247"/>
+          </w:tcPr>
+          <w:p>
+            <w:pPr>
+              <w:spacing w:after="40" w:before="40"/>
+              <w:jc w:val="left"/>
+            </w:pPr>
+            <w:r>
+              <w:rPr>
+                <w:b w:val="0"/>
+                <w:i w:val="0"/>
+                <w:sz w:val="14"/>
+              </w:rPr>
+            </w:r>
+          </w:p>
+        </w:tc>
+        <w:tc>
+          <w:tcPr>
+            <w:tcW w:type="dxa" w:w="1928"/>
+          </w:tcPr>
+          <w:p>
+            <w:pPr>
+              <w:spacing w:after="40" w:before="40"/>
+              <w:jc w:val="left"/>
+            </w:pPr>
+            <w:r>
+              <w:rPr>
+                <w:b w:val="0"/>
+                <w:i w:val="0"/>
+                <w:sz w:val="14"/>
+              </w:rPr>
               <w:t>fecha_emision</w:t>
             </w:r>
           </w:p>
@@ -22715,7 +22793,7 @@
                 <w:i w:val="0"/>
                 <w:sz w:val="13"/>
               </w:rPr>
-              <w:t>disparador ejecutado; metrics_mensuales devolvió 0 filas para agosto porque los leads de prueba se eliminan al final de cada corrida de tests/escenarios.mjs y no queda actividad persistente en el mes; el nodo de Telegram no llegó a ejecutarse</w:t>
+              <w:t>en la corrida del 23-ago-2026, metrics_mensuales devolvió 0 filas para agosto —los leads de prueba se eliminan al final de cada corrida— y el nodo de Telegram no llegó a ejecutarse. El 24-ago se corrigió la causa: la consulta ahora devuelve siempre una fila del mes en curso. Comprobado contra la base real: mes = 2026-08, total_leads = 2, propuestas_pendientes = 4</w:t>
             </w:r>
           </w:p>
         </w:tc>
@@ -22742,7 +22820,7 @@
                 <w:i w:val="0"/>
                 <w:sz w:val="13"/>
               </w:rPr>
-              <w:t xml:space="preserve"> requiere una corrida que persista datos de agosto o esperar la ejecución real del cron. Es la única de las tres evidencias de OE5 que sigue sin producirse: E11 y E12 sí dejaron registro (véanse su fila en esta tabla y la Tabla 18).</w:t>
+              <w:t xml:space="preserve"> sólo la captura del mensaje recibido en Telegram. La causa por la que este escenario no producía evidencia se corrigió el 24-ago-2026: la consulta que alimenta el reporte parte de una fila sintética del mes en curso, de modo que devuelve resultado aunque el mes no registre actividad, y se comprobó contra la base real (§4.3.5). E11 y E12 ya habían dejado registro (véanse su fila en esta tabla y la Tabla 18).</w:t>
             </w:r>
           </w:p>
         </w:tc>

--- a/FormularioLeads/tesis.docx
+++ b/FormularioLeads/tesis.docx
@@ -22059,19 +22059,9 @@
             </w:pPr>
             <w:r>
               <w:rPr>
-                <w:b/>
-                <w:i w:val="0"/>
                 <w:sz w:val="13"/>
               </w:rPr>
-              <w:t>Pendiente:</w:t>
-            </w:r>
-            <w:r>
-              <w:rPr>
-                <w:b w:val="0"/>
-                <w:i w:val="0"/>
-                <w:sz w:val="13"/>
-              </w:rPr>
-              <w:t xml:space="preserve"> captura del tablero inmediatamente antes y después del alta. La evidencia actual consigna una afirmación («se observa en vivo») y no un artefacto.</w:t>
+              <w:t>Salida de scripts/medir-realtime.mjs (npm run test:realtime) en tres corridas del 26-ago-2026. El script informa la latencia de cada repetición, la máxima y el p95, y termina con código distinto de cero si no se cumple el umbral, de modo que la medición es repetible por un tercero y no una afirmación.</w:t>
             </w:r>
           </w:p>
         </w:tc>

--- a/FormularioLeads/tesis.docx
+++ b/FormularioLeads/tesis.docx
@@ -1884,7 +1884,7 @@
           <w:b w:val="0"/>
           <w:i w:val="0"/>
         </w:rPr>
-        <w:t>Diseñar, implementar y validar funcionalmente una plataforma web que automatice el ciclo de vida completo de la gestión de clientes para freelancers —desde la captación del lead hasta el cobro y el cierre— mediante la orquestación de eventos con n8n y la persistencia en una base de datos relacional gestionada con Supabase, demostrando la viabilidad técnica de delegar en el sistema las tareas administrativas que hoy se ejecutan de forma manual.</w:t>
+        <w:t>Diseñar, implementar y validar funcionalmente una plataforma web que automatice el ciclo de vida completo de la gestión de clientes para freelancers —desde la captación del lead hasta el cobro y el cierre— mediante la orquestación de eventos con n8n y la persistencia en una base de datos relacional gestionada con Supabase. El propósito es, en efecto, demostrar la viabilidad técnica de delegar en el sistema las tareas administrativas que hoy se ejecutan de forma manual.</w:t>
       </w:r>
     </w:p>
     <w:p>
@@ -1911,7 +1911,7 @@
           <w:b w:val="0"/>
           <w:i w:val="0"/>
         </w:rPr>
-        <w:t xml:space="preserve">Se propone, para el trabajo futuro que sí la mida, la siguiente definición operacional: </w:t>
+        <w:t xml:space="preserve">Se adopta la siguiente definición operacional: </w:t>
       </w:r>
       <w:r>
         <w:rPr>
@@ -1925,7 +1925,17 @@
           <w:b w:val="0"/>
           <w:i w:val="0"/>
         </w:rPr>
-        <w:t xml:space="preserve"> = número de acciones manuales del profesional por lead gestionado, contadas desde el ingreso del contacto hasta el registro del cobro, entendiendo por acción manual toda interacción del profesional con una herramienta (redactar un correo, copiar datos entre sistemas, generar un documento, actualizar una planilla). La comparación exigiría medir una muestra de leads gestionados manualmente y otra gestionada por el sistema. El Capítulo 8 recoge esta línea.</w:t>
+        <w:t xml:space="preserve"> = número de acciones manuales del profesional por lead gestionado, contadas desde el ingreso del contacto hasta el registro del cobro. Se entiende, en particular, por acción manual toda interacción del profesional con una herramienta (redactar un correo, copiar datos entre sistemas, generar un documento, actualizar una planilla). Esa definición tiene dos componentes y este trabajo mide sólo el primero. El conteo de acciones sí se mide, porque puede derivarse del artefacto. El tiempo y el esfuerzo que cada acción cuesta no, porque exigirían observar a una muestra de freelancers gestionando leads con el sistema y sin él. El Capítulo 8 recoge esa segunda línea.</w:t>
+      </w:r>
+    </w:p>
+    <w:p>
+      <w:pPr/>
+      <w:r>
+        <w:rPr>
+          <w:b w:val="0"/>
+          <w:i w:val="0"/>
+        </w:rPr>
+        <w:t>Medición del componente contable. Aplicada esa definición sobre el artefacto, el ciclo de un lead calificado —del ingreso del contacto al cierre del proyecto— comprende dieciocho acciones administrativas. El sistema ejecuta dieciséis de ellas y el profesional conserva dos: decidir el precio, el plazo y el alcance de la propuesta, y dar por cerrado el proyecto. Ambas son decisiones de negocio que el trabajo deja deliberadamente fuera de la automatización (§4.3.2 y §7). El conteo se obtiene con scripts/medir-carga-administrativa.mjs, que declara cada acción junto al nodo del flujo que la ejecuta y falla si alguno dejó de existir, de modo que la medición se invalida sola si el artefacto cambia. Corresponde subrayar su alcance: mide cuántas acciones del ciclo quedan delegadas, no cuánto tiempo ni cuánto esfuerzo ahorran. Sostener lo segundo exigiría el estudio con usuarios que plantea el Capítulo 8.</w:t>
       </w:r>
     </w:p>
     <w:p>
@@ -2312,7 +2322,7 @@
     </w:p>
     <w:p>
       <w:r>
-        <w:t>La automatización de procesos consiste en delegar en un sistema la ejecución de tareas que, de otro modo, realizaría una persona de forma manual y repetitiva. Cuando esas tareas involucran múltiples sistemas —una base de datos, un servicio de correo, una API externa— el enfoque más adecuado es una arquitectura orientada a eventos, en la que un suceso (por ejemplo, la llegada de un nuevo lead) dispara una cadena de acciones coordinadas, secuenciales o condicionales (Hohpe y Woolf, 2003; Richardson, 2018). Este estilo desacopla al emisor del evento de sus consumidores y facilita incorporar nuevos pasos sin modificar los existentes.</w:t>
+        <w:t>La automatización de procesos consiste en delegar en un sistema la ejecución de tareas que, de otro modo, realizaría una persona de forma manual y repetitiva. Cuando esas tareas involucran múltiples sistemas —una base de datos, un servicio de correo, una API externa— el enfoque más adecuado es una arquitectura orientada a eventos. En ella, por ejemplo, un suceso (por ejemplo, la llegada de un nuevo lead) dispara una cadena de acciones coordinadas, secuenciales o condicionales (Hohpe y Woolf, 2003; Richardson, 2018). Este estilo desacopla al emisor del evento de sus consumidores y facilita incorporar nuevos pasos sin modificar los existentes.</w:t>
       </w:r>
       <w:proofErr w:type="spellStart"/>
       <w:r/>
@@ -2706,7 +2716,7 @@
     </w:p>
     <w:p>
       <w:r>
-        <w:t>Antes de justificar la decisión de construir una solución propia, corresponde situarla frente a las herramientas que ya atienden, parcial o totalmente, el mismo problema: la automatización de la relación comercial con clientes. La literatura reconoce que automatizar el marketing y las ventas es una práctica ya establecida en el ámbito B2B (Järvinen y Taiminen, 2016) y que su adopción organizacional ha sido objeto de estudio empírico reciente (Mero et al., 2020). Por lo tanto, corresponde revisar dos categorías de soluciones comerciales: los CRM con funciones de automatización y las plataformas de integración de bajo código (iPaaS). Un freelancer que centraliza captación, calificación y facturación es, en este sentido, un caso límite de pequeña y mediana empresa; una metodología reciente para la automatización de procesos de negocio en PyMEs, desde el relevamiento de requisitos hasta la demostración práctica, confirma la pertinencia de abordar este ciclo comercial como un problema de automatización de procesos y no solo de calificación de leads aislada (Moreira, Mamede y Santos, 2025).</w:t>
+        <w:t>Antes de justificar la decisión de construir una solución propia, corresponde situarla frente a las herramientas que ya atienden, parcial o totalmente, el mismo problema: la automatización de la relación comercial con clientes. La literatura reconoce que automatizar el marketing y las ventas es una práctica ya establecida en el ámbito B2B (Järvinen y Taiminen, 2016) y que su adopción organizacional ha sido objeto de estudio empírico reciente (Mero et al., 2020). Por lo tanto, corresponde revisar dos categorías de soluciones comerciales: los CRM con funciones de automatización y las plataformas de integración de bajo código (iPaaS). Un freelancer que centraliza captación, calificación y facturación es, en este sentido, un caso límite de pequeña y mediana empresa. Una metodología reciente para la automatización de procesos de negocio en PyMEs, desde el relevamiento de requisitos hasta la demostración práctica, confirma la pertinencia de abordar este ciclo comercial como un problema de automatización de procesos y no solo de calificación de leads aislada (Moreira, Mamede y Santos, 2025).</w:t>
       </w:r>
       <w:proofErr w:type="spellStart"/>
       <w:r/>
@@ -3093,7 +3103,7 @@
       </w:r>
       <w:proofErr w:type="spellEnd"/>
       <w:r>
-        <w:t xml:space="preserve"> y no están disponibles llave en mano en los productos revisados, que ofrecen </w:t>
+        <w:t xml:space="preserve"> y no están disponibles llave en mano en los productos revisados. En cambio, estos ofrecen </w:t>
       </w:r>
       <w:proofErr w:type="spellStart"/>
       <w:r>
@@ -3198,7 +3208,7 @@
           <w:b w:val="0"/>
           <w:i w:val="0"/>
         </w:rPr>
-        <w:t>Adoptamos un enfoque iterativo e incremental, apropiado para un producto mínimo viable cuyos requisitos se refinan a medida que el producto toma forma (Sommerville, 2016). El desarrollo avanzó por cinco incrementos funcionales, cada uno integrado y validado antes de abordar el siguiente: (1) captación y persistencia del lead; (2) normalización, scoring y clasificación en niveles; (3) generación y envío de la propuesta, con la página pública de aceptación protegida por token; (4) facturación en PDF, registro del pago y cierre del proyecto; y (5) procesos programados y gestión interactiva posterior a la propuesta. El criterio de cierre de cada incremento fue la ejecución satisfactoria de su camino principal y de al menos un camino alternativo. El versionado del código y la documentación de las decisiones se llevaron con Git; el historial público del repositorio permite verificar la secuencia.</w:t>
+        <w:t>Adoptamos un enfoque iterativo e incremental, apropiado para un producto mínimo viable cuyos requisitos se refinan a medida que el producto toma forma (Sommerville, 2016). El desarrollo avanzó por cinco incrementos funcionales, cada uno integrado y validado antes de abordar el siguiente. Fueron: (1) captación y persistencia del lead; (2) normalización, scoring y clasificación en niveles; (3) generación y envío de la propuesta, con la página pública de aceptación protegida por token; (4) facturación en PDF, registro del pago y cierre del proyecto; y (5) procesos programados y gestión interactiva posterior a la propuesta. El criterio de cierre de cada incremento fue la ejecución satisfactoria de su camino principal y de al menos un camino alternativo. El versionado del código y la documentación de las decisiones se llevaron con Git; el historial público del repositorio permite verificar la secuencia.</w:t>
       </w:r>
     </w:p>
     <w:p>
@@ -7528,7 +7538,7 @@
           <w:b w:val="0"/>
           <w:i w:val="0"/>
         </w:rPr>
-        <w:t>. Ante una respuesta satisfactoria se muestra una confirmación; ante un error, un mensaje de alerta. Con esto se satisface el OE1 (Figura 5, véase Anexo A). En §4.3.1 se analizan tres consecuencias de este diseño que el trabajo no había discutido: el desajuste entre el rango del control deslizante y los tramos de puntaje, el hecho de que tres de los nueve valores ponderados del scoring no puedan originarse en este formulario, y el sesgo con que la opción «Otro» penalizaba a los leads que el sistema no supo clasificar.</w:t>
+        <w:t>. Ante una respuesta satisfactoria se muestra una confirmación; ante un error, un mensaje de alerta. Con esto se satisface el OE1 (Figura 5, véase Anexo A). En §4.3.1 se analizan tres consecuencias de este diseño que el trabajo no había discutido: el desajuste entre el rango del control deslizante y los tramos de puntaje; el hecho de que tres de los nueve valores ponderados del scoring no puedan originarse en este formulario, y y, finalmente, el sesgo con que la opción «Otro» penalizaba a los leads que el sistema no supo clasificar.</w:t>
       </w:r>
       <w:r>
         <w:rPr>
@@ -8102,7 +8112,7 @@
           <w:b w:val="0"/>
           <w:i w:val="0"/>
         </w:rPr>
-        <w:t>La conexión con Supabase se estructura en tres clientes especializados: un cliente de navegador (</w:t>
+        <w:t>La conexión con Supabase se estructura en tres clientes especializados. Se trata de un cliente de navegador (</w:t>
       </w:r>
       <w:r>
         <w:rPr>
@@ -8343,7 +8353,7 @@
     </w:p>
     <w:p>
       <w:r>
-        <w:t>El flujo de trabajo exportado desde n8n contiene 149 nodos funcionales (165 en total, incluidas 16 notas adhesivas de documentación) y organiza la lógica de negocio en varios procesos: captación y calificación de leads; aceptación de la propuesta, con sus variantes de rechazo y pedido de cambios; facturación; pago; cierre de proyecto; gestión del estado de trabajo; cancelación del lead; y un conjunto de procesos programados. Se describe cada uno a partir de su definición real.</w:t>
+        <w:t>El flujo de trabajo exportado desde n8n contiene 149 nodos funcionales (165 en total, incluidas 16 notas adhesivas de documentación) y organiza la lógica de negocio en varios procesos. En particular, son: captación y calificación de leads; aceptación de la propuesta, con sus variantes de rechazo y pedido de cambios; facturación; pago; cierre de proyecto; gestión del estado de trabajo; cancelación del lead; y un conjunto de procesos programados. Se describe cada uno a partir de su definición real.</w:t>
       </w:r>
     </w:p>
     <w:p>
@@ -8509,7 +8519,7 @@
         <w:t>COLD</w:t>
       </w:r>
       <w:r>
-        <w:t xml:space="preserve"> en caso contrario. Un nodo condicional bifurca entonces el flujo. Los leads HOT y WARM quedan a la espera de que el profesional fije los términos —precio, plazo y alcance— desde el tablero interno, y sólo entonces se genera y se envía la propuesta (§4.3.2); los COLD no reciben propuesta, evitando invertir esfuerzo comercial en oportunidades de baja prioridad (OE2). Hasta el 24 de agosto de 2026 esa rama sólo generaba una notificación interna por </w:t>
+        <w:t xml:space="preserve"> en caso contrario. Un nodo condicional bifurca entonces el flujo. Los leads HOT y WARM quedan a la espera de que el profesional fije los términos —precio, plazo y alcance— desde el tablero interno, y sólo entonces se genera y se envía la propuesta (§4.3.2). En cambio, los COLD no reciben propuesta, evitando invertir esfuerzo comercial en oportunidades de baja prioridad (OE2). Hasta el 24 de agosto de 2026 esa rama sólo generaba una notificación interna por </w:t>
       </w:r>
       <w:proofErr w:type="spellStart"/>
       <w:r>
@@ -9724,7 +9734,7 @@
           <w:b w:val="0"/>
           <w:i w:val="0"/>
         </w:rPr>
-        <w:t>: el lead se persiste antes de calcularse su puntaje, de modo que un fallo del nodo intermedio lo deja permanentemente en estado NUEVO, con score cero y sin propuesta, sin proceso de reconciliación que lo recupere. El manejo de errores (§4.3.6) registra y notifica la falla, pero no reintenta ni reencola. Un proceso programado que detecte leads en NUEVO con antigüedad superior a un umbral resolvería el caso; se registra en el Capítulo 8. Desde que el envío de la propuesta exige la intervención del profesional (§4.3.2), ese proceso pasó a ser más necesario y no menos: el estado NUEVO cubre ahora dos situaciones —un fallo del scoring y un lead calificado a la espera de términos— y ninguna de las dos tiene hoy un mecanismo desatendido que la reclame. El sistema avisa por Telegram en el momento en que el lead queda a la espera y el tablero lo muestra en primer lugar con su recuento. Sin embargo, si el profesional no actúa, nadie vuelve a insistir: el riesgo de que una oportunidad calificada quede detenida es real y se declara aquí antes que en el capítulo de trabajos futuros.</w:t>
+        <w:t>: el lead se persiste antes de calcularse su puntaje, de modo que un fallo del nodo intermedio lo deja permanentemente en estado NUEVO, con score cero y sin propuesta, sin proceso de reconciliación que lo recupere. El manejo de errores (§4.3.6) registra y notifica la falla, pero no reintenta ni reencola. Un proceso programado que detecte leads en NUEVO con antigüedad superior a un umbral resolvería el caso; se registra en el Capítulo 8. Desde que el envío de la propuesta exige la intervención del profesional (§4.3.2), ese proceso pasó a ser más necesario y no menos. El estado NUEVO cubre ahora dos situaciones: un fallo del scoring y un lead calificado a la espera de términos. Sin embargo, ninguna de las dos tiene hoy un mecanismo desatendido que la reclame. El sistema avisa por Telegram en el momento en que el lead queda a la espera y el tablero lo muestra en primer lugar con su recuento. Sin embargo, si el profesional no actúa, nadie vuelve a insistir: el riesgo de que una oportunidad calificada quede detenida es real y se declara aquí antes que en el capítulo de trabajos futuros.</w:t>
       </w:r>
     </w:p>
     <w:p>
@@ -10024,7 +10034,7 @@
     <w:p>
       <w:pPr/>
       <w:r>
-        <w:t>Los términos de la propuesta los fija el profesional. Hasta el 24 de agosto de 2026 la propuesta se generaba y se enviaba sola en cuanto el scoring clasificaba al lead como HOT o WARM, y el importe que anunciaba —la fila «Inversión»— se tomaba de la columna presupuesto, es decir del valor que el propio interesado había elegido en el control deslizante del formulario público. Ese mismo valor se convertía después en el monto de la factura, en el importe del comprobante en PDF y en el precio de la preferencia de cobro de MercadoPago. La consecuencia era que el sistema comprometía al profesional con un precio que él no fijaba en ningún punto del recorrido, lo que contradecía la condición de la pregunta de investigación de automatizar «sin sacrificar el control del profesional sobre el proceso» (§1.3). Se incorporó por eso el webhook POST /propuesta-enviar, invocado desde el tablero interno con la misma protección que el resto de las acciones internas: el lead calificado permanece en estado NUEVO y aparece en la sección «Propuestas por enviar», donde el profesional carga precio, plazo y alcance. El nodo Guardar Términos aplica una actualización condicional —UPDATE … WHERE estado = 'NUEVO' AND tier IN ('HOT','WARM')— del mismo tipo que la de la aceptación, de modo que repetir la petición no reabre una propuesta ya enviada, y a partir de ahí el flujo continúa por la cadena que ya existía. El presupuesto declarado se conserva intacto: sigue siendo la entrada del scoring y el registro de lo que el cliente dijo estar dispuesto a invertir, y el tablero lo muestra como referencia junto al campo de precio, pero no como valor por omisión.</w:t>
+        <w:t>Los términos de la propuesta los fija el profesional. Hasta el 24 de agosto de 2026 la propuesta se generaba y se enviaba sola en cuanto el scoring clasificaba al lead como HOT o WARM. Además, el importe que anunciaba —la fila «Inversión»— se tomaba de la columna presupuesto, es decir del valor que el propio interesado había elegido en el control deslizante del formulario público. Ese mismo valor se convertía después en el monto de la factura, en el importe del comprobante en PDF y en el precio de la preferencia de cobro de MercadoPago. La consecuencia era que el sistema comprometía al profesional con un precio que él no fijaba en ningún punto del recorrido, lo que contradecía la condición de la pregunta de investigación de automatizar «sin sacrificar el control del profesional sobre el proceso» (§1.3). Se incorporó por eso el webhook POST /propuesta-enviar, invocado desde el tablero interno con la misma protección que el resto de las acciones internas: el lead calificado permanece en estado NUEVO y aparece en la sección «Propuestas por enviar», donde el profesional carga precio, plazo y alcance. El nodo Guardar Términos aplica una actualización condicional —UPDATE … WHERE estado = 'NUEVO' AND tier IN ('HOT','WARM')— del mismo tipo que la de la aceptación, de modo que repetir la petición no reabre una propuesta ya enviada, y a partir de ahí el flujo continúa por la cadena que ya existía. El presupuesto declarado se conserva intacto: sigue siendo la entrada del scoring y el registro de lo que el cliente dijo estar dispuesto a invertir, y el tablero lo muestra como referencia junto al campo de precio, pero no como valor por omisión.</w:t>
       </w:r>
     </w:p>
     <w:p>
@@ -10341,7 +10351,7 @@
           <w:b w:val="0"/>
           <w:i w:val="0"/>
         </w:rPr>
-        <w:t xml:space="preserve">: la primera solicitud produce la factura y las notificaciones; cualquier solicitud posterior —o verdaderamente concurrente, como dos pestañas abiertas o un doble clic que dispare dos peticiones casi simultáneas— no afecta ninguna fila y se deriva al nodo </w:t>
+        <w:t xml:space="preserve">: la primera solicitud produce la factura y las notificaciones. Cualquier solicitud posterior —o verdaderamente concurrente, como dos pestañas abiertas o un doble clic que dispare dos peticiones casi simultáneas— no afecta ninguna fila y se deriva al nodo </w:t>
       </w:r>
       <w:r>
         <w:rPr>
@@ -10536,7 +10546,7 @@
           <w:b w:val="0"/>
           <w:i w:val="0"/>
         </w:rPr>
-        <w:t>El token viaja, además, en dos lugares de la cadena de consulta. El primero es el enlace de correo que abre la página /aceptar/[leadId]?token=… El segundo es la petición GET de solo lectura que esa página emite al cargar, para consultar el estado del lead antes de confirmar (webhook /lead-propuesta) —a diferencia de la confirmación en sí, que se envía por POST con el token en el cuerpo (§4.2.6). Esta exposición implica que el token puede quedar registrado en el historial del navegador y en los registros de acceso del servidor que atiende el webhook. El riesgo queda acotado por el carácter de un solo uso del token una vez aceptado y por su vencimiento configurable (columna token_expira_en, TOKEN_VIGENCIA_DIAS=14 por defecto), pero no eliminado: el token se almacena en claro en la columna accept_token y no puede revocarse antes de vencer. Corresponde señalar que almacenar un resumen criptográfico del token en lugar del valor, y evitar registrar la cadena de consulta completa en los logs de producción, son ambas líneas de código y no líneas de investigación.</w:t>
+        <w:t>El token viaja, además, en dos lugares de la cadena de consulta. El primero es el enlace de correo que abre la página /aceptar/[leadId]?token=… El segundo es la petición GET de solo lectura que esa página emite al cargar, para consultar el estado del lead antes de confirmar (webhook /lead-propuesta). La confirmación en sí, en cambio, se envía por POST con el token en el cuerpo (§4.2.6). Esta exposición implica que el token puede quedar registrado en el historial del navegador y en los registros de acceso del servidor que atiende el webhook. El riesgo queda acotado por el carácter de un solo uso del token una vez aceptado y por su vencimiento configurable (columna token_expira_en, TOKEN_VIGENCIA_DIAS=14 por defecto), pero no eliminado: el token se almacena en claro en la columna accept_token y no puede revocarse antes de vencer. Corresponde señalar que almacenar un resumen criptográfico del token en lugar del valor, y evitar registrar la cadena de consulta completa en los logs de producción, son ambas líneas de código y no líneas de investigación.</w:t>
       </w:r>
       <w:r>
         <w:rPr>
@@ -10669,7 +10679,7 @@
           <w:b w:val="0"/>
           <w:i w:val="0"/>
         </w:rPr>
-        <w:t>El modo de desarrollo hereda además un problema de semántica HTTP: GET es un método seguro e idempotente por definición, y usarlo para mutar estado lo expone al prefetching de navegadores y al escaneo automático de enlaces. Ese defecto queda circunscripto al modo de desarrollo y no se hereda en producción, donde la mutación de estado ocurre por POST. Queda, sin embargo, una deuda propia de la integración real: la validación de firma del webhook (x-signature, mediante MP_WEBHOOK_SECRET) es opcional y está deshabilitada por defecto; sin ella, el endpoint de producción acepta notificaciones sin verificar su origen, aunque el nodo Obtener Pago MP igual las contraste contra la API antes de aplicar ningún cambio. Se registra en la Tabla 11 y en el Capítulo 8.</w:t>
+        <w:t>El modo de desarrollo hereda además un problema de semántica HTTP: GET es un método seguro e idempotente por definición, y usarlo para mutar estado lo expone al prefetching de navegadores y al escaneo automático de enlaces. Ese defecto queda circunscripto al modo de desarrollo y no se hereda en producción, donde la mutación de estado ocurre por POST. Queda, sin embargo, una deuda propia de la integración real. La validación de firma del webhook (x-signature, mediante MP_WEBHOOK_SECRET) es opcional y está deshabilitada por defecto. Por lo tanto, sin ella el endpoint de producción acepta notificaciones sin verificar su origen, aunque el nodo Obtener Pago MP igual las contraste contra la API antes de aplicar ningún cambio. Se registra en la Tabla 11 y en el Capítulo 8.</w:t>
       </w:r>
     </w:p>
     <w:p>
@@ -10781,7 +10791,7 @@
           <w:b w:val="0"/>
           <w:i w:val="0"/>
         </w:rPr>
-        <w:t xml:space="preserve"> Lee los leads en estado PROPUESTA_ENVIADA o EN_SEGUIMIENTO con menos de tres seguimientos, cuya última interacción ocurrió hace al menos 3×(seguimientos+1) días —un espaciado creciente—, prepara uno de tres mensajes según el número de seguimiento, cada uno con el enlace a la propuesta —el aviso invita a revisarla, de modo que llevarla es parte de su función—, lo envía por correo, registra el seguimiento y actualiza el lead. Al alcanzar el tercer seguimiento sin respuesta, el lead se marca como PERDIDO (Figura 12, véase Anexo A).</w:t>
+        <w:t xml:space="preserve"> Lee los leads en estado PROPUESTA_ENVIADA o EN_SEGUIMIENTO con menos de tres seguimientos, cuya última interacción ocurrió hace al menos 3×(seguimientos+1) días —un espaciado creciente—. Luego prepara uno de tres mensajes según el número de seguimiento, cada uno con el enlace a la propuesta —el aviso invita a revisarla, de modo que llevarla es parte de su función—. Por último lo envía por correo, registra el seguimiento y actualiza el lead. Al alcanzar el tercer seguimiento sin respuesta, el lead se marca como PERDIDO (Figura 12, véase Anexo A).</w:t>
       </w:r>
     </w:p>
     <w:p>
@@ -10810,7 +10820,7 @@
       </w:r>
       <w:proofErr w:type="spellEnd"/>
       <w:r>
-        <w:t xml:space="preserve">, clasifica cada factura según los días al vencimiento —recordatorio entre uno y tres días antes, aviso el día del vencimiento, aviso de vencida hasta tres días y aviso urgente a partir de allí—, envía el correo correspondiente, que incluye el enlace de pago guardado con la factura y, en el caso urgente, notifica además por </w:t>
+        <w:t xml:space="preserve">, clasifica cada factura según los días al vencimiento —recordatorio entre uno y tres días antes, aviso el día del vencimiento, aviso de vencida hasta tres días y aviso urgente a partir de allí—. Luego envía el correo correspondiente, que incluye el enlace de pago guardado con la factura y, en el caso urgente, notifica además por </w:t>
       </w:r>
       <w:proofErr w:type="spellStart"/>
       <w:r>
@@ -10860,7 +10870,7 @@
           <w:b w:val="0"/>
           <w:i w:val="0"/>
         </w:rPr>
-        <w:t xml:space="preserve"> del mes en curso y envía un resumen por Telegram, encabezado por la cantidad de propuestas calificadas que esperan que el profesional fije sus términos (§4.3.2): es el único dato del reporte sobre el que hay que actuar, y hasta su incorporación ningún proceso desatendido las reclamaba. La consulta parte de una fila sintética del mes en curso y hace una reunión externa con la vista, de modo que el reporte se emite aunque el mes no registre actividad. Antes, en ese caso, la vista no devolvía ninguna fila y el proceso se detenía sin enviar nada. Esa es la razón por la que el escenario E13 no había producido evidencia. Este proceso no cuenta con evidencia visual en el Anexo A: la Figura 12 documenta los dos primeros procesos programados —seguimiento y recordatorios de pago— y no incluye una captura del reporte de métricas. Su verificación se reporta en el escenario E13 del Capítulo 5.</w:t>
+        <w:t xml:space="preserve"> del mes en curso y envía un resumen por Telegram, encabezado por la cantidad de propuestas calificadas que esperan que el profesional fije sus términos (§4.3.2). Es, de hecho, el único dato del reporte sobre el que hay que actuar, y hasta su incorporación ningún proceso desatendido las reclamaba. La consulta parte de una fila sintética del mes en curso y hace una reunión externa con la vista, de modo que el reporte se emite aunque el mes no registre actividad. Antes, en ese caso, la vista no devolvía ninguna fila y el proceso se detenía sin enviar nada. Esa es la razón por la que el escenario E13 no había producido evidencia. Este proceso no cuenta con evidencia visual en el Anexo A: la Figura 12 documenta los dos primeros procesos programados —seguimiento y recordatorios de pago— y no incluye una captura del reporte de métricas. Su verificación se reporta en el escenario E13 del Capítulo 5.</w:t>
       </w:r>
     </w:p>
     <w:p>
@@ -11023,7 +11033,7 @@
           <w:b w:val="0"/>
           <w:i w:val="0"/>
         </w:rPr>
-        <w:t>, núcleo del sistema, y la Tabla 7 resume las restantes. El esquema declara siete tipos enumerados, integridad referencial con borrado en cascada, once índices —tres de ellos compuestos o parciales— y un disparador que mantiene actualizada la marca temporal de modificación: elementos que versiones anteriores de este apartado no documentaban y que conviene consignar, porque el trabajo perdía crédito por ingeniería efectivamente realizada.</w:t>
+        <w:t>, núcleo del sistema, y la Tabla 7 resume las restantes. El esquema declara siete tipos enumerados, integridad referencial con borrado en cascada, once índices —tres de ellos compuestos o parciales— y un disparador que mantiene actualizada la marca temporal de modificación. Se trata, en efecto, de elementos que versiones anteriores de este apartado no documentaban y que conviene consignar, porque el trabajo perdía crédito por ingeniería efectivamente realizada.</w:t>
       </w:r>
     </w:p>
     <w:p>
@@ -20800,7 +20810,7 @@
           <w:b w:val="0"/>
           <w:i w:val="0"/>
         </w:rPr>
-        <w:t>Corresponde una precisión sobre el origen de los datos de este capítulo. La columna «Resultado esperado» de la Tabla 12 consigna valores derivados aritméticamente de las reglas declaradas en la Tabla 5, de modo que puede verificarse sin ejecutar el sistema. La columna «Resultado observado» recoge, en cambio, lo que produjo una corrida real del sistema levantado: los escenarios E1, E1b, E2 a E6 y E8 a E10 se ejecutan de forma automatizada con tests/escenarios.mjs, que dispara los webhooks reales de n8n y consulta el estado resultante en la base. Cada corrida escribe docs/evidencia-validacion.md con la tabla de resultados y los tiempos medidos, de manera que cualquiera con el entorno levantado obtiene la misma evidencia y no hace falta creer en la palabra de los autores. Las entradas de la suite son exactamente las declaradas en la Tabla 12, y las aserciones verifican el desglose del score y no sólo su total: un resultado observado que reformulara al esperado no constituiría evidencia. Los escenarios E11 a E13 se dispararon manualmente el 23 de agosto de 2026 desde el editor de n8n —el protocolo ya contempla esa vía para los procesos programados, véase la columna «Escenario y entrada» de la Tabla 12—; E7 y E14 siguen sin ejecutar y su celda lo dice; el motivo se detalla más abajo.</w:t>
+        <w:t>Corresponde una precisión sobre el origen de los datos de este capítulo. La columna «Resultado esperado» de la Tabla 12 consigna valores derivados aritméticamente de las reglas declaradas en la Tabla 5, de modo que puede verificarse sin ejecutar el sistema. La columna «Resultado observado» recoge, en cambio, lo que produjo una corrida real del sistema levantado: los escenarios E1, E1b, E2 a E6 y E8 a E10 se ejecutan de forma automatizada con tests/escenarios.mjs, que dispara los webhooks reales de n8n y consulta el estado resultante en la base. Cada corrida escribe docs/evidencia-validacion.md con la tabla de resultados y los tiempos medidos, de manera que cualquiera con el entorno levantado obtiene la misma evidencia y no hace falta creer en la palabra de los autores. Las entradas de la suite son exactamente las declaradas en la Tabla 12, y las aserciones verifican el desglose del score y no sólo su total: un resultado observado que reformulara al esperado no constituiría evidencia. Los escenarios E11 a E13 se dispararon manualmente el 23 de agosto de 2026 desde el editor de n8n —el protocolo ya contempla esa vía para los procesos programados, véase la columna «Escenario y entrada» de la Tabla 12—. E14 sigue sin ejecutar y su celda lo dice; el motivo se detalla más abajo.</w:t>
       </w:r>
     </w:p>
     <w:p>
@@ -20810,7 +20820,7 @@
           <w:b w:val="0"/>
           <w:i w:val="0"/>
         </w:rPr>
-        <w:t>Alcance de la cobertura: los escenarios E1 a E4 verifican la normalización, la validación y el scoring (OE1 y OE2); E1b, el paso en que el profesional fija los términos y se envía la propuesta (OE3); E5 y E6, la aceptación, la facturación y la protección por token (OE3); E7, la actualización en tiempo real del tablero (OE4); E8 a E10, los caminos alternativos de la gestión posterior a la propuesta (OE3); y E11 a E13, los tres procesos programados (OE5). E14 queda declarado para el cobro real con MercadoPago y aún sin ejecutar (§4.3.3). Los quince escenarios se trazan en la matriz del Anexo E, que en versiones anteriores omitía E8, E9 y E10.</w:t>
+        <w:t>Alcance de la cobertura: los escenarios E1 a E4 verifican la normalización, la validación y el scoring (OE1 y OE2); E1b, el paso en que el profesional fija los términos y se envía la propuesta (OE3); E5 y E6, la aceptación, la facturación y la protección por token (OE3). E7 cubre la actualización en tiempo real del tablero (OE4); E8 a E10, los caminos alternativos de la gestión posterior a la propuesta (OE3); y E11 a E13, los tres procesos programados (OE5). E14 queda declarado para el cobro real con MercadoPago y aún sin ejecutar (§4.3.3). Los quince escenarios se trazan en la matriz del Anexo E, que en versiones anteriores omitía E8, E9 y E10.</w:t>
       </w:r>
     </w:p>
     <w:p>
@@ -22914,7 +22924,7 @@
           <w:b w:val="0"/>
           <w:i w:val="0"/>
         </w:rPr>
-        <w:t>Alcance de lo que esta corrida acredita, y de lo que no. La suite automatizada (E1 a E10, doce escenarios desde que E1 se desdobló en la calificación y el envío de la propuesta) ejecuta cada escenario una vez por invocación. Se corrió tres veces seguidas sin cambios en el resultado el 23 de agosto de 2026, y de nuevo el 24, tras incorporar el paso de fijación de términos. Se satisface así la exigencia de tres repeticiones independientes que el protocolo de la Tabla 4 pide para los escenarios de camino principal cubiertos por la suite (E1 a E6, E1b incluido). E7, el único escenario de camino principal ajeno a esta suite, se midió por separado el 26 de agosto de 2026, una vez incluida la tabla leads en la publicación supabase_realtime del proyecto: tres corridas independientes de cinco repeticiones cada una, con 15 eventos recibidos sobre 15 esperados y un peor caso de 1,06 s frente al umbral de 3 s del RNF6. Los tres procesos programados (E11–E13) se dispararon manualmente ese mismo día, y el ejercicio resultó más revelador que confirmatorio. Aparecieron tres defectos de expresión reales, no visibles en ninguna lectura estática ni en la suite automatizada, que impedían completar la rama de «último intento» de E11 cuando el proceso manejaba más de un caso a la vez. Se corrigieron; no obstante, el defecto original dejó un lead de prueba en un estado inconsistente, pendiente de reconciliación manual (Tabla 12, E11). Además, al ejercitar E12 se descubrió que las trece notificaciones de Telegram del CRM estaban rotas: primero por una variable de entorno vacía y, tras corregirla, por una credencial de bot vencida. Ninguna corrida anterior lo había detectado, porque verificar el estado en la base no es lo mismo que verificar que el aviso salió. E13 se disparó pero no produjo evidencia: los leads de prueba se eliminan al final de cada corrida de tests/escenarios.mjs, así que no queda actividad de agosto para que la vista agregue. Queda, entonces, un solo escenario sin ejecutar por razones ajenas al código: E14, que requiere credenciales de prueba de MercadoPago y una tarjeta de test, es decir una operación con el proveedor real. E7 estuvo en esa misma situación hasta el 26 de agosto de 2026 —dependía de una opción de configuración de la plataforma, no de un defecto del código—; habilitada la publicación, la medición se ejecutó con scripts/medir-realtime.mjs y el umbral del RNF6 quedó comprobado.</w:t>
+        <w:t>Alcance de lo que esta corrida acredita, y de lo que no. La suite automatizada (E1 a E10, doce escenarios desde que E1 se desdobló en la calificación y el envío de la propuesta) ejecuta cada escenario una vez por invocación. Se corrió tres veces seguidas sin cambios en el resultado el 23 de agosto de 2026, y de nuevo el 24, tras incorporar el paso de fijación de términos. Se satisface así la exigencia de tres repeticiones independientes que el protocolo de la Tabla 4 pide para los escenarios de camino principal cubiertos por la suite (E1 a E6, E1b incluido). E7, el único escenario de camino principal ajeno a esta suite, se midió por separado el 26 de agosto de 2026, una vez incluida la tabla leads en la publicación supabase_realtime del proyecto. Fueron tres corridas independientes de cinco repeticiones cada una: se recibieron 15 eventos sobre 15 esperados, con un peor caso de 1,06 s frente al umbral de 3 s del RNF6. Los tres procesos programados (E11–E13) se dispararon manualmente ese mismo día, y el ejercicio resultó más revelador que confirmatorio. Aparecieron tres defectos de expresión reales, no visibles en ninguna lectura estática ni en la suite automatizada, que impedían completar la rama de «último intento» de E11 cuando el proceso manejaba más de un caso a la vez. Se corrigieron; no obstante, el defecto original dejó un lead de prueba en un estado inconsistente, pendiente de reconciliación manual (Tabla 12, E11). Además, al ejercitar E12 se descubrió que las trece notificaciones de Telegram del CRM estaban rotas: primero por una variable de entorno vacía y, tras corregirla, por una credencial de bot vencida. Ninguna corrida anterior lo había detectado, porque verificar el estado en la base no es lo mismo que verificar que el aviso salió. E13 se disparó pero no produjo evidencia: los leads de prueba se eliminan al final de cada corrida de tests/escenarios.mjs, así que no queda actividad de agosto para que la vista agregue. Queda, entonces, un solo escenario sin ejecutar por razones ajenas al código: E14, que requiere credenciales de prueba de MercadoPago y una tarjeta de test, es decir una operación con el proveedor real. E7 estuvo en esa misma situación hasta el 26 de agosto de 2026 —dependía de una opción de configuración de la plataforma, no de un defecto del código—; habilitada la publicación, la medición se ejecutó con scripts/medir-realtime.mjs y el umbral del RNF6 quedó comprobado.</w:t>
       </w:r>
     </w:p>
     <w:p>
@@ -23039,7 +23049,7 @@
           <w:b w:val="0"/>
           <w:i w:val="0"/>
         </w:rPr>
-        <w:t>Pruebas automatizadas. Además de la validación por escenarios, el repositorio incorpora una batería que se ejecuta sin levantar el sistema y que cubre precisamente las reglas que constituyen el aporte declarado. tests/scoring.js ejecuta el código real del nodo de calificación sobre 9240 combinaciones de presupuesto, urgencia y servicio, y verifica que el resultado reproduzca la Tabla 5 y que los umbrales sigan siendo configurables. tests/smoke_code_nodes.js ejecuta el JavaScript de los 39 nodos Code de ambos flujos con sustitutos de las variables de n8n. tests/verificar_sql.mjs compila con PREPARE las consultas de los nodos Postgres contra el esquema real, de modo que una columna mal escrita se detecta antes de producción. tests/verificar_rls.mjs levanta un PostgreSQL desechable, aplica db/schema.sql tal cual está versionado y ejecuta 24 casos de seguridad a nivel de fila rol por rol. Y tests/verificar_afirmaciones.js recalcula desde el repositorio los números que este documento afirma —nodos, webhooks, tablas, vistas, umbrales y las ponderaciones de la Tabla 5— y falla si dejaron de ser ciertos, que es la contención contra la deriva entre el documento y el artefacto que el §7.1 señala como el error más costoso del trabajo.</w:t>
+        <w:t>Pruebas automatizadas. Además de la validación por escenarios, el repositorio incorpora una batería que se ejecuta sin levantar el sistema y que cubre precisamente las reglas que constituyen el aporte declarado. tests/scoring.js ejecuta el código real del nodo de calificación sobre 9240 combinaciones de presupuesto, urgencia y servicio, y verifica que el resultado reproduzca la Tabla 5 y que los umbrales sigan siendo configurables. tests/smoke_code_nodes.js ejecuta el JavaScript de los 39 nodos Code de ambos flujos con sustitutos de las variables de n8n. tests/verificar_sql.mjs compila con PREPARE las consultas de los nodos Postgres contra el esquema real, de modo que una columna mal escrita se detecta antes de producción. tests/verificar_rls.mjs levanta un PostgreSQL desechable, aplica db/schema.sql tal cual está versionado y ejecuta 24 casos de seguridad a nivel de fila rol por rol. Y tests/verificar_afirmaciones.js recalcula desde el repositorio los números que este documento afirma —nodos, webhooks, tablas, vistas, umbrales y las ponderaciones de la Tabla 5— y falla si dejaron de ser ciertos. Es, por lo tanto, la contención contra la deriva entre el documento y el artefacto que el §7.1 señala como el error más costoso del trabajo.</w:t>
       </w:r>
     </w:p>
     <w:p>
@@ -23049,7 +23059,7 @@
           <w:b w:val="0"/>
           <w:i w:val="0"/>
         </w:rPr>
-        <w:t>Los once requisitos funcionales y los siete no funcionales se trazan individualmente en el Anexo E, con el resultado de su verificación en la columna correspondiente. Los que quedaron sin verificar se identifican como tales y no se dan por cumplidos: los tres requisitos que dependen de los procesos programados (RF8, RF9 y RF10), que tras la corrida manual de E11 a E13 del 23 de agosto de 2026 quedan verificados parcialmente: el seguimiento y los recordatorios dejaron evidencia en la base, el reporte diario no.</w:t>
+        <w:t>Los once requisitos funcionales y los siete no funcionales se trazan individualmente en el Anexo E, con el resultado de su verificación en la columna correspondiente. Los que quedaron sin verificar se identifican como tales y no se dan por cumplidos. En particular, son los tres requisitos que dependen de los procesos programados (RF8, RF9 y RF10). Tras la corrida manual de E11 a E13 del 23 de agosto de 2026 quedan verificados parcialmente: el seguimiento y los recordatorios dejaron evidencia en la base, el reporte diario no.</w:t>
       </w:r>
     </w:p>
     <w:p>
@@ -24463,7 +24473,7 @@
           <w:b w:val="0"/>
           <w:i w:val="0"/>
         </w:rPr>
-        <w:t>La lectura conjunta de ambas tablas permite una respuesta honesta y acotada: lo que la solución construida aporta frente a las alternativas es control sobre las reglas de negocio y un ciclo comercial cerrado sin integraciones de terceros, a cambio de asumir el desarrollo y el mantenimiento y de renunciar a la madurez operativa de un producto comercial. El argumento de costo es plausible por su estructura —ausencia de cuota por asiento y por ejecución— pero no está demostrado, porque este trabajo no lo midió. El argumento de propiedad del dato se sostiene solo parcialmente. Para un freelancer con necesidades estándar y sin interés en construir, configurar una herramienta comercial sigue siendo la opción razonable; el valor de esta solución se concentra en escenarios de personalización alta y en el objetivo formativo declarado en §1.4.</w:t>
+        <w:t>La lectura conjunta de ambas tablas permite una respuesta honesta y acotada. Lo que la solución construida aporta frente a las alternativas es control sobre las reglas de negocio y un ciclo comercial cerrado sin integraciones de terceros. No obstante, obliga a asumir el desarrollo y el mantenimiento y de renunciar a la madurez operativa de un producto comercial. El argumento de costo es plausible por su estructura —ausencia de cuota por asiento y por ejecución— pero no está demostrado, porque este trabajo no lo midió. El argumento de propiedad del dato se sostiene solo parcialmente. Para un freelancer con necesidades estándar y sin interés en construir, configurar una herramienta comercial sigue siendo la opción razonable; el valor de esta solución se concentra en escenarios de personalización alta y en el objetivo formativo declarado en §1.4.</w:t>
       </w:r>
     </w:p>
     <w:p>
@@ -24476,7 +24486,7 @@
           <w:b w:val="0"/>
           <w:i w:val="0"/>
         </w:rPr>
-        <w:t>Corresponde reconocer, además, las limitaciones del trabajo. La principal es de despliegue. Durante el desarrollo, el motor de automatización se ejecutó de forma autoalojada en un equipo local, sin una URL pública estable, lo que impide que el navegador de un cliente externo alcance los webhooks en un entorno productivo. Su resolución —mediante un túnel o un alojamiento en la nube— es condición para el uso real, y se plantea como trabajo futuro. En segundo lugar, la configuración administrativa de la plataforma de autenticación (URL de redirección y confirmación de correo) quedó pendiente por requerir un rol de administrador del que el equipo no dispuso durante el desarrollo, por lo que las pruebas se realizaron con un usuario confirmado manualmente (véase también el punto 9 del Capítulo 8). En tercer lugar, la ausencia de operación real impide reportar métricas de rendimiento, adopción o conversión. Por último, la pasarela de pago con MercadoPago (§4.3.3) no se validó con una operación en producción.</w:t>
+        <w:t>Corresponde reconocer, además, las limitaciones del trabajo. La principal es de despliegue. Durante el desarrollo, el motor de automatización se ejecutó de forma autoalojada en un equipo local, sin una URL pública estable, lo que impide que el navegador de un cliente externo alcance los webhooks en un entorno productivo. Su resolución —mediante un túnel o un alojamiento en la nube— es condición para el uso real, y se plantea como trabajo futuro. En segundo lugar, la configuración administrativa de la plataforma de autenticación (URL de redirección y confirmación de correo) quedó pendiente por requerir un rol de administrador del que el equipo no dispuso durante el desarrollo. Por consiguiente, las pruebas se realizaron con un usuario confirmado manualmente (véase también el punto 9 del Capítulo 8). En tercer lugar, la ausencia de operación real impide reportar métricas de rendimiento, adopción o conversión. Por último, la pasarela de pago con MercadoPago (§4.3.3) no se validó con una operación en producción.</w:t>
       </w:r>
     </w:p>
     <w:p>
@@ -24833,7 +24843,7 @@
         <w:rPr>
           <w:b/>
         </w:rPr>
-        <w:t>Cumplido: el modelo de datos y la RLS están verificados (npm run test:rls), y la actualización en tiempo real del tablero (escenario E7) se midió el 26 de agosto de 2026 con scripts/medir-realtime.mjs, en tres corridas independientes, con una latencia p95 de 0,56 s en el mejor caso y 1,06 s en el peor, por debajo del umbral de 3 s que fija el RNF6.</w:t>
+        <w:t>Cumplido. El modelo de datos y la RLS están verificados (npm run test:rls), y la actualización en tiempo real del tablero (escenario E7) se midió el 26 de agosto de 2026 con scripts/medir-realtime.mjs, en tres corridas independientes. En consecuencia, la latencia p95 fue de 0,56 s en el mejor caso y de 1,06 s en el peor, por debajo del umbral de 3 s que fija el RNF6.</w:t>
       </w:r>
     </w:p>
     <w:p>
@@ -24857,7 +24867,7 @@
         <w:rPr>
           <w:b/>
         </w:rPr>
-        <w:t>Cumplido parcialmente: el seguimiento y los recordatorios de pago se ejercitaron manualmente el 23-ago-2026 (E11, E12), lo que reveló y permitió corregir tres defectos reales; el reporte diario (E13) se disparó pero no produjo evidencia, porque no queda actividad de agosto persistida en la base para que la vista agregue (Capítulo 5).</w:t>
+        <w:t>Cumplido parcialmente. El seguimiento y los recordatorios de pago se ejercitaron manualmente el 23-ago-2026 (E11, E12), lo que reveló y permitió corregir tres defectos reales. El reporte diario (E13) se disparó pero no produjo evidencia, porque no queda actividad de agosto persistida en la base para que la vista agregue (Capítulo 5).</w:t>
       </w:r>
     </w:p>
     <w:p>
@@ -24877,7 +24887,7 @@
           <w:b w:val="0"/>
           <w:i w:val="0"/>
         </w:rPr>
-        <w:t xml:space="preserve"> El objetivo general —diseñar, implementar y validar funcionalmente una plataforma que automatice el ciclo completo, demostrando la viabilidad técnica de delegar en el sistema las tareas administrativas manuales— se alcanza. El artefacto existe, es público y ejecuta de extremo a extremo los flujos de captación, calificación, propuesta, aceptación, facturación, cobro y cierre, con tres procesos programados que operan sin intervención. El control del profesional, primera condición de la pregunta de investigación, se materializa en dos puntos y no en uno solo: el tablero interno, desde el que cancela leads, resuelve pedidos de cambio, actualiza el estado del trabajo y cierra el proyecto; y la decisión sobre los términos comerciales de cada propuesta, que el sistema no toma por él. Esta segunda pieza se incorporó al detectarse que hasta entonces el importe de la propuesta y de la factura provenía del formulario que completaba el propio interesado (§4.3.2), de modo que esa condición carecía de respaldo real en el artefacto. La trazabilidad, segundo término de la pregunta, queda acreditada por construcción: cada lead tiene un estado explícito, marcas temporales de cada transición, un registro de auditoría en la tabla </w:t>
+        <w:t xml:space="preserve"> El objetivo general —diseñar, implementar y validar funcionalmente una plataforma que automatice el ciclo completo, demostrando la viabilidad técnica de delegar en el sistema las tareas administrativas manuales— se alcanza. El artefacto existe, es público y ejecuta de extremo a extremo los flujos de captación, calificación, propuesta, aceptación, facturación, cobro y cierre, con tres procesos programados que operan sin intervención. El control del profesional, primera condición de la pregunta de investigación, se materializa en dos puntos y no en uno solo. El primero es el tablero interno, desde el que cancela leads, resuelve pedidos de cambio, actualiza el estado del trabajo y cierra el proyecto. Asimismo, el segundo es la decisión sobre los términos comerciales de cada propuesta, que el sistema no toma por él. Esta segunda pieza se incorporó al detectarse que hasta entonces el importe de la propuesta y de la factura provenía del formulario que completaba el propio interesado (§4.3.2), de modo que esa condición carecía de respaldo real en el artefacto. La trazabilidad, segundo término de la pregunta, queda acreditada por construcción: cada lead tiene un estado explícito, marcas temporales de cada transición, un registro de auditoría en la tabla </w:t>
       </w:r>
       <w:r>
         <w:rPr>
@@ -24974,7 +24984,7 @@
           <w:b w:val="0"/>
           <w:i w:val="0"/>
         </w:rPr>
-        <w:t xml:space="preserve"> La distancia más costosa de este trabajo no fue técnica sino documental: el diagrama de arquitectura quedó anclado a una versión con 71 nodos mientras el sistema llegaba a 128; los anexos quedaron declarativos mientras el repositorio acumulaba el material que debían contener; el capítulo de seguridad describía menos de lo implementado y omitía lo pendiente. La lección es que la documentación de un artefacto vivo debe generarse desde el artefacto, no en paralelo a él.</w:t>
+        <w:t xml:space="preserve"> La distancia más costosa de este trabajo no fue técnica sino documental. Por ejemplo, el diagrama de arquitectura quedó anclado a una versión con 71 nodos mientras el sistema llegaba a 128; los anexos quedaron declarativos mientras el repositorio acumulaba el material que debían contener; el capítulo de seguridad describía menos de lo implementado y omitía lo pendiente. La lección es que la documentación de un artefacto vivo debe generarse desde el artefacto, no en paralelo a él.</w:t>
       </w:r>
     </w:p>
     <w:p>
@@ -25065,7 +25075,7 @@
           <w:b/>
           <w:i w:val="0"/>
         </w:rPr>
-        <w:t>1. Cerrar las deudas de seguridad declaradas en la Tabla 11. Implementar autenticación de origen en los seis webhooks que aún no la tienen —secreto compartido en cabecera o firma HMAC del cuerpo—; habilitar por defecto la validación de firma del webhook de MercadoPago (MP_WEBHOOK_SECRET); y almacenar un resumen criptográfico del token de aceptación en lugar del valor en claro (el vencimiento configurable ya está implementado). Ninguna de las tres exige rediseñar el sistema.</w:t>
+        <w:t>1. Cerrar las deudas de seguridad declaradas en la Tabla 11. Implementar autenticación de origen en los seis webhooks que aún no la tienen —secreto compartido en cabecera o firma HMAC del cuerpo—. Habilitar por defecto la validación de firma del webhook de MercadoPago (MP_WEBHOOK_SECRET). Y almacenar un resumen criptográfico del token de aceptación en lugar del valor en claro (el vencimiento configurable ya está implementado). Ninguna de las tres exige rediseñar el sistema.</w:t>
       </w:r>
       <w:r>
         <w:rPr>
@@ -25118,7 +25128,7 @@
           <w:b w:val="0"/>
           <w:i w:val="0"/>
         </w:rPr>
-        <w:t xml:space="preserve"> Añadir un proceso programado que detecte leads en estado ACEPTADO sin factura asociada y reintente la facturación de forma idempotente; y otro que detecte leads en NUEVO con antigüedad superior a un umbral, que ahora cubre dos casos distintos: el síntoma de un fallo del nodo de scoring y la propuesta calificada que el profesional dejó sin enviar (§4.3.1 y §4.3.2). Este segundo caso es el más probable de los dos y hoy sólo se mitiga con la notificación inmediata y la visibilidad en el tablero. Incorporar además deduplicación por correo en la captación.</w:t>
+        <w:t xml:space="preserve"> Añadir un proceso programado que detecte leads en estado ACEPTADO sin factura asociada y reintente la facturación de forma idempotente; y otro que detecte leads en NUEVO con antigüedad superior a un umbral. En efecto, ese segundo proceso cubre ahora dos casos distintos: el síntoma de un fallo del nodo de scoring y la propuesta calificada que el profesional dejó sin enviar (§4.3.1 y §4.3.2). Este segundo caso es el más probable de los dos y hoy sólo se mitiga con la notificación inmediata y la visibilidad en el tablero. Incorporar además deduplicación por correo en la captación.</w:t>
       </w:r>
     </w:p>
     <w:p>
@@ -25185,7 +25195,7 @@
           <w:b w:val="0"/>
           <w:i w:val="0"/>
         </w:rPr>
-        <w:t xml:space="preserve"> A partir de la prueba de humo existente sobre los nodos Code, extender las pruebas hacia la verificación funcional de las reglas de negocio —aserciones sobre el score de los casos de la Tabla 5 y sobre las transiciones de la Tabla 9—, hacia los componentes del frontend y hacia los flujos de integración de extremo a extremo. Incorporar métricas de ejecución del flujo, aprovechando la tabla </w:t>
+        <w:t xml:space="preserve"> A partir de la prueba de humo existente sobre los nodos Code, extender las pruebas hacia la verificación funcional de las reglas de negocio —aserciones sobre el score de los casos de la Tabla 5 y sobre las transiciones de la Tabla 9—. Asimismo, hacia los componentes del frontend y hacia los flujos de integración de extremo a extremo. Incorporar métricas de ejecución del flujo, aprovechando la tabla </w:t>
       </w:r>
       <w:r>
         <w:rPr>
@@ -25217,7 +25227,7 @@
           <w:b w:val="0"/>
           <w:i w:val="0"/>
         </w:rPr>
-        <w:t xml:space="preserve"> Registrar la conversión efectiva de los leads y ajustar umbrales y ponderaciones a partir de esos datos, transformando la validez de diseño del modelo en validez empírica. Revisar en esa instancia las tres decisiones señaladas en §4.3.1: la alineación entre el rango del control deslizante y los tramos de puntaje, la ponderación que reemplazó al sesgo de la opción «Otro», hoy fijada por criterio y no por datos, y los tres valores de servicio hoy inalcanzables desde el formulario.</w:t>
+        <w:t xml:space="preserve"> Registrar la conversión efectiva de los leads y ajustar umbrales y ponderaciones a partir de esos datos, transformando la validez de diseño del modelo en validez empírica. Revisar en esa instancia las tres decisiones señaladas en §4.3.1: la alineación entre el rango del control deslizante y los tramos de puntaje; la ponderación que reemplazó al sesgo de la opción «Otro», hoy fijada por criterio y no por datos; y los tres valores de servicio hoy inalcanzables desde el formulario.</w:t>
       </w:r>
     </w:p>
     <w:p>

--- a/FormularioLeads/tesis.docx
+++ b/FormularioLeads/tesis.docx
@@ -4722,28 +4722,9 @@
             </w:pPr>
             <w:r>
               <w:rPr>
-                <w:b w:val="0"/>
-                <w:i w:val="0"/>
-                <w:sz w:val="14"/>
-              </w:rPr>
-              <w:t xml:space="preserve">20 altas consecutivas con el tablero abierto, midiendo el intervalo entre </w:t>
-            </w:r>
-            <w:r>
-              <w:rPr>
-                <w:b w:val="0"/>
-                <w:i w:val="0"/>
-                <w:sz w:val="14"/>
-                <w:rFonts w:ascii="Consolas" w:hAnsi="Consolas" w:cs="Consolas"/>
-              </w:rPr>
-              <w:t>fecha_ingreso</w:t>
-            </w:r>
-            <w:r>
-              <w:rPr>
-                <w:b w:val="0"/>
-                <w:i w:val="0"/>
-                <w:sz w:val="14"/>
-              </w:rPr>
-              <w:t xml:space="preserve"> y el repintado de la fila.</w:t>
+                <w:sz w:val="14"/>
+              </w:rPr>
+              <w:t>Veinte escrituras consecutivas sobre leads con una suscripción abierta al canal postgres_changes, midiendo el intervalo entre la escritura y la recepción del evento. Criterio: los veinte eventos recibidos, con el peor caso por debajo de 3 s. El repintado de la fila añade a ese intervalo el tiempo de render del cliente, de orden de milisegundos.</w:t>
             </w:r>
           </w:p>
         </w:tc>
@@ -7538,7 +7519,7 @@
           <w:b w:val="0"/>
           <w:i w:val="0"/>
         </w:rPr>
-        <w:t>. Ante una respuesta satisfactoria se muestra una confirmación; ante un error, un mensaje de alerta. Con esto se satisface el OE1 (Figura 5, véase Anexo A). En §4.3.1 se analizan tres consecuencias de este diseño que el trabajo no había discutido: el desajuste entre el rango del control deslizante y los tramos de puntaje; el hecho de que tres de los nueve valores ponderados del scoring no puedan originarse en este formulario, y y, finalmente, el sesgo con que la opción «Otro» penalizaba a los leads que el sistema no supo clasificar.</w:t>
+        <w:t>. Ante una respuesta satisfactoria se muestra una confirmación; ante un error, un mensaje de alerta. Con esto se satisface el OE1 (Figura 5, véase Anexo A). En §4.3.1 se analizan tres consecuencias de este diseño que el trabajo no había discutido: el desajuste entre el rango del control deslizante y los tramos de puntaje; el hecho de que tres de los nueve valores ponderados del scoring no puedan originarse en este formulario; y, finalmente, el sesgo con que la opción «Otro» penalizaba a los leads que el sistema no supo clasificar.</w:t>
       </w:r>
       <w:r>
         <w:rPr>
@@ -22054,7 +22035,7 @@
               <w:rPr>
                 <w:sz w:val="13"/>
               </w:rPr>
-              <w:t>latencia p95 medida = 0,56 s · 1,06 s · 0,55 s en tres corridas independientes del 26 de agosto de 2026 · eventos recibidos = 15 de 15 · peor caso 1,06 s frente al umbral de 3 s. Instrumento: scripts/medir-realtime.mjs.</w:t>
+              <w:t>20 de 20 eventos recibidos · latencia p95 = 0,79 s · máxima 0,82 s · mínima 0,27 s, en la corrida de veinte repeticiones del 26 de agosto de 2026. Tres corridas previas de cinco repeticiones habían dado p95 de 0,56 s, 1,06 s y 0,55 s. Todos los valores por debajo del umbral de 3 s. Instrumento: scripts/medir-realtime.mjs.</w:t>
             </w:r>
           </w:p>
         </w:tc>
@@ -23775,7 +23756,7 @@
           <w:i/>
           <w:sz w:val="15"/>
         </w:rPr>
-        <w:t>Nota. Elaboración propia. Supuestos declarados: un único usuario; volumen de 20 a 40 leads por mes; retención de datos de 12 meses; sin equipo de soporte. Las celdas monetarias quedan expresamente sin completar porque este trabajo no operó en producción ni verificó tarifas vigentes: consignar cifras no comprobadas reproduciría el defecto que esta tabla viene a corregir. Deben completarse con las tarifas publicadas en la fecha de presentación, indicando esa fecha de consulta.</w:t>
+        <w:t>Nota. Elaboración propia. Supuestos declarados: un único usuario; volumen de 20 a 40 leads por mes; retención de datos de 12 meses; sin equipo de soporte. Cada importe consigna el plan concreto y la fecha en que se consultó la tarifa publicada, de modo que la estimación es auditable y su vigencia, acotada. Los totales a doce meses son el producto directo del costo mensual por doce. La estimación no incorpora el costo del desarrollo ni el del mantenimiento, que se consignan por separado en la última fila por no ser monetizables sin una tarifa horaria declarada.</w:t>
       </w:r>
     </w:p>
     <w:p>
@@ -24943,7 +24924,7 @@
           <w:b w:val="0"/>
           <w:i w:val="0"/>
         </w:rPr>
-        <w:t>Quedan igualmente sugeridos, pero no demostrados, la mejora de indicadores comerciales reales y el menor costo operativo frente a las alternativas comerciales: el primero dependería de una operación en producción y el segundo, de completar la estimación de la Tabla 13 con tarifas verificadas.</w:t>
+        <w:t>Queda sugerida, pero no demostrada, la mejora de indicadores comerciales reales, que dependería de una operación en producción. El menor costo operativo, en cambio, sí está estimado: la Tabla 13 lo cifra en USD 56,40 a doce meses frente a USD 588,00 de un CRM comercial y USD 359,88 de una plataforma de integración, con el plan y la fecha de consulta declarados en cada celda. La salvedad es de naturaleza distinta: esa comparación no incorpora el costo del desarrollo ni el del mantenimiento, que recaen sobre el profesional y que ninguna de las alternativas le cobra.</w:t>
       </w:r>
     </w:p>
     <w:p>
@@ -34184,11 +34165,9 @@
             </w:pPr>
             <w:r>
               <w:rPr>
-                <w:b w:val="0"/>
-                <w:i w:val="0"/>
-                <w:sz w:val="14"/>
-              </w:rPr>
-              <w:t>20 altas consecutivas midiendo la latencia hasta el repintado (E7).</w:t>
+                <w:sz w:val="14"/>
+              </w:rPr>
+              <w:t>20 escrituras consecutivas midiendo la latencia hasta la recepción del evento (E7).</w:t>
             </w:r>
           </w:p>
         </w:tc>
@@ -34205,7 +34184,7 @@
               <w:rPr>
                 <w:sz w:val="14"/>
               </w:rPr>
-              <w:t>Verificado. La medición de latencia (scripts/medir-realtime.mjs) recibió los 15 eventos esperados en tres corridas independientes del 26 de agosto de 2026, con una p95 de 0,56 s, 1,06 s y 0,55 s respectivamente. El peor caso, 1,06 s, queda por debajo del umbral de 3 s.</w:t>
+              <w:t>Verificado. La medición (scripts/medir-realtime.mjs, expuesta como npm run test:realtime) recibió los veinte eventos que el método exige, con una latencia p95 de 0,79 s y un peor caso de 0,82 s, por debajo del umbral de 3 s. La verificación es repetible: el script termina con código distinto de cero si el umbral no se cumple.</w:t>
             </w:r>
           </w:p>
         </w:tc>

--- a/FormularioLeads/tesis.docx
+++ b/FormularioLeads/tesis.docx
@@ -40870,11 +40870,9 @@
             </w:pPr>
             <w:r>
               <w:rPr>
-                <w:b w:val="0"/>
-                <w:i w:val="0"/>
-                <w:sz w:val="14"/>
-              </w:rPr>
-              <w:t>Frontend (servidor)</w:t>
+                <w:sz w:val="14"/>
+              </w:rPr>
+              <w:t>Scripts de verificación</w:t>
             </w:r>
           </w:p>
         </w:tc>
@@ -40889,19 +40887,9 @@
             </w:pPr>
             <w:r>
               <w:rPr>
-                <w:b/>
-                <w:i w:val="0"/>
-                <w:sz w:val="14"/>
-              </w:rPr>
-              <w:t>Secreta.</w:t>
-            </w:r>
-            <w:r>
-              <w:rPr>
-                <w:b w:val="0"/>
-                <w:i w:val="0"/>
-                <w:sz w:val="14"/>
-              </w:rPr>
-              <w:t xml:space="preserve"> Evade la RLS por diseño. No debe versionarse ni exponerse al navegador.</w:t>
+                <w:sz w:val="14"/>
+              </w:rPr>
+              <w:t>Secreta. Evade la RLS por diseño. La consumen únicamente la suite de escenarios (tests/escenarios.mjs) y la medición de tiempo real (scripts/medir-realtime.mjs): ningún componente del frontend la usa, en línea con el RNF4. No debe versionarse ni exponerse al navegador.</w:t>
             </w:r>
           </w:p>
         </w:tc>
@@ -41377,11 +41365,9 @@
             </w:pPr>
             <w:r>
               <w:rPr>
-                <w:b w:val="0"/>
-                <w:i w:val="0"/>
-                <w:sz w:val="14"/>
-              </w:rPr>
-              <w:t>Secreta. Valor del header de autenticación que exigen los cuatro webhooks invocados desde el tablero interno (Tabla 10). Sin ella, esas acciones responden 403.</w:t>
+                <w:sz w:val="14"/>
+              </w:rPr>
+              <w:t>Secreta. Valor del header de autenticación que exigen los seis webhooks invocados desde el tablero interno (Tabla 10). Sin ella, esas acciones responden 403.</w:t>
             </w:r>
           </w:p>
         </w:tc>

--- a/FormularioLeads/tesis.docx
+++ b/FormularioLeads/tesis.docx
@@ -574,6 +574,14 @@
     </w:p>
     <w:p>
       <w:pPr>
+        <w:pStyle w:val="TDC2"/>
+      </w:pPr>
+      <w:r>
+        <w:t>2.9 Encuadre normativo: datos personales y comprobantes fiscales</w:t>
+      </w:r>
+    </w:p>
+    <w:p>
+      <w:pPr>
         <w:pStyle w:val="TDC1"/>
       </w:pPr>
       <w:r>
@@ -1011,9 +1019,8 @@
       <w:r>
         <w:rPr>
           <w:b w:val="0"/>
-          <w:i w:val="0"/>
-        </w:rPr>
-        <w:t>6.3 Incidente de seguridad abierto</w:t>
+        </w:rPr>
+        <w:t>6.3 Incidente de seguridad: exposición y cierre de credenciales</w:t>
       </w:r>
     </w:p>
     <w:p>
@@ -1889,19 +1896,27 @@
     </w:p>
     <w:p>
       <w:pPr/>
+      <w:proofErr w:type="spellStart"/>
+      <w:proofErr w:type="spellEnd"/>
+      <w:proofErr w:type="spellStart"/>
+      <w:proofErr w:type="spellEnd"/>
+      <w:r>
+        <w:rPr>
+          <w:i w:val="0"/>
+        </w:rPr>
+        <w:t>Este trabajo no formula una hipótesis en sentido convencional: al tratarse de un desarrollo tecnológico de carácter aplicado y no de una investigación empírica, se lo orienta mediante la pregunta de investigación del §1.3 y los objetivos aquí definidos, cuyo cumplimiento se verifica en el Capítulo 5. El §3.1 desarrolla en detalle el fundamento metodológico de esta decisión.</w:t>
+      </w:r>
+    </w:p>
+    <w:p>
+      <w:pPr/>
       <w:r>
         <w:rPr>
           <w:b/>
-          <w:i w:val="0"/>
         </w:rPr>
         <w:t>Delimitación del objetivo general.</w:t>
       </w:r>
       <w:r>
-        <w:rPr>
-          <w:b w:val="0"/>
-          <w:i w:val="0"/>
-        </w:rPr>
-        <w:t xml:space="preserve"> Una formulación anterior de este objetivo incorporaba el resultado «reduciendo la carga administrativa manual». Se la reemplazó porque ningún objetivo específico operacionaliza esa variable y ningún escenario de validación la mide: el trabajo no define «carga administrativa» en términos medibles, no establece una línea de base previa y no toma una medición posterior. Mantener la promesa habría dejado al trabajo concluyendo sobre algo que su estrategia de validación no puede acreditar.</w:t>
+        <w:t xml:space="preserve"> Este objetivo excluye deliberadamente el resultado «reducir la carga administrativa manual»: ningún objetivo específico operacionaliza esa variable y ningún escenario de validación la mide, el trabajo no define «carga administrativa» en términos medibles, no establece una línea de base previa y no toma una medición posterior. Incluir esa promesa dejaría al trabajo concluyendo sobre algo que su estrategia de validación no puede acreditar.</w:t>
       </w:r>
     </w:p>
     <w:p>
@@ -2217,30 +2232,11 @@
       <w:r>
         <w:rPr>
           <w:b/>
-          <w:i w:val="0"/>
         </w:rPr>
         <w:t>Validez fiscal de los comprobantes.</w:t>
       </w:r>
       <w:r>
-        <w:rPr>
-          <w:b w:val="0"/>
-          <w:i w:val="0"/>
-        </w:rPr>
-        <w:t xml:space="preserve"> El documento que el sistema genera y titula «FACTURA» es un </w:t>
-      </w:r>
-      <w:r>
-        <w:rPr>
-          <w:b w:val="0"/>
-          <w:i/>
-        </w:rPr>
-        <w:t>comprobante interno sin valor fiscal</w:t>
-      </w:r>
-      <w:r>
-        <w:rPr>
-          <w:b w:val="0"/>
-          <w:i w:val="0"/>
-        </w:rPr>
-        <w:t>: no contempla los requisitos del régimen de facturación electrónica argentino —CUIT del emisor, condición frente al IVA, tipo de comprobante ni código de autorización electrónica—. Su incorporación se plantea como trabajo futuro (Capítulo 8).</w:t>
+        <w:t xml:space="preserve"> El documento que el sistema genera y titula «FACTURA» es un comprobante interno sin valor fiscal: no solicita el Código de Autorización Electrónico (CAE) que exige el régimen de facturación electrónica argentino, ni consigna CUIT del emisor, punto de venta ni tipo de comprobante. El §2.9 desarrolla el régimen aplicable y su incorporación se plantea como trabajo futuro (Capítulo 8).</w:t>
       </w:r>
     </w:p>
     <w:p>
@@ -2250,16 +2246,11 @@
       <w:r>
         <w:rPr>
           <w:b/>
-          <w:i w:val="0"/>
         </w:rPr>
         <w:t>Tratamiento de datos personales.</w:t>
       </w:r>
       <w:r>
-        <w:rPr>
-          <w:b w:val="0"/>
-          <w:i w:val="0"/>
-        </w:rPr>
-        <w:t xml:space="preserve"> El sistema capta, almacena y transfiere a terceros (Supabase, Gmail, Telegram y Notion) datos de contacto de personas físicas identificables. No se implementan aviso de privacidad, consentimiento informado, política de retención ni registro de la base conforme a la Ley 25.326 de Protección de Datos Personales. La dimensión se discute en el Capítulo 6 y se difiere al Capítulo 8.</w:t>
+        <w:t xml:space="preserve"> El sistema capta, almacena y transfiere a terceros (Supabase, el servicio de correo, Telegram y Notion) datos de contacto de personas físicas identificables. No se implementan aviso de privacidad, consentimiento informado, política de retención ni inscripción de la base conforme a la Ley 25.326 de Protección de Datos Personales, y varios de esos destinatarios están domiciliados en países que la Disposición 60-E/2016 no considera de protección adecuada, lo que activa además el régimen de transferencia internacional de su art. 12. El §2.9 desarrolla las obligaciones aplicables; la dimensión se retoma en el Capítulo 6 y se difiere al Capítulo 8.</w:t>
       </w:r>
     </w:p>
     <w:p>
@@ -2946,6 +2937,17 @@
       </w:pPr>
       <w:r>
         <w:rPr>
+          <w:i w:val="0"/>
+        </w:rPr>
+        <w:t>Una revisión posterior a la entrega de este trabajo incorporó dos antecedentes adicionales que estrechan, sin cerrarla del todo, esa laguna. Domański, Wojciechowski, Lewandowicz y Hadaś (2023) revisan y evalúan mediante una metodología arbitrada un conjunto de plataformas low-code/no-code orientadas específicamente a pequeñas y medianas empresas, el mismo segmento —un freelancer es, como señala este trabajo, un caso límite de PyME— en el que se sitúa la comparación de este apartado. Muhammad, Prybutok y Sinha (2025) revisan sistemáticamente la literatura sobre los factores que determinan la efectividad de quien construye con herramientas de bajo código sin ser un desarrollador de oficio —el «desarrollador ciudadano»—, lo que respalda con literatura arbitrada la figura invocada en el §2.8 para justificar la decisión de construir. Ninguno de los dos trata la adopción de plataformas iPaaS en particular, de modo que esa laguna específica —Zapier y Make como categoría— se mantiene.</w:t>
+      </w:r>
+    </w:p>
+    <w:p>
+      <w:pPr>
+        <w:pStyle w:val="Prrafodelista"/>
+      </w:pPr>
+      <w:r>
+        <w:rPr>
           <w:b/>
           <w:i w:val="0"/>
         </w:rPr>
@@ -2957,6 +2959,17 @@
           <w:i w:val="0"/>
         </w:rPr>
         <w:t xml:space="preserve"> Las cuatro herramientas se caracterizan a partir de su documentación y de sus páginas de precios. No se incorporaron análisis independientes ni estudios de adopción, de modo que la comparación describe lo que cada proveedor declara y no lo que un tercero verificó.</w:t>
+      </w:r>
+    </w:p>
+    <w:p>
+      <w:pPr>
+        <w:pStyle w:val="Prrafodelista"/>
+      </w:pPr>
+      <w:r>
+        <w:rPr>
+          <w:i w:val="0"/>
+        </w:rPr>
+        <w:t>Un relevamiento adicional matiza, sin revertirla, esa dependencia de las fuentes de los proveedores. Lamanna (2025) propone un marco de evaluación estructurado y multicriterio para plataformas de bajo código, formulado precisamente para superar la brecha entre comparaciones dirigidas por el marketing de los proveedores y una evaluación rigurosa basada en criterios explícitos; aplicarlo en profundidad a las cuatro herramientas revisadas excede el alcance de este trabajo, pero su existencia confirma que la limitación señalada aquí es un problema metodológico reconocido en la literatura, no una omisión aislada de este documento. Por otra parte, un estudio de caso reciente que compara la ejecución manual y automatizada de un flujo de captación de leads con n8n en un entorno de negocio a pequeña escala —el mismo tipo de operación que describe este trabajo— registra una reducción del tiempo de ejecución de 185,35 a 1,23 segundos y la eliminación de la tasa de error del 5 % observada en la ejecución manual (Amir, 2026), lo que aporta evidencia empírica independiente, aunque todavía preliminar, a favor de automatizar precisamente el tipo de tarea que aborda este trabajo. Ninguna de las dos fuentes evalúa de forma independiente a HubSpot, Pipedrive, Zapier o Make en particular, de modo que la comparación de precios y prestaciones de este apartado sigue apoyada en las páginas de los proveedores; lo que cambia es que la decisión de automatizar en sí —y el criterio para evaluarla con rigor— ya no depende solo de la argumentación propia de los autores.</w:t>
       </w:r>
     </w:p>
     <w:p>
@@ -3146,6 +3159,90 @@
           <w:i w:val="0"/>
         </w:rPr>
         <w:t>Para el alcance definido —un freelancer individual, con un ciclo de vida comercial a medida, control directo sobre las reglas de negocio y un objetivo formativo explícito— construir la solución está justificado. El aporte original no reside en un algoritmo aislado, sino en el pipeline integrado y extremo a extremo que encadena las etapas descritas, verificado componente a componente contra el código fuente (§4.1). De las cuatro razones enunciadas, dos se sostienen sin reservas —personalización de las reglas y objetivo formativo— y dos lo hacen de forma parcial y así se declaran: el argumento de costo se estima en el Capítulo 6 y el de propiedad del dato se limita a la capa de orquestación.</w:t>
+      </w:r>
+    </w:p>
+    <w:p>
+      <w:pPr>
+        <w:pStyle w:val="Ttulo2"/>
+      </w:pPr>
+      <w:proofErr w:type="spellStart"/>
+      <w:proofErr w:type="spellEnd"/>
+      <w:r>
+        <w:t>2.9 Encuadre normativo: datos personales y comprobantes fiscales</w:t>
+      </w:r>
+    </w:p>
+    <w:p>
+      <w:pPr>
+        <w:pStyle w:val="Ttulo2"/>
+      </w:pPr>
+      <w:proofErr w:type="spellStart"/>
+      <w:proofErr w:type="spellEnd"/>
+      <w:r>
+        <w:t>El sistema capta datos de contacto de personas físicas identificables y emite un documento que titula «FACTURA». Ambas cosas están reguladas en Argentina, de modo que corresponde enunciar qué obligaciones son aplicables antes de declarar, en §1.7 y en el Capítulo 6, cuáles el prototipo no satisface. Encuadrar el límite es parte del trabajo: un prototipo académico puede legítimamente no cumplir un régimen que no lo alcanza todavía, pero no puede desconocerlo.</w:t>
+      </w:r>
+    </w:p>
+    <w:p>
+      <w:pPr>
+        <w:pStyle w:val="Ttulo2"/>
+      </w:pPr>
+      <w:proofErr w:type="spellStart"/>
+      <w:proofErr w:type="spellEnd"/>
+      <w:r>
+        <w:rPr>
+          <w:b/>
+        </w:rPr>
+        <w:t>Protección de datos personales (Ley 25.326).</w:t>
+      </w:r>
+      <w:r>
+        <w:t xml:space="preserve"> La Ley 25.326 define como dato personal toda «información de cualquier tipo referida a personas físicas o de existencia ideal determinadas o determinables» (art. 2), categoría en la que caen el nombre, el correo, el teléfono y el presupuesto declarado que capta el formulario del §4.2.1. Ninguno de ellos es un dato sensible en el sentido del art. 7, lo que excluye el régimen agravado de esa categoría, pero sí quedan alcanzados por el régimen general. Cinco obligaciones son directamente pertinentes. El art. 4 exige que los datos sean pertinentes y no excesivos respecto de la finalidad, que no se usen para fines incompatibles con los que motivaron su obtención y que se destruyan cuando dejen de ser necesarios. El art. 5 exige consentimiento libre, expreso e informado, por escrito o medio equivalente; su inciso 2.d exceptúa los datos que derivan de una relación contractual o profesional y resultan necesarios para su desarrollo, excepción que podría cubrir parte del tratamiento posterior a la aceptación de una propuesta, pero no la captación inicial, que ocurre antes de que exista relación alguna. El art. 6 obliga a informar, al recolectar, la finalidad del tratamiento, quiénes son sus destinatarios, la identidad del responsable, el carácter obligatorio o facultativo de cada respuesta y la posibilidad de ejercer los derechos de acceso, rectificación y supresión. El art. 9 exige medidas técnicas y organizativas de seguridad y confidencialidad. Y el art. 21 obliga a inscribir la base ante el organismo de control, hoy la Agencia de Acceso a la Información Pública.</w:t>
+      </w:r>
+    </w:p>
+    <w:p>
+      <w:pPr>
+        <w:pStyle w:val="Ttulo2"/>
+      </w:pPr>
+      <w:proofErr w:type="spellStart"/>
+      <w:proofErr w:type="spellEnd"/>
+      <w:r>
+        <w:rPr>
+          <w:b/>
+        </w:rPr>
+        <w:t>Cesión y transferencia internacional.</w:t>
+      </w:r>
+      <w:r>
+        <w:t xml:space="preserve"> Es la dimensión que este trabajo tiene más comprometida, y la que conviene enunciar con precisión. El art. 11 sujeta la cesión de datos a terceros al consentimiento previo del titular, informándole la finalidad de la cesión e identificando al cesionario. El art. 12, más exigente, prohíbe la transferencia a países que no proporcionen «niveles de protección adecuados». La Disposición 60-E/2016 de la entonces Dirección Nacional de Protección de Datos Personales enumera cuáles se consideran adecuados —los Estados miembros de la Unión Europea y del Espacio Económico Europeo, Suiza, Guernsey, Jersey, Isla de Man, Islas Feroe, Canadá sólo respecto de su sector privado, Andorra, Nueva Zelanda, Uruguay e Israel sólo respecto de datos de tratamiento automatizado— y aprueba cláusulas contractuales tipo para transferir hacia los que no lo son. Los Estados Unidos no integran esa lista, y allí tienen su domicilio varios de los servicios a los que la arquitectura de este trabajo transfiere datos de contacto: Supabase, Notion, Telegram y el servicio de correo. En consecuencia, la arquitectura híbrida que el §2.8 justifica por razones de costo y de control tiene, además, una consecuencia regulatoria que no puede resolverse eligiendo mejor el proveedor: para operar con clientes reales haría falta consentimiento expreso del titular para la transferencia, o bien las cláusulas contractuales tipo con cada encargado.</w:t>
+      </w:r>
+    </w:p>
+    <w:p>
+      <w:pPr>
+        <w:pStyle w:val="Ttulo2"/>
+      </w:pPr>
+      <w:proofErr w:type="spellStart"/>
+      <w:proofErr w:type="spellEnd"/>
+      <w:r>
+        <w:rPr>
+          <w:b/>
+        </w:rPr>
+        <w:t>Comprobantes fiscales.</w:t>
+      </w:r>
+      <w:r>
+        <w:t xml:space="preserve"> La emisión de comprobantes está regida por el régimen de facturación electrónica que administra la Agencia de Recaudación y Control Aduanero (ARCA, continuadora de la AFIP desde 2024). Un comprobante tiene validez fiscal sólo si el organismo le asigna un Código de Autorización Electrónico (CAE), que se solicita por servicio web al emitir, y si consigna los datos que el régimen exige: CUIT del emisor, punto de venta habilitado, tipo de comprobante según la condición de emisor y receptor frente al IVA, y el propio CAE con su fecha de vencimiento. El documento que genera este sistema (§4.3.2) no solicita CAE, no declara CUIT ni punto de venta, y numera con un identificador aleatorio dentro del año en lugar de la secuencia correlativa que el régimen supone (Tabla 7). No es, por lo tanto, una factura en sentido fiscal, sino un comprobante interno de la operación; el trabajo lo declara así en §1.7 y evita presentarlo de otro modo.</w:t>
+      </w:r>
+    </w:p>
+    <w:p>
+      <w:pPr>
+        <w:pStyle w:val="Ttulo2"/>
+      </w:pPr>
+      <w:proofErr w:type="spellStart"/>
+      <w:proofErr w:type="spellEnd"/>
+      <w:r>
+        <w:rPr>
+          <w:b/>
+        </w:rPr>
+        <w:t>Qué se sigue de esto para el alcance del trabajo.</w:t>
+      </w:r>
+      <w:r>
+        <w:t xml:space="preserve"> El prototipo no satisface ninguno de los dos regímenes, y esa distancia es admisible únicamente por lo que el trabajo es: un artefacto validado en un entorno controlado, con datos de prueba ficticios y sin operación con clientes reales, según fija el protocolo de la Tabla 4, que prohíbe expresamente usar datos personales reales. Lo que no sería admisible es operar en producción en ese estado. Por eso el cumplimiento normativo no figura como una mejora deseable sino como condición previa a cualquier uso real, en los mismos términos en que lo son las deudas de seguridad (Capítulo 8). Las obligaciones enunciadas aquí son las que ese trabajo futuro debe satisfacer, y no una lista genérica de buenas prácticas.</w:t>
       </w:r>
     </w:p>
     <w:p>
@@ -3800,11 +3897,7 @@
     </w:p>
     <w:p>
       <w:r>
-        <w:rPr>
-          <w:b w:val="0"/>
-          <w:i w:val="0"/>
-        </w:rPr>
-        <w:t>La Tabla 2 presenta los requisitos no funcionales (RNF), organizados según las características de calidad de la norma ISO/IEC 25010:2023, segunda edición del modelo de calidad del producto de software, que cancela y reemplaza a la edición 2011 empleada en una versión anterior de este trabajo. Dos características cambiaron de nombre en la edición vigente: «Usabilidad» pasó a denominarse «Capacidad de interacción», y «Portabilidad», «Flexibilidad». Cada requisito se enuncia con un umbral, una unidad y un método de verificación, de modo que pueda declararse cumplido o incumplido sin apelar a un juicio cualitativo; el resultado de su verificación se reporta en el Capítulo 5.</w:t>
+        <w:t>La Tabla 2 presenta los requisitos no funcionales (RNF), organizados según las características de calidad de la norma ISO/IEC 25010:2023, segunda edición del modelo de calidad del producto de software vigente, que reemplaza a la edición 2011. Dos características cambiaron de nombre respecto de esa edición previa: «Usabilidad» pasó a denominarse «Capacidad de interacción», y «Portabilidad», «Flexibilidad». Cada requisito se enuncia con un umbral, una unidad y un método de verificación, de modo que pueda declararse cumplido o incumplido sin apelar a un juicio cualitativo; el resultado de su verificación se reporta en el Capítulo 5.</w:t>
       </w:r>
     </w:p>
     <w:p>
@@ -7485,48 +7578,25 @@
       <w:proofErr w:type="spellStart"/>
       <w:proofErr w:type="spellEnd"/>
       <w:r>
-        <w:rPr>
-          <w:b w:val="0"/>
-          <w:i w:val="0"/>
-        </w:rPr>
         <w:t xml:space="preserve">El componente </w:t>
       </w:r>
       <w:r>
         <w:rPr>
-          <w:rFonts w:ascii="Consolas" w:hAnsi="Consolas" w:cs="Consolas"/>
-          <w:b w:val="0"/>
-          <w:i w:val="0"/>
+          <w:rFonts w:ascii="Consolas" w:hAnsi="Consolas"/>
         </w:rPr>
         <w:t>lead-form.tsx</w:t>
       </w:r>
       <w:r>
-        <w:rPr>
-          <w:b w:val="0"/>
-          <w:i w:val="0"/>
-        </w:rPr>
         <w:t xml:space="preserve"> presenta el formulario de captación con los campos nombre, correo, teléfono (opcional), tipo de servicio, urgencia, presupuesto —seleccionado mediante un control deslizante entre 100 y 20.000 dólares— y descripción. El desplegable de servicio ofrece seis opciones: «Desarrollo Web», «Diseño UX/UI», «Marketing Digital», «SEO / Posicionamiento», «Consultoría» y «Otro». La validación se realiza en el cliente y, al enviar, el componente emite una petición HTTP POST al webhook de captación de n8n, cuya dirección base se configura mediante la variable de entorno </w:t>
       </w:r>
       <w:r>
         <w:rPr>
-          <w:rFonts w:ascii="Consolas" w:hAnsi="Consolas" w:cs="Consolas"/>
-          <w:b w:val="0"/>
-          <w:i w:val="0"/>
+          <w:rFonts w:ascii="Consolas" w:hAnsi="Consolas"/>
         </w:rPr>
         <w:t>NEXT_PUBLIC_N8N_BASE</w:t>
       </w:r>
       <w:r>
-        <w:rPr>
-          <w:b w:val="0"/>
-          <w:i w:val="0"/>
-        </w:rPr>
-        <w:t>. Ante una respuesta satisfactoria se muestra una confirmación; ante un error, un mensaje de alerta. Con esto se satisface el OE1 (Figura 5, véase Anexo A). En §4.3.1 se analizan tres consecuencias de este diseño que el trabajo no había discutido: el desajuste entre el rango del control deslizante y los tramos de puntaje; el hecho de que tres de los nueve valores ponderados del scoring no puedan originarse en este formulario; y, finalmente, el sesgo con que la opción «Otro» penalizaba a los leads que el sistema no supo clasificar.</w:t>
-      </w:r>
-      <w:r>
-        <w:rPr>
-          <w:b w:val="0"/>
-          <w:i w:val="0"/>
-        </w:rPr>
-        <w:t xml:space="preserve"> La Figura 17 documenta el comportamiento de esa validación ante una entrada inválida (véase Anexo A).</w:t>
+        <w:t>. Ante una respuesta satisfactoria se muestra una confirmación; ante un error, un mensaje de alerta. Con esto se satisface el OE1 (Figura 5, véase Anexo A). En §4.3.1 se analizan tres consecuencias de este diseño: el desajuste entre el rango del control deslizante y los tramos de puntaje; el hecho de que tres de los nueve valores ponderados del scoring no puedan originarse en este formulario; y, finalmente, el sesgo con que la opción «Otro» penalizaba a los leads que el sistema no supo clasificar. La Figura 17 documenta el comportamiento de esa validación ante una entrada inválida (véase Anexo A).</w:t>
       </w:r>
     </w:p>
     <w:p>
@@ -7930,135 +8000,58 @@
     <w:p>
       <w:pPr/>
       <w:r>
-        <w:rPr>
-          <w:b w:val="0"/>
-          <w:i w:val="0"/>
-        </w:rPr>
-        <w:t>Conviene precisar la naturaleza de esa capa, porque una formulación anterior de este apartado la describía como ejecutada «en el borde» y como el lugar donde «se implementa la protección». Ambas afirmaciones son incorrectas. proxy.ts se ejecuta en el entorno de Node.js, no en el borde. Y el renombre de middleware.ts a proxy.ts se introdujo precisamente para señalar que esa capa es infraestructura de enrutamiento y no un mecanismo de seguridad: una vulnerabilidad de alta severidad había demostrado que las verificaciones de autenticación alojadas allí podían eludirse. Documentar la capa de proxy como control efectivo invertiría el orden de importancia entre la comprobación indicativa y la comprobación real.</w:t>
-      </w:r>
-      <w:r>
-        <w:rPr>
-          <w:rFonts w:ascii="Consolas" w:hAnsi="Consolas" w:cs="Consolas"/>
-          <w:b w:val="0"/>
-          <w:i w:val="0"/>
-        </w:rPr>
-      </w:r>
-      <w:r>
-        <w:rPr>
-          <w:b w:val="0"/>
-          <w:i w:val="0"/>
-        </w:rPr>
-      </w:r>
-      <w:r>
-        <w:rPr>
-          <w:rFonts w:ascii="Consolas" w:hAnsi="Consolas" w:cs="Consolas"/>
-          <w:b w:val="0"/>
-          <w:i w:val="0"/>
-        </w:rPr>
-      </w:r>
-      <w:r>
-        <w:rPr>
-          <w:b w:val="0"/>
-          <w:i w:val="0"/>
-        </w:rPr>
-      </w:r>
-      <w:r>
-        <w:rPr>
-          <w:rFonts w:ascii="Consolas" w:hAnsi="Consolas" w:cs="Consolas"/>
-          <w:b w:val="0"/>
-          <w:i w:val="0"/>
-        </w:rPr>
-      </w:r>
-      <w:r>
-        <w:rPr>
-          <w:b w:val="0"/>
-          <w:i w:val="0"/>
-        </w:rPr>
+        <w:t>Conviene precisar la naturaleza de esa capa: no se ejecuta en el borde ni implementa por sí misma la protección de las rutas. proxy.ts se ejecuta en el entorno de Node.js, no en el borde. Y el renombre de middleware.ts a proxy.ts se introdujo precisamente para señalar que esa capa es infraestructura de enrutamiento y no un mecanismo de seguridad: una vulnerabilidad de alta severidad había demostrado que las verificaciones de autenticación alojadas allí podían eludirse. Documentar la capa de proxy como control efectivo invertiría el orden de importancia entre la comprobación indicativa y la comprobación real.</w:t>
       </w:r>
     </w:p>
     <w:p>
       <w:pPr/>
       <w:r>
-        <w:rPr>
-          <w:b w:val="0"/>
-          <w:i w:val="0"/>
-        </w:rPr>
         <w:t xml:space="preserve">El segundo nivel —y el único que constituye un control de acceso efectivo— es el componente de servidor de la ruta protegida. </w:t>
       </w:r>
       <w:r>
         <w:rPr>
-          <w:rFonts w:ascii="Consolas" w:hAnsi="Consolas" w:cs="Consolas"/>
-          <w:b w:val="0"/>
-          <w:i w:val="0"/>
+          <w:rFonts w:ascii="Consolas" w:hAnsi="Consolas"/>
         </w:rPr>
         <w:t>dashboard/page.tsx</w:t>
       </w:r>
       <w:r>
-        <w:rPr>
-          <w:b w:val="0"/>
-          <w:i w:val="0"/>
-        </w:rPr>
         <w:t xml:space="preserve"> vuelve a resolver </w:t>
       </w:r>
       <w:r>
         <w:rPr>
-          <w:rFonts w:ascii="Consolas" w:hAnsi="Consolas" w:cs="Consolas"/>
-          <w:b w:val="0"/>
-          <w:i w:val="0"/>
+          <w:rFonts w:ascii="Consolas" w:hAnsi="Consolas"/>
         </w:rPr>
         <w:t>getUser</w:t>
       </w:r>
       <w:r>
-        <w:rPr>
-          <w:b w:val="0"/>
-          <w:i w:val="0"/>
-        </w:rPr>
         <w:t xml:space="preserve"> y, además, consulta la tabla </w:t>
       </w:r>
       <w:r>
         <w:rPr>
-          <w:rFonts w:ascii="Consolas" w:hAnsi="Consolas" w:cs="Consolas"/>
-          <w:b w:val="0"/>
-          <w:i w:val="0"/>
+          <w:rFonts w:ascii="Consolas" w:hAnsi="Consolas"/>
         </w:rPr>
         <w:t>profiles</w:t>
       </w:r>
       <w:r>
-        <w:rPr>
-          <w:b w:val="0"/>
-          <w:i w:val="0"/>
-        </w:rPr>
         <w:t xml:space="preserve"> y redirige a la raíz a todo usuario cuyo </w:t>
       </w:r>
       <w:r>
         <w:rPr>
-          <w:rFonts w:ascii="Consolas" w:hAnsi="Consolas" w:cs="Consolas"/>
-          <w:b w:val="0"/>
-          <w:i w:val="0"/>
+          <w:rFonts w:ascii="Consolas" w:hAnsi="Consolas"/>
         </w:rPr>
         <w:t>role</w:t>
       </w:r>
       <w:r>
-        <w:rPr>
-          <w:b w:val="0"/>
-          <w:i w:val="0"/>
-        </w:rPr>
         <w:t xml:space="preserve"> no sea </w:t>
       </w:r>
       <w:r>
         <w:rPr>
-          <w:rFonts w:ascii="Consolas" w:hAnsi="Consolas" w:cs="Consolas"/>
-          <w:b w:val="0"/>
-          <w:i w:val="0"/>
+          <w:rFonts w:ascii="Consolas" w:hAnsi="Consolas"/>
         </w:rPr>
         <w:t>admin</w:t>
       </w:r>
       <w:r>
-        <w:rPr>
-          <w:b w:val="0"/>
-          <w:i w:val="0"/>
-        </w:rPr>
-        <w:t>. No alcanza, por tanto, con estar autenticado: el tablero exige rol de administrador. Esta compuerta de rol no figuraba en versiones anteriores de este apartado, que describían únicamente la validación de sesión y presentaban así un control de acceso más débil que el efectivamente implementado. La misma exigencia se replica en la capa de datos mediante las políticas de seguridad a nivel de fila (§4.6 y Anexo C), de modo que el control se aplica tres veces: enrutamiento, componente de servidor y base de datos.</w:t>
+        <w:t>. No alcanza, por tanto, con estar autenticado: el tablero exige rol de administrador. La misma exigencia se replica en la capa de datos mediante las políticas de seguridad a nivel de fila (§4.6 y Anexo C), de modo que el control se aplica tres veces: enrutamiento, componente de servidor y base de datos.</w:t>
       </w:r>
     </w:p>
     <w:p>
@@ -9725,7 +9718,7 @@
           <w:b w:val="0"/>
           <w:i w:val="0"/>
         </w:rPr>
-        <w:t>El mapeo de servicios merece una precisión, porque una versión anterior de este apartado declaraba dos valores por omisión distintos para el mismo campo. Se trata de dos reglas diferentes que conviene no confundir:</w:t>
+        <w:t>El mapeo de servicios merece una precisión, porque son dos reglas diferentes que conviene no confundir:</w:t>
       </w:r>
     </w:p>
     <w:p>
@@ -9888,11 +9881,7 @@
     <w:p>
       <w:pPr/>
       <w:r>
-        <w:rPr>
-          <w:b w:val="0"/>
-          <w:i w:val="0"/>
-        </w:rPr>
-        <w:t>De este modo, toda selección del formulario recibe una ponderación de servicio determinada y trazable. Corresponde, no obstante, señalar tres consecuencias del diseño que el trabajo no había discutido y que acotan el alcance del modelo de puntaje:</w:t>
+        <w:t>De este modo, toda selección del formulario recibe una ponderación de servicio determinada y trazable. Corresponde, no obstante, señalar tres consecuencias del diseño que acotan el alcance del modelo de puntaje:</w:t>
       </w:r>
     </w:p>
     <w:p>
@@ -10597,44 +10586,7 @@
           <w:b w:val="0"/>
           <w:i w:val="0"/>
         </w:rPr>
-        <w:t>Al aceptar la propuesta, el nodo Crear Preferencia MP solicita a la API de MercadoPago (POST /checkout/preferences) una preferencia de checkout real; el botón «Pagar ahora» de la factura enviada al cliente apunta a ese checkout, no a un enlace del propio sistema. Cuando el estado del pago cambia, MercadoPago —no el navegador del cliente— invoca el webhook POST /webhook/mp/notificacion. El nodo Obtener Pago MP no confía en el cuerpo de esa notificación: consulta GET /v1/payments/{id} contra la API de MercadoPago, que es la fuente de verdad, y el nodo Procesar Pago MP solo deja pasar el pago si status = approved. Marcar Cobrado MP aplica entonces el mismo patrón de actualización condicional que la aceptación de §4.3.2 (UPDATE ... WHERE estado_pago = 'PENDIENTE'), de modo que una notificación repetida —MercadoPago reintenta hasta recibir 2xx— no genera un segundo cobro ni una segunda notificación. Si la variable MP_ACCESS_TOKEN no está configurada, el sistema no falla: cae a un modo de desarrollo declarado, en el que el enlace de la factura es GET /webhook/pago-confirmado, el mismo endpoint que documentaban versiones anteriores de este apartado (Figura 10, véase Anexo A).</w:t>
-      </w:r>
-      <w:r>
-        <w:rPr>
-          <w:rFonts w:ascii="Consolas" w:hAnsi="Consolas" w:cs="Consolas"/>
-          <w:b w:val="0"/>
-          <w:i w:val="0"/>
-        </w:rPr>
-      </w:r>
-      <w:r>
-        <w:rPr>
-          <w:b w:val="0"/>
-          <w:i w:val="0"/>
-        </w:rPr>
-      </w:r>
-      <w:r>
-        <w:rPr>
-          <w:b w:val="0"/>
-          <w:i/>
-        </w:rPr>
-      </w:r>
-      <w:r>
-        <w:rPr>
-          <w:b w:val="0"/>
-          <w:i w:val="0"/>
-        </w:rPr>
-      </w:r>
-      <w:r>
-        <w:rPr>
-          <w:b w:val="0"/>
-          <w:i/>
-        </w:rPr>
-      </w:r>
-      <w:r>
-        <w:rPr>
-          <w:b w:val="0"/>
-          <w:i w:val="0"/>
-        </w:rPr>
+        <w:t>Al aceptar la propuesta, el nodo Crear Preferencia MP solicita a la API de MercadoPago (POST /checkout/preferences) una preferencia de checkout real; el botón «Pagar ahora» de la factura enviada al cliente apunta a ese checkout, no a un enlace del propio sistema. Cuando el estado del pago cambia, MercadoPago —no el navegador del cliente— invoca el webhook POST /webhook/mp/notificacion. El nodo Obtener Pago MP no confía en el cuerpo de esa notificación: consulta GET /v1/payments/{id} contra la API de MercadoPago, que es la fuente de verdad, y el nodo Procesar Pago MP solo deja pasar el pago si status = approved. Marcar Cobrado MP aplica entonces el mismo patrón de actualización condicional que la aceptación de §4.3.2 (UPDATE ... WHERE estado_pago = 'PENDIENTE'), de modo que una notificación repetida —MercadoPago reintenta hasta recibir 2xx— no genera un segundo cobro ni una segunda notificación. Si la variable MP_ACCESS_TOKEN no está configurada, el sistema no falla: cae a un modo de desarrollo declarado, en el que el enlace de la factura es GET /webhook/pago-confirmado (Figura 10, véase Anexo A).</w:t>
       </w:r>
     </w:p>
     <w:p>
@@ -10642,15 +10594,11 @@
       <w:r>
         <w:rPr>
           <w:b/>
-          <w:i w:val="0"/>
-        </w:rPr>
-        <w:t>Modelo de confianza del modo de desarrollo. El endpoint GET /webhook/pago-confirmado —vigente solo cuando no hay credenciales reales configuradas— conserva el defecto que señalaba una versión anterior de este apartado: el enlace viaja en el PDF que recibe el propio cliente deudor, y cualquiera que lo posea puede marcar la factura como COBRADO sin haber pagado. En el modo de producción, con MP_ACCESS_TOKEN configurado, ese modelo de confianza ya no aplica: el estado COBRADO solo puede originarse en una notificación verificada contra la API de MercadoPago, nunca en una acción del cliente.</w:t>
-      </w:r>
-      <w:r>
-        <w:rPr>
-          <w:b w:val="0"/>
-          <w:i w:val="0"/>
-        </w:rPr>
+        </w:rPr>
+        <w:t>Modelo de confianza del modo de desarrollo.</w:t>
+      </w:r>
+      <w:r>
+        <w:t xml:space="preserve"> El endpoint GET /webhook/pago-confirmado —vigente solo cuando no hay credenciales reales configuradas— conserva un defecto conocido: el enlace viaja en el PDF que recibe el propio cliente deudor, y cualquiera que lo posea puede marcar la factura como COBRADO sin haber pagado. En el modo de producción, con MP_ACCESS_TOKEN configurado, ese modelo de confianza ya no aplica: el estado COBRADO solo puede originarse en una notificación verificada contra la API de MercadoPago, nunca en una acción del cliente.</w:t>
       </w:r>
     </w:p>
     <w:p>
@@ -10905,116 +10853,70 @@
       <w:proofErr w:type="spellStart"/>
       <w:proofErr w:type="spellEnd"/>
       <w:r>
-        <w:rPr>
-          <w:b w:val="0"/>
-          <w:i w:val="0"/>
-        </w:rPr>
         <w:t>El modelo relacional se compone de cinco tablas y dos vistas: cuatro tablas de negocio —</w:t>
       </w:r>
       <w:r>
         <w:rPr>
-          <w:rFonts w:ascii="Consolas" w:hAnsi="Consolas" w:cs="Consolas"/>
-          <w:b w:val="0"/>
-          <w:i w:val="0"/>
+          <w:rFonts w:ascii="Consolas" w:hAnsi="Consolas"/>
         </w:rPr>
         <w:t>leads</w:t>
       </w:r>
       <w:r>
-        <w:rPr>
-          <w:b w:val="0"/>
-          <w:i w:val="0"/>
-        </w:rPr>
         <w:t xml:space="preserve">, </w:t>
       </w:r>
       <w:r>
         <w:rPr>
-          <w:rFonts w:ascii="Consolas" w:hAnsi="Consolas" w:cs="Consolas"/>
-          <w:b w:val="0"/>
-          <w:i w:val="0"/>
+          <w:rFonts w:ascii="Consolas" w:hAnsi="Consolas"/>
         </w:rPr>
         <w:t>facturas</w:t>
       </w:r>
       <w:r>
-        <w:rPr>
-          <w:b w:val="0"/>
-          <w:i w:val="0"/>
-        </w:rPr>
         <w:t xml:space="preserve">, </w:t>
       </w:r>
       <w:r>
         <w:rPr>
-          <w:rFonts w:ascii="Consolas" w:hAnsi="Consolas" w:cs="Consolas"/>
-          <w:b w:val="0"/>
-          <w:i w:val="0"/>
+          <w:rFonts w:ascii="Consolas" w:hAnsi="Consolas"/>
         </w:rPr>
         <w:t>seguimientos</w:t>
       </w:r>
       <w:r>
-        <w:rPr>
-          <w:b w:val="0"/>
-          <w:i w:val="0"/>
-        </w:rPr>
         <w:t xml:space="preserve"> y </w:t>
       </w:r>
       <w:r>
         <w:rPr>
-          <w:rFonts w:ascii="Consolas" w:hAnsi="Consolas" w:cs="Consolas"/>
-          <w:b w:val="0"/>
-          <w:i w:val="0"/>
+          <w:rFonts w:ascii="Consolas" w:hAnsi="Consolas"/>
         </w:rPr>
         <w:t>logs</w:t>
       </w:r>
       <w:r>
-        <w:rPr>
-          <w:b w:val="0"/>
-          <w:i w:val="0"/>
-        </w:rPr>
         <w:t xml:space="preserve">— y la tabla </w:t>
       </w:r>
       <w:r>
         <w:rPr>
-          <w:rFonts w:ascii="Consolas" w:hAnsi="Consolas" w:cs="Consolas"/>
-          <w:b w:val="0"/>
-          <w:i w:val="0"/>
+          <w:rFonts w:ascii="Consolas" w:hAnsi="Consolas"/>
         </w:rPr>
         <w:t>profiles</w:t>
       </w:r>
       <w:r>
-        <w:rPr>
-          <w:b w:val="0"/>
-          <w:i w:val="0"/>
-        </w:rPr>
         <w:t xml:space="preserve">, que asigna a cada usuario un rol de aplicación (§4.6). La Figura 3 presenta el diagrama entidad-relación completo, con los tipos de dato, las claves, las restricciones de integridad y los valores por defecto tomados del archivo </w:t>
       </w:r>
       <w:r>
         <w:rPr>
-          <w:rFonts w:ascii="Consolas" w:hAnsi="Consolas" w:cs="Consolas"/>
-          <w:b w:val="0"/>
-          <w:i w:val="0"/>
+          <w:rFonts w:ascii="Consolas" w:hAnsi="Consolas"/>
         </w:rPr>
         <w:t>db/schema.sql</w:t>
       </w:r>
       <w:r>
-        <w:rPr>
-          <w:b w:val="0"/>
-          <w:i w:val="0"/>
-        </w:rPr>
         <w:t xml:space="preserve"> del repositorio; la Tabla 6 describe la tabla </w:t>
       </w:r>
       <w:r>
         <w:rPr>
-          <w:rFonts w:ascii="Consolas" w:hAnsi="Consolas" w:cs="Consolas"/>
-          <w:b w:val="0"/>
-          <w:i w:val="0"/>
+          <w:rFonts w:ascii="Consolas" w:hAnsi="Consolas"/>
         </w:rPr>
         <w:t>leads</w:t>
       </w:r>
       <w:r>
-        <w:rPr>
-          <w:b w:val="0"/>
-          <w:i w:val="0"/>
-        </w:rPr>
-        <w:t>, núcleo del sistema, y la Tabla 7 resume las restantes. El esquema declara siete tipos enumerados, integridad referencial con borrado en cascada, once índices —tres de ellos compuestos o parciales— y un disparador que mantiene actualizada la marca temporal de modificación. Se trata, en efecto, de elementos que versiones anteriores de este apartado no documentaban y que conviene consignar, porque el trabajo perdía crédito por ingeniería efectivamente realizada.</w:t>
+        <w:t>, núcleo del sistema, y la Tabla 7 resume las restantes. El esquema declara siete tipos enumerados, integridad referencial con borrado en cascada, once índices —tres de ellos compuestos o parciales— y un disparador que mantiene actualizada la marca temporal de modificación.</w:t>
       </w:r>
     </w:p>
     <w:p>
@@ -16282,9 +16184,8 @@
         <w:rPr>
           <w:b w:val="0"/>
           <w:i/>
-          <w:sz w:val="15"/>
-        </w:rPr>
-        <w:t>Nota. Elaboración propia a partir de la vista metrics_mensuales de db/schema.sql y del componente dashboard-client.tsx. La diferencia de alcance temporal entre el indicador «Leads» (mes en curso) y el embudo por estado (histórico acumulado) explica que ambos valores no coincidan en la Figura 6: el indicador declara 4 y la suma del embudo, 14. No se trata de una inconsistencia de datos sino de dos criterios de agregación distintos, que hasta esta revisión no estaban documentados.</w:t>
+        </w:rPr>
+        <w:t>Nota. Elaboración propia a partir de la vista metrics_mensuales de db/schema.sql y del componente dashboard-client.tsx. La diferencia de alcance temporal entre el indicador «Leads» (mes en curso) y el embudo por estado (histórico acumulado) explica que ambos valores no coincidan en la Figura 6: el indicador declara 4 y la suma del embudo, 14. No se trata de una inconsistencia de datos sino de dos criterios de agregación distintos.</w:t>
       </w:r>
     </w:p>
     <w:p>
@@ -17634,11 +17535,7 @@
       <w:proofErr w:type="spellStart"/>
       <w:proofErr w:type="spellEnd"/>
       <w:r>
-        <w:rPr>
-          <w:b w:val="0"/>
-          <w:i w:val="0"/>
-        </w:rPr>
-        <w:t>La comunicación entre el frontend y n8n se realiza mediante los trece webhooks de la Tabla 10. El frontend envía el lead como un objeto JSON con los campos del formulario más metadatos de origen y marca temporal, y consume la respuesta de la aceptación para informar el desenlace al cliente. El contrato completo —objeto de ejemplo, tipos, restricciones y códigos de respuesta— se reproduce en el Anexo D. La tabla incorpora dos columnas que versiones anteriores de este apartado no consignaban: el origen real de cada invocación y el control de origen aplicado. La segunda de ellas hace visible la principal deuda de seguridad del sistema, que se analiza en §4.6.</w:t>
+        <w:t>La comunicación entre el frontend y n8n se realiza mediante los trece webhooks de la Tabla 10. El frontend envía el lead como un objeto JSON con los campos del formulario más metadatos de origen y marca temporal, y consume la respuesta de la aceptación para informar el desenlace al cliente. El contrato completo —objeto de ejemplo, tipos, restricciones y códigos de respuesta— se reproduce en el Anexo D. La tabla incorpora, junto al propósito de cada webhook, el origen real de cada invocación y el control de origen aplicado. Esta última columna hace visible la principal deuda de seguridad del sistema, que se analiza en §4.6.</w:t>
       </w:r>
     </w:p>
     <w:p>
@@ -19534,21 +19431,8 @@
       <w:r>
         <w:rPr>
           <w:b w:val="0"/>
-          <w:i w:val="0"/>
-        </w:rPr>
-        <w:t>De esa descripción se sigue una consecuencia que corresponde explicitar: la seguridad a nivel de fila protege la lectura, no la integridad de los datos. Como no existen políticas de escritura y toda inserción o actualización se realiza con la clave de servicio, la totalidad de la protección de escritura descansa en la custodia de esa clave. En consecuencia, cualquiera que la obtenga puede escribir sin restricción sobre las cinco tablas. Este punto se agrava por el incidente de credenciales descrito en el Capítulo 6.</w:t>
-      </w:r>
-      <w:r>
-        <w:rPr>
-          <w:b/>
-          <w:i w:val="0"/>
-        </w:rPr>
-      </w:r>
-      <w:r>
-        <w:rPr>
-          <w:b w:val="0"/>
-          <w:i w:val="0"/>
-        </w:rPr>
+        </w:rPr>
+        <w:t>De esa descripción se sigue una consecuencia que corresponde explicitar: la seguridad a nivel de fila protege la lectura, no la integridad de los datos. Como no existen políticas de escritura y toda inserción o actualización se realiza con la clave de servicio, la totalidad de la protección de escritura descansa en la custodia de esa clave. En consecuencia, cualquiera que la obtenga puede escribir sin restricción sobre las cinco tablas. Este punto se agravó, mientras estuvo abierto, por el incidente de credenciales descrito en el §6.3, cerrado el 27 de agosto de 2026.</w:t>
       </w:r>
     </w:p>
     <w:p>
@@ -20344,10 +20228,8 @@
             <w:r>
               <w:rPr>
                 <w:b w:val="0"/>
-                <w:i w:val="0"/>
-                <w:sz w:val="13"/>
-              </w:rPr>
-              <w:t>La confidencialidad y la integridad de los datos no están garantizadas mientras las claves no se roten.</w:t>
+              </w:rPr>
+              <w:t>Mientras estuvo abierto: la confidencialidad y la integridad de los datos no estaban garantizadas. Riesgo cerrado con la rotación de las claves.</w:t>
             </w:r>
           </w:p>
         </w:tc>
@@ -20415,11 +20297,9 @@
             </w:pPr>
             <w:r>
               <w:rPr>
-                <w:b/>
-                <w:i w:val="0"/>
-                <w:sz w:val="13"/>
-              </w:rPr>
-              <w:t>Incidente abierto</w:t>
+                <w:b w:val="0"/>
+              </w:rPr>
+              <w:t>Cerrado — 27-ago-2026: rotación de la service_role key y deshabilitación de las claves JWT legacy.</w:t>
             </w:r>
           </w:p>
         </w:tc>
@@ -20745,9 +20625,8 @@
       <w:r>
         <w:rPr>
           <w:b w:val="0"/>
-          <w:i w:val="0"/>
-        </w:rPr>
-        <w:t>El desarrollo de este capítulo identificó siete riesgos de diseño que el sistema no resuelve en su estado actual y que conviene reunir para que la discusión (Capítulo 6) y los trabajos futuros (Capítulo 8) los retomen sin dispersión. Cinco son de seguridad y están consignados en la Tabla 11 (S1 a S5, más S7 como incidente abierto). Los dos restantes son de consistencia funcional: la ausencia de idempotencia en la captación (S6) y la ventana de inconsistencia entre la inserción del lead y el cálculo de su puntaje.</w:t>
+        </w:rPr>
+        <w:t>El desarrollo de este capítulo identificó siete riesgos de diseño que el sistema no resuelve en su estado actual y que conviene reunir para que la discusión (Capítulo 6) y los trabajos futuros (Capítulo 8) los retomen sin dispersión. Cinco son de seguridad y están consignados en la Tabla 11 (S1 a S5); S7, el incidente de credenciales de Supabase que no es un riesgo de diseño sino un episodio puntual, se cerró el 27 de agosto de 2026 y se detalla en el §6.3. Los dos restantes son de consistencia funcional: la ausencia de idempotencia en la captación (S6) y la ventana de inconsistencia entre la inserción del lead y el cálculo de su puntaje.</w:t>
       </w:r>
     </w:p>
     <w:p>
@@ -20791,17 +20670,13 @@
           <w:b w:val="0"/>
           <w:i w:val="0"/>
         </w:rPr>
-        <w:t>Corresponde una precisión sobre el origen de los datos de este capítulo. La columna «Resultado esperado» de la Tabla 12 consigna valores derivados aritméticamente de las reglas declaradas en la Tabla 5, de modo que puede verificarse sin ejecutar el sistema. La columna «Resultado observado» recoge, en cambio, lo que produjo una corrida real del sistema levantado: los escenarios E1, E1b, E2 a E6 y E8 a E10 se ejecutan de forma automatizada con tests/escenarios.mjs, que dispara los webhooks reales de n8n y consulta el estado resultante en la base. Cada corrida escribe docs/evidencia-validacion.md con la tabla de resultados y los tiempos medidos, de manera que cualquiera con el entorno levantado obtiene la misma evidencia y no hace falta creer en la palabra de los autores. Las entradas de la suite son exactamente las declaradas en la Tabla 12, y las aserciones verifican el desglose del score y no sólo su total: un resultado observado que reformulara al esperado no constituiría evidencia. Los escenarios E11 a E13 se dispararon manualmente el 23 de agosto de 2026 desde el editor de n8n —el protocolo ya contempla esa vía para los procesos programados, véase la columna «Escenario y entrada» de la Tabla 12—. E14 sigue sin ejecutar y su celda lo dice; el motivo se detalla más abajo.</w:t>
+        <w:t>Corresponde una precisión sobre el origen de los datos de este capítulo. La columna «Resultado esperado» de la Tabla 12 consigna valores derivados aritméticamente de las reglas declaradas en la Tabla 5, de modo que puede verificarse sin ejecutar el sistema. La columna «Resultado observado» recoge, en cambio, lo que produjo una corrida real del sistema levantado: los escenarios E1, E1b, E2 a E6 y E8 a E10 se ejecutan de forma automatizada con tests/escenarios.mjs, que dispara los webhooks reales de n8n y consulta el estado resultante en la base. Cada corrida escribe docs/evidencia-validacion.md con la tabla de resultados y los tiempos medidos, de manera que cualquiera con el entorno levantado obtiene la misma evidencia y no hace falta creer en la palabra de los autores. Las entradas de la suite son exactamente las declaradas en la Tabla 12, y las aserciones verifican el desglose del score y no sólo su total: un resultado observado que reformulara al esperado no constituiría evidencia. Los escenarios E11 a E13 se dispararon manualmente el 23 de agosto de 2026 desde el editor de n8n —el protocolo ya contempla esa vía para los procesos programados, véase la columna «Escenario y entrada» de la Tabla 12—. E14 se ejecutó contra un doble de prueba, por la indisponibilidad de las credenciales del proveedor; el procedimiento y su alcance se detallan más abajo.</w:t>
       </w:r>
     </w:p>
     <w:p>
       <w:pPr/>
       <w:r>
-        <w:rPr>
-          <w:b w:val="0"/>
-          <w:i w:val="0"/>
-        </w:rPr>
-        <w:t>Alcance de la cobertura: los escenarios E1 a E4 verifican la normalización, la validación y el scoring (OE1 y OE2); E1b, el paso en que el profesional fija los términos y se envía la propuesta (OE3); E5 y E6, la aceptación, la facturación y la protección por token (OE3). E7 cubre la actualización en tiempo real del tablero (OE4); E8 a E10, los caminos alternativos de la gestión posterior a la propuesta (OE3); y E11 a E13, los tres procesos programados (OE5). E14 queda declarado para el cobro real con MercadoPago y aún sin ejecutar (§4.3.3). Los quince escenarios se trazan en la matriz del Anexo E, que en versiones anteriores omitía E8, E9 y E10.</w:t>
+        <w:t>Alcance de la cobertura: los escenarios E1 a E4 verifican la normalización, la validación y el scoring (OE1 y OE2); E1b, el paso en que el profesional fija los términos y se envía la propuesta (OE3); E5 y E6, la aceptación, la facturación y la protección por token (OE3). E7 cubre la actualización en tiempo real del tablero (OE4); E8 a E10, los caminos alternativos de la gestión posterior a la propuesta (OE3); y E11 a E13, los tres procesos programados (OE5). E14 cubre la rama de cobro con MercadoPago, ejecutada contra un doble de prueba por la indisponibilidad de las credenciales del proveedor, según se detalla más adelante en este capítulo (§4.3.3). Los quince escenarios se trazan en la matriz del Anexo E.</w:t>
       </w:r>
     </w:p>
     <w:p>
@@ -22848,12 +22723,7 @@
               <w:jc w:val="left"/>
             </w:pPr>
             <w:r>
-              <w:rPr>
-                <w:b w:val="0"/>
-                <w:i w:val="0"/>
-                <w:sz w:val="13"/>
-              </w:rPr>
-              <w:t>estado_pago antes/después = [registrar] · mp_payment_id persistido = [registrar] · notificación duplicada aplicada una sola vez = [registrar]</w:t>
+              <w:t>estado_pago antes/después = PENDIENTE → COBRADO · mp_payment_id persistido = 900000001 · notificación duplicada aplicada una sola vez (estado y mp_payment_id sin cambios tras la repetición). Corrida del 27-ago-2026 contra el doble de prueba.</w:t>
             </w:r>
           </w:p>
         </w:tc>
@@ -22867,19 +22737,7 @@
               <w:jc w:val="left"/>
             </w:pPr>
             <w:r>
-              <w:rPr>
-                <w:b/>
-                <w:i w:val="0"/>
-                <w:sz w:val="13"/>
-              </w:rPr>
-              <w:t>Pendiente: requiere credenciales de prueba de MercadoPago y el sistema levantado con MP_ACCESS_TOKEN configurado.</w:t>
-            </w:r>
-            <w:r>
-              <w:rPr>
-                <w:b w:val="0"/>
-                <w:i w:val="0"/>
-                <w:sz w:val="13"/>
-              </w:rPr>
+              <w:t>Ejecutado contra un doble que reproduce el contrato documentado de la API de MercadoPago (tests/e14-cobro-mp.mjs, tests/mp-doble.mjs, tests/fixtures-e14/), no contra el servicio real: la activación de credenciales de prueba del proveedor falla por una causa ajena al artefacto (§5). La validación con una operación real queda como trabajo futuro (Capítulo 8, punto 6).</w:t>
             </w:r>
           </w:p>
         </w:tc>
@@ -22891,9 +22749,8 @@
         <w:rPr>
           <w:b w:val="0"/>
           <w:i/>
-          <w:sz w:val="15"/>
-        </w:rPr>
-        <w:t>Nota. Elaboración propia. Los valores de la columna «Resultado esperado» se derivan de las reglas de la Tabla 5 y son verificables por cálculo. Las celdas «[registrar]» y las marcadas «Pendiente» corresponden a evidencia que debe producirse reejecutando los escenarios conforme al protocolo de la Tabla 4; se dejan explícitas para no presentar como observado aquello que no fue registrado en una corrida documentada.</w:t>
+        </w:rPr>
+        <w:t>Nota. Elaboración propia. Los valores de la columna «Resultado esperado» se derivan de las reglas de la Tabla 5 y son verificables por cálculo. Las celdas marcadas «Pendiente» corresponden a evidencia que debe producirse reejecutando los escenarios conforme al protocolo de la Tabla 4; se dejan explícitas para no presentar como observado aquello que no fue registrado en una corrida documentada.</w:t>
       </w:r>
     </w:p>
     <w:p/>
@@ -22905,7 +22762,37 @@
           <w:b w:val="0"/>
           <w:i w:val="0"/>
         </w:rPr>
-        <w:t>Alcance de lo que esta corrida acredita, y de lo que no. La suite automatizada (E1 a E10, doce escenarios desde que E1 se desdobló en la calificación y el envío de la propuesta) ejecuta cada escenario una vez por invocación. Se corrió tres veces seguidas sin cambios en el resultado el 23 de agosto de 2026, y de nuevo el 24, tras incorporar el paso de fijación de términos. Se satisface así la exigencia de tres repeticiones independientes que el protocolo de la Tabla 4 pide para los escenarios de camino principal cubiertos por la suite (E1 a E6, E1b incluido). E7, el único escenario de camino principal ajeno a esta suite, se midió por separado el 26 de agosto de 2026, una vez incluida la tabla leads en la publicación supabase_realtime del proyecto. Fueron tres corridas independientes de cinco repeticiones cada una: se recibieron 15 eventos sobre 15 esperados, con un peor caso de 1,06 s frente al umbral de 3 s del RNF6. Los tres procesos programados (E11–E13) se dispararon manualmente ese mismo día, y el ejercicio resultó más revelador que confirmatorio. Aparecieron tres defectos de expresión reales, no visibles en ninguna lectura estática ni en la suite automatizada, que impedían completar la rama de «último intento» de E11 cuando el proceso manejaba más de un caso a la vez. Se corrigieron; no obstante, el defecto original dejó un lead de prueba en un estado inconsistente, pendiente de reconciliación manual (Tabla 12, E11). Además, al ejercitar E12 se descubrió que las trece notificaciones de Telegram del CRM estaban rotas: primero por una variable de entorno vacía y, tras corregirla, por una credencial de bot vencida. Ninguna corrida anterior lo había detectado, porque verificar el estado en la base no es lo mismo que verificar que el aviso salió. E13 se disparó pero no produjo evidencia: los leads de prueba se eliminan al final de cada corrida de tests/escenarios.mjs, así que no queda actividad de agosto para que la vista agregue. Queda, entonces, un solo escenario sin ejecutar por razones ajenas al código: E14, que requiere credenciales de prueba de MercadoPago y una tarjeta de test, es decir una operación con el proveedor real. E7 estuvo en esa misma situación hasta el 26 de agosto de 2026 —dependía de una opción de configuración de la plataforma, no de un defecto del código—; habilitada la publicación, la medición se ejecutó con scripts/medir-realtime.mjs y el umbral del RNF6 quedó comprobado.</w:t>
+        <w:t>Alcance de lo que esta corrida acredita, y de lo que no. La suite automatizada (E1 a E10, doce escenarios desde que E1 se desdobló en la calificación y el envío de la propuesta) ejecuta cada escenario una vez por invocación. Se corrió tres veces seguidas sin cambios en el resultado el 23 de agosto de 2026, y de nuevo el 24, tras incorporar el paso de fijación de términos. Se satisface así la exigencia de tres repeticiones independientes que el protocolo de la Tabla 4 pide para los escenarios de camino principal cubiertos por la suite (E1 a E6, E1b incluido). E7, el único escenario de camino principal ajeno a esta suite, se midió por separado el 26 de agosto de 2026, una vez incluida la tabla leads en la publicación supabase_realtime del proyecto. Fueron tres corridas independientes de cinco repeticiones cada una: se recibieron 15 eventos sobre 15 esperados, con un peor caso de 1,06 s frente al umbral de 3 s del RNF6. Los tres procesos programados (E11–E13) se dispararon manualmente ese mismo día, y el ejercicio resultó más revelador que confirmatorio. Aparecieron tres defectos de expresión reales, no visibles en ninguna lectura estática ni en la suite automatizada, que impedían completar la rama de «último intento» de E11 cuando el proceso manejaba más de un caso a la vez. Se corrigieron; no obstante, el defecto original dejó un lead de prueba en un estado inconsistente, pendiente de reconciliación manual (Tabla 12, E11). Además, al ejercitar E12 se descubrió que las trece notificaciones de Telegram del CRM estaban rotas: primero por una variable de entorno vacía y, tras corregirla, por una credencial de bot vencida. Ninguna corrida anterior lo había detectado, porque verificar el estado en la base no es lo mismo que verificar que el aviso salió. E13 se disparó pero no produjo evidencia: los leads de prueba se eliminan al final de cada corrida de tests/escenarios.mjs, así que no queda actividad de agosto para que la vista agregue. Queda, entonces, un solo escenario que no pudo ejercitarse contra el proveedor real: E14, que requiere credenciales de prueba de MercadoPago; se lo ejecutó contra un doble que reproduce el contrato documentado de su API, según se detalla a continuación. E7 estuvo en esa misma situación hasta el 26 de agosto de 2026 —dependía de una opción de configuración de la plataforma, no de un defecto del código—; habilitada la publicación, la medición se ejecutó con scripts/medir-realtime.mjs y el umbral del RNF6 quedó comprobado.</w:t>
+      </w:r>
+    </w:p>
+    <w:p>
+      <w:pPr/>
+      <w:proofErr w:type="spellStart"/>
+      <w:proofErr w:type="spellEnd"/>
+      <w:r>
+        <w:t>El escenario E14 merece una explicación aparte, porque su ejecución siguió un camino distinto del resto. El 27 de agosto de 2026 se intentó activar credenciales de prueba en el panel de desarrolladores de MercadoPago para la aplicación registrada del proyecto. La activación falló de forma consistente con un error 422 del propio backend del proveedor (endpoint interno testUserAutomation/create), sin devolver un motivo específico. Se descartó que fuera un problema de la cuenta o de la aplicación: el mismo error se reprodujo creando una cuenta de prueba vendedor nueva y probando desde la cuenta de un tercero independiente, y el patrón —una falla intermitente de la activación de usuarios de prueba en el entorno de sandbox— está documentado en reportes de otros desarrolladores en foros públicos de MercadoPago. La causa es, por lo tanto, del proveedor y no del artefacto.</w:t>
+      </w:r>
+    </w:p>
+    <w:p>
+      <w:pPr/>
+      <w:proofErr w:type="spellStart"/>
+      <w:proofErr w:type="spellEnd"/>
+      <w:r>
+        <w:t>Ante esa indisponibilidad, el escenario se ejecutó contra un doble de prueba que reproduce el contrato documentado de los dos únicos endpoints de MercadoPago que el flujo consume: la creación de la preferencia de Checkout Pro y la consulta del pago. Para poder hacerlo se parametrizó la base de la API como variable de entorno (MP_API_BASE, Tabla 21), con el servicio real como valor por omisión, de modo que el comportamiento de producción no cambia y el artefacto gana testabilidad. Los nodos que intervienen son los reales del flujo, sin modificar. La corrida verificó, con los valores que consigna la Tabla 12: que la preferencia se crea y su identificador se persiste en la factura; que la notificación de pago dispara la consulta del pago contra la API —el flujo no confía en el cuerpo notificado— y que la factura pasa de PENDIENTE a COBRADO con su mp_payment_id; y que una notificación repetida no vuelve a aplicar el efecto. El instrumento es tests/e14-cobro-mp.mjs, con el doble en tests/mp-doble.mjs y el andamiaje en tests/fixtures-e14/, todo versionado en el repositorio, de modo que la corrida es repetible por un tercero.</w:t>
+      </w:r>
+    </w:p>
+    <w:p>
+      <w:pPr/>
+      <w:proofErr w:type="spellStart"/>
+      <w:proofErr w:type="spellEnd"/>
+      <w:r>
+        <w:rPr>
+          <w:b/>
+        </w:rPr>
+        <w:t>Alcance de lo que esa corrida acredita.</w:t>
+      </w:r>
+      <w:r>
+        <w:t xml:space="preserve"> Verifica el comportamiento del artefacto contra el contrato documentado del proveedor, no el del proveedor mismo: un cambio no anunciado en la API de MercadoPago no sería detectado por esta prueba. La validación con una operación real sigue pendiente y se registra como trabajo futuro (Capítulo 8, punto 6). Corresponde una segunda precisión, de método: la factura en estado PENDIENTE sobre la que opera el escenario se sembró directamente en la base como precondición, en lugar de producirse recorriendo el flujo de aceptación, porque los nodos de envío de correo detienen la cadena cuando la credencial OAuth del servicio está vencida, como ocurría en el entorno de la corrida. La emisión de la factura por el camino completo es lo que verifica el escenario E5, ya ejecutado; lo que E14 verifica, y lo que esta corrida ejercita de punta a punta, es la rama de cobro.</w:t>
       </w:r>
     </w:p>
     <w:p>
@@ -24518,16 +24405,14 @@
       <w:r>
         <w:rPr>
           <w:b/>
-          <w:i w:val="0"/>
         </w:rPr>
         <w:t>La arquitectura es híbrida, no autoalojada.</w:t>
       </w:r>
       <w:r>
         <w:rPr>
           <w:b w:val="0"/>
-          <w:i w:val="0"/>
-        </w:rPr>
-        <w:t xml:space="preserve"> El sistema depende de cinco servicios gestionados por terceros: Supabase, Vercel, Gmail, Telegram y Notion. Solo n8n es efectivamente autoalojado, y en un equipo local. La «propiedad total del dato» que §2.8 invocaba como razón para construir no se verifica en el artefacto y así quedó reformulada.</w:t>
+        </w:rPr>
+        <w:t xml:space="preserve"> El sistema depende de cinco servicios gestionados por terceros: Supabase, Vercel, Gmail, Telegram y Notion. Solo n8n es efectivamente autoalojado, y en un equipo local. La «propiedad total del dato» que §2.8 invoca como razón para construir no se verifica, por tanto, en el artefacto.</w:t>
       </w:r>
     </w:p>
     <w:p>
@@ -24537,15 +24422,8 @@
       <w:r>
         <w:rPr>
           <w:b/>
-          <w:i w:val="0"/>
-        </w:rPr>
-        <w:t>El sistema tiene deudas de seguridad conocidas; algunas siguen abiertas y una se cerró en el camino. La Tabla 11 las enumera. La más grave, por su consecuencia de negocio, era que el modo de desarrollo del webhook de pago seguía siendo alcanzable incluso con MercadoPago real configurado: permitía confirmar una factura como cobrada sin pago real de por medio (S2). Se cerró el 23-ago-2026 agregando una verificación que rechaza esa vía en cuanto hay credenciales de MercadoPago activas. Por lo tanto, la confirmación de pago solo puede originarse ya en el proveedor real. La más amplia sigue abierta, aunque se redujo: seis de los trece webhooks no autentican el origen de la invocación. La proporción mejoró en el camino: el cierre de proyecto y el envío de la propuesta pasaron a ser acciones del tablero y adoptaron el Header Auth del resto del panel. Esta última no impide la demostración de viabilidad técnica, pero sí impide el uso con clientes reales.</w:t>
-      </w:r>
-      <w:r>
-        <w:rPr>
-          <w:b w:val="0"/>
-          <w:i w:val="0"/>
-        </w:rPr>
+        </w:rPr>
+        <w:t>El sistema tenía deudas de seguridad conocidas; dos se cerraron en el camino y las demás siguen abiertas. La Tabla 11 las enumera. La primera, por su consecuencia de negocio, era que el modo de desarrollo del webhook de pago seguía siendo alcanzable incluso con MercadoPago real configurado: permitía confirmar una factura como cobrada sin pago real de por medio (S2). Se cerró el 23-ago-2026 agregando una verificación que rechaza esa vía en cuanto hay credenciales de MercadoPago activas. La segunda fue el incidente de credenciales de Supabase (S7, §6.3), cerrado el 27-ago-2026 con la rotación de la service_role key y la deshabilitación de las claves JWT legacy. La deuda más amplia sigue abierta, aunque se redujo: seis de los trece webhooks no autentican el origen de la invocación. La proporción mejoró en el camino: el cierre de proyecto y el envío de la propuesta pasaron a ser acciones del tablero y adoptaron el Header Auth del resto del panel. Esta última no impide la demostración de viabilidad técnica, pero sí impide el uso con clientes reales.</w:t>
       </w:r>
     </w:p>
     <w:p>
@@ -24555,16 +24433,8 @@
       <w:r>
         <w:rPr>
           <w:b/>
-          <w:i w:val="0"/>
-        </w:rPr>
-        <w:t>El sistema opera fuera de dos marcos normativos aplicables.</w:t>
-      </w:r>
-      <w:r>
-        <w:rPr>
-          <w:b w:val="0"/>
-          <w:i w:val="0"/>
-        </w:rPr>
-        <w:t xml:space="preserve"> El comprobante que genera no cumple los requisitos del régimen de facturación electrónica argentino y el tratamiento de datos de contacto de personas identificables no contempla la Ley 25.326 (§1.7). Ambas dimensiones son directamente aplicables al artefacto y su omisión es una limitación del trabajo, no una decisión de alcance neutra.</w:t>
+        </w:rPr>
+        <w:t>El sistema opera fuera de dos marcos normativos aplicables. El comprobante que genera no cumple los requisitos del régimen de facturación electrónica argentino y el tratamiento de datos de contacto de personas identificables no contempla la Ley 25.326; la transferencia de esos datos a encargados domiciliados en países que la Disposición 60-E/2016 no reconoce como de protección adecuada agrega, sobre lo anterior, el régimen del art. 12 de esa ley (§2.9 y §1.7). Ambas dimensiones son directamente aplicables al artefacto y su omisión es una limitación del trabajo, no una decisión de alcance neutra: acota su validez a un entorno de prueba con datos ficticios y excluye la operación con clientes reales hasta que se satisfagan.</w:t>
       </w:r>
     </w:p>
     <w:p>
@@ -24574,83 +24444,65 @@
       <w:r>
         <w:rPr>
           <w:b w:val="0"/>
-          <w:i w:val="0"/>
-        </w:rPr>
-        <w:t>6.3 Incidente de seguridad abierto</w:t>
+        </w:rPr>
+        <w:t>6.3 Incidente de seguridad: exposición y cierre de credenciales</w:t>
       </w:r>
     </w:p>
     <w:p>
       <w:pPr/>
       <w:r>
-        <w:rPr>
-          <w:b w:val="0"/>
-          <w:i w:val="0"/>
-        </w:rPr>
-        <w:t>Durante la configuración inicial del proyecto de Supabase, la secret key y la service_role key se compartieron por un canal de mensajería no seguro. Ninguna de las dos se utilizó en el código ni se almacenó en el repositorio: el frontend emplea únicamente la clave pública, y el motor de automatización guarda la service_role key en sus credenciales internas. Pese a eso, la exposición ocurrió y no ha sido revertida. El proyecto de Supabase pertenece a un tercero, y la regeneración de esas claves requiere un rol de administrador del que el equipo no dispone.</w:t>
-      </w:r>
-      <w:r>
-        <w:rPr>
-          <w:rFonts w:ascii="Consolas" w:hAnsi="Consolas" w:cs="Consolas"/>
-          <w:b w:val="0"/>
-          <w:i w:val="0"/>
-        </w:rPr>
-      </w:r>
-      <w:r>
-        <w:rPr>
-          <w:b w:val="0"/>
-          <w:i w:val="0"/>
-        </w:rPr>
-      </w:r>
-      <w:r>
-        <w:rPr>
-          <w:rFonts w:ascii="Consolas" w:hAnsi="Consolas" w:cs="Consolas"/>
-          <w:b w:val="0"/>
-          <w:i w:val="0"/>
-        </w:rPr>
-      </w:r>
-      <w:r>
-        <w:rPr>
-          <w:b w:val="0"/>
-          <w:i w:val="0"/>
-        </w:rPr>
-      </w:r>
-      <w:r>
-        <w:rPr>
-          <w:rFonts w:ascii="Consolas" w:hAnsi="Consolas" w:cs="Consolas"/>
-          <w:b w:val="0"/>
-          <w:i w:val="0"/>
-        </w:rPr>
-      </w:r>
-      <w:r>
-        <w:rPr>
-          <w:b w:val="0"/>
-          <w:i w:val="0"/>
-        </w:rPr>
+        <w:t xml:space="preserve">Durante la configuración inicial del proyecto de Supabase, la </w:t>
+      </w:r>
+      <w:r>
+        <w:rPr>
+          <w:rFonts w:ascii="Consolas" w:hAnsi="Consolas"/>
+        </w:rPr>
+        <w:t>secret key</w:t>
+      </w:r>
+      <w:r>
+        <w:t xml:space="preserve"> y la </w:t>
+      </w:r>
+      <w:r>
+        <w:rPr>
+          <w:rFonts w:ascii="Consolas" w:hAnsi="Consolas"/>
+        </w:rPr>
+        <w:t>service_role key</w:t>
+      </w:r>
+      <w:r>
+        <w:t xml:space="preserve"> se compartieron por un canal de mensajería no seguro. Ninguna de las dos se utilizó en el código ni se almacenó en el repositorio: el frontend emplea únicamente la clave pública, y el motor de automatización guarda la </w:t>
+      </w:r>
+      <w:r>
+        <w:rPr>
+          <w:rFonts w:ascii="Consolas" w:hAnsi="Consolas"/>
+        </w:rPr>
+        <w:t>service_role key</w:t>
+      </w:r>
+      <w:r>
+        <w:t xml:space="preserve"> en sus credenciales internas. Pese a eso, la exposición ocurrió. El 27 de agosto de 2026 se rotó la </w:t>
+      </w:r>
+      <w:r>
+        <w:rPr>
+          <w:rFonts w:ascii="Consolas" w:hAnsi="Consolas"/>
+        </w:rPr>
+        <w:t>service_role key</w:t>
+      </w:r>
+      <w:r>
+        <w:t xml:space="preserve"> del proyecto y se deshabilitaron las claves JWT legacy que permanecían activas, cerrando ambos frentes de la exposición.</w:t>
       </w:r>
     </w:p>
     <w:p>
       <w:pPr/>
       <w:r>
-        <w:rPr>
-          <w:b w:val="0"/>
-          <w:i w:val="0"/>
-        </w:rPr>
-        <w:t xml:space="preserve">Esto no es una línea de trabajo futuro sino un incidente de seguridad abierto, y como tal se consigna aquí y en la Tabla 11 (S7). Su relevancia es directa: según §4.6, la </w:t>
-      </w:r>
-      <w:r>
-        <w:rPr>
-          <w:rFonts w:ascii="Consolas" w:hAnsi="Consolas" w:cs="Consolas"/>
-          <w:b w:val="0"/>
-          <w:i w:val="0"/>
+        <w:t xml:space="preserve">Mientras estuvo abierto, no fue una línea de trabajo futuro sino un incidente de seguridad activo, y así se consignó aquí y en la Tabla 11 (S7). Su relevancia era directa: según §4.6, la </w:t>
+      </w:r>
+      <w:r>
+        <w:rPr>
+          <w:rFonts w:ascii="Consolas" w:hAnsi="Consolas"/>
         </w:rPr>
         <w:t>service_role key</w:t>
       </w:r>
       <w:r>
-        <w:rPr>
-          <w:b w:val="0"/>
-          <w:i w:val="0"/>
-        </w:rPr>
-        <w:t xml:space="preserve"> evade por diseño la seguridad a nivel de fila y es la única credencial con permiso de escritura sobre las cinco tablas. Mientras no se rote, la integridad de los datos no está garantizada. La resolución —gestionar el acceso con el titular del proyecto o migrar a un proyecto propio— debe completarse antes de cualquier uso real y, preferentemente, antes de la defensa.</w:t>
+        <w:t xml:space="preserve"> evade por diseño la seguridad a nivel de fila y es la única credencial con permiso de escritura sobre las cinco tablas; mientras no se rotara, la integridad de los datos no estaba garantizada. Con la rotación de esa clave y la deshabilitación de las claves JWT legacy completadas el 27 de agosto de 2026, la integridad de los datos vuelve a depender exclusivamente de la custodia normal de credenciales descrita en el §4.6, y no de una exposición sin resolver.</w:t>
       </w:r>
     </w:p>
     <w:p>
@@ -25044,9 +24896,8 @@
       <w:r>
         <w:rPr>
           <w:b w:val="0"/>
-          <w:i w:val="0"/>
-        </w:rPr>
-        <w:t>A partir de las limitaciones y de los riesgos identificados, se proponen las siguientes líneas de trabajo, ordenadas de mayor a menor prioridad. Las tres primeras son condición previa a cualquier uso con clientes reales; las restantes amplían el alcance del sistema o del estudio. Se excluye deliberadamente de esta lista la rotación de credenciales comprometidas: no es una línea de trabajo futuro sino un incidente de seguridad abierto y se trata como tal en §6.3.</w:t>
+        </w:rPr>
+        <w:t>A partir de las limitaciones y de los riesgos identificados, se proponen las siguientes líneas de trabajo, ordenadas de mayor a menor prioridad. Las tres primeras son condición previa a cualquier uso con clientes reales; las restantes amplían el alcance del sistema o del estudio. Esta lista ya no excluye la rotación de credenciales comprometidas: el incidente de seguridad que la motivaba se cerró el 27 de agosto de 2026 y se documenta, resuelto, en el §6.3.</w:t>
       </w:r>
     </w:p>
     <w:p>
@@ -25134,16 +24985,8 @@
       <w:r>
         <w:rPr>
           <w:b/>
-          <w:i w:val="0"/>
-        </w:rPr>
-        <w:t>5. Completar el cumplimiento normativo.</w:t>
-      </w:r>
-      <w:r>
-        <w:rPr>
-          <w:b w:val="0"/>
-          <w:i w:val="0"/>
-        </w:rPr>
-        <w:t xml:space="preserve"> Incorporar los requisitos del régimen de facturación electrónica argentino para que el comprobante tenga validez fiscal, y el tratamiento de datos personales conforme a la Ley 25.326: aviso de privacidad en el formulario, consentimiento informado, política de retención y registro de la base.</w:t>
+        </w:rPr>
+        <w:t>5. Completar el cumplimiento normativo. Es condición previa a operar con clientes reales, no una mejora opcional (§2.9). En materia de datos personales: incorporar al formulario el aviso del art. 6 de la Ley 25.326 —finalidad, destinatarios, identidad del responsable, carácter de cada respuesta y derechos de acceso, rectificación y supresión— con consentimiento expreso y separado para la cesión a terceros (art. 11) y para la transferencia internacional (art. 12), o bien suscribir las cláusulas contractuales tipo de la Disposición 60-E/2016 con cada encargado domiciliado fuera de los países de protección adecuada; definir una política de retención que opere la supresión que exige el art. 4.7; e inscribir la base ante la Agencia de Acceso a la Información Pública (art. 21). En materia fiscal: integrar el servicio web de ARCA para solicitar el CAE de cada comprobante y completar CUIT, punto de venta, tipo de comprobante y numeración correlativa, de modo que el documento deje de ser un comprobante interno y pase a tener validez fiscal.</w:t>
       </w:r>
     </w:p>
     <w:p>
@@ -25151,15 +24994,8 @@
       <w:r>
         <w:rPr>
           <w:b/>
-          <w:i w:val="0"/>
-        </w:rPr>
-        <w:t>6. Cerrar lo que queda de la integración de pagos. La pasarela de pago real ya está integrada (MercadoPago, §4.3.3): la confirmación depende de la API del proveedor, no de una acción del cliente, y la actualización es idempotente. Quedan dos tareas: habilitar por defecto la validación de firma del webhook (MP_WEBHOOK_SECRET), hoy opcional, y evaluar el split de pagos vía la API de Marketplace de MercadoPago cuando el sistema pase a operar con más de un profesional cobrando a cuentas distintas (§4.5).</w:t>
-      </w:r>
-      <w:r>
-        <w:rPr>
-          <w:b w:val="0"/>
-          <w:i w:val="0"/>
-        </w:rPr>
+        </w:rPr>
+        <w:t>6. Cerrar lo que queda de la integración de pagos. La pasarela de pago real ya está integrada (MercadoPago, §4.3.3) y su rama de cobro está verificada contra un doble de prueba (escenario E14). Quedan tres tareas: repetir esa verificación contra el servicio real cuando la activación de credenciales de prueba del proveedor vuelva a estar disponible, que es lo único que la corrida actual no puede acreditar; habilitar por defecto la validación de firma del webhook (MP_WEBHOOK_SECRET), hoy opcional; y evaluar el split de pagos vía la API de Marketplace de MercadoPago cuando el sistema pase a operar con más de un profesional cobrando a cuentas distintas (§4.5).</w:t>
       </w:r>
     </w:p>
     <w:p>
@@ -25308,6 +25144,23 @@
         <w:t>Referencias</w:t>
       </w:r>
       <w:bookmarkEnd w:id="53"/>
+    </w:p>
+    <w:p>
+      <w:pPr/>
+      <w:bookmarkStart w:id="53" w:name="_Toc233808459"/>
+      <w:bookmarkEnd w:id="53"/>
+      <w:r>
+        <w:t xml:space="preserve">Agencia de Recaudación y Control Aduanero. (2026). </w:t>
+      </w:r>
+      <w:r>
+        <w:rPr>
+          <w:i/>
+        </w:rPr>
+        <w:t>Facturación electrónica</w:t>
+      </w:r>
+      <w:r>
+        <w:t>. Recuperado el 27 de agosto de 2026, de https://www.arca.gob.ar</w:t>
+      </w:r>
     </w:p>
     <w:p>
       <w:pPr>
@@ -25336,6 +25189,30 @@
         <w:rPr>
           <w:i w:val="0"/>
         </w:rPr>
+        <w:t xml:space="preserve">Amir, A. R. (2026). </w:t>
+      </w:r>
+      <w:r>
+        <w:rPr>
+          <w:i/>
+        </w:rPr>
+        <w:t>Evaluating workflow automation efficiency using n8n: A small-scale business case study</w:t>
+      </w:r>
+      <w:r>
+        <w:rPr>
+          <w:i w:val="0"/>
+        </w:rPr>
+        <w:t xml:space="preserve"> [Preprint]. ScienceOpen. https://doi.org/10.14293/PR2199.002882.v1</w:t>
+      </w:r>
+    </w:p>
+    <w:p>
+      <w:pPr>
+        <w:spacing w:after="120"/>
+        <w:ind w:left="720" w:hanging="720"/>
+      </w:pPr>
+      <w:r>
+        <w:rPr>
+          <w:i w:val="0"/>
+        </w:rPr>
         <w:t xml:space="preserve">Bucaioni, A., Cicchetti, A., &amp; Ciccozzi, F. (2022). Modelling in low-code development: A multi-vocal systematic review. </w:t>
       </w:r>
       <w:r>
@@ -25349,6 +25226,48 @@
           <w:i w:val="0"/>
         </w:rPr>
         <w:t>(5), 1959–1981. https://doi.org/10.1007/s10270-021-00964-0</w:t>
+      </w:r>
+    </w:p>
+    <w:p>
+      <w:pPr>
+        <w:spacing w:after="120"/>
+        <w:ind w:left="720" w:hanging="720"/>
+      </w:pPr>
+      <w:r>
+        <w:t xml:space="preserve">Dirección Nacional de Protección de Datos Personales. (2016). </w:t>
+      </w:r>
+      <w:r>
+        <w:rPr>
+          <w:i/>
+        </w:rPr>
+        <w:t>Disposición 60-E/2016</w:t>
+      </w:r>
+      <w:r>
+        <w:t>. Ministerio de Justicia y Derechos Humanos. https://servicios.infoleg.gob.ar/infolegInternet/anexos/265000-269999/267922/norma.htm</w:t>
+      </w:r>
+    </w:p>
+    <w:p>
+      <w:pPr>
+        <w:spacing w:after="120"/>
+        <w:ind w:left="720" w:hanging="720"/>
+      </w:pPr>
+      <w:r>
+        <w:rPr>
+          <w:i w:val="0"/>
+        </w:rPr>
+        <w:t xml:space="preserve">Domański, R., Wojciechowski, H., Lewandowicz, J., &amp; Hadaś, Ł. (2023). Digitalization of management processes in small and medium-sized enterprises—An overview of low-code and no-code platforms. </w:t>
+      </w:r>
+      <w:r>
+        <w:rPr>
+          <w:i/>
+        </w:rPr>
+        <w:t>Applied Sciences, 13</w:t>
+      </w:r>
+      <w:r>
+        <w:rPr>
+          <w:i w:val="0"/>
+        </w:rPr>
+        <w:t>(24), Article 13078. https://doi.org/10.3390/app132413078</w:t>
       </w:r>
     </w:p>
     <w:p>
@@ -25849,6 +25768,48 @@
         <w:spacing w:after="120"/>
         <w:ind w:left="720" w:hanging="720"/>
       </w:pPr>
+      <w:r>
+        <w:rPr>
+          <w:i w:val="0"/>
+        </w:rPr>
+        <w:t xml:space="preserve">Lamanna, A. (2025). </w:t>
+      </w:r>
+      <w:r>
+        <w:rPr>
+          <w:i/>
+        </w:rPr>
+        <w:t>A structured evaluation framework for low-code platform selection: A multi-criteria decision model for enterprise digital transformation</w:t>
+      </w:r>
+      <w:r>
+        <w:rPr>
+          <w:i w:val="0"/>
+        </w:rPr>
+        <w:t xml:space="preserve"> [Preprint]. arXiv. https://doi.org/10.48550/arXiv.2510.18590</w:t>
+      </w:r>
+    </w:p>
+    <w:p>
+      <w:pPr>
+        <w:spacing w:after="120"/>
+        <w:ind w:left="720" w:hanging="720"/>
+      </w:pPr>
+      <w:r>
+        <w:t xml:space="preserve">Ley 25.326 de Protección de los Datos Personales. (2000). </w:t>
+      </w:r>
+      <w:r>
+        <w:rPr>
+          <w:i/>
+        </w:rPr>
+        <w:t>Boletín Oficial de la República Argentina</w:t>
+      </w:r>
+      <w:r>
+        <w:t>, 30 de octubre de 2000. https://servicios.infoleg.gob.ar/infolegInternet/anexos/60000-64999/64790/norma.htm</w:t>
+      </w:r>
+    </w:p>
+    <w:p>
+      <w:pPr>
+        <w:spacing w:after="120"/>
+        <w:ind w:left="720" w:hanging="720"/>
+      </w:pPr>
       <w:proofErr w:type="spellStart"/>
       <w:proofErr w:type="spellEnd"/>
       <w:proofErr w:type="spellStart"/>
@@ -25914,6 +25875,30 @@
           <w:i w:val="0"/>
         </w:rPr>
         <w:t>(3), 1561–1590. https://doi.org/10.28991/ESJ-2025-09-03-022</w:t>
+      </w:r>
+    </w:p>
+    <w:p>
+      <w:pPr>
+        <w:spacing w:after="120"/>
+        <w:ind w:left="720" w:hanging="720"/>
+      </w:pPr>
+      <w:r>
+        <w:rPr>
+          <w:i w:val="0"/>
+        </w:rPr>
+        <w:t xml:space="preserve">Muhammad, S., Prybutok, V., &amp; Sinha, V. (2025). Unlocking citizen developer potential: A systematic review and model for digital transformation. </w:t>
+      </w:r>
+      <w:r>
+        <w:rPr>
+          <w:i/>
+        </w:rPr>
+        <w:t>Encyclopedia, 5</w:t>
+      </w:r>
+      <w:r>
+        <w:rPr>
+          <w:i w:val="0"/>
+        </w:rPr>
+        <w:t>(1), Article 36. https://doi.org/10.3390/encyclopedia5010036</w:t>
       </w:r>
     </w:p>
     <w:p>
@@ -31723,11 +31708,7 @@
     </w:p>
     <w:p>
       <w:r>
-        <w:rPr>
-          <w:b w:val="0"/>
-          <w:i w:val="0"/>
-        </w:rPr>
-        <w:t>Este anexo reúne la trazabilidad completa del trabajo en tres matrices. La Tabla 18 vincula el objetivo general, la pregunta de investigación y los cinco objetivos específicos con la sección de diseño que los implementa, el escenario que los valida y la conclusión que los retoma. La Tabla 19 traza los once requisitos funcionales y la Tabla 20, los siete requisitos no funcionales. Las dos últimas no figuraban en versiones anteriores del trabajo, que trazaba objetivos pero no requisitos, con lo que la trazabilidad quedaba incompleta en su mitad.</w:t>
+        <w:t>Este anexo reúne la trazabilidad completa del trabajo en tres matrices. La Tabla 18 vincula el objetivo general, la pregunta de investigación y los cinco objetivos específicos con la sección de diseño que los implementa, el escenario que los valida y la conclusión que los retoma. La Tabla 19 traza los once requisitos funcionales y la Tabla 20, los siete requisitos no funcionales.</w:t>
       </w:r>
     </w:p>
     <w:p>
@@ -32591,9 +32572,8 @@
         <w:rPr>
           <w:b w:val="0"/>
           <w:i/>
-          <w:sz w:val="15"/>
-        </w:rPr>
-        <w:t>Nota. Elaboración propia. Las celdas «[registrar]» dependen de la reejecución de los escenarios conforme al protocolo de la Tabla 4.</w:t>
+        </w:rPr>
+        <w:t>Nota. Elaboración propia.</w:t>
       </w:r>
     </w:p>
     <w:p>
@@ -41070,6 +41050,50 @@
                 <w:sz w:val="14"/>
               </w:rPr>
               <w:t>Identificador de la base de Notion sincronizada.</w:t>
+            </w:r>
+          </w:p>
+        </w:tc>
+      </w:tr>
+      <w:tr>
+        <w:tc>
+          <w:tcPr>
+            <w:tcW w:type="dxa" w:w="2835"/>
+          </w:tcPr>
+          <w:p>
+            <w:pPr>
+              <w:spacing w:after="40" w:before="40"/>
+              <w:jc w:val="left"/>
+            </w:pPr>
+            <w:r>
+              <w:t>MP_API_BASE</w:t>
+            </w:r>
+          </w:p>
+        </w:tc>
+        <w:tc>
+          <w:tcPr>
+            <w:tcW w:type="dxa" w:w="1928"/>
+          </w:tcPr>
+          <w:p>
+            <w:pPr>
+              <w:spacing w:after="40" w:before="40"/>
+              <w:jc w:val="left"/>
+            </w:pPr>
+            <w:r>
+              <w:t>Contenedor de n8n</w:t>
+            </w:r>
+          </w:p>
+        </w:tc>
+        <w:tc>
+          <w:tcPr>
+            <w:tcW w:type="dxa" w:w="4025"/>
+          </w:tcPr>
+          <w:p>
+            <w:pPr>
+              <w:spacing w:after="40" w:before="40"/>
+              <w:jc w:val="left"/>
+            </w:pPr>
+            <w:r>
+              <w:t>Base de la API de MercadoPago. Por omisión https://api.mercadopago.com, es decir el servicio real: no cambia el comportamiento de producción. Se reapunta sólo para ejercitar el escenario E14 contra el doble de prueba (§5).</w:t>
             </w:r>
           </w:p>
         </w:tc>

--- a/FormularioLeads/tesis.docx
+++ b/FormularioLeads/tesis.docx
@@ -2213,16 +2213,11 @@
       <w:r>
         <w:rPr>
           <w:b/>
-          <w:i w:val="0"/>
         </w:rPr>
         <w:t>Pasarela de pago real.</w:t>
       </w:r>
       <w:r>
-        <w:rPr>
-          <w:b w:val="0"/>
-          <w:i w:val="0"/>
-        </w:rPr>
-        <w:t xml:space="preserve"> La integración con MercadoPago (§4.3.3) no se validó con una operación en producción: las pruebas se ejecutaron con credenciales de prueba, y cuando no hay credenciales reales configuradas el sistema cae a un modo de desarrollo que confirma el cobro sin depender del proveedor.</w:t>
+        <w:t xml:space="preserve"> La integración con MercadoPago (§4.3.3) no se validó con una operación en producción. La activación de credenciales de prueba falló del lado del proveedor, de modo que la rama de cobro se ejercitó contra un doble que reproduce el contrato documentado de su API (§5); eso verifica el artefacto, no el servicio. Cuando no hay credenciales reales configuradas, el sistema cae a un modo de desarrollo que confirma el cobro sin depender del proveedor.</w:t>
       </w:r>
     </w:p>
     <w:p>
@@ -33234,12 +33229,7 @@
               <w:jc w:val="left"/>
             </w:pPr>
             <w:r>
-              <w:rPr>
-                <w:b w:val="0"/>
-                <w:i w:val="0"/>
-                <w:sz w:val="14"/>
-              </w:rPr>
-              <w:t>Verificado parcialmente: el registro del cobro se comprueba en el modo de desarrollo (pago idempotente). El cierre del proyecto no tiene escenario propio (E14 pendiente).</w:t>
+              <w:t>Verificado parcialmente. El registro del cobro está verificado por las dos vías que el sistema contempla: el modo de desarrollo (pago idempotente, E5) y la rama real de MercadoPago, ejercitada en E14 con los nodos reales contra un doble que reproduce el contrato documentado de su API —la factura pasa de PENDIENTE a COBRADO, persiste el mp_payment_id y una notificación repetida no vuelve a aplicar el efecto—. Queda sin acreditar la validación contra el servicio real del proveedor (Capítulo 8, punto 6). El cierre del proyecto sigue sin escenario propio: se verificó manualmente.</w:t>
             </w:r>
           </w:p>
         </w:tc>

--- a/FormularioLeads/tesis.docx
+++ b/FormularioLeads/tesis.docx
@@ -164,7 +164,8 @@
     </w:p>
     <w:p>
       <w:r>
-        <w:t>Los autores de este Trabajo Final, Mateo Morgui y Tobías Rivas, declaramos que el presente documento y el artefacto de software que describe son de nuestra autoría, desarrollados bajo la dirección de Alberto Cortez, y que no contienen plagio de fuentes de terceros: toda cita textual o paráfrasis de otros autores está debidamente atribuida en el cuerpo del texto y en la lista de Referencias, conforme a la norma APA 7 declarada en el Capítulo 3.</w:t>
+        <w:rPr/>
+        <w:t>Los autores de este Trabajo Final, Mateo Morgui y Tobías Rivas, declaramos que el presente documento y el artefacto de software que describe son de nuestra autoría, desarrollados bajo la dirección de Alberto Cortez, y que no contienen plagio de fuentes de terceros: toda cita textual o paráfrasis de otros autores está debidamente atribuida en el cuerpo del texto y en la lista de Referencias, conforme a las normas de la American Psychological Association (APA) en su séptima edición, declaradas en el Capítulo 3.</w:t>
       </w:r>
     </w:p>
     <w:p>
@@ -186,1530 +187,6 @@
         <w:t>Resumen</w:t>
       </w:r>
       <w:bookmarkEnd w:id="0"/>
-    </w:p>
-    <w:p>
-      <w:r>
-        <w:t xml:space="preserve">El trabajo aborda la carga administrativa que enfrenta el </w:t>
-      </w:r>
-      <w:proofErr w:type="spellStart"/>
-      <w:r>
-        <w:t>freelancer</w:t>
-      </w:r>
-      <w:proofErr w:type="spellEnd"/>
-      <w:r>
-        <w:t xml:space="preserve"> que trabaja solo: cada cliente potencial exige una secuencia de tareas manuales y repetitivas —responder consultas, calificar la oportunidad, elaborar y enviar una propuesta, hacer seguimiento, facturar, registrar el pago y solicitar un testimonio— que, con varios clientes en paralelo, se acumulan, se retrasan o se olvidan, con la consiguiente pérdida de oportunidades y una imagen poco profesional. Como respuesta se diseñó e implementó una plataforma web que automatiza el ciclo de vida completo del cliente mediante una arquitectura orientada a eventos. La solución integra tres capas: un </w:t>
-      </w:r>
-      <w:proofErr w:type="spellStart"/>
-      <w:r>
-        <w:t>frontend</w:t>
-      </w:r>
-      <w:proofErr w:type="spellEnd"/>
-      <w:r>
-        <w:t xml:space="preserve"> desarrollado en Next.js y </w:t>
-      </w:r>
-      <w:proofErr w:type="spellStart"/>
-      <w:r>
-        <w:t>React</w:t>
-      </w:r>
-      <w:proofErr w:type="spellEnd"/>
-      <w:r>
-        <w:t xml:space="preserve"> que expone un formulario público de captación y un tablero de control autenticado; un motor de orquestación de bajo código, n8n, que coordina la normalización, el </w:t>
-      </w:r>
-      <w:proofErr w:type="spellStart"/>
-      <w:r>
-        <w:t>scoring</w:t>
-      </w:r>
-      <w:proofErr w:type="spellEnd"/>
-      <w:r>
-        <w:t xml:space="preserve">, la generación de propuestas y facturas, y las notificaciones multicanal; y una base de datos relacional gestionada, </w:t>
-      </w:r>
-      <w:proofErr w:type="spellStart"/>
-      <w:r>
-        <w:t>Supabase</w:t>
-      </w:r>
-      <w:proofErr w:type="spellEnd"/>
-      <w:r>
-        <w:t xml:space="preserve"> (PostgreSQL), con seguridad a nivel de fila. El sistema calcula automáticamente un puntaje de prioridad que clasifica cada lead en tres niveles (HOT, WARM y COLD), dispara propuestas por correo, habilita la aceptación mediante un enlace con token de un solo uso, genera la factura en PDF y ejecuta procesos programados de seguimiento, recordatorio de pago y reporte diario de métricas. La validación mediante escenarios controlados verificó el funcionamiento integral de los flujos de captación, calificación, aceptación y facturación; la actualización en tiempo real del tablero quedó fuera de esta verificación por una limitación de configuración de la plataforma utilizada.</w:t>
-      </w:r>
-    </w:p>
-    <w:p/>
-    <w:p>
-      <w:r>
-        <w:rPr>
-          <w:b/>
-        </w:rPr>
-        <w:t>Palabras clave:</w:t>
-      </w:r>
-      <w:r>
-        <w:t xml:space="preserve"> automatización de procesos; orquestación de flujos de trabajo; n8n; gestión de leads; </w:t>
-      </w:r>
-      <w:proofErr w:type="spellStart"/>
-      <w:r>
-        <w:t>scoring</w:t>
-      </w:r>
-      <w:proofErr w:type="spellEnd"/>
-      <w:r>
-        <w:t xml:space="preserve">; arquitectura orientada a eventos; </w:t>
-      </w:r>
-      <w:proofErr w:type="spellStart"/>
-      <w:r>
-        <w:t>Supabase</w:t>
-      </w:r>
-      <w:proofErr w:type="spellEnd"/>
-      <w:r>
-        <w:t>; Next.js.</w:t>
-      </w:r>
-    </w:p>
-    <w:p>
-      <w:pPr/>
-    </w:p>
-    <w:p>
-      <w:pPr>
-        <w:pStyle w:val="Ttulo1"/>
-      </w:pPr>
-      <w:r>
-        <w:rPr>
-          <w:b w:val="0"/>
-          <w:i w:val="0"/>
-        </w:rPr>
-        <w:t>Abstract</w:t>
-      </w:r>
-    </w:p>
-    <w:p>
-      <w:pPr/>
-      <w:r>
-        <w:rPr>
-          <w:b w:val="0"/>
-          <w:i w:val="0"/>
-        </w:rPr>
-        <w:t>This work addresses the administrative burden faced by solo freelancers: every prospective client triggers a sequence of manual, repetitive tasks —answering enquiries, qualifying the opportunity, drafting and sending a proposal, following up, invoicing, recording payment and requesting a testimonial— which, with several clients in parallel, pile up, get delayed or are forgotten, resulting in lost opportunities and an unprofessional image. In response, a web platform was designed and implemented to automate the full client life cycle through an event-driven architecture. The solution integrates three layers: a Next.js and React frontend exposing a public lead-capture form and an authenticated control dashboard; a low-code orchestration engine, n8n, coordinating normalisation, scoring, proposal and invoice generation and multichannel notifications; and a managed relational database, Supabase (PostgreSQL), with row level security. The system automatically computes a priority score that classifies each lead into three tiers (HOT, WARM and COLD), sends proposals by email, enables acceptance through a single-use token link, generates the invoice as a PDF and runs scheduled follow-up, payment reminder and daily metrics reporting processes. Validation through controlled scenarios verified the end-to-end operation of the capture, qualification, acceptance and invoicing flows; the dashboard's real-time updating fell outside this verification due to a platform configuration limitation. The work demonstrates the technical feasibility of the proposed automation; the magnitude of the reduction in administrative workload was not measured and is declared outside the scope.</w:t>
-      </w:r>
-    </w:p>
-    <w:p>
-      <w:pPr/>
-    </w:p>
-    <w:p>
-      <w:pPr/>
-      <w:r>
-        <w:rPr>
-          <w:b w:val="0"/>
-          <w:i/>
-        </w:rPr>
-        <w:t>Keywords:</w:t>
-      </w:r>
-      <w:r>
-        <w:rPr>
-          <w:b w:val="0"/>
-          <w:i w:val="0"/>
-        </w:rPr>
-        <w:t xml:space="preserve"> process automation; workflow orchestration; n8n; lead management; lead scoring; event-driven architecture; Supabase; Next.js.</w:t>
-      </w:r>
-    </w:p>
-    <w:p>
-      <w:r>
-        <w:br w:type="page"/>
-      </w:r>
-    </w:p>
-    <w:p>
-      <w:pPr>
-        <w:pStyle w:val="Ttulo1"/>
-      </w:pPr>
-      <w:bookmarkStart w:id="2" w:name="_Toc233808408"/>
-      <w:r>
-        <w:t>Índice</w:t>
-      </w:r>
-      <w:bookmarkEnd w:id="2"/>
-    </w:p>
-    <w:p>
-      <w:pPr/>
-      <w:r>
-        <w:fldChar w:fldCharType="begin" w:dirty="true"/>
-      </w:r>
-      <w:r>
-        <w:instrText xml:space="preserve"> TOC \o "1-3" \h \z \u </w:instrText>
-      </w:r>
-      <w:r>
-        <w:fldChar w:fldCharType="separate"/>
-      </w:r>
-    </w:p>
-    <w:p>
-      <w:pPr>
-        <w:pStyle w:val="TDC1"/>
-      </w:pPr>
-      <w:r>
-        <w:rPr>
-          <w:b w:val="0"/>
-          <w:i w:val="0"/>
-        </w:rPr>
-        <w:t>Declaración de originalidad y uso de herramientas de inteligencia artificial</w:t>
-      </w:r>
-    </w:p>
-    <w:p>
-      <w:pPr>
-        <w:pStyle w:val="TDC1"/>
-      </w:pPr>
-      <w:r>
-        <w:rPr>
-          <w:b w:val="0"/>
-          <w:i w:val="0"/>
-        </w:rPr>
-        <w:t>Resumen</w:t>
-      </w:r>
-    </w:p>
-    <w:p>
-      <w:pPr>
-        <w:pStyle w:val="TDC1"/>
-      </w:pPr>
-      <w:r>
-        <w:rPr>
-          <w:b w:val="0"/>
-          <w:i w:val="0"/>
-        </w:rPr>
-        <w:t>Abstract</w:t>
-      </w:r>
-    </w:p>
-    <w:p>
-      <w:pPr>
-        <w:pStyle w:val="TDC1"/>
-      </w:pPr>
-      <w:r>
-        <w:rPr>
-          <w:b w:val="0"/>
-          <w:i w:val="0"/>
-        </w:rPr>
-        <w:t>Capítulo 1: Introducción</w:t>
-      </w:r>
-    </w:p>
-    <w:p>
-      <w:pPr>
-        <w:pStyle w:val="TDC2"/>
-      </w:pPr>
-      <w:r>
-        <w:rPr>
-          <w:b w:val="0"/>
-          <w:i w:val="0"/>
-        </w:rPr>
-        <w:t>1.1 Contexto del problema</w:t>
-      </w:r>
-    </w:p>
-    <w:p>
-      <w:pPr>
-        <w:pStyle w:val="TDC2"/>
-      </w:pPr>
-      <w:r>
-        <w:rPr>
-          <w:b w:val="0"/>
-          <w:i w:val="0"/>
-        </w:rPr>
-        <w:t>1.2 Planteamiento del problema</w:t>
-      </w:r>
-    </w:p>
-    <w:p>
-      <w:pPr>
-        <w:pStyle w:val="TDC2"/>
-      </w:pPr>
-      <w:r>
-        <w:rPr>
-          <w:b w:val="0"/>
-          <w:i w:val="0"/>
-        </w:rPr>
-        <w:t>1.3 Tema, problema y pregunta de investigación</w:t>
-      </w:r>
-    </w:p>
-    <w:p>
-      <w:pPr>
-        <w:pStyle w:val="TDC2"/>
-      </w:pPr>
-      <w:r>
-        <w:rPr>
-          <w:b w:val="0"/>
-          <w:i w:val="0"/>
-        </w:rPr>
-        <w:t>1.4 Justificación</w:t>
-      </w:r>
-    </w:p>
-    <w:p>
-      <w:pPr>
-        <w:pStyle w:val="TDC2"/>
-      </w:pPr>
-      <w:r>
-        <w:rPr>
-          <w:b w:val="0"/>
-          <w:i w:val="0"/>
-        </w:rPr>
-        <w:t>1.5 Objetivo general</w:t>
-      </w:r>
-    </w:p>
-    <w:p>
-      <w:pPr>
-        <w:pStyle w:val="TDC2"/>
-      </w:pPr>
-      <w:r>
-        <w:rPr>
-          <w:b w:val="0"/>
-          <w:i w:val="0"/>
-        </w:rPr>
-        <w:t>1.6 Objetivos específicos</w:t>
-      </w:r>
-    </w:p>
-    <w:p>
-      <w:pPr>
-        <w:pStyle w:val="TDC2"/>
-      </w:pPr>
-      <w:r>
-        <w:rPr>
-          <w:b w:val="0"/>
-          <w:i w:val="0"/>
-        </w:rPr>
-        <w:t>1.7 Alcance y limitaciones</w:t>
-      </w:r>
-    </w:p>
-    <w:p>
-      <w:pPr>
-        <w:pStyle w:val="TDC1"/>
-      </w:pPr>
-      <w:r>
-        <w:rPr>
-          <w:b w:val="0"/>
-          <w:i w:val="0"/>
-        </w:rPr>
-        <w:t>Capítulo 2: Marco Teórico</w:t>
-      </w:r>
-    </w:p>
-    <w:p>
-      <w:pPr>
-        <w:pStyle w:val="TDC2"/>
-      </w:pPr>
-      <w:r>
-        <w:rPr>
-          <w:b w:val="0"/>
-          <w:i w:val="0"/>
-        </w:rPr>
-        <w:t>2.1 Automatización de procesos y arquitecturas orientadas a eventos</w:t>
-      </w:r>
-    </w:p>
-    <w:p>
-      <w:pPr>
-        <w:pStyle w:val="TDC2"/>
-      </w:pPr>
-      <w:r>
-        <w:rPr>
-          <w:b w:val="0"/>
-          <w:i w:val="0"/>
-        </w:rPr>
-        <w:t>2.2 Orquestación de bajo código: n8n</w:t>
-      </w:r>
-    </w:p>
-    <w:p>
-      <w:pPr>
-        <w:pStyle w:val="TDC2"/>
-      </w:pPr>
-      <w:r>
-        <w:rPr>
-          <w:b w:val="0"/>
-          <w:i w:val="0"/>
-        </w:rPr>
-        <w:t>2.3 Gestión de leads: normalización, scoring y clasificación</w:t>
-      </w:r>
-    </w:p>
-    <w:p>
-      <w:pPr>
-        <w:pStyle w:val="TDC2"/>
-      </w:pPr>
-      <w:r>
-        <w:rPr>
-          <w:b w:val="0"/>
-          <w:i w:val="0"/>
-        </w:rPr>
-        <w:t>2.4 Backend como servicio y Supabase</w:t>
-      </w:r>
-    </w:p>
-    <w:p>
-      <w:pPr>
-        <w:pStyle w:val="TDC2"/>
-      </w:pPr>
-      <w:r>
-        <w:rPr>
-          <w:b w:val="0"/>
-          <w:i w:val="0"/>
-        </w:rPr>
-        <w:t>2.5 Desarrollo web moderno: Next.js y renderizado híbrido</w:t>
-      </w:r>
-    </w:p>
-    <w:p>
-      <w:pPr>
-        <w:pStyle w:val="TDC2"/>
-      </w:pPr>
-      <w:r>
-        <w:rPr>
-          <w:b w:val="0"/>
-          <w:i w:val="0"/>
-        </w:rPr>
-        <w:t>2.6 Seguridad: autenticación, RLS y tokens de un solo uso</w:t>
-      </w:r>
-    </w:p>
-    <w:p>
-      <w:pPr>
-        <w:pStyle w:val="TDC2"/>
-      </w:pPr>
-      <w:r>
-        <w:rPr>
-          <w:b w:val="0"/>
-          <w:i w:val="0"/>
-        </w:rPr>
-        <w:t>2.7 Antecedentes y estado del arte</w:t>
-      </w:r>
-    </w:p>
-    <w:p>
-      <w:pPr>
-        <w:pStyle w:val="TDC2"/>
-      </w:pPr>
-      <w:r>
-        <w:rPr>
-          <w:b w:val="0"/>
-          <w:i w:val="0"/>
-        </w:rPr>
-        <w:t>2.8 Construir frente a configurar una herramienta existente</w:t>
-      </w:r>
-    </w:p>
-    <w:p>
-      <w:pPr>
-        <w:pStyle w:val="TDC2"/>
-      </w:pPr>
-      <w:r>
-        <w:t>2.9 Encuadre normativo: datos personales y comprobantes fiscales</w:t>
-      </w:r>
-    </w:p>
-    <w:p>
-      <w:pPr>
-        <w:pStyle w:val="TDC1"/>
-      </w:pPr>
-      <w:r>
-        <w:rPr>
-          <w:b w:val="0"/>
-          <w:i w:val="0"/>
-        </w:rPr>
-        <w:t>Capítulo 3: Marco Metodológico</w:t>
-      </w:r>
-    </w:p>
-    <w:p>
-      <w:pPr>
-        <w:pStyle w:val="TDC2"/>
-      </w:pPr>
-      <w:r>
-        <w:rPr>
-          <w:b w:val="0"/>
-          <w:i w:val="0"/>
-        </w:rPr>
-        <w:t>3.1 Tipo y naturaleza del trabajo</w:t>
-      </w:r>
-    </w:p>
-    <w:p>
-      <w:pPr>
-        <w:pStyle w:val="TDC2"/>
-      </w:pPr>
-      <w:r>
-        <w:rPr>
-          <w:b w:val="0"/>
-          <w:i w:val="0"/>
-        </w:rPr>
-        <w:t>3.2 Metodología de desarrollo</w:t>
-      </w:r>
-    </w:p>
-    <w:p>
-      <w:pPr>
-        <w:pStyle w:val="TDC2"/>
-      </w:pPr>
-      <w:r>
-        <w:rPr>
-          <w:b w:val="0"/>
-          <w:i w:val="0"/>
-        </w:rPr>
-        <w:t>3.3 Técnicas de relevamiento</w:t>
-      </w:r>
-    </w:p>
-    <w:p>
-      <w:pPr>
-        <w:pStyle w:val="TDC2"/>
-      </w:pPr>
-      <w:r>
-        <w:rPr>
-          <w:b w:val="0"/>
-          <w:i w:val="0"/>
-        </w:rPr>
-        <w:t>3.4 Requisitos funcionales</w:t>
-      </w:r>
-    </w:p>
-    <w:p>
-      <w:pPr>
-        <w:pStyle w:val="TDC2"/>
-      </w:pPr>
-      <w:r>
-        <w:rPr>
-          <w:b w:val="0"/>
-          <w:i w:val="0"/>
-        </w:rPr>
-        <w:t>3.5 Requisitos no funcionales</w:t>
-      </w:r>
-    </w:p>
-    <w:p>
-      <w:pPr>
-        <w:pStyle w:val="TDC2"/>
-      </w:pPr>
-      <w:r>
-        <w:rPr>
-          <w:b w:val="0"/>
-          <w:i w:val="0"/>
-        </w:rPr>
-        <w:t>3.6 Herramientas y tecnologías</w:t>
-      </w:r>
-    </w:p>
-    <w:p>
-      <w:pPr>
-        <w:pStyle w:val="TDC2"/>
-      </w:pPr>
-      <w:r>
-        <w:rPr>
-          <w:b w:val="0"/>
-          <w:i w:val="0"/>
-        </w:rPr>
-        <w:t>3.7 Estrategia de validación del artefacto</w:t>
-      </w:r>
-    </w:p>
-    <w:p>
-      <w:pPr>
-        <w:pStyle w:val="TDC2"/>
-      </w:pPr>
-      <w:r>
-        <w:rPr>
-          <w:b w:val="0"/>
-          <w:i w:val="0"/>
-        </w:rPr>
-        <w:t>3.8 Protocolo de ejecución y registro de la validación</w:t>
-      </w:r>
-    </w:p>
-    <w:p>
-      <w:pPr>
-        <w:pStyle w:val="TDC1"/>
-      </w:pPr>
-      <w:r>
-        <w:rPr>
-          <w:b w:val="0"/>
-          <w:i w:val="0"/>
-        </w:rPr>
-        <w:t>Capítulo 4: Diseño y Desarrollo del Sistema</w:t>
-      </w:r>
-    </w:p>
-    <w:p>
-      <w:pPr>
-        <w:pStyle w:val="TDC2"/>
-      </w:pPr>
-      <w:r>
-        <w:rPr>
-          <w:b w:val="0"/>
-          <w:i w:val="0"/>
-        </w:rPr>
-        <w:t>4.1 Arquitectura general</w:t>
-      </w:r>
-    </w:p>
-    <w:p>
-      <w:pPr>
-        <w:pStyle w:val="TDC2"/>
-      </w:pPr>
-      <w:r>
-        <w:rPr>
-          <w:b w:val="0"/>
-          <w:i w:val="0"/>
-        </w:rPr>
-        <w:t>4.2 Frontend (Next.js)</w:t>
-      </w:r>
-    </w:p>
-    <w:p>
-      <w:pPr>
-        <w:pStyle w:val="TDC3"/>
-      </w:pPr>
-      <w:r>
-        <w:rPr>
-          <w:b w:val="0"/>
-          <w:i w:val="0"/>
-        </w:rPr>
-        <w:t>4.2.1 Formulario público de captación</w:t>
-      </w:r>
-    </w:p>
-    <w:p>
-      <w:pPr>
-        <w:pStyle w:val="TDC3"/>
-      </w:pPr>
-      <w:r>
-        <w:rPr>
-          <w:b w:val="0"/>
-          <w:i w:val="0"/>
-        </w:rPr>
-        <w:t>4.2.2 Autenticación con Supabase Auth</w:t>
-      </w:r>
-    </w:p>
-    <w:p>
-      <w:pPr>
-        <w:pStyle w:val="TDC3"/>
-      </w:pPr>
-      <w:r>
-        <w:rPr>
-          <w:b w:val="0"/>
-          <w:i w:val="0"/>
-        </w:rPr>
-        <w:t>4.2.3 Protección de rutas</w:t>
-      </w:r>
-    </w:p>
-    <w:p>
-      <w:pPr>
-        <w:pStyle w:val="TDC3"/>
-      </w:pPr>
-      <w:r>
-        <w:rPr>
-          <w:b w:val="0"/>
-          <w:i w:val="0"/>
-        </w:rPr>
-        <w:t>4.2.4 Cliente de Supabase y degradación defensiva</w:t>
-      </w:r>
-    </w:p>
-    <w:p>
-      <w:pPr>
-        <w:pStyle w:val="TDC3"/>
-      </w:pPr>
-      <w:r>
-        <w:rPr>
-          <w:b w:val="0"/>
-          <w:i w:val="0"/>
-        </w:rPr>
-        <w:t>4.2.5 Tablero de control en tiempo real</w:t>
-      </w:r>
-    </w:p>
-    <w:p>
-      <w:pPr>
-        <w:pStyle w:val="TDC3"/>
-      </w:pPr>
-      <w:r>
-        <w:rPr>
-          <w:b w:val="0"/>
-          <w:i w:val="0"/>
-        </w:rPr>
-        <w:t>4.2.6 Página de aceptación de propuestas</w:t>
-      </w:r>
-    </w:p>
-    <w:p>
-      <w:pPr>
-        <w:pStyle w:val="TDC2"/>
-      </w:pPr>
-      <w:r>
-        <w:rPr>
-          <w:b w:val="0"/>
-          <w:i w:val="0"/>
-        </w:rPr>
-        <w:t>4.3 Backend de automatización (n8n)</w:t>
-      </w:r>
-    </w:p>
-    <w:p>
-      <w:pPr>
-        <w:pStyle w:val="TDC3"/>
-      </w:pPr>
-      <w:r>
-        <w:rPr>
-          <w:b w:val="0"/>
-          <w:i w:val="0"/>
-        </w:rPr>
-        <w:t>4.3.1 Captación y calificación (webhook de nuevo lead)</w:t>
-      </w:r>
-    </w:p>
-    <w:p>
-      <w:pPr>
-        <w:pStyle w:val="TDC3"/>
-      </w:pPr>
-      <w:r>
-        <w:rPr>
-          <w:b w:val="0"/>
-          <w:i w:val="0"/>
-        </w:rPr>
-        <w:t>4.3.2 Aceptación y facturación (webhook de lead acepta)</w:t>
-      </w:r>
-    </w:p>
-    <w:p>
-      <w:pPr>
-        <w:pStyle w:val="TDC3"/>
-      </w:pPr>
-      <w:r>
-        <w:rPr>
-          <w:b w:val="0"/>
-          <w:i w:val="0"/>
-        </w:rPr>
-        <w:t>4.3.3 Pago (webhook de confirmación de MercadoPago)</w:t>
-      </w:r>
-    </w:p>
-    <w:p>
-      <w:pPr>
-        <w:pStyle w:val="TDC3"/>
-      </w:pPr>
-      <w:r>
-        <w:rPr>
-          <w:b w:val="0"/>
-          <w:i w:val="0"/>
-        </w:rPr>
-        <w:t>4.3.4 Cierre de proyecto (webhook de proyecto cerrado)</w:t>
-      </w:r>
-    </w:p>
-    <w:p>
-      <w:pPr>
-        <w:pStyle w:val="TDC3"/>
-      </w:pPr>
-      <w:r>
-        <w:rPr>
-          <w:b w:val="0"/>
-          <w:i w:val="0"/>
-        </w:rPr>
-        <w:t>4.3.5 Procesos programados</w:t>
-      </w:r>
-    </w:p>
-    <w:p>
-      <w:pPr>
-        <w:pStyle w:val="TDC3"/>
-      </w:pPr>
-      <w:r>
-        <w:rPr>
-          <w:b w:val="0"/>
-          <w:i w:val="0"/>
-        </w:rPr>
-        <w:t>4.3.6 Manejo de errores</w:t>
-      </w:r>
-    </w:p>
-    <w:p>
-      <w:pPr>
-        <w:pStyle w:val="TDC3"/>
-      </w:pPr>
-      <w:r>
-        <w:rPr>
-          <w:b w:val="0"/>
-          <w:i w:val="0"/>
-        </w:rPr>
-        <w:t>4.3.7 Gestión interactiva del ciclo posterior a la propuesta</w:t>
-      </w:r>
-    </w:p>
-    <w:p>
-      <w:pPr>
-        <w:pStyle w:val="TDC2"/>
-      </w:pPr>
-      <w:r>
-        <w:rPr>
-          <w:b w:val="0"/>
-          <w:i w:val="0"/>
-        </w:rPr>
-        <w:t>4.4 Modelo de datos</w:t>
-      </w:r>
-    </w:p>
-    <w:p>
-      <w:pPr>
-        <w:pStyle w:val="TDC2"/>
-      </w:pPr>
-      <w:r>
-        <w:rPr>
-          <w:b w:val="0"/>
-          <w:i w:val="0"/>
-        </w:rPr>
-        <w:t>4.5 Contratos de integración</w:t>
-      </w:r>
-    </w:p>
-    <w:p>
-      <w:pPr>
-        <w:pStyle w:val="TDC2"/>
-      </w:pPr>
-      <w:r>
-        <w:rPr>
-          <w:b w:val="0"/>
-          <w:i w:val="0"/>
-        </w:rPr>
-        <w:t>4.6 Seguridad</w:t>
-      </w:r>
-    </w:p>
-    <w:p>
-      <w:pPr>
-        <w:pStyle w:val="TDC2"/>
-      </w:pPr>
-      <w:r>
-        <w:rPr>
-          <w:b w:val="0"/>
-          <w:i w:val="0"/>
-        </w:rPr>
-        <w:t>4.7 Decisiones de diseño</w:t>
-      </w:r>
-    </w:p>
-    <w:p>
-      <w:pPr>
-        <w:pStyle w:val="TDC2"/>
-      </w:pPr>
-      <w:r>
-        <w:rPr>
-          <w:b w:val="0"/>
-          <w:i w:val="0"/>
-        </w:rPr>
-        <w:t>4.8 Reglas de negocio</w:t>
-      </w:r>
-    </w:p>
-    <w:p>
-      <w:pPr>
-        <w:pStyle w:val="TDC2"/>
-      </w:pPr>
-      <w:r>
-        <w:rPr>
-          <w:b w:val="0"/>
-          <w:i w:val="0"/>
-        </w:rPr>
-        <w:t>4.9 Síntesis de los riesgos de diseño identificados</w:t>
-      </w:r>
-    </w:p>
-    <w:p>
-      <w:pPr>
-        <w:pStyle w:val="TDC1"/>
-      </w:pPr>
-      <w:r>
-        <w:rPr>
-          <w:b w:val="0"/>
-          <w:i w:val="0"/>
-        </w:rPr>
-        <w:t>Capítulo 5: Resultados y Validación</w:t>
-      </w:r>
-    </w:p>
-    <w:p>
-      <w:pPr>
-        <w:pStyle w:val="TDC1"/>
-      </w:pPr>
-      <w:r>
-        <w:rPr>
-          <w:b w:val="0"/>
-          <w:i w:val="0"/>
-        </w:rPr>
-        <w:t>Capítulo 6: Discusión</w:t>
-      </w:r>
-    </w:p>
-    <w:p>
-      <w:pPr>
-        <w:pStyle w:val="TDC2"/>
-      </w:pPr>
-      <w:r>
-        <w:rPr>
-          <w:b w:val="0"/>
-          <w:i w:val="0"/>
-        </w:rPr>
-        <w:t>6.1 Comparación con el estado del arte</w:t>
-      </w:r>
-    </w:p>
-    <w:p>
-      <w:pPr>
-        <w:pStyle w:val="TDC2"/>
-      </w:pPr>
-      <w:r>
-        <w:rPr>
-          <w:b w:val="0"/>
-          <w:i w:val="0"/>
-        </w:rPr>
-        <w:t>6.2 Limitaciones que comprometen las afirmaciones del trabajo</w:t>
-      </w:r>
-    </w:p>
-    <w:p>
-      <w:pPr>
-        <w:pStyle w:val="TDC2"/>
-      </w:pPr>
-      <w:r>
-        <w:rPr>
-          <w:b w:val="0"/>
-        </w:rPr>
-        <w:t>6.3 Incidente de seguridad: exposición y cierre de credenciales</w:t>
-      </w:r>
-    </w:p>
-    <w:p>
-      <w:pPr>
-        <w:pStyle w:val="TDC1"/>
-      </w:pPr>
-      <w:r>
-        <w:rPr>
-          <w:b w:val="0"/>
-          <w:i w:val="0"/>
-        </w:rPr>
-        <w:t>Capítulo 7: Conclusiones</w:t>
-      </w:r>
-    </w:p>
-    <w:p>
-      <w:pPr>
-        <w:pStyle w:val="TDC2"/>
-      </w:pPr>
-      <w:r>
-        <w:rPr>
-          <w:b w:val="0"/>
-          <w:i w:val="0"/>
-        </w:rPr>
-        <w:t>7.1 Aprendizajes del proceso</w:t>
-      </w:r>
-    </w:p>
-    <w:p>
-      <w:pPr>
-        <w:pStyle w:val="TDC1"/>
-      </w:pPr>
-      <w:r>
-        <w:rPr>
-          <w:b w:val="0"/>
-          <w:i w:val="0"/>
-        </w:rPr>
-        <w:t>Capítulo 8: Trabajos Futuros y Recomendaciones</w:t>
-      </w:r>
-    </w:p>
-    <w:p>
-      <w:pPr>
-        <w:pStyle w:val="TDC1"/>
-      </w:pPr>
-      <w:r>
-        <w:rPr>
-          <w:b w:val="0"/>
-          <w:i w:val="0"/>
-        </w:rPr>
-        <w:t>Referencias</w:t>
-      </w:r>
-    </w:p>
-    <w:p>
-      <w:pPr>
-        <w:pStyle w:val="TDC1"/>
-      </w:pPr>
-      <w:r>
-        <w:rPr>
-          <w:b w:val="0"/>
-          <w:i w:val="0"/>
-        </w:rPr>
-        <w:t>Anexos</w:t>
-      </w:r>
-    </w:p>
-    <w:p>
-      <w:pPr>
-        <w:pStyle w:val="TDC2"/>
-      </w:pPr>
-      <w:r>
-        <w:rPr>
-          <w:b w:val="0"/>
-          <w:i w:val="0"/>
-        </w:rPr>
-        <w:t>Anexo A. Evidencias visuales</w:t>
-      </w:r>
-    </w:p>
-    <w:p>
-      <w:pPr>
-        <w:pStyle w:val="TDC2"/>
-      </w:pPr>
-      <w:r>
-        <w:rPr>
-          <w:b w:val="0"/>
-          <w:i w:val="0"/>
-        </w:rPr>
-        <w:t>Anexo B. Flujos de trabajo de n8n</w:t>
-      </w:r>
-    </w:p>
-    <w:p>
-      <w:pPr>
-        <w:pStyle w:val="TDC2"/>
-      </w:pPr>
-      <w:r>
-        <w:rPr>
-          <w:b w:val="0"/>
-          <w:i w:val="0"/>
-        </w:rPr>
-        <w:t>Anexo C. Seguridad a nivel de fila (esquema de políticas)</w:t>
-      </w:r>
-    </w:p>
-    <w:p>
-      <w:pPr>
-        <w:pStyle w:val="TDC2"/>
-      </w:pPr>
-      <w:r>
-        <w:rPr>
-          <w:b w:val="0"/>
-          <w:i w:val="0"/>
-        </w:rPr>
-        <w:t>Anexo D. Contrato de datos del formulario</w:t>
-      </w:r>
-    </w:p>
-    <w:p>
-      <w:pPr>
-        <w:pStyle w:val="TDC2"/>
-      </w:pPr>
-      <w:r>
-        <w:rPr>
-          <w:b w:val="0"/>
-          <w:i w:val="0"/>
-        </w:rPr>
-        <w:t>Anexo E. Matriz de trazabilidad</w:t>
-      </w:r>
-    </w:p>
-    <w:p>
-      <w:pPr>
-        <w:pStyle w:val="TDC2"/>
-      </w:pPr>
-      <w:r>
-        <w:rPr>
-          <w:b w:val="0"/>
-          <w:i w:val="0"/>
-        </w:rPr>
-        <w:t>Anexo F. Esquema de la base de datos (DDL)</w:t>
-      </w:r>
-    </w:p>
-    <w:p>
-      <w:pPr>
-        <w:pStyle w:val="TDC2"/>
-      </w:pPr>
-      <w:r>
-        <w:rPr>
-          <w:b w:val="0"/>
-          <w:i w:val="0"/>
-        </w:rPr>
-        <w:t>Anexo G. Puesta en marcha del entorno</w:t>
-      </w:r>
-    </w:p>
-    <w:p>
-      <w:pPr/>
-      <w:r>
-        <w:fldChar w:fldCharType="end"/>
-      </w:r>
-    </w:p>
-    <w:p>
-      <w:pPr/>
-      <w:r>
-        <w:rPr>
-          <w:b w:val="0"/>
-          <w:i/>
-          <w:sz w:val="15"/>
-        </w:rPr>
-        <w:t>Los números de página de este índice se generan al actualizar el campo en el procesador de textos (Word: clic derecho sobre el índice → Actualizar campos → Actualizar toda la tabla).</w:t>
-      </w:r>
-    </w:p>
-    <w:p>
-      <w:pPr>
-        <w:pStyle w:val="Ttulo1"/>
-      </w:pPr>
-      <w:r>
-        <w:rPr>
-          <w:b w:val="0"/>
-          <w:i w:val="0"/>
-        </w:rPr>
-        <w:t>Índice de tablas</w:t>
-      </w:r>
-    </w:p>
-    <w:p>
-      <w:pPr>
-        <w:pStyle w:val="TDC1"/>
-      </w:pPr>
-      <w:r>
-        <w:rPr>
-          <w:b w:val="0"/>
-          <w:i w:val="0"/>
-        </w:rPr>
-        <w:t>Tabla 1. Requisitos funcionales del sistema</w:t>
-      </w:r>
-    </w:p>
-    <w:p>
-      <w:pPr>
-        <w:pStyle w:val="TDC1"/>
-      </w:pPr>
-      <w:r>
-        <w:rPr>
-          <w:b w:val="0"/>
-          <w:i w:val="0"/>
-        </w:rPr>
-        <w:t>Tabla 2. Requisitos no funcionales del sistema (ISO/IEC 25010:2023)</w:t>
-      </w:r>
-    </w:p>
-    <w:p>
-      <w:pPr>
-        <w:pStyle w:val="TDC1"/>
-      </w:pPr>
-      <w:r>
-        <w:rPr>
-          <w:b w:val="0"/>
-          <w:i w:val="0"/>
-        </w:rPr>
-        <w:t>Tabla 3. Herramientas y tecnologías utilizadas, con su versión</w:t>
-      </w:r>
-    </w:p>
-    <w:p>
-      <w:pPr>
-        <w:pStyle w:val="TDC1"/>
-      </w:pPr>
-      <w:r>
-        <w:rPr>
-          <w:b w:val="0"/>
-          <w:i w:val="0"/>
-        </w:rPr>
-        <w:t>Tabla 4. Protocolo de ejecución y registro de la validación</w:t>
-      </w:r>
-    </w:p>
-    <w:p>
-      <w:pPr>
-        <w:pStyle w:val="TDC1"/>
-      </w:pPr>
-      <w:r>
-        <w:rPr>
-          <w:b w:val="0"/>
-          <w:i w:val="0"/>
-        </w:rPr>
-        <w:t>Tabla 5. Reglas de cálculo del score</w:t>
-      </w:r>
-    </w:p>
-    <w:p>
-      <w:pPr>
-        <w:pStyle w:val="TDC1"/>
-      </w:pPr>
-      <w:r>
-        <w:rPr>
-          <w:b w:val="0"/>
-          <w:i w:val="0"/>
-        </w:rPr>
-        <w:t>Tabla 6. Esquema de la tabla leads</w:t>
-      </w:r>
-    </w:p>
-    <w:p>
-      <w:pPr>
-        <w:pStyle w:val="TDC1"/>
-      </w:pPr>
-      <w:r>
-        <w:rPr>
-          <w:b w:val="0"/>
-          <w:i w:val="0"/>
-        </w:rPr>
-        <w:t>Tabla 7. Esquema de las tablas facturas, seguimientos, logs y profiles</w:t>
-      </w:r>
-    </w:p>
-    <w:p>
-      <w:pPr>
-        <w:pStyle w:val="TDC1"/>
-      </w:pPr>
-      <w:r>
-        <w:rPr>
-          <w:b w:val="0"/>
-          <w:i w:val="0"/>
-        </w:rPr>
-        <w:t>Tabla 8. Definición operacional de los indicadores del tablero</w:t>
-      </w:r>
-    </w:p>
-    <w:p>
-      <w:pPr>
-        <w:pStyle w:val="TDC1"/>
-      </w:pPr>
-      <w:r>
-        <w:rPr>
-          <w:b w:val="0"/>
-          <w:i w:val="0"/>
-        </w:rPr>
-        <w:t>Tabla 9. Estados del ciclo de vida del lead y del trabajo</w:t>
-      </w:r>
-    </w:p>
-    <w:p>
-      <w:pPr>
-        <w:pStyle w:val="TDC1"/>
-      </w:pPr>
-      <w:r>
-        <w:rPr>
-          <w:b w:val="0"/>
-          <w:i w:val="0"/>
-        </w:rPr>
-        <w:t>Tabla 10. Contratos de integración (webhooks de n8n)</w:t>
-      </w:r>
-    </w:p>
-    <w:p>
-      <w:pPr>
-        <w:pStyle w:val="TDC1"/>
-      </w:pPr>
-      <w:r>
-        <w:rPr>
-          <w:b w:val="0"/>
-          <w:i w:val="0"/>
-        </w:rPr>
-        <w:t>Tabla 11. Deudas de seguridad identificadas y no resueltas</w:t>
-      </w:r>
-    </w:p>
-    <w:p>
-      <w:pPr>
-        <w:pStyle w:val="TDC1"/>
-      </w:pPr>
-      <w:r>
-        <w:rPr>
-          <w:b w:val="0"/>
-          <w:i w:val="0"/>
-        </w:rPr>
-        <w:t>Tabla 12. Escenarios de validación, resultado esperado y evidencia</w:t>
-      </w:r>
-    </w:p>
-    <w:p>
-      <w:pPr>
-        <w:pStyle w:val="TDC1"/>
-      </w:pPr>
-      <w:r>
-        <w:rPr>
-          <w:b w:val="0"/>
-          <w:i w:val="0"/>
-        </w:rPr>
-        <w:t>Tabla 13. Estimación de costo total de propiedad a doce meses</w:t>
-      </w:r>
-    </w:p>
-    <w:p>
-      <w:pPr>
-        <w:pStyle w:val="TDC1"/>
-      </w:pPr>
-      <w:r>
-        <w:rPr>
-          <w:b w:val="0"/>
-          <w:i w:val="0"/>
-        </w:rPr>
-        <w:t>Tabla 14. Comparación funcional frente a las alternativas revisadas en §2.7</w:t>
-      </w:r>
-    </w:p>
-    <w:p>
-      <w:pPr>
-        <w:pStyle w:val="TDC1"/>
-      </w:pPr>
-      <w:r>
-        <w:rPr>
-          <w:b w:val="0"/>
-          <w:i w:val="0"/>
-        </w:rPr>
-        <w:t>Tabla 15. Composición del flujo por tipo de nodo (Anexo B)</w:t>
-      </w:r>
-    </w:p>
-    <w:p>
-      <w:pPr>
-        <w:pStyle w:val="TDC1"/>
-      </w:pPr>
-      <w:r>
-        <w:rPr>
-          <w:b w:val="0"/>
-          <w:i w:val="0"/>
-        </w:rPr>
-        <w:t>Tabla 16. Procesos del flujo, disparador y nodos principales (Anexo B)</w:t>
-      </w:r>
-    </w:p>
-    <w:p>
-      <w:pPr>
-        <w:pStyle w:val="TDC1"/>
-      </w:pPr>
-      <w:r>
-        <w:rPr>
-          <w:b w:val="0"/>
-          <w:i w:val="0"/>
-        </w:rPr>
-        <w:t>Tabla 17. Contrato de datos de entrada del webhook de captación (Anexo D)</w:t>
-      </w:r>
-    </w:p>
-    <w:p>
-      <w:pPr>
-        <w:pStyle w:val="TDC1"/>
-      </w:pPr>
-      <w:r>
-        <w:rPr>
-          <w:b w:val="0"/>
-          <w:i w:val="0"/>
-        </w:rPr>
-        <w:t>Tabla 18. Matriz de trazabilidad de objetivos y pregunta de investigación (Anexo E)</w:t>
-      </w:r>
-    </w:p>
-    <w:p>
-      <w:pPr>
-        <w:pStyle w:val="TDC1"/>
-      </w:pPr>
-      <w:r>
-        <w:rPr>
-          <w:b w:val="0"/>
-          <w:i w:val="0"/>
-        </w:rPr>
-        <w:t>Tabla 19. Trazabilidad de los requisitos funcionales (Anexo E)</w:t>
-      </w:r>
-    </w:p>
-    <w:p>
-      <w:pPr>
-        <w:pStyle w:val="TDC1"/>
-      </w:pPr>
-      <w:r>
-        <w:rPr>
-          <w:b w:val="0"/>
-          <w:i w:val="0"/>
-        </w:rPr>
-        <w:t>Tabla 20. Trazabilidad de los requisitos no funcionales (Anexo E)</w:t>
-      </w:r>
-    </w:p>
-    <w:p>
-      <w:pPr>
-        <w:pStyle w:val="TDC1"/>
-      </w:pPr>
-      <w:r>
-        <w:rPr>
-          <w:b w:val="0"/>
-          <w:i w:val="0"/>
-        </w:rPr>
-        <w:t>Tabla 21. Variables de entorno requeridas (Anexo G)</w:t>
-      </w:r>
-    </w:p>
-    <w:p>
-      <w:pPr>
-        <w:pStyle w:val="Ttulo1"/>
-      </w:pPr>
-      <w:r>
-        <w:rPr>
-          <w:b w:val="0"/>
-          <w:i w:val="0"/>
-        </w:rPr>
-        <w:t>Índice de figuras</w:t>
-      </w:r>
-    </w:p>
-    <w:p>
-      <w:pPr>
-        <w:pStyle w:val="TDC1"/>
-      </w:pPr>
-      <w:r>
-        <w:rPr>
-          <w:b w:val="0"/>
-          <w:i w:val="0"/>
-        </w:rPr>
-        <w:t>Figura 1. Arquitectura en tres capas del sistema (§4.1)</w:t>
-      </w:r>
-    </w:p>
-    <w:p>
-      <w:pPr>
-        <w:pStyle w:val="TDC1"/>
-      </w:pPr>
-      <w:r>
-        <w:rPr>
-          <w:b w:val="0"/>
-          <w:i w:val="0"/>
-        </w:rPr>
-        <w:t>Figura 2. Diagrama de secuencia del flujo de aceptación y facturación (§4.3.2)</w:t>
-      </w:r>
-    </w:p>
-    <w:p>
-      <w:pPr>
-        <w:pStyle w:val="TDC1"/>
-      </w:pPr>
-      <w:r>
-        <w:rPr>
-          <w:b w:val="0"/>
-          <w:i w:val="0"/>
-        </w:rPr>
-        <w:t>Figura 3. Diagrama entidad-relación del modelo de datos (§4.4)</w:t>
-      </w:r>
-    </w:p>
-    <w:p>
-      <w:pPr>
-        <w:pStyle w:val="TDC1"/>
-      </w:pPr>
-      <w:r>
-        <w:rPr>
-          <w:b w:val="0"/>
-          <w:i w:val="0"/>
-        </w:rPr>
-        <w:t>Figura 4. Máquinas de estados del lead y del trabajo (§4.4)</w:t>
-      </w:r>
-    </w:p>
-    <w:p>
-      <w:pPr>
-        <w:pStyle w:val="TDC1"/>
-      </w:pPr>
-      <w:r>
-        <w:rPr>
-          <w:b w:val="0"/>
-          <w:i w:val="0"/>
-        </w:rPr>
-        <w:t>Figura 5. Formulario público de captación de leads (Anexo A)</w:t>
-      </w:r>
-    </w:p>
-    <w:p>
-      <w:pPr>
-        <w:pStyle w:val="TDC1"/>
-      </w:pPr>
-      <w:r>
-        <w:rPr>
-          <w:b w:val="0"/>
-          <w:i w:val="0"/>
-        </w:rPr>
-        <w:t>Figura 6. Tablero de control interno (Anexo A)</w:t>
-      </w:r>
-    </w:p>
-    <w:p>
-      <w:pPr>
-        <w:pStyle w:val="TDC1"/>
-      </w:pPr>
-      <w:r>
-        <w:rPr>
-          <w:b w:val="0"/>
-          <w:i w:val="0"/>
-        </w:rPr>
-        <w:t>Figura 7. Página pública de aceptación de propuesta (Anexo A)</w:t>
-      </w:r>
-    </w:p>
-    <w:p>
-      <w:pPr>
-        <w:pStyle w:val="TDC1"/>
-      </w:pPr>
-      <w:r>
-        <w:rPr>
-          <w:b w:val="0"/>
-          <w:i w:val="0"/>
-        </w:rPr>
-        <w:t>Figura 8. Flujo de captación y calificación en n8n (Anexo A)</w:t>
-      </w:r>
-    </w:p>
-    <w:p>
-      <w:pPr>
-        <w:pStyle w:val="TDC1"/>
-      </w:pPr>
-      <w:r>
-        <w:rPr>
-          <w:b w:val="0"/>
-          <w:i w:val="0"/>
-        </w:rPr>
-        <w:t>Figura 9. Flujo de aceptación y facturación en n8n (Anexo A)</w:t>
-      </w:r>
-    </w:p>
-    <w:p>
-      <w:pPr>
-        <w:pStyle w:val="TDC1"/>
-      </w:pPr>
-      <w:r>
-        <w:rPr>
-          <w:b w:val="0"/>
-          <w:i w:val="0"/>
-        </w:rPr>
-        <w:t>Figura 10. Flujo de confirmación de pago en n8n (Anexo A)</w:t>
-      </w:r>
-    </w:p>
-    <w:p>
-      <w:pPr>
-        <w:pStyle w:val="TDC1"/>
-      </w:pPr>
-      <w:r>
-        <w:rPr>
-          <w:b w:val="0"/>
-          <w:i w:val="0"/>
-        </w:rPr>
-        <w:t>Figura 11. Flujo de cierre de proyecto en n8n (Anexo A)</w:t>
-      </w:r>
-    </w:p>
-    <w:p>
-      <w:pPr>
-        <w:pStyle w:val="TDC1"/>
-      </w:pPr>
-      <w:r>
-        <w:rPr>
-          <w:b w:val="0"/>
-          <w:i w:val="0"/>
-        </w:rPr>
-        <w:t>Figura 12. Procesos programados en n8n (Anexo A)</w:t>
-      </w:r>
-    </w:p>
-    <w:p>
-      <w:pPr>
-        <w:pStyle w:val="TDC1"/>
-      </w:pPr>
-      <w:r>
-        <w:rPr>
-          <w:b w:val="0"/>
-          <w:i w:val="0"/>
-        </w:rPr>
-        <w:t>Figura 13. Correo de propuesta generado por el sistema (Anexo A)</w:t>
-      </w:r>
-    </w:p>
-    <w:p>
-      <w:pPr>
-        <w:pStyle w:val="TDC1"/>
-      </w:pPr>
-      <w:r>
-        <w:rPr>
-          <w:b w:val="0"/>
-          <w:i w:val="0"/>
-        </w:rPr>
-        <w:t>Figura 14. Correo de envío de la factura (Anexo A)</w:t>
-      </w:r>
-    </w:p>
-    <w:p>
-      <w:pPr>
-        <w:pStyle w:val="TDC1"/>
-      </w:pPr>
-      <w:r>
-        <w:rPr>
-          <w:b w:val="0"/>
-          <w:i w:val="0"/>
-        </w:rPr>
-        <w:t>Figura 15. Comprobante en PDF generado por el sistema (Anexo A)</w:t>
-      </w:r>
-    </w:p>
-    <w:p>
-      <w:pPr>
-        <w:pStyle w:val="TDC1"/>
-      </w:pPr>
-      <w:r>
-        <w:rPr>
-          <w:b w:val="0"/>
-          <w:i w:val="0"/>
-        </w:rPr>
-        <w:t>Figura 16. Clasificación de leads por score y nivel (Anexo A)</w:t>
-      </w:r>
-    </w:p>
-    <w:p>
-      <w:pPr>
-        <w:pStyle w:val="TDC1"/>
-      </w:pPr>
-      <w:r>
-        <w:rPr>
-          <w:b w:val="0"/>
-          <w:i w:val="0"/>
-        </w:rPr>
-        <w:t>Figura 17. Validación del formulario ante entrada inválida (Anexo A)</w:t>
-      </w:r>
-    </w:p>
-    <w:p>
-      <w:pPr>
-        <w:pStyle w:val="TDC1"/>
-      </w:pPr>
-      <w:r>
-        <w:rPr>
-          <w:b w:val="0"/>
-          <w:i w:val="0"/>
-        </w:rPr>
-        <w:t>Figura 18. Los cuatro desenlaces de la página pública de aceptación de propuesta (Anexo A)</w:t>
-      </w:r>
-    </w:p>
-    <w:p>
-      <w:r>
-        <w:fldChar w:fldCharType="end"/>
-      </w:r>
-    </w:p>
-    <w:p>
-      <w:r>
-        <w:br w:type="page"/>
-      </w:r>
-    </w:p>
-    <w:p>
-      <w:pPr>
-        <w:pStyle w:val="Ttulo1"/>
-      </w:pPr>
-      <w:bookmarkStart w:id="3" w:name="_Toc233808409"/>
-      <w:r>
-        <w:t>Capítulo 1: Introducción</w:t>
-      </w:r>
-      <w:bookmarkEnd w:id="3"/>
-    </w:p>
-    <w:p>
-      <w:r>
-        <w:t>Este capítulo delimita el problema que motiva el trabajo, distingue el tema de la pregunta de investigación, justifica la relevancia de la propuesta y fija los objetivos y el alcance que ordenan el resto del documento.</w:t>
-      </w:r>
-    </w:p>
-    <w:p>
-      <w:pPr>
-        <w:pStyle w:val="Ttulo2"/>
-      </w:pPr>
-      <w:bookmarkStart w:id="4" w:name="_Toc233808410"/>
-      <w:r>
-        <w:t>1.1 Contexto del problema</w:t>
-      </w:r>
-      <w:bookmarkEnd w:id="4"/>
     </w:p>
     <w:p>
       <w:proofErr w:type="spellStart"/>
@@ -1723,395 +200,1488 @@
       <w:proofErr w:type="spellStart"/>
       <w:proofErr w:type="spellEnd"/>
       <w:r>
-        <w:rPr>
-          <w:b w:val="0"/>
-          <w:i w:val="0"/>
-        </w:rPr>
-        <w:t>El trabajo independiente en el sector del software y los servicios digitales ha crecido de forma sostenida. El Online Labour Index registró un crecimiento interanual cercano al 20 % en la demanda de trabajo digital por proyecto (Kässi y Lehdonvirta, 2018). Asimismo, en América Latina y el Caribe la Organización Internacional del Trabajo documenta una expansión reciente del trabajo mediado por plataformas digitales basadas en la web (OIT, 2025). El freelancer que ofrece desarrollo web, diseño, marketing o consultoría opera, en la mayoría de los casos, como una unidad de una sola persona: es simultáneamente quien vende, produce, factura y da soporte. A diferencia de una empresa con áreas comerciales y administrativas diferenciadas, el profesional independiente concentra todas esas funciones, lo que traslada una parte significativa de su tiempo productivo hacia tareas administrativas de bajo valor agregado.</w:t>
-      </w:r>
-    </w:p>
-    <w:p>
-      <w:r>
-        <w:t>Cada nuevo contacto comercial —o lead— inicia un ciclo que, gestionado manualmente, resulta frágil: recibir y ordenar los datos del interesado, evaluar si la oportunidad conviene, redactar una propuesta, enviarla, recordar el seguimiento si no hay respuesta, emitir la factura al cerrar, controlar el cobro y pedir un testimonio. Con un único cliente el proceso es abordable; con varios en paralelo, los pasos se superponen, se posponen o se pierden.</w:t>
+        <w:rPr/>
+        <w:t>El trabajo aborda la carga administrativa que enfrenta el freelancer que trabaja solo: cada cliente potencial exige una secuencia de tareas manuales y repetitivas —responder consultas, calificar la oportunidad, elaborar y enviar una propuesta, hacer seguimiento, facturar, registrar el pago y solicitar un testimonio— que, con varios clientes en paralelo, se acumulan, se retrasan o se olvidan, con la consiguiente pérdida de oportunidades y una imagen poco profesional. Como respuesta se diseñó e implementó una plataforma web que automatiza el ciclo de vida completo del cliente mediante una arquitectura orientada a eventos. La solución integra tres capas: un frontend desarrollado en Next.js y React que expone un formulario público de captación y un tablero de control autenticado; un motor de orquestación de bajo código, n8n, que coordina la normalización, el scoring, la generación de propuestas y facturas, y las notificaciones multicanal; y una base de datos relacional gestionada, Supabase (PostgreSQL), con seguridad a nivel de fila. El sistema calcula automáticamente un puntaje de prioridad que clasifica cada lead en tres niveles (HOT, WARM y COLD), dispara propuestas por correo, habilita la aceptación mediante un enlace con token de un solo uso, genera la factura en PDF y ejecuta procesos programados de seguimiento, recordatorio de pago y reporte diario de métricas. La validación mediante escenarios controlados verificó el funcionamiento integral de los flujos de captación, calificación, aceptación y facturación, y también la actualización en tiempo real del tablero, cuya latencia se midió por debajo del umbral fijado. El trabajo demuestra la viabilidad técnica de la automatización propuesta; la magnitud de la reducción de la carga administrativa no se midió y se declara fuera de alcance.</w:t>
+      </w:r>
+    </w:p>
+    <w:p/>
+    <w:p>
+      <w:r>
+        <w:rPr>
+          <w:b/>
+        </w:rPr>
+        <w:t>Palabras clave:</w:t>
+      </w:r>
+      <w:r>
+        <w:t xml:space="preserve"> automatización de procesos; orquestación de flujos de trabajo; n8n; gestión de leads; </w:t>
+      </w:r>
+      <w:proofErr w:type="spellStart"/>
+      <w:r>
+        <w:t>scoring</w:t>
+      </w:r>
+      <w:proofErr w:type="spellEnd"/>
+      <w:r>
+        <w:t xml:space="preserve">; arquitectura orientada a eventos; </w:t>
+      </w:r>
+      <w:proofErr w:type="spellStart"/>
+      <w:r>
+        <w:t>Supabase</w:t>
+      </w:r>
+      <w:proofErr w:type="spellEnd"/>
+      <w:r>
+        <w:t>; Next.js.</w:t>
+      </w:r>
+    </w:p>
+    <w:p>
+      <w:pPr/>
+    </w:p>
+    <w:p>
+      <w:pPr>
+        <w:pStyle w:val="Ttulo1"/>
+      </w:pPr>
+      <w:r>
+        <w:rPr>
+          <w:b w:val="0"/>
+          <w:i w:val="0"/>
+        </w:rPr>
+        <w:t>Abstract</w:t>
+      </w:r>
+    </w:p>
+    <w:p>
+      <w:pPr/>
+      <w:r>
+        <w:rPr>
+          <w:b w:val="0"/>
+          <w:i w:val="0"/>
+        </w:rPr>
+        <w:t>This work addresses the administrative burden faced by solo freelancers: every prospective client triggers a sequence of manual, repetitive tasks —answering enquiries, qualifying the opportunity, drafting and sending a proposal, following up, invoicing, recording payment and requesting a testimonial— which, with several clients in parallel, pile up, get delayed or are forgotten, resulting in lost opportunities and an unprofessional image. In response, a web platform was designed and implemented to automate the full client life cycle through an event-driven architecture. The solution integrates three layers: a Next.js and React frontend exposing a public lead-capture form and an authenticated control dashboard; a low-code orchestration engine, n8n, coordinating normalisation, scoring, proposal and invoice generation and multichannel notifications; and a managed relational database, Supabase (PostgreSQL), with row level security. The system automatically computes a priority score that classifies each lead into three tiers (HOT, WARM and COLD), sends proposals by email, enables acceptance through a single-use token link, generates the invoice as a PDF and runs scheduled follow-up, payment reminder and daily metrics reporting processes. Validation through controlled scenarios verified the end-to-end operation of the capture, qualification, acceptance and invoicing flows, as well as the dashboard's real-time updating, whose latency was measured below the established threshold. The work demonstrates the technical feasibility of the proposed automation; the magnitude of the reduction in administrative workload was not measured and is declared outside the scope.</w:t>
+      </w:r>
+    </w:p>
+    <w:p>
+      <w:pPr/>
+    </w:p>
+    <w:p>
+      <w:pPr/>
+      <w:r>
+        <w:rPr>
+          <w:b w:val="0"/>
+          <w:i/>
+        </w:rPr>
+        <w:t>Keywords:</w:t>
+      </w:r>
+      <w:r>
+        <w:rPr>
+          <w:b w:val="0"/>
+          <w:i w:val="0"/>
+        </w:rPr>
+        <w:t xml:space="preserve"> process automation; workflow orchestration; n8n; lead management; lead scoring; event-driven architecture; Supabase; Next.js.</w:t>
+      </w:r>
+    </w:p>
+    <w:p>
+      <w:r>
+        <w:br w:type="page"/>
+      </w:r>
+    </w:p>
+    <w:p>
+      <w:pPr>
+        <w:pStyle w:val="Ttulo1"/>
+      </w:pPr>
+      <w:bookmarkStart w:id="2" w:name="_Toc233808408"/>
+      <w:r>
+        <w:t>Índice</w:t>
+      </w:r>
+      <w:bookmarkEnd w:id="2"/>
+    </w:p>
+    <w:p>
+      <w:pPr/>
+      <w:r>
+        <w:fldChar w:fldCharType="begin" w:dirty="true"/>
+      </w:r>
+      <w:r>
+        <w:instrText xml:space="preserve"> TOC \o "1-3" \h \z \u </w:instrText>
+      </w:r>
+      <w:r>
+        <w:fldChar w:fldCharType="separate"/>
+      </w:r>
+    </w:p>
+    <w:p>
+      <w:pPr>
+        <w:pStyle w:val="TDC1"/>
+      </w:pPr>
+      <w:r>
+        <w:rPr>
+          <w:b w:val="0"/>
+          <w:i w:val="0"/>
+        </w:rPr>
+        <w:t>Declaración de originalidad y uso de herramientas de inteligencia artificial</w:t>
+      </w:r>
+    </w:p>
+    <w:p>
+      <w:pPr>
+        <w:pStyle w:val="TDC1"/>
+      </w:pPr>
+      <w:r>
+        <w:rPr>
+          <w:b w:val="0"/>
+          <w:i w:val="0"/>
+        </w:rPr>
+        <w:t>Resumen</w:t>
+      </w:r>
+    </w:p>
+    <w:p>
+      <w:pPr>
+        <w:pStyle w:val="TDC1"/>
+      </w:pPr>
+      <w:r>
+        <w:rPr>
+          <w:b w:val="0"/>
+          <w:i w:val="0"/>
+        </w:rPr>
+        <w:t>Abstract</w:t>
+      </w:r>
+    </w:p>
+    <w:p>
+      <w:pPr>
+        <w:pStyle w:val="TDC1"/>
+      </w:pPr>
+      <w:r>
+        <w:rPr>
+          <w:b w:val="0"/>
+          <w:i w:val="0"/>
+        </w:rPr>
+        <w:t>Capítulo 1: Introducción</w:t>
+      </w:r>
+    </w:p>
+    <w:p>
+      <w:pPr>
+        <w:pStyle w:val="TDC2"/>
+      </w:pPr>
+      <w:r>
+        <w:rPr>
+          <w:b w:val="0"/>
+          <w:i w:val="0"/>
+        </w:rPr>
+        <w:t>1.1 Contexto del problema</w:t>
+      </w:r>
+    </w:p>
+    <w:p>
+      <w:pPr>
+        <w:pStyle w:val="TDC2"/>
+      </w:pPr>
+      <w:r>
+        <w:rPr>
+          <w:b w:val="0"/>
+          <w:i w:val="0"/>
+        </w:rPr>
+        <w:t>1.2 Planteamiento del problema</w:t>
+      </w:r>
+    </w:p>
+    <w:p>
+      <w:pPr>
+        <w:pStyle w:val="TDC2"/>
+      </w:pPr>
+      <w:r>
+        <w:rPr>
+          <w:b w:val="0"/>
+          <w:i w:val="0"/>
+        </w:rPr>
+        <w:t>1.3 Tema, problema y pregunta de investigación</w:t>
+      </w:r>
+    </w:p>
+    <w:p>
+      <w:pPr>
+        <w:pStyle w:val="TDC2"/>
+      </w:pPr>
+      <w:r>
+        <w:rPr>
+          <w:b w:val="0"/>
+          <w:i w:val="0"/>
+        </w:rPr>
+        <w:t>1.4 Justificación</w:t>
+      </w:r>
+    </w:p>
+    <w:p>
+      <w:pPr>
+        <w:pStyle w:val="TDC2"/>
+      </w:pPr>
+      <w:r>
+        <w:rPr>
+          <w:b w:val="0"/>
+          <w:i w:val="0"/>
+        </w:rPr>
+        <w:t>1.5 Objetivo general</w:t>
+      </w:r>
+    </w:p>
+    <w:p>
+      <w:pPr>
+        <w:pStyle w:val="TDC2"/>
+      </w:pPr>
+      <w:r>
+        <w:rPr>
+          <w:b w:val="0"/>
+          <w:i w:val="0"/>
+        </w:rPr>
+        <w:t>1.6 Objetivos específicos</w:t>
+      </w:r>
+    </w:p>
+    <w:p>
+      <w:pPr>
+        <w:pStyle w:val="TDC2"/>
+      </w:pPr>
+      <w:r>
+        <w:rPr>
+          <w:b w:val="0"/>
+          <w:i w:val="0"/>
+        </w:rPr>
+        <w:t>1.7 Alcance y limitaciones</w:t>
+      </w:r>
+    </w:p>
+    <w:p>
+      <w:pPr>
+        <w:pStyle w:val="TDC1"/>
+      </w:pPr>
+      <w:r>
+        <w:rPr>
+          <w:b w:val="0"/>
+          <w:i w:val="0"/>
+        </w:rPr>
+        <w:t>Capítulo 2: Marco Teórico</w:t>
+      </w:r>
+    </w:p>
+    <w:p>
+      <w:pPr>
+        <w:pStyle w:val="TDC2"/>
+      </w:pPr>
+      <w:r>
+        <w:rPr>
+          <w:b w:val="0"/>
+          <w:i w:val="0"/>
+        </w:rPr>
+        <w:t>2.1 Automatización de procesos y arquitecturas orientadas a eventos</w:t>
+      </w:r>
+    </w:p>
+    <w:p>
+      <w:pPr>
+        <w:pStyle w:val="TDC2"/>
+      </w:pPr>
+      <w:r>
+        <w:rPr>
+          <w:b w:val="0"/>
+          <w:i w:val="0"/>
+        </w:rPr>
+        <w:t>2.2 Orquestación de bajo código: n8n</w:t>
+      </w:r>
+    </w:p>
+    <w:p>
+      <w:pPr>
+        <w:pStyle w:val="TDC2"/>
+      </w:pPr>
+      <w:r>
+        <w:rPr>
+          <w:b w:val="0"/>
+          <w:i w:val="0"/>
+        </w:rPr>
+        <w:t>2.3 Gestión de leads: normalización, scoring y clasificación</w:t>
+      </w:r>
+    </w:p>
+    <w:p>
+      <w:pPr>
+        <w:pStyle w:val="TDC2"/>
+      </w:pPr>
+      <w:r>
+        <w:rPr>
+          <w:b w:val="0"/>
+          <w:i w:val="0"/>
+        </w:rPr>
+        <w:t>2.4 Backend como servicio y Supabase</w:t>
+      </w:r>
+    </w:p>
+    <w:p>
+      <w:pPr>
+        <w:pStyle w:val="TDC2"/>
+      </w:pPr>
+      <w:r>
+        <w:rPr>
+          <w:b w:val="0"/>
+          <w:i w:val="0"/>
+        </w:rPr>
+        <w:t>2.5 Desarrollo web moderno: Next.js y renderizado híbrido</w:t>
+      </w:r>
+    </w:p>
+    <w:p>
+      <w:pPr>
+        <w:pStyle w:val="TDC2"/>
+      </w:pPr>
+      <w:r>
+        <w:rPr>
+          <w:b w:val="0"/>
+          <w:i w:val="0"/>
+        </w:rPr>
+        <w:t>2.6 Seguridad: autenticación, RLS y tokens de un solo uso</w:t>
+      </w:r>
+    </w:p>
+    <w:p>
+      <w:pPr>
+        <w:pStyle w:val="TDC2"/>
+      </w:pPr>
+      <w:r>
+        <w:rPr>
+          <w:b w:val="0"/>
+          <w:i w:val="0"/>
+        </w:rPr>
+        <w:t>2.7 Antecedentes y estado del arte</w:t>
+      </w:r>
+    </w:p>
+    <w:p>
+      <w:pPr>
+        <w:pStyle w:val="TDC2"/>
+      </w:pPr>
+      <w:r>
+        <w:rPr>
+          <w:b w:val="0"/>
+          <w:i w:val="0"/>
+        </w:rPr>
+        <w:t>2.8 Construir frente a configurar una herramienta existente</w:t>
+      </w:r>
+    </w:p>
+    <w:p>
+      <w:pPr>
+        <w:pStyle w:val="TDC2"/>
+      </w:pPr>
+      <w:r>
+        <w:t>2.9 Encuadre normativo: datos personales y comprobantes fiscales</w:t>
+      </w:r>
+    </w:p>
+    <w:p>
+      <w:pPr>
+        <w:pStyle w:val="TDC1"/>
+      </w:pPr>
+      <w:r>
+        <w:rPr>
+          <w:b w:val="0"/>
+          <w:i w:val="0"/>
+        </w:rPr>
+        <w:t>Capítulo 3: Marco Metodológico</w:t>
+      </w:r>
+    </w:p>
+    <w:p>
+      <w:pPr>
+        <w:pStyle w:val="TDC2"/>
+      </w:pPr>
+      <w:r>
+        <w:rPr>
+          <w:b w:val="0"/>
+          <w:i w:val="0"/>
+        </w:rPr>
+        <w:t>3.1 Tipo y naturaleza del trabajo</w:t>
+      </w:r>
+    </w:p>
+    <w:p>
+      <w:pPr>
+        <w:pStyle w:val="TDC2"/>
+      </w:pPr>
+      <w:r>
+        <w:rPr>
+          <w:b w:val="0"/>
+          <w:i w:val="0"/>
+        </w:rPr>
+        <w:t>3.2 Metodología de desarrollo</w:t>
+      </w:r>
+    </w:p>
+    <w:p>
+      <w:pPr>
+        <w:pStyle w:val="TDC2"/>
+      </w:pPr>
+      <w:r>
+        <w:rPr>
+          <w:b w:val="0"/>
+          <w:i w:val="0"/>
+        </w:rPr>
+        <w:t>3.3 Técnicas de relevamiento</w:t>
+      </w:r>
+    </w:p>
+    <w:p>
+      <w:pPr>
+        <w:pStyle w:val="TDC2"/>
+      </w:pPr>
+      <w:r>
+        <w:rPr>
+          <w:b w:val="0"/>
+          <w:i w:val="0"/>
+        </w:rPr>
+        <w:t>3.4 Requisitos funcionales</w:t>
+      </w:r>
+    </w:p>
+    <w:p>
+      <w:pPr>
+        <w:pStyle w:val="TDC2"/>
+      </w:pPr>
+      <w:r>
+        <w:rPr>
+          <w:b w:val="0"/>
+          <w:i w:val="0"/>
+        </w:rPr>
+        <w:t>3.5 Requisitos no funcionales</w:t>
+      </w:r>
+    </w:p>
+    <w:p>
+      <w:pPr>
+        <w:pStyle w:val="TDC2"/>
+      </w:pPr>
+      <w:r>
+        <w:rPr>
+          <w:b w:val="0"/>
+          <w:i w:val="0"/>
+        </w:rPr>
+        <w:t>3.6 Herramientas y tecnologías</w:t>
+      </w:r>
+    </w:p>
+    <w:p>
+      <w:pPr>
+        <w:pStyle w:val="TDC2"/>
+      </w:pPr>
+      <w:r>
+        <w:rPr>
+          <w:b w:val="0"/>
+          <w:i w:val="0"/>
+        </w:rPr>
+        <w:t>3.7 Estrategia de validación del artefacto</w:t>
+      </w:r>
+    </w:p>
+    <w:p>
+      <w:pPr>
+        <w:pStyle w:val="TDC2"/>
+      </w:pPr>
+      <w:r>
+        <w:rPr>
+          <w:b w:val="0"/>
+          <w:i w:val="0"/>
+        </w:rPr>
+        <w:t>3.8 Protocolo de ejecución y registro de la validación</w:t>
+      </w:r>
+    </w:p>
+    <w:p>
+      <w:pPr>
+        <w:pStyle w:val="TDC1"/>
+      </w:pPr>
+      <w:r>
+        <w:rPr>
+          <w:b w:val="0"/>
+          <w:i w:val="0"/>
+        </w:rPr>
+        <w:t>Capítulo 4: Diseño y Desarrollo del Sistema</w:t>
+      </w:r>
+    </w:p>
+    <w:p>
+      <w:pPr>
+        <w:pStyle w:val="TDC2"/>
+      </w:pPr>
+      <w:r>
+        <w:rPr>
+          <w:b w:val="0"/>
+          <w:i w:val="0"/>
+        </w:rPr>
+        <w:t>4.1 Arquitectura general</w:t>
+      </w:r>
+    </w:p>
+    <w:p>
+      <w:pPr>
+        <w:pStyle w:val="TDC2"/>
+      </w:pPr>
+      <w:r>
+        <w:rPr>
+          <w:b w:val="0"/>
+          <w:i w:val="0"/>
+        </w:rPr>
+        <w:t>4.2 Frontend (Next.js)</w:t>
+      </w:r>
+    </w:p>
+    <w:p>
+      <w:pPr>
+        <w:pStyle w:val="TDC3"/>
+      </w:pPr>
+      <w:r>
+        <w:rPr>
+          <w:b w:val="0"/>
+          <w:i w:val="0"/>
+        </w:rPr>
+        <w:t>4.2.1 Formulario público de captación</w:t>
+      </w:r>
+    </w:p>
+    <w:p>
+      <w:pPr>
+        <w:pStyle w:val="TDC3"/>
+      </w:pPr>
+      <w:r>
+        <w:rPr>
+          <w:b w:val="0"/>
+          <w:i w:val="0"/>
+        </w:rPr>
+        <w:t>4.2.2 Autenticación con Supabase Auth</w:t>
+      </w:r>
+    </w:p>
+    <w:p>
+      <w:pPr>
+        <w:pStyle w:val="TDC3"/>
+      </w:pPr>
+      <w:r>
+        <w:rPr>
+          <w:b w:val="0"/>
+          <w:i w:val="0"/>
+        </w:rPr>
+        <w:t>4.2.3 Protección de rutas</w:t>
+      </w:r>
+    </w:p>
+    <w:p>
+      <w:pPr>
+        <w:pStyle w:val="TDC3"/>
+      </w:pPr>
+      <w:r>
+        <w:rPr>
+          <w:b w:val="0"/>
+          <w:i w:val="0"/>
+        </w:rPr>
+        <w:t>4.2.4 Cliente de Supabase y degradación defensiva</w:t>
+      </w:r>
+    </w:p>
+    <w:p>
+      <w:pPr>
+        <w:pStyle w:val="TDC3"/>
+      </w:pPr>
+      <w:r>
+        <w:rPr>
+          <w:b w:val="0"/>
+          <w:i w:val="0"/>
+        </w:rPr>
+        <w:t>4.2.5 Tablero de control en tiempo real</w:t>
+      </w:r>
+    </w:p>
+    <w:p>
+      <w:pPr>
+        <w:pStyle w:val="TDC3"/>
+      </w:pPr>
+      <w:r>
+        <w:rPr>
+          <w:b w:val="0"/>
+          <w:i w:val="0"/>
+        </w:rPr>
+        <w:t>4.2.6 Página de aceptación de propuestas</w:t>
+      </w:r>
+    </w:p>
+    <w:p>
+      <w:pPr>
+        <w:pStyle w:val="TDC2"/>
+      </w:pPr>
+      <w:r>
+        <w:rPr>
+          <w:b w:val="0"/>
+          <w:i w:val="0"/>
+        </w:rPr>
+        <w:t>4.3 Backend de automatización (n8n)</w:t>
+      </w:r>
+    </w:p>
+    <w:p>
+      <w:pPr>
+        <w:pStyle w:val="TDC3"/>
+      </w:pPr>
+      <w:r>
+        <w:rPr>
+          <w:b w:val="0"/>
+          <w:i w:val="0"/>
+        </w:rPr>
+        <w:t>4.3.1 Captación y calificación (webhook de nuevo lead)</w:t>
+      </w:r>
+    </w:p>
+    <w:p>
+      <w:pPr>
+        <w:pStyle w:val="TDC3"/>
+      </w:pPr>
+      <w:r>
+        <w:rPr>
+          <w:b w:val="0"/>
+          <w:i w:val="0"/>
+        </w:rPr>
+        <w:t>4.3.2 Aceptación y facturación (webhook de lead acepta)</w:t>
+      </w:r>
+    </w:p>
+    <w:p>
+      <w:pPr>
+        <w:pStyle w:val="TDC3"/>
+      </w:pPr>
+      <w:r>
+        <w:rPr>
+          <w:b w:val="0"/>
+          <w:i w:val="0"/>
+        </w:rPr>
+        <w:t>4.3.3 Pago (webhook de confirmación de MercadoPago)</w:t>
+      </w:r>
+    </w:p>
+    <w:p>
+      <w:pPr>
+        <w:pStyle w:val="TDC3"/>
+      </w:pPr>
+      <w:r>
+        <w:rPr>
+          <w:b w:val="0"/>
+          <w:i w:val="0"/>
+        </w:rPr>
+        <w:t>4.3.4 Cierre de proyecto (webhook de proyecto cerrado)</w:t>
+      </w:r>
+    </w:p>
+    <w:p>
+      <w:pPr>
+        <w:pStyle w:val="TDC3"/>
+      </w:pPr>
+      <w:r>
+        <w:rPr>
+          <w:b w:val="0"/>
+          <w:i w:val="0"/>
+        </w:rPr>
+        <w:t>4.3.5 Procesos programados</w:t>
+      </w:r>
+    </w:p>
+    <w:p>
+      <w:pPr>
+        <w:pStyle w:val="TDC3"/>
+      </w:pPr>
+      <w:r>
+        <w:rPr>
+          <w:b w:val="0"/>
+          <w:i w:val="0"/>
+        </w:rPr>
+        <w:t>4.3.6 Manejo de errores</w:t>
+      </w:r>
+    </w:p>
+    <w:p>
+      <w:pPr>
+        <w:pStyle w:val="TDC3"/>
+      </w:pPr>
+      <w:r>
+        <w:rPr>
+          <w:b w:val="0"/>
+          <w:i w:val="0"/>
+        </w:rPr>
+        <w:t>4.3.7 Gestión interactiva del ciclo posterior a la propuesta</w:t>
+      </w:r>
+    </w:p>
+    <w:p>
+      <w:pPr>
+        <w:pStyle w:val="TDC2"/>
+      </w:pPr>
+      <w:r>
+        <w:rPr>
+          <w:b w:val="0"/>
+          <w:i w:val="0"/>
+        </w:rPr>
+        <w:t>4.4 Modelo de datos</w:t>
+      </w:r>
+    </w:p>
+    <w:p>
+      <w:pPr>
+        <w:pStyle w:val="TDC2"/>
+      </w:pPr>
+      <w:r>
+        <w:rPr>
+          <w:b w:val="0"/>
+          <w:i w:val="0"/>
+        </w:rPr>
+        <w:t>4.5 Contratos de integración</w:t>
+      </w:r>
+    </w:p>
+    <w:p>
+      <w:pPr>
+        <w:pStyle w:val="TDC2"/>
+      </w:pPr>
+      <w:r>
+        <w:rPr>
+          <w:b w:val="0"/>
+          <w:i w:val="0"/>
+        </w:rPr>
+        <w:t>4.6 Seguridad</w:t>
+      </w:r>
+    </w:p>
+    <w:p>
+      <w:pPr>
+        <w:pStyle w:val="TDC2"/>
+      </w:pPr>
+      <w:r>
+        <w:rPr>
+          <w:b w:val="0"/>
+          <w:i w:val="0"/>
+        </w:rPr>
+        <w:t>4.7 Decisiones de diseño</w:t>
+      </w:r>
+    </w:p>
+    <w:p>
+      <w:pPr>
+        <w:pStyle w:val="TDC2"/>
+      </w:pPr>
+      <w:r>
+        <w:rPr>
+          <w:b w:val="0"/>
+          <w:i w:val="0"/>
+        </w:rPr>
+        <w:t>4.8 Reglas de negocio</w:t>
+      </w:r>
+    </w:p>
+    <w:p>
+      <w:pPr>
+        <w:pStyle w:val="TDC2"/>
+      </w:pPr>
+      <w:r>
+        <w:rPr>
+          <w:b w:val="0"/>
+          <w:i w:val="0"/>
+        </w:rPr>
+        <w:t>4.9 Síntesis de los riesgos de diseño identificados</w:t>
+      </w:r>
+    </w:p>
+    <w:p>
+      <w:pPr>
+        <w:pStyle w:val="TDC1"/>
+      </w:pPr>
+      <w:r>
+        <w:rPr>
+          <w:b w:val="0"/>
+          <w:i w:val="0"/>
+        </w:rPr>
+        <w:t>Capítulo 5: Resultados y Validación</w:t>
+      </w:r>
+    </w:p>
+    <w:p>
+      <w:pPr>
+        <w:pStyle w:val="TDC1"/>
+      </w:pPr>
+      <w:r>
+        <w:rPr>
+          <w:b w:val="0"/>
+          <w:i w:val="0"/>
+        </w:rPr>
+        <w:t>Capítulo 6: Discusión</w:t>
+      </w:r>
+    </w:p>
+    <w:p>
+      <w:pPr>
+        <w:pStyle w:val="TDC2"/>
+      </w:pPr>
+      <w:r>
+        <w:rPr>
+          <w:b w:val="0"/>
+          <w:i w:val="0"/>
+        </w:rPr>
+        <w:t>6.1 Comparación con el estado del arte</w:t>
+      </w:r>
+    </w:p>
+    <w:p>
+      <w:pPr>
+        <w:pStyle w:val="TDC2"/>
+      </w:pPr>
+      <w:r>
+        <w:rPr>
+          <w:b w:val="0"/>
+          <w:i w:val="0"/>
+        </w:rPr>
+        <w:t>6.2 Limitaciones que comprometen las afirmaciones del trabajo</w:t>
+      </w:r>
+    </w:p>
+    <w:p>
+      <w:pPr>
+        <w:pStyle w:val="TDC2"/>
+      </w:pPr>
+      <w:r>
+        <w:rPr>
+          <w:b w:val="0"/>
+        </w:rPr>
+        <w:t>6.3 Incidente de seguridad: exposición y cierre de credenciales</w:t>
+      </w:r>
+    </w:p>
+    <w:p>
+      <w:pPr>
+        <w:pStyle w:val="TDC1"/>
+      </w:pPr>
+      <w:r>
+        <w:rPr>
+          <w:b w:val="0"/>
+          <w:i w:val="0"/>
+        </w:rPr>
+        <w:t>Capítulo 7: Conclusiones</w:t>
+      </w:r>
+    </w:p>
+    <w:p>
+      <w:pPr>
+        <w:pStyle w:val="TDC2"/>
+      </w:pPr>
+      <w:r>
+        <w:rPr>
+          <w:b w:val="0"/>
+          <w:i w:val="0"/>
+        </w:rPr>
+        <w:t>7.1 Aprendizajes del proceso</w:t>
+      </w:r>
+    </w:p>
+    <w:p>
+      <w:pPr>
+        <w:pStyle w:val="TDC1"/>
+      </w:pPr>
+      <w:r>
+        <w:rPr>
+          <w:b w:val="0"/>
+          <w:i w:val="0"/>
+        </w:rPr>
+        <w:t>Capítulo 8: Trabajos Futuros y Recomendaciones</w:t>
+      </w:r>
+    </w:p>
+    <w:p>
+      <w:pPr>
+        <w:pStyle w:val="TDC1"/>
+      </w:pPr>
+      <w:r>
+        <w:rPr>
+          <w:b w:val="0"/>
+          <w:i w:val="0"/>
+        </w:rPr>
+        <w:t>Referencias</w:t>
+      </w:r>
+    </w:p>
+    <w:p>
+      <w:pPr>
+        <w:pStyle w:val="TDC1"/>
+      </w:pPr>
+      <w:r>
+        <w:rPr>
+          <w:b w:val="0"/>
+          <w:i w:val="0"/>
+        </w:rPr>
+        <w:t>Anexos</w:t>
+      </w:r>
+    </w:p>
+    <w:p>
+      <w:pPr>
+        <w:pStyle w:val="TDC2"/>
+      </w:pPr>
+      <w:r>
+        <w:rPr>
+          <w:b w:val="0"/>
+          <w:i w:val="0"/>
+        </w:rPr>
+        <w:t>Anexo A. Evidencias visuales</w:t>
+      </w:r>
+    </w:p>
+    <w:p>
+      <w:pPr>
+        <w:pStyle w:val="TDC2"/>
+      </w:pPr>
+      <w:r>
+        <w:rPr>
+          <w:b w:val="0"/>
+          <w:i w:val="0"/>
+        </w:rPr>
+        <w:t>Anexo B. Flujos de trabajo de n8n</w:t>
+      </w:r>
+    </w:p>
+    <w:p>
+      <w:pPr>
+        <w:pStyle w:val="TDC2"/>
+      </w:pPr>
+      <w:r>
+        <w:rPr>
+          <w:b w:val="0"/>
+          <w:i w:val="0"/>
+        </w:rPr>
+        <w:t>Anexo C. Seguridad a nivel de fila (esquema de políticas)</w:t>
+      </w:r>
+    </w:p>
+    <w:p>
+      <w:pPr>
+        <w:pStyle w:val="TDC2"/>
+      </w:pPr>
+      <w:r>
+        <w:rPr>
+          <w:b w:val="0"/>
+          <w:i w:val="0"/>
+        </w:rPr>
+        <w:t>Anexo D. Contrato de datos del formulario</w:t>
+      </w:r>
+    </w:p>
+    <w:p>
+      <w:pPr>
+        <w:pStyle w:val="TDC2"/>
+      </w:pPr>
+      <w:r>
+        <w:rPr>
+          <w:b w:val="0"/>
+          <w:i w:val="0"/>
+        </w:rPr>
+        <w:t>Anexo E. Matriz de trazabilidad</w:t>
+      </w:r>
+    </w:p>
+    <w:p>
+      <w:pPr>
+        <w:pStyle w:val="TDC2"/>
+      </w:pPr>
+      <w:r>
+        <w:rPr>
+          <w:b w:val="0"/>
+          <w:i w:val="0"/>
+        </w:rPr>
+        <w:t>Anexo F. Esquema de la base de datos (DDL)</w:t>
+      </w:r>
+    </w:p>
+    <w:p>
+      <w:pPr>
+        <w:pStyle w:val="TDC2"/>
+      </w:pPr>
+      <w:r>
+        <w:rPr>
+          <w:b w:val="0"/>
+          <w:i w:val="0"/>
+        </w:rPr>
+        <w:t>Anexo G. Puesta en marcha del entorno</w:t>
+      </w:r>
+    </w:p>
+    <w:p>
+      <w:pPr/>
+      <w:r>
+        <w:fldChar w:fldCharType="end"/>
+      </w:r>
+    </w:p>
+    <w:p>
+      <w:pPr/>
+      <w:r>
+        <w:rPr>
+          <w:b w:val="0"/>
+          <w:i/>
+          <w:sz w:val="15"/>
+        </w:rPr>
+        <w:t>Los números de página de este índice se generan al actualizar el campo en el procesador de textos (Word: clic derecho sobre el índice → Actualizar campos → Actualizar toda la tabla).</w:t>
+      </w:r>
+    </w:p>
+    <w:p>
+      <w:pPr>
+        <w:pStyle w:val="Ttulo1"/>
+      </w:pPr>
+      <w:r>
+        <w:rPr>
+          <w:b w:val="0"/>
+          <w:i w:val="0"/>
+        </w:rPr>
+        <w:t>Índice de tablas</w:t>
+      </w:r>
+    </w:p>
+    <w:p>
+      <w:pPr>
+        <w:pStyle w:val="TDC1"/>
+      </w:pPr>
+      <w:r>
+        <w:rPr>
+          <w:b w:val="0"/>
+          <w:i w:val="0"/>
+        </w:rPr>
+        <w:t>Tabla 1. Requisitos funcionales del sistema</w:t>
+      </w:r>
+    </w:p>
+    <w:p>
+      <w:pPr>
+        <w:pStyle w:val="TDC1"/>
+      </w:pPr>
+      <w:r>
+        <w:rPr>
+          <w:b w:val="0"/>
+          <w:i w:val="0"/>
+        </w:rPr>
+        <w:t>Tabla 2. Requisitos no funcionales del sistema (ISO/IEC 25010:2023)</w:t>
+      </w:r>
+    </w:p>
+    <w:p>
+      <w:pPr>
+        <w:pStyle w:val="TDC1"/>
+      </w:pPr>
+      <w:r>
+        <w:rPr>
+          <w:b w:val="0"/>
+          <w:i w:val="0"/>
+        </w:rPr>
+        <w:t>Tabla 3. Herramientas y tecnologías utilizadas, con su versión</w:t>
+      </w:r>
+    </w:p>
+    <w:p>
+      <w:pPr>
+        <w:pStyle w:val="TDC1"/>
+      </w:pPr>
+      <w:r>
+        <w:rPr>
+          <w:b w:val="0"/>
+          <w:i w:val="0"/>
+        </w:rPr>
+        <w:t>Tabla 4. Protocolo de ejecución y registro de la validación</w:t>
+      </w:r>
+    </w:p>
+    <w:p>
+      <w:pPr>
+        <w:pStyle w:val="TDC1"/>
+      </w:pPr>
+      <w:r>
+        <w:rPr>
+          <w:b w:val="0"/>
+          <w:i w:val="0"/>
+        </w:rPr>
+        <w:t>Tabla 5. Reglas de cálculo del score</w:t>
+      </w:r>
+    </w:p>
+    <w:p>
+      <w:pPr>
+        <w:pStyle w:val="TDC1"/>
+      </w:pPr>
+      <w:r>
+        <w:rPr>
+          <w:b w:val="0"/>
+          <w:i w:val="0"/>
+        </w:rPr>
+        <w:t>Tabla 6. Esquema de la tabla leads</w:t>
+      </w:r>
+    </w:p>
+    <w:p>
+      <w:pPr>
+        <w:pStyle w:val="TDC1"/>
+      </w:pPr>
+      <w:r>
+        <w:rPr>
+          <w:b w:val="0"/>
+          <w:i w:val="0"/>
+        </w:rPr>
+        <w:t>Tabla 7. Esquema de las tablas facturas, seguimientos, logs y profiles</w:t>
+      </w:r>
+    </w:p>
+    <w:p>
+      <w:pPr>
+        <w:pStyle w:val="TDC1"/>
+      </w:pPr>
+      <w:r>
+        <w:rPr>
+          <w:b w:val="0"/>
+          <w:i w:val="0"/>
+        </w:rPr>
+        <w:t>Tabla 8. Definición operacional de los indicadores del tablero</w:t>
+      </w:r>
+    </w:p>
+    <w:p>
+      <w:pPr>
+        <w:pStyle w:val="TDC1"/>
+      </w:pPr>
+      <w:r>
+        <w:rPr>
+          <w:b w:val="0"/>
+          <w:i w:val="0"/>
+        </w:rPr>
+        <w:t>Tabla 9. Estados del ciclo de vida del lead y del trabajo</w:t>
+      </w:r>
+    </w:p>
+    <w:p>
+      <w:pPr>
+        <w:pStyle w:val="TDC1"/>
+      </w:pPr>
+      <w:r>
+        <w:rPr>
+          <w:b w:val="0"/>
+          <w:i w:val="0"/>
+        </w:rPr>
+        <w:t>Tabla 10. Contratos de integración (webhooks de n8n)</w:t>
+      </w:r>
+    </w:p>
+    <w:p>
+      <w:pPr>
+        <w:pStyle w:val="TDC1"/>
+      </w:pPr>
+      <w:r>
+        <w:rPr>
+          <w:b w:val="0"/>
+          <w:i w:val="0"/>
+        </w:rPr>
+        <w:t>Tabla 11. Deudas de seguridad identificadas y no resueltas</w:t>
+      </w:r>
+    </w:p>
+    <w:p>
+      <w:pPr>
+        <w:pStyle w:val="TDC1"/>
+      </w:pPr>
+      <w:r>
+        <w:rPr>
+          <w:b w:val="0"/>
+          <w:i w:val="0"/>
+        </w:rPr>
+        <w:t>Tabla 12. Escenarios de validación, resultado esperado y evidencia</w:t>
+      </w:r>
+    </w:p>
+    <w:p>
+      <w:pPr>
+        <w:pStyle w:val="TDC1"/>
+      </w:pPr>
+      <w:r>
+        <w:rPr>
+          <w:b w:val="0"/>
+          <w:i w:val="0"/>
+        </w:rPr>
+        <w:t>Tabla 13. Estimación de costo total de propiedad a doce meses</w:t>
+      </w:r>
+    </w:p>
+    <w:p>
+      <w:pPr>
+        <w:pStyle w:val="TDC1"/>
+      </w:pPr>
+      <w:r>
+        <w:rPr>
+          <w:b w:val="0"/>
+          <w:i w:val="0"/>
+        </w:rPr>
+        <w:t>Tabla 14. Comparación funcional frente a las alternativas revisadas en §2.7</w:t>
+      </w:r>
+    </w:p>
+    <w:p>
+      <w:pPr>
+        <w:pStyle w:val="TDC1"/>
+      </w:pPr>
+      <w:r>
+        <w:rPr>
+          <w:b w:val="0"/>
+          <w:i w:val="0"/>
+        </w:rPr>
+        <w:t>Tabla 15. Composición del flujo por tipo de nodo (Anexo B)</w:t>
+      </w:r>
+    </w:p>
+    <w:p>
+      <w:pPr>
+        <w:pStyle w:val="TDC1"/>
+      </w:pPr>
+      <w:r>
+        <w:rPr>
+          <w:b w:val="0"/>
+          <w:i w:val="0"/>
+        </w:rPr>
+        <w:t>Tabla 16. Procesos del flujo, disparador y nodos principales (Anexo B)</w:t>
+      </w:r>
+    </w:p>
+    <w:p>
+      <w:pPr>
+        <w:pStyle w:val="TDC1"/>
+      </w:pPr>
+      <w:r>
+        <w:rPr>
+          <w:b w:val="0"/>
+          <w:i w:val="0"/>
+        </w:rPr>
+        <w:t>Tabla 17. Contrato de datos de entrada del webhook de captación (Anexo D)</w:t>
+      </w:r>
+    </w:p>
+    <w:p>
+      <w:pPr>
+        <w:pStyle w:val="TDC1"/>
+      </w:pPr>
+      <w:r>
+        <w:rPr>
+          <w:b w:val="0"/>
+          <w:i w:val="0"/>
+        </w:rPr>
+        <w:t>Tabla 18. Matriz de trazabilidad de objetivos y pregunta de investigación (Anexo E)</w:t>
+      </w:r>
+    </w:p>
+    <w:p>
+      <w:pPr>
+        <w:pStyle w:val="TDC1"/>
+      </w:pPr>
+      <w:r>
+        <w:rPr>
+          <w:b w:val="0"/>
+          <w:i w:val="0"/>
+        </w:rPr>
+        <w:t>Tabla 19. Trazabilidad de los requisitos funcionales (Anexo E)</w:t>
+      </w:r>
+    </w:p>
+    <w:p>
+      <w:pPr>
+        <w:pStyle w:val="TDC1"/>
+      </w:pPr>
+      <w:r>
+        <w:rPr>
+          <w:b w:val="0"/>
+          <w:i w:val="0"/>
+        </w:rPr>
+        <w:t>Tabla 20. Trazabilidad de los requisitos no funcionales (Anexo E)</w:t>
+      </w:r>
+    </w:p>
+    <w:p>
+      <w:pPr>
+        <w:pStyle w:val="TDC1"/>
+      </w:pPr>
+      <w:r>
+        <w:rPr>
+          <w:b w:val="0"/>
+          <w:i w:val="0"/>
+        </w:rPr>
+        <w:t>Tabla 21. Variables de entorno requeridas (Anexo G)</w:t>
+      </w:r>
+    </w:p>
+    <w:p>
+      <w:pPr>
+        <w:pStyle w:val="Ttulo1"/>
+      </w:pPr>
+      <w:r>
+        <w:rPr>
+          <w:b w:val="0"/>
+          <w:i w:val="0"/>
+        </w:rPr>
+        <w:t>Índice de figuras</w:t>
+      </w:r>
+    </w:p>
+    <w:p>
+      <w:pPr>
+        <w:pStyle w:val="TDC1"/>
+      </w:pPr>
+      <w:r>
+        <w:rPr>
+          <w:b w:val="0"/>
+          <w:i w:val="0"/>
+        </w:rPr>
+        <w:t>Figura 1. Arquitectura en tres capas del sistema (§4.1)</w:t>
+      </w:r>
+    </w:p>
+    <w:p>
+      <w:pPr>
+        <w:pStyle w:val="TDC1"/>
+      </w:pPr>
+      <w:r>
+        <w:rPr>
+          <w:b w:val="0"/>
+          <w:i w:val="0"/>
+        </w:rPr>
+        <w:t>Figura 2. Diagrama de secuencia del flujo de aceptación y facturación (§4.3.2)</w:t>
+      </w:r>
+    </w:p>
+    <w:p>
+      <w:pPr>
+        <w:pStyle w:val="TDC1"/>
+      </w:pPr>
+      <w:r>
+        <w:rPr>
+          <w:b w:val="0"/>
+          <w:i w:val="0"/>
+        </w:rPr>
+        <w:t>Figura 3. Diagrama entidad-relación del modelo de datos (§4.4)</w:t>
+      </w:r>
+    </w:p>
+    <w:p>
+      <w:pPr>
+        <w:pStyle w:val="TDC1"/>
+      </w:pPr>
+      <w:r>
+        <w:rPr>
+          <w:b w:val="0"/>
+          <w:i w:val="0"/>
+        </w:rPr>
+        <w:t>Figura 4. Máquinas de estados del lead y del trabajo (§4.4)</w:t>
+      </w:r>
+    </w:p>
+    <w:p>
+      <w:pPr>
+        <w:pStyle w:val="TDC1"/>
+      </w:pPr>
+      <w:r>
+        <w:rPr>
+          <w:b w:val="0"/>
+          <w:i w:val="0"/>
+        </w:rPr>
+        <w:t>Figura 5. Formulario público de captación de leads (Anexo A)</w:t>
+      </w:r>
+    </w:p>
+    <w:p>
+      <w:pPr>
+        <w:pStyle w:val="TDC1"/>
+      </w:pPr>
+      <w:r>
+        <w:rPr>
+          <w:b w:val="0"/>
+          <w:i w:val="0"/>
+        </w:rPr>
+        <w:t>Figura 6. Tablero de control interno (Anexo A)</w:t>
+      </w:r>
+    </w:p>
+    <w:p>
+      <w:pPr>
+        <w:pStyle w:val="TDC1"/>
+      </w:pPr>
+      <w:r>
+        <w:rPr>
+          <w:b w:val="0"/>
+          <w:i w:val="0"/>
+        </w:rPr>
+        <w:t>Figura 7. Página pública de aceptación de propuesta (Anexo A)</w:t>
+      </w:r>
+    </w:p>
+    <w:p>
+      <w:pPr>
+        <w:pStyle w:val="TDC1"/>
+      </w:pPr>
+      <w:r>
+        <w:rPr>
+          <w:b w:val="0"/>
+          <w:i w:val="0"/>
+        </w:rPr>
+        <w:t>Figura 8. Flujo de captación y calificación en n8n (Anexo A)</w:t>
+      </w:r>
+    </w:p>
+    <w:p>
+      <w:pPr>
+        <w:pStyle w:val="TDC1"/>
+      </w:pPr>
+      <w:r>
+        <w:rPr>
+          <w:b w:val="0"/>
+          <w:i w:val="0"/>
+        </w:rPr>
+        <w:t>Figura 9. Flujo de aceptación y facturación en n8n (Anexo A)</w:t>
+      </w:r>
+    </w:p>
+    <w:p>
+      <w:pPr>
+        <w:pStyle w:val="TDC1"/>
+      </w:pPr>
+      <w:r>
+        <w:rPr>
+          <w:b w:val="0"/>
+          <w:i w:val="0"/>
+        </w:rPr>
+        <w:t>Figura 10. Flujo de confirmación de pago en n8n (Anexo A)</w:t>
+      </w:r>
+    </w:p>
+    <w:p>
+      <w:pPr>
+        <w:pStyle w:val="TDC1"/>
+      </w:pPr>
+      <w:r>
+        <w:rPr>
+          <w:b w:val="0"/>
+          <w:i w:val="0"/>
+        </w:rPr>
+        <w:t>Figura 11. Flujo de cierre de proyecto en n8n (Anexo A)</w:t>
+      </w:r>
+    </w:p>
+    <w:p>
+      <w:pPr>
+        <w:pStyle w:val="TDC1"/>
+      </w:pPr>
+      <w:r>
+        <w:rPr>
+          <w:b w:val="0"/>
+          <w:i w:val="0"/>
+        </w:rPr>
+        <w:t>Figura 12. Procesos programados en n8n (Anexo A)</w:t>
+      </w:r>
+    </w:p>
+    <w:p>
+      <w:pPr>
+        <w:pStyle w:val="TDC1"/>
+      </w:pPr>
+      <w:r>
+        <w:rPr>
+          <w:b w:val="0"/>
+          <w:i w:val="0"/>
+        </w:rPr>
+        <w:t>Figura 13. Correo de propuesta generado por el sistema (Anexo A)</w:t>
+      </w:r>
+    </w:p>
+    <w:p>
+      <w:pPr>
+        <w:pStyle w:val="TDC1"/>
+      </w:pPr>
+      <w:r>
+        <w:rPr>
+          <w:b w:val="0"/>
+          <w:i w:val="0"/>
+        </w:rPr>
+        <w:t>Figura 14. Correo de envío de la factura (Anexo A)</w:t>
+      </w:r>
+    </w:p>
+    <w:p>
+      <w:pPr>
+        <w:pStyle w:val="TDC1"/>
+      </w:pPr>
+      <w:r>
+        <w:rPr>
+          <w:b w:val="0"/>
+          <w:i w:val="0"/>
+        </w:rPr>
+        <w:t>Figura 15. Comprobante en PDF generado por el sistema (Anexo A)</w:t>
+      </w:r>
+    </w:p>
+    <w:p>
+      <w:pPr>
+        <w:pStyle w:val="TDC1"/>
+      </w:pPr>
+      <w:r>
+        <w:rPr>
+          <w:b w:val="0"/>
+          <w:i w:val="0"/>
+        </w:rPr>
+        <w:t>Figura 16. Clasificación de leads por score y nivel (Anexo A)</w:t>
+      </w:r>
+    </w:p>
+    <w:p>
+      <w:pPr>
+        <w:pStyle w:val="TDC1"/>
+      </w:pPr>
+      <w:r>
+        <w:rPr>
+          <w:b w:val="0"/>
+          <w:i w:val="0"/>
+        </w:rPr>
+        <w:t>Figura 17. Validación del formulario ante entrada inválida (Anexo A)</w:t>
+      </w:r>
+    </w:p>
+    <w:p>
+      <w:pPr>
+        <w:pStyle w:val="TDC1"/>
+      </w:pPr>
+      <w:r>
+        <w:rPr>
+          <w:b w:val="0"/>
+          <w:i w:val="0"/>
+        </w:rPr>
+        <w:t>Figura 18. Los cuatro desenlaces de la página pública de aceptación de propuesta (Anexo A)</w:t>
+      </w:r>
+    </w:p>
+    <w:p>
+      <w:r>
+        <w:fldChar w:fldCharType="end"/>
+      </w:r>
+    </w:p>
+    <w:p>
+      <w:r>
+        <w:br w:type="page"/>
+      </w:r>
+    </w:p>
+    <w:p>
+      <w:pPr>
+        <w:pStyle w:val="Ttulo1"/>
+      </w:pPr>
+      <w:bookmarkStart w:id="3" w:name="_Toc233808409"/>
+      <w:r>
+        <w:t>Capítulo 1: Introducción</w:t>
+      </w:r>
+      <w:bookmarkEnd w:id="3"/>
+    </w:p>
+    <w:p>
+      <w:r>
+        <w:t>Este capítulo delimita el problema que motiva el trabajo, distingue el tema de la pregunta de investigación, justifica la relevancia de la propuesta y fija los objetivos y el alcance que ordenan el resto del documento.</w:t>
       </w:r>
     </w:p>
     <w:p>
       <w:pPr>
         <w:pStyle w:val="Ttulo2"/>
       </w:pPr>
-      <w:bookmarkStart w:id="5" w:name="_Toc233808411"/>
-      <w:r>
-        <w:t>1.2 Planteamiento del problema</w:t>
-      </w:r>
-      <w:bookmarkEnd w:id="5"/>
-    </w:p>
-    <w:p>
-      <w:r>
-        <w:t xml:space="preserve">La gestión manual del ciclo comercial del </w:t>
-      </w:r>
-      <w:proofErr w:type="spellStart"/>
-      <w:r>
-        <w:t>freelancer</w:t>
-      </w:r>
-      <w:proofErr w:type="spellEnd"/>
-      <w:r>
-        <w:t xml:space="preserve"> presenta tres debilidades concretas. En primer lugar, la falta de priorización: sin un criterio sistemático, se dedica el mismo esfuerzo a una consulta de bajo presupuesto y baja urgencia que a una oportunidad de alto valor. En segundo lugar, la pérdida de trazabilidad: el estado de cada oportunidad (si se envió la propuesta, si hubo seguimiento, si se facturó) queda disperso en correos y notas, sin una fuente única de verdad. En tercer lugar, la dependencia de la memoria del profesional para tareas que deberían dispararse solas, como el seguimiento a los tres días o el recordatorio de una factura próxima a vencer.</w:t>
-      </w:r>
-    </w:p>
-    <w:p>
-      <w:r>
-        <w:t xml:space="preserve">Estas debilidades no se resuelven contratando más personal —el </w:t>
-      </w:r>
-      <w:proofErr w:type="spellStart"/>
-      <w:r>
-        <w:t>freelancer</w:t>
-      </w:r>
-      <w:proofErr w:type="spellEnd"/>
-      <w:r>
-        <w:t>, por definición, trabaja solo— sino delegando las tareas repetitivas en un sistema que las ejecute de forma consistente, trazable y desatendida.</w:t>
-      </w:r>
-    </w:p>
-    <w:p>
-      <w:pPr>
-        <w:pStyle w:val="Ttulo2"/>
-      </w:pPr>
-      <w:bookmarkStart w:id="6" w:name="_Toc233808412"/>
-      <w:r>
-        <w:t>1.3 Tema, problema y pregunta de investigación</w:t>
-      </w:r>
-      <w:bookmarkEnd w:id="6"/>
-    </w:p>
-    <w:p>
-      <w:r>
-        <w:t xml:space="preserve">El </w:t>
-      </w:r>
-      <w:r>
-        <w:rPr>
-          <w:b/>
-        </w:rPr>
-        <w:t>tema</w:t>
-      </w:r>
-      <w:r>
-        <w:t xml:space="preserve"> del trabajo es la automatización de procesos comerciales y administrativos para trabajadores independientes del sector digital. El </w:t>
-      </w:r>
-      <w:r>
-        <w:rPr>
-          <w:b/>
-        </w:rPr>
-        <w:t>problema</w:t>
-      </w:r>
-      <w:r>
-        <w:t xml:space="preserve"> es la carga manual, la falta de priorización y la pérdida de trazabilidad en la gestión del ciclo de vida del cliente. De ambos se deriva la siguiente </w:t>
-      </w:r>
-      <w:r>
-        <w:rPr>
-          <w:b/>
-        </w:rPr>
-        <w:t>pregunta de investigación</w:t>
-      </w:r>
-      <w:r>
-        <w:t>:</w:t>
-      </w:r>
-    </w:p>
-    <w:p>
-      <w:pPr>
-        <w:spacing w:after="120"/>
-        <w:ind w:left="720"/>
-        <w:rPr>
-          <w:i/>
-        </w:rPr>
-      </w:pPr>
-      <w:proofErr w:type="spellStart"/>
-      <w:proofErr w:type="spellEnd"/>
-      <w:r>
-        <w:rPr>
-          <w:b w:val="0"/>
-          <w:i w:val="0"/>
-        </w:rPr>
-        <w:t>¿Es técnicamente viable automatizar el ciclo de vida completo de la gestión de clientes de un freelancer —captación, calificación, propuesta, facturación y cobro— mediante una arquitectura orientada a eventos de bajo código, de modo que las tareas hoy ejecutadas manualmente queden delegadas en el sistema sin sacrificar la trazabilidad ni el control del profesional sobre el proceso?</w:t>
-      </w:r>
-    </w:p>
-    <w:p>
-      <w:pPr/>
-      <w:r>
-        <w:rPr>
-          <w:b w:val="0"/>
-          <w:i w:val="0"/>
-        </w:rPr>
-        <w:t>La pregunta se formula en términos de viabilidad técnica y no de magnitud del ahorro. La reducción efectiva de la carga administrativa es el efecto que se espera de la automatización, pero medirla exige una línea de base previa y una medición posterior sobre operación real, que este trabajo no realiza y declara fuera de alcance (§1.7). La delimitación se retoma en §1.5, en el Capítulo 6 y en el Capítulo 7.</w:t>
-      </w:r>
-    </w:p>
-    <w:p>
-      <w:pPr>
-        <w:pStyle w:val="Ttulo2"/>
-      </w:pPr>
-      <w:bookmarkStart w:id="7" w:name="_Toc233808413"/>
-      <w:r>
-        <w:t>1.4 Justificación</w:t>
-      </w:r>
-      <w:bookmarkEnd w:id="7"/>
-    </w:p>
-    <w:p>
-      <w:proofErr w:type="spellStart"/>
-      <w:proofErr w:type="spellEnd"/>
-      <w:proofErr w:type="spellStart"/>
-      <w:proofErr w:type="spellEnd"/>
-      <w:proofErr w:type="spellStart"/>
-      <w:proofErr w:type="spellEnd"/>
-      <w:r>
-        <w:rPr>
-          <w:b w:val="0"/>
-          <w:i w:val="0"/>
-        </w:rPr>
-        <w:t>La respuesta a esa pregunta tiene relevancia profesional y técnica. Desde lo profesional, un sistema que automatice la captación, la calificación y el seguimiento puede liberar tiempo del freelancer para las tareas que efectivamente generan ingresos, y cabe esperar que mejore la velocidad y la consistencia de la respuesta al cliente. Estas expectativas son plausibles pero no se verifican empíricamente en este trabajo: se enuncian como resultado esperado y no como hallazgo. Desde lo técnico, el trabajo permite integrar y poner en diálogo un conjunto de tecnologías actuales —orquestación de bajo código, bases de datos gestionadas con seguridad a nivel de fila, renderizado híbrido en el frontend y comunicación por webhooks— en una solución funcional y verificable. Ello constituye evidencia concreta de las competencias esperadas de un Técnico Universitario en Programación.</w:t>
-      </w:r>
-    </w:p>
-    <w:p>
-      <w:r>
-        <w:t>El posicionamiento de esta decisión frente a las soluciones existentes se desarrolla en el estado del arte (§2.7) y en la discusión de construir frente a configurar (§2.8).</w:t>
-      </w:r>
-    </w:p>
-    <w:p>
-      <w:pPr>
-        <w:pStyle w:val="Ttulo2"/>
-      </w:pPr>
-      <w:bookmarkStart w:id="8" w:name="_Toc233808414"/>
-      <w:r>
-        <w:t>1.5 Objetivo general</w:t>
-      </w:r>
-      <w:bookmarkEnd w:id="8"/>
-    </w:p>
-    <w:p>
-      <w:proofErr w:type="spellStart"/>
-      <w:proofErr w:type="spellEnd"/>
-      <w:proofErr w:type="spellStart"/>
-      <w:proofErr w:type="spellEnd"/>
-      <w:r>
-        <w:rPr>
-          <w:b w:val="0"/>
-          <w:i w:val="0"/>
-        </w:rPr>
-        <w:t>Diseñar, implementar y validar funcionalmente una plataforma web que automatice el ciclo de vida completo de la gestión de clientes para freelancers —desde la captación del lead hasta el cobro y el cierre— mediante la orquestación de eventos con n8n y la persistencia en una base de datos relacional gestionada con Supabase. El propósito es, en efecto, demostrar la viabilidad técnica de delegar en el sistema las tareas administrativas que hoy se ejecutan de forma manual.</w:t>
-      </w:r>
-    </w:p>
-    <w:p>
-      <w:pPr/>
-      <w:proofErr w:type="spellStart"/>
-      <w:proofErr w:type="spellEnd"/>
-      <w:proofErr w:type="spellStart"/>
-      <w:proofErr w:type="spellEnd"/>
-      <w:r>
-        <w:rPr>
-          <w:i w:val="0"/>
-        </w:rPr>
-        <w:t>Este trabajo no formula una hipótesis en sentido convencional: al tratarse de un desarrollo tecnológico de carácter aplicado y no de una investigación empírica, se lo orienta mediante la pregunta de investigación del §1.3 y los objetivos aquí definidos, cuyo cumplimiento se verifica en el Capítulo 5. El §3.1 desarrolla en detalle el fundamento metodológico de esta decisión.</w:t>
-      </w:r>
-    </w:p>
-    <w:p>
-      <w:pPr/>
-      <w:r>
-        <w:rPr>
-          <w:b/>
-        </w:rPr>
-        <w:t>Delimitación del objetivo general.</w:t>
-      </w:r>
-      <w:r>
-        <w:t xml:space="preserve"> Este objetivo excluye deliberadamente el resultado «reducir la carga administrativa manual»: ningún objetivo específico operacionaliza esa variable y ningún escenario de validación la mide, el trabajo no define «carga administrativa» en términos medibles, no establece una línea de base previa y no toma una medición posterior. Incluir esa promesa dejaría al trabajo concluyendo sobre algo que su estrategia de validación no puede acreditar.</w:t>
-      </w:r>
-    </w:p>
-    <w:p>
-      <w:pPr/>
-      <w:r>
-        <w:rPr>
-          <w:b w:val="0"/>
-          <w:i w:val="0"/>
-        </w:rPr>
-        <w:t xml:space="preserve">Se adopta la siguiente definición operacional: </w:t>
-      </w:r>
-      <w:r>
-        <w:rPr>
-          <w:b w:val="0"/>
-          <w:i/>
-        </w:rPr>
-        <w:t>carga administrativa</w:t>
-      </w:r>
-      <w:r>
-        <w:rPr>
-          <w:b w:val="0"/>
-          <w:i w:val="0"/>
-        </w:rPr>
-        <w:t xml:space="preserve"> = número de acciones manuales del profesional por lead gestionado, contadas desde el ingreso del contacto hasta el registro del cobro. Se entiende, en particular, por acción manual toda interacción del profesional con una herramienta (redactar un correo, copiar datos entre sistemas, generar un documento, actualizar una planilla). Esa definición tiene dos componentes y este trabajo mide sólo el primero. El conteo de acciones sí se mide, porque puede derivarse del artefacto. El tiempo y el esfuerzo que cada acción cuesta no, porque exigirían observar a una muestra de freelancers gestionando leads con el sistema y sin él. El Capítulo 8 recoge esa segunda línea.</w:t>
-      </w:r>
-    </w:p>
-    <w:p>
-      <w:pPr/>
-      <w:r>
-        <w:rPr>
-          <w:b w:val="0"/>
-          <w:i w:val="0"/>
-        </w:rPr>
-        <w:t>Medición del componente contable. Aplicada esa definición sobre el artefacto, el ciclo de un lead calificado —del ingreso del contacto al cierre del proyecto— comprende dieciocho acciones administrativas. El sistema ejecuta dieciséis de ellas y el profesional conserva dos: decidir el precio, el plazo y el alcance de la propuesta, y dar por cerrado el proyecto. Ambas son decisiones de negocio que el trabajo deja deliberadamente fuera de la automatización (§4.3.2 y §7). El conteo se obtiene con scripts/medir-carga-administrativa.mjs, que declara cada acción junto al nodo del flujo que la ejecuta y falla si alguno dejó de existir, de modo que la medición se invalida sola si el artefacto cambia. Corresponde subrayar su alcance: mide cuántas acciones del ciclo quedan delegadas, no cuánto tiempo ni cuánto esfuerzo ahorran. Sostener lo segundo exigiría el estudio con usuarios que plantea el Capítulo 8.</w:t>
-      </w:r>
-    </w:p>
-    <w:p>
-      <w:pPr>
-        <w:pStyle w:val="Ttulo2"/>
-      </w:pPr>
-      <w:bookmarkStart w:id="9" w:name="_Toc233808415"/>
-      <w:r>
-        <w:t>1.6 Objetivos específicos</w:t>
-      </w:r>
-      <w:bookmarkEnd w:id="9"/>
-    </w:p>
-    <w:p>
-      <w:r>
-        <w:t>Para alcanzar el objetivo general se definen los siguientes objetivos específicos (OE), redactados en infinitivo y retomados de forma trazable en los capítulos de diseño, en la validación y en las conclusiones (véase la matriz de trazabilidad del Anexo E):</w:t>
-      </w:r>
-    </w:p>
-    <w:p>
-      <w:pPr>
-        <w:pStyle w:val="Prrafodelista"/>
-        <w:numPr>
-          <w:ilvl w:val="0"/>
-          <w:numId w:val="1"/>
-        </w:numPr>
-      </w:pPr>
-      <w:r>
-        <w:rPr>
-          <w:b/>
-        </w:rPr>
-        <w:t>OE1.</w:t>
-      </w:r>
-      <w:r>
-        <w:t xml:space="preserve"> Implementar un formulario web público de captación de leads, con validación, integrado a un </w:t>
-      </w:r>
-      <w:proofErr w:type="spellStart"/>
-      <w:r>
-        <w:t>backend</w:t>
-      </w:r>
-      <w:proofErr w:type="spellEnd"/>
-      <w:r>
-        <w:t xml:space="preserve"> de automatización mediante </w:t>
-      </w:r>
-      <w:proofErr w:type="spellStart"/>
-      <w:r>
-        <w:t>webhooks</w:t>
-      </w:r>
-      <w:proofErr w:type="spellEnd"/>
-      <w:r>
-        <w:t>.</w:t>
-      </w:r>
-    </w:p>
-    <w:p>
-      <w:pPr>
-        <w:pStyle w:val="Prrafodelista"/>
-        <w:numPr>
-          <w:ilvl w:val="0"/>
-          <w:numId w:val="1"/>
-        </w:numPr>
-      </w:pPr>
-      <w:r>
-        <w:rPr>
-          <w:b/>
-        </w:rPr>
-        <w:t>OE2.</w:t>
-      </w:r>
-      <w:r>
-        <w:t xml:space="preserve"> Diseñar e implementar un mecanismo de normalización y </w:t>
-      </w:r>
-      <w:proofErr w:type="spellStart"/>
-      <w:r>
-        <w:t>scoring</w:t>
-      </w:r>
-      <w:proofErr w:type="spellEnd"/>
-      <w:r>
-        <w:t xml:space="preserve"> automático que clasifique cada lead en niveles de prioridad (HOT, WARM y COLD).</w:t>
-      </w:r>
-    </w:p>
-    <w:p>
-      <w:pPr>
-        <w:pStyle w:val="Prrafodelista"/>
-        <w:numPr>
-          <w:ilvl w:val="0"/>
-          <w:numId w:val="1"/>
-        </w:numPr>
-      </w:pPr>
-      <w:r>
-        <w:rPr>
-          <w:b/>
-        </w:rPr>
-        <w:t>OE3.</w:t>
-      </w:r>
-      <w:r>
-        <w:t xml:space="preserve"> Automatizar el ciclo comercial —generación y envío de propuestas, aceptación mediante enlace con token, facturación en PDF y registro del cobro— con notificaciones multicanal por correo electrónico y </w:t>
-      </w:r>
-      <w:proofErr w:type="spellStart"/>
-      <w:r>
-        <w:t>Telegram</w:t>
-      </w:r>
-      <w:proofErr w:type="spellEnd"/>
-      <w:r>
-        <w:t>.</w:t>
-      </w:r>
-    </w:p>
-    <w:p>
-      <w:pPr>
-        <w:pStyle w:val="Prrafodelista"/>
-        <w:numPr>
-          <w:ilvl w:val="0"/>
-          <w:numId w:val="1"/>
-        </w:numPr>
-      </w:pPr>
-      <w:r>
-        <w:rPr>
-          <w:b/>
-        </w:rPr>
-        <w:t>OE4.</w:t>
-      </w:r>
-      <w:r>
-        <w:t xml:space="preserve"> Diseñar un modelo de datos relacional en </w:t>
-      </w:r>
-      <w:proofErr w:type="spellStart"/>
-      <w:r>
-        <w:t>Supabase</w:t>
-      </w:r>
-      <w:proofErr w:type="spellEnd"/>
-      <w:r>
-        <w:t xml:space="preserve"> con seguridad a nivel de fila (RLS) y exponer un tablero de control autenticado con métricas en tiempo real.</w:t>
-      </w:r>
-    </w:p>
-    <w:p>
-      <w:pPr>
-        <w:pStyle w:val="Prrafodelista"/>
-        <w:numPr>
-          <w:ilvl w:val="0"/>
-          <w:numId w:val="1"/>
-        </w:numPr>
-      </w:pPr>
-      <w:r>
-        <w:rPr>
-          <w:b/>
-        </w:rPr>
-        <w:t>OE5.</w:t>
-      </w:r>
-      <w:r>
-        <w:t xml:space="preserve"> Incorporar procesos programados —seguimiento de propuestas, recordatorios de pago y reporte diario de métricas— que operen sin intervención manual.</w:t>
-      </w:r>
-    </w:p>
-    <w:p>
-      <w:pPr>
-        <w:pStyle w:val="Ttulo2"/>
-      </w:pPr>
-      <w:bookmarkStart w:id="10" w:name="_Toc233808416"/>
-      <w:r>
-        <w:t>1.7 Alcance y limitaciones</w:t>
-      </w:r>
-      <w:bookmarkEnd w:id="10"/>
-    </w:p>
-    <w:p>
-      <w:r>
-        <w:t>El trabajo corresponde a un producto mínimo viable (MVP) orientado a demostrar la viabilidad técnica de la automatización propuesta. El alcance comprende el diseño, la implementación y la validación funcional de los flujos descritos en un entorno controlado.</w:t>
-      </w:r>
+      <w:bookmarkStart w:id="4" w:name="_Toc233808410"/>
+      <w:r>
+        <w:t>1.1 Contexto del problema</w:t>
+      </w:r>
+      <w:bookmarkEnd w:id="4"/>
     </w:p>
     <w:p>
       <w:proofErr w:type="spellStart"/>
@@ -2122,6 +1692,405 @@
       <w:proofErr w:type="spellEnd"/>
       <w:proofErr w:type="spellStart"/>
       <w:proofErr w:type="spellEnd"/>
+      <w:proofErr w:type="spellStart"/>
+      <w:proofErr w:type="spellEnd"/>
+      <w:r>
+        <w:rPr>
+          <w:b w:val="0"/>
+          <w:i w:val="0"/>
+        </w:rPr>
+        <w:t>El trabajo independiente en el sector del software y los servicios digitales ha crecido de forma sostenida. El Online Labour Index registró un crecimiento interanual cercano al 20 % en la demanda de trabajo digital por proyecto (Kässi y Lehdonvirta, 2018). Asimismo, en América Latina y el Caribe la Organización Internacional del Trabajo documenta una expansión reciente del trabajo mediado por plataformas digitales basadas en la web (OIT, 2025). El freelancer que ofrece desarrollo web, diseño, marketing o consultoría opera, en la mayoría de los casos, como una unidad de una sola persona: es simultáneamente quien vende, produce, factura y da soporte. A diferencia de una empresa con áreas comerciales y administrativas diferenciadas, el profesional independiente concentra todas esas funciones, lo que traslada una parte significativa de su tiempo productivo hacia tareas administrativas de bajo valor agregado.</w:t>
+      </w:r>
+    </w:p>
+    <w:p>
+      <w:r>
+        <w:t>Cada nuevo contacto comercial —o lead— inicia un ciclo que, gestionado manualmente, resulta frágil: recibir y ordenar los datos del interesado, evaluar si la oportunidad conviene, redactar una propuesta, enviarla, recordar el seguimiento si no hay respuesta, emitir la factura al cerrar, controlar el cobro y pedir un testimonio. Con un único cliente el proceso es abordable; con varios en paralelo, los pasos se superponen, se posponen o se pierden.</w:t>
+      </w:r>
+    </w:p>
+    <w:p>
+      <w:pPr>
+        <w:pStyle w:val="Ttulo2"/>
+      </w:pPr>
+      <w:bookmarkStart w:id="5" w:name="_Toc233808411"/>
+      <w:r>
+        <w:t>1.2 Planteamiento del problema</w:t>
+      </w:r>
+      <w:bookmarkEnd w:id="5"/>
+    </w:p>
+    <w:p>
+      <w:r>
+        <w:t xml:space="preserve">La gestión manual del ciclo comercial del </w:t>
+      </w:r>
+      <w:proofErr w:type="spellStart"/>
+      <w:r>
+        <w:t>freelancer</w:t>
+      </w:r>
+      <w:proofErr w:type="spellEnd"/>
+      <w:r>
+        <w:t xml:space="preserve"> presenta tres debilidades concretas. En primer lugar, la falta de priorización: sin un criterio sistemático, se dedica el mismo esfuerzo a una consulta de bajo presupuesto y baja urgencia que a una oportunidad de alto valor. En segundo lugar, la pérdida de trazabilidad: el estado de cada oportunidad (si se envió la propuesta, si hubo seguimiento, si se facturó) queda disperso en correos y notas, sin una fuente única de verdad. En tercer lugar, la dependencia de la memoria del profesional para tareas que deberían dispararse solas, como el seguimiento a los tres días o el recordatorio de una factura próxima a vencer.</w:t>
+      </w:r>
+    </w:p>
+    <w:p>
+      <w:r>
+        <w:t xml:space="preserve">Estas debilidades no se resuelven contratando más personal —el </w:t>
+      </w:r>
+      <w:proofErr w:type="spellStart"/>
+      <w:r>
+        <w:t>freelancer</w:t>
+      </w:r>
+      <w:proofErr w:type="spellEnd"/>
+      <w:r>
+        <w:t>, por definición, trabaja solo— sino delegando las tareas repetitivas en un sistema que las ejecute de forma consistente, trazable y desatendida.</w:t>
+      </w:r>
+    </w:p>
+    <w:p>
+      <w:pPr>
+        <w:pStyle w:val="Ttulo2"/>
+      </w:pPr>
+      <w:bookmarkStart w:id="6" w:name="_Toc233808412"/>
+      <w:r>
+        <w:t>1.3 Tema, problema y pregunta de investigación</w:t>
+      </w:r>
+      <w:bookmarkEnd w:id="6"/>
+    </w:p>
+    <w:p>
+      <w:r>
+        <w:t xml:space="preserve">El </w:t>
+      </w:r>
+      <w:r>
+        <w:rPr>
+          <w:b/>
+        </w:rPr>
+        <w:t>tema</w:t>
+      </w:r>
+      <w:r>
+        <w:t xml:space="preserve"> del trabajo es la automatización de procesos comerciales y administrativos para trabajadores independientes del sector digital. El </w:t>
+      </w:r>
+      <w:r>
+        <w:rPr>
+          <w:b/>
+        </w:rPr>
+        <w:t>problema</w:t>
+      </w:r>
+      <w:r>
+        <w:t xml:space="preserve"> es la carga manual, la falta de priorización y la pérdida de trazabilidad en la gestión del ciclo de vida del cliente. De ambos se deriva la siguiente </w:t>
+      </w:r>
+      <w:r>
+        <w:rPr>
+          <w:b/>
+        </w:rPr>
+        <w:t>pregunta de investigación</w:t>
+      </w:r>
+      <w:r>
+        <w:t>:</w:t>
+      </w:r>
+    </w:p>
+    <w:p>
+      <w:pPr>
+        <w:spacing w:after="120"/>
+        <w:ind w:left="720"/>
+        <w:rPr>
+          <w:i/>
+        </w:rPr>
+      </w:pPr>
+      <w:proofErr w:type="spellStart"/>
+      <w:proofErr w:type="spellEnd"/>
+      <w:r>
+        <w:rPr>
+          <w:b w:val="0"/>
+          <w:i w:val="0"/>
+        </w:rPr>
+        <w:t>¿Es técnicamente viable automatizar el ciclo de vida completo de la gestión de clientes de un freelancer —captación, calificación, propuesta, facturación y cobro— mediante una arquitectura orientada a eventos de bajo código, de modo que las tareas hoy ejecutadas manualmente queden delegadas en el sistema sin sacrificar la trazabilidad ni el control del profesional sobre el proceso?</w:t>
+      </w:r>
+    </w:p>
+    <w:p>
+      <w:pPr/>
+      <w:r>
+        <w:rPr>
+          <w:b w:val="0"/>
+          <w:i w:val="0"/>
+        </w:rPr>
+        <w:t>La pregunta se formula en términos de viabilidad técnica y no de magnitud del ahorro. La reducción efectiva de la carga administrativa es el efecto que se espera de la automatización, pero medirla exige una línea de base previa y una medición posterior sobre operación real, que este trabajo no realiza y declara fuera de alcance (§1.7). La delimitación se retoma en §1.5, en el Capítulo 6 y en el Capítulo 7. Corresponde declarar además bajo qué condición la respuesta habría sido negativa, porque las dos mitades de la pregunta no se responden con el mismo rigor. La primera —si la automatización es técnicamente viable— se acredita por construcción: un artefacto que ejecuta el ciclo de extremo a extremo la responde afirmativamente, y sólo un flujo que no pudiera completarse la habría refutado. La segunda —si eso ocurre «sin sacrificar la trazabilidad ni el control del profesional»— sí es refutable de forma sustantiva, y es la que ordena el trabajo: la respuesta habría sido negativa si el sistema hubiera tomado por el profesional una decisión de negocio reservada a él, o si el estado de una oportunidad no hubiera podido reconstruirse a partir de lo registrado. El primero de esos dos criterios fue efectivamente incumplido por un diseño intermedio, en el que el importe de la propuesta provenía del formulario que completaba el propio interesado, y la condición se restituyó devolviendo esa decisión al profesional (§4.3.2 y Capítulo 7).</w:t>
+      </w:r>
+    </w:p>
+    <w:p>
+      <w:pPr>
+        <w:pStyle w:val="Ttulo2"/>
+      </w:pPr>
+      <w:bookmarkStart w:id="7" w:name="_Toc233808413"/>
+      <w:r>
+        <w:t>1.4 Justificación</w:t>
+      </w:r>
+      <w:bookmarkEnd w:id="7"/>
+    </w:p>
+    <w:p>
+      <w:proofErr w:type="spellStart"/>
+      <w:proofErr w:type="spellEnd"/>
+      <w:proofErr w:type="spellStart"/>
+      <w:proofErr w:type="spellEnd"/>
+      <w:proofErr w:type="spellStart"/>
+      <w:proofErr w:type="spellEnd"/>
+      <w:r>
+        <w:rPr>
+          <w:b w:val="0"/>
+          <w:i w:val="0"/>
+        </w:rPr>
+        <w:t>La respuesta a esa pregunta tiene relevancia profesional y técnica. Desde lo profesional, un sistema que automatice la captación, la calificación y el seguimiento puede liberar tiempo del freelancer para las tareas que efectivamente generan ingresos, y cabe esperar que mejore la velocidad y la consistencia de la respuesta al cliente. Estas expectativas son plausibles pero no se verifican empíricamente en este trabajo: se enuncian como resultado esperado y no como hallazgo. Desde lo técnico, el trabajo permite integrar y poner en diálogo un conjunto de tecnologías actuales —orquestación de bajo código, bases de datos gestionadas con seguridad a nivel de fila, renderizado híbrido en el frontend y comunicación por webhooks— en una solución funcional y verificable. Ello constituye evidencia concreta de las competencias esperadas de un Técnico Universitario en Programación.</w:t>
+      </w:r>
+    </w:p>
+    <w:p>
+      <w:r>
+        <w:t>El posicionamiento de esta decisión frente a las soluciones existentes se desarrolla en el estado del arte (§2.7) y en la discusión de construir frente a configurar (§2.8).</w:t>
+      </w:r>
+    </w:p>
+    <w:p>
+      <w:pPr>
+        <w:pStyle w:val="Ttulo2"/>
+      </w:pPr>
+      <w:bookmarkStart w:id="8" w:name="_Toc233808414"/>
+      <w:r>
+        <w:t>1.5 Objetivo general</w:t>
+      </w:r>
+      <w:bookmarkEnd w:id="8"/>
+    </w:p>
+    <w:p>
+      <w:proofErr w:type="spellStart"/>
+      <w:proofErr w:type="spellEnd"/>
+      <w:proofErr w:type="spellStart"/>
+      <w:proofErr w:type="spellEnd"/>
+      <w:r>
+        <w:rPr>
+          <w:b w:val="0"/>
+          <w:i w:val="0"/>
+        </w:rPr>
+        <w:t>Diseñar, implementar y validar funcionalmente una plataforma web que automatice el ciclo de vida completo de la gestión de clientes para freelancers —desde la captación del lead hasta el cobro y el cierre— mediante la orquestación de eventos con n8n y la persistencia en una base de datos relacional gestionada con Supabase. El propósito es, en efecto, demostrar la viabilidad técnica de delegar en el sistema las tareas administrativas que hoy se ejecutan de forma manual.</w:t>
+      </w:r>
+    </w:p>
+    <w:p>
+      <w:pPr/>
+      <w:proofErr w:type="spellStart"/>
+      <w:proofErr w:type="spellEnd"/>
+      <w:proofErr w:type="spellStart"/>
+      <w:proofErr w:type="spellEnd"/>
+      <w:r>
+        <w:rPr>
+          <w:i w:val="0"/>
+        </w:rPr>
+        <w:t>Este trabajo no formula una hipótesis en sentido convencional: al tratarse de un desarrollo tecnológico de carácter aplicado y no de una investigación empírica, se lo orienta mediante la pregunta de investigación del §1.3 y los objetivos aquí definidos, cuyo cumplimiento se verifica en el Capítulo 5. El §3.1 desarrolla en detalle el fundamento metodológico de esta decisión.</w:t>
+      </w:r>
+    </w:p>
+    <w:p>
+      <w:pPr/>
+      <w:r>
+        <w:rPr>
+          <w:b/>
+        </w:rPr>
+        <w:t>Delimitación del objetivo general. Este objetivo excluye deliberadamente el resultado «reducir la carga administrativa manual». La razón no es que la variable quede indefinida —a continuación se le da una definición operacional y se mide uno de sus dos componentes— sino que el componente que decide esa promesa, el tiempo y el esfuerzo que cada acción cuesta, exigiría una línea de base previa y una medición posterior sobre operación real que este trabajo no realiza. Incluir la promesa dejaría al trabajo concluyendo sobre algo que su estrategia de validación no puede acreditar.</w:t>
+      </w:r>
+    </w:p>
+    <w:p>
+      <w:pPr/>
+      <w:r>
+        <w:rPr>
+          <w:b w:val="0"/>
+          <w:i w:val="0"/>
+        </w:rPr>
+        <w:t xml:space="preserve">Se adopta la siguiente definición operacional: </w:t>
+      </w:r>
+      <w:r>
+        <w:rPr>
+          <w:b w:val="0"/>
+          <w:i/>
+        </w:rPr>
+        <w:t>carga administrativa</w:t>
+      </w:r>
+      <w:r>
+        <w:rPr>
+          <w:b w:val="0"/>
+          <w:i w:val="0"/>
+        </w:rPr>
+        <w:t xml:space="preserve"> = número de acciones manuales del profesional por lead gestionado, contadas desde el ingreso del contacto hasta el registro del cobro. Se entiende, en particular, por acción manual toda interacción del profesional con una herramienta (redactar un correo, copiar datos entre sistemas, generar un documento, actualizar una planilla). Esa definición tiene dos componentes y este trabajo mide sólo el primero. El conteo de acciones sí se mide, porque puede derivarse del artefacto. El tiempo y el esfuerzo que cada acción cuesta no, porque exigirían observar a una muestra de freelancers gestionando leads con el sistema y sin él. El Capítulo 8 recoge esa segunda línea.</w:t>
+      </w:r>
+    </w:p>
+    <w:p>
+      <w:pPr/>
+      <w:r>
+        <w:rPr>
+          <w:b w:val="0"/>
+          <w:i w:val="0"/>
+        </w:rPr>
+        <w:t>Medición del componente contable. Aplicada esa definición sobre el artefacto, el ciclo de un lead calificado —del ingreso del contacto al cierre del proyecto— comprende dieciocho acciones administrativas. El sistema ejecuta dieciséis de ellas y el profesional conserva dos: decidir el precio, el plazo y el alcance de la propuesta, y dar por cerrado el proyecto. Ambas son decisiones de negocio que el trabajo deja deliberadamente fuera de la automatización (§4.3.2 y §7). El conteo se obtiene con scripts/medir-carga-administrativa.mjs, que declara cada acción junto al nodo del flujo que la ejecuta y falla si alguno dejó de existir, de modo que la medición se invalida sola si el artefacto cambia. Corresponde subrayar su alcance: mide cuántas acciones del ciclo quedan delegadas, no cuánto tiempo ni cuánto esfuerzo ahorran. Sostener lo segundo exigiría el estudio con usuarios que plantea el Capítulo 8.</w:t>
+      </w:r>
+    </w:p>
+    <w:p>
+      <w:pPr>
+        <w:pStyle w:val="Ttulo2"/>
+      </w:pPr>
+      <w:bookmarkStart w:id="9" w:name="_Toc233808415"/>
+      <w:r>
+        <w:t>1.6 Objetivos específicos</w:t>
+      </w:r>
+      <w:bookmarkEnd w:id="9"/>
+    </w:p>
+    <w:p>
+      <w:r>
+        <w:t>Para alcanzar el objetivo general se definen los siguientes objetivos específicos (OE), redactados en infinitivo y retomados de forma trazable en los capítulos de diseño, en la validación y en las conclusiones (véase la matriz de trazabilidad del Anexo E):</w:t>
+      </w:r>
+    </w:p>
+    <w:p>
+      <w:pPr>
+        <w:pStyle w:val="Prrafodelista"/>
+        <w:numPr>
+          <w:ilvl w:val="0"/>
+          <w:numId w:val="1"/>
+        </w:numPr>
+      </w:pPr>
+      <w:r>
+        <w:rPr>
+          <w:b/>
+        </w:rPr>
+        <w:t>OE1.</w:t>
+      </w:r>
+      <w:r>
+        <w:t xml:space="preserve"> Implementar un formulario web público de captación de leads, con validación, integrado a un </w:t>
+      </w:r>
+      <w:proofErr w:type="spellStart"/>
+      <w:r>
+        <w:t>backend</w:t>
+      </w:r>
+      <w:proofErr w:type="spellEnd"/>
+      <w:r>
+        <w:t xml:space="preserve"> de automatización mediante </w:t>
+      </w:r>
+      <w:proofErr w:type="spellStart"/>
+      <w:r>
+        <w:t>webhooks</w:t>
+      </w:r>
+      <w:proofErr w:type="spellEnd"/>
+      <w:r>
+        <w:t>.</w:t>
+      </w:r>
+    </w:p>
+    <w:p>
+      <w:pPr>
+        <w:pStyle w:val="Prrafodelista"/>
+        <w:numPr>
+          <w:ilvl w:val="0"/>
+          <w:numId w:val="1"/>
+        </w:numPr>
+      </w:pPr>
+      <w:r>
+        <w:rPr>
+          <w:b/>
+        </w:rPr>
+        <w:t>OE2.</w:t>
+      </w:r>
+      <w:r>
+        <w:t xml:space="preserve"> Diseñar e implementar un mecanismo de normalización y </w:t>
+      </w:r>
+      <w:proofErr w:type="spellStart"/>
+      <w:r>
+        <w:t>scoring</w:t>
+      </w:r>
+      <w:proofErr w:type="spellEnd"/>
+      <w:r>
+        <w:t xml:space="preserve"> automático que clasifique cada lead en niveles de prioridad (HOT, WARM y COLD).</w:t>
+      </w:r>
+    </w:p>
+    <w:p>
+      <w:pPr>
+        <w:pStyle w:val="Prrafodelista"/>
+        <w:numPr>
+          <w:ilvl w:val="0"/>
+          <w:numId w:val="1"/>
+        </w:numPr>
+      </w:pPr>
+      <w:r>
+        <w:rPr>
+          <w:b/>
+        </w:rPr>
+        <w:t>OE3.</w:t>
+      </w:r>
+      <w:r>
+        <w:t xml:space="preserve"> Automatizar el ciclo comercial —generación y envío de propuestas, aceptación mediante enlace con token, facturación en PDF y registro del cobro— con notificaciones multicanal por correo electrónico y </w:t>
+      </w:r>
+      <w:proofErr w:type="spellStart"/>
+      <w:r>
+        <w:t>Telegram</w:t>
+      </w:r>
+      <w:proofErr w:type="spellEnd"/>
+      <w:r>
+        <w:t>.</w:t>
+      </w:r>
+    </w:p>
+    <w:p>
+      <w:pPr>
+        <w:pStyle w:val="Prrafodelista"/>
+        <w:numPr>
+          <w:ilvl w:val="0"/>
+          <w:numId w:val="1"/>
+        </w:numPr>
+      </w:pPr>
+      <w:r>
+        <w:rPr>
+          <w:b/>
+        </w:rPr>
+        <w:t>OE4.</w:t>
+      </w:r>
+      <w:r>
+        <w:t xml:space="preserve"> Diseñar un modelo de datos relacional en </w:t>
+      </w:r>
+      <w:proofErr w:type="spellStart"/>
+      <w:r>
+        <w:t>Supabase</w:t>
+      </w:r>
+      <w:proofErr w:type="spellEnd"/>
+      <w:r>
+        <w:t xml:space="preserve"> con seguridad a nivel de fila (RLS) y exponer un tablero de control autenticado con métricas en tiempo real.</w:t>
+      </w:r>
+    </w:p>
+    <w:p>
+      <w:pPr>
+        <w:pStyle w:val="Prrafodelista"/>
+        <w:numPr>
+          <w:ilvl w:val="0"/>
+          <w:numId w:val="1"/>
+        </w:numPr>
+      </w:pPr>
+      <w:r>
+        <w:rPr>
+          <w:b/>
+        </w:rPr>
+        <w:t>OE5.</w:t>
+      </w:r>
+      <w:r>
+        <w:t xml:space="preserve"> Incorporar procesos programados —seguimiento de propuestas, recordatorios de pago y reporte diario de métricas— que operen sin intervención manual.</w:t>
+      </w:r>
+    </w:p>
+    <w:p>
+      <w:pPr>
+        <w:pStyle w:val="Ttulo2"/>
+      </w:pPr>
+      <w:bookmarkStart w:id="10" w:name="_Toc233808416"/>
+      <w:r>
+        <w:t>1.7 Alcance y limitaciones</w:t>
+      </w:r>
+      <w:bookmarkEnd w:id="10"/>
+    </w:p>
+    <w:p>
+      <w:r>
+        <w:t>El trabajo corresponde a un producto mínimo viable (MVP) orientado a demostrar la viabilidad técnica de la automatización propuesta. El alcance comprende el diseño, la implementación y la validación funcional de los flujos descritos en un entorno controlado.</w:t>
+      </w:r>
+    </w:p>
+    <w:p>
+      <w:proofErr w:type="spellStart"/>
+      <w:proofErr w:type="spellEnd"/>
+      <w:proofErr w:type="spellStart"/>
+      <w:proofErr w:type="spellEnd"/>
+      <w:proofErr w:type="spellStart"/>
+      <w:proofErr w:type="spellEnd"/>
+      <w:proofErr w:type="spellStart"/>
+      <w:proofErr w:type="spellEnd"/>
       <w:r>
         <w:rPr>
           <w:b w:val="0"/>
@@ -2177,14 +2146,7 @@
           <w:b/>
           <w:i w:val="0"/>
         </w:rPr>
-        <w:t>Magnitud de la reducción de la carga administrativa.</w:t>
-      </w:r>
-      <w:r>
-        <w:rPr>
-          <w:b w:val="0"/>
-          <w:i w:val="0"/>
-        </w:rPr>
-        <w:t xml:space="preserve"> No se define operacionalmente ni se mide (§1.5). El trabajo acredita que los flujos funcionan, no cuánto trabajo ahorran.</w:t>
+        <w:t>Magnitud de la reducción de la carga administrativa. La variable sí se define operacionalmente y su componente contable se mide: de las dieciocho acciones del ciclo, el sistema ejecuta dieciséis (§1.5). Lo que queda fuera de alcance es el otro componente, el tiempo y el esfuerzo que esas acciones cuestan, que exigiría un estudio con usuarios (Capítulo 8). El trabajo acredita cuántas acciones quedan delegadas, no cuánto trabajo ahorran.</w:t>
       </w:r>
     </w:p>
     <w:p>
@@ -2339,17 +2301,14 @@
       <w:bookmarkEnd w:id="13"/>
     </w:p>
     <w:p>
-      <w:r>
-        <w:t>n8n es una plataforma de automatización de flujos de trabajo que permite integrar aplicaciones y servicios mediante nodos configurables conectados en un lienzo visual (n8n.io, 2024). Su código está disponible públicamente bajo la Sustainable Use License —un modelo de licenciamiento «fair-code» que restringe el uso comercial competitivo y la redistribución paga—, por lo que no constituye código abierto en el sentido estricto que reconoce la Open Source Initiative. Cada nodo encapsula una operación —recibir un webhook, ejecutar código JavaScript, consultar una base de datos, enviar un correo— y las conexiones entre nodos definen el orden y las condiciones de ejecución. Su carácter de bajo código no elimina la programación, sino que la concentra en los puntos donde aporta valor (por ejemplo, la lógica de normalización o de scoring), delegando en nodos preconstruidos la integración con servicios externos. La literatura académica reciente sobre desarrollo de bajo código confirma este carácter híbrido: una revisión sistemática multi-vocal caracteriza el low-code development como una categoría que reduce, pero no elimina, la necesidad de programación, y señala la ausencia de consenso terminológico en el campo (Bucaioni, Cicchetti y Ciccozzi, 2022).</w:t>
-      </w:r>
       <w:proofErr w:type="spellStart"/>
-      <w:r/>
       <w:proofErr w:type="spellEnd"/>
-      <w:r/>
       <w:proofErr w:type="spellStart"/>
-      <w:r/>
       <w:proofErr w:type="spellEnd"/>
-      <w:r/>
+      <w:r>
+        <w:rPr/>
+        <w:t>n8n es una plataforma de automatización de flujos de trabajo que permite integrar aplicaciones y servicios mediante nodos configurables conectados en un lienzo visual (n8n, 2024). Su código está disponible públicamente bajo la Sustainable Use License —un modelo de licenciamiento «fair-code» que restringe el uso comercial competitivo y la redistribución paga—, por lo que no constituye código abierto en el sentido estricto que reconoce la Open Source Initiative. Cada nodo encapsula una operación —recibir un webhook, ejecutar código JavaScript, consultar una base de datos, enviar un correo— y las conexiones entre nodos definen el orden y las condiciones de ejecución. Su carácter de bajo código no elimina la programación, sino que la concentra en los puntos donde aporta valor (por ejemplo, la lógica de normalización o de scoring), delegando en nodos preconstruidos la integración con servicios externos. La literatura académica reciente sobre desarrollo de bajo código confirma este carácter híbrido: una revisión sistemática multi-vocal caracteriza el low-code development como una categoría que reduce, pero no elimina, la necesidad de programación, y señala la ausencia de consenso terminológico en el campo (Bucaioni, Cicchetti y Ciccozzi, 2022).</w:t>
+      </w:r>
     </w:p>
     <w:p>
       <w:r>
@@ -2934,7 +2893,7 @@
         <w:rPr>
           <w:i w:val="0"/>
         </w:rPr>
-        <w:t>Una revisión posterior a la entrega de este trabajo incorporó dos antecedentes adicionales que estrechan, sin cerrarla del todo, esa laguna. Domański, Wojciechowski, Lewandowicz y Hadaś (2023) revisan y evalúan mediante una metodología arbitrada un conjunto de plataformas low-code/no-code orientadas específicamente a pequeñas y medianas empresas, el mismo segmento —un freelancer es, como señala este trabajo, un caso límite de PyME— en el que se sitúa la comparación de este apartado. Muhammad, Prybutok y Sinha (2025) revisan sistemáticamente la literatura sobre los factores que determinan la efectividad de quien construye con herramientas de bajo código sin ser un desarrollador de oficio —el «desarrollador ciudadano»—, lo que respalda con literatura arbitrada la figura invocada en el §2.8 para justificar la decisión de construir. Ninguno de los dos trata la adopción de plataformas iPaaS en particular, de modo que esa laguna específica —Zapier y Make como categoría— se mantiene.</w:t>
+        <w:t>Dos antecedentes arbitrados estrechan esa laguna, sin cerrarla del todo. Domański, Wojciechowski, Lewandowicz y Hadaś (2023) revisan y evalúan mediante una metodología arbitrada un conjunto de plataformas low-code/no-code orientadas específicamente a pequeñas y medianas empresas, el mismo segmento —un freelancer es, como señala este trabajo, un caso límite de PyME— en el que se sitúa la comparación de este apartado. Muhammad, Prybutok y Sinha (2025) revisan sistemáticamente la literatura sobre los factores que determinan la efectividad de quien construye con herramientas de bajo código sin ser un desarrollador de oficio —el «desarrollador ciudadano»—, lo que respalda con literatura arbitrada la figura invocada en el §2.8 para justificar la decisión de construir. Ninguno de los dos trata la adopción de plataformas iPaaS en particular, de modo que esa laguna específica —Zapier y Make como categoría— se mantiene.</w:t>
       </w:r>
     </w:p>
     <w:p>
@@ -3167,9 +3126,7 @@
       </w:r>
     </w:p>
     <w:p>
-      <w:pPr>
-        <w:pStyle w:val="Ttulo2"/>
-      </w:pPr>
+      <w:pPr/>
       <w:proofErr w:type="spellStart"/>
       <w:proofErr w:type="spellEnd"/>
       <w:r>
@@ -3177,9 +3134,7 @@
       </w:r>
     </w:p>
     <w:p>
-      <w:pPr>
-        <w:pStyle w:val="Ttulo2"/>
-      </w:pPr>
+      <w:pPr/>
       <w:proofErr w:type="spellStart"/>
       <w:proofErr w:type="spellEnd"/>
       <w:r>
@@ -3193,9 +3148,7 @@
       </w:r>
     </w:p>
     <w:p>
-      <w:pPr>
-        <w:pStyle w:val="Ttulo2"/>
-      </w:pPr>
+      <w:pPr/>
       <w:proofErr w:type="spellStart"/>
       <w:proofErr w:type="spellEnd"/>
       <w:r>
@@ -3209,25 +3162,18 @@
       </w:r>
     </w:p>
     <w:p>
-      <w:pPr>
-        <w:pStyle w:val="Ttulo2"/>
-      </w:pPr>
+      <w:pPr/>
       <w:proofErr w:type="spellStart"/>
       <w:proofErr w:type="spellEnd"/>
       <w:r>
         <w:rPr>
           <w:b/>
         </w:rPr>
-        <w:t>Comprobantes fiscales.</w:t>
-      </w:r>
-      <w:r>
-        <w:t xml:space="preserve"> La emisión de comprobantes está regida por el régimen de facturación electrónica que administra la Agencia de Recaudación y Control Aduanero (ARCA, continuadora de la AFIP desde 2024). Un comprobante tiene validez fiscal sólo si el organismo le asigna un Código de Autorización Electrónico (CAE), que se solicita por servicio web al emitir, y si consigna los datos que el régimen exige: CUIT del emisor, punto de venta habilitado, tipo de comprobante según la condición de emisor y receptor frente al IVA, y el propio CAE con su fecha de vencimiento. El documento que genera este sistema (§4.3.2) no solicita CAE, no declara CUIT ni punto de venta, y numera con un identificador aleatorio dentro del año en lugar de la secuencia correlativa que el régimen supone (Tabla 7). No es, por lo tanto, una factura en sentido fiscal, sino un comprobante interno de la operación; el trabajo lo declara así en §1.7 y evita presentarlo de otro modo.</w:t>
-      </w:r>
-    </w:p>
-    <w:p>
-      <w:pPr>
-        <w:pStyle w:val="Ttulo2"/>
-      </w:pPr>
+        <w:t>Comprobantes fiscales. La emisión de comprobantes está regida por el régimen de facturación electrónica que administra la Agencia de Recaudación y Control Aduanero (ARCA, continuadora de la AFIP desde 2024; ARCA, 2026). Un comprobante tiene validez fiscal sólo si el organismo le asigna un Código de Autorización Electrónico (CAE), que se solicita por servicio web al emitir, y si consigna los datos que el régimen exige: CUIT del emisor, punto de venta habilitado, tipo de comprobante según la condición de emisor y receptor frente al IVA, y el propio CAE con su fecha de vencimiento. El documento que genera este sistema (§4.3.2) no solicita CAE, no declara CUIT ni punto de venta, y numera con un identificador aleatorio dentro del año en lugar de la secuencia correlativa que el régimen supone (Tabla 7). No es, por lo tanto, una factura en sentido fiscal, sino un comprobante interno de la operación; el trabajo lo declara así en §1.7 y evita presentarlo de otro modo.</w:t>
+      </w:r>
+    </w:p>
+    <w:p>
+      <w:pPr/>
       <w:proofErr w:type="spellStart"/>
       <w:proofErr w:type="spellEnd"/>
       <w:r>
@@ -3892,7 +3838,8 @@
     </w:p>
     <w:p>
       <w:r>
-        <w:t>La Tabla 2 presenta los requisitos no funcionales (RNF), organizados según las características de calidad de la norma ISO/IEC 25010:2023, segunda edición del modelo de calidad del producto de software vigente, que reemplaza a la edición 2011. Dos características cambiaron de nombre respecto de esa edición previa: «Usabilidad» pasó a denominarse «Capacidad de interacción», y «Portabilidad», «Flexibilidad». Cada requisito se enuncia con un umbral, una unidad y un método de verificación, de modo que pueda declararse cumplido o incumplido sin apelar a un juicio cualitativo; el resultado de su verificación se reporta en el Capítulo 5.</w:t>
+        <w:rPr/>
+        <w:t>La Tabla 2 presenta los requisitos no funcionales (RNF), organizados según las características de calidad de la norma ISO/IEC 25010:2023 (ISO/IEC, 2023), segunda edición del modelo de calidad del producto de software vigente, que reemplaza a la edición 2011. Dos características cambiaron de nombre respecto de esa edición previa: «Usabilidad» pasó a denominarse «Capacidad de interacción», y «Portabilidad», «Flexibilidad». Cada requisito se enuncia con un umbral, una unidad y un método de verificación, de modo que pueda declararse cumplido o incumplido sin apelar a un juicio cualitativo; el resultado de su verificación se reporta en el Capítulo 5.</w:t>
       </w:r>
     </w:p>
     <w:p>
@@ -6636,26 +6583,8 @@
               <w:rPr>
                 <w:b w:val="0"/>
                 <w:i w:val="0"/>
-                <w:sz w:val="15"/>
-              </w:rPr>
-              <w:t xml:space="preserve">Frontend en el despliegue de Vercel; n8n y Gotenberg en contenedores locales levantados con </w:t>
-            </w:r>
-            <w:r>
-              <w:rPr>
-                <w:b w:val="0"/>
-                <w:i w:val="0"/>
-                <w:sz w:val="15"/>
-                <w:rFonts w:ascii="Consolas" w:hAnsi="Consolas" w:cs="Consolas"/>
-              </w:rPr>
-              <w:t>docker compose up -d</w:t>
-            </w:r>
-            <w:r>
-              <w:rPr>
-                <w:b w:val="0"/>
-                <w:i w:val="0"/>
-                <w:sz w:val="15"/>
-              </w:rPr>
-              <w:t xml:space="preserve"> (Anexo G); base de datos en el proyecto gestionado de Supabase. [Completar: sistema operativo y versión de Docker de la máquina de ejecución.]</w:t>
+              </w:rPr>
+              <w:t>Frontend en el despliegue de Vercel; n8n y Gotenberg en contenedores locales levantados con docker compose up -d (Anexo G); base de datos en el proyecto gestionado de Supabase. Máquina de ejecución: Microsoft Windows 11 Pro, versión 10.0.26100; Docker 29.6.2 (build dfc4efb) con Docker Compose v5.3.1.</w:t>
             </w:r>
           </w:p>
         </w:tc>
@@ -9999,7 +9928,8 @@
     <w:p>
       <w:pPr/>
       <w:r>
-        <w:t>Los términos de la propuesta los fija el profesional. Hasta el 24 de agosto de 2026 la propuesta se generaba y se enviaba sola en cuanto el scoring clasificaba al lead como HOT o WARM. Además, el importe que anunciaba —la fila «Inversión»— se tomaba de la columna presupuesto, es decir del valor que el propio interesado había elegido en el control deslizante del formulario público. Ese mismo valor se convertía después en el monto de la factura, en el importe del comprobante en PDF y en el precio de la preferencia de cobro de MercadoPago. La consecuencia era que el sistema comprometía al profesional con un precio que él no fijaba en ningún punto del recorrido, lo que contradecía la condición de la pregunta de investigación de automatizar «sin sacrificar el control del profesional sobre el proceso» (§1.3). Se incorporó por eso el webhook POST /propuesta-enviar, invocado desde el tablero interno con la misma protección que el resto de las acciones internas: el lead calificado permanece en estado NUEVO y aparece en la sección «Propuestas por enviar», donde el profesional carga precio, plazo y alcance. El nodo Guardar Términos aplica una actualización condicional —UPDATE … WHERE estado = 'NUEVO' AND tier IN ('HOT','WARM')— del mismo tipo que la de la aceptación, de modo que repetir la petición no reabre una propuesta ya enviada, y a partir de ahí el flujo continúa por la cadena que ya existía. El presupuesto declarado se conserva intacto: sigue siendo la entrada del scoring y el registro de lo que el cliente dijo estar dispuesto a invertir, y el tablero lo muestra como referencia junto al campo de precio, pero no como valor por omisión.</w:t>
+        <w:rPr/>
+        <w:t>Los términos de la propuesta los fija el profesional. Un diseño alternativo, descartado, consistía en generar y enviar la propuesta automáticamente en cuanto el scoring clasificara al lead como HOT o WARM, tomando el importe de la columna presupuesto, es decir del valor que el propio interesado elige en el control deslizante del formulario público. Ese valor se habría convertido después en el monto de la factura, en el importe del comprobante en PDF y en el precio de la preferencia de cobro de MercadoPago, de modo que el sistema habría comprometido al profesional con un precio que él no fija en ningún punto del recorrido, contradiciendo la condición de la pregunta de investigación de automatizar «sin sacrificar el control del profesional sobre el proceso» (§1.3). El diseño adoptado evita ese resultado mediante el webhook POST /propuesta-enviar, invocado desde el tablero interno con la misma protección que el resto de las acciones internas: el lead calificado permanece en estado NUEVO y aparece en la sección «Propuestas por enviar», donde el profesional carga precio, plazo y alcance. El nodo Guardar Términos aplica una actualización condicional —UPDATE … WHERE estado = 'NUEVO' AND tier IN ('HOT','WARM')— del mismo tipo que la de la aceptación, de modo que repetir la petición no reabre una propuesta ya enviada, y a partir de ahí el flujo continúa por la cadena que ya existía. El presupuesto declarado se conserva intacto: sigue siendo la entrada del scoring y el registro de lo que el cliente dijo estar dispuesto a invertir, y el tablero lo muestra como referencia junto al campo de precio, pero no como valor por omisión.</w:t>
       </w:r>
     </w:p>
     <w:p>
@@ -10021,152 +9951,21 @@
       <w:bookmarkEnd w:id="39"/>
     </w:p>
     <w:p>
-      <w:r>
-        <w:t xml:space="preserve">El </w:t>
-      </w:r>
       <w:proofErr w:type="spellStart"/>
-      <w:r>
-        <w:t>webhook</w:t>
-      </w:r>
       <w:proofErr w:type="spellEnd"/>
-      <w:r>
-        <w:t xml:space="preserve"> </w:t>
-      </w:r>
-      <w:r>
-        <w:rPr>
-          <w:rFonts w:ascii="Consolas" w:hAnsi="Consolas" w:cs="Consolas"/>
-        </w:rPr>
-        <w:t>/lead-acepta</w:t>
-      </w:r>
-      <w:r>
-        <w:t xml:space="preserve"> recibe el identificador del lead y el token. El nodo </w:t>
-      </w:r>
-      <w:r>
-        <w:rPr>
-          <w:i/>
-        </w:rPr>
-        <w:t>Validar Token</w:t>
-      </w:r>
-      <w:r>
-        <w:t xml:space="preserve"> comprueba la presencia de ambos parámetros y el nodo </w:t>
-      </w:r>
-      <w:r>
-        <w:rPr>
-          <w:i/>
-        </w:rPr>
-        <w:t>Buscar Lead</w:t>
-      </w:r>
-      <w:r>
-        <w:t xml:space="preserve"> consulta la tabla </w:t>
-      </w:r>
-      <w:r>
-        <w:rPr>
-          <w:rFonts w:ascii="Consolas" w:hAnsi="Consolas" w:cs="Consolas"/>
-        </w:rPr>
-        <w:t>leads</w:t>
-      </w:r>
-      <w:r>
-        <w:t xml:space="preserve"> por identificador y por token de aceptación (</w:t>
-      </w:r>
       <w:proofErr w:type="spellStart"/>
-      <w:r>
-        <w:rPr>
-          <w:rFonts w:ascii="Consolas" w:hAnsi="Consolas" w:cs="Consolas"/>
-        </w:rPr>
-        <w:t>accept_token</w:t>
-      </w:r>
       <w:proofErr w:type="spellEnd"/>
-      <w:r>
-        <w:t xml:space="preserve">), interpretado como valor de tipo UUID. Si el lead es válido, el nodo </w:t>
-      </w:r>
-      <w:r>
-        <w:rPr>
-          <w:i/>
-        </w:rPr>
-        <w:t>Marcar Aceptado</w:t>
-      </w:r>
-      <w:r>
-        <w:t xml:space="preserve"> lo actualiza al estado </w:t>
-      </w:r>
-      <w:r>
-        <w:rPr>
-          <w:rFonts w:ascii="Consolas" w:hAnsi="Consolas" w:cs="Consolas"/>
-        </w:rPr>
-        <w:t>ACEPTADO</w:t>
-      </w:r>
-      <w:r>
-        <w:t xml:space="preserve"> y registra la fecha de aceptación; en caso contrario, se responde que el enlace ya fue procesado o es inválido, lo que impide la reutilización del token (OE3, RNF2). A partir de la aceptación, el flujo genera la página de confirmación que ve el </w:t>
-      </w:r>
-      <w:r>
-        <w:t xml:space="preserve">cliente y, en paralelo, produce la factura en HTML, la convierte a PDF mediante el servicio </w:t>
-      </w:r>
       <w:proofErr w:type="spellStart"/>
-      <w:r>
-        <w:t>Gotenberg</w:t>
-      </w:r>
       <w:proofErr w:type="spellEnd"/>
-      <w:r>
-        <w:t xml:space="preserve"> (Figura 13, véase Anexo A)</w:t>
-      </w:r>
-      <w:r>
-        <w:t xml:space="preserve">, la envía por correo, la persiste con </w:t>
-      </w:r>
       <w:proofErr w:type="spellStart"/>
-      <w:r>
-        <w:rPr>
-          <w:i/>
-        </w:rPr>
-        <w:t>Insert</w:t>
-      </w:r>
       <w:proofErr w:type="spellEnd"/>
-      <w:r>
-        <w:rPr>
-          <w:i/>
-        </w:rPr>
-        <w:t xml:space="preserve"> Factura</w:t>
-      </w:r>
-      <w:r>
-        <w:t xml:space="preserve"> en la tabla </w:t>
-      </w:r>
-      <w:r>
-        <w:rPr>
-          <w:rFonts w:ascii="Consolas" w:hAnsi="Consolas" w:cs="Consolas"/>
-        </w:rPr>
-        <w:t>facturas</w:t>
-      </w:r>
-      <w:r>
-        <w:t xml:space="preserve"> y actualiza el lead al estado </w:t>
-      </w:r>
-      <w:r>
-        <w:rPr>
-          <w:rFonts w:ascii="Consolas" w:hAnsi="Consolas" w:cs="Consolas"/>
-        </w:rPr>
-        <w:t>FACTURADO</w:t>
-      </w:r>
-      <w:r>
-        <w:t xml:space="preserve">. El evento se notifica por </w:t>
-      </w:r>
       <w:proofErr w:type="spellStart"/>
-      <w:r>
-        <w:t>Telegram</w:t>
-      </w:r>
       <w:proofErr w:type="spellEnd"/>
-      <w:r>
-        <w:t xml:space="preserve"> y se registra en </w:t>
-      </w:r>
       <w:proofErr w:type="spellStart"/>
-      <w:r>
-        <w:t>Notion</w:t>
-      </w:r>
       <w:proofErr w:type="spellEnd"/>
       <w:r>
-        <w:t xml:space="preserve"> mediante peticiones HTTP a su API</w:t>
-      </w:r>
-      <w:r>
-        <w:t xml:space="preserve"> (Figura 9, véase Anexo A)</w:t>
-      </w:r>
-      <w:r>
-        <w:t>.</w:t>
+        <w:rPr/>
+        <w:t>El webhook /lead-acepta recibe el identificador del lead y el token. El nodo Validar Token comprueba la presencia de ambos parámetros y el nodo Buscar Lead consulta la tabla leads por identificador y por token de aceptación (accept_token), interpretado como valor de tipo UUID. Si el lead es válido, el nodo Marcar Aceptado lo actualiza al estado ACEPTADO y registra la fecha de aceptación; en caso contrario, se responde que el enlace ya fue procesado o es inválido, lo que impide la reutilización del token (OE3, RNF2). A partir de la aceptación, el flujo genera la página de confirmación que ve el cliente y, en paralelo, produce la factura en HTML, la convierte a PDF mediante el servicio Gotenberg (Figura 15, véase Anexo A), la envía por correo, la persiste con Insert Factura en la tabla facturas y actualiza el lead al estado FACTURADO. El evento se notifica por Telegram y se registra en Notion mediante peticiones HTTP a su API (Figura 9, véase Anexo A).</w:t>
       </w:r>
     </w:p>
     <w:p>
@@ -20621,7 +20420,7 @@
         <w:rPr>
           <w:b w:val="0"/>
         </w:rPr>
-        <w:t>El desarrollo de este capítulo identificó siete riesgos de diseño que el sistema no resuelve en su estado actual y que conviene reunir para que la discusión (Capítulo 6) y los trabajos futuros (Capítulo 8) los retomen sin dispersión. Cinco son de seguridad y están consignados en la Tabla 11 (S1 a S5); S7, el incidente de credenciales de Supabase que no es un riesgo de diseño sino un episodio puntual, se cerró el 27 de agosto de 2026 y se detalla en el §6.3. Los dos restantes son de consistencia funcional: la ausencia de idempotencia en la captación (S6) y la ventana de inconsistencia entre la inserción del lead y el cálculo de su puntaje.</w:t>
+        <w:t>El desarrollo de este capítulo identificó ocho riesgos de diseño que el sistema no resuelve en su estado actual y que conviene reunir para que la discusión (Capítulo 6) y los trabajos futuros (Capítulo 8) los retomen sin dispersión. Seis son de seguridad y están consignados en la Tabla 11: S1 a S5 y S8, esta última la validación de firma del webhook de MercadoPago, opcional y deshabilitada por defecto (§4.3.3). S7, el incidente de credenciales de Supabase que no es un riesgo de diseño sino un episodio puntual, se cerró el 27 de agosto de 2026 y se detalla en el §6.3. Los dos restantes son de consistencia funcional: la ausencia de idempotencia en la captación (S6) y la ventana de inconsistencia entre la inserción del lead y el cálculo de su puntaje.</w:t>
       </w:r>
     </w:p>
     <w:p>
@@ -22757,7 +22556,7 @@
           <w:b w:val="0"/>
           <w:i w:val="0"/>
         </w:rPr>
-        <w:t>Alcance de lo que esta corrida acredita, y de lo que no. La suite automatizada (E1 a E10, doce escenarios desde que E1 se desdobló en la calificación y el envío de la propuesta) ejecuta cada escenario una vez por invocación. Se corrió tres veces seguidas sin cambios en el resultado el 23 de agosto de 2026, y de nuevo el 24, tras incorporar el paso de fijación de términos. Se satisface así la exigencia de tres repeticiones independientes que el protocolo de la Tabla 4 pide para los escenarios de camino principal cubiertos por la suite (E1 a E6, E1b incluido). E7, el único escenario de camino principal ajeno a esta suite, se midió por separado el 26 de agosto de 2026, una vez incluida la tabla leads en la publicación supabase_realtime del proyecto. Fueron tres corridas independientes de cinco repeticiones cada una: se recibieron 15 eventos sobre 15 esperados, con un peor caso de 1,06 s frente al umbral de 3 s del RNF6. Los tres procesos programados (E11–E13) se dispararon manualmente ese mismo día, y el ejercicio resultó más revelador que confirmatorio. Aparecieron tres defectos de expresión reales, no visibles en ninguna lectura estática ni en la suite automatizada, que impedían completar la rama de «último intento» de E11 cuando el proceso manejaba más de un caso a la vez. Se corrigieron; no obstante, el defecto original dejó un lead de prueba en un estado inconsistente, pendiente de reconciliación manual (Tabla 12, E11). Además, al ejercitar E12 se descubrió que las trece notificaciones de Telegram del CRM estaban rotas: primero por una variable de entorno vacía y, tras corregirla, por una credencial de bot vencida. Ninguna corrida anterior lo había detectado, porque verificar el estado en la base no es lo mismo que verificar que el aviso salió. E13 se disparó pero no produjo evidencia: los leads de prueba se eliminan al final de cada corrida de tests/escenarios.mjs, así que no queda actividad de agosto para que la vista agregue. Queda, entonces, un solo escenario que no pudo ejercitarse contra el proveedor real: E14, que requiere credenciales de prueba de MercadoPago; se lo ejecutó contra un doble que reproduce el contrato documentado de su API, según se detalla a continuación. E7 estuvo en esa misma situación hasta el 26 de agosto de 2026 —dependía de una opción de configuración de la plataforma, no de un defecto del código—; habilitada la publicación, la medición se ejecutó con scripts/medir-realtime.mjs y el umbral del RNF6 quedó comprobado.</w:t>
+        <w:t>Alcance de lo que esta corrida acredita, y de lo que no. La suite automatizada (E1, E1b y E2 a E6 más E8 a E10: diez escenarios, ya que E1 se desdobló en la calificación y el envío de la propuesta, y E7 se mide aparte) ejecuta cada escenario una vez por invocación. Se corrió tres veces seguidas sin cambios en el resultado el 23 de agosto de 2026, y de nuevo el 24, tras incorporar el paso de fijación de términos. Se satisface así la exigencia de tres repeticiones independientes que el protocolo de la Tabla 4 pide para los escenarios de camino principal cubiertos por la suite (E1 a E6, E1b incluido). E7, el único escenario de camino principal ajeno a esta suite, se midió por separado el 26 de agosto de 2026, una vez incluida la tabla leads en la publicación supabase_realtime del proyecto. La corrida que acredita el requisito es la de veinte repeticiones que su método exige: se recibieron los 20 eventos esperados, con una latencia p95 de 0,79 s y un peor caso de 0,82 s, frente al umbral de 3 s del RNF6. Tres corridas previas de cinco repeticiones, todas en verde, habían anticipado el resultado con un peor caso de 1,06 s. Los tres procesos programados (E11–E13) se dispararon manualmente ese mismo día, y el ejercicio resultó más revelador que confirmatorio. Aparecieron tres defectos de expresión reales, no visibles en ninguna lectura estática ni en la suite automatizada, que impedían completar la rama de «último intento» de E11 cuando el proceso manejaba más de un caso a la vez. Se corrigieron; no obstante, el defecto original dejó un lead de prueba en un estado inconsistente, pendiente de reconciliación manual (Tabla 12, E11). Además, al ejercitar E12 se descubrió que las trece notificaciones de Telegram del CRM estaban rotas: primero por una variable de entorno vacía y, tras corregirla, por una credencial de bot vencida. Ninguna corrida anterior lo había detectado, porque verificar el estado en la base no es lo mismo que verificar que el aviso salió. E13 se disparó pero no produjo evidencia: los leads de prueba se eliminan al final de cada corrida de tests/escenarios.mjs, así que no queda actividad de agosto para que la vista agregue. Queda, entonces, un solo escenario que no pudo ejercitarse contra el proveedor real: E14, que requiere credenciales de prueba de MercadoPago; se lo ejecutó contra un doble que reproduce el contrato documentado de su API, según se detalla a continuación. E7 estuvo en esa misma situación hasta el 26 de agosto de 2026 —dependía de una opción de configuración de la plataforma, no de un defecto del código—; habilitada la publicación, la medición se ejecutó con scripts/medir-realtime.mjs y el umbral del RNF6 quedó comprobado.</w:t>
       </w:r>
     </w:p>
     <w:p>
@@ -24662,16 +24461,7 @@
         <w:rPr>
           <w:b/>
         </w:rPr>
-        <w:t>OE4.</w:t>
-      </w:r>
-      <w:r>
-        <w:t xml:space="preserve"> Se diseñó el modelo de datos relacional con seguridad a nivel de fila y se expuso el tablero autenticado con métricas del mes, embudo y facturas pendientes. </w:t>
-      </w:r>
-      <w:r>
-        <w:rPr>
-          <w:b/>
-        </w:rPr>
-        <w:t>Cumplido. El modelo de datos y la RLS están verificados (npm run test:rls), y la actualización en tiempo real del tablero (escenario E7) se midió el 26 de agosto de 2026 con scripts/medir-realtime.mjs, en tres corridas independientes. En consecuencia, la latencia p95 fue de 0,56 s en el mejor caso y de 1,06 s en el peor, por debajo del umbral de 3 s que fija el RNF6.</w:t>
+        <w:t>OE4. Se diseñó el modelo de datos relacional con seguridad a nivel de fila y se expuso el tablero autenticado con métricas del mes, embudo y facturas pendientes. Cumplido. El modelo de datos y la RLS están verificados (npm run test:rls), y la actualización en tiempo real del tablero (escenario E7) se midió el 26 de agosto de 2026 con scripts/medir-realtime.mjs, en tres corridas independientes. La corrida acreditante, de veinte repeticiones como exige el método del RNF6, recibió los 20 eventos esperados con una latencia p95 de 0,79 s y un peor caso de 0,82 s, por debajo del umbral de 3 s.</w:t>
       </w:r>
     </w:p>
     <w:p>
@@ -25066,29 +24856,7 @@
           <w:b/>
           <w:i w:val="0"/>
         </w:rPr>
-        <w:t>10. Incorporar la acción de cierre al tablero interno.</w:t>
-      </w:r>
-      <w:r>
-        <w:rPr>
-          <w:b w:val="0"/>
-          <w:i w:val="0"/>
-        </w:rPr>
-        <w:t xml:space="preserve"> Hecho el 24 de agosto de 2026: el tablero ofrece la acción sobre los trabajos entregados y </w:t>
-      </w:r>
-      <w:r>
-        <w:rPr>
-          <w:rFonts w:ascii="Consolas" w:hAnsi="Consolas" w:cs="Consolas"/>
-          <w:b w:val="0"/>
-          <w:i w:val="0"/>
-        </w:rPr>
-        <w:t>/proyecto-cerrado</w:t>
-      </w:r>
-      <w:r>
-        <w:rPr>
-          <w:b w:val="0"/>
-          <w:i w:val="0"/>
-        </w:rPr>
-        <w:t xml:space="preserve"> adoptó el Header Auth del resto del panel (§4.3.4). De este modo, la tasa de conversión y el tiempo promedio de ciclo dejan de estar clavados en cero por no existir ninguna acción capaz de producir el estado CERRADO. Queda unificar la nomenclatura de las rutas, hoy dividida entre barra y guion (§4.5).</w:t>
+        <w:t>10. Unificar la nomenclatura de las rutas de integración, hoy dividida entre barra (/lead/nuevo) y guion (el resto). No tiene efecto funcional, pero rompe la uniformidad del contrato; unificarla exige actualizar la variable de entorno del frontend y el nodo correspondiente del flujo (§4.5).</w:t>
       </w:r>
     </w:p>
     <w:p>
@@ -31930,25 +31698,8 @@
               <w:rPr>
                 <w:b w:val="0"/>
                 <w:i w:val="0"/>
-                <w:sz w:val="14"/>
-              </w:rPr>
-              <w:t xml:space="preserve">Alcanzado en cuanto a viabilidad técnica y trazabilidad. </w:t>
-            </w:r>
-            <w:r>
-              <w:rPr>
-                <w:b/>
-                <w:i w:val="0"/>
-                <w:sz w:val="14"/>
-              </w:rPr>
-              <w:t>No</w:t>
-            </w:r>
-            <w:r>
-              <w:rPr>
-                <w:b w:val="0"/>
-                <w:i w:val="0"/>
-                <w:sz w:val="14"/>
-              </w:rPr>
-              <w:t xml:space="preserve"> se midió la magnitud de la reducción de la carga administrativa: excluida del alcance (§1.7).</w:t>
+              </w:rPr>
+              <w:t>Alcanzado en cuanto a viabilidad técnica y trazabilidad. Del par de componentes de la carga administrativa se mide el contable —dieciséis de dieciocho acciones delegadas (§1.5)—; el tiempo y el esfuerzo quedan excluidos del alcance (§1.7).</w:t>
             </w:r>
           </w:p>
         </w:tc>
@@ -32436,10 +32187,8 @@
               <w:jc w:val="left"/>
             </w:pPr>
             <w:r>
-              <w:rPr>
-                <w:sz w:val="14"/>
-              </w:rPr>
-              <w:t>Verificado. El modelo de datos y la seguridad a nivel de fila se comprueban con npm run test:rls (24 casos rol por rol sobre un PostgreSQL real). La actualización en tiempo real del tablero (E7) se midió el 26 de agosto de 2026 con scripts/medir-realtime.mjs: 15 eventos sobre 15, peor caso 1,06 s, por debajo del umbral de 3 s del RNF6.</w:t>
+              <w:rPr/>
+              <w:t>Verificado. El modelo de datos y la seguridad a nivel de fila se comprueban con npm run test:rls (24 casos rol por rol sobre un PostgreSQL real). La actualización en tiempo real del tablero (E7) se midió el 26 de agosto de 2026 con scripts/medir-realtime.mjs: 20 eventos sobre 20 —las veinte repeticiones que exige el método del RNF6—, p95 de 0,79 s y peor caso de 0,82 s, por debajo del umbral de 3 s.</w:t>
             </w:r>
           </w:p>
         </w:tc>
@@ -33536,10 +33285,8 @@
               <w:jc w:val="left"/>
             </w:pPr>
             <w:r>
-              <w:rPr>
-                <w:sz w:val="14"/>
-              </w:rPr>
-              <w:t>Verificado: el tablero lee y muestra los siete conjuntos de datos, y la actualización en vivo (E7) se comprobó con una latencia p95 de entre 0,55 y 1,06 s en tres corridas — ver OE4.</w:t>
+              <w:rPr/>
+              <w:t>Verificado: el tablero lee y muestra los siete conjuntos de datos, y la actualización en vivo (E7) se comprobó sobre veinte repeticiones con una latencia p95 de 0,79 s y un peor caso de 0,82 s — ver OE4.</w:t>
             </w:r>
           </w:p>
         </w:tc>

--- a/FormularioLeads/tesis.docx
+++ b/FormularioLeads/tesis.docx
@@ -7043,7 +7043,7 @@
           <w:b/>
           <w:i w:val="0"/>
         </w:rPr>
-        <w:t>Capa de orquestación (backend de automatización). Instancia de n8n que recibe los eventos por webhook, ejecuta la lógica de negocio y coordina la persistencia y las notificaciones. El flujo implementado consta de 149 nodos funcionales —165 en total, incluidas 16 notas de documentación— organizados en trece webhooks y tres procesos programados.</w:t>
+        <w:t>Capa de orquestación (backend de automatización). Instancia de n8n que recibe los eventos por webhook, ejecuta la lógica de negocio y coordina la persistencia y las notificaciones. El flujo implementado consta de 161 nodos funcionales —178 en total, incluidas 17 notas de documentación— organizados en trece webhooks y cuatro procesos programados.</w:t>
       </w:r>
       <w:r>
         <w:rPr>
@@ -7188,7 +7188,7 @@
           <w:b w:val="0"/>
           <w:i w:val="0"/>
         </w:rPr>
-        <w:t>La Figura 1 representa la arquitectura y el sentido de las comunicaciones entre capas; el detalle de cada una se desarrolla a continuación. Las cifras de la figura se corresponden con el flujo exportado que acompaña al trabajo: trece webhooks, tres procesos programados y 149 nodos funcionales.</w:t>
+        <w:t>La Figura 1 representa la arquitectura y el sentido de las comunicaciones entre capas; el detalle de cada una se desarrolla a continuación. La figura se trazó sobre una versión anterior del flujo, de modo que las cifras que muestra —doce webhooks, tres procesos programados y 141 nodos funcionales— ya no son las del flujo que acompaña al trabajo, que tiene trece webhooks, cuatro procesos programados y 161 nodos funcionales. Lo incorporado después del trazado son el webhook con el que el profesional fija los términos de la propuesta (§4.3.2) y el proceso programado de reconciliación de facturas (§4.3.5); ninguno altera la arquitectura en tres capas que la figura ilustra.</w:t>
       </w:r>
     </w:p>
     <w:p>
@@ -8251,7 +8251,7 @@
     </w:p>
     <w:p>
       <w:r>
-        <w:t>El flujo de trabajo exportado desde n8n contiene 149 nodos funcionales (165 en total, incluidas 16 notas adhesivas de documentación) y organiza la lógica de negocio en varios procesos. En particular, son: captación y calificación de leads; aceptación de la propuesta, con sus variantes de rechazo y pedido de cambios; facturación; pago; cierre de proyecto; gestión del estado de trabajo; cancelación del lead; y un conjunto de procesos programados. Se describe cada uno a partir de su definición real.</w:t>
+        <w:t>El flujo de trabajo exportado desde n8n contiene 161 nodos funcionales (178 en total, incluidas 17 notas adhesivas de documentación) y organiza la lógica de negocio en varios procesos. En particular, son: captación y calificación de leads; aceptación de la propuesta, con sus variantes de rechazo y pedido de cambios; facturación; pago; cierre de proyecto; gestión del estado de trabajo; cancelación del lead; y un conjunto de procesos programados. Se describe cada uno a partir de su definición real.</w:t>
       </w:r>
     </w:p>
     <w:p>
@@ -9594,7 +9594,7 @@
           <w:b w:val="0"/>
           <w:i w:val="0"/>
         </w:rPr>
-        <w:t xml:space="preserve">Dos riesgos de este proceso quedan abiertos y se declaran aquí antes que en el capítulo de conclusiones. El primero es la </w:t>
+        <w:t xml:space="preserve">Dos riesgos de este proceso se declaran aquí antes que en el capítulo de conclusiones; el primero se resolvió en el curso del trabajo y el segundo sigue abierto. El primero era la </w:t>
       </w:r>
       <w:r>
         <w:rPr>
@@ -9608,7 +9608,7 @@
           <w:b w:val="0"/>
           <w:i w:val="0"/>
         </w:rPr>
-        <w:t>: el webhook no declara clave de idempotencia, ni deduplicación por correo dentro de una ventana temporal, ni bloqueo del botón de envío. Un doble clic genera dos leads con identificadores distintos, dos cálculos de score y dos propuestas al mismo destinatario, lo que contradice el objetivo de proyectar una imagen profesional. El contraste con el cuidado puesto en la idempotencia de la aceptación (§4.3.2) y del pago (§4.3.3) es deliberado señalarlo: la garantía se aplicó donde el riesgo era la doble facturación y no donde el riesgo era el duplicado comercial.</w:t>
+        <w:t>: el webhook no declaraba clave de idempotencia, ni deduplicación por correo dentro de una ventana temporal, ni bloqueo del botón de envío. Un doble clic generaba dos leads con identificadores distintos, dos cálculos de score y dos avisos por el mismo interesado, lo que contradice el objetivo de proyectar una imagen profesional. El contraste con el cuidado puesto en la idempotencia de la aceptación (§4.3.2) y del pago (§4.3.3) era deliberado señalarlo: la garantía se había aplicado donde el riesgo era la doble facturación y no donde el riesgo era el duplicado comercial. El 27 de agosto de 2026 se cerró en las dos puntas que el diagnóstico proponía. En el formulario, el envío queda bloqueado mientras la petición está en vuelo. En el flujo, la inserción del lead pasó a ser condicional: no inserta si en los últimos DEDUP_VENTANA_MINUTOS —diez por defecto— ya entró un lead con el mismo correo, y sin fila el proceso termina en un nodo de operación nula, sin segundo puntaje ni segundo aviso. Dos precisiones importan. La primera es que el webhook responde en el momento en que recibe la petición, de modo que quien hizo doble clic ve éxito y no un error, que es lo que corresponde desde su punto de vista: su consulta llegó. La segunda es que la comparación por correo, sola, no alcanzaba. Dos peticiones solapadas abren transacciones distintas y, bajo el nivel de aislamiento por defecto de PostgreSQL, ninguna ve la fila que la otra todavía no confirmó; se comprobó ejecutando dos envíos simultáneos contra el sistema levantado, que insertaban dos leads igual. La inserción se serializa por eso con un cerrojo consultivo sobre el correo, que sólo una de las dos transacciones obtiene. Con esa corrección, los dos envíos simultáneos dejan un único lead y un único aviso.</w:t>
       </w:r>
     </w:p>
     <w:p>
@@ -10171,7 +10171,7 @@
           <w:b w:val="0"/>
           <w:i w:val="0"/>
         </w:rPr>
-        <w:t>. Ninguna de ellas participa de la transacción. Una falla intermedia deja el lead en ACEPTADO sin factura emitida y, por construcción del propio mecanismo de idempotencia, un reintento del cliente se deriva al nodo de operación nula: el resultado es una factura perdida sin recuperación automática. El sistema no implementa saga, compensación, reintento con retroceso exponencial ni cola de mensajes muertos; §4.3.6 solo prevé registrar el error y notificarlo por Telegram. La mitigación mínima —un proceso programado que detecte leads en ACEPTADO sin factura asociada y reintente la facturación de forma idempotente— se registra en el Capítulo 8. La Figura 2 representa la secuencia completa y delimita el alcance de la transacción.</w:t>
+        <w:t>. Ninguna de ellas participa de la transacción. Una falla intermedia deja el lead en ACEPTADO sin factura emitida y, por construcción del propio mecanismo de idempotencia, un reintento del cliente se deriva al nodo de operación nula: el resultado es una factura perdida sin recuperación automática. El sistema no implementa saga, compensación, reintento con retroceso exponencial ni cola de mensajes muertos; §4.3.6 solo prevé registrar el error y notificarlo por Telegram. La mitigación mínima —un proceso programado que detecte leads en ACEPTADO sin factura asociada y reintente la facturación de forma idempotente— se implementó el 27 de agosto de 2026 y se describe en §4.3.5. Conviene ser preciso sobre lo que cierra y lo que no: repara después de la falla en lugar de evitarla, de modo que la frontera transaccional sigue sin existir y la inconsistencia dura hasta media hora; y reemite el comprobante sin reenviar el correo con el PDF, que queda a cargo del proceso de recordatorios de pago en su siguiente pasada o del profesional, avisado por Telegram. La Figura 2 representa la secuencia completa y delimita el alcance de la transacción.</w:t>
       </w:r>
       <w:r>
         <w:rPr>
@@ -10491,7 +10491,7 @@
     </w:p>
     <w:p>
       <w:r>
-        <w:t>Tres disparadores por calendario ejecutan tareas desatendidas (OE5):</w:t>
+        <w:t>Cuatro disparadores por calendario ejecutan tareas desatendidas. Los tres primeros responden a OE5; el cuarto se incorporó el 27 de agosto de 2026 para cerrar la deuda S5 de la Tabla 11:</w:t>
       </w:r>
     </w:p>
     <w:p>
@@ -10594,6 +10594,26 @@
           <w:i w:val="0"/>
         </w:rPr>
         <w:t xml:space="preserve"> del mes en curso y envía un resumen por Telegram, encabezado por la cantidad de propuestas calificadas que esperan que el profesional fije sus términos (§4.3.2). Es, de hecho, el único dato del reporte sobre el que hay que actuar, y hasta su incorporación ningún proceso desatendido las reclamaba. La consulta parte de una fila sintética del mes en curso y hace una reunión externa con la vista, de modo que el reporte se emite aunque el mes no registre actividad. Antes, en ese caso, la vista no devolvía ninguna fila y el proceso se detenía sin enviar nada. Esa es la razón por la que el escenario E13 no había producido evidencia. Este proceso no cuenta con evidencia visual en el Anexo A: la Figura 12 documenta los dos primeros procesos programados —seguimiento y recordatorios de pago— y no incluye una captura del reporte de métricas. Su verificación se reporta en el escenario E13 del Capítulo 5.</w:t>
+      </w:r>
+    </w:p>
+    <w:p>
+      <w:pPr>
+        <w:pStyle w:val="Prrafodelista"/>
+        <w:numPr>
+          <w:ilvl w:val="0"/>
+          <w:numId w:val="1"/>
+        </w:numPr>
+      </w:pPr>
+      <w:proofErr w:type="spellStart"/>
+      <w:proofErr w:type="spellEnd"/>
+      <w:proofErr w:type="spellStart"/>
+      <w:proofErr w:type="spellEnd"/>
+      <w:r>
+        <w:rPr>
+          <w:b/>
+          <w:i w:val="0"/>
+        </w:rPr>
+        <w:t>Reconciliación de facturas (cada 30 minutos). Cierra la deuda S5 de la Tabla 11. Busca el lead más antiguo en estado ACEPTADO que no tenga factura asociada y cuya aceptación date de hace más de RECONCILIACION_GRACIA_MINUTOS —quince por defecto, para no pisar una aceptación todavía en curso—, y emite el comprobante que la cadena de facturación no llegó a persistir. Trabaja de a un lead por corrida, la misma unidad sobre la que razona la cadena de facturación normal. La emisión es idempotente por dos vías independientes: la inserción está condicionada a que no exista ya una factura para ese lead, y el identificador de la factura se deriva del propio lead, de modo que una segunda corrida chocaría además contra la restricción de unicidad. La factura recuperada no es de segunda categoría: nace PENDIENTE, lleva el precio que el profesional comprometió y el mismo enlace de pago que habría tenido de emitirse a tiempo, con lo que entra al proceso de recordatorios descrito más arriba. El proceso no depende del correo, y por eso sobrevive a una credencial de Gmail vencida: persiste, marca el lead como FACTURADO y avisa al profesional por Telegram.</w:t>
       </w:r>
     </w:p>
     <w:p>
@@ -19831,7 +19851,7 @@
                 <w:i w:val="0"/>
                 <w:sz w:val="13"/>
               </w:rPr>
-              <w:t>Una falla intermedia produce una factura perdida sin recuperación automática.</w:t>
+              <w:t>Una falla intermedia deja el lead en ACEPTADO sin factura emitida. Mientras no hubo reparación automática, la factura se perdía salvo que alguien advirtiera el hueco y la rehiciera a mano.</w:t>
             </w:r>
           </w:p>
         </w:tc>
@@ -19850,7 +19870,7 @@
                 <w:i w:val="0"/>
                 <w:sz w:val="13"/>
               </w:rPr>
-              <w:t>Proceso de reconciliación que detecte leads en ACEPTADO sin factura y reintente de forma idempotente.</w:t>
+              <w:t>Implementada el 27-ago-2026: un cuarto proceso programado (cada 30 minutos) busca leads en ACEPTADO sin factura asociada, con más antigüedad que RECONCILIACION_GRACIA_MINUTOS para no pisar una aceptación en curso, y emite el comprobante que faltaba. La emisión es idempotente por partida doble —la inserción lleva WHERE NOT EXISTS sobre lead_id y el identificador de la factura se deriva del lead—, de modo que dos corridas no producen dos facturas. La factura recuperada nace PENDIENTE, conserva el precio comprometido y queda tomada por el proceso de recordatorios de pago (§4.3.5).</w:t>
             </w:r>
           </w:p>
         </w:tc>
@@ -19869,7 +19889,7 @@
                 <w:i w:val="0"/>
                 <w:sz w:val="13"/>
               </w:rPr>
-              <w:t>Abierta</w:t>
+              <w:t>Parcial — 27-ago-2026: la mitigación propuesta está implementada y verificada, pero la frontera transaccional propiamente dicha sigue sin existir. Lo que hay es un proceso compensatorio que repara después de la falla en vez de evitarla, con una ventana de hasta media hora, y que no reenvía el correo con el PDF.</w:t>
             </w:r>
           </w:p>
         </w:tc>
@@ -19928,7 +19948,7 @@
                 <w:i w:val="0"/>
                 <w:sz w:val="13"/>
               </w:rPr>
-              <w:t>Un doble envío genera dos leads, dos cálculos de score y dos propuestas al mismo destinatario.</w:t>
+              <w:t>Mientras estuvo abierta: un doble envío generaba dos leads con identificadores distintos, dos cálculos de score y dos avisos al profesional por el mismo interesado.</w:t>
             </w:r>
           </w:p>
         </w:tc>
@@ -19947,7 +19967,7 @@
                 <w:i w:val="0"/>
                 <w:sz w:val="13"/>
               </w:rPr>
-              <w:t>Deduplicación por correo dentro de una ventana temporal y bloqueo del botón de envío.</w:t>
+              <w:t>Implementada el 27-ago-2026 en las dos puntas que el propio diagnóstico proponía. En el formulario, un cerrojo por referencia —que no depende del ciclo de repintado— descarta el segundo envío mientras el primero está en vuelo. En el flujo, la inserción del lead pasó a ser condicional: no inserta si en los últimos DEDUP_VENTANA_MINUTOS (diez por defecto) ya entró un lead con el mismo correo, y sin fila el proceso termina en un nodo de operación nula, sin segundo score ni segundo aviso. Como el webhook responde al recibir la petición, quien hizo doble clic ve éxito y no un error.</w:t>
             </w:r>
           </w:p>
         </w:tc>
@@ -19966,7 +19986,7 @@
                 <w:i w:val="0"/>
                 <w:sz w:val="13"/>
               </w:rPr>
-              <w:t>Abierta</w:t>
+              <w:t>Cerrada — 27-ago-2026: verificada con dos peticiones simultáneas contra el sistema levantado —un solo lead y un solo aviso— y con la verificación automatizada tests/idempotencia.mjs, que ejecuta la consulta del propio nodo sobre el esquema real (§4.3.1).</w:t>
             </w:r>
           </w:p>
         </w:tc>
@@ -20420,7 +20440,7 @@
         <w:rPr>
           <w:b w:val="0"/>
         </w:rPr>
-        <w:t>El desarrollo de este capítulo identificó ocho riesgos de diseño que el sistema no resuelve en su estado actual y que conviene reunir para que la discusión (Capítulo 6) y los trabajos futuros (Capítulo 8) los retomen sin dispersión. Seis son de seguridad y están consignados en la Tabla 11: S1 a S5 y S8, esta última la validación de firma del webhook de MercadoPago, opcional y deshabilitada por defecto (§4.3.3). S7, el incidente de credenciales de Supabase que no es un riesgo de diseño sino un episodio puntual, se cerró el 27 de agosto de 2026 y se detalla en el §6.3. Los dos restantes son de consistencia funcional: la ausencia de idempotencia en la captación (S6) y la ventana de inconsistencia entre la inserción del lead y el cálculo de su puntaje.</w:t>
+        <w:t>El desarrollo de este capítulo identificó ocho riesgos de diseño y conviene reunirlos para que la discusión (Capítulo 6) y los trabajos futuros (Capítulo 8) los retomen sin dispersión. Seis son de seguridad y están consignados en la Tabla 11: S1 a S5 y S8, esta última la validación de firma del webhook de MercadoPago, opcional y deshabilitada por defecto (§4.3.3). S7, el incidente de credenciales de Supabase que no es un riesgo de diseño sino un episodio puntual, se cerró el 27 de agosto de 2026 y se detalla en el §6.3. Los dos restantes son de consistencia funcional: la ausencia de idempotencia en la captación (S6) y la ventana de inconsistencia entre la inserción del lead y el cálculo de su puntaje. De los ocho, dos dejaron de estar abiertos el 27 de agosto de 2026, y por la vía que la propia Tabla 11 tenía escrita. La ausencia de idempotencia en la captación (S6) se cerró con la deduplicación por correo dentro de una ventana temporal y el bloqueo del envío (§4.3.1). La falta de recuperación entre la aceptación y la facturación (S5) se mitigó con un cuarto proceso programado de reconciliación (§4.3.5), aunque la frontera transaccional propiamente dicha sigue sin existir: lo incorporado repara después de la falla y no la evita. Quedan abiertos, en distinto grado, S1, S3, S4 y S8, y la ventana entre la inserción del lead y su puntaje, que todavía no tiene ningún proceso desatendido que la reclame.</w:t>
       </w:r>
     </w:p>
     <w:p>
@@ -22711,7 +22731,7 @@
           <w:b w:val="0"/>
           <w:i w:val="0"/>
         </w:rPr>
-        <w:t>Pruebas automatizadas. Además de la validación por escenarios, el repositorio incorpora una batería que se ejecuta sin levantar el sistema y que cubre precisamente las reglas que constituyen el aporte declarado. tests/scoring.js ejecuta el código real del nodo de calificación sobre 9240 combinaciones de presupuesto, urgencia y servicio, y verifica que el resultado reproduzca la Tabla 5 y que los umbrales sigan siendo configurables. tests/smoke_code_nodes.js ejecuta el JavaScript de los 39 nodos Code de ambos flujos con sustitutos de las variables de n8n. tests/verificar_sql.mjs compila con PREPARE las consultas de los nodos Postgres contra el esquema real, de modo que una columna mal escrita se detecta antes de producción. tests/verificar_rls.mjs levanta un PostgreSQL desechable, aplica db/schema.sql tal cual está versionado y ejecuta 24 casos de seguridad a nivel de fila rol por rol. Y tests/verificar_afirmaciones.js recalcula desde el repositorio los números que este documento afirma —nodos, webhooks, tablas, vistas, umbrales y las ponderaciones de la Tabla 5— y falla si dejaron de ser ciertos. Es, por lo tanto, la contención contra la deriva entre el documento y el artefacto que el §7.1 señala como el error más costoso del trabajo.</w:t>
+        <w:t>Pruebas automatizadas. Además de la validación por escenarios, el repositorio incorpora una batería que se ejecuta sin levantar el sistema y que cubre precisamente las reglas que constituyen el aporte declarado. tests/scoring.js ejecuta el código real del nodo de calificación sobre 9240 combinaciones de presupuesto, urgencia y servicio, y verifica que el resultado reproduzca la Tabla 5 y que los umbrales sigan siendo configurables. tests/smoke_code_nodes.js ejecuta el JavaScript de los 41 nodos Code de ambos flujos con sustitutos de las variables de n8n. tests/verificar_sql.mjs compila con PREPARE las consultas de los nodos Postgres contra el esquema real, de modo que una columna mal escrita se detecta antes de producción. tests/verificar_rls.mjs levanta un PostgreSQL desechable, aplica db/schema.sql tal cual está versionado y ejecuta 24 casos de seguridad a nivel de fila rol por rol. tests/idempotencia.mjs hace lo mismo con las dos garantías de idempotencia que la Tabla 11 da por resueltas: sobre ese mismo PostgreSQL desechable ejecuta —leídas del propio flujo exportado, no copiadas a mano— la inserción condicional del lead y las tres consultas del proceso de reconciliación, y comprueba en veintidós aserciones que un envío repetido no cree un segundo lead, que dos envíos simultáneos tampoco lo hagan, y que dos corridas del proceso de reconciliación no emitan dos facturas. Y tests/verificar_afirmaciones.js recalcula desde el repositorio los números que este documento afirma —nodos, webhooks, tablas, vistas, umbrales y las ponderaciones de la Tabla 5— y falla si dejaron de ser ciertos. Es, por lo tanto, la contención contra la deriva entre el documento y el artefacto que el §7.1 señala como el error más costoso del trabajo.</w:t>
       </w:r>
     </w:p>
     <w:p>
@@ -24217,7 +24237,7 @@
         <w:rPr>
           <w:b/>
         </w:rPr>
-        <w:t>El sistema tenía deudas de seguridad conocidas; dos se cerraron en el camino y las demás siguen abiertas. La Tabla 11 las enumera. La primera, por su consecuencia de negocio, era que el modo de desarrollo del webhook de pago seguía siendo alcanzable incluso con MercadoPago real configurado: permitía confirmar una factura como cobrada sin pago real de por medio (S2). Se cerró el 23-ago-2026 agregando una verificación que rechaza esa vía en cuanto hay credenciales de MercadoPago activas. La segunda fue el incidente de credenciales de Supabase (S7, §6.3), cerrado el 27-ago-2026 con la rotación de la service_role key y la deshabilitación de las claves JWT legacy. La deuda más amplia sigue abierta, aunque se redujo: seis de los trece webhooks no autentican el origen de la invocación. La proporción mejoró en el camino: el cierre de proyecto y el envío de la propuesta pasaron a ser acciones del tablero y adoptaron el Header Auth del resto del panel. Esta última no impide la demostración de viabilidad técnica, pero sí impide el uso con clientes reales.</w:t>
+        <w:t>El sistema tenía deudas de seguridad conocidas; cuatro se cerraron o se mitigaron en el camino y las demás siguen abiertas. La Tabla 11 las enumera. La primera, por su consecuencia de negocio, era que el modo de desarrollo del webhook de pago seguía siendo alcanzable incluso con MercadoPago real configurado: permitía confirmar una factura como cobrada sin pago real de por medio (S2). Se cerró el 23-ago-2026 agregando una verificación que rechaza esa vía en cuanto hay credenciales de MercadoPago activas. La segunda fue el incidente de credenciales de Supabase (S7, §6.3), cerrado el 27-ago-2026 con la rotación de la service_role key y la deshabilitación de las claves JWT legacy. Las otras dos se cerraron el mismo 27 de agosto, y son las dos que la propia tabla declaraba junto con su remedio: la captación dejó de admitir envíos duplicados —deduplicación por correo dentro de una ventana configurable, más el bloqueo del envío en el formulario (S6)—, y la facturación dejó de perder comprobantes ante una falla intermedia, gracias a un proceso programado de reconciliación idempotente (S5). De esta última queda pendiente la frontera transaccional propiamente dicha, porque lo incorporado repara después de la falla en vez de evitarla. La deuda más amplia sigue abierta, aunque se redujo: seis de los trece webhooks no autentican el origen de la invocación. La proporción mejoró en el camino: el cierre de proyecto y el envío de la propuesta pasaron a ser acciones del tablero y adoptaron el Header Auth del resto del panel. Esta última no impide la demostración de viabilidad técnica, pero sí impide el uso con clientes reales.</w:t>
       </w:r>
     </w:p>
     <w:p>
@@ -24738,14 +24758,14 @@
           <w:b/>
           <w:i w:val="0"/>
         </w:rPr>
-        <w:t>3. Incorporar frontera transaccional y reconciliación.</w:t>
-      </w:r>
-      <w:r>
-        <w:rPr>
-          <w:b w:val="0"/>
-          <w:i w:val="0"/>
-        </w:rPr>
-        <w:t xml:space="preserve"> Añadir un proceso programado que detecte leads en estado ACEPTADO sin factura asociada y reintente la facturación de forma idempotente; y otro que detecte leads en NUEVO con antigüedad superior a un umbral. En efecto, ese segundo proceso cubre ahora dos casos distintos: el síntoma de un fallo del nodo de scoring y la propuesta calificada que el profesional dejó sin enviar (§4.3.1 y §4.3.2). Este segundo caso es el más probable de los dos y hoy sólo se mitiga con la notificación inmediata y la visibilidad en el tablero. Incorporar además deduplicación por correo en la captación.</w:t>
+        <w:t>3. Completar la frontera transaccional y la reconciliación que queda. De los tres encargos que esta línea reunía, dos se resolvieron el 27 de agosto de 2026: el proceso programado que detecta leads en estado ACEPTADO sin factura asociada y reemite el comprobante de forma idempotente (§4.3.5), y la deduplicación por correo en la captación (§4.3.1). Queda el proceso que detecte leads en NUEVO con antigüedad superior a un umbral.</w:t>
+      </w:r>
+      <w:r>
+        <w:rPr>
+          <w:b w:val="0"/>
+          <w:i w:val="0"/>
+        </w:rPr>
+        <w:t xml:space="preserve"> En efecto, ese proceso cubre ahora dos casos distintos: el síntoma de un fallo del nodo de scoring y la propuesta calificada que el profesional dejó sin enviar (§4.3.1 y §4.3.2). Este segundo caso es el más probable de los dos y hoy sólo se mitiga con la notificación inmediata y la visibilidad en el tablero. Queda también la frontera transaccional propiamente dicha: la reconciliación repara después de la falla y no la evita, deja una ventana de hasta media hora y no reenvía el comprobante por correo. Cerrarla de verdad exige llevar la aceptación y la facturación a una única unidad de trabajo, o adoptar un patrón de saga con compensación explícita.</w:t>
       </w:r>
     </w:p>
     <w:p>
@@ -26713,7 +26733,7 @@
           <w:i w:val="0"/>
           <w:sz w:val="17"/>
         </w:rPr>
-        <w:t xml:space="preserve"> Captura propia del lienzo de n8n. El tercer proceso programado —reporte diario de métricas— no está documentado en esta captura; su evidencia corresponde al escenario E13 y está pendiente de incorporación.</w:t>
+        <w:t xml:space="preserve"> Captura propia del lienzo de n8n. Los otros dos procesos programados —el reporte diario de métricas y la reconciliación de facturas, incorporada el 27 de agosto de 2026— no están documentados en esta captura; la evidencia del primero corresponde al escenario E13 y está pendiente de incorporación.</w:t>
       </w:r>
     </w:p>
     <w:p>
@@ -27230,7 +27250,7 @@
           <w:b w:val="0"/>
           <w:i w:val="0"/>
         </w:rPr>
-        <w:t>El backend de automatización del ciclo comercial —el que este trabajo describe y valida— se compone de un único flujo de 149 nodos funcionales —165 en total, incluidas 16 notas de documentación—, exportado en el archivo workflow/crm_postgres.json del repositorio declarado en §4.1. La Tabla 15 resume su composición por tipo de nodo y la Tabla 16, la organización por proceso, con el disparador de cada uno. El repositorio contiene además un segundo flujo independiente, workflow/tickets_notion.json (39 nodos, 3 webhooks y un proceso programado), que gestiona un tablero de tareas sobre Notion con escalado automático de prioridad y alimenta la ruta /dashboard/tickets. No comparte nodos con el flujo del CRM, no interviene en ninguno de los escenarios de validación del Capítulo 5 y queda fuera del alcance declarado en §1.7; se lo consigna aquí para que quien abra el repositorio sepa qué es y por qué no se lo describe. Las pruebas automatizadas que recorren «ambos flujos» (§5) lo incluyen por estar versionado junto al principal.</w:t>
+        <w:t>El backend de automatización del ciclo comercial —el que este trabajo describe y valida— se compone de un único flujo de 161 nodos funcionales —178 en total, incluidas 17 notas de documentación—, exportado en el archivo workflow/crm_postgres.json del repositorio declarado en §4.1. La Tabla 15 resume su composición por tipo de nodo y la Tabla 16, la organización por proceso, con el disparador de cada uno. El repositorio contiene además un segundo flujo independiente, workflow/tickets_notion.json (39 nodos, 3 webhooks y un proceso programado), que gestiona un tablero de tareas sobre Notion con escalado automático de prioridad y alimenta la ruta /dashboard/tickets. No comparte nodos con el flujo del CRM, no interviene en ninguno de los escenarios de validación del Capítulo 5 y queda fuera del alcance declarado en §1.7; se lo consigna aquí para que quien abra el repositorio sepa qué es y por qué no se lo describe. Las pruebas automatizadas que recorren «ambos flujos» (§5) lo incluyen por estar versionado junto al principal.</w:t>
       </w:r>
       <w:r>
         <w:rPr>
@@ -27382,7 +27402,7 @@
                 <w:i w:val="0"/>
                 <w:sz w:val="14"/>
               </w:rPr>
-              <w:t>32</w:t>
+              <w:t>35</w:t>
             </w:r>
           </w:p>
         </w:tc>
@@ -27442,7 +27462,7 @@
                 <w:i w:val="0"/>
                 <w:sz w:val="14"/>
               </w:rPr>
-              <w:t>29</w:t>
+              <w:t>31</w:t>
             </w:r>
           </w:p>
         </w:tc>
@@ -27562,7 +27582,7 @@
                 <w:i w:val="0"/>
                 <w:sz w:val="14"/>
               </w:rPr>
-              <w:t>16</w:t>
+              <w:t>17</w:t>
             </w:r>
           </w:p>
         </w:tc>
@@ -27603,7 +27623,7 @@
                 <w:sz w:val="14"/>
                 <w:rFonts w:ascii="Consolas" w:hAnsi="Consolas" w:cs="Consolas"/>
               </w:rPr>
-              <w:t>n8n-nodes-base.telegram</w:t>
+              <w:t>n8n-nodes-base.if</w:t>
             </w:r>
           </w:p>
         </w:tc>
@@ -27622,7 +27642,7 @@
                 <w:i w:val="0"/>
                 <w:sz w:val="14"/>
               </w:rPr>
-              <w:t>14</w:t>
+              <w:t>16</w:t>
             </w:r>
           </w:p>
         </w:tc>
@@ -27641,7 +27661,7 @@
                 <w:i w:val="0"/>
                 <w:sz w:val="14"/>
               </w:rPr>
-              <w:t>Notificaciones al profesional.</w:t>
+              <w:t>Bifurcaciones condicionales.</w:t>
             </w:r>
           </w:p>
         </w:tc>
@@ -27663,7 +27683,7 @@
                 <w:sz w:val="14"/>
                 <w:rFonts w:ascii="Consolas" w:hAnsi="Consolas" w:cs="Consolas"/>
               </w:rPr>
-              <w:t>n8n-nodes-base.if</w:t>
+              <w:t>n8n-nodes-base.telegram</w:t>
             </w:r>
           </w:p>
         </w:tc>
@@ -27682,7 +27702,7 @@
                 <w:i w:val="0"/>
                 <w:sz w:val="14"/>
               </w:rPr>
-              <w:t>14</w:t>
+              <w:t>15</w:t>
             </w:r>
           </w:p>
         </w:tc>
@@ -27701,7 +27721,7 @@
                 <w:i w:val="0"/>
                 <w:sz w:val="14"/>
               </w:rPr>
-              <w:t>Bifurcaciones condicionales.</w:t>
+              <w:t>Notificaciones al profesional.</w:t>
             </w:r>
           </w:p>
         </w:tc>
@@ -27802,7 +27822,7 @@
                 <w:i w:val="0"/>
                 <w:sz w:val="14"/>
               </w:rPr>
-              <w:t>12</w:t>
+              <w:t>13</w:t>
             </w:r>
           </w:p>
         </w:tc>
@@ -27903,7 +27923,7 @@
                 <w:sz w:val="14"/>
                 <w:rFonts w:ascii="Consolas" w:hAnsi="Consolas" w:cs="Consolas"/>
               </w:rPr>
-              <w:t>n8n-nodes-base.scheduleTrigger</w:t>
+              <w:t>n8n-nodes-base.noOp</w:t>
             </w:r>
           </w:p>
         </w:tc>
@@ -27922,7 +27942,7 @@
                 <w:i w:val="0"/>
                 <w:sz w:val="14"/>
               </w:rPr>
-              <w:t>3</w:t>
+              <w:t>5</w:t>
             </w:r>
           </w:p>
         </w:tc>
@@ -27941,7 +27961,7 @@
                 <w:i w:val="0"/>
                 <w:sz w:val="14"/>
               </w:rPr>
-              <w:t>Disparadores por calendario.</w:t>
+              <w:t>Operación nula (ramas de aceptación duplicada, lead duplicado y factura ya emitida).</w:t>
             </w:r>
           </w:p>
         </w:tc>
@@ -27963,7 +27983,7 @@
                 <w:sz w:val="14"/>
                 <w:rFonts w:ascii="Consolas" w:hAnsi="Consolas" w:cs="Consolas"/>
               </w:rPr>
-              <w:t>n8n-nodes-base.noOp</w:t>
+              <w:t>n8n-nodes-base.scheduleTrigger</w:t>
             </w:r>
           </w:p>
         </w:tc>
@@ -27982,7 +28002,7 @@
                 <w:i w:val="0"/>
                 <w:sz w:val="14"/>
               </w:rPr>
-              <w:t>3</w:t>
+              <w:t>4</w:t>
             </w:r>
           </w:p>
         </w:tc>
@@ -28001,7 +28021,7 @@
                 <w:i w:val="0"/>
                 <w:sz w:val="14"/>
               </w:rPr>
-              <w:t>Operación nula (rama de aceptación duplicada).</w:t>
+              <w:t>Disparadores por calendario.</w:t>
             </w:r>
           </w:p>
         </w:tc>
@@ -28101,7 +28121,7 @@
                 <w:i w:val="0"/>
                 <w:sz w:val="14"/>
               </w:rPr>
-              <w:t>165</w:t>
+              <w:t>178</w:t>
             </w:r>
           </w:p>
         </w:tc>
@@ -28120,7 +28140,7 @@
                 <w:i w:val="0"/>
                 <w:sz w:val="14"/>
               </w:rPr>
-              <w:t>149 funcionales + 16 notas de documentación.</w:t>
+              <w:t>161 funcionales + 17 notas de documentación.</w:t>
             </w:r>
           </w:p>
         </w:tc>
@@ -28292,7 +28312,7 @@
                 <w:i w:val="0"/>
                 <w:sz w:val="14"/>
               </w:rPr>
-              <w:t>Normalizar Lead → Insert Lead → Scoring → IF por nivel. Rama HOT/WARM: Telegram - Propuesta Por Enviar (el lead queda a la espera de los términos). Rama COLD: Telegram - Lead Frio y Gmail - Acuse Lead Frio, en paralelo.</w:t>
+              <w:t>Normalizar Lead → Scoring → Insert Lead (INSERT condicional: descarta el correo repetido dentro de la ventana) → IF - Lead Nuevo? → IF por nivel. Rama HOT/WARM: Telegram de propuesta por enviar. Rama COLD: Telegram + acuse por correo. Rama duplicada: operación nula.</w:t>
             </w:r>
           </w:p>
         </w:tc>
@@ -29240,6 +29260,65 @@
                 <w:sz w:val="14"/>
               </w:rPr>
               <w:t xml:space="preserve"> → Telegram.</w:t>
+            </w:r>
+          </w:p>
+        </w:tc>
+      </w:tr>
+      <w:tr>
+        <w:tc>
+          <w:tcPr>
+            <w:tcW w:type="dxa" w:w="1928"/>
+          </w:tcPr>
+          <w:p>
+            <w:pPr>
+              <w:spacing w:after="40" w:before="40"/>
+              <w:jc w:val="left"/>
+            </w:pPr>
+            <w:r>
+              <w:rPr>
+                <w:b w:val="0"/>
+                <w:i w:val="0"/>
+                <w:sz w:val="14"/>
+              </w:rPr>
+              <w:t>Reconciliación de facturas</w:t>
+            </w:r>
+          </w:p>
+        </w:tc>
+        <w:tc>
+          <w:tcPr>
+            <w:tcW w:type="dxa" w:w="1814"/>
+          </w:tcPr>
+          <w:p>
+            <w:pPr>
+              <w:spacing w:after="40" w:before="40"/>
+              <w:jc w:val="left"/>
+            </w:pPr>
+            <w:r>
+              <w:rPr>
+                <w:b w:val="0"/>
+                <w:i w:val="0"/>
+                <w:sz w:val="14"/>
+              </w:rPr>
+              <w:t>Cron */30 * * * *</w:t>
+            </w:r>
+          </w:p>
+        </w:tc>
+        <w:tc>
+          <w:tcPr>
+            <w:tcW w:type="dxa" w:w="5046"/>
+          </w:tcPr>
+          <w:p>
+            <w:pPr>
+              <w:spacing w:after="40" w:before="40"/>
+              <w:jc w:val="left"/>
+            </w:pPr>
+            <w:r>
+              <w:rPr>
+                <w:b w:val="0"/>
+                <w:i w:val="0"/>
+                <w:sz w:val="14"/>
+              </w:rPr>
+              <w:t>Leer Aceptado Sin Factura (ACEPTADO, sin factura y fuera del período de gracia, LIMIT 1) → Preparar Factura Reconciliada → preferencia de MercadoPago → Resolver Link → Insert Factura Reconciliada (INSERT condicional) → IF - Factura Reconciliada? → Lead a FACTURADO → Telegram; si ya existía, operación nula.</w:t>
             </w:r>
           </w:p>
         </w:tc>
@@ -41189,6 +41268,186 @@
                 <w:sz w:val="14"/>
               </w:rPr>
               <w:t>14 por defecto. Días de vigencia del enlace de aceptación; fija token_expira_en (Tabla 6 y Tabla 11, S3).</w:t>
+            </w:r>
+          </w:p>
+        </w:tc>
+      </w:tr>
+      <w:tr>
+        <w:tc>
+          <w:tcPr>
+            <w:tcW w:type="dxa" w:w="2835"/>
+          </w:tcPr>
+          <w:p>
+            <w:pPr>
+              <w:spacing w:after="40" w:before="40"/>
+              <w:jc w:val="left"/>
+            </w:pPr>
+            <w:r>
+              <w:rPr>
+                <w:b w:val="0"/>
+                <w:i w:val="0"/>
+                <w:sz w:val="14"/>
+                <w:rFonts w:ascii="Consolas" w:hAnsi="Consolas" w:cs="Consolas"/>
+              </w:rPr>
+              <w:t>DEDUP_VENTANA_MINUTOS</w:t>
+            </w:r>
+          </w:p>
+        </w:tc>
+        <w:tc>
+          <w:tcPr>
+            <w:tcW w:type="dxa" w:w="1928"/>
+          </w:tcPr>
+          <w:p>
+            <w:pPr>
+              <w:spacing w:after="40" w:before="40"/>
+              <w:jc w:val="left"/>
+            </w:pPr>
+            <w:r>
+              <w:rPr>
+                <w:b w:val="0"/>
+                <w:i w:val="0"/>
+                <w:sz w:val="14"/>
+              </w:rPr>
+              <w:t>Contenedor de n8n</w:t>
+            </w:r>
+          </w:p>
+        </w:tc>
+        <w:tc>
+          <w:tcPr>
+            <w:tcW w:type="dxa" w:w="4025"/>
+          </w:tcPr>
+          <w:p>
+            <w:pPr>
+              <w:spacing w:after="40" w:before="40"/>
+              <w:jc w:val="left"/>
+            </w:pPr>
+            <w:r>
+              <w:rPr>
+                <w:b w:val="0"/>
+                <w:i w:val="0"/>
+                <w:sz w:val="14"/>
+              </w:rPr>
+              <w:t>10 por defecto. Ventana de deduplicación de la captación: dentro de esos minutos, un segundo envío del formulario con el mismo correo no crea otro lead ni dispara otro aviso (S6, §4.3.1).</w:t>
+            </w:r>
+          </w:p>
+        </w:tc>
+      </w:tr>
+      <w:tr>
+        <w:tc>
+          <w:tcPr>
+            <w:tcW w:type="dxa" w:w="2835"/>
+          </w:tcPr>
+          <w:p>
+            <w:pPr>
+              <w:spacing w:after="40" w:before="40"/>
+              <w:jc w:val="left"/>
+            </w:pPr>
+            <w:r>
+              <w:rPr>
+                <w:b w:val="0"/>
+                <w:i w:val="0"/>
+                <w:sz w:val="14"/>
+                <w:rFonts w:ascii="Consolas" w:hAnsi="Consolas" w:cs="Consolas"/>
+              </w:rPr>
+              <w:t>RECONCILIACION_GRACIA_MINUTOS</w:t>
+            </w:r>
+          </w:p>
+        </w:tc>
+        <w:tc>
+          <w:tcPr>
+            <w:tcW w:type="dxa" w:w="1928"/>
+          </w:tcPr>
+          <w:p>
+            <w:pPr>
+              <w:spacing w:after="40" w:before="40"/>
+              <w:jc w:val="left"/>
+            </w:pPr>
+            <w:r>
+              <w:rPr>
+                <w:b w:val="0"/>
+                <w:i w:val="0"/>
+                <w:sz w:val="14"/>
+              </w:rPr>
+              <w:t>Contenedor de n8n</w:t>
+            </w:r>
+          </w:p>
+        </w:tc>
+        <w:tc>
+          <w:tcPr>
+            <w:tcW w:type="dxa" w:w="4025"/>
+          </w:tcPr>
+          <w:p>
+            <w:pPr>
+              <w:spacing w:after="40" w:before="40"/>
+              <w:jc w:val="left"/>
+            </w:pPr>
+            <w:r>
+              <w:rPr>
+                <w:b w:val="0"/>
+                <w:i w:val="0"/>
+                <w:sz w:val="14"/>
+              </w:rPr>
+              <w:t>15 por defecto. Minutos que el proceso de reconciliación le concede a la cadena de aceptación antes de dar por perdida la factura de un lead en ACEPTADO (S5, §4.3.5).</w:t>
+            </w:r>
+          </w:p>
+        </w:tc>
+      </w:tr>
+      <w:tr>
+        <w:tc>
+          <w:tcPr>
+            <w:tcW w:type="dxa" w:w="2835"/>
+          </w:tcPr>
+          <w:p>
+            <w:pPr>
+              <w:spacing w:after="40" w:before="40"/>
+              <w:jc w:val="left"/>
+            </w:pPr>
+            <w:r>
+              <w:rPr>
+                <w:b w:val="0"/>
+                <w:i w:val="0"/>
+                <w:sz w:val="14"/>
+                <w:rFonts w:ascii="Consolas" w:hAnsi="Consolas" w:cs="Consolas"/>
+              </w:rPr>
+              <w:t>FACTURA_VENCIMIENTO_DIAS</w:t>
+            </w:r>
+          </w:p>
+        </w:tc>
+        <w:tc>
+          <w:tcPr>
+            <w:tcW w:type="dxa" w:w="1928"/>
+          </w:tcPr>
+          <w:p>
+            <w:pPr>
+              <w:spacing w:after="40" w:before="40"/>
+              <w:jc w:val="left"/>
+            </w:pPr>
+            <w:r>
+              <w:rPr>
+                <w:b w:val="0"/>
+                <w:i w:val="0"/>
+                <w:sz w:val="14"/>
+              </w:rPr>
+              <w:t>Contenedor de n8n</w:t>
+            </w:r>
+          </w:p>
+        </w:tc>
+        <w:tc>
+          <w:tcPr>
+            <w:tcW w:type="dxa" w:w="4025"/>
+          </w:tcPr>
+          <w:p>
+            <w:pPr>
+              <w:spacing w:after="40" w:before="40"/>
+              <w:jc w:val="left"/>
+            </w:pPr>
+            <w:r>
+              <w:rPr>
+                <w:b w:val="0"/>
+                <w:i w:val="0"/>
+                <w:sz w:val="14"/>
+              </w:rPr>
+              <w:t>15 por defecto. Días de vigencia de la factura que emite la reconciliación, alineados con los que aplica la rama de aceptación.</w:t>
             </w:r>
           </w:p>
         </w:tc>

--- a/FormularioLeads/tesis.docx
+++ b/FormularioLeads/tesis.docx
@@ -801,7 +801,7 @@
           <w:b w:val="0"/>
           <w:i w:val="0"/>
         </w:rPr>
-        <w:t>4.3.2 Aceptación y facturación (webhook de lead acepta)</w:t>
+        <w:t>4.3.2 Propuesta, aceptación y facturación (webhooks de propuesta enviar y lead acepta)</w:t>
       </w:r>
     </w:p>
     <w:p>
@@ -7188,7 +7188,7 @@
           <w:b w:val="0"/>
           <w:i w:val="0"/>
         </w:rPr>
-        <w:t>La Figura 1 representa la arquitectura y el sentido de las comunicaciones entre capas; el detalle de cada una se desarrolla a continuación. La figura se trazó sobre una versión anterior del flujo, de modo que las cifras que muestra —doce webhooks, tres procesos programados y 141 nodos funcionales— ya no son las del flujo que acompaña al trabajo, que tiene trece webhooks, cuatro procesos programados y 161 nodos funcionales. Lo incorporado después del trazado son el webhook con el que el profesional fija los términos de la propuesta (§4.3.2) y el proceso programado de reconciliación de facturas (§4.3.5); ninguno altera la arquitectura en tres capas que la figura ilustra.</w:t>
+        <w:t>La Figura 1 representa la arquitectura y el sentido de las comunicaciones entre capas; el detalle de cada una se desarrolla a continuación.</w:t>
       </w:r>
     </w:p>
     <w:p>
@@ -7199,7 +7199,7 @@
       <w:r>
         <w:drawing>
           <wp:inline xmlns:a="http://schemas.openxmlformats.org/drawingml/2006/main" xmlns:pic="http://schemas.openxmlformats.org/drawingml/2006/picture">
-            <wp:extent cx="5486400" cy="5550946"/>
+            <wp:extent cx="5486400" cy="3627479"/>
             <wp:docPr id="40" name="Picture 40"/>
             <wp:cNvGraphicFramePr>
               <a:graphicFrameLocks noChangeAspect="1"/>
@@ -7220,7 +7220,7 @@
                   <pic:spPr>
                     <a:xfrm>
                       <a:off x="0" y="0"/>
-                      <a:ext cx="5486400" cy="5550946"/>
+                      <a:ext cx="5486400" cy="3627479"/>
                     </a:xfrm>
                     <a:prstGeom prst="rect"/>
                   </pic:spPr>
@@ -7520,7 +7520,7 @@
         <w:t>NEXT_PUBLIC_N8N_BASE</w:t>
       </w:r>
       <w:r>
-        <w:t>. Ante una respuesta satisfactoria se muestra una confirmación; ante un error, un mensaje de alerta. Con esto se satisface el OE1 (Figura 5, véase Anexo A). En §4.3.1 se analizan tres consecuencias de este diseño: el desajuste entre el rango del control deslizante y los tramos de puntaje; el hecho de que tres de los nueve valores ponderados del scoring no puedan originarse en este formulario; y, finalmente, el sesgo con que la opción «Otro» penalizaba a los leads que el sistema no supo clasificar. La Figura 17 documenta el comportamiento de esa validación ante una entrada inválida (véase Anexo A).</w:t>
+        <w:t>. Ante una respuesta satisfactoria se muestra una confirmación; ante un error, un mensaje de alerta. Con esto se satisface el OE1 (Figura 5, véase Anexo A). En §4.3.1 se analizan tres consecuencias de este diseño: el desajuste entre el rango del control deslizante y los tramos de puntaje; el hecho de que cuatro de los nueve valores ponderados del scoring no puedan originarse en este formulario; y, finalmente, el sesgo con que la opción «Otro» penalizaba a los leads que el sistema no supo clasificar. La Figura 17 documenta el comportamiento de esa validación ante una entrada inválida (véase Anexo A).</w:t>
       </w:r>
     </w:p>
     <w:p>
@@ -9817,14 +9817,13 @@
           <w:b/>
           <w:i w:val="0"/>
         </w:rPr>
-        <w:t>Tres valores ponderados son inalcanzables desde el formulario.</w:t>
-      </w:r>
-      <w:r>
-        <w:rPr>
-          <w:b w:val="0"/>
-          <w:i w:val="0"/>
-        </w:rPr>
-        <w:t xml:space="preserve"> La lista blanca contempla nueve servicios, pero el desplegable ofrece cinco más «Otro». Los valores </w:t>
+        <w:t>Cuatro valores ponderados son inalcanzables desde el formulario. La lista blanca contempla nueve servicios, pero las seis opciones del desplegable se traducen a sólo cinco de ellos, porque «Consultoría» y «Otro» comparten destino. Los valores ecommerce (20 puntos), app_movil (18) y automatizacion (18) —precisamente los de ponderación alta e intermedia— y también soporte (5), el más bajo de la tabla, solo pueden originarse si el webhook se invoca desde fuera del formulario; es por esa vía que el escenario E3 ejercita soporte. En la práctica, casi la mitad del modelo de ponderación no se ejercita por la única fuente de entrada declarada.</w:t>
+      </w:r>
+      <w:r>
+        <w:rPr>
+          <w:b w:val="0"/>
+          <w:i w:val="0"/>
+        </w:rPr>
       </w:r>
       <w:r>
         <w:rPr>
@@ -9832,14 +9831,12 @@
           <w:b w:val="0"/>
           <w:i w:val="0"/>
         </w:rPr>
-        <w:t>ecommerce</w:t>
-      </w:r>
-      <w:r>
-        <w:rPr>
-          <w:b w:val="0"/>
-          <w:i w:val="0"/>
-        </w:rPr>
-        <w:t xml:space="preserve"> (20 puntos), </w:t>
+      </w:r>
+      <w:r>
+        <w:rPr>
+          <w:b w:val="0"/>
+          <w:i w:val="0"/>
+        </w:rPr>
       </w:r>
       <w:r>
         <w:rPr>
@@ -9847,14 +9844,12 @@
           <w:b w:val="0"/>
           <w:i w:val="0"/>
         </w:rPr>
-        <w:t>app_movil</w:t>
-      </w:r>
-      <w:r>
-        <w:rPr>
-          <w:b w:val="0"/>
-          <w:i w:val="0"/>
-        </w:rPr>
-        <w:t xml:space="preserve"> (18) y </w:t>
+      </w:r>
+      <w:r>
+        <w:rPr>
+          <w:b w:val="0"/>
+          <w:i w:val="0"/>
+        </w:rPr>
       </w:r>
       <w:r>
         <w:rPr>
@@ -9862,14 +9857,13 @@
           <w:b w:val="0"/>
           <w:i w:val="0"/>
         </w:rPr>
-        <w:t>automatizacion</w:t>
-      </w:r>
-      <w:r>
-        <w:rPr>
-          <w:b w:val="0"/>
-          <w:i w:val="0"/>
-        </w:rPr>
-        <w:t xml:space="preserve"> (18) —precisamente los de ponderación alta e intermedia— solo pueden originarse si el webhook se invoca desde fuera del formulario. En la práctica, un tercio del modelo de ponderación no se ejercita por la única fuente de entrada declarada. La decisión de conservarlos responde a la previsión de ampliar el formulario; mientras eso no ocurra, la Tabla 5 documenta un espacio de valores mayor que el efectivamente alcanzable.</w:t>
+      </w:r>
+      <w:r>
+        <w:rPr>
+          <w:b w:val="0"/>
+          <w:i w:val="0"/>
+        </w:rPr>
+        <w:t xml:space="preserve"> La decisión de conservarlos responde a la previsión de ampliar el formulario; mientras eso no ocurra, la Tabla 5 documenta un espacio de valores mayor que el efectivamente alcanzable.</w:t>
       </w:r>
     </w:p>
     <w:p>
@@ -9924,6 +9918,20 @@
         </w:rPr>
         <w:t xml:space="preserve"> El deslizante abarca de 100 a 20.000 dólares y la Tabla 5 asigna 0 puntos por debajo de 300, de modo que el tramo inferior del propio control no puntúa. En el extremo opuesto había un problema mayor, corregido el 24 de agosto de 2026: el tope era 5.000, exactamente el valor en que empieza el tramo más alto del puntaje. Por consiguiente, un proyecto de 20.000 dólares debía declararse como uno de 5.000 y ambos quedaban indistinguibles en la base, en el tablero y en la propuesta. El sistema descartaba la información justo en la franja que su propio criterio de priorización considera más valiosa. Subir el tope no altera la Tabla 5 —de 5.000 en adelante se siguen sumando los mismos 40 puntos y el máximo del modelo sigue siendo 100—, pero deja de perder el dato. El corte en 300 proviene del criterio experto descrito en §3.3 y no de una distribución observada; su revisión conjunta con el rango del control se plantea en el Capítulo 8.</w:t>
       </w:r>
+    </w:p>
+    <w:p>
+      <w:pPr>
+        <w:pStyle w:val="Ttulo3"/>
+      </w:pPr>
+      <w:bookmarkStart w:id="39" w:name="_Toc233808445"/>
+      <w:r>
+        <w:t>4.3.2 Propuesta, aceptación y facturación (webhooks de propuesta enviar y lead acepta)</w:t>
+      </w:r>
+      <w:proofErr w:type="spellStart"/>
+      <w:r/>
+      <w:proofErr w:type="spellEnd"/>
+      <w:r/>
+      <w:bookmarkEnd w:id="39"/>
     </w:p>
     <w:p>
       <w:pPr/>
@@ -9931,24 +9939,6 @@
         <w:rPr/>
         <w:t>Los términos de la propuesta los fija el profesional. Un diseño alternativo, descartado, consistía en generar y enviar la propuesta automáticamente en cuanto el scoring clasificara al lead como HOT o WARM, tomando el importe de la columna presupuesto, es decir del valor que el propio interesado elige en el control deslizante del formulario público. Ese valor se habría convertido después en el monto de la factura, en el importe del comprobante en PDF y en el precio de la preferencia de cobro de MercadoPago, de modo que el sistema habría comprometido al profesional con un precio que él no fija en ningún punto del recorrido, contradiciendo la condición de la pregunta de investigación de automatizar «sin sacrificar el control del profesional sobre el proceso» (§1.3). El diseño adoptado evita ese resultado mediante el webhook POST /propuesta-enviar, invocado desde el tablero interno con la misma protección que el resto de las acciones internas: el lead calificado permanece en estado NUEVO y aparece en la sección «Propuestas por enviar», donde el profesional carga precio, plazo y alcance. El nodo Guardar Términos aplica una actualización condicional —UPDATE … WHERE estado = 'NUEVO' AND tier IN ('HOT','WARM')— del mismo tipo que la de la aceptación, de modo que repetir la petición no reabre una propuesta ya enviada, y a partir de ahí el flujo continúa por la cadena que ya existía. El presupuesto declarado se conserva intacto: sigue siendo la entrada del scoring y el registro de lo que el cliente dijo estar dispuesto a invertir, y el tablero lo muestra como referencia junto al campo de precio, pero no como valor por omisión.</w:t>
       </w:r>
-    </w:p>
-    <w:p>
-      <w:pPr>
-        <w:pStyle w:val="Ttulo3"/>
-      </w:pPr>
-      <w:bookmarkStart w:id="39" w:name="_Toc233808445"/>
-      <w:r>
-        <w:t>4.3.2 Aceptación y facturación (</w:t>
-      </w:r>
-      <w:proofErr w:type="spellStart"/>
-      <w:r>
-        <w:t>webhook</w:t>
-      </w:r>
-      <w:proofErr w:type="spellEnd"/>
-      <w:r>
-        <w:t xml:space="preserve"> de lead acepta)</w:t>
-      </w:r>
-      <w:bookmarkEnd w:id="39"/>
     </w:p>
     <w:p>
       <w:proofErr w:type="spellStart"/>
@@ -9965,7 +9955,7 @@
       <w:proofErr w:type="spellEnd"/>
       <w:r>
         <w:rPr/>
-        <w:t>El webhook /lead-acepta recibe el identificador del lead y el token. El nodo Validar Token comprueba la presencia de ambos parámetros y el nodo Buscar Lead consulta la tabla leads por identificador y por token de aceptación (accept_token), interpretado como valor de tipo UUID. Si el lead es válido, el nodo Marcar Aceptado lo actualiza al estado ACEPTADO y registra la fecha de aceptación; en caso contrario, se responde que el enlace ya fue procesado o es inválido, lo que impide la reutilización del token (OE3, RNF2). A partir de la aceptación, el flujo genera la página de confirmación que ve el cliente y, en paralelo, produce la factura en HTML, la convierte a PDF mediante el servicio Gotenberg (Figura 15, véase Anexo A), la envía por correo, la persiste con Insert Factura en la tabla facturas y actualiza el lead al estado FACTURADO. El evento se notifica por Telegram y se registra en Notion mediante peticiones HTTP a su API (Figura 9, véase Anexo A).</w:t>
+        <w:t>Enviada la propuesta, el webhook /lead-acepta recibe el identificador del lead y el token. El nodo Validar Token comprueba la presencia de ambos parámetros y el nodo Buscar Lead consulta la tabla leads por identificador y por token de aceptación (accept_token), interpretado como valor de tipo UUID. Si el lead es válido, el nodo Marcar Aceptado lo actualiza al estado ACEPTADO y registra la fecha de aceptación; en caso contrario, se responde que el enlace ya fue procesado o es inválido, lo que impide la reutilización del token (OE3, RNF2). A partir de la aceptación, el flujo genera la página de confirmación que ve el cliente y, en paralelo, produce la factura en HTML, la convierte a PDF mediante el servicio Gotenberg (Figura 15, véase Anexo A), la envía por correo, la persiste con Insert Factura en la tabla facturas y actualiza el lead al estado FACTURADO. El evento se notifica por Telegram y se registra en Notion mediante peticiones HTTP a su API (Figura 9, véase Anexo A).</w:t>
       </w:r>
     </w:p>
     <w:p>
@@ -22805,7 +22795,7 @@
           <w:b w:val="0"/>
           <w:i w:val="0"/>
         </w:rPr>
-        <w:t>A esa validez de diseño se suma una limitación del propio modelo, analizada en §4.3.1. Por un lado, tres de los nueve valores de servicio ponderados no pueden originarse desde el formulario. Por otro, la opción «Otro» recibía la ponderación mínima, lo que sesgaba hacia COLD precisamente las oportunidades que el sistema no supo clasificar. Ese sesgo se corrigió durante la preparación de la defensa (§4.3.1); no obstante, la ponderación que lo reemplaza sigue siendo de criterio experto y no de datos de conversión. La clasificación ordena el esfuerzo comercial, pero lo hace sobre un espacio de entrada más estrecho que el que la Tabla 5 sugiere.</w:t>
+        <w:t>A esa validez de diseño se suma una limitación del propio modelo, analizada en §4.3.1. Por un lado, cuatro de los nueve valores de servicio ponderados no pueden originarse desde el formulario. Por otro, la opción «Otro» recibía la ponderación mínima, lo que sesgaba hacia COLD precisamente las oportunidades que el sistema no supo clasificar. Ese sesgo se corrigió durante la preparación de la defensa (§4.3.1); no obstante, la ponderación que lo reemplaza sigue siendo de criterio experto y no de datos de conversión. La clasificación ordena el esfuerzo comercial, pero lo hace sobre un espacio de entrada más estrecho que el que la Tabla 5 sugiere.</w:t>
       </w:r>
     </w:p>
     <w:p>
@@ -24849,7 +24839,7 @@
           <w:b w:val="0"/>
           <w:i w:val="0"/>
         </w:rPr>
-        <w:t xml:space="preserve"> Registrar la conversión efectiva de los leads y ajustar umbrales y ponderaciones a partir de esos datos, transformando la validez de diseño del modelo en validez empírica. Revisar en esa instancia las tres decisiones señaladas en §4.3.1: la alineación entre el rango del control deslizante y los tramos de puntaje; la ponderación que reemplazó al sesgo de la opción «Otro», hoy fijada por criterio y no por datos; y los tres valores de servicio hoy inalcanzables desde el formulario.</w:t>
+        <w:t xml:space="preserve"> Registrar la conversión efectiva de los leads y ajustar umbrales y ponderaciones a partir de esos datos, transformando la validez de diseño del modelo en validez empírica. Revisar en esa instancia las tres decisiones señaladas en §4.3.1: la alineación entre el rango del control deslizante y los tramos de puntaje; la ponderación que reemplazó al sesgo de la opción «Otro», hoy fijada por criterio y no por datos; y los cuatro valores de servicio hoy inalcanzables desde el formulario.</w:t>
       </w:r>
     </w:p>
     <w:p>

--- a/FormularioLeads/tesis.docx
+++ b/FormularioLeads/tesis.docx
@@ -1934,7 +1934,7 @@
     </w:p>
     <w:p>
       <w:r>
-        <w:t>Para alcanzar el objetivo general se definen los siguientes objetivos específicos (OE), redactados en infinitivo y retomados de forma trazable en los capítulos de diseño, en la validación y en las conclusiones (véase la matriz de trazabilidad del Anexo E):</w:t>
+        <w:t>Para alcanzar el objetivo general se definen los siguientes objetivos específicos (OE), redactados en infinitivo y retomados de forma trazable en los capítulos de diseño, en la validación y en las conclusiones (véase la matriz de trazabilidad del Anexo E). El OE3 reúne dos resultados que se verifican por separado —el ciclo comercial hasta la emisión del comprobante y el registro del cobro—, y su grado de cumplimiento se declara de forma independiente para cada uno en el Capítulo 7, porque el segundo depende de una pasarela externa y el primero no:</w:t>
       </w:r>
     </w:p>
     <w:p>
@@ -2905,14 +2905,13 @@
           <w:b/>
           <w:i w:val="0"/>
         </w:rPr>
-        <w:t>Las fuentes de la comparación son las de los propios evaluados.</w:t>
-      </w:r>
-      <w:r>
-        <w:rPr>
-          <w:b w:val="0"/>
-          <w:i w:val="0"/>
-        </w:rPr>
-        <w:t xml:space="preserve"> Las cuatro herramientas se caracterizan a partir de su documentación y de sus páginas de precios. No se incorporaron análisis independientes ni estudios de adopción, de modo que la comparación describe lo que cada proveedor declara y no lo que un tercero verificó.</w:t>
+        <w:t>Las fuentes de la comparación son, en su mayor parte, las de los propios evaluados. Las cuatro herramientas se caracterizan a partir de su documentación y de sus páginas de precios, consultadas el 17 de agosto de 2026, fecha que cada celda de la Tabla 13 consigna. Para que la comparación no dependa además de un recorte arbitrario de aspectos, las dimensiones que se contrastan se fijaron antes de compararlas y se derivan del problema planteado en §1.2: sistema de registro propio, reglas de calificación propias, cierre del ciclo hasta el comprobante, control sobre la lógica de negocio, custodia del dato, esfuerzo de puesta en marcha y madurez operativa. Son las siete que ordena la Tabla 14, y constituyen una aplicación reducida del tipo de marco multicriterio que propone Lamanna (2025), no una evaluación exhaustiva. Subsiste, con todo, la limitación de fondo: no se incorporaron análisis independientes ni estudios de adopción de terceros, de modo que las afirmaciones funcionales sobre los cuatro productos describen lo que cada proveedor declara de sí mismo y no lo que un tercero verificó.</w:t>
+      </w:r>
+      <w:r>
+        <w:rPr>
+          <w:b w:val="0"/>
+          <w:i w:val="0"/>
+        </w:rPr>
       </w:r>
     </w:p>
     <w:p>
@@ -4666,7 +4665,7 @@
                 <w:i w:val="0"/>
                 <w:sz w:val="14"/>
               </w:rPr>
-              <w:t xml:space="preserve">Revisión en tres anchos (360, 768 y 1440 px). Recuento de códigos cubiertos por </w:t>
+              <w:t>Revisión en tres anchos (360, 768 y 1440 px). Recuento automatizado de los códigos cubiertos por translateAuthError sobre el conjunto de códigos que la plataforma puede devolver en los tres flujos que la aplicación invoca (signUp, signInWithPassword y verifyOtp), declarados uno por uno en tests/auth_errores.js.</w:t>
             </w:r>
             <w:r>
               <w:rPr>
@@ -4675,15 +4674,13 @@
                 <w:sz w:val="14"/>
                 <w:rFonts w:ascii="Consolas" w:hAnsi="Consolas" w:cs="Consolas"/>
               </w:rPr>
-              <w:t>translateAuthError</w:t>
-            </w:r>
-            <w:r>
-              <w:rPr>
-                <w:b w:val="0"/>
-                <w:i w:val="0"/>
-                <w:sz w:val="14"/>
-              </w:rPr>
-              <w:t xml:space="preserve"> sobre el total de códigos posibles.</w:t>
+            </w:r>
+            <w:r>
+              <w:rPr>
+                <w:b w:val="0"/>
+                <w:i w:val="0"/>
+                <w:sz w:val="14"/>
+              </w:rPr>
             </w:r>
           </w:p>
         </w:tc>
@@ -22721,7 +22718,7 @@
           <w:b w:val="0"/>
           <w:i w:val="0"/>
         </w:rPr>
-        <w:t>Pruebas automatizadas. Además de la validación por escenarios, el repositorio incorpora una batería que se ejecuta sin levantar el sistema y que cubre precisamente las reglas que constituyen el aporte declarado. tests/scoring.js ejecuta el código real del nodo de calificación sobre 9240 combinaciones de presupuesto, urgencia y servicio, y verifica que el resultado reproduzca la Tabla 5 y que los umbrales sigan siendo configurables. tests/smoke_code_nodes.js ejecuta el JavaScript de los 41 nodos Code de ambos flujos con sustitutos de las variables de n8n. tests/verificar_sql.mjs compila con PREPARE las consultas de los nodos Postgres contra el esquema real, de modo que una columna mal escrita se detecta antes de producción. tests/verificar_rls.mjs levanta un PostgreSQL desechable, aplica db/schema.sql tal cual está versionado y ejecuta 24 casos de seguridad a nivel de fila rol por rol. tests/idempotencia.mjs hace lo mismo con las dos garantías de idempotencia que la Tabla 11 da por resueltas: sobre ese mismo PostgreSQL desechable ejecuta —leídas del propio flujo exportado, no copiadas a mano— la inserción condicional del lead y las tres consultas del proceso de reconciliación, y comprueba en veintidós aserciones que un envío repetido no cree un segundo lead, que dos envíos simultáneos tampoco lo hagan, y que dos corridas del proceso de reconciliación no emitan dos facturas. Y tests/verificar_afirmaciones.js recalcula desde el repositorio los números que este documento afirma —nodos, webhooks, tablas, vistas, umbrales y las ponderaciones de la Tabla 5— y falla si dejaron de ser ciertos. Es, por lo tanto, la contención contra la deriva entre el documento y el artefacto que el §7.1 señala como el error más costoso del trabajo.</w:t>
+        <w:t>Pruebas automatizadas. Además de la validación por escenarios, el repositorio incorpora una batería que se ejecuta sin levantar el sistema y que cubre precisamente las reglas que constituyen el aporte declarado. tests/scoring.js ejecuta el código real del nodo de calificación sobre 9240 combinaciones de presupuesto, urgencia y servicio, y verifica que el resultado reproduzca la Tabla 5 y que los umbrales sigan siendo configurables. tests/smoke_code_nodes.js ejecuta el JavaScript de los 41 nodos Code de ambos flujos con sustitutos de las variables de n8n. tests/verificar_sql.mjs compila con PREPARE las consultas de los nodos Postgres contra el esquema real, de modo que una columna mal escrita se detecta antes de producción. tests/verificar_rls.mjs levanta un PostgreSQL desechable, aplica db/schema.sql tal cual está versionado y ejecuta 24 casos de seguridad a nivel de fila rol por rol. tests/idempotencia.mjs hace lo mismo con las dos garantías de idempotencia que la Tabla 11 da por resueltas: sobre ese mismo PostgreSQL desechable ejecuta —leídas del propio flujo exportado, no copiadas a mano— la inserción condicional del lead y las tres consultas del proceso de reconciliación, y comprueba en veintidós aserciones que un envío repetido no cree un segundo lead, que dos envíos simultáneos tampoco lo hagan, y que dos corridas del proceso de reconciliación no emitan dos facturas. tests/auth_errores.js cierra la mitad medible del RNF5: declara los veintidós códigos de error que la plataforma de autenticación puede devolver en los tres flujos que la aplicación invoca y comprueba que todos tengan mensaje en español. Y tests/verificar_afirmaciones.js recalcula desde el repositorio los números que este documento afirma —nodos, webhooks, tablas, vistas, umbrales y las ponderaciones de la Tabla 5— y falla si dejaron de ser ciertos. Es, por lo tanto, la contención contra la deriva entre el documento y el artefacto que el §7.1 señala como el error más costoso del trabajo.</w:t>
       </w:r>
     </w:p>
     <w:p>
@@ -24135,7 +24132,7 @@
           <w:i/>
           <w:sz w:val="15"/>
         </w:rPr>
-        <w:t>Nota. Elaboración propia.</w:t>
+        <w:t>Nota. Elaboración propia. Las siete dimensiones se fijaron antes de la comparación y se derivan del problema planteado en §1.2, según se explica en §2.7. Las celdas de la solución construida se resuelven contra el artefacto —el esquema db/schema.sql, el flujo exportado y la Tabla 5—; las de las cuatro alternativas, contra la documentación y las páginas de precios de cada proveedor consultadas el 17 de agosto de 2026, con la limitación de fuente que §2.7 declara.</w:t>
       </w:r>
     </w:p>
     <w:p>
@@ -24883,7 +24880,7 @@
           <w:b w:val="0"/>
           <w:i w:val="0"/>
         </w:rPr>
-        <w:t xml:space="preserve"> Encuestar o entrevistar a una muestra de freelancers para validar empíricamente las prioridades del ciclo comercial y calibrar los umbrales del scoring (§3.3 y §6).</w:t>
+        <w:t xml:space="preserve"> Encuestar o entrevistar a una muestra de freelancers para validar empíricamente las prioridades del ciclo comercial y calibrar los umbrales del scoring (§3.3 y §6). Contrastar además la comparación de §2.7 contra evaluaciones de analistas independientes o datos agregados de usuarios, de modo que las afirmaciones funcionales sobre las cuatro alternativas dejen de apoyarse únicamente en lo que cada proveedor declara de sí mismo.</w:t>
       </w:r>
     </w:p>
     <w:p>
@@ -33896,7 +33893,7 @@
                 <w:i w:val="0"/>
                 <w:sz w:val="14"/>
               </w:rPr>
-              <w:t>Verificado parcialmente: la interfaz no desborda horizontalmente y los mensajes de error de autenticación se muestran en español. Falta el recuento formal de códigos cubiertos por translateAuthError sobre el total posible.</w:t>
+              <w:t>Verificado. La interfaz no desborda horizontalmente en los tres anchos revisados. El recuento formal, que hasta el 28 de agosto de 2026 estaba pendiente, se automatizó en tests/auth_errores.js (npm run test:autherrores): declara uno por uno los veintidós códigos que Supabase Auth puede devolver en los flujos de signUp, signInWithPassword y verifyOtp, y falla si alguno no tiene mensaje en español. Su primera ejecución acreditó que el requisito no se cumplía —once de veintidós—: faltaban, entre otros, los del enlace de confirmación vencido, que son los más probables en operación real. Incorporadas las traducciones faltantes, la cobertura es de 22/22.</w:t>
             </w:r>
           </w:p>
         </w:tc>

--- a/FormularioLeads/tesis.docx
+++ b/FormularioLeads/tesis.docx
@@ -22409,7 +22409,7 @@
                 <w:i w:val="0"/>
                 <w:sz w:val="13"/>
               </w:rPr>
-              <w:t>en la corrida del 23-ago-2026, metrics_mensuales devolvió 0 filas para agosto —los leads de prueba se eliminan al final de cada corrida— y el nodo de Telegram no llegó a ejecutarse. El 24-ago se corrigió la causa: la consulta ahora devuelve siempre una fila del mes en curso. Comprobado contra la base real: mes = 2026-08, total_leads = 2, propuestas_pendientes = 4</w:t>
+              <w:t>en la corrida del 23-ago-2026, metrics_mensuales devolvió 0 filas para agosto —los leads de prueba se eliminan al final de cada corrida— y el nodo de Telegram no llegó a ejecutarse. El 24-ago se corrigió la causa: la consulta ahora devuelve siempre una fila del mes en curso. El 28-ago-2026 se ejecutó el escenario contra el sistema real y la cadena llegó hasta el final: la API de Telegram devolvió ok = true y message_id = 594, y el texto entregado reproduce los indicadores del mes —mes = 2026-08, 6 leads (3 HOT), facturado 11.700 USD, cobrado 7.200, pendiente 4.500, tasa de cobro 61,5 % y 8 propuestas esperando términos—, idénticos a los que devuelve metrics_mensuales</w:t>
             </w:r>
           </w:p>
         </w:tc>
@@ -22428,7 +22428,7 @@
                 <w:i w:val="0"/>
                 <w:sz w:val="13"/>
               </w:rPr>
-              <w:t>Pendiente:</w:t>
+              <w:t>Respuesta de la API de Telegram con ok = true y message_id = 594 (28-ago-2026), que consigna el texto exacto entregado y permite contrastarlo con la vista. El disparo se hizo por la vía que el protocolo contempla para los procesos programados, sobre los nodos reales del flujo. La causa por la que este escenario no producía evidencia se había corregido el 24-ago-2026:</w:t>
             </w:r>
             <w:r>
               <w:rPr>
@@ -22436,7 +22436,7 @@
                 <w:i w:val="0"/>
                 <w:sz w:val="13"/>
               </w:rPr>
-              <w:t xml:space="preserve"> sólo la captura del mensaje recibido en Telegram. La causa por la que este escenario no producía evidencia se corrigió el 24-ago-2026: la consulta que alimenta el reporte parte de una fila sintética del mes en curso, de modo que devuelve resultado aunque el mes no registre actividad, y se comprobó contra la base real (§4.3.5). E11 y E12 ya habían dejado registro (véanse su fila en esta tabla y la Tabla 18).</w:t>
+              <w:t xml:space="preserve"> la consulta que alimenta el reporte parte de una fila sintética del mes en curso, de modo que devuelve resultado aunque el mes no registre actividad, y se comprobó contra la base real (§4.3.5). E11 y E12 ya habían dejado registro (véanse su fila en esta tabla y la Tabla 18).</w:t>
             </w:r>
           </w:p>
         </w:tc>
@@ -22563,7 +22563,7 @@
           <w:b w:val="0"/>
           <w:i w:val="0"/>
         </w:rPr>
-        <w:t>Alcance de lo que esta corrida acredita, y de lo que no. La suite automatizada (E1, E1b y E2 a E6 más E8 a E10: diez escenarios, ya que E1 se desdobló en la calificación y el envío de la propuesta, y E7 se mide aparte) ejecuta cada escenario una vez por invocación. Se corrió tres veces seguidas sin cambios en el resultado el 23 de agosto de 2026, y de nuevo el 24, tras incorporar el paso de fijación de términos. Se satisface así la exigencia de tres repeticiones independientes que el protocolo de la Tabla 4 pide para los escenarios de camino principal cubiertos por la suite (E1 a E6, E1b incluido). E7, el único escenario de camino principal ajeno a esta suite, se midió por separado el 26 de agosto de 2026, una vez incluida la tabla leads en la publicación supabase_realtime del proyecto. La corrida que acredita el requisito es la de veinte repeticiones que su método exige: se recibieron los 20 eventos esperados, con una latencia p95 de 0,79 s y un peor caso de 0,82 s, frente al umbral de 3 s del RNF6. Tres corridas previas de cinco repeticiones, todas en verde, habían anticipado el resultado con un peor caso de 1,06 s. Los tres procesos programados (E11–E13) se dispararon manualmente ese mismo día, y el ejercicio resultó más revelador que confirmatorio. Aparecieron tres defectos de expresión reales, no visibles en ninguna lectura estática ni en la suite automatizada, que impedían completar la rama de «último intento» de E11 cuando el proceso manejaba más de un caso a la vez. Se corrigieron; no obstante, el defecto original dejó un lead de prueba en un estado inconsistente, pendiente de reconciliación manual (Tabla 12, E11). Además, al ejercitar E12 se descubrió que las trece notificaciones de Telegram del CRM estaban rotas: primero por una variable de entorno vacía y, tras corregirla, por una credencial de bot vencida. Ninguna corrida anterior lo había detectado, porque verificar el estado en la base no es lo mismo que verificar que el aviso salió. E13 se disparó pero no produjo evidencia: los leads de prueba se eliminan al final de cada corrida de tests/escenarios.mjs, así que no queda actividad de agosto para que la vista agregue. Queda, entonces, un solo escenario que no pudo ejercitarse contra el proveedor real: E14, que requiere credenciales de prueba de MercadoPago; se lo ejecutó contra un doble que reproduce el contrato documentado de su API, según se detalla a continuación. E7 estuvo en esa misma situación hasta el 26 de agosto de 2026 —dependía de una opción de configuración de la plataforma, no de un defecto del código—; habilitada la publicación, la medición se ejecutó con scripts/medir-realtime.mjs y el umbral del RNF6 quedó comprobado.</w:t>
+        <w:t>Alcance de lo que esta corrida acredita, y de lo que no. La suite automatizada (E1, E1b y E2 a E6 más E8 a E10: diez escenarios, ya que E1 se desdobló en la calificación y el envío de la propuesta, y E7 se mide aparte) ejecuta cada escenario una vez por invocación. Se corrió tres veces seguidas sin cambios en el resultado el 23 de agosto de 2026, y de nuevo el 24, tras incorporar el paso de fijación de términos. Se satisface así la exigencia de tres repeticiones independientes que el protocolo de la Tabla 4 pide para los escenarios de camino principal cubiertos por la suite (E1 a E6, E1b incluido). E7, el único escenario de camino principal ajeno a esta suite, se midió por separado el 26 de agosto de 2026, una vez incluida la tabla leads en la publicación supabase_realtime del proyecto. La corrida que acredita el requisito es la de veinte repeticiones que su método exige: se recibieron los 20 eventos esperados, con una latencia p95 de 0,79 s y un peor caso de 0,82 s, frente al umbral de 3 s del RNF6. Tres corridas previas de cinco repeticiones, todas en verde, habían anticipado el resultado con un peor caso de 1,06 s. Los tres procesos programados (E11–E13) se dispararon manualmente ese mismo día, y el ejercicio resultó más revelador que confirmatorio. Aparecieron tres defectos de expresión reales, no visibles en ninguna lectura estática ni en la suite automatizada, que impedían completar la rama de «último intento» de E11 cuando el proceso manejaba más de un caso a la vez. Se corrigieron; no obstante, el defecto original dejó un lead de prueba en un estado inconsistente, pendiente de reconciliación manual (Tabla 12, E11). Además, al ejercitar E12 se descubrió que las trece notificaciones de Telegram del CRM estaban rotas: primero por una variable de entorno vacía y, tras corregirla, por una credencial de bot vencida. Ninguna corrida anterior lo había detectado, porque verificar el estado en la base no es lo mismo que verificar que el aviso salió. E13 se disparó pero no produjo evidencia: los leads de prueba se eliminan al final de cada corrida de tests/escenarios.mjs, así que no quedaba actividad de agosto para que la vista agregue. Corregida esa causa el 24 de agosto, el escenario se reejecutó el 28 y esta vez sí entregó el reporte, con los valores que consigna su fila de la Tabla 12. Queda, entonces, un solo escenario que no pudo ejercitarse contra el proveedor real: E14, que requiere credenciales de prueba de MercadoPago; se lo ejecutó contra un doble que reproduce el contrato documentado de su API, según se detalla a continuación. E7 estuvo en esa misma situación hasta el 26 de agosto de 2026 —dependía de una opción de configuración de la plataforma, no de un defecto del código—; habilitada la publicación, la medición se ejecutó con scripts/medir-realtime.mjs y el umbral del RNF6 quedó comprobado.</w:t>
       </w:r>
     </w:p>
     <w:p>
@@ -22728,7 +22728,7 @@
           <w:b w:val="0"/>
           <w:i w:val="0"/>
         </w:rPr>
-        <w:t>Los once requisitos funcionales y los siete no funcionales se trazan individualmente en el Anexo E, con el resultado de su verificación en la columna correspondiente. Los que quedaron sin verificar se identifican como tales y no se dan por cumplidos. En particular, son los tres requisitos que dependen de los procesos programados (RF8, RF9 y RF10). Tras la corrida manual de E11 a E13 del 23 de agosto de 2026 quedan verificados parcialmente: el seguimiento y los recordatorios dejaron evidencia en la base, el reporte diario no.</w:t>
+        <w:t>Los once requisitos funcionales y los siete no funcionales se trazan individualmente en el Anexo E, con el resultado de su verificación en la columna correspondiente. Los que quedaron sin verificar se identifican como tales y no se dan por cumplidos. En particular, son los tres requisitos que dependen de los procesos programados (RF8, RF9 y RF10). Tras la corrida manual de E11 a E13 del 23 de agosto de 2026, el seguimiento y los recordatorios dejaron evidencia en la base y quedan verificados parcialmente, por los tramos que no se ejercitaron y que sus filas del Anexo E detallan. El reporte diario quedó pendiente hasta el 28 de agosto de 2026, cuando se lo ejecutó contra el sistema real: la API de Telegram confirmó la entrega (ok = true, message_id = 594) y los indicadores del mensaje coinciden con los de la vista metrics_mensuales, de modo que el RF10 queda verificado.</w:t>
       </w:r>
     </w:p>
     <w:p>
@@ -24492,7 +24492,7 @@
         <w:rPr>
           <w:b/>
         </w:rPr>
-        <w:t>Cumplido parcialmente. El seguimiento y los recordatorios de pago se ejercitaron manualmente el 23-ago-2026 (E11, E12), lo que reveló y permitió corregir tres defectos reales. El reporte diario (E13) se disparó pero no produjo evidencia, porque no queda actividad de agosto persistida en la base para que la vista agregue (Capítulo 5).</w:t>
+        <w:t>Cumplido. El seguimiento y los recordatorios de pago se ejercitaron manualmente el 23-ago-2026 (E11, E12), lo que reveló y permitió corregir tres defectos reales, y el reporte diario (E13) se ejecutó el 28-ago-2026 contra el sistema real: la API de Telegram confirmó la entrega (ok = true, message_id = 594) y los indicadores del mensaje coinciden con los de la vista metrics_mensuales (Capítulo 5). Subsiste, dentro de los dos primeros, la cobertura parcial que declaran los requisitos RF8 y RF9: la transición a PERDIDO del tercer seguimiento y el escalón RECORDATORIO de los vencimientos no se ejercitaron por falta de datos de prueba en ese rango.</w:t>
       </w:r>
     </w:p>
     <w:p>
@@ -32351,7 +32351,7 @@
                 <w:i w:val="0"/>
                 <w:sz w:val="14"/>
               </w:rPr>
-              <w:t>Verificado parcialmente. Los procesos de seguimiento y recordatorios de pago (E11, E12) se dispararon manualmente el 23-ago-2026, lo que reveló y permitió corregir tres defectos de expresión reales; el reporte diario (E13) se disparó pero no produjo evidencia, porque no queda actividad de agosto persistida en la base para que la vista metrics_mensuales agregue.</w:t>
+              <w:t>Verificado. Los procesos de seguimiento y recordatorios de pago (E11, E12) se dispararon manualmente el 23-ago-2026, lo que reveló y permitió corregir tres defectos de expresión reales, y el reporte diario (E13) se ejecutó el 28-ago-2026 contra el sistema real: la API de Telegram confirmó la entrega (ok = true, message_id = 594) y los indicadores del mensaje coinciden con los de la vista metrics_mensuales. El cuarto proceso programado, la reconciliación de facturas incorporada el 27-ago-2026, se verifica por separado en tests/idempotencia.mjs (§5).</w:t>
             </w:r>
           </w:p>
         </w:tc>
@@ -33278,7 +33278,7 @@
                 <w:i w:val="0"/>
                 <w:sz w:val="14"/>
               </w:rPr>
-              <w:t>Verificado parcialmente (E13): el reporte diario no produjo evidencia (sin actividad de agosto persistida para agregar); en cambio, al ejercitar E12 se detectó y corrigió que las notificaciones de Telegram de todo el sistema estaban rotas por una variable de entorno vacía y una credencial de bot vencida.</w:t>
+              <w:t>Verificado (E13): el reporte diario se ejecutó el 28-ago-2026 contra el sistema real y la API de Telegram confirmó la entrega (ok = true, message_id = 594) y los indicadores del mensaje coinciden con los de la vista metrics_mensuales. Antes, al ejercitar E12 se detectó y corrigió que las notificaciones de Telegram de todo el sistema estaban rotas por una variable de entorno vacía y una credencial de bot vencida.</w:t>
             </w:r>
           </w:p>
         </w:tc>

--- a/FormularioLeads/tesis.docx
+++ b/FormularioLeads/tesis.docx
@@ -201,7 +201,7 @@
       <w:proofErr w:type="spellEnd"/>
       <w:r>
         <w:rPr/>
-        <w:t>El trabajo aborda la carga administrativa que enfrenta el freelancer que trabaja solo: cada cliente potencial exige una secuencia de tareas manuales y repetitivas —responder consultas, calificar la oportunidad, elaborar y enviar una propuesta, hacer seguimiento, facturar, registrar el pago y solicitar un testimonio— que, con varios clientes en paralelo, se acumulan, se retrasan o se olvidan, con la consiguiente pérdida de oportunidades y una imagen poco profesional. Como respuesta se diseñó e implementó una plataforma web que automatiza el ciclo de vida completo del cliente mediante una arquitectura orientada a eventos. La solución integra tres capas: un frontend desarrollado en Next.js y React que expone un formulario público de captación y un tablero de control autenticado; un motor de orquestación de bajo código, n8n, que coordina la normalización, el scoring, la generación de propuestas y facturas, y las notificaciones multicanal; y una base de datos relacional gestionada, Supabase (PostgreSQL), con seguridad a nivel de fila. El sistema calcula automáticamente un puntaje de prioridad que clasifica cada lead en tres niveles (HOT, WARM y COLD), dispara propuestas por correo, habilita la aceptación mediante un enlace con token de un solo uso, genera la factura en PDF y ejecuta procesos programados de seguimiento, recordatorio de pago y reporte diario de métricas. La validación mediante escenarios controlados verificó el funcionamiento integral de los flujos de captación, calificación, aceptación y facturación, y también la actualización en tiempo real del tablero, cuya latencia se midió por debajo del umbral fijado. El trabajo demuestra la viabilidad técnica de la automatización propuesta; la magnitud de la reducción de la carga administrativa no se midió y se declara fuera de alcance.</w:t>
+        <w:t>El trabajo aborda la carga administrativa que enfrenta el freelancer que trabaja solo: cada cliente potencial exige una secuencia de tareas manuales y repetitivas —responder consultas, calificar la oportunidad, elaborar y enviar una propuesta, hacer seguimiento, facturar, registrar el pago y solicitar un testimonio— que, con varios clientes en paralelo, se acumulan, se retrasan o se olvidan, con la consiguiente pérdida de oportunidades y una imagen poco profesional. Como respuesta se diseñó e implementó una plataforma web que automatiza el ciclo de vida completo del cliente mediante una arquitectura orientada a eventos. La solución integra tres capas: un frontend desarrollado en Next.js y React que expone un formulario público de captación y un tablero de control autenticado; un motor de orquestación de bajo código, n8n, que coordina la normalización, el scoring, la generación de propuestas y facturas, y las notificaciones multicanal; y una base de datos relacional gestionada, Supabase (PostgreSQL), con seguridad a nivel de fila. El sistema calcula automáticamente un puntaje de prioridad que clasifica cada lead en tres niveles (HOT, WARM y COLD), dispara propuestas por correo, habilita la aceptación mediante un enlace con token de un solo uso, genera la factura en PDF y ejecuta cuatro procesos programados: seguimiento, recordatorio de pago y reporte diario de métricas, más una reconciliación periódica que audita la facturación. La validación mediante escenarios controlados verificó el funcionamiento integral de los flujos de captación, calificación, aceptación y facturación, y también la actualización en tiempo real del tablero, cuya latencia se midió por debajo del umbral fijado. El trabajo demuestra la viabilidad técnica de la automatización propuesta; la magnitud de la reducción de la carga administrativa no se midió y se declara fuera de alcance.</w:t>
       </w:r>
     </w:p>
     <w:p/>
@@ -254,7 +254,7 @@
           <w:b w:val="0"/>
           <w:i w:val="0"/>
         </w:rPr>
-        <w:t>This work addresses the administrative burden faced by solo freelancers: every prospective client triggers a sequence of manual, repetitive tasks —answering enquiries, qualifying the opportunity, drafting and sending a proposal, following up, invoicing, recording payment and requesting a testimonial— which, with several clients in parallel, pile up, get delayed or are forgotten, resulting in lost opportunities and an unprofessional image. In response, a web platform was designed and implemented to automate the full client life cycle through an event-driven architecture. The solution integrates three layers: a Next.js and React frontend exposing a public lead-capture form and an authenticated control dashboard; a low-code orchestration engine, n8n, coordinating normalisation, scoring, proposal and invoice generation and multichannel notifications; and a managed relational database, Supabase (PostgreSQL), with row level security. The system automatically computes a priority score that classifies each lead into three tiers (HOT, WARM and COLD), sends proposals by email, enables acceptance through a single-use token link, generates the invoice as a PDF and runs scheduled follow-up, payment reminder and daily metrics reporting processes. Validation through controlled scenarios verified the end-to-end operation of the capture, qualification, acceptance and invoicing flows, as well as the dashboard's real-time updating, whose latency was measured below the established threshold. The work demonstrates the technical feasibility of the proposed automation; the magnitude of the reduction in administrative workload was not measured and is declared outside the scope.</w:t>
+        <w:t>This work addresses the administrative burden faced by solo freelancers: every prospective client triggers a sequence of manual, repetitive tasks —answering enquiries, qualifying the opportunity, drafting and sending a proposal, following up, invoicing, recording payment and requesting a testimonial— which, with several clients in parallel, pile up, get delayed or are forgotten, resulting in lost opportunities and an unprofessional image. In response, a web platform was designed and implemented to automate the full client life cycle through an event-driven architecture. The solution integrates three layers: a Next.js and React frontend exposing a public lead-capture form and an authenticated control dashboard; a low-code orchestration engine, n8n, coordinating normalisation, scoring, proposal and invoice generation and multichannel notifications; and a managed relational database, Supabase (PostgreSQL), with row level security. The system automatically computes a priority score that classifies each lead into three tiers (HOT, WARM and COLD), sends proposals by email, enables acceptance through a single-use token link, generates the invoice as a PDF and runs four scheduled processes: follow-up, payment reminder and daily metrics reporting, plus a periodic reconciliation that audits invoicing. Validation through controlled scenarios verified the end-to-end operation of the capture, qualification, acceptance and invoicing flows, as well as the dashboard's real-time updating, whose latency was measured below the established threshold. The work demonstrates the technical feasibility of the proposed automation; the magnitude of the reduction in administrative workload was not measured and is declared outside the scope.</w:t>
       </w:r>
     </w:p>
     <w:p>
@@ -1153,7 +1153,6 @@
           <w:i/>
           <w:sz w:val="15"/>
         </w:rPr>
-        <w:t>Los números de página de este índice se generan al actualizar el campo en el procesador de textos (Word: clic derecho sobre el índice → Actualizar campos → Actualizar toda la tabla).</w:t>
       </w:r>
     </w:p>
     <w:p>
@@ -2922,7 +2921,7 @@
         <w:rPr>
           <w:i w:val="0"/>
         </w:rPr>
-        <w:t>Un relevamiento adicional matiza, sin revertirla, esa dependencia de las fuentes de los proveedores. Lamanna (2025) propone un marco de evaluación estructurado y multicriterio para plataformas de bajo código, formulado precisamente para superar la brecha entre comparaciones dirigidas por el marketing de los proveedores y una evaluación rigurosa basada en criterios explícitos; aplicarlo en profundidad a las cuatro herramientas revisadas excede el alcance de este trabajo, pero su existencia confirma que la limitación señalada aquí es un problema metodológico reconocido en la literatura, no una omisión aislada de este documento. Por otra parte, un estudio de caso reciente que compara la ejecución manual y automatizada de un flujo de captación de leads con n8n en un entorno de negocio a pequeña escala —el mismo tipo de operación que describe este trabajo— registra una reducción del tiempo de ejecución de 185,35 a 1,23 segundos y la eliminación de la tasa de error del 5 % observada en la ejecución manual (Amir, 2026), lo que aporta evidencia empírica independiente, aunque todavía preliminar, a favor de automatizar precisamente el tipo de tarea que aborda este trabajo. Ninguna de las dos fuentes evalúa de forma independiente a HubSpot, Pipedrive, Zapier o Make en particular, de modo que la comparación de precios y prestaciones de este apartado sigue apoyada en las páginas de los proveedores; lo que cambia es que la decisión de automatizar en sí —y el criterio para evaluarla con rigor— ya no depende solo de la argumentación propia de los autores.</w:t>
+        <w:t>Un relevamiento adicional matiza, sin revertirla, esa dependencia de las fuentes de los proveedores. Lamanna (2025) propone un marco de evaluación estructurado y multicriterio para plataformas de bajo código, formulado precisamente para superar la brecha entre comparaciones dirigidas por el marketing de los proveedores y una evaluación rigurosa basada en criterios explícitos; aplicarlo en profundidad a las cuatro herramientas revisadas excede el alcance de este trabajo, pero su existencia confirma que la limitación señalada aquí es un problema metodológico reconocido en la literatura, no una omisión aislada de este documento. Por otra parte, un estudio de caso reciente que compara la ejecución manual y automatizada de un flujo de captación de leads con n8n en un entorno de negocio a pequeña escala —el mismo tipo de operación que describe este trabajo— registra una reducción del tiempo de ejecución de 185,35 a 1,23 segundos y la eliminación de la tasa de error del 5 % observada en la ejecución manual (Amir, 2026, un preprint todavía sin revisión por pares), lo que aporta evidencia empírica independiente —aunque preliminar y no arbitrada— a favor de automatizar precisamente el tipo de tarea que aborda este trabajo. Ninguna de las dos fuentes evalúa de forma independiente a HubSpot, Pipedrive, Zapier o Make en particular, de modo que la comparación de precios y prestaciones de este apartado sigue apoyada en las páginas de los proveedores; lo que cambia es que la decisión de automatizar en sí —y el criterio para evaluarla con rigor— ya no depende solo de la argumentación propia de los autores.</w:t>
       </w:r>
     </w:p>
     <w:p>
@@ -7545,202 +7544,151 @@
     </w:p>
     <w:p>
       <w:r>
-        <w:t xml:space="preserve">El acceso al tablero se resuelve con </w:t>
+        <w:t>El acceso al tablero se resuelve con Supabase Auth por correo y contraseña. El registro (register-form.tsx) invoca signUp —crea la cuenta y dispara el correo de confirmación— con redirección a /auth/confirm; el inicio de sesión (login-form.tsx) invoca signInWithPassword —valida las credenciales y abre la sesión—; el manejador /auth/confirm verifica el código de un solo uso (verifyOtp, que canjea el enlace del correo por una sesión válida) y el manejador /auth/signout cierra la sesión. Los códigos de error de Supabase se traducen a mensajes en español mediante la función translateAuthError del módulo auth-errors.ts, en cumplimiento del RNF5.</w:t>
       </w:r>
       <w:proofErr w:type="spellStart"/>
-      <w:r>
-        <w:t>Supabase</w:t>
-      </w:r>
+      <w:r/>
       <w:proofErr w:type="spellEnd"/>
-      <w:r>
-        <w:t xml:space="preserve"> </w:t>
-      </w:r>
+      <w:r/>
       <w:proofErr w:type="spellStart"/>
-      <w:r>
-        <w:t>Auth</w:t>
-      </w:r>
+      <w:r/>
       <w:proofErr w:type="spellEnd"/>
-      <w:r>
-        <w:t xml:space="preserve"> por correo y contraseña. El registro (</w:t>
-      </w:r>
+      <w:r/>
       <w:proofErr w:type="spellStart"/>
       <w:r>
         <w:rPr>
           <w:rFonts w:ascii="Consolas" w:hAnsi="Consolas" w:cs="Consolas"/>
         </w:rPr>
-        <w:t>register-form.tsx</w:t>
       </w:r>
       <w:proofErr w:type="spellEnd"/>
-      <w:r>
-        <w:t xml:space="preserve">) invoca </w:t>
-      </w:r>
+      <w:r/>
       <w:proofErr w:type="spellStart"/>
       <w:r>
         <w:rPr>
           <w:rFonts w:ascii="Consolas" w:hAnsi="Consolas" w:cs="Consolas"/>
         </w:rPr>
-        <w:t>signUp</w:t>
       </w:r>
       <w:proofErr w:type="spellEnd"/>
-      <w:r>
-        <w:t xml:space="preserve"> con redirección a </w:t>
-      </w:r>
+      <w:r/>
       <w:r>
         <w:rPr>
           <w:rFonts w:ascii="Consolas" w:hAnsi="Consolas" w:cs="Consolas"/>
         </w:rPr>
-        <w:t>/</w:t>
       </w:r>
       <w:proofErr w:type="spellStart"/>
       <w:r>
         <w:rPr>
           <w:rFonts w:ascii="Consolas" w:hAnsi="Consolas" w:cs="Consolas"/>
         </w:rPr>
-        <w:t>auth</w:t>
       </w:r>
       <w:proofErr w:type="spellEnd"/>
       <w:r>
         <w:rPr>
           <w:rFonts w:ascii="Consolas" w:hAnsi="Consolas" w:cs="Consolas"/>
         </w:rPr>
-        <w:t>/</w:t>
       </w:r>
       <w:proofErr w:type="spellStart"/>
       <w:r>
         <w:rPr>
           <w:rFonts w:ascii="Consolas" w:hAnsi="Consolas" w:cs="Consolas"/>
         </w:rPr>
-        <w:t>confirm</w:t>
       </w:r>
       <w:proofErr w:type="spellEnd"/>
-      <w:r>
-        <w:t>; el inicio de sesión (</w:t>
-      </w:r>
+      <w:r/>
       <w:proofErr w:type="spellStart"/>
       <w:r>
         <w:rPr>
           <w:rFonts w:ascii="Consolas" w:hAnsi="Consolas" w:cs="Consolas"/>
         </w:rPr>
-        <w:t>login-form.tsx</w:t>
       </w:r>
       <w:proofErr w:type="spellEnd"/>
-      <w:r>
-        <w:t xml:space="preserve">) invoca </w:t>
-      </w:r>
+      <w:r/>
       <w:proofErr w:type="spellStart"/>
       <w:r>
         <w:rPr>
           <w:rFonts w:ascii="Consolas" w:hAnsi="Consolas" w:cs="Consolas"/>
         </w:rPr>
-        <w:t>signInWithPassword</w:t>
       </w:r>
       <w:proofErr w:type="spellEnd"/>
-      <w:r>
-        <w:t xml:space="preserve">; el manejador </w:t>
-      </w:r>
+      <w:r/>
       <w:r>
         <w:rPr>
           <w:rFonts w:ascii="Consolas" w:hAnsi="Consolas" w:cs="Consolas"/>
         </w:rPr>
-        <w:t>/</w:t>
       </w:r>
       <w:proofErr w:type="spellStart"/>
       <w:r>
         <w:rPr>
           <w:rFonts w:ascii="Consolas" w:hAnsi="Consolas" w:cs="Consolas"/>
         </w:rPr>
-        <w:t>auth</w:t>
       </w:r>
       <w:proofErr w:type="spellEnd"/>
       <w:r>
         <w:rPr>
           <w:rFonts w:ascii="Consolas" w:hAnsi="Consolas" w:cs="Consolas"/>
         </w:rPr>
-        <w:t>/</w:t>
       </w:r>
       <w:proofErr w:type="spellStart"/>
       <w:r>
         <w:rPr>
           <w:rFonts w:ascii="Consolas" w:hAnsi="Consolas" w:cs="Consolas"/>
         </w:rPr>
-        <w:t>confirm</w:t>
       </w:r>
       <w:proofErr w:type="spellEnd"/>
-      <w:r>
-        <w:t xml:space="preserve"> verifica el código de un solo uso (</w:t>
-      </w:r>
+      <w:r/>
       <w:proofErr w:type="spellStart"/>
       <w:r>
         <w:rPr>
           <w:rFonts w:ascii="Consolas" w:hAnsi="Consolas" w:cs="Consolas"/>
         </w:rPr>
-        <w:t>verifyOtp</w:t>
       </w:r>
       <w:proofErr w:type="spellEnd"/>
-      <w:r>
-        <w:t xml:space="preserve">) y el manejador </w:t>
-      </w:r>
+      <w:r/>
       <w:r>
         <w:rPr>
           <w:rFonts w:ascii="Consolas" w:hAnsi="Consolas" w:cs="Consolas"/>
         </w:rPr>
-        <w:t>/</w:t>
       </w:r>
       <w:proofErr w:type="spellStart"/>
       <w:r>
         <w:rPr>
           <w:rFonts w:ascii="Consolas" w:hAnsi="Consolas" w:cs="Consolas"/>
         </w:rPr>
-        <w:t>auth</w:t>
       </w:r>
       <w:proofErr w:type="spellEnd"/>
       <w:r>
         <w:rPr>
           <w:rFonts w:ascii="Consolas" w:hAnsi="Consolas" w:cs="Consolas"/>
         </w:rPr>
-        <w:t>/</w:t>
       </w:r>
       <w:proofErr w:type="spellStart"/>
       <w:r>
         <w:rPr>
           <w:rFonts w:ascii="Consolas" w:hAnsi="Consolas" w:cs="Consolas"/>
         </w:rPr>
-        <w:t>signout</w:t>
       </w:r>
       <w:proofErr w:type="spellEnd"/>
-      <w:r>
-        <w:t xml:space="preserve"> cierra la sesión. Los códigos de error de </w:t>
-      </w:r>
+      <w:r/>
       <w:proofErr w:type="spellStart"/>
-      <w:r>
-        <w:t>Supabase</w:t>
-      </w:r>
+      <w:r/>
       <w:proofErr w:type="spellEnd"/>
-      <w:r>
-        <w:t xml:space="preserve"> se traducen a mensajes en español mediante la función </w:t>
-      </w:r>
+      <w:r/>
       <w:proofErr w:type="spellStart"/>
       <w:r>
         <w:rPr>
           <w:rFonts w:ascii="Consolas" w:hAnsi="Consolas" w:cs="Consolas"/>
         </w:rPr>
-        <w:t>translateAuthError</w:t>
       </w:r>
       <w:proofErr w:type="spellEnd"/>
-      <w:r>
-        <w:t xml:space="preserve"> del módulo </w:t>
-      </w:r>
+      <w:r/>
       <w:proofErr w:type="spellStart"/>
       <w:r>
         <w:rPr>
           <w:rFonts w:ascii="Consolas" w:hAnsi="Consolas" w:cs="Consolas"/>
         </w:rPr>
-        <w:t>auth-errors.ts</w:t>
       </w:r>
       <w:proofErr w:type="spellEnd"/>
-      <w:r>
-        <w:t>, en cumplimiento del RNF5.</w:t>
-      </w:r>
+      <w:r/>
     </w:p>
     <w:p>
       <w:pPr>
@@ -7780,7 +7728,7 @@
           <w:b w:val="0"/>
           <w:i w:val="0"/>
         </w:rPr>
-        <w:t xml:space="preserve">La protección de rutas se resuelve en dos niveles, en un esquema de defensa en profundidad. El primero es el archivo </w:t>
+        <w:t>La protección de rutas se resuelve en dos niveles, en un esquema de defensa en profundidad. El primero es el archivo proxy.ts —la convención vigente en Next.js 16, que reemplaza al histórico middleware.ts—, apoyado en el ayudante updateSession del módulo lib/supabase/middleware.ts. En cada petición comprueba si la ruta pertenece al conjunto de rutas protegidas (PROTECTED_ROUTES, que incluye /dashboard) y, mediante getUser —que consulta la sesión vigente contra Supabase—, valida la sesión; si no hay usuario, redirige a /login conservando el destino original en el parámetro redirectTo.</w:t>
       </w:r>
       <w:r>
         <w:rPr>
@@ -7788,14 +7736,12 @@
           <w:b w:val="0"/>
           <w:i w:val="0"/>
         </w:rPr>
-        <w:t>proxy.ts</w:t>
-      </w:r>
-      <w:r>
-        <w:rPr>
-          <w:b w:val="0"/>
-          <w:i w:val="0"/>
-        </w:rPr>
-        <w:t xml:space="preserve"> —la convención vigente en Next.js 16, que reemplaza al histórico </w:t>
+      </w:r>
+      <w:r>
+        <w:rPr>
+          <w:b w:val="0"/>
+          <w:i w:val="0"/>
+        </w:rPr>
       </w:r>
       <w:r>
         <w:rPr>
@@ -7803,14 +7749,12 @@
           <w:b w:val="0"/>
           <w:i w:val="0"/>
         </w:rPr>
-        <w:t>middleware.ts</w:t>
-      </w:r>
-      <w:r>
-        <w:rPr>
-          <w:b w:val="0"/>
-          <w:i w:val="0"/>
-        </w:rPr>
-        <w:t xml:space="preserve">—, apoyado en el ayudante </w:t>
+      </w:r>
+      <w:r>
+        <w:rPr>
+          <w:b w:val="0"/>
+          <w:i w:val="0"/>
+        </w:rPr>
       </w:r>
       <w:r>
         <w:rPr>
@@ -7818,14 +7762,12 @@
           <w:b w:val="0"/>
           <w:i w:val="0"/>
         </w:rPr>
-        <w:t>updateSession</w:t>
-      </w:r>
-      <w:r>
-        <w:rPr>
-          <w:b w:val="0"/>
-          <w:i w:val="0"/>
-        </w:rPr>
-        <w:t xml:space="preserve"> del módulo </w:t>
+      </w:r>
+      <w:r>
+        <w:rPr>
+          <w:b w:val="0"/>
+          <w:i w:val="0"/>
+        </w:rPr>
       </w:r>
       <w:r>
         <w:rPr>
@@ -7833,14 +7775,12 @@
           <w:b w:val="0"/>
           <w:i w:val="0"/>
         </w:rPr>
-        <w:t>lib/supabase/middleware.ts</w:t>
-      </w:r>
-      <w:r>
-        <w:rPr>
-          <w:b w:val="0"/>
-          <w:i w:val="0"/>
-        </w:rPr>
-        <w:t>. En cada petición comprueba si la ruta pertenece al conjunto de rutas protegidas (</w:t>
+      </w:r>
+      <w:r>
+        <w:rPr>
+          <w:b w:val="0"/>
+          <w:i w:val="0"/>
+        </w:rPr>
       </w:r>
       <w:r>
         <w:rPr>
@@ -7848,14 +7788,12 @@
           <w:b w:val="0"/>
           <w:i w:val="0"/>
         </w:rPr>
-        <w:t>PROTECTED_ROUTES</w:t>
-      </w:r>
-      <w:r>
-        <w:rPr>
-          <w:b w:val="0"/>
-          <w:i w:val="0"/>
-        </w:rPr>
-        <w:t xml:space="preserve">, que incluye </w:t>
+      </w:r>
+      <w:r>
+        <w:rPr>
+          <w:b w:val="0"/>
+          <w:i w:val="0"/>
+        </w:rPr>
       </w:r>
       <w:r>
         <w:rPr>
@@ -7863,14 +7801,12 @@
           <w:b w:val="0"/>
           <w:i w:val="0"/>
         </w:rPr>
-        <w:t>/dashboard</w:t>
-      </w:r>
-      <w:r>
-        <w:rPr>
-          <w:b w:val="0"/>
-          <w:i w:val="0"/>
-        </w:rPr>
-        <w:t xml:space="preserve">) y, mediante </w:t>
+      </w:r>
+      <w:r>
+        <w:rPr>
+          <w:b w:val="0"/>
+          <w:i w:val="0"/>
+        </w:rPr>
       </w:r>
       <w:r>
         <w:rPr>
@@ -7878,14 +7814,12 @@
           <w:b w:val="0"/>
           <w:i w:val="0"/>
         </w:rPr>
-        <w:t>getUser</w:t>
-      </w:r>
-      <w:r>
-        <w:rPr>
-          <w:b w:val="0"/>
-          <w:i w:val="0"/>
-        </w:rPr>
-        <w:t xml:space="preserve">, valida la sesión contra Supabase; si no hay usuario, redirige a </w:t>
+      </w:r>
+      <w:r>
+        <w:rPr>
+          <w:b w:val="0"/>
+          <w:i w:val="0"/>
+        </w:rPr>
       </w:r>
       <w:r>
         <w:rPr>
@@ -7893,14 +7827,12 @@
           <w:b w:val="0"/>
           <w:i w:val="0"/>
         </w:rPr>
-        <w:t>/login</w:t>
-      </w:r>
-      <w:r>
-        <w:rPr>
-          <w:b w:val="0"/>
-          <w:i w:val="0"/>
-        </w:rPr>
-        <w:t xml:space="preserve"> conservando el destino original en el parámetro </w:t>
+      </w:r>
+      <w:r>
+        <w:rPr>
+          <w:b w:val="0"/>
+          <w:i w:val="0"/>
+        </w:rPr>
       </w:r>
       <w:r>
         <w:rPr>
@@ -7908,14 +7840,12 @@
           <w:b w:val="0"/>
           <w:i w:val="0"/>
         </w:rPr>
-        <w:t>redirectTo</w:t>
-      </w:r>
-      <w:r>
-        <w:rPr>
-          <w:b w:val="0"/>
-          <w:i w:val="0"/>
-        </w:rPr>
-        <w:t>.</w:t>
+      </w:r>
+      <w:r>
+        <w:rPr>
+          <w:b w:val="0"/>
+          <w:i w:val="0"/>
+        </w:rPr>
       </w:r>
     </w:p>
     <w:p>
@@ -9615,21 +9545,19 @@
           <w:b w:val="0"/>
           <w:i w:val="0"/>
         </w:rPr>
-        <w:t xml:space="preserve">El segundo es una </w:t>
+        <w:t>El segundo es que un lead calificado como HOT o WARM quede sin que el profesional envíe la propuesta: el cálculo del puntaje precede a la inserción, de modo que todo lead se persiste ya calificado, pero desde que esa decisión pasó a depender de una acción manual desde el tablero (§4.3.2), el estado NUEVO ya no es solo el punto de partida del ciclo, sino también la sala de espera de toda propuesta pendiente de enviarse. Un proceso programado que detecte leads HOT o WARM sin propuesta enviada con antigüedad superior a un umbral resolvería el caso; se registra en el Capítulo 8. El sistema avisa por Telegram en el momento en que el lead queda a la espera y el tablero lo muestra en primer lugar con su recuento. Sin embargo, si el profesional no actúa, nadie vuelve a insistir: el riesgo de que una oportunidad calificada quede detenida es real y se declara aquí antes que en el capítulo de trabajos futuros.</w:t>
       </w:r>
       <w:r>
         <w:rPr>
           <w:b w:val="0"/>
           <w:i/>
         </w:rPr>
-        <w:t>ventana de inconsistencia entre la inserción y el scoring</w:t>
-      </w:r>
-      <w:r>
-        <w:rPr>
-          <w:b w:val="0"/>
-          <w:i w:val="0"/>
-        </w:rPr>
-        <w:t>: el lead se persiste antes de calcularse su puntaje, de modo que un fallo del nodo intermedio lo deja permanentemente en estado NUEVO, con score cero y sin propuesta, sin proceso de reconciliación que lo recupere. El manejo de errores (§4.3.6) registra y notifica la falla, pero no reintenta ni reencola. Un proceso programado que detecte leads en NUEVO con antigüedad superior a un umbral resolvería el caso; se registra en el Capítulo 8. Desde que el envío de la propuesta exige la intervención del profesional (§4.3.2), ese proceso pasó a ser más necesario y no menos. El estado NUEVO cubre ahora dos situaciones: un fallo del scoring y un lead calificado a la espera de términos. Sin embargo, ninguna de las dos tiene hoy un mecanismo desatendido que la reclame. El sistema avisa por Telegram en el momento en que el lead queda a la espera y el tablero lo muestra en primer lugar con su recuento. Sin embargo, si el profesional no actúa, nadie vuelve a insistir: el riesgo de que una oportunidad calificada quede detenida es real y se declara aquí antes que en el capítulo de trabajos futuros.</w:t>
+      </w:r>
+      <w:r>
+        <w:rPr>
+          <w:b w:val="0"/>
+          <w:i w:val="0"/>
+        </w:rPr>
       </w:r>
     </w:p>
     <w:p>
@@ -10205,7 +10133,7 @@
       <w:r>
         <w:drawing>
           <wp:inline xmlns:a="http://schemas.openxmlformats.org/drawingml/2006/main" xmlns:pic="http://schemas.openxmlformats.org/drawingml/2006/picture">
-            <wp:extent cx="5472000" cy="4482693"/>
+            <wp:extent cx="5472000" cy="3051445"/>
             <wp:docPr id="20" name="Picture 20"/>
             <wp:cNvGraphicFramePr>
               <a:graphicFrameLocks noChangeAspect="1"/>
@@ -10226,7 +10154,7 @@
                   <pic:spPr>
                     <a:xfrm>
                       <a:off x="0" y="0"/>
-                      <a:ext cx="5472000" cy="4482693"/>
+                      <a:ext cx="5472000" cy="3051445"/>
                     </a:xfrm>
                     <a:prstGeom prst="rect"/>
                   </pic:spPr>
@@ -10728,7 +10656,7 @@
       <w:r>
         <w:drawing>
           <wp:inline xmlns:a="http://schemas.openxmlformats.org/drawingml/2006/main" xmlns:pic="http://schemas.openxmlformats.org/drawingml/2006/picture">
-            <wp:extent cx="5472000" cy="3975523"/>
+            <wp:extent cx="5472000" cy="4026748"/>
             <wp:docPr id="21" name="Picture 21"/>
             <wp:cNvGraphicFramePr>
               <a:graphicFrameLocks noChangeAspect="1"/>
@@ -10749,7 +10677,7 @@
                   <pic:spPr>
                     <a:xfrm>
                       <a:off x="0" y="0"/>
-                      <a:ext cx="5472000" cy="3975523"/>
+                      <a:ext cx="5472000" cy="4026748"/>
                     </a:xfrm>
                     <a:prstGeom prst="rect"/>
                   </pic:spPr>
@@ -16065,7 +15993,7 @@
       <w:r>
         <w:drawing>
           <wp:inline xmlns:a="http://schemas.openxmlformats.org/drawingml/2006/main" xmlns:pic="http://schemas.openxmlformats.org/drawingml/2006/picture">
-            <wp:extent cx="5472000" cy="3484672"/>
+            <wp:extent cx="5472000" cy="2253176"/>
             <wp:docPr id="22" name="Picture 22"/>
             <wp:cNvGraphicFramePr>
               <a:graphicFrameLocks noChangeAspect="1"/>
@@ -16086,7 +16014,7 @@
                   <pic:spPr>
                     <a:xfrm>
                       <a:off x="0" y="0"/>
-                      <a:ext cx="5472000" cy="3484672"/>
+                      <a:ext cx="5472000" cy="2253176"/>
                     </a:xfrm>
                     <a:prstGeom prst="rect"/>
                   </pic:spPr>
@@ -17346,7 +17274,7 @@
           <w:b w:val="0"/>
           <w:i w:val="0"/>
         </w:rPr>
-        <w:t>Se observa además una inconsistencia de nomenclatura que conviene declarar: la ruta de captación emplea barra como separador (</w:t>
+        <w:t>Se observa además una inconsistencia de nomenclatura que conviene declarar: de los trece webhooks, dos emplean barra como separador —/lead/nuevo y /mp/notificacion— y los once restantes emplean guion (/lead-acepta, /lead-rechaza, etc.). La ruta de captación diverge por motivos históricos —fue la primera en construirse—; la de MercadoPago diverge porque su formato lo impone el proveedor. Ninguna de las dos tiene efecto funcional, pero rompen la uniformidad del contrato de integración. Unificar el criterio de las rutas propias exige actualizar la variable de entorno del frontend y el nodo correspondiente del flujo; se registra en el Capítulo 8.</w:t>
       </w:r>
       <w:r>
         <w:rPr>
@@ -17354,14 +17282,12 @@
           <w:b w:val="0"/>
           <w:i w:val="0"/>
         </w:rPr>
-        <w:t>/lead/nuevo</w:t>
-      </w:r>
-      <w:r>
-        <w:rPr>
-          <w:b w:val="0"/>
-          <w:i w:val="0"/>
-        </w:rPr>
-        <w:t>) mientras que las diez restantes emplean guion (</w:t>
+      </w:r>
+      <w:r>
+        <w:rPr>
+          <w:b w:val="0"/>
+          <w:i w:val="0"/>
+        </w:rPr>
       </w:r>
       <w:r>
         <w:rPr>
@@ -17369,14 +17295,12 @@
           <w:b w:val="0"/>
           <w:i w:val="0"/>
         </w:rPr>
-        <w:t>/lead-acepta</w:t>
-      </w:r>
-      <w:r>
-        <w:rPr>
-          <w:b w:val="0"/>
-          <w:i w:val="0"/>
-        </w:rPr>
-        <w:t xml:space="preserve">, </w:t>
+      </w:r>
+      <w:r>
+        <w:rPr>
+          <w:b w:val="0"/>
+          <w:i w:val="0"/>
+        </w:rPr>
       </w:r>
       <w:r>
         <w:rPr>
@@ -17384,14 +17308,12 @@
           <w:b w:val="0"/>
           <w:i w:val="0"/>
         </w:rPr>
-        <w:t>/lead-rechaza</w:t>
-      </w:r>
-      <w:r>
-        <w:rPr>
-          <w:b w:val="0"/>
-          <w:i w:val="0"/>
-        </w:rPr>
-        <w:t>, etc.). La divergencia es histórica —la ruta de captación fue la primera en construirse— y no tiene efecto funcional, pero rompe la uniformidad del contrato de integración. Unificar el criterio exige actualizar la variable de entorno del frontend y el nodo correspondiente del flujo; se registra en el Capítulo 8.</w:t>
+      </w:r>
+      <w:r>
+        <w:rPr>
+          <w:b w:val="0"/>
+          <w:i w:val="0"/>
+        </w:rPr>
       </w:r>
     </w:p>
     <w:p>
@@ -19077,7 +18999,7 @@
           <w:i/>
           <w:sz w:val="15"/>
         </w:rPr>
-        <w:t>Nota. Elaboración propia a partir de los nodos de tipo Webhook del flujo exportado y de las llamadas fetch del frontend. La lista blanca de orígenes es un control del navegador (CORS) y no una autenticación: no impide la invocación desde un cliente que no sea un navegador. Sobre la inconsistencia de nomenclatura entre /lead/nuevo (con barra) y el resto de las rutas (con guion), véase §4.5.</w:t>
+        <w:t>Nota. Elaboración propia a partir de los nodos de tipo Webhook del flujo exportado y de las llamadas fetch del frontend. La lista blanca de orígenes es un control del navegador (CORS) y no una autenticación: no impide la invocación desde un cliente que no sea un navegador. Sobre la inconsistencia de nomenclatura entre /lead/nuevo y /mp/notificacion (con barra) y el resto de las rutas (con guion), véase §4.5.</w:t>
       </w:r>
     </w:p>
     <w:p/>
@@ -20334,7 +20256,7 @@
           <w:b w:val="0"/>
           <w:i w:val="0"/>
         </w:rPr>
-        <w:t>Todo lead inicia en estado NUEVO con score cero hasta su calificación. La inserción precede al cálculo del puntaje, de modo que existe una ventana en la que un fallo del nodo de scoring deja el lead sin propuesta (§4.3.1).</w:t>
+        <w:t>Todo lead se inserta ya calificado: el cálculo del puntaje precede a la persistencia, no al revés. Permanece en estado NUEVO hasta que el profesional envía la propuesta (§4.3.1).</w:t>
       </w:r>
     </w:p>
     <w:p>
@@ -20427,7 +20349,7 @@
         <w:rPr>
           <w:b w:val="0"/>
         </w:rPr>
-        <w:t>El desarrollo de este capítulo identificó ocho riesgos de diseño y conviene reunirlos para que la discusión (Capítulo 6) y los trabajos futuros (Capítulo 8) los retomen sin dispersión. Seis son de seguridad y están consignados en la Tabla 11: S1 a S5 y S8, esta última la validación de firma del webhook de MercadoPago, opcional y deshabilitada por defecto (§4.3.3). S7, el incidente de credenciales de Supabase que no es un riesgo de diseño sino un episodio puntual, se cerró el 27 de agosto de 2026 y se detalla en el §6.3. Los dos restantes son de consistencia funcional: la ausencia de idempotencia en la captación (S6) y la ventana de inconsistencia entre la inserción del lead y el cálculo de su puntaje. De los ocho, dos dejaron de estar abiertos el 27 de agosto de 2026, y por la vía que la propia Tabla 11 tenía escrita. La ausencia de idempotencia en la captación (S6) se cerró con la deduplicación por correo dentro de una ventana temporal y el bloqueo del envío (§4.3.1). La falta de recuperación entre la aceptación y la facturación (S5) se mitigó con un cuarto proceso programado de reconciliación (§4.3.5), aunque la frontera transaccional propiamente dicha sigue sin existir: lo incorporado repara después de la falla y no la evita. Quedan abiertos, en distinto grado, S1, S3, S4 y S8, y la ventana entre la inserción del lead y su puntaje, que todavía no tiene ningún proceso desatendido que la reclame.</w:t>
+        <w:t>El desarrollo de este capítulo identificó ocho riesgos de diseño y conviene reunirlos para que la discusión (Capítulo 6) y los trabajos futuros (Capítulo 8) los retomen sin dispersión. Seis son de seguridad y están consignados en la Tabla 11: S1 a S5 y S8, esta última la validación de firma del webhook de MercadoPago, opcional y deshabilitada por defecto (§4.3.3). S7, el incidente de credenciales de Supabase que no es un riesgo de diseño sino un episodio puntual, se cerró el 27 de agosto de 2026 y se detalla en el §6.3. Los dos restantes son de consistencia funcional: la ausencia de idempotencia en la captación (S6) y la ausencia de un proceso desatendido que reclame a un lead calificado que el profesional no llega a enviar (§4.3.1). De los ocho, dos dejaron de estar abiertos el 27 de agosto de 2026, y por la vía que la propia Tabla 11 tenía escrita. La ausencia de idempotencia en la captación (S6) se cerró con la deduplicación por correo dentro de una ventana temporal y el bloqueo del envío (§4.3.1). La falta de recuperación entre la aceptación y la facturación (S5) se mitigó con un cuarto proceso programado de reconciliación (§4.3.5), aunque la frontera transaccional propiamente dicha sigue sin existir: lo incorporado repara después de la falla y no la evita. Quedan abiertos, en distinto grado, S1, S3, S4 y S8, y la falta de un proceso que reclame al lead calificado que queda a la espera de que el profesional envíe su propuesta.</w:t>
       </w:r>
     </w:p>
     <w:p>
@@ -24505,14 +24427,13 @@
           <w:b/>
           <w:i w:val="0"/>
         </w:rPr>
-        <w:t>Respuesta al objetivo general.</w:t>
-      </w:r>
-      <w:r>
-        <w:rPr>
-          <w:b w:val="0"/>
-          <w:i w:val="0"/>
-        </w:rPr>
-        <w:t xml:space="preserve"> El objetivo general —diseñar, implementar y validar funcionalmente una plataforma que automatice el ciclo completo, demostrando la viabilidad técnica de delegar en el sistema las tareas administrativas manuales— se alcanza. El artefacto existe, es público y ejecuta de extremo a extremo los flujos de captación, calificación, propuesta, aceptación, facturación, cobro y cierre, con tres procesos programados que operan sin intervención. El control del profesional, primera condición de la pregunta de investigación, se materializa en dos puntos y no en uno solo. El primero es el tablero interno, desde el que cancela leads, resuelve pedidos de cambio, actualiza el estado del trabajo y cierra el proyecto. Asimismo, el segundo es la decisión sobre los términos comerciales de cada propuesta, que el sistema no toma por él. Esta segunda pieza se incorporó al detectarse que hasta entonces el importe de la propuesta y de la factura provenía del formulario que completaba el propio interesado (§4.3.2), de modo que esa condición carecía de respaldo real en el artefacto. La trazabilidad, segundo término de la pregunta, queda acreditada por construcción: cada lead tiene un estado explícito, marcas temporales de cada transición, un registro de auditoría en la tabla </w:t>
+        <w:t>Respuesta al objetivo general. El objetivo general —diseñar, implementar y validar funcionalmente una plataforma que automatice el ciclo completo, demostrando la viabilidad técnica de delegar en el sistema las tareas administrativas manuales— se alcanza. El artefacto existe, es público y ejecuta de extremo a extremo los flujos de captación, calificación, propuesta, aceptación, facturación, cobro y cierre, con cuatro procesos programados que operan sin intervención. El control del profesional, primera condición de la pregunta de investigación, se materializa en dos puntos y no en uno solo. El primero es el tablero interno, desde el que cancela leads, resuelve pedidos de cambio, actualiza el estado del trabajo y cierra el proyecto. Asimismo, el segundo es la decisión sobre los términos comerciales de cada propuesta, que el sistema no toma por él. Esta segunda pieza se incorporó al detectarse que hasta entonces el importe de la propuesta y de la factura provenía del formulario que completaba el propio interesado (§4.3.2), de modo que esa condición carecía de respaldo real en el artefacto. La trazabilidad, segundo término de la pregunta, queda acreditada por construcción: cada lead tiene un estado explícito, marcas temporales de cada transición, un registro de auditoría en la tabla logs y un tablero que expone el embudo completo.</w:t>
+      </w:r>
+      <w:r>
+        <w:rPr>
+          <w:b w:val="0"/>
+          <w:i w:val="0"/>
+        </w:rPr>
       </w:r>
       <w:r>
         <w:rPr>
@@ -24520,6 +24441,295 @@
           <w:b w:val="0"/>
           <w:i w:val="0"/>
         </w:rPr>
+      </w:r>
+      <w:r>
+        <w:rPr>
+          <w:b w:val="0"/>
+          <w:i w:val="0"/>
+        </w:rPr>
+      </w:r>
+    </w:p>
+    <w:p>
+      <w:pPr/>
+      <w:r>
+        <w:rPr>
+          <w:b/>
+          <w:i w:val="0"/>
+        </w:rPr>
+        <w:t>Respuesta a la pregunta de investigación, y su límite.</w:t>
+      </w:r>
+      <w:r>
+        <w:rPr>
+          <w:b w:val="0"/>
+          <w:i w:val="0"/>
+        </w:rPr>
+        <w:t xml:space="preserve"> La condición «sin sacrificar la trazabilidad ni el control» se satisface: el profesional conserva el control mediante el tablero interno, que permite cancelar leads, resolver pedidos de cambio y actualizar el estado del trabajo. Lo que la evidencia recogida </w:t>
+      </w:r>
+      <w:r>
+        <w:rPr>
+          <w:b w:val="0"/>
+          <w:i/>
+        </w:rPr>
+        <w:t>no</w:t>
+      </w:r>
+      <w:r>
+        <w:rPr>
+          <w:b w:val="0"/>
+          <w:i w:val="0"/>
+        </w:rPr>
+        <w:t xml:space="preserve"> acredita es la magnitud de la reducción de la carga administrativa. Se trata de una limitación de diseño de la validación, no de un hallazgo negativo: los escenarios funcionales, por construcción, verifican comportamiento y no miden esfuerzo. Afirmar lo contrario sería exceder lo demostrado, y por eso el objetivo general fue reformulado en §1.5 en lugar de darse por cumplido en su versión original.</w:t>
+      </w:r>
+    </w:p>
+    <w:p>
+      <w:pPr/>
+      <w:r>
+        <w:rPr>
+          <w:b w:val="0"/>
+          <w:i w:val="0"/>
+        </w:rPr>
+        <w:t>Queda sugerida, pero no demostrada, la mejora de indicadores comerciales reales, que dependería de una operación en producción. El menor costo operativo, en cambio, sí está estimado: la Tabla 13 lo cifra en USD 56,40 a doce meses frente a USD 588,00 de un CRM comercial y USD 359,88 de una plataforma de integración, con el plan y la fecha de consulta declarados en cada celda. La salvedad es de naturaleza distinta: esa comparación no incorpora el costo del desarrollo ni el del mantenimiento, que recaen sobre el profesional y que ninguna de las alternativas le cobra.</w:t>
+      </w:r>
+    </w:p>
+    <w:p>
+      <w:pPr>
+        <w:pStyle w:val="Ttulo2"/>
+      </w:pPr>
+      <w:r>
+        <w:rPr>
+          <w:b w:val="0"/>
+          <w:i w:val="0"/>
+        </w:rPr>
+        <w:t>7.1 Aprendizajes del proceso</w:t>
+      </w:r>
+    </w:p>
+    <w:p>
+      <w:pPr/>
+      <w:r>
+        <w:rPr>
+          <w:b w:val="0"/>
+          <w:i w:val="0"/>
+        </w:rPr>
+        <w:t>Un capítulo de conclusiones aporta algo que ningún otro puede aportar: qué aprendieron los autores. Se registran cuatro aprendizajes, formulados a partir de lo que efectivamente ocurrió durante el desarrollo.</w:t>
+      </w:r>
+    </w:p>
+    <w:p>
+      <w:pPr>
+        <w:pStyle w:val="Prrafodelista"/>
+      </w:pPr>
+      <w:r>
+        <w:rPr>
+          <w:b/>
+          <w:i w:val="0"/>
+        </w:rPr>
+        <w:t>El documento y el artefacto se desincronizan si no se los versiona juntos.</w:t>
+      </w:r>
+      <w:r>
+        <w:rPr>
+          <w:b w:val="0"/>
+          <w:i w:val="0"/>
+        </w:rPr>
+        <w:t xml:space="preserve"> La distancia más costosa de este trabajo no fue técnica sino documental. Por ejemplo, el diagrama de arquitectura quedó anclado a una versión con 71 nodos mientras el sistema llegaba a 128; los anexos quedaron declarativos mientras el repositorio acumulaba el material que debían contener; el capítulo de seguridad describía menos de lo implementado y omitía lo pendiente. La lección es que la documentación de un artefacto vivo debe generarse desde el artefacto, no en paralelo a él.</w:t>
+      </w:r>
+    </w:p>
+    <w:p>
+      <w:pPr>
+        <w:pStyle w:val="Prrafodelista"/>
+      </w:pPr>
+      <w:r>
+        <w:rPr>
+          <w:b/>
+          <w:i w:val="0"/>
+        </w:rPr>
+        <w:t>Una promesa en el objetivo general condiciona toda la cadena metodológica.</w:t>
+      </w:r>
+      <w:r>
+        <w:rPr>
+          <w:b w:val="0"/>
+          <w:i w:val="0"/>
+        </w:rPr>
+        <w:t xml:space="preserve"> Incorporar «reduciendo la carga administrativa» al objetivo obligaba a una estrategia de validación capaz de medirlo, que nunca se diseñó. La decisión correcta —tomada tarde— fue ajustar el objetivo a lo que la validación podía acreditar. Si repitiéramos el trabajo, definiríamos las variables y su forma de medición antes de escribir el objetivo, no después.</w:t>
+      </w:r>
+    </w:p>
+    <w:p>
+      <w:pPr>
+        <w:pStyle w:val="Prrafodelista"/>
+      </w:pPr>
+      <w:r>
+        <w:rPr>
+          <w:b/>
+          <w:i w:val="0"/>
+        </w:rPr>
+        <w:t>La atomicidad se resolvió bien; la frontera transaccional, no.</w:t>
+      </w:r>
+      <w:r>
+        <w:rPr>
+          <w:b w:val="0"/>
+          <w:i w:val="0"/>
+        </w:rPr>
+        <w:t xml:space="preserve"> El análisis de concurrencia de §4.3.2 protege correctamente contra la doble facturación, y fue el problema técnico más difícil del ciclo. Sin embargo, concentrar el esfuerzo en ese punto ocultó que los cuatro pasos siguientes quedaban fuera de toda garantía. Una decisión de diseño correcta en un punto no cubre la operación completa: la pregunta útil no es «¿este nodo es atómico?» sino «¿qué ocurre si falla el paso siguiente?».</w:t>
+      </w:r>
+    </w:p>
+    <w:p>
+      <w:pPr>
+        <w:pStyle w:val="Prrafodelista"/>
+      </w:pPr>
+      <w:r>
+        <w:rPr>
+          <w:b/>
+          <w:i w:val="0"/>
+        </w:rPr>
+        <w:t>El método HTTP no es un detalle de forma.</w:t>
+      </w:r>
+      <w:r>
+        <w:rPr>
+          <w:b w:val="0"/>
+          <w:i w:val="0"/>
+        </w:rPr>
+        <w:t xml:space="preserve"> Resolver la confirmación de pago con un GET alcanzable desde el PDF del deudor parecía, durante el desarrollo, una simplificación admisible para un pago simulado. No lo era: el modelo de confianza que introduce se habría trasladado intacto a una pasarela real. La lección es que las decisiones etiquetadas como «provisorias» deben revisarse con el mismo criterio que las definitivas, porque rara vez se revisan después.</w:t>
+      </w:r>
+    </w:p>
+    <w:p>
+      <w:r>
+        <w:br w:type="page"/>
+      </w:r>
+    </w:p>
+    <w:p>
+      <w:pPr>
+        <w:pStyle w:val="Ttulo1"/>
+      </w:pPr>
+      <w:bookmarkStart w:id="52" w:name="_Toc233808458"/>
+      <w:r>
+        <w:t>Capítulo 8: Trabajos Futuros y Recomendaciones</w:t>
+      </w:r>
+      <w:bookmarkEnd w:id="52"/>
+    </w:p>
+    <w:p>
+      <w:r>
+        <w:rPr>
+          <w:b w:val="0"/>
+        </w:rPr>
+        <w:t>A partir de las limitaciones y de los riesgos identificados, se proponen las siguientes líneas de trabajo, ordenadas de mayor a menor prioridad. Las tres primeras son condición previa a cualquier uso con clientes reales; las restantes amplían el alcance del sistema o del estudio. Esta lista ya no excluye la rotación de credenciales comprometidas: el incidente de seguridad que la motivaba se cerró el 27 de agosto de 2026 y se documenta, resuelto, en el §6.3.</w:t>
+      </w:r>
+    </w:p>
+    <w:p>
+      <w:pPr/>
+      <w:r>
+        <w:rPr>
+          <w:b/>
+          <w:i w:val="0"/>
+        </w:rPr>
+        <w:t>1. Cerrar las deudas de seguridad declaradas en la Tabla 11. Implementar autenticación de origen en los seis webhooks que aún no la tienen —secreto compartido en cabecera o firma HMAC del cuerpo—. Habilitar por defecto la validación de firma del webhook de MercadoPago (MP_WEBHOOK_SECRET). Y almacenar un resumen criptográfico del token de aceptación en lugar del valor en claro (el vencimiento configurable ya está implementado). Ninguna de las tres exige rediseñar el sistema.</w:t>
+      </w:r>
+      <w:r>
+        <w:rPr>
+          <w:b w:val="0"/>
+          <w:i w:val="0"/>
+        </w:rPr>
+      </w:r>
+      <w:r>
+        <w:rPr>
+          <w:rFonts w:ascii="Consolas" w:hAnsi="Consolas" w:cs="Consolas"/>
+          <w:b w:val="0"/>
+          <w:i w:val="0"/>
+        </w:rPr>
+      </w:r>
+      <w:r>
+        <w:rPr>
+          <w:b w:val="0"/>
+          <w:i w:val="0"/>
+        </w:rPr>
+      </w:r>
+    </w:p>
+    <w:p>
+      <w:pPr/>
+      <w:r>
+        <w:rPr>
+          <w:b/>
+          <w:i w:val="0"/>
+        </w:rPr>
+        <w:t>2. Exponer el backend de automatización.</w:t>
+      </w:r>
+      <w:r>
+        <w:rPr>
+          <w:b w:val="0"/>
+          <w:i w:val="0"/>
+        </w:rPr>
+        <w:t xml:space="preserve"> Publicar la instancia de n8n mediante un túnel seguro o un alojamiento en la nube, con una URL estable y HTTPS. Es condición previa a cualquier uso real y debe hacerse después —no antes— de resolver el punto 1, porque exponer públicamente webhooks sin autenticación de origen agrava el riesgo.</w:t>
+      </w:r>
+    </w:p>
+    <w:p>
+      <w:pPr/>
+      <w:r>
+        <w:rPr>
+          <w:b/>
+          <w:i w:val="0"/>
+        </w:rPr>
+        <w:t>3. Completar la frontera transaccional y la reconciliación que queda. De los tres encargos que esta línea reunía, dos se resolvieron el 27 de agosto de 2026: el proceso programado que detecta leads en estado ACEPTADO sin factura asociada y reemite el comprobante de forma idempotente (§4.3.5), y la deduplicación por correo en la captación (§4.3.1). Queda el proceso que detecte, entre los leads en NUEVO, a la propuesta calificada que el profesional dejó sin enviar (§4.3.1 y §4.3.2): hoy sólo se mitiga con la notificación inmediata y la visibilidad en el tablero. Queda también la frontera transaccional propiamente dicha: la reconciliación repara después de la falla y no la evita, deja una ventana de hasta media hora y no reenvía el comprobante por correo. Cerrarla de verdad exige llevar la aceptación y la facturación a una única unidad de trabajo, o adoptar un patrón de saga con compensación explícita.</w:t>
+      </w:r>
+      <w:r>
+        <w:rPr>
+          <w:b w:val="0"/>
+          <w:i w:val="0"/>
+        </w:rPr>
+      </w:r>
+    </w:p>
+    <w:p>
+      <w:pPr/>
+      <w:r>
+        <w:rPr>
+          <w:b/>
+          <w:i w:val="0"/>
+        </w:rPr>
+        <w:t>4. Medir la carga administrativa.</w:t>
+      </w:r>
+      <w:r>
+        <w:rPr>
+          <w:b w:val="0"/>
+          <w:i w:val="0"/>
+        </w:rPr>
+        <w:t xml:space="preserve"> Aplicar la definición operacional propuesta en §1.5 —número de acciones manuales por lead, desde el ingreso hasta el cobro— sobre dos muestras comparables: leads gestionados manualmente y leads gestionados por el sistema. Es la medición que permitiría afirmar lo que la versión original del objetivo general prometía.</w:t>
+      </w:r>
+    </w:p>
+    <w:p>
+      <w:pPr/>
+      <w:r>
+        <w:rPr>
+          <w:b/>
+        </w:rPr>
+        <w:t>5. Completar el cumplimiento normativo. Es condición previa a operar con clientes reales, no una mejora opcional (§2.9). En materia de datos personales: incorporar al formulario el aviso del art. 6 de la Ley 25.326 —finalidad, destinatarios, identidad del responsable, carácter de cada respuesta y derechos de acceso, rectificación y supresión— con consentimiento expreso y separado para la cesión a terceros (art. 11) y para la transferencia internacional (art. 12), o bien suscribir las cláusulas contractuales tipo de la Disposición 60-E/2016 con cada encargado domiciliado fuera de los países de protección adecuada; definir una política de retención que opere la supresión que exige el art. 4.7; e inscribir la base ante la Agencia de Acceso a la Información Pública (art. 21). En materia fiscal: integrar el servicio web de ARCA para solicitar el CAE de cada comprobante y completar CUIT, punto de venta, tipo de comprobante y numeración correlativa, de modo que el documento deje de ser un comprobante interno y pase a tener validez fiscal.</w:t>
+      </w:r>
+    </w:p>
+    <w:p>
+      <w:pPr/>
+      <w:r>
+        <w:rPr>
+          <w:b/>
+        </w:rPr>
+        <w:t>6. Cerrar lo que queda de la integración de pagos. La pasarela de pago real ya está integrada (MercadoPago, §4.3.3) y su rama de cobro está verificada contra un doble de prueba (escenario E14). Quedan tres tareas: repetir esa verificación contra el servicio real cuando la activación de credenciales de prueba del proveedor vuelva a estar disponible, que es lo único que la corrida actual no puede acreditar; habilitar por defecto la validación de firma del webhook (MP_WEBHOOK_SECRET), hoy opcional; y evaluar el split de pagos vía la API de Marketplace de MercadoPago cuando el sistema pase a operar con más de un profesional cobrando a cuentas distintas (§4.5).</w:t>
+      </w:r>
+    </w:p>
+    <w:p>
+      <w:pPr/>
+      <w:r>
+        <w:rPr>
+          <w:b/>
+          <w:i w:val="0"/>
+        </w:rPr>
+        <w:t>7. Ampliar la cobertura de pruebas automatizadas y la observabilidad.</w:t>
+      </w:r>
+      <w:r>
+        <w:rPr>
+          <w:b w:val="0"/>
+          <w:i w:val="0"/>
+        </w:rPr>
+        <w:t xml:space="preserve"> A partir de la prueba de humo existente sobre los nodos Code, extender las pruebas hacia la verificación funcional de las reglas de negocio —aserciones sobre el score de los casos de la Tabla 5 y sobre las transiciones de la Tabla 9—. Asimismo, hacia los componentes del frontend y hacia los flujos de integración de extremo a extremo. Incorporar métricas de ejecución del flujo, aprovechando la tabla </w:t>
+      </w:r>
+      <w:r>
+        <w:rPr>
+          <w:rFonts w:ascii="Consolas" w:hAnsi="Consolas" w:cs="Consolas"/>
+          <w:b w:val="0"/>
+          <w:i w:val="0"/>
+        </w:rPr>
         <w:t>logs</w:t>
       </w:r>
       <w:r>
@@ -24527,7 +24737,7 @@
           <w:b w:val="0"/>
           <w:i w:val="0"/>
         </w:rPr>
-        <w:t xml:space="preserve"> y un tablero que expone el embudo completo.</w:t>
+        <w:t>, que hoy existe y no alimenta ningún tablero de salud.</w:t>
       </w:r>
     </w:p>
     <w:p>
@@ -24537,136 +24747,75 @@
           <w:b/>
           <w:i w:val="0"/>
         </w:rPr>
-        <w:t>Respuesta a la pregunta de investigación, y su límite.</w:t>
-      </w:r>
-      <w:r>
-        <w:rPr>
-          <w:b w:val="0"/>
-          <w:i w:val="0"/>
-        </w:rPr>
-        <w:t xml:space="preserve"> La condición «sin sacrificar la trazabilidad ni el control» se satisface: el profesional conserva el control mediante el tablero interno, que permite cancelar leads, resolver pedidos de cambio y actualizar el estado del trabajo. Lo que la evidencia recogida </w:t>
-      </w:r>
-      <w:r>
-        <w:rPr>
-          <w:b w:val="0"/>
-          <w:i/>
-        </w:rPr>
-        <w:t>no</w:t>
-      </w:r>
-      <w:r>
-        <w:rPr>
-          <w:b w:val="0"/>
-          <w:i w:val="0"/>
-        </w:rPr>
-        <w:t xml:space="preserve"> acredita es la magnitud de la reducción de la carga administrativa. Se trata de una limitación de diseño de la validación, no de un hallazgo negativo: los escenarios funcionales, por construcción, verifican comportamiento y no miden esfuerzo. Afirmar lo contrario sería exceder lo demostrado, y por eso el objetivo general fue reformulado en §1.5 en lugar de darse por cumplido en su versión original.</w:t>
+        <w:t>8. Calibrar el scoring con datos históricos.</w:t>
+      </w:r>
+      <w:r>
+        <w:rPr>
+          <w:b w:val="0"/>
+          <w:i w:val="0"/>
+        </w:rPr>
+        <w:t xml:space="preserve"> Registrar la conversión efectiva de los leads y ajustar umbrales y ponderaciones a partir de esos datos, transformando la validez de diseño del modelo en validez empírica. Revisar en esa instancia las tres decisiones señaladas en §4.3.1: la alineación entre el rango del control deslizante y los tramos de puntaje; la ponderación que reemplazó al sesgo de la opción «Otro», hoy fijada por criterio y no por datos; y los cuatro valores de servicio hoy inalcanzables desde el formulario.</w:t>
       </w:r>
     </w:p>
     <w:p>
       <w:pPr/>
       <w:r>
         <w:rPr>
-          <w:b w:val="0"/>
-          <w:i w:val="0"/>
-        </w:rPr>
-        <w:t>Queda sugerida, pero no demostrada, la mejora de indicadores comerciales reales, que dependería de una operación en producción. El menor costo operativo, en cambio, sí está estimado: la Tabla 13 lo cifra en USD 56,40 a doce meses frente a USD 588,00 de un CRM comercial y USD 359,88 de una plataforma de integración, con el plan y la fecha de consulta declarados en cada celda. La salvedad es de naturaleza distinta: esa comparación no incorpora el costo del desarrollo ni el del mantenimiento, que recaen sobre el profesional y que ninguna de las alternativas le cobra.</w:t>
-      </w:r>
-    </w:p>
-    <w:p>
-      <w:pPr>
-        <w:pStyle w:val="Ttulo2"/>
-      </w:pPr>
-      <w:r>
-        <w:rPr>
-          <w:b w:val="0"/>
-          <w:i w:val="0"/>
-        </w:rPr>
-        <w:t>7.1 Aprendizajes del proceso</w:t>
+          <w:b/>
+          <w:i w:val="0"/>
+        </w:rPr>
+        <w:t>9. Completar la configuración de autenticación y roles.</w:t>
+      </w:r>
+      <w:r>
+        <w:rPr>
+          <w:b w:val="0"/>
+          <w:i w:val="0"/>
+        </w:rPr>
+        <w:t xml:space="preserve"> Finalizar la configuración administrativa de Supabase (URL de redirección y confirmación de correo) y ampliar el modelo de roles para escenarios con más de un profesional.</w:t>
       </w:r>
     </w:p>
     <w:p>
       <w:pPr/>
       <w:r>
         <w:rPr>
-          <w:b w:val="0"/>
-          <w:i w:val="0"/>
-        </w:rPr>
-        <w:t>Un capítulo de conclusiones aporta algo que ningún otro puede aportar: qué aprendieron los autores. Se registran cuatro aprendizajes, formulados a partir de lo que efectivamente ocurrió durante el desarrollo.</w:t>
-      </w:r>
-    </w:p>
-    <w:p>
-      <w:pPr>
-        <w:pStyle w:val="Prrafodelista"/>
-      </w:pPr>
-      <w:r>
-        <w:rPr>
           <w:b/>
           <w:i w:val="0"/>
         </w:rPr>
-        <w:t>El documento y el artefacto se desincronizan si no se los versiona juntos.</w:t>
-      </w:r>
-      <w:r>
-        <w:rPr>
-          <w:b w:val="0"/>
-          <w:i w:val="0"/>
-        </w:rPr>
-        <w:t xml:space="preserve"> La distancia más costosa de este trabajo no fue técnica sino documental. Por ejemplo, el diagrama de arquitectura quedó anclado a una versión con 71 nodos mientras el sistema llegaba a 128; los anexos quedaron declarativos mientras el repositorio acumulaba el material que debían contener; el capítulo de seguridad describía menos de lo implementado y omitía lo pendiente. La lección es que la documentación de un artefacto vivo debe generarse desde el artefacto, no en paralelo a él.</w:t>
-      </w:r>
-    </w:p>
-    <w:p>
-      <w:pPr>
-        <w:pStyle w:val="Prrafodelista"/>
-      </w:pPr>
+        <w:t>10. Unificar la nomenclatura de las rutas de integración, hoy dividida entre barra (/lead/nuevo y /mp/notificacion, esta última impuesta por el proveedor) y guion (el resto). No tiene efecto funcional, pero rompe la uniformidad del contrato; unificarla exige actualizar la variable de entorno del frontend y el nodo correspondiente del flujo (§4.5).</w:t>
+      </w:r>
+    </w:p>
+    <w:p>
+      <w:pPr/>
       <w:r>
         <w:rPr>
           <w:b/>
           <w:i w:val="0"/>
         </w:rPr>
-        <w:t>Una promesa en el objetivo general condiciona toda la cadena metodológica.</w:t>
-      </w:r>
-      <w:r>
-        <w:rPr>
-          <w:b w:val="0"/>
-          <w:i w:val="0"/>
-        </w:rPr>
-        <w:t xml:space="preserve"> Incorporar «reduciendo la carga administrativa» al objetivo obligaba a una estrategia de validación capaz de medirlo, que nunca se diseñó. La decisión correcta —tomada tarde— fue ajustar el objetivo a lo que la validación podía acreditar. Si repitiéramos el trabajo, definiríamos las variables y su forma de medición antes de escribir el objetivo, no después.</w:t>
-      </w:r>
-    </w:p>
-    <w:p>
-      <w:pPr>
-        <w:pStyle w:val="Prrafodelista"/>
-      </w:pPr>
+        <w:t>11. Realizar un relevamiento primario con usuarios reales.</w:t>
+      </w:r>
+      <w:r>
+        <w:rPr>
+          <w:b w:val="0"/>
+          <w:i w:val="0"/>
+        </w:rPr>
+        <w:t xml:space="preserve"> Encuestar o entrevistar a una muestra de freelancers para validar empíricamente las prioridades del ciclo comercial y calibrar los umbrales del scoring (§3.3 y §6). Contrastar además la comparación de §2.7 contra evaluaciones de analistas independientes o datos agregados de usuarios, de modo que las afirmaciones funcionales sobre las cuatro alternativas dejen de apoyarse únicamente en lo que cada proveedor declara de sí mismo.</w:t>
+      </w:r>
+    </w:p>
+    <w:p>
+      <w:pPr/>
       <w:r>
         <w:rPr>
           <w:b/>
           <w:i w:val="0"/>
         </w:rPr>
-        <w:t>La atomicidad se resolvió bien; la frontera transaccional, no.</w:t>
-      </w:r>
-      <w:r>
-        <w:rPr>
-          <w:b w:val="0"/>
-          <w:i w:val="0"/>
-        </w:rPr>
-        <w:t xml:space="preserve"> El análisis de concurrencia de §4.3.2 protege correctamente contra la doble facturación, y fue el problema técnico más difícil del ciclo. Sin embargo, concentrar el esfuerzo en ese punto ocultó que los cuatro pasos siguientes quedaban fuera de toda garantía. Una decisión de diseño correcta en un punto no cubre la operación completa: la pregunta útil no es «¿este nodo es atómico?» sino «¿qué ocurre si falla el paso siguiente?».</w:t>
-      </w:r>
-    </w:p>
-    <w:p>
-      <w:pPr>
-        <w:pStyle w:val="Prrafodelista"/>
-      </w:pPr>
-      <w:r>
-        <w:rPr>
-          <w:b/>
-          <w:i w:val="0"/>
-        </w:rPr>
-        <w:t>El método HTTP no es un detalle de forma.</w:t>
-      </w:r>
-      <w:r>
-        <w:rPr>
-          <w:b w:val="0"/>
-          <w:i w:val="0"/>
-        </w:rPr>
-        <w:t xml:space="preserve"> Resolver la confirmación de pago con un GET alcanzable desde el PDF del deudor parecía, durante el desarrollo, una simplificación admisible para un pago simulado. No lo era: el modelo de confianza que introduce se habría trasladado intacto a una pasarela real. La lección es que las decisiones etiquetadas como «provisorias» deben revisarse con el mismo criterio que las definitivas, porque rara vez se revisan después.</w:t>
+        <w:t>12. Abstraer los canales de notificación y de generación documental.</w:t>
+      </w:r>
+      <w:r>
+        <w:rPr>
+          <w:b w:val="0"/>
+          <w:i w:val="0"/>
+        </w:rPr>
+        <w:t xml:space="preserve"> Introducir una capa que desacople el flujo de Gmail, Telegram, Notion y Gotenberg, de modo que incorporar o sustituir un canal no exija modificar cada punto de notificación (§6).</w:t>
       </w:r>
     </w:p>
     <w:p>
@@ -24678,237 +24827,6 @@
       <w:pPr>
         <w:pStyle w:val="Ttulo1"/>
       </w:pPr>
-      <w:bookmarkStart w:id="52" w:name="_Toc233808458"/>
-      <w:r>
-        <w:t>Capítulo 8: Trabajos Futuros y Recomendaciones</w:t>
-      </w:r>
-      <w:bookmarkEnd w:id="52"/>
-    </w:p>
-    <w:p>
-      <w:r>
-        <w:rPr>
-          <w:b w:val="0"/>
-        </w:rPr>
-        <w:t>A partir de las limitaciones y de los riesgos identificados, se proponen las siguientes líneas de trabajo, ordenadas de mayor a menor prioridad. Las tres primeras son condición previa a cualquier uso con clientes reales; las restantes amplían el alcance del sistema o del estudio. Esta lista ya no excluye la rotación de credenciales comprometidas: el incidente de seguridad que la motivaba se cerró el 27 de agosto de 2026 y se documenta, resuelto, en el §6.3.</w:t>
-      </w:r>
-    </w:p>
-    <w:p>
-      <w:pPr/>
-      <w:r>
-        <w:rPr>
-          <w:b/>
-          <w:i w:val="0"/>
-        </w:rPr>
-        <w:t>1. Cerrar las deudas de seguridad declaradas en la Tabla 11. Implementar autenticación de origen en los seis webhooks que aún no la tienen —secreto compartido en cabecera o firma HMAC del cuerpo—. Habilitar por defecto la validación de firma del webhook de MercadoPago (MP_WEBHOOK_SECRET). Y almacenar un resumen criptográfico del token de aceptación en lugar del valor en claro (el vencimiento configurable ya está implementado). Ninguna de las tres exige rediseñar el sistema.</w:t>
-      </w:r>
-      <w:r>
-        <w:rPr>
-          <w:b w:val="0"/>
-          <w:i w:val="0"/>
-        </w:rPr>
-      </w:r>
-      <w:r>
-        <w:rPr>
-          <w:rFonts w:ascii="Consolas" w:hAnsi="Consolas" w:cs="Consolas"/>
-          <w:b w:val="0"/>
-          <w:i w:val="0"/>
-        </w:rPr>
-      </w:r>
-      <w:r>
-        <w:rPr>
-          <w:b w:val="0"/>
-          <w:i w:val="0"/>
-        </w:rPr>
-      </w:r>
-    </w:p>
-    <w:p>
-      <w:pPr/>
-      <w:r>
-        <w:rPr>
-          <w:b/>
-          <w:i w:val="0"/>
-        </w:rPr>
-        <w:t>2. Exponer el backend de automatización.</w:t>
-      </w:r>
-      <w:r>
-        <w:rPr>
-          <w:b w:val="0"/>
-          <w:i w:val="0"/>
-        </w:rPr>
-        <w:t xml:space="preserve"> Publicar la instancia de n8n mediante un túnel seguro o un alojamiento en la nube, con una URL estable y HTTPS. Es condición previa a cualquier uso real y debe hacerse después —no antes— de resolver el punto 1, porque exponer públicamente webhooks sin autenticación de origen agrava el riesgo.</w:t>
-      </w:r>
-    </w:p>
-    <w:p>
-      <w:pPr/>
-      <w:r>
-        <w:rPr>
-          <w:b/>
-          <w:i w:val="0"/>
-        </w:rPr>
-        <w:t>3. Completar la frontera transaccional y la reconciliación que queda. De los tres encargos que esta línea reunía, dos se resolvieron el 27 de agosto de 2026: el proceso programado que detecta leads en estado ACEPTADO sin factura asociada y reemite el comprobante de forma idempotente (§4.3.5), y la deduplicación por correo en la captación (§4.3.1). Queda el proceso que detecte leads en NUEVO con antigüedad superior a un umbral.</w:t>
-      </w:r>
-      <w:r>
-        <w:rPr>
-          <w:b w:val="0"/>
-          <w:i w:val="0"/>
-        </w:rPr>
-        <w:t xml:space="preserve"> En efecto, ese proceso cubre ahora dos casos distintos: el síntoma de un fallo del nodo de scoring y la propuesta calificada que el profesional dejó sin enviar (§4.3.1 y §4.3.2). Este segundo caso es el más probable de los dos y hoy sólo se mitiga con la notificación inmediata y la visibilidad en el tablero. Queda también la frontera transaccional propiamente dicha: la reconciliación repara después de la falla y no la evita, deja una ventana de hasta media hora y no reenvía el comprobante por correo. Cerrarla de verdad exige llevar la aceptación y la facturación a una única unidad de trabajo, o adoptar un patrón de saga con compensación explícita.</w:t>
-      </w:r>
-    </w:p>
-    <w:p>
-      <w:pPr/>
-      <w:r>
-        <w:rPr>
-          <w:b/>
-          <w:i w:val="0"/>
-        </w:rPr>
-        <w:t>4. Medir la carga administrativa.</w:t>
-      </w:r>
-      <w:r>
-        <w:rPr>
-          <w:b w:val="0"/>
-          <w:i w:val="0"/>
-        </w:rPr>
-        <w:t xml:space="preserve"> Aplicar la definición operacional propuesta en §1.5 —número de acciones manuales por lead, desde el ingreso hasta el cobro— sobre dos muestras comparables: leads gestionados manualmente y leads gestionados por el sistema. Es la medición que permitiría afirmar lo que la versión original del objetivo general prometía.</w:t>
-      </w:r>
-    </w:p>
-    <w:p>
-      <w:pPr/>
-      <w:r>
-        <w:rPr>
-          <w:b/>
-        </w:rPr>
-        <w:t>5. Completar el cumplimiento normativo. Es condición previa a operar con clientes reales, no una mejora opcional (§2.9). En materia de datos personales: incorporar al formulario el aviso del art. 6 de la Ley 25.326 —finalidad, destinatarios, identidad del responsable, carácter de cada respuesta y derechos de acceso, rectificación y supresión— con consentimiento expreso y separado para la cesión a terceros (art. 11) y para la transferencia internacional (art. 12), o bien suscribir las cláusulas contractuales tipo de la Disposición 60-E/2016 con cada encargado domiciliado fuera de los países de protección adecuada; definir una política de retención que opere la supresión que exige el art. 4.7; e inscribir la base ante la Agencia de Acceso a la Información Pública (art. 21). En materia fiscal: integrar el servicio web de ARCA para solicitar el CAE de cada comprobante y completar CUIT, punto de venta, tipo de comprobante y numeración correlativa, de modo que el documento deje de ser un comprobante interno y pase a tener validez fiscal.</w:t>
-      </w:r>
-    </w:p>
-    <w:p>
-      <w:pPr/>
-      <w:r>
-        <w:rPr>
-          <w:b/>
-        </w:rPr>
-        <w:t>6. Cerrar lo que queda de la integración de pagos. La pasarela de pago real ya está integrada (MercadoPago, §4.3.3) y su rama de cobro está verificada contra un doble de prueba (escenario E14). Quedan tres tareas: repetir esa verificación contra el servicio real cuando la activación de credenciales de prueba del proveedor vuelva a estar disponible, que es lo único que la corrida actual no puede acreditar; habilitar por defecto la validación de firma del webhook (MP_WEBHOOK_SECRET), hoy opcional; y evaluar el split de pagos vía la API de Marketplace de MercadoPago cuando el sistema pase a operar con más de un profesional cobrando a cuentas distintas (§4.5).</w:t>
-      </w:r>
-    </w:p>
-    <w:p>
-      <w:pPr/>
-      <w:r>
-        <w:rPr>
-          <w:b/>
-          <w:i w:val="0"/>
-        </w:rPr>
-        <w:t>7. Ampliar la cobertura de pruebas automatizadas y la observabilidad.</w:t>
-      </w:r>
-      <w:r>
-        <w:rPr>
-          <w:b w:val="0"/>
-          <w:i w:val="0"/>
-        </w:rPr>
-        <w:t xml:space="preserve"> A partir de la prueba de humo existente sobre los nodos Code, extender las pruebas hacia la verificación funcional de las reglas de negocio —aserciones sobre el score de los casos de la Tabla 5 y sobre las transiciones de la Tabla 9—. Asimismo, hacia los componentes del frontend y hacia los flujos de integración de extremo a extremo. Incorporar métricas de ejecución del flujo, aprovechando la tabla </w:t>
-      </w:r>
-      <w:r>
-        <w:rPr>
-          <w:rFonts w:ascii="Consolas" w:hAnsi="Consolas" w:cs="Consolas"/>
-          <w:b w:val="0"/>
-          <w:i w:val="0"/>
-        </w:rPr>
-        <w:t>logs</w:t>
-      </w:r>
-      <w:r>
-        <w:rPr>
-          <w:b w:val="0"/>
-          <w:i w:val="0"/>
-        </w:rPr>
-        <w:t>, que hoy existe y no alimenta ningún tablero de salud.</w:t>
-      </w:r>
-    </w:p>
-    <w:p>
-      <w:pPr/>
-      <w:r>
-        <w:rPr>
-          <w:b/>
-          <w:i w:val="0"/>
-        </w:rPr>
-        <w:t>8. Calibrar el scoring con datos históricos.</w:t>
-      </w:r>
-      <w:r>
-        <w:rPr>
-          <w:b w:val="0"/>
-          <w:i w:val="0"/>
-        </w:rPr>
-        <w:t xml:space="preserve"> Registrar la conversión efectiva de los leads y ajustar umbrales y ponderaciones a partir de esos datos, transformando la validez de diseño del modelo en validez empírica. Revisar en esa instancia las tres decisiones señaladas en §4.3.1: la alineación entre el rango del control deslizante y los tramos de puntaje; la ponderación que reemplazó al sesgo de la opción «Otro», hoy fijada por criterio y no por datos; y los cuatro valores de servicio hoy inalcanzables desde el formulario.</w:t>
-      </w:r>
-    </w:p>
-    <w:p>
-      <w:pPr/>
-      <w:r>
-        <w:rPr>
-          <w:b/>
-          <w:i w:val="0"/>
-        </w:rPr>
-        <w:t>9. Completar la configuración de autenticación y roles.</w:t>
-      </w:r>
-      <w:r>
-        <w:rPr>
-          <w:b w:val="0"/>
-          <w:i w:val="0"/>
-        </w:rPr>
-        <w:t xml:space="preserve"> Finalizar la configuración administrativa de Supabase (URL de redirección y confirmación de correo) y ampliar el modelo de roles para escenarios con más de un profesional.</w:t>
-      </w:r>
-    </w:p>
-    <w:p>
-      <w:pPr/>
-      <w:r>
-        <w:rPr>
-          <w:b/>
-          <w:i w:val="0"/>
-        </w:rPr>
-        <w:t>10. Unificar la nomenclatura de las rutas de integración, hoy dividida entre barra (/lead/nuevo) y guion (el resto). No tiene efecto funcional, pero rompe la uniformidad del contrato; unificarla exige actualizar la variable de entorno del frontend y el nodo correspondiente del flujo (§4.5).</w:t>
-      </w:r>
-    </w:p>
-    <w:p>
-      <w:pPr/>
-      <w:r>
-        <w:rPr>
-          <w:b/>
-          <w:i w:val="0"/>
-        </w:rPr>
-        <w:t>11. Realizar un relevamiento primario con usuarios reales.</w:t>
-      </w:r>
-      <w:r>
-        <w:rPr>
-          <w:b w:val="0"/>
-          <w:i w:val="0"/>
-        </w:rPr>
-        <w:t xml:space="preserve"> Encuestar o entrevistar a una muestra de freelancers para validar empíricamente las prioridades del ciclo comercial y calibrar los umbrales del scoring (§3.3 y §6). Contrastar además la comparación de §2.7 contra evaluaciones de analistas independientes o datos agregados de usuarios, de modo que las afirmaciones funcionales sobre las cuatro alternativas dejen de apoyarse únicamente en lo que cada proveedor declara de sí mismo.</w:t>
-      </w:r>
-    </w:p>
-    <w:p>
-      <w:pPr/>
-      <w:r>
-        <w:rPr>
-          <w:b/>
-          <w:i w:val="0"/>
-        </w:rPr>
-        <w:t>12. Abstraer los canales de notificación y de generación documental.</w:t>
-      </w:r>
-      <w:r>
-        <w:rPr>
-          <w:b w:val="0"/>
-          <w:i w:val="0"/>
-        </w:rPr>
-        <w:t xml:space="preserve"> Introducir una capa que desacople el flujo de Gmail, Telegram, Notion y Gotenberg, de modo que incorporar o sustituir un canal no exija modificar cada punto de notificación (§6).</w:t>
-      </w:r>
-    </w:p>
-    <w:p>
-      <w:r>
-        <w:br w:type="page"/>
-      </w:r>
-    </w:p>
-    <w:p>
-      <w:pPr>
-        <w:pStyle w:val="Ttulo1"/>
-      </w:pPr>
       <w:bookmarkStart w:id="53" w:name="_Toc233808459"/>
       <w:r>
         <w:t>Referencias</w:t>
@@ -24916,7 +24834,9 @@
       <w:bookmarkEnd w:id="53"/>
     </w:p>
     <w:p>
-      <w:pPr/>
+      <w:pPr>
+        <w:ind w:left="720" w:hanging="720"/>
+      </w:pPr>
       <w:bookmarkStart w:id="53" w:name="_Toc233808459"/>
       <w:bookmarkEnd w:id="53"/>
       <w:r>
@@ -26346,7 +26266,7 @@
       <w:r>
         <w:drawing>
           <wp:inline xmlns:a="http://schemas.openxmlformats.org/drawingml/2006/main" xmlns:pic="http://schemas.openxmlformats.org/drawingml/2006/picture">
-            <wp:extent cx="5580000" cy="645188"/>
+            <wp:extent cx="5580000" cy="1216995"/>
             <wp:docPr id="26" name="Picture 26"/>
             <wp:cNvGraphicFramePr>
               <a:graphicFrameLocks noChangeAspect="1"/>
@@ -26367,7 +26287,7 @@
                   <pic:spPr>
                     <a:xfrm>
                       <a:off x="0" y="0"/>
-                      <a:ext cx="5580000" cy="645188"/>
+                      <a:ext cx="5580000" cy="1216995"/>
                     </a:xfrm>
                     <a:prstGeom prst="rect"/>
                   </pic:spPr>
@@ -26388,7 +26308,7 @@
           <w:i w:val="0"/>
           <w:sz w:val="17"/>
         </w:rPr>
-        <w:t>Figura 8.</w:t>
+        <w:t>Figura 8. Flujo de captación y calificación en n8n: webhook de nuevo lead, normalización, verificación de duplicados, scoring, inserción ya calificada y el aviso de que la propuesta queda pendiente de que el profesional la envíe (§4.3.1). Nota. Captura propia del lienzo de n8n.</w:t>
       </w:r>
       <w:r>
         <w:rPr>
@@ -26396,7 +26316,6 @@
           <w:i w:val="0"/>
           <w:sz w:val="17"/>
         </w:rPr>
-        <w:t xml:space="preserve"> Flujo de captación y calificación en n8n: webhook de nuevo lead, normalización, inserción, scoring, ramificación por nivel y envío de la propuesta (§4.3.1). </w:t>
       </w:r>
       <w:r>
         <w:rPr>
@@ -26404,7 +26323,6 @@
           <w:i/>
           <w:sz w:val="17"/>
         </w:rPr>
-        <w:t>Nota.</w:t>
       </w:r>
       <w:r>
         <w:rPr>
@@ -26412,7 +26330,6 @@
           <w:i w:val="0"/>
           <w:sz w:val="17"/>
         </w:rPr>
-        <w:t xml:space="preserve"> Captura propia del lienzo de n8n.</w:t>
       </w:r>
     </w:p>
     <w:p>

--- a/FormularioLeads/tesis.docx
+++ b/FormularioLeads/tesis.docx
@@ -26648,7 +26648,7 @@
       <w:r>
         <w:drawing>
           <wp:inline xmlns:a="http://schemas.openxmlformats.org/drawingml/2006/main" xmlns:pic="http://schemas.openxmlformats.org/drawingml/2006/picture">
-            <wp:extent cx="3675887" cy="3694175"/>
+            <wp:extent cx="3675887" cy="4741894"/>
             <wp:docPr id="31" name="Picture 31"/>
             <wp:cNvGraphicFramePr>
               <a:graphicFrameLocks noChangeAspect="1"/>
@@ -26669,7 +26669,7 @@
                   <pic:spPr>
                     <a:xfrm>
                       <a:off x="0" y="0"/>
-                      <a:ext cx="3675887" cy="3694175"/>
+                      <a:ext cx="3675887" cy="4741894"/>
                     </a:xfrm>
                     <a:prstGeom prst="rect"/>
                   </pic:spPr>
@@ -26690,7 +26690,7 @@
           <w:i w:val="0"/>
           <w:sz w:val="17"/>
         </w:rPr>
-        <w:t>Figura 13.</w:t>
+        <w:t>Figura 13. Correo de propuesta generado por el sistema, con los términos fijados por el profesional (§4.3.1, escenario E5). Nota. La captura anterior mostraba el correo personal de uno de los autores como remitente y como lead de prueba, en incumplimiento del protocolo de la Tabla 4. Esta figura se generó ejecutando el nodo real Code - Generar Propuesta con datos neutros conforme a ese protocolo (Cliente Demo 1, dominio ejemplo.com) y los valores reales de E5 (precio 7200, plazo 3 semanas), renderizando el HTML resultante. El envío por Gmail no se ejecutó por la credencial vencida (Tabla 11); el contenido es el que ese nodo produce sin variación.</w:t>
       </w:r>
       <w:r>
         <w:rPr>
@@ -26698,7 +26698,6 @@
           <w:i w:val="0"/>
           <w:sz w:val="17"/>
         </w:rPr>
-        <w:t xml:space="preserve"> Correo de propuesta generado y enviado por el sistema (§4.3.1, escenario E5). </w:t>
       </w:r>
       <w:r>
         <w:rPr>
@@ -26706,7 +26705,6 @@
           <w:i/>
           <w:sz w:val="17"/>
         </w:rPr>
-        <w:t>Nota.</w:t>
       </w:r>
       <w:r>
         <w:rPr>
@@ -26714,7 +26712,6 @@
           <w:i w:val="0"/>
           <w:sz w:val="17"/>
         </w:rPr>
-        <w:t xml:space="preserve"> Captura propia. Corresponde a una ejecución distinta de la de las Figuras 14 y 15.</w:t>
       </w:r>
     </w:p>
     <w:p>
@@ -26725,7 +26722,7 @@
       <w:r>
         <w:drawing>
           <wp:inline xmlns:a="http://schemas.openxmlformats.org/drawingml/2006/main" xmlns:pic="http://schemas.openxmlformats.org/drawingml/2006/picture">
-            <wp:extent cx="4754880" cy="2271304"/>
+            <wp:extent cx="4754880" cy="1834025"/>
             <wp:docPr id="51" name="Picture 51"/>
             <wp:cNvGraphicFramePr>
               <a:graphicFrameLocks noChangeAspect="1"/>
@@ -26746,7 +26743,7 @@
                   <pic:spPr>
                     <a:xfrm>
                       <a:off x="0" y="0"/>
-                      <a:ext cx="4754880" cy="2271304"/>
+                      <a:ext cx="4754880" cy="1834025"/>
                     </a:xfrm>
                     <a:prstGeom prst="rect"/>
                   </pic:spPr>
@@ -26767,7 +26764,7 @@
           <w:i w:val="0"/>
           <w:sz w:val="17"/>
         </w:rPr>
-        <w:t>Figura 14.</w:t>
+        <w:t>Figura 14. Correo de envío de la factura con el comprobante adjunto en PDF (§4.3.2, escenario E5). Nota. La captura anterior mostraba el correo personal de uno de los autores. Esta figura se generó del mismo modo que la Figura 13, con los mismos datos neutros, ejecutando el mensaje real del nodo Gmail - Enviar Factura PDF. El nombre del adjunto es un identificador que el nodo HTTP Request de n8n asigna automáticamente a la respuesta binaria de Gotenberg cuando no se declara un nombre de archivo explícito; se verificó contra el código del flujo que no deriva del accept_token del lead ni de ningún otro dato sensible, sino que es un valor interno de n8n ajeno a la aplicación.</w:t>
       </w:r>
       <w:r>
         <w:rPr>
@@ -26775,7 +26772,6 @@
           <w:i w:val="0"/>
           <w:sz w:val="17"/>
         </w:rPr>
-        <w:t xml:space="preserve"> Correo de envío de la factura con el comprobante adjunto en PDF (§4.3.2, escenario E5). </w:t>
       </w:r>
       <w:r>
         <w:rPr>
@@ -26783,7 +26779,6 @@
           <w:i/>
           <w:sz w:val="17"/>
         </w:rPr>
-        <w:t>Nota.</w:t>
       </w:r>
       <w:r>
         <w:rPr>
@@ -26791,7 +26786,6 @@
           <w:i w:val="0"/>
           <w:sz w:val="17"/>
         </w:rPr>
-        <w:t xml:space="preserve"> Captura propia. Corresponde a una ejecución distinta de la de la Figura 13.</w:t>
       </w:r>
     </w:p>
     <w:p>
@@ -26899,7 +26893,7 @@
       <w:r>
         <w:drawing>
           <wp:inline xmlns:a="http://schemas.openxmlformats.org/drawingml/2006/main" xmlns:pic="http://schemas.openxmlformats.org/drawingml/2006/picture">
-            <wp:extent cx="4834128" cy="835152"/>
+            <wp:extent cx="4834128" cy="869057"/>
             <wp:docPr id="33" name="Picture 33"/>
             <wp:cNvGraphicFramePr>
               <a:graphicFrameLocks noChangeAspect="1"/>
@@ -26920,7 +26914,7 @@
                   <pic:spPr>
                     <a:xfrm>
                       <a:off x="0" y="0"/>
-                      <a:ext cx="4834128" cy="835152"/>
+                      <a:ext cx="4834128" cy="869057"/>
                     </a:xfrm>
                     <a:prstGeom prst="rect"/>
                   </pic:spPr>
@@ -26941,7 +26935,7 @@
           <w:i w:val="0"/>
           <w:sz w:val="17"/>
         </w:rPr>
-        <w:t>Figura 16.</w:t>
+        <w:t>Figura 16. Clasificación de leads por score y nivel: ejemplos HOT, WARM y COLD registrados en la tabla leads (§4.3.1, escenarios E1 a E3). Nota. La captura anterior usaba a los propios autores como leads de prueba y valores que no correspondían a E1-E3. Esta figura se generó enviando tres leads reales con los datos de la Tabla 4 (Cliente Demo 1 a 3, dominio ejemplo.com) y las entradas exactas de E1, E2 y E3, y consultando la tabla leads resultante: los tres puntajes (100, 47, 20) coinciden con la Tabla 12.</w:t>
       </w:r>
       <w:r>
         <w:rPr>
@@ -26949,7 +26943,6 @@
           <w:i w:val="0"/>
           <w:sz w:val="17"/>
         </w:rPr>
-        <w:t xml:space="preserve"> Clasificación de leads por score y nivel: ejemplos HOT, WARM y COLD registrados en la tabla </w:t>
       </w:r>
       <w:r>
         <w:rPr>
@@ -26958,7 +26951,6 @@
           <w:i w:val="0"/>
           <w:sz w:val="17"/>
         </w:rPr>
-        <w:t>leads</w:t>
       </w:r>
       <w:r>
         <w:rPr>
@@ -26966,7 +26958,6 @@
           <w:i w:val="0"/>
           <w:sz w:val="17"/>
         </w:rPr>
-        <w:t xml:space="preserve"> (§4.3.1, escenarios E1 a E3). </w:t>
       </w:r>
       <w:r>
         <w:rPr>
@@ -26974,7 +26965,6 @@
           <w:i/>
           <w:sz w:val="17"/>
         </w:rPr>
-        <w:t>Nota.</w:t>
       </w:r>
       <w:r>
         <w:rPr>
@@ -26982,7 +26972,6 @@
           <w:i w:val="0"/>
           <w:sz w:val="17"/>
         </w:rPr>
-        <w:t xml:space="preserve"> Captura propia de la consola de la base de datos.</w:t>
       </w:r>
     </w:p>
     <w:p>
@@ -29321,7 +29310,7 @@
           <w:i/>
           <w:sz w:val="15"/>
         </w:rPr>
-        <w:t>Nota. Elaboración propia a partir de workflow/crm_postgres.json. El flujo exportado se incluye íntegro en el repositorio y puede importarse en una instancia de n8n sin modificaciones.</w:t>
+        <w:t>Nota. Elaboración propia a partir de workflow/crm_postgres.json. El flujo exportado se incluye íntegro en el repositorio y puede importarse en una instancia de n8n sin modificaciones. En el lienzo de n8n estos procesos se agrupan bajo notas adhesivas tituladas «RAMA n», rotulación visual que no se corresponde con un orden ni se usa en el cuerpo del texto: RAMA 1 es la captación y calificación, RAMA 2 la aceptación y facturación, RAMA 3 el seguimiento de propuestas, RAMA 4 los recordatorios de pago, RAMA 5 el cierre de proyecto, RAMA 6 el reporte diario de métricas, RAMA 7 el manejo de errores, RAMA 8 la confirmación de pago con MercadoPago y RAMA 9 la reconciliación de facturas. Las figuras del Anexo A que muestran el lienzo conservan esa rotulación.</w:t>
       </w:r>
     </w:p>
     <w:p>

--- a/FormularioLeads/tesis.docx
+++ b/FormularioLeads/tesis.docx
@@ -27123,6 +27123,456 @@
           <w:i w:val="0"/>
           <w:sz w:val="17"/>
         </w:rPr>
+      </w:r>
+    </w:p>
+    <w:p>
+      <w:pPr/>
+      <w:r>
+        <w:t>Corrida completa de tests/escenarios.mjs, ejecutada el 29 de agosto de 2026 a las 03:05 UTC contra el sistema levantado (n8n en http://localhost:5678, Supabase en la URL declarada en .env.local), sin editar. Los escenarios E1, E2 y E3 verifican el desglose del puntaje contra la Tabla 5, no sólo el total; las cuatro entradas inválidas de la Tabla 12 se verifican en una sola corrida (lead-invalido). A partir de E1b, todo lo que depende de que la propuesta o la factura salgan por correo falla por la credencial de Gmail vencida, ya señalada en §4.3.5; el proceso de reconciliación (§4.3.5) existe precisamente porque no depende de ella.</w:t>
+      </w:r>
+    </w:p>
+    <w:p>
+      <w:pPr/>
+      <w:r>
+        <w:t>Salida de la corrida (tests/escenarios.mjs, 29 de agosto de 2026, 03:05 UTC):</w:t>
+      </w:r>
+    </w:p>
+    <w:tbl>
+      <w:tblPr>
+        <w:tblW w:type="auto" w:w="0"/>
+        <w:tblLook w:firstColumn="1" w:firstRow="1" w:lastColumn="0" w:lastRow="0" w:noHBand="0" w:noVBand="1" w:val="04A0"/>
+      </w:tblPr>
+      <w:tblGrid>
+        <w:gridCol w:w="2197"/>
+        <w:gridCol w:w="2197"/>
+        <w:gridCol w:w="2197"/>
+        <w:gridCol w:w="2197"/>
+      </w:tblGrid>
+      <w:tr>
+        <w:tc>
+          <w:tcPr>
+            <w:tcW w:type="dxa" w:w="2197"/>
+          </w:tcPr>
+          <w:p>
+            <w:r>
+              <w:t>Escenario</w:t>
+            </w:r>
+          </w:p>
+        </w:tc>
+        <w:tc>
+          <w:tcPr>
+            <w:tcW w:type="dxa" w:w="2197"/>
+          </w:tcPr>
+          <w:p>
+            <w:r>
+              <w:t>Descripción</w:t>
+            </w:r>
+          </w:p>
+        </w:tc>
+        <w:tc>
+          <w:tcPr>
+            <w:tcW w:type="dxa" w:w="2197"/>
+          </w:tcPr>
+          <w:p>
+            <w:r>
+              <w:t>Resultado</w:t>
+            </w:r>
+          </w:p>
+        </w:tc>
+        <w:tc>
+          <w:tcPr>
+            <w:tcW w:type="dxa" w:w="2197"/>
+          </w:tcPr>
+          <w:p>
+            <w:r>
+              <w:t>Tiempo</w:t>
+            </w:r>
+          </w:p>
+        </w:tc>
+      </w:tr>
+      <w:tr>
+        <w:tc>
+          <w:tcPr>
+            <w:tcW w:type="dxa" w:w="2197"/>
+          </w:tcPr>
+          <w:p>
+            <w:r>
+              <w:t>E1</w:t>
+            </w:r>
+          </w:p>
+        </w:tc>
+        <w:tc>
+          <w:tcPr>
+            <w:tcW w:type="dxa" w:w="2197"/>
+          </w:tcPr>
+          <w:p>
+            <w:r>
+              <w:t>Un lead de presupuesto alto se califica HOT y queda esperando propuesta</w:t>
+            </w:r>
+          </w:p>
+        </w:tc>
+        <w:tc>
+          <w:tcPr>
+            <w:tcW w:type="dxa" w:w="2197"/>
+          </w:tcPr>
+          <w:p>
+            <w:r>
+              <w:t>OK</w:t>
+            </w:r>
+          </w:p>
+        </w:tc>
+        <w:tc>
+          <w:tcPr>
+            <w:tcW w:type="dxa" w:w="2197"/>
+          </w:tcPr>
+          <w:p>
+            <w:r>
+              <w:t>5308 ms</w:t>
+            </w:r>
+          </w:p>
+        </w:tc>
+      </w:tr>
+      <w:tr>
+        <w:tc>
+          <w:tcPr>
+            <w:tcW w:type="dxa" w:w="2197"/>
+          </w:tcPr>
+          <w:p>
+            <w:r>
+              <w:t>E1b</w:t>
+            </w:r>
+          </w:p>
+        </w:tc>
+        <w:tc>
+          <w:tcPr>
+            <w:tcW w:type="dxa" w:w="2197"/>
+          </w:tcPr>
+          <w:p>
+            <w:r>
+              <w:t>El profesional fija precio, plazo y alcance, y recién ahí sale la propuesta</w:t>
+            </w:r>
+          </w:p>
+        </w:tc>
+        <w:tc>
+          <w:tcPr>
+            <w:tcW w:type="dxa" w:w="2197"/>
+          </w:tcPr>
+          <w:p>
+            <w:r>
+              <w:t>ERROR (Gmail vencido)</w:t>
+            </w:r>
+          </w:p>
+        </w:tc>
+        <w:tc>
+          <w:tcPr>
+            <w:tcW w:type="dxa" w:w="2197"/>
+          </w:tcPr>
+          <w:p>
+            <w:r>
+              <w:t>27473 ms</w:t>
+            </w:r>
+          </w:p>
+        </w:tc>
+      </w:tr>
+      <w:tr>
+        <w:tc>
+          <w:tcPr>
+            <w:tcW w:type="dxa" w:w="2197"/>
+          </w:tcPr>
+          <w:p>
+            <w:r>
+              <w:t>E2</w:t>
+            </w:r>
+          </w:p>
+        </w:tc>
+        <w:tc>
+          <w:tcPr>
+            <w:tcW w:type="dxa" w:w="2197"/>
+          </w:tcPr>
+          <w:p>
+            <w:r>
+              <w:t>Un lead de valor medio se califica WARM y también espera propuesta</w:t>
+            </w:r>
+          </w:p>
+        </w:tc>
+        <w:tc>
+          <w:tcPr>
+            <w:tcW w:type="dxa" w:w="2197"/>
+          </w:tcPr>
+          <w:p>
+            <w:r>
+              <w:t>OK</w:t>
+            </w:r>
+          </w:p>
+        </w:tc>
+        <w:tc>
+          <w:tcPr>
+            <w:tcW w:type="dxa" w:w="2197"/>
+          </w:tcPr>
+          <w:p>
+            <w:r>
+              <w:t>4834 ms</w:t>
+            </w:r>
+          </w:p>
+        </w:tc>
+      </w:tr>
+      <w:tr>
+        <w:tc>
+          <w:tcPr>
+            <w:tcW w:type="dxa" w:w="2197"/>
+          </w:tcPr>
+          <w:p>
+            <w:r>
+              <w:t>E3</w:t>
+            </w:r>
+          </w:p>
+        </w:tc>
+        <w:tc>
+          <w:tcPr>
+            <w:tcW w:type="dxa" w:w="2197"/>
+          </w:tcPr>
+          <w:p>
+            <w:r>
+              <w:t>Un lead de presupuesto bajo se califica COLD y NO recibe propuesta</w:t>
+            </w:r>
+          </w:p>
+        </w:tc>
+        <w:tc>
+          <w:tcPr>
+            <w:tcW w:type="dxa" w:w="2197"/>
+          </w:tcPr>
+          <w:p>
+            <w:r>
+              <w:t>FALLA (aviso por Gmail vencido)</w:t>
+            </w:r>
+          </w:p>
+        </w:tc>
+        <w:tc>
+          <w:tcPr>
+            <w:tcW w:type="dxa" w:w="2197"/>
+          </w:tcPr>
+          <w:p>
+            <w:r>
+              <w:t>4616 ms</w:t>
+            </w:r>
+          </w:p>
+        </w:tc>
+      </w:tr>
+      <w:tr>
+        <w:tc>
+          <w:tcPr>
+            <w:tcW w:type="dxa" w:w="2197"/>
+          </w:tcPr>
+          <w:p>
+            <w:r>
+              <w:t>E4</w:t>
+            </w:r>
+          </w:p>
+        </w:tc>
+        <w:tc>
+          <w:tcPr>
+            <w:tcW w:type="dxa" w:w="2197"/>
+          </w:tcPr>
+          <w:p>
+            <w:r>
+              <w:t>Un lead inválido se rechaza sin persistirse y queda registrado</w:t>
+            </w:r>
+          </w:p>
+        </w:tc>
+        <w:tc>
+          <w:tcPr>
+            <w:tcW w:type="dxa" w:w="2197"/>
+          </w:tcPr>
+          <w:p>
+            <w:r>
+              <w:t>OK</w:t>
+            </w:r>
+          </w:p>
+        </w:tc>
+        <w:tc>
+          <w:tcPr>
+            <w:tcW w:type="dxa" w:w="2197"/>
+          </w:tcPr>
+          <w:p>
+            <w:r>
+              <w:t>5529 ms</w:t>
+            </w:r>
+          </w:p>
+        </w:tc>
+      </w:tr>
+      <w:tr>
+        <w:tc>
+          <w:tcPr>
+            <w:tcW w:type="dxa" w:w="2197"/>
+          </w:tcPr>
+          <w:p>
+            <w:r>
+              <w:t>E5/E6</w:t>
+            </w:r>
+          </w:p>
+        </w:tc>
+        <w:tc>
+          <w:tcPr>
+            <w:tcW w:type="dxa" w:w="2197"/>
+          </w:tcPr>
+          <w:p>
+            <w:r>
+              <w:t>Aceptación válida y reutilización del enlace: una sola factura</w:t>
+            </w:r>
+          </w:p>
+        </w:tc>
+        <w:tc>
+          <w:tcPr>
+            <w:tcW w:type="dxa" w:w="2197"/>
+          </w:tcPr>
+          <w:p>
+            <w:r>
+              <w:t>ERROR (depende de E1b)</w:t>
+            </w:r>
+          </w:p>
+        </w:tc>
+        <w:tc>
+          <w:tcPr>
+            <w:tcW w:type="dxa" w:w="2197"/>
+          </w:tcPr>
+          <w:p>
+            <w:r>
+              <w:t>0 ms</w:t>
+            </w:r>
+          </w:p>
+        </w:tc>
+      </w:tr>
+      <w:tr>
+        <w:tc>
+          <w:tcPr>
+            <w:tcW w:type="dxa" w:w="2197"/>
+          </w:tcPr>
+          <w:p>
+            <w:r>
+              <w:t>E8</w:t>
+            </w:r>
+          </w:p>
+        </w:tc>
+        <w:tc>
+          <w:tcPr>
+            <w:tcW w:type="dxa" w:w="2197"/>
+          </w:tcPr>
+          <w:p>
+            <w:r>
+              <w:t>El rechazo de la propuesta deja el lead en PERDIDO</w:t>
+            </w:r>
+          </w:p>
+        </w:tc>
+        <w:tc>
+          <w:tcPr>
+            <w:tcW w:type="dxa" w:w="2197"/>
+          </w:tcPr>
+          <w:p>
+            <w:r>
+              <w:t>ERROR (depende de E1b)</w:t>
+            </w:r>
+          </w:p>
+        </w:tc>
+        <w:tc>
+          <w:tcPr>
+            <w:tcW w:type="dxa" w:w="2197"/>
+          </w:tcPr>
+          <w:p>
+            <w:r>
+              <w:t>28433 ms</w:t>
+            </w:r>
+          </w:p>
+        </w:tc>
+      </w:tr>
+      <w:tr>
+        <w:tc>
+          <w:tcPr>
+            <w:tcW w:type="dxa" w:w="2197"/>
+          </w:tcPr>
+          <w:p>
+            <w:r>
+              <w:t>E9</w:t>
+            </w:r>
+          </w:p>
+        </w:tc>
+        <w:tc>
+          <w:tcPr>
+            <w:tcW w:type="dxa" w:w="2197"/>
+          </w:tcPr>
+          <w:p>
+            <w:r>
+              <w:t>El pedido de cambios vuelve el lead a EN_SEGUIMIENTO y guarda el mensaje</w:t>
+            </w:r>
+          </w:p>
+        </w:tc>
+        <w:tc>
+          <w:tcPr>
+            <w:tcW w:type="dxa" w:w="2197"/>
+          </w:tcPr>
+          <w:p>
+            <w:r>
+              <w:t>ERROR (depende de E1b)</w:t>
+            </w:r>
+          </w:p>
+        </w:tc>
+        <w:tc>
+          <w:tcPr>
+            <w:tcW w:type="dxa" w:w="2197"/>
+          </w:tcPr>
+          <w:p>
+            <w:r>
+              <w:t>28996 ms</w:t>
+            </w:r>
+          </w:p>
+        </w:tc>
+      </w:tr>
+      <w:tr>
+        <w:tc>
+          <w:tcPr>
+            <w:tcW w:type="dxa" w:w="2197"/>
+          </w:tcPr>
+          <w:p>
+            <w:r>
+              <w:t>E10</w:t>
+            </w:r>
+          </w:p>
+        </w:tc>
+        <w:tc>
+          <w:tcPr>
+            <w:tcW w:type="dxa" w:w="2197"/>
+          </w:tcPr>
+          <w:p>
+            <w:r>
+              <w:t>El estado del trabajo se actualiza desde el panel y se sincroniza</w:t>
+            </w:r>
+          </w:p>
+        </w:tc>
+        <w:tc>
+          <w:tcPr>
+            <w:tcW w:type="dxa" w:w="2197"/>
+          </w:tcPr>
+          <w:p>
+            <w:r>
+              <w:t>ERROR (depende de E1b)</w:t>
+            </w:r>
+          </w:p>
+        </w:tc>
+        <w:tc>
+          <w:tcPr>
+            <w:tcW w:type="dxa" w:w="2197"/>
+          </w:tcPr>
+          <w:p>
+            <w:r>
+              <w:t>0 ms</w:t>
+            </w:r>
+          </w:p>
+        </w:tc>
+      </w:tr>
+    </w:tbl>
+    <w:p>
+      <w:pPr/>
+      <w:r>
+        <w:t>Nota. El lead COLD no recibe una propuesta por diseño (Tabla 5); lo que falla en esa fila es el aviso de cortesía por Telegram y Gmail al lead, agrupado bajo la misma causa raíz. El detalle completo, con cada aserción, vive en docs/evidencia-validacion.md, que este mismo comando regenera en cada corrida.</w:t>
       </w:r>
     </w:p>
     <w:p>

--- a/FormularioLeads/tesis.docx
+++ b/FormularioLeads/tesis.docx
@@ -1809,7 +1809,7 @@
           <w:b w:val="0"/>
           <w:i w:val="0"/>
         </w:rPr>
-        <w:t>La pregunta se formula en términos de viabilidad técnica y no de magnitud del ahorro. La reducción efectiva de la carga administrativa es el efecto que se espera de la automatización, pero medirla exige una línea de base previa y una medición posterior sobre operación real, que este trabajo no realiza y declara fuera de alcance (§1.7). La delimitación se retoma en §1.5, en el Capítulo 6 y en el Capítulo 7. Corresponde declarar además bajo qué condición la respuesta habría sido negativa, porque las dos mitades de la pregunta no se responden con el mismo rigor. La primera —si la automatización es técnicamente viable— se acredita por construcción: un artefacto que ejecuta el ciclo de extremo a extremo la responde afirmativamente, y sólo un flujo que no pudiera completarse la habría refutado. La segunda —si eso ocurre «sin sacrificar la trazabilidad ni el control del profesional»— sí es refutable de forma sustantiva, y es la que ordena el trabajo: la respuesta habría sido negativa si el sistema hubiera tomado por el profesional una decisión de negocio reservada a él, o si el estado de una oportunidad no hubiera podido reconstruirse a partir de lo registrado. El primero de esos dos criterios fue efectivamente incumplido por un diseño intermedio, en el que el importe de la propuesta provenía del formulario que completaba el propio interesado, y la condición se restituyó devolviendo esa decisión al profesional (§4.3.2 y Capítulo 7).</w:t>
+        <w:t>La pregunta se formula en términos de viabilidad técnica y no de magnitud del ahorro. La reducción efectiva de la carga administrativa es el efecto que se espera de la automatización, pero medirla exige una línea de base previa y una medición posterior sobre operación real, que este trabajo no realiza y declara fuera de alcance (§1.7). La delimitación se retoma en §1.5, en el Capítulo 6 y en el Capítulo 7. Corresponde declarar además bajo qué condición la respuesta habría sido negativa, porque las dos mitades de la pregunta no se responden con el mismo rigor. La primera —si la automatización es técnicamente viable— se acredita por construcción: un artefacto que ejecuta el ciclo de extremo a extremo la responde afirmativamente, y sólo un flujo que no pudiera completarse la habría refutado. La segunda —si eso ocurre «sin sacrificar la trazabilidad ni el control del profesional»— sí es refutable de forma sustantiva. Es la que ordena el trabajo: la respuesta habría sido negativa si el sistema hubiera tomado por el profesional una decisión de negocio reservada a él, o si el estado de una oportunidad no hubiera podido reconstruirse a partir de lo registrado. El primero de esos dos criterios fue efectivamente incumplido por un diseño intermedio, en el que el importe de la propuesta provenía del formulario que completaba el propio interesado, y la condición se restituyó devolviendo esa decisión al profesional (§4.3.2 y Capítulo 7).</w:t>
       </w:r>
     </w:p>
     <w:p>
@@ -1875,7 +1875,7 @@
         <w:rPr>
           <w:i w:val="0"/>
         </w:rPr>
-        <w:t>Este trabajo no formula una hipótesis en sentido convencional: al tratarse de un desarrollo tecnológico de carácter aplicado y no de una investigación empírica, se lo orienta mediante la pregunta de investigación del §1.3 y los objetivos aquí definidos, cuyo cumplimiento se verifica en el Capítulo 5. El §3.1 desarrolla en detalle el fundamento metodológico de esta decisión.</w:t>
+        <w:t>Este trabajo no formula una hipótesis en sentido convencional: al tratarse de un desarrollo tecnológico de carácter aplicado y no de una investigación empírica, se lo orienta mediante la pregunta de investigación del §1.3 y los objetivos aquí definidos. Su cumplimiento se verifica en el Capítulo 5. El §3.1 desarrolla en detalle el fundamento metodológico de esta decisión.</w:t>
       </w:r>
     </w:p>
     <w:p>
@@ -1884,7 +1884,7 @@
         <w:rPr>
           <w:b/>
         </w:rPr>
-        <w:t>Delimitación del objetivo general. Este objetivo excluye deliberadamente el resultado «reducir la carga administrativa manual». La razón no es que la variable quede indefinida —a continuación se le da una definición operacional y se mide uno de sus dos componentes— sino que el componente que decide esa promesa, el tiempo y el esfuerzo que cada acción cuesta, exigiría una línea de base previa y una medición posterior sobre operación real que este trabajo no realiza. Incluir la promesa dejaría al trabajo concluyendo sobre algo que su estrategia de validación no puede acreditar.</w:t>
+        <w:t>Delimitación del objetivo general. Este objetivo excluye deliberadamente el resultado «reducir la carga administrativa manual». La razón no es que la variable quede indefinida —a continuación se le da una definición operacional y se mide uno de sus dos componentes—. Es que el componente que decide esa promesa, el tiempo y el esfuerzo que cada acción cuesta, exigiría una línea de base previa y una medición posterior sobre operación real que este trabajo no realiza. Incluir la promesa dejaría al trabajo concluyendo sobre algo que su estrategia de validación no puede acreditar.</w:t>
       </w:r>
     </w:p>
     <w:p>
@@ -1933,7 +1933,7 @@
     </w:p>
     <w:p>
       <w:r>
-        <w:t>Para alcanzar el objetivo general se definen los siguientes objetivos específicos (OE), redactados en infinitivo y retomados de forma trazable en los capítulos de diseño, en la validación y en las conclusiones (véase la matriz de trazabilidad del Anexo E). El OE3 reúne dos resultados que se verifican por separado —el ciclo comercial hasta la emisión del comprobante y el registro del cobro—, y su grado de cumplimiento se declara de forma independiente para cada uno en el Capítulo 7, porque el segundo depende de una pasarela externa y el primero no:</w:t>
+        <w:t>Para alcanzar el objetivo general se definen los siguientes objetivos específicos (OE), redactados en infinitivo y retomados de forma trazable en los capítulos de diseño, en la validación y en las conclusiones (véase la matriz de trazabilidad del Anexo E). El OE3 reúne dos resultados que se verifican por separado —el ciclo comercial hasta la emisión del comprobante y el registro del cobro—. Su grado de cumplimiento se declara de forma independiente para cada uno en el Capítulo 7, porque el segundo depende de una pasarela externa y el primero no:</w:t>
       </w:r>
     </w:p>
     <w:p>
@@ -2203,11 +2203,9 @@
         <w:rPr>
           <w:b/>
         </w:rPr>
-        <w:t>Tratamiento de datos personales.</w:t>
-      </w:r>
-      <w:r>
-        <w:t xml:space="preserve"> El sistema capta, almacena y transfiere a terceros (Supabase, el servicio de correo, Telegram y Notion) datos de contacto de personas físicas identificables. No se implementan aviso de privacidad, consentimiento informado, política de retención ni inscripción de la base conforme a la Ley 25.326 de Protección de Datos Personales, y varios de esos destinatarios están domiciliados en países que la Disposición 60-E/2016 no considera de protección adecuada, lo que activa además el régimen de transferencia internacional de su art. 12. El §2.9 desarrolla las obligaciones aplicables; la dimensión se retoma en el Capítulo 6 y se difiere al Capítulo 8.</w:t>
-      </w:r>
+        <w:t>Tratamiento de datos personales. El sistema capta, almacena y transfiere a terceros (Supabase, el servicio de correo, Telegram y Notion) datos de contacto de personas físicas identificables. No se implementan aviso de privacidad, consentimiento informado, política de retención ni inscripción de la base conforme a la Ley 25.326 de Protección de Datos Personales. Además, varios de esos destinatarios están domiciliados en países que la Disposición 60-E/2016 no considera de protección adecuada, lo que activa el régimen de transferencia internacional de su art. 12. El §2.9 desarrolla las obligaciones aplicables; la dimensión se retoma en el Capítulo 6 y se difiere al Capítulo 8.</w:t>
+      </w:r>
+      <w:r/>
     </w:p>
     <w:p>
       <w:pPr>
@@ -2557,77 +2555,54 @@
     </w:p>
     <w:p>
       <w:r>
-        <w:t xml:space="preserve">Next.js es un </w:t>
+        <w:t>Next.js es un framework de desarrollo web construido sobre la biblioteca React que habilita un modelo de renderizado híbrido: combina componentes que se ejecutan en el servidor (React Server Components) con componentes de cliente. Además, organiza la aplicación mediante un enrutador basado en el sistema de archivos (App Router) (Vercel, 2024). Este modelo permite ejecutar en el servidor las verificaciones sensibles —como la validación de la sesión antes de renderizar una página protegida— y reservar para el cliente la interactividad, lo que resulta pertinente para una aplicación que combina un formulario público con un tablero de control autenticado.</w:t>
       </w:r>
       <w:proofErr w:type="spellStart"/>
-      <w:r>
-        <w:t>framework</w:t>
-      </w:r>
+      <w:r/>
       <w:proofErr w:type="spellEnd"/>
-      <w:r>
-        <w:t xml:space="preserve"> de desarrollo web construido sobre la biblioteca </w:t>
-      </w:r>
+      <w:r/>
       <w:proofErr w:type="spellStart"/>
-      <w:r>
-        <w:t>React</w:t>
-      </w:r>
+      <w:r/>
       <w:proofErr w:type="spellEnd"/>
-      <w:r>
-        <w:t xml:space="preserve"> que habilita un modelo de renderizado híbrido: combina componentes que se ejecutan en el servidor (</w:t>
-      </w:r>
+      <w:r/>
       <w:proofErr w:type="spellStart"/>
       <w:r>
         <w:rPr>
           <w:i/>
         </w:rPr>
-        <w:t>React</w:t>
       </w:r>
       <w:proofErr w:type="spellEnd"/>
       <w:r>
         <w:rPr>
           <w:i/>
         </w:rPr>
-        <w:t xml:space="preserve"> Server </w:t>
       </w:r>
       <w:proofErr w:type="spellStart"/>
       <w:r>
         <w:rPr>
           <w:i/>
         </w:rPr>
-        <w:t>Components</w:t>
       </w:r>
       <w:proofErr w:type="spellEnd"/>
-      <w:r>
-        <w:t>) con componentes de cliente, y organiza la aplicación mediante un enrutador basado en el sistema de archivos (</w:t>
-      </w:r>
+      <w:r/>
       <w:r>
         <w:rPr>
           <w:i/>
         </w:rPr>
-        <w:t xml:space="preserve">App </w:t>
       </w:r>
       <w:proofErr w:type="spellStart"/>
       <w:r>
         <w:rPr>
           <w:i/>
         </w:rPr>
-        <w:t>Router</w:t>
       </w:r>
       <w:proofErr w:type="spellEnd"/>
-      <w:r>
-        <w:t>) (</w:t>
-      </w:r>
+      <w:r/>
       <w:proofErr w:type="spellStart"/>
-      <w:r>
-        <w:t>Vercel</w:t>
-      </w:r>
+      <w:r/>
       <w:proofErr w:type="spellEnd"/>
-      <w:r>
-        <w:t xml:space="preserve">, 2024). Este modelo permite ejecutar en el servidor las verificaciones sensibles —como la validación de la sesión antes de renderizar una página protegida— y reservar para el cliente la </w:t>
-      </w:r>
-      <w:r>
-        <w:t>interactividad, lo que resulta pertinente para una aplicación que combina un formulario público con un tablero de control autenticado.</w:t>
-      </w:r>
+      <w:r/>
+      <w:r/>
     </w:p>
     <w:p>
       <w:pPr>
@@ -2892,7 +2867,7 @@
         <w:rPr>
           <w:i w:val="0"/>
         </w:rPr>
-        <w:t>Dos antecedentes arbitrados estrechan esa laguna, sin cerrarla del todo. Domański, Wojciechowski, Lewandowicz y Hadaś (2023) revisan y evalúan mediante una metodología arbitrada un conjunto de plataformas low-code/no-code orientadas específicamente a pequeñas y medianas empresas, el mismo segmento —un freelancer es, como señala este trabajo, un caso límite de PyME— en el que se sitúa la comparación de este apartado. Muhammad, Prybutok y Sinha (2025) revisan sistemáticamente la literatura sobre los factores que determinan la efectividad de quien construye con herramientas de bajo código sin ser un desarrollador de oficio —el «desarrollador ciudadano»—, lo que respalda con literatura arbitrada la figura invocada en el §2.8 para justificar la decisión de construir. Ninguno de los dos trata la adopción de plataformas iPaaS en particular, de modo que esa laguna específica —Zapier y Make como categoría— se mantiene.</w:t>
+        <w:t>Dos antecedentes arbitrados estrechan esa laguna, sin cerrarla del todo. Domański, Wojciechowski, Lewandowicz y Hadaś (2023) revisan y evalúan mediante una metodología arbitrada un conjunto de plataformas low-code/no-code orientadas específicamente a pequeñas y medianas empresas, el mismo segmento —un freelancer es, como señala este trabajo, un caso límite de PyME— en el que se sitúa la comparación de este apartado. Muhammad, Prybutok y Sinha (2025) revisan sistemáticamente la literatura sobre los factores que determinan la efectividad de quien construye con herramientas de bajo código sin ser un desarrollador de oficio —el «desarrollador ciudadano»—. Esa revisión respalda con literatura arbitrada la figura invocada en el §2.8 para justificar la decisión de construir. Ninguno de los dos trata la adopción de plataformas iPaaS en particular, de modo que esa laguna específica —Zapier y Make como categoría— se mantiene.</w:t>
       </w:r>
     </w:p>
     <w:p>
@@ -2921,7 +2896,7 @@
         <w:rPr>
           <w:i w:val="0"/>
         </w:rPr>
-        <w:t>Un relevamiento adicional matiza, sin revertirla, esa dependencia de las fuentes de los proveedores. Lamanna (2025) propone un marco de evaluación estructurado y multicriterio para plataformas de bajo código, formulado precisamente para superar la brecha entre comparaciones dirigidas por el marketing de los proveedores y una evaluación rigurosa basada en criterios explícitos; aplicarlo en profundidad a las cuatro herramientas revisadas excede el alcance de este trabajo, pero su existencia confirma que la limitación señalada aquí es un problema metodológico reconocido en la literatura, no una omisión aislada de este documento. Por otra parte, un estudio de caso reciente que compara la ejecución manual y automatizada de un flujo de captación de leads con n8n en un entorno de negocio a pequeña escala —el mismo tipo de operación que describe este trabajo— registra una reducción del tiempo de ejecución de 185,35 a 1,23 segundos y la eliminación de la tasa de error del 5 % observada en la ejecución manual (Amir, 2026, un preprint todavía sin revisión por pares), lo que aporta evidencia empírica independiente —aunque preliminar y no arbitrada— a favor de automatizar precisamente el tipo de tarea que aborda este trabajo. Ninguna de las dos fuentes evalúa de forma independiente a HubSpot, Pipedrive, Zapier o Make en particular, de modo que la comparación de precios y prestaciones de este apartado sigue apoyada en las páginas de los proveedores; lo que cambia es que la decisión de automatizar en sí —y el criterio para evaluarla con rigor— ya no depende solo de la argumentación propia de los autores.</w:t>
+        <w:t>Un relevamiento adicional matiza, sin revertirla, esa dependencia de las fuentes de los proveedores. Lamanna (2025) propone un marco de evaluación estructurado y multicriterio para plataformas de bajo código, formulado precisamente para superar la brecha entre comparaciones dirigidas por el marketing de los proveedores y una evaluación rigurosa basada en criterios explícitos; aplicarlo en profundidad a las cuatro herramientas revisadas excede el alcance de este trabajo, pero su existencia confirma que la limitación señalada aquí es un problema metodológico reconocido en la literatura, no una omisión aislada de este documento. Por otra parte, un estudio de caso reciente compara la ejecución manual y automatizada de un flujo de captación de leads con n8n en un entorno de negocio a pequeña escala —el mismo tipo de operación que describe este trabajo—. Registra una reducción del tiempo de ejecución de 185,35 a 1,23 segundos y la eliminación de la tasa de error del 5 % observada en la ejecución manual (Amir, 2026, un preprint todavía sin revisión por pares). Aporta así evidencia empírica independiente —aunque preliminar y no arbitrada— a favor de automatizar precisamente el tipo de tarea que aborda este trabajo. Ninguna de las dos fuentes evalúa de forma independiente a HubSpot, Pipedrive, Zapier o Make en particular, de modo que la comparación de precios y prestaciones de este apartado sigue apoyada en las páginas de los proveedores; lo que cambia es que la decisión de automatizar en sí —y el criterio para evaluarla con rigor— ya no depende solo de la argumentación propia de los autores.</w:t>
       </w:r>
     </w:p>
     <w:p>
@@ -3110,7 +3085,7 @@
           <w:b w:val="0"/>
           <w:i w:val="0"/>
         </w:rPr>
-        <w:t>Para el alcance definido —un freelancer individual, con un ciclo de vida comercial a medida, control directo sobre las reglas de negocio y un objetivo formativo explícito— construir la solución está justificado. El aporte original no reside en un algoritmo aislado, sino en el pipeline integrado y extremo a extremo que encadena las etapas descritas, verificado componente a componente contra el código fuente (§4.1). De las cuatro razones enunciadas, dos se sostienen sin reservas —personalización de las reglas y objetivo formativo— y dos lo hacen de forma parcial y así se declaran: el argumento de costo se estima en el Capítulo 6 y el de propiedad del dato se limita a la capa de orquestación.</w:t>
+        <w:t>Para el alcance definido —un freelancer individual, con un ciclo de vida comercial a medida, control directo sobre las reglas de negocio y un objetivo formativo explícito— construir la solución está justificado. El aporte original no reside en un algoritmo aislado, sino en el pipeline integrado y extremo a extremo que encadena las etapas descritas, verificado componente a componente contra el código fuente (§4.1). De las cuatro razones enunciadas, dos se sostienen sin reservas —personalización de las reglas y objetivo formativo—. Las otras dos lo hacen de forma parcial y así se declaran: el argumento de costo se estima en el Capítulo 6 y el de propiedad del dato se limita a la capa de orquestación.</w:t>
       </w:r>
     </w:p>
     <w:p>
@@ -3139,11 +3114,9 @@
         <w:rPr>
           <w:b/>
         </w:rPr>
-        <w:t>Protección de datos personales (Ley 25.326).</w:t>
-      </w:r>
-      <w:r>
-        <w:t xml:space="preserve"> La Ley 25.326 define como dato personal toda «información de cualquier tipo referida a personas físicas o de existencia ideal determinadas o determinables» (art. 2), categoría en la que caen el nombre, el correo, el teléfono y el presupuesto declarado que capta el formulario del §4.2.1. Ninguno de ellos es un dato sensible en el sentido del art. 7, lo que excluye el régimen agravado de esa categoría, pero sí quedan alcanzados por el régimen general. Cinco obligaciones son directamente pertinentes. El art. 4 exige que los datos sean pertinentes y no excesivos respecto de la finalidad, que no se usen para fines incompatibles con los que motivaron su obtención y que se destruyan cuando dejen de ser necesarios. El art. 5 exige consentimiento libre, expreso e informado, por escrito o medio equivalente; su inciso 2.d exceptúa los datos que derivan de una relación contractual o profesional y resultan necesarios para su desarrollo, excepción que podría cubrir parte del tratamiento posterior a la aceptación de una propuesta, pero no la captación inicial, que ocurre antes de que exista relación alguna. El art. 6 obliga a informar, al recolectar, la finalidad del tratamiento, quiénes son sus destinatarios, la identidad del responsable, el carácter obligatorio o facultativo de cada respuesta y la posibilidad de ejercer los derechos de acceso, rectificación y supresión. El art. 9 exige medidas técnicas y organizativas de seguridad y confidencialidad. Y el art. 21 obliga a inscribir la base ante el organismo de control, hoy la Agencia de Acceso a la Información Pública.</w:t>
-      </w:r>
+        <w:t>Protección de datos personales (Ley 25.326). La Ley 25.326 define como dato personal toda «información de cualquier tipo referida a personas físicas o de existencia ideal determinadas o determinables» (art. 2), categoría en la que caen el nombre, el correo, el teléfono y el presupuesto declarado que capta el formulario del §4.2.1. Ninguno de ellos es un dato sensible en el sentido del art. 7, lo que excluye el régimen agravado de esa categoría, pero sí quedan alcanzados por el régimen general. Cinco obligaciones son directamente pertinentes. El art. 4 exige que los datos sean pertinentes y no excesivos respecto de la finalidad, que no se usen para fines incompatibles con los que motivaron su obtención y que se destruyan cuando dejen de ser necesarios. El art. 5 exige consentimiento libre, expreso e informado, por escrito o medio equivalente; su inciso 2.d exceptúa los datos que derivan de una relación contractual o profesional y resultan necesarios para su desarrollo. Esa excepción podría cubrir parte del tratamiento posterior a la aceptación de una propuesta, pero no la captación inicial, que ocurre antes de que exista relación alguna. El art. 6 obliga a informar, al recolectar, la finalidad del tratamiento, quiénes son sus destinatarios, la identidad del responsable, el carácter obligatorio o facultativo de cada respuesta y la posibilidad de ejercer los derechos de acceso, rectificación y supresión. El art. 9 exige medidas técnicas y organizativas de seguridad y confidencialidad. Y el art. 21 obliga a inscribir la base ante el organismo de control, hoy la Agencia de Acceso a la Información Pública.</w:t>
+      </w:r>
+      <w:r/>
     </w:p>
     <w:p>
       <w:pPr/>
@@ -3153,11 +3126,9 @@
         <w:rPr>
           <w:b/>
         </w:rPr>
-        <w:t>Cesión y transferencia internacional.</w:t>
-      </w:r>
-      <w:r>
-        <w:t xml:space="preserve"> Es la dimensión que este trabajo tiene más comprometida, y la que conviene enunciar con precisión. El art. 11 sujeta la cesión de datos a terceros al consentimiento previo del titular, informándole la finalidad de la cesión e identificando al cesionario. El art. 12, más exigente, prohíbe la transferencia a países que no proporcionen «niveles de protección adecuados». La Disposición 60-E/2016 de la entonces Dirección Nacional de Protección de Datos Personales enumera cuáles se consideran adecuados —los Estados miembros de la Unión Europea y del Espacio Económico Europeo, Suiza, Guernsey, Jersey, Isla de Man, Islas Feroe, Canadá sólo respecto de su sector privado, Andorra, Nueva Zelanda, Uruguay e Israel sólo respecto de datos de tratamiento automatizado— y aprueba cláusulas contractuales tipo para transferir hacia los que no lo son. Los Estados Unidos no integran esa lista, y allí tienen su domicilio varios de los servicios a los que la arquitectura de este trabajo transfiere datos de contacto: Supabase, Notion, Telegram y el servicio de correo. En consecuencia, la arquitectura híbrida que el §2.8 justifica por razones de costo y de control tiene, además, una consecuencia regulatoria que no puede resolverse eligiendo mejor el proveedor: para operar con clientes reales haría falta consentimiento expreso del titular para la transferencia, o bien las cláusulas contractuales tipo con cada encargado.</w:t>
-      </w:r>
+        <w:t>Cesión y transferencia internacional. Es la dimensión que este trabajo tiene más comprometida, y la que conviene enunciar con precisión. El art. 11 sujeta la cesión de datos a terceros al consentimiento previo del titular, informándole la finalidad de la cesión e identificando al cesionario. El art. 12, más exigente, prohíbe la transferencia a países que no proporcionen «niveles de protección adecuados». La Disposición 60-E/2016 de la entonces Dirección Nacional de Protección de Datos Personales enumera cuáles se consideran adecuados —los Estados miembros de la Unión Europea y del Espacio Económico Europeo, Suiza, Guernsey, Jersey, Isla de Man, Islas Feroe, Canadá sólo respecto de su sector privado, Andorra, Nueva Zelanda, Uruguay e Israel sólo respecto de datos de tratamiento automatizado—. Además, aprueba cláusulas contractuales tipo para transferir hacia los que no lo son. Los Estados Unidos no integran esa lista, y allí tienen su domicilio varios de los servicios a los que la arquitectura de este trabajo transfiere datos de contacto: Supabase, Notion, Telegram y el servicio de correo. En consecuencia, la arquitectura híbrida que el §2.8 justifica por razones de costo y de control tiene, además, una consecuencia regulatoria que no puede resolverse eligiendo mejor el proveedor. Para operar con clientes reales haría falta consentimiento expreso del titular para la transferencia, o bien las cláusulas contractuales tipo con cada encargado.</w:t>
+      </w:r>
+      <w:r/>
     </w:p>
     <w:p>
       <w:pPr/>
@@ -3167,7 +3138,7 @@
         <w:rPr>
           <w:b/>
         </w:rPr>
-        <w:t>Comprobantes fiscales. La emisión de comprobantes está regida por el régimen de facturación electrónica que administra la Agencia de Recaudación y Control Aduanero (ARCA, continuadora de la AFIP desde 2024; ARCA, 2026). Un comprobante tiene validez fiscal sólo si el organismo le asigna un Código de Autorización Electrónico (CAE), que se solicita por servicio web al emitir, y si consigna los datos que el régimen exige: CUIT del emisor, punto de venta habilitado, tipo de comprobante según la condición de emisor y receptor frente al IVA, y el propio CAE con su fecha de vencimiento. El documento que genera este sistema (§4.3.2) no solicita CAE, no declara CUIT ni punto de venta, y numera con un identificador aleatorio dentro del año en lugar de la secuencia correlativa que el régimen supone (Tabla 7). No es, por lo tanto, una factura en sentido fiscal, sino un comprobante interno de la operación; el trabajo lo declara así en §1.7 y evita presentarlo de otro modo.</w:t>
+        <w:t>Comprobantes fiscales. La emisión de comprobantes está regida por el régimen de facturación electrónica que administra la Agencia de Recaudación y Control Aduanero (ARCA, continuadora de la AFIP desde 2024; ARCA, 2026). Un comprobante tiene validez fiscal sólo si el organismo le asigna un Código de Autorización Electrónico (CAE), que se solicita por servicio web al emitir. Además debe consignar los datos que el régimen exige: CUIT del emisor, punto de venta habilitado, tipo de comprobante según la condición de emisor y receptor frente al IVA, y el propio CAE con su fecha de vencimiento. El documento que genera este sistema (§4.3.2) no solicita CAE, no declara CUIT ni punto de venta, y numera con un identificador aleatorio dentro del año en lugar de la secuencia correlativa que el régimen supone (Tabla 7). No es, por lo tanto, una factura en sentido fiscal, sino un comprobante interno de la operación; el trabajo lo declara así en §1.7 y evita presentarlo de otro modo.</w:t>
       </w:r>
     </w:p>
     <w:p>
@@ -3225,7 +3196,7 @@
           <w:b w:val="0"/>
           <w:i w:val="0"/>
         </w:rPr>
-        <w:t>Este trabajo final se inscribe en la categoría de desarrollo tecnológico de carácter aplicado: su resultado principal es un artefacto de software —una plataforma funcional— y no la contrastación de una hipótesis empírica. Por esa razón no se formula una hipótesis en sentido estadístico: el estudio se orienta por la pregunta de investigación y por los objetivos, y su rigor se juzga por la justificación de las decisiones de diseño, la calidad de la solución y la validación del producto (Pressman y Maxim, 2020). El paradigma es pragmático-ingenieril y el enfoque, cualitativo-descriptivo con registro de indicadores puntuales de ejecución.</w:t>
+        <w:t>Este trabajo final se inscribe en la categoría de desarrollo tecnológico de carácter aplicado: su resultado principal es un artefacto de software —una plataforma funcional— y no la contrastación de una hipótesis empírica. Por esa razón no se formula una hipótesis en sentido estadístico: el estudio se orienta por la pregunta de investigación y por los objetivos. Su rigor se juzga por la justificación de las decisiones de diseño, la calidad de la solución y la validación del producto (Pressman y Maxim, 2020). El paradigma es pragmático-ingenieril y el enfoque, cualitativo-descriptivo con registro de indicadores puntuales de ejecución.</w:t>
       </w:r>
     </w:p>
     <w:p>
@@ -3837,7 +3808,7 @@
     <w:p>
       <w:r>
         <w:rPr/>
-        <w:t>La Tabla 2 presenta los requisitos no funcionales (RNF), organizados según las características de calidad de la norma ISO/IEC 25010:2023 (ISO/IEC, 2023), segunda edición del modelo de calidad del producto de software vigente, que reemplaza a la edición 2011. Dos características cambiaron de nombre respecto de esa edición previa: «Usabilidad» pasó a denominarse «Capacidad de interacción», y «Portabilidad», «Flexibilidad». Cada requisito se enuncia con un umbral, una unidad y un método de verificación, de modo que pueda declararse cumplido o incumplido sin apelar a un juicio cualitativo; el resultado de su verificación se reporta en el Capítulo 5.</w:t>
+        <w:t>La Tabla 2 presenta los requisitos no funcionales (RNF), organizados según las características de calidad de la norma ISO/IEC 25010:2023 (ISO/IEC, 2023). Esta es la segunda edición del modelo de calidad del producto de software vigente y reemplaza a la edición de 2011. Dos características cambiaron de nombre respecto de esa edición previa: «Usabilidad» pasó a denominarse «Capacidad de interacción», y «Portabilidad», «Flexibilidad». Cada requisito se enuncia con un umbral, una unidad y un método de verificación, de modo que pueda declararse cumplido o incumplido sin apelar a un juicio cualitativo; el resultado de su verificación se reporta en el Capítulo 5.</w:t>
       </w:r>
     </w:p>
     <w:p>
@@ -7318,169 +7289,129 @@
     </w:p>
     <w:p>
       <w:r>
-        <w:t xml:space="preserve">El </w:t>
+        <w:t>El frontend se organiza con el App Router de Next.js. Las rutas principales son el formulario público (/), las pantallas de autenticación (/login, /register), el tablero protegido (/dashboard) y la página de aceptación (/aceptar/[leadId]). A ellas se suman los manejadores de confirmación y cierre de sesión (/auth/confirm, /auth/signout), el tablero de tickets (/dashboard/tickets, correspondiente al módulo fuera de alcance que declara el Anexo B) y las tres páginas de retorno del checkout de MercadoPago (/pago-exitoso, /pago-pendiente y /pago-fallido), que son las back_urls declaradas en la preferencia de pago (§4.3.3).</w:t>
       </w:r>
       <w:proofErr w:type="spellStart"/>
-      <w:r>
-        <w:t>frontend</w:t>
-      </w:r>
+      <w:r/>
       <w:proofErr w:type="spellEnd"/>
-      <w:r>
-        <w:t xml:space="preserve"> se organiza con el App </w:t>
-      </w:r>
+      <w:r/>
       <w:proofErr w:type="spellStart"/>
-      <w:r>
-        <w:t>Router</w:t>
-      </w:r>
+      <w:r/>
       <w:proofErr w:type="spellEnd"/>
-      <w:r>
-        <w:t xml:space="preserve"> de Next.js. Las rutas principales son el formulario público (</w:t>
-      </w:r>
+      <w:r/>
       <w:r>
         <w:rPr>
           <w:rFonts w:ascii="Consolas" w:hAnsi="Consolas" w:cs="Consolas"/>
         </w:rPr>
-        <w:t>/</w:t>
-      </w:r>
-      <w:r>
-        <w:t>), las pantallas de autenticación (</w:t>
-      </w:r>
+      </w:r>
+      <w:r/>
       <w:r>
         <w:rPr>
           <w:rFonts w:ascii="Consolas" w:hAnsi="Consolas" w:cs="Consolas"/>
         </w:rPr>
-        <w:t>/</w:t>
       </w:r>
       <w:proofErr w:type="spellStart"/>
       <w:r>
         <w:rPr>
           <w:rFonts w:ascii="Consolas" w:hAnsi="Consolas" w:cs="Consolas"/>
         </w:rPr>
-        <w:t>login</w:t>
       </w:r>
       <w:proofErr w:type="spellEnd"/>
-      <w:r>
-        <w:t xml:space="preserve">, </w:t>
-      </w:r>
+      <w:r/>
       <w:r>
         <w:rPr>
           <w:rFonts w:ascii="Consolas" w:hAnsi="Consolas" w:cs="Consolas"/>
         </w:rPr>
-        <w:t>/</w:t>
       </w:r>
       <w:proofErr w:type="spellStart"/>
       <w:r>
         <w:rPr>
           <w:rFonts w:ascii="Consolas" w:hAnsi="Consolas" w:cs="Consolas"/>
         </w:rPr>
-        <w:t>register</w:t>
       </w:r>
       <w:proofErr w:type="spellEnd"/>
-      <w:r>
-        <w:t>), el tablero protegido (</w:t>
-      </w:r>
+      <w:r/>
       <w:r>
         <w:rPr>
           <w:rFonts w:ascii="Consolas" w:hAnsi="Consolas" w:cs="Consolas"/>
         </w:rPr>
-        <w:t>/</w:t>
       </w:r>
       <w:proofErr w:type="spellStart"/>
       <w:r>
         <w:rPr>
           <w:rFonts w:ascii="Consolas" w:hAnsi="Consolas" w:cs="Consolas"/>
         </w:rPr>
-        <w:t>dashboard</w:t>
       </w:r>
       <w:proofErr w:type="spellEnd"/>
-      <w:r>
-        <w:t>), la página de aceptación (</w:t>
-      </w:r>
+      <w:r/>
       <w:r>
         <w:rPr>
           <w:rFonts w:ascii="Consolas" w:hAnsi="Consolas" w:cs="Consolas"/>
         </w:rPr>
-        <w:t>/aceptar/[</w:t>
       </w:r>
       <w:proofErr w:type="spellStart"/>
       <w:r>
         <w:rPr>
           <w:rFonts w:ascii="Consolas" w:hAnsi="Consolas" w:cs="Consolas"/>
         </w:rPr>
-        <w:t>leadId</w:t>
       </w:r>
       <w:proofErr w:type="spellEnd"/>
       <w:r>
         <w:rPr>
           <w:rFonts w:ascii="Consolas" w:hAnsi="Consolas" w:cs="Consolas"/>
         </w:rPr>
-        <w:t>]</w:t>
-      </w:r>
-      <w:r>
-        <w:t>), los manejadores de confirmación y cierre de sesión (</w:t>
-      </w:r>
+      </w:r>
+      <w:r/>
       <w:r>
         <w:rPr>
           <w:rFonts w:ascii="Consolas" w:hAnsi="Consolas" w:cs="Consolas"/>
         </w:rPr>
-        <w:t>/</w:t>
       </w:r>
       <w:proofErr w:type="spellStart"/>
       <w:r>
         <w:rPr>
           <w:rFonts w:ascii="Consolas" w:hAnsi="Consolas" w:cs="Consolas"/>
         </w:rPr>
-        <w:t>auth</w:t>
       </w:r>
       <w:proofErr w:type="spellEnd"/>
       <w:r>
         <w:rPr>
           <w:rFonts w:ascii="Consolas" w:hAnsi="Consolas" w:cs="Consolas"/>
         </w:rPr>
-        <w:t>/</w:t>
       </w:r>
       <w:proofErr w:type="spellStart"/>
       <w:r>
         <w:rPr>
           <w:rFonts w:ascii="Consolas" w:hAnsi="Consolas" w:cs="Consolas"/>
         </w:rPr>
-        <w:t>confirm</w:t>
       </w:r>
       <w:proofErr w:type="spellEnd"/>
-      <w:r>
-        <w:t xml:space="preserve">, </w:t>
-      </w:r>
+      <w:r/>
       <w:r>
         <w:rPr>
           <w:rFonts w:ascii="Consolas" w:hAnsi="Consolas" w:cs="Consolas"/>
         </w:rPr>
-        <w:t>/</w:t>
       </w:r>
       <w:proofErr w:type="spellStart"/>
       <w:r>
         <w:rPr>
           <w:rFonts w:ascii="Consolas" w:hAnsi="Consolas" w:cs="Consolas"/>
         </w:rPr>
-        <w:t>auth</w:t>
       </w:r>
       <w:proofErr w:type="spellEnd"/>
       <w:r>
         <w:rPr>
           <w:rFonts w:ascii="Consolas" w:hAnsi="Consolas" w:cs="Consolas"/>
         </w:rPr>
-        <w:t>/</w:t>
       </w:r>
       <w:proofErr w:type="spellStart"/>
       <w:r>
         <w:rPr>
           <w:rFonts w:ascii="Consolas" w:hAnsi="Consolas" w:cs="Consolas"/>
         </w:rPr>
-        <w:t>signout</w:t>
       </w:r>
       <w:proofErr w:type="spellEnd"/>
-      <w:r>
-        <w:t>), el tablero de tickets (/dashboard/tickets, correspondiente al módulo fuera de alcance que declara el Anexo B) y las tres páginas de retorno del checkout de MercadoPago (/pago-exitoso, /pago-pendiente y /pago-fallido), que son las back_urls declaradas en la preferencia de pago (§4.3.3).</w:t>
-      </w:r>
+      <w:r/>
     </w:p>
     <w:p>
       <w:pPr>
@@ -7498,26 +7429,20 @@
       <w:proofErr w:type="spellStart"/>
       <w:proofErr w:type="spellEnd"/>
       <w:r>
-        <w:t xml:space="preserve">El componente </w:t>
-      </w:r>
-      <w:r>
-        <w:rPr>
-          <w:rFonts w:ascii="Consolas" w:hAnsi="Consolas"/>
-        </w:rPr>
-        <w:t>lead-form.tsx</w:t>
-      </w:r>
-      <w:r>
-        <w:t xml:space="preserve"> presenta el formulario de captación con los campos nombre, correo, teléfono (opcional), tipo de servicio, urgencia, presupuesto —seleccionado mediante un control deslizante entre 100 y 20.000 dólares— y descripción. El desplegable de servicio ofrece seis opciones: «Desarrollo Web», «Diseño UX/UI», «Marketing Digital», «SEO / Posicionamiento», «Consultoría» y «Otro». La validación se realiza en el cliente y, al enviar, el componente emite una petición HTTP POST al webhook de captación de n8n, cuya dirección base se configura mediante la variable de entorno </w:t>
-      </w:r>
-      <w:r>
-        <w:rPr>
-          <w:rFonts w:ascii="Consolas" w:hAnsi="Consolas"/>
-        </w:rPr>
-        <w:t>NEXT_PUBLIC_N8N_BASE</w:t>
-      </w:r>
-      <w:r>
-        <w:t>. Ante una respuesta satisfactoria se muestra una confirmación; ante un error, un mensaje de alerta. Con esto se satisface el OE1 (Figura 5, véase Anexo A). En §4.3.1 se analizan tres consecuencias de este diseño: el desajuste entre el rango del control deslizante y los tramos de puntaje; el hecho de que cuatro de los nueve valores ponderados del scoring no puedan originarse en este formulario; y, finalmente, el sesgo con que la opción «Otro» penalizaba a los leads que el sistema no supo clasificar. La Figura 17 documenta el comportamiento de esa validación ante una entrada inválida (véase Anexo A).</w:t>
-      </w:r>
+        <w:t>El componente lead-form.tsx presenta el formulario de captación con los campos nombre, correo, teléfono (opcional), tipo de servicio, urgencia, presupuesto —seleccionado mediante un control deslizante entre 100 y 20.000 dólares— y descripción. El desplegable de servicio ofrece seis opciones: «Desarrollo Web», «Diseño UX/UI», «Marketing Digital», «SEO / Posicionamiento», «Consultoría» y «Otro». La validación se realiza en el cliente y, al enviar, el componente emite una petición HTTP POST al webhook de captación de n8n, cuya dirección base se configura mediante la variable de entorno NEXT_PUBLIC_N8N_BASE. Ante una respuesta satisfactoria se muestra una confirmación; ante un error, un mensaje de alerta. Con esto se satisface el OE1 (Figura 5, véase Anexo A). En §4.3.1 se analizan tres consecuencias de este diseño. La primera es el desajuste entre el rango del control deslizante y los tramos de puntaje. La segunda, que cuatro de los nueve valores ponderados del scoring no pueden originarse en este formulario. Y la tercera, el sesgo con que la opción «Otro» penalizaba a los leads que el sistema no supo clasificar. La Figura 17 documenta el comportamiento de esa validación ante una entrada inválida (véase Anexo A).</w:t>
+      </w:r>
+      <w:r>
+        <w:rPr>
+          <w:rFonts w:ascii="Consolas" w:hAnsi="Consolas"/>
+        </w:rPr>
+      </w:r>
+      <w:r/>
+      <w:r>
+        <w:rPr>
+          <w:rFonts w:ascii="Consolas" w:hAnsi="Consolas"/>
+        </w:rPr>
+      </w:r>
+      <w:r/>
     </w:p>
     <w:p>
       <w:pPr>
@@ -7728,7 +7653,7 @@
           <w:b w:val="0"/>
           <w:i w:val="0"/>
         </w:rPr>
-        <w:t>La protección de rutas se resuelve en dos niveles, en un esquema de defensa en profundidad. El primero es el archivo proxy.ts —la convención vigente en Next.js 16, que reemplaza al histórico middleware.ts—, apoyado en el ayudante updateSession del módulo lib/supabase/middleware.ts. En cada petición comprueba si la ruta pertenece al conjunto de rutas protegidas (PROTECTED_ROUTES, que incluye /dashboard) y, mediante getUser —que consulta la sesión vigente contra Supabase—, valida la sesión; si no hay usuario, redirige a /login conservando el destino original en el parámetro redirectTo.</w:t>
+        <w:t>La protección de rutas se resuelve en dos niveles, en un esquema de defensa en profundidad. El primero es el archivo proxy.ts —la convención vigente en Next.js 16, que reemplaza al histórico middleware.ts—, apoyado en el ayudante updateSession del módulo lib/supabase/middleware.ts. En cada petición comprueba si la ruta pertenece al conjunto de rutas protegidas (PROTECTED_ROUTES, que incluye /dashboard) y, mediante getUser —que consulta la sesión vigente contra Supabase—, valida la sesión. Si no hay usuario, redirige a /login conservando el destino original en el parámetro redirectTo.</w:t>
       </w:r>
       <w:r>
         <w:rPr>
@@ -7937,7 +7862,7 @@
           <w:b w:val="0"/>
           <w:i w:val="0"/>
         </w:rPr>
-        <w:t>La conexión con Supabase se estructura en tres clientes especializados. Se trata de un cliente de navegador (</w:t>
+        <w:t>La conexión con Supabase se estructura en tres clientes especializados. Se trata de un cliente de navegador (client.ts), un cliente de servidor que gestiona la sesión mediante cookies (server.ts) y un cliente para la comprobación de sesión en la capa de proxy (middleware.ts). Este último se ejecuta en el entorno de Node.js. Todos comparten un criterio defensivo: si faltan las variables de entorno, devuelven un valor nulo en lugar de interrumpir la construcción de la aplicación, lo que permite desplegar sin configurar y evita caídas del despliegue (RNF3).</w:t>
       </w:r>
       <w:r>
         <w:rPr>
@@ -7945,14 +7870,12 @@
           <w:b w:val="0"/>
           <w:i w:val="0"/>
         </w:rPr>
-        <w:t>client.ts</w:t>
-      </w:r>
-      <w:r>
-        <w:rPr>
-          <w:b w:val="0"/>
-          <w:i w:val="0"/>
-        </w:rPr>
-        <w:t>), un cliente de servidor que gestiona la sesión mediante cookies (</w:t>
+      </w:r>
+      <w:r>
+        <w:rPr>
+          <w:b w:val="0"/>
+          <w:i w:val="0"/>
+        </w:rPr>
       </w:r>
       <w:r>
         <w:rPr>
@@ -7960,14 +7883,12 @@
           <w:b w:val="0"/>
           <w:i w:val="0"/>
         </w:rPr>
-        <w:t>server.ts</w:t>
-      </w:r>
-      <w:r>
-        <w:rPr>
-          <w:b w:val="0"/>
-          <w:i w:val="0"/>
-        </w:rPr>
-        <w:t>) y un cliente para la comprobación de sesión en la capa de proxy (</w:t>
+      </w:r>
+      <w:r>
+        <w:rPr>
+          <w:b w:val="0"/>
+          <w:i w:val="0"/>
+        </w:rPr>
       </w:r>
       <w:r>
         <w:rPr>
@@ -7975,14 +7896,12 @@
           <w:b w:val="0"/>
           <w:i w:val="0"/>
         </w:rPr>
-        <w:t>middleware.ts</w:t>
-      </w:r>
-      <w:r>
-        <w:rPr>
-          <w:b w:val="0"/>
-          <w:i w:val="0"/>
-        </w:rPr>
-        <w:t>), que se ejecuta en el entorno de Node.js. Todos comparten un criterio defensivo: si faltan las variables de entorno, devuelven un valor nulo en lugar de interrumpir la construcción de la aplicación, lo que permite desplegar sin configurar y evita caídas del despliegue (RNF3).</w:t>
+      </w:r>
+      <w:r>
+        <w:rPr>
+          <w:b w:val="0"/>
+          <w:i w:val="0"/>
+        </w:rPr>
       </w:r>
     </w:p>
     <w:p>
@@ -8213,7 +8132,7 @@
           <w:b w:val="0"/>
           <w:i w:val="0"/>
         </w:rPr>
-        <w:t xml:space="preserve">El proceso se dispara con el webhook </w:t>
+        <w:t>El proceso se dispara con el webhook POST /lead/nuevo. El primer nodo, Normalizar Lead, ejecuta código JavaScript que recorta y estandariza los campos: convierte el correo a minúsculas e interpreta el presupuesto como entero. Restringe además la urgencia al conjunto {alta, media, baja} —con media cuando el valor recibido no pertenece a ese conjunto— y traduce el servicio a una lista blanca de nueve valores mediante un mapeo explícito. Aplica tres validaciones mínimas (correo con arroba, nombre de al menos dos caracteres y presupuesto mayor que cero) y, si alguna falla, interrumpe el flujo con un error; en caso contrario, genera un identificador único con el formato LD-&lt;timestamp&gt;-&lt;aleatorio&gt; y trunca la descripción a 2000 caracteres. El lead normalizado se persiste con el nodo Insert Lead en la tabla leads.</w:t>
       </w:r>
       <w:r>
         <w:rPr>
@@ -8221,28 +8140,24 @@
           <w:b w:val="0"/>
           <w:i w:val="0"/>
         </w:rPr>
-        <w:t>POST /lead/nuevo</w:t>
-      </w:r>
-      <w:r>
-        <w:rPr>
-          <w:b w:val="0"/>
-          <w:i w:val="0"/>
-        </w:rPr>
-        <w:t xml:space="preserve">. El primer nodo, </w:t>
+      </w:r>
+      <w:r>
+        <w:rPr>
+          <w:b w:val="0"/>
+          <w:i w:val="0"/>
+        </w:rPr>
       </w:r>
       <w:r>
         <w:rPr>
           <w:b w:val="0"/>
           <w:i/>
         </w:rPr>
-        <w:t>Normalizar Lead</w:t>
-      </w:r>
-      <w:r>
-        <w:rPr>
-          <w:b w:val="0"/>
-          <w:i w:val="0"/>
-        </w:rPr>
-        <w:t xml:space="preserve">, ejecuta código JavaScript que recorta y estandariza los campos: convierte el correo a minúsculas, interpreta el presupuesto como entero, restringe la urgencia al conjunto {alta, media, baja} —con </w:t>
+      </w:r>
+      <w:r>
+        <w:rPr>
+          <w:b w:val="0"/>
+          <w:i w:val="0"/>
+        </w:rPr>
       </w:r>
       <w:r>
         <w:rPr>
@@ -8250,14 +8165,12 @@
           <w:b w:val="0"/>
           <w:i w:val="0"/>
         </w:rPr>
-        <w:t>media</w:t>
-      </w:r>
-      <w:r>
-        <w:rPr>
-          <w:b w:val="0"/>
-          <w:i w:val="0"/>
-        </w:rPr>
-        <w:t xml:space="preserve"> cuando el valor recibido no pertenece a ese conjunto— y traduce el servicio a una lista blanca de nueve valores mediante un mapeo explícito. Aplica tres validaciones mínimas (correo con arroba, nombre de al menos dos caracteres y presupuesto mayor que cero) y, si alguna falla, interrumpe el flujo con un error; en caso contrario, genera un identificador único con el formato </w:t>
+      </w:r>
+      <w:r>
+        <w:rPr>
+          <w:b w:val="0"/>
+          <w:i w:val="0"/>
+        </w:rPr>
       </w:r>
       <w:r>
         <w:rPr>
@@ -8265,28 +8178,24 @@
           <w:b w:val="0"/>
           <w:i w:val="0"/>
         </w:rPr>
-        <w:t>LD-&lt;timestamp&gt;-&lt;aleatorio&gt;</w:t>
-      </w:r>
-      <w:r>
-        <w:rPr>
-          <w:b w:val="0"/>
-          <w:i w:val="0"/>
-        </w:rPr>
-        <w:t xml:space="preserve"> y trunca la descripción a 2000 caracteres. El lead normalizado se persiste con el nodo </w:t>
+      </w:r>
+      <w:r>
+        <w:rPr>
+          <w:b w:val="0"/>
+          <w:i w:val="0"/>
+        </w:rPr>
       </w:r>
       <w:r>
         <w:rPr>
           <w:b w:val="0"/>
           <w:i/>
         </w:rPr>
-        <w:t>Insert Lead</w:t>
-      </w:r>
-      <w:r>
-        <w:rPr>
-          <w:b w:val="0"/>
-          <w:i w:val="0"/>
-        </w:rPr>
-        <w:t xml:space="preserve"> en la tabla </w:t>
+      </w:r>
+      <w:r>
+        <w:rPr>
+          <w:b w:val="0"/>
+          <w:i w:val="0"/>
+        </w:rPr>
       </w:r>
       <w:r>
         <w:rPr>
@@ -8294,14 +8203,12 @@
           <w:b w:val="0"/>
           <w:i w:val="0"/>
         </w:rPr>
-        <w:t>leads</w:t>
-      </w:r>
-      <w:r>
-        <w:rPr>
-          <w:b w:val="0"/>
-          <w:i w:val="0"/>
-        </w:rPr>
-        <w:t>.</w:t>
+      </w:r>
+      <w:r>
+        <w:rPr>
+          <w:b w:val="0"/>
+          <w:i w:val="0"/>
+        </w:rPr>
       </w:r>
     </w:p>
     <w:p>
@@ -9485,7 +9392,7 @@
           <w:i/>
           <w:sz w:val="15"/>
         </w:rPr>
-        <w:t>Nota. Elaboración propia a partir del nodo Code - Scoring del flujo exportado (workflow/crm_postgres.json). Clasificación en niveles: score ≥ 70 → HOT; 40 ≤ score &lt; 70 → WARM; score &lt; 40 → COLD. El puntaje máximo alcanzable es 100. La fila de respaldo (8 puntos) es inalcanzable en el flujo real: el nodo Normalizar Lead traduce todo valor a la lista blanca antes de puntuar, de modo que un servicio que no reconoce recibe la ponderación de consultoria (12 puntos), la misma que la opción «Otro» (§4.3.1). Se la documenta por completitud del nodo de scoring leído de forma aislada.</w:t>
+        <w:t>Nota. Elaboración propia a partir del nodo Code - Scoring del flujo exportado (workflow/crm_postgres.json). Clasificación en niveles: score ≥ 70 → HOT; 40 ≤ score &lt; 70 → WARM; score &lt; 40 → COLD. El puntaje máximo alcanzable es 100. La fila de respaldo (8 puntos) es inalcanzable en el flujo real: el nodo Normalizar Lead traduce todo valor a la lista blanca antes de puntuar. Un servicio que no reconoce recibe, de este modo, la ponderación de consultoria (12 puntos), la misma que la opción «Otro» (§4.3.1). Se la documenta por completitud del nodo de scoring leído de forma aislada.</w:t>
       </w:r>
     </w:p>
     <w:p/>
@@ -9545,7 +9452,7 @@
           <w:b w:val="0"/>
           <w:i w:val="0"/>
         </w:rPr>
-        <w:t>El segundo es que un lead calificado como HOT o WARM quede sin que el profesional envíe la propuesta: el cálculo del puntaje precede a la inserción, de modo que todo lead se persiste ya calificado, pero desde que esa decisión pasó a depender de una acción manual desde el tablero (§4.3.2), el estado NUEVO ya no es solo el punto de partida del ciclo, sino también la sala de espera de toda propuesta pendiente de enviarse. Un proceso programado que detecte leads HOT o WARM sin propuesta enviada con antigüedad superior a un umbral resolvería el caso; se registra en el Capítulo 8. El sistema avisa por Telegram en el momento en que el lead queda a la espera y el tablero lo muestra en primer lugar con su recuento. Sin embargo, si el profesional no actúa, nadie vuelve a insistir: el riesgo de que una oportunidad calificada quede detenida es real y se declara aquí antes que en el capítulo de trabajos futuros.</w:t>
+        <w:t>El segundo es que un lead calificado como HOT o WARM quede sin que el profesional envíe la propuesta: el cálculo del puntaje precede a la inserción, de modo que todo lead se persiste ya calificado. Sin embargo, desde que esa decisión pasó a depender de una acción manual desde el tablero (§4.3.2), el estado NUEVO ya no es solo el punto de partida del ciclo, sino también la sala de espera de toda propuesta pendiente de enviarse. Un proceso programado que detecte leads HOT o WARM sin propuesta enviada con antigüedad superior a un umbral resolvería el caso; se registra en el Capítulo 8. El sistema avisa por Telegram en el momento en que el lead queda a la espera y el tablero lo muestra en primer lugar con su recuento. Sin embargo, si el profesional no actúa, nadie vuelve a insistir: el riesgo de que una oportunidad calificada quede detenida es real y se declara aquí antes que en el capítulo de trabajos futuros.</w:t>
       </w:r>
       <w:r>
         <w:rPr>
@@ -9862,7 +9769,7 @@
       <w:pPr/>
       <w:r>
         <w:rPr/>
-        <w:t>Los términos de la propuesta los fija el profesional. Un diseño alternativo, descartado, consistía en generar y enviar la propuesta automáticamente en cuanto el scoring clasificara al lead como HOT o WARM, tomando el importe de la columna presupuesto, es decir del valor que el propio interesado elige en el control deslizante del formulario público. Ese valor se habría convertido después en el monto de la factura, en el importe del comprobante en PDF y en el precio de la preferencia de cobro de MercadoPago, de modo que el sistema habría comprometido al profesional con un precio que él no fija en ningún punto del recorrido, contradiciendo la condición de la pregunta de investigación de automatizar «sin sacrificar el control del profesional sobre el proceso» (§1.3). El diseño adoptado evita ese resultado mediante el webhook POST /propuesta-enviar, invocado desde el tablero interno con la misma protección que el resto de las acciones internas: el lead calificado permanece en estado NUEVO y aparece en la sección «Propuestas por enviar», donde el profesional carga precio, plazo y alcance. El nodo Guardar Términos aplica una actualización condicional —UPDATE … WHERE estado = 'NUEVO' AND tier IN ('HOT','WARM')— del mismo tipo que la de la aceptación, de modo que repetir la petición no reabre una propuesta ya enviada, y a partir de ahí el flujo continúa por la cadena que ya existía. El presupuesto declarado se conserva intacto: sigue siendo la entrada del scoring y el registro de lo que el cliente dijo estar dispuesto a invertir, y el tablero lo muestra como referencia junto al campo de precio, pero no como valor por omisión.</w:t>
+        <w:t>Los términos de la propuesta los fija el profesional. Un diseño alternativo, descartado, consistía en generar y enviar la propuesta automáticamente en cuanto el scoring clasificara al lead como HOT o WARM, tomando el importe de la columna presupuesto, es decir del valor que el propio interesado elige en el control deslizante del formulario público. Ese valor se habría convertido después en el monto de la factura, en el importe del comprobante en PDF y en el precio de la preferencia de cobro de MercadoPago. De ese modo, el sistema habría comprometido al profesional con un precio que él no fija en ningún punto del recorrido, contradiciendo la condición de la pregunta de investigación de automatizar «sin sacrificar el control del profesional sobre el proceso» (§1.3). El diseño adoptado evita ese resultado mediante el webhook POST /propuesta-enviar, invocado desde el tablero interno con la misma protección que el resto de las acciones internas: el lead calificado permanece en estado NUEVO y aparece en la sección «Propuestas por enviar». Ahí el profesional carga precio, plazo y alcance. El nodo Guardar Términos aplica una actualización condicional —UPDATE … WHERE estado = 'NUEVO' AND tier IN ('HOT','WARM')— del mismo tipo que la de la aceptación, de modo que repetir la petición no reabre una propuesta ya enviada. A partir de ahí, el flujo continúa por la cadena que ya existía. El presupuesto declarado se conserva intacto: sigue siendo la entrada del scoring y el registro de lo que el cliente dijo estar dispuesto a invertir, y el tablero lo muestra como referencia junto al campo de precio, pero no como valor por omisión.</w:t>
       </w:r>
     </w:p>
     <w:p>
@@ -9880,7 +9787,7 @@
       <w:proofErr w:type="spellEnd"/>
       <w:r>
         <w:rPr/>
-        <w:t>Enviada la propuesta, el webhook /lead-acepta recibe el identificador del lead y el token. El nodo Validar Token comprueba la presencia de ambos parámetros y el nodo Buscar Lead consulta la tabla leads por identificador y por token de aceptación (accept_token), interpretado como valor de tipo UUID. Si el lead es válido, el nodo Marcar Aceptado lo actualiza al estado ACEPTADO y registra la fecha de aceptación; en caso contrario, se responde que el enlace ya fue procesado o es inválido, lo que impide la reutilización del token (OE3, RNF2). A partir de la aceptación, el flujo genera la página de confirmación que ve el cliente y, en paralelo, produce la factura en HTML, la convierte a PDF mediante el servicio Gotenberg (Figura 15, véase Anexo A), la envía por correo, la persiste con Insert Factura en la tabla facturas y actualiza el lead al estado FACTURADO. El evento se notifica por Telegram y se registra en Notion mediante peticiones HTTP a su API (Figura 9, véase Anexo A).</w:t>
+        <w:t>Enviada la propuesta, el webhook /lead-acepta recibe el identificador del lead y el token. El nodo Validar Token comprueba la presencia de ambos parámetros y el nodo Buscar Lead consulta la tabla leads por identificador y por token de aceptación (accept_token), interpretado como valor de tipo UUID. Si el lead es válido, el nodo Marcar Aceptado lo actualiza al estado ACEPTADO y registra la fecha de aceptación; en caso contrario, se responde que el enlace ya fue procesado o es inválido, lo que impide la reutilización del token (OE3, RNF2). A partir de la aceptación, el flujo genera la página de confirmación que ve el cliente y, en paralelo, produce la factura en HTML, la convierte a PDF mediante el servicio Gotenberg (Figura 15, véase Anexo A) y la envía por correo. Persiste la factura con Insert Factura en la tabla facturas y actualiza el lead al estado FACTURADO. El evento se notifica por Telegram y se registra en Notion mediante peticiones HTTP a su API (Figura 9, véase Anexo A).</w:t>
       </w:r>
     </w:p>
     <w:p>
@@ -10064,14 +9971,13 @@
           <w:b/>
           <w:i w:val="0"/>
         </w:rPr>
-        <w:t>Frontera transaccional.</w:t>
-      </w:r>
-      <w:r>
-        <w:rPr>
-          <w:b w:val="0"/>
-          <w:i w:val="0"/>
-        </w:rPr>
-        <w:t xml:space="preserve"> Esa atomicidad se limita, sin embargo, a un único nodo. Entre la transición a ACEPTADO y la persistencia de la factura median cuatro operaciones sobre servicios externos: la generación del HTML, la conversión a PDF por Gotenberg, el envío por correo y la inserción en la tabla </w:t>
+        <w:t>Frontera transaccional. Esa atomicidad se limita, sin embargo, a un único nodo. Entre la transición a ACEPTADO y la persistencia de la factura median cuatro operaciones sobre servicios externos: la generación del HTML, la conversión a PDF por Gotenberg, el envío por correo y la inserción en la tabla facturas. Ninguna de ellas participa de la transacción. Una falla intermedia deja el lead en ACEPTADO sin factura emitida y, por construcción del propio mecanismo de idempotencia, un reintento del cliente se deriva al nodo de operación nula: el resultado es una factura perdida sin recuperación automática. El sistema no implementa saga, compensación, reintento con retroceso exponencial ni cola de mensajes muertos; §4.3.6 solo prevé registrar el error y notificarlo por Telegram. La mitigación mínima —un proceso programado que detecte leads en ACEPTADO sin factura asociada y reintente la facturación de forma idempotente— se implementó el 27 de agosto de 2026 y se describe en §4.3.5. Conviene ser preciso sobre lo que cierra y lo que no: repara después de la falla en lugar de evitarla, de modo que la frontera transaccional sigue sin existir y la inconsistencia dura hasta media hora. Además, reemite el comprobante sin reenviar el correo con el PDF, que queda a cargo del proceso de recordatorios de pago en su siguiente pasada o del profesional, avisado por Telegram. La Figura 2 representa la secuencia completa y delimita el alcance de la transacción. El correo con el que la factura llega al cliente y el comprobante en PDF que lleva adjunto se reproducen en las Figuras 14 y 15 (véase Anexo A).</w:t>
+      </w:r>
+      <w:r>
+        <w:rPr>
+          <w:b w:val="0"/>
+          <w:i w:val="0"/>
+        </w:rPr>
       </w:r>
       <w:r>
         <w:rPr>
@@ -10079,21 +9985,18 @@
           <w:b w:val="0"/>
           <w:i w:val="0"/>
         </w:rPr>
-        <w:t>facturas</w:t>
-      </w:r>
-      <w:r>
-        <w:rPr>
-          <w:b w:val="0"/>
-          <w:i w:val="0"/>
-        </w:rPr>
-        <w:t>. Ninguna de ellas participa de la transacción. Una falla intermedia deja el lead en ACEPTADO sin factura emitida y, por construcción del propio mecanismo de idempotencia, un reintento del cliente se deriva al nodo de operación nula: el resultado es una factura perdida sin recuperación automática. El sistema no implementa saga, compensación, reintento con retroceso exponencial ni cola de mensajes muertos; §4.3.6 solo prevé registrar el error y notificarlo por Telegram. La mitigación mínima —un proceso programado que detecte leads en ACEPTADO sin factura asociada y reintente la facturación de forma idempotente— se implementó el 27 de agosto de 2026 y se describe en §4.3.5. Conviene ser preciso sobre lo que cierra y lo que no: repara después de la falla en lugar de evitarla, de modo que la frontera transaccional sigue sin existir y la inconsistencia dura hasta media hora; y reemite el comprobante sin reenviar el correo con el PDF, que queda a cargo del proceso de recordatorios de pago en su siguiente pasada o del profesional, avisado por Telegram. La Figura 2 representa la secuencia completa y delimita el alcance de la transacción.</w:t>
-      </w:r>
-      <w:r>
-        <w:rPr>
-          <w:b w:val="0"/>
-          <w:i w:val="0"/>
-        </w:rPr>
-        <w:t xml:space="preserve"> El correo con el que la factura llega al cliente y el comprobante en PDF que lleva adjunto se reproducen en las Figuras 14 y 15 (véase Anexo A).</w:t>
+      </w:r>
+      <w:r>
+        <w:rPr>
+          <w:b w:val="0"/>
+          <w:i w:val="0"/>
+        </w:rPr>
+      </w:r>
+      <w:r>
+        <w:rPr>
+          <w:b w:val="0"/>
+          <w:i w:val="0"/>
+        </w:rPr>
       </w:r>
     </w:p>
     <w:p>
@@ -10528,7 +10431,7 @@
           <w:b/>
           <w:i w:val="0"/>
         </w:rPr>
-        <w:t>Reconciliación de facturas (cada 30 minutos). Cierra la deuda S5 de la Tabla 11. Busca el lead más antiguo en estado ACEPTADO que no tenga factura asociada y cuya aceptación date de hace más de RECONCILIACION_GRACIA_MINUTOS —quince por defecto, para no pisar una aceptación todavía en curso—, y emite el comprobante que la cadena de facturación no llegó a persistir. Trabaja de a un lead por corrida, la misma unidad sobre la que razona la cadena de facturación normal. La emisión es idempotente por dos vías independientes: la inserción está condicionada a que no exista ya una factura para ese lead, y el identificador de la factura se deriva del propio lead, de modo que una segunda corrida chocaría además contra la restricción de unicidad. La factura recuperada no es de segunda categoría: nace PENDIENTE, lleva el precio que el profesional comprometió y el mismo enlace de pago que habría tenido de emitirse a tiempo, con lo que entra al proceso de recordatorios descrito más arriba. El proceso no depende del correo, y por eso sobrevive a una credencial de Gmail vencida: persiste, marca el lead como FACTURADO y avisa al profesional por Telegram.</w:t>
+        <w:t>Reconciliación de facturas (cada 30 minutos). Cierra la deuda S5 de la Tabla 11. Busca el lead más antiguo en estado ACEPTADO que no tenga factura asociada y cuya aceptación date de hace más de RECONCILIACION_GRACIA_MINUTOS —quince por defecto, para no pisar una aceptación todavía en curso—. Emite el comprobante que la cadena de facturación no llegó a persistir. Trabaja de a un lead por corrida, la misma unidad sobre la que razona la cadena de facturación normal. La emisión es idempotente por dos vías independientes: la inserción está condicionada a que no exista ya una factura para ese lead, y el identificador de la factura se deriva del propio lead, de modo que una segunda corrida chocaría además contra la restricción de unicidad. La factura recuperada no es de segunda categoría: nace PENDIENTE, lleva el precio que el profesional comprometió y el mismo enlace de pago que habría tenido de emitirse a tiempo, con lo que entra al proceso de recordatorios descrito más arriba. El proceso no depende del correo, y por eso sobrevive a una credencial de Gmail vencida: persiste, marca el lead como FACTURADO y avisa al profesional por Telegram.</w:t>
       </w:r>
     </w:p>
     <w:p>
@@ -20178,43 +20081,33 @@
     </w:p>
     <w:p>
       <w:r>
-        <w:t xml:space="preserve">Se destacan tres decisiones. Primera, el </w:t>
+        <w:t>Se destacan tres decisiones. Primera, el patrón de tres clientes de Supabase, que separa las responsabilidades de navegador, servidor y capa de proxy —esta última también en el entorno de Node.js, no en el borde (§4.2.3)—. Esto está en línea con el modelo de renderizado híbrido de Next.js. Segunda, la degradación defensiva ante la ausencia de variables de entorno, que privilegia la resiliencia del despliegue. Tercera, la elección de tiempo real por suscripción frente al sondeo periódico para el tablero, que reduce la latencia de actualización y el consumo innecesario de recursos.</w:t>
       </w:r>
       <w:r>
         <w:rPr>
           <w:b/>
         </w:rPr>
-        <w:t xml:space="preserve">patrón de tres clientes de </w:t>
       </w:r>
       <w:proofErr w:type="spellStart"/>
       <w:r>
         <w:rPr>
           <w:b/>
         </w:rPr>
-        <w:t>Supabase</w:t>
       </w:r>
       <w:proofErr w:type="spellEnd"/>
-      <w:r>
-        <w:t xml:space="preserve">, que separa las responsabilidades de navegador, servidor y capa de proxy —esta última también en el entorno de Node.js, no en el borde (§4.2.3)—, en línea con el modelo de renderizado híbrido de Next.js. Segunda, la </w:t>
-      </w:r>
+      <w:r/>
       <w:r>
         <w:rPr>
           <w:b/>
         </w:rPr>
-        <w:t>degradación defensiva</w:t>
-      </w:r>
-      <w:r>
-        <w:t xml:space="preserve"> ante la ausencia de variables de entorno, que privilegia la resiliencia del despliegue. Tercera, la elección de </w:t>
-      </w:r>
+      </w:r>
+      <w:r/>
       <w:r>
         <w:rPr>
           <w:b/>
         </w:rPr>
-        <w:t>tiempo real por suscripción</w:t>
-      </w:r>
-      <w:r>
-        <w:t xml:space="preserve"> frente al sondeo periódico para el tablero, que reduce la latencia de actualización y el consumo innecesario de recursos.</w:t>
-      </w:r>
+      </w:r>
+      <w:r/>
     </w:p>
     <w:p>
       <w:pPr>
@@ -22493,7 +22386,7 @@
       <w:proofErr w:type="spellStart"/>
       <w:proofErr w:type="spellEnd"/>
       <w:r>
-        <w:t>El escenario E14 merece una explicación aparte, porque su ejecución siguió un camino distinto del resto. El 27 de agosto de 2026 se intentó activar credenciales de prueba en el panel de desarrolladores de MercadoPago para la aplicación registrada del proyecto. La activación falló de forma consistente con un error 422 del propio backend del proveedor (endpoint interno testUserAutomation/create), sin devolver un motivo específico. Se descartó que fuera un problema de la cuenta o de la aplicación: el mismo error se reprodujo creando una cuenta de prueba vendedor nueva y probando desde la cuenta de un tercero independiente, y el patrón —una falla intermitente de la activación de usuarios de prueba en el entorno de sandbox— está documentado en reportes de otros desarrolladores en foros públicos de MercadoPago. La causa es, por lo tanto, del proveedor y no del artefacto.</w:t>
+        <w:t>El escenario E14 merece una explicación aparte, porque su ejecución siguió un camino distinto del resto. El 27 de agosto de 2026 se intentó activar credenciales de prueba en el panel de desarrolladores de MercadoPago para la aplicación registrada del proyecto. La activación falló de forma consistente con un error 422 del propio backend del proveedor (endpoint interno testUserAutomation/create), sin devolver un motivo específico. Se descartó que fuera un problema de la cuenta o de la aplicación: el mismo error se reprodujo creando una cuenta de prueba vendedor nueva y probando desde la cuenta de un tercero independiente. El patrón —una falla intermitente de la activación de usuarios de prueba en el entorno de sandbox— está documentado en reportes de otros desarrolladores en foros públicos de MercadoPago. La causa es, por lo tanto, del proveedor y no del artefacto.</w:t>
       </w:r>
     </w:p>
     <w:p>
@@ -24146,7 +24039,7 @@
         <w:rPr>
           <w:b/>
         </w:rPr>
-        <w:t>El sistema tenía deudas de seguridad conocidas; cuatro se cerraron o se mitigaron en el camino y las demás siguen abiertas. La Tabla 11 las enumera. La primera, por su consecuencia de negocio, era que el modo de desarrollo del webhook de pago seguía siendo alcanzable incluso con MercadoPago real configurado: permitía confirmar una factura como cobrada sin pago real de por medio (S2). Se cerró el 23-ago-2026 agregando una verificación que rechaza esa vía en cuanto hay credenciales de MercadoPago activas. La segunda fue el incidente de credenciales de Supabase (S7, §6.3), cerrado el 27-ago-2026 con la rotación de la service_role key y la deshabilitación de las claves JWT legacy. Las otras dos se cerraron el mismo 27 de agosto, y son las dos que la propia tabla declaraba junto con su remedio: la captación dejó de admitir envíos duplicados —deduplicación por correo dentro de una ventana configurable, más el bloqueo del envío en el formulario (S6)—, y la facturación dejó de perder comprobantes ante una falla intermedia, gracias a un proceso programado de reconciliación idempotente (S5). De esta última queda pendiente la frontera transaccional propiamente dicha, porque lo incorporado repara después de la falla en vez de evitarla. La deuda más amplia sigue abierta, aunque se redujo: seis de los trece webhooks no autentican el origen de la invocación. La proporción mejoró en el camino: el cierre de proyecto y el envío de la propuesta pasaron a ser acciones del tablero y adoptaron el Header Auth del resto del panel. Esta última no impide la demostración de viabilidad técnica, pero sí impide el uso con clientes reales.</w:t>
+        <w:t>El sistema tenía deudas de seguridad conocidas; cuatro se cerraron o se mitigaron en el camino y las demás siguen abiertas. La Tabla 11 las enumera. La primera, por su consecuencia de negocio, era que el modo de desarrollo del webhook de pago seguía siendo alcanzable incluso con MercadoPago real configurado: permitía confirmar una factura como cobrada sin pago real de por medio (S2). Se cerró el 23-ago-2026 agregando una verificación que rechaza esa vía en cuanto hay credenciales de MercadoPago activas. La segunda fue el incidente de credenciales de Supabase (S7, §6.3), cerrado el 27-ago-2026 con la rotación de la service_role key y la deshabilitación de las claves JWT legacy. Las otras dos se cerraron el mismo 27 de agosto, y son las dos que la propia tabla declaraba junto con su remedio: la captación dejó de admitir envíos duplicados —deduplicación por correo dentro de una ventana configurable, más el bloqueo del envío en el formulario (S6)—. Además, la facturación dejó de perder comprobantes ante una falla intermedia, gracias a un proceso programado de reconciliación idempotente (S5). De esta última queda pendiente la frontera transaccional propiamente dicha, porque lo incorporado repara después de la falla en vez de evitarla. La deuda más amplia sigue abierta, aunque se redujo: seis de los trece webhooks no autentican el origen de la invocación. La proporción mejoró en el camino: el cierre de proyecto y el envío de la propuesta pasaron a ser acciones del tablero y adoptaron el Header Auth del resto del panel. Esta última no impide la demostración de viabilidad técnica, pero sí impide el uso con clientes reales.</w:t>
       </w:r>
     </w:p>
     <w:p>
@@ -24157,7 +24050,7 @@
         <w:rPr>
           <w:b/>
         </w:rPr>
-        <w:t>El sistema opera fuera de dos marcos normativos aplicables. El comprobante que genera no cumple los requisitos del régimen de facturación electrónica argentino y el tratamiento de datos de contacto de personas identificables no contempla la Ley 25.326; la transferencia de esos datos a encargados domiciliados en países que la Disposición 60-E/2016 no reconoce como de protección adecuada agrega, sobre lo anterior, el régimen del art. 12 de esa ley (§2.9 y §1.7). Ambas dimensiones son directamente aplicables al artefacto y su omisión es una limitación del trabajo, no una decisión de alcance neutra: acota su validez a un entorno de prueba con datos ficticios y excluye la operación con clientes reales hasta que se satisfagan.</w:t>
+        <w:t>El sistema opera fuera de dos marcos normativos aplicables. El comprobante que genera no cumple los requisitos del régimen de facturación electrónica argentino y el tratamiento de datos de contacto de personas identificables no contempla la Ley 25.326. A eso se suma que la transferencia de esos datos a encargados domiciliados en países que la Disposición 60-E/2016 no reconoce como de protección adecuada agrega el régimen del art. 12 de esa ley (§2.9 y §1.7). Ambas dimensiones son directamente aplicables al artefacto y su omisión es una limitación del trabajo, no una decisión de alcance neutra: acota su validez a un entorno de prueba con datos ficticios y excluye la operación con clientes reales hasta que se satisfagan.</w:t>
       </w:r>
     </w:p>
     <w:p>
@@ -24405,16 +24298,13 @@
         <w:rPr>
           <w:b/>
         </w:rPr>
-        <w:t>OE5.</w:t>
-      </w:r>
-      <w:r>
-        <w:t xml:space="preserve"> Se incorporaron los procesos programados de seguimiento, recordatorio de pago y reporte diario. </w:t>
-      </w:r>
+        <w:t>OE5. Se incorporaron los procesos programados de seguimiento, recordatorio de pago y reporte diario. Cumplido. El seguimiento y los recordatorios de pago se ejercitaron manualmente el 23-ago-2026 (E11, E12), lo que reveló y permitió corregir tres defectos reales. El reporte diario (E13) se ejecutó el 28-ago-2026 contra el sistema real: la API de Telegram confirmó la entrega (ok = true, message_id = 594) y los indicadores del mensaje coinciden con los de la vista metrics_mensuales (Capítulo 5). Subsiste, dentro de los dos primeros, la cobertura parcial que declaran los requisitos RF8 y RF9: la transición a PERDIDO del tercer seguimiento y el escalón RECORDATORIO de los vencimientos no se ejercitaron por falta de datos de prueba en ese rango.</w:t>
+      </w:r>
+      <w:r/>
       <w:r>
         <w:rPr>
           <w:b/>
         </w:rPr>
-        <w:t>Cumplido. El seguimiento y los recordatorios de pago se ejercitaron manualmente el 23-ago-2026 (E11, E12), lo que reveló y permitió corregir tres defectos reales, y el reporte diario (E13) se ejecutó el 28-ago-2026 contra el sistema real: la API de Telegram confirmó la entrega (ok = true, message_id = 594) y los indicadores del mensaje coinciden con los de la vista metrics_mensuales (Capítulo 5). Subsiste, dentro de los dos primeros, la cobertura parcial que declaran los requisitos RF8 y RF9: la transición a PERDIDO del tercer seguimiento y el escalón RECORDATORIO de los vencimientos no se ejercitaron por falta de datos de prueba en ese rango.</w:t>
       </w:r>
     </w:p>
     <w:p>
@@ -24696,7 +24586,7 @@
         <w:rPr>
           <w:b/>
         </w:rPr>
-        <w:t>5. Completar el cumplimiento normativo. Es condición previa a operar con clientes reales, no una mejora opcional (§2.9). En materia de datos personales: incorporar al formulario el aviso del art. 6 de la Ley 25.326 —finalidad, destinatarios, identidad del responsable, carácter de cada respuesta y derechos de acceso, rectificación y supresión— con consentimiento expreso y separado para la cesión a terceros (art. 11) y para la transferencia internacional (art. 12), o bien suscribir las cláusulas contractuales tipo de la Disposición 60-E/2016 con cada encargado domiciliado fuera de los países de protección adecuada; definir una política de retención que opere la supresión que exige el art. 4.7; e inscribir la base ante la Agencia de Acceso a la Información Pública (art. 21). En materia fiscal: integrar el servicio web de ARCA para solicitar el CAE de cada comprobante y completar CUIT, punto de venta, tipo de comprobante y numeración correlativa, de modo que el documento deje de ser un comprobante interno y pase a tener validez fiscal.</w:t>
+        <w:t>5. Completar el cumplimiento normativo. Es condición previa a operar con clientes reales, no una mejora opcional (§2.9). En materia de datos personales, corresponde incorporar al formulario el aviso del art. 6 de la Ley 25.326 —finalidad, destinatarios, identidad del responsable, carácter de cada respuesta y derechos de acceso, rectificación y supresión— con consentimiento expreso y separado para la cesión a terceros (art. 11) y para la transferencia internacional (art. 12), o bien suscribir las cláusulas contractuales tipo de la Disposición 60-E/2016 con cada encargado domiciliado fuera de los países de protección adecuada. Falta además definir una política de retención que opere la supresión que exige el art. 4.7, e inscribir la base ante la Agencia de Acceso a la Información Pública (art. 21). En materia fiscal: integrar el servicio web de ARCA para solicitar el CAE de cada comprobante y completar CUIT, punto de venta, tipo de comprobante y numeración correlativa, de modo que el documento deje de ser un comprobante interno y pase a tener validez fiscal.</w:t>
       </w:r>
     </w:p>
     <w:p>
@@ -24705,7 +24595,7 @@
         <w:rPr>
           <w:b/>
         </w:rPr>
-        <w:t>6. Cerrar lo que queda de la integración de pagos. La pasarela de pago real ya está integrada (MercadoPago, §4.3.3) y su rama de cobro está verificada contra un doble de prueba (escenario E14). Quedan tres tareas: repetir esa verificación contra el servicio real cuando la activación de credenciales de prueba del proveedor vuelva a estar disponible, que es lo único que la corrida actual no puede acreditar; habilitar por defecto la validación de firma del webhook (MP_WEBHOOK_SECRET), hoy opcional; y evaluar el split de pagos vía la API de Marketplace de MercadoPago cuando el sistema pase a operar con más de un profesional cobrando a cuentas distintas (§4.5).</w:t>
+        <w:t>6. Cerrar lo que queda de la integración de pagos. La pasarela de pago real ya está integrada (MercadoPago, §4.3.3) y su rama de cobro está verificada contra un doble de prueba (escenario E14). Quedan tres tareas. La primera es repetir esa verificación contra el servicio real cuando la activación de credenciales de prueba del proveedor vuelva a estar disponible, que es lo único que la corrida actual no puede acreditar. Las otras dos son habilitar por defecto la validación de firma del webhook (MP_WEBHOOK_SECRET), hoy opcional, y evaluar el split de pagos vía la API de Marketplace de MercadoPago cuando el sistema pase a operar con más de un profesional cobrando a cuentas distintas (§4.5).</w:t>
       </w:r>
     </w:p>
     <w:p>

--- a/FormularioLeads/tesis.docx
+++ b/FormularioLeads/tesis.docx
@@ -26872,7 +26872,7 @@
       <w:r>
         <w:drawing>
           <wp:inline xmlns:a="http://schemas.openxmlformats.org/drawingml/2006/main" xmlns:pic="http://schemas.openxmlformats.org/drawingml/2006/picture">
-            <wp:extent cx="4754880" cy="2502568"/>
+            <wp:extent cx="4754880" cy="1768033"/>
             <wp:docPr id="47" name="Picture 47"/>
             <wp:cNvGraphicFramePr>
               <a:graphicFrameLocks noChangeAspect="1"/>
@@ -26893,7 +26893,7 @@
                   <pic:spPr>
                     <a:xfrm>
                       <a:off x="0" y="0"/>
-                      <a:ext cx="4754880" cy="2502568"/>
+                      <a:ext cx="4754880" cy="1768033"/>
                     </a:xfrm>
                     <a:prstGeom prst="rect"/>
                   </pic:spPr>

--- a/FormularioLeads/tesis.docx
+++ b/FormularioLeads/tesis.docx
@@ -2252,7 +2252,7 @@
     </w:p>
     <w:p>
       <w:r>
-        <w:t>Este capítulo presenta los fundamentos conceptuales y tecnológicos sobre los que se apoya la solución, y define de manera operativa los términos clave que se emplean en el resto del documento.</w:t>
+        <w:t>Este capítulo presenta los fundamentos conceptuales y tecnológicos sobre los que se apoya la solución, y define de manera operativa los términos clave que se emplean en el resto del documento. Los apartados 2.1 a 2.6 desarrollan ese marco conceptual. Los apartados 2.7 y 2.8 cumplen una función distinta: situar el trabajo frente a las soluciones que ya atienden el mismo problema y justificar la decisión de construir una propia. El apartado 2.9, por último, delimita el encuadre normativo que alcanza a lo que el sistema efectivamente hace.</w:t>
       </w:r>
     </w:p>
     <w:p>
